--- a/発表要旨_WEG詳細.docx
+++ b/発表要旨_WEG詳細.docx
@@ -4,13 +4,13 @@
   <w:body>
     <w:p>
       <w:pPr>
-        <w:spacing w:before="0" w:after="20"/>
+        <w:spacing w:before="0" w:after="40"/>
       </w:pPr>
       <w:r>
         <w:rPr>
           <w:rFonts w:ascii="MS Gothic" w:hAnsi="MS Gothic" w:eastAsia="MS Gothic"/>
           <w:b w:val="0"/>
-          <w:color w:val="505050"/>
+          <w:color w:val="000000"/>
           <w:sz w:val="18"/>
         </w:rPr>
         <w:t>2026/XX/XX　雑誌会_B4　山道大誠</w:t>
@@ -18,16 +18,13 @@
     </w:p>
     <w:p>
       <w:pPr>
-        <w:spacing w:before="0" w:after="20"/>
-        <w:pBdr>
-          <w:bottom w:val="single" w:sz="6" w:space="1" w:color="1E3A8A"/>
-        </w:pBdr>
+        <w:spacing w:before="0" w:after="40"/>
       </w:pPr>
       <w:r>
         <w:rPr>
           <w:rFonts w:ascii="MS Gothic" w:hAnsi="MS Gothic" w:eastAsia="MS Gothic"/>
           <w:b/>
-          <w:color w:val="1E293B"/>
+          <w:color w:val="000000"/>
           <w:sz w:val="36"/>
         </w:rPr>
         <w:t>ADVANCED MATERIALS</w:t>
@@ -35,49 +32,41 @@
     </w:p>
     <w:p>
       <w:pPr>
-        <w:spacing w:before="40" w:after="20" w:lineRule="exact" w:line="260"/>
+        <w:spacing w:before="0" w:after="20" w:lineRule="exact" w:line="280"/>
       </w:pPr>
       <w:r>
         <w:rPr>
           <w:rFonts w:ascii="MS Gothic" w:hAnsi="MS Gothic" w:eastAsia="MS Gothic"/>
-          <w:b w:val="0"/>
-          <w:color w:val="1E56A0"/>
-          <w:sz w:val="19"/>
+          <w:b/>
+          <w:color w:val="000000"/>
+          <w:sz w:val="20"/>
         </w:rPr>
         <w:t>Water-Enhancing Gels that Form Heat-Activated Silica Aerogels to Protect Critical Infrastructure from Catastrophic Wildfires</w:t>
       </w:r>
     </w:p>
     <w:p>
       <w:pPr>
-        <w:spacing w:before="20" w:after="20" w:lineRule="exact" w:line="240"/>
+        <w:spacing w:before="20" w:after="0" w:lineRule="exact" w:line="260"/>
       </w:pPr>
       <w:r>
         <w:rPr>
           <w:rFonts w:ascii="MS Gothic" w:hAnsi="MS Gothic" w:eastAsia="MS Gothic"/>
           <w:b w:val="0"/>
+          <w:color w:val="000000"/>
           <w:sz w:val="18"/>
         </w:rPr>
-        <w:t xml:space="preserve">著者：（　　　　　　　　　　　　　　　　　　　　　）  </w:t>
-      </w:r>
-      <w:r>
-        <w:rPr>
-          <w:rFonts w:ascii="MS Gothic" w:hAnsi="MS Gothic" w:eastAsia="MS Gothic"/>
-          <w:b w:val="0"/>
-          <w:color w:val="1E293B"/>
-          <w:sz w:val="18"/>
-        </w:rPr>
-        <w:t>Adv. Mater. 2024, （巻）, （ページ）</w:t>
+        <w:t>著者：（　　　　　　　　　　　　　　　　　　　　　）  Adv. Mater. 2024, （巻）, （ページ）</w:t>
       </w:r>
     </w:p>
     <w:p>
       <w:pPr>
-        <w:spacing w:before="0" w:after="60"/>
+        <w:spacing w:before="0" w:after="80" w:lineRule="exact" w:line="260"/>
       </w:pPr>
       <w:r>
         <w:rPr>
           <w:rFonts w:ascii="MS Gothic" w:hAnsi="MS Gothic" w:eastAsia="MS Gothic"/>
           <w:b w:val="0"/>
-          <w:color w:val="1E293B"/>
+          <w:color w:val="000000"/>
           <w:sz w:val="18"/>
         </w:rPr>
         <w:t>DOI: （要確認）</w:t>
@@ -85,30 +74,28 @@
     </w:p>
     <w:p>
       <w:pPr>
-        <w:spacing w:before="120" w:after="40"/>
-        <w:shd w:val="clear" w:color="auto" w:fill="1F2937"/>
-        <w:jc w:val="left"/>
+        <w:spacing w:before="160" w:after="40"/>
       </w:pPr>
       <w:r>
         <w:rPr>
           <w:rFonts w:ascii="MS Gothic" w:hAnsi="MS Gothic" w:eastAsia="MS Gothic"/>
           <w:b/>
-          <w:color w:val="FFFFFF"/>
+          <w:color w:val="000000"/>
           <w:sz w:val="22"/>
         </w:rPr>
-        <w:t xml:space="preserve">　【論文の選定理由】　</w:t>
+        <w:t>【論文の選定理由】</w:t>
       </w:r>
     </w:p>
     <w:p>
       <w:pPr>
-        <w:spacing w:before="0" w:after="20" w:lineRule="exact" w:line="270"/>
-        <w:ind w:firstLine="283"/>
+        <w:spacing w:before="0" w:after="40" w:lineRule="exact" w:line="280"/>
+        <w:ind w:firstLine="227"/>
       </w:pPr>
       <w:r>
         <w:rPr>
           <w:rFonts w:ascii="MS Gothic" w:hAnsi="MS Gothic" w:eastAsia="MS Gothic"/>
           <w:b w:val="0"/>
-          <w:color w:val="1E293B"/>
+          <w:color w:val="000000"/>
           <w:sz w:val="19"/>
         </w:rPr>
         <w:t>自身もハイドロゲルを用いた研究を行っており、本論文のゲルが示すせん断希薄化・降伏応力（静的・動的）・自己修復性といったレオロジー特性が、自身が扱う材料系と類似していたため。また、本研究は基礎的な物性評価にとどまらず製品化（実用化）を見据えた研究であり、市販の水強化ゲル製品（AquaGel-K）など既存製品との定量的な比較を行っている点、および界面活性剤添加のネガティブ結果を正直に提示している点が科学的に興味深かったため。</w:t>
@@ -116,30 +103,28 @@
     </w:p>
     <w:p>
       <w:pPr>
-        <w:spacing w:before="120" w:after="40"/>
-        <w:shd w:val="clear" w:color="auto" w:fill="1F2937"/>
-        <w:jc w:val="left"/>
+        <w:spacing w:before="160" w:after="40"/>
       </w:pPr>
       <w:r>
         <w:rPr>
           <w:rFonts w:ascii="MS Gothic" w:hAnsi="MS Gothic" w:eastAsia="MS Gothic"/>
           <w:b/>
-          <w:color w:val="FFFFFF"/>
+          <w:color w:val="000000"/>
           <w:sz w:val="22"/>
         </w:rPr>
-        <w:t xml:space="preserve">　【緒言】　</w:t>
+        <w:t>【緒言】</w:t>
       </w:r>
     </w:p>
     <w:p>
       <w:pPr>
-        <w:spacing w:before="0" w:after="20" w:lineRule="exact" w:line="270"/>
-        <w:ind w:firstLine="283"/>
+        <w:spacing w:before="0" w:after="40" w:lineRule="exact" w:line="280"/>
+        <w:ind w:firstLine="227"/>
       </w:pPr>
       <w:r>
         <w:rPr>
           <w:rFonts w:ascii="MS Gothic" w:hAnsi="MS Gothic" w:eastAsia="MS Gothic"/>
           <w:b w:val="0"/>
-          <w:color w:val="1E293B"/>
+          <w:color w:val="000000"/>
           <w:sz w:val="19"/>
         </w:rPr>
         <w:t>大規模な山火事は過去30年でおよそ5倍に増加し、世界の年間焼失面積は約400万 km² 規模に達している。特に米国では、森林と都市が接する境界地帯（WUI: Wildland-Urban Interface）に約4500万人が居住しており、極めて高いリスクにさらされている。気候変動によって乾燥・強風の期間が長期化し、従来の消火戦略では対応が追いつかなくなっていることが本研究の出発点である。</w:t>
@@ -147,14 +132,14 @@
     </w:p>
     <w:p>
       <w:pPr>
-        <w:spacing w:before="0" w:after="20" w:lineRule="exact" w:line="270"/>
-        <w:ind w:firstLine="283"/>
+        <w:spacing w:before="0" w:after="40" w:lineRule="exact" w:line="280"/>
+        <w:ind w:firstLine="227"/>
       </w:pPr>
       <w:r>
         <w:rPr>
           <w:rFonts w:ascii="MS Gothic" w:hAnsi="MS Gothic" w:eastAsia="MS Gothic"/>
           <w:b w:val="0"/>
-          <w:color w:val="1E293B"/>
+          <w:color w:val="000000"/>
           <w:sz w:val="19"/>
         </w:rPr>
         <w:t>現在用いられている防火・消火薬剤は大きく3種類に分けられる。①長期遅延剤（Phos-Chek 等）、②泡消火剤、③水強化ゲル（WEG: Water-Enhancing Gel）である。中でも WEG は建物・インフラの保護に有効であるが、熱や風によって水分が乾燥すると保護効果を完全に失うという致命的な弱点を抱えている。</w:t>
@@ -162,14 +147,14 @@
     </w:p>
     <w:p>
       <w:pPr>
-        <w:spacing w:before="0" w:after="20" w:lineRule="exact" w:line="270"/>
-        <w:ind w:firstLine="283"/>
+        <w:spacing w:before="0" w:after="40" w:lineRule="exact" w:line="280"/>
+        <w:ind w:firstLine="227"/>
       </w:pPr>
       <w:r>
         <w:rPr>
           <w:rFonts w:ascii="MS Gothic" w:hAnsi="MS Gothic" w:eastAsia="MS Gothic"/>
           <w:b w:val="0"/>
-          <w:color w:val="1E293B"/>
+          <w:color w:val="000000"/>
           <w:sz w:val="19"/>
         </w:rPr>
         <w:t>本研究では、この「乾燥すると無効化する」という問題を克服するため、火炎に接触すると材料自身が断熱性のシリカエアロゲルへと変態する「熱活性化エアロゲル形成（Heat-Activated Aerogel Formation）」という新しい機構を提案している。本ゲルの3つの特長は、(i) 水分への依存からの脱却、(ii) 食品グレードの持続可能な原料の使用、(iii) 既存の散布機材でそのまま噴霧可能、である。実際の保護は、①ゲル散布 → ②火炎接触 → ③エアロゲル形成 → ④継続的な断熱保護、という4段階のプロセスで達成される。</w:t>
@@ -193,7 +178,6 @@
           <w:tcPr>
             <w:tcW w:type="dxa" w:w="9972"/>
             <w:tcW w:w="9360" w:type="dxa"/>
-            <w:shd w:val="clear" w:color="auto" w:fill="F1F5F9"/>
             <w:vAlign w:val="center"/>
           </w:tcPr>
           <w:p>
@@ -205,10 +189,10 @@
               <w:rPr>
                 <w:rFonts w:ascii="MS Gothic" w:hAnsi="MS Gothic" w:eastAsia="MS Gothic"/>
                 <w:b w:val="0"/>
-                <w:color w:val="64748B"/>
+                <w:color w:val="000000"/>
                 <w:sz w:val="18"/>
               </w:rPr>
-              <w:t>【図枠】Fig. 1（概念図）：4段階の保護プロセスと熱活性化エアロゲル形成の模式図</w:t>
+              <w:t>［図挿入欄］Fig. 1（概念図）：4段階の保護プロセスと熱活性化エアロゲル形成の模式図</w:t>
             </w:r>
           </w:p>
         </w:tc>
@@ -221,46 +205,41 @@
     </w:p>
     <w:p>
       <w:pPr>
-        <w:spacing w:before="120" w:after="40"/>
-        <w:shd w:val="clear" w:color="auto" w:fill="1F2937"/>
-        <w:jc w:val="left"/>
+        <w:spacing w:before="160" w:after="40"/>
       </w:pPr>
       <w:r>
         <w:rPr>
           <w:rFonts w:ascii="MS Gothic" w:hAnsi="MS Gothic" w:eastAsia="MS Gothic"/>
           <w:b/>
-          <w:color w:val="FFFFFF"/>
+          <w:color w:val="000000"/>
           <w:sz w:val="22"/>
         </w:rPr>
-        <w:t xml:space="preserve">　【実験結果と考察】　</w:t>
+        <w:t>【実験結果と考察】</w:t>
       </w:r>
     </w:p>
     <w:p>
       <w:pPr>
-        <w:spacing w:before="80" w:after="20" w:lineRule="exact" w:line="280"/>
-        <w:pBdr>
-          <w:left w:val="single" w:sz="18" w:space="4" w:color="1E40AF"/>
-        </w:pBdr>
+        <w:spacing w:before="120" w:after="20" w:lineRule="exact" w:line="300"/>
       </w:pPr>
       <w:r>
         <w:rPr>
           <w:rFonts w:ascii="MS Gothic" w:hAnsi="MS Gothic" w:eastAsia="MS Gothic"/>
           <w:b/>
-          <w:color w:val="1E40AF"/>
+          <w:color w:val="000000"/>
           <w:sz w:val="21"/>
         </w:rPr>
-        <w:t>1.　材料設計とレオロジー特性（Figure 1, 2）</w:t>
+        <w:t>1. 材料設計とレオロジー特性（Figure 1, 2）</w:t>
       </w:r>
     </w:p>
     <w:p>
       <w:pPr>
-        <w:spacing w:before="60" w:after="0" w:lineRule="exact" w:line="260"/>
+        <w:spacing w:before="60" w:after="0" w:lineRule="exact" w:line="280"/>
       </w:pPr>
       <w:r>
         <w:rPr>
           <w:rFonts w:ascii="MS Gothic" w:hAnsi="MS Gothic" w:eastAsia="MS Gothic"/>
           <w:b/>
-          <w:color w:val="B4781E"/>
+          <w:color w:val="000000"/>
           <w:sz w:val="20"/>
         </w:rPr>
         <w:t>・材料組成と合成</w:t>
@@ -268,14 +247,14 @@
     </w:p>
     <w:p>
       <w:pPr>
-        <w:spacing w:before="0" w:after="20" w:lineRule="exact" w:line="270"/>
-        <w:ind w:firstLine="283"/>
+        <w:spacing w:before="0" w:after="40" w:lineRule="exact" w:line="280"/>
+        <w:ind w:firstLine="227"/>
       </w:pPr>
       <w:r>
         <w:rPr>
           <w:rFonts w:ascii="MS Gothic" w:hAnsi="MS Gothic" w:eastAsia="MS Gothic"/>
           <w:b w:val="0"/>
-          <w:color w:val="1E293B"/>
+          <w:color w:val="000000"/>
           <w:sz w:val="19"/>
         </w:rPr>
         <w:t>ゲルは3つの構成要素から成る。①骨格と生分解性を担うセルロース誘導体（HEC, MC, あるいは両者を1分子に統合した MHEC）、②エアロゲルの素となる約22 nm の単分散コロイダルシリカ粒子（CSP）、③ネットワークを形成する動的な水素結合（PP相互作用）である。HEC はベースの粘性を、MC は加熱によるゲル化（火炎保護のカギ）を担い、共有結合を用いないことで生分解性と高性能を両立している。なお、この HEC+MC/CSP の土台は2016年（Yu et al., PNAS）にリン酸塩系難燃剤のキャリアとして既に確立されていたもので、本研究はこれを「薬剤を運ぶキャリア」から「それ自体が断熱バリアとなる材料」へと発展させた点に新規性がある。評価した5配合は、対照（市販 AquaGel-K）、HEC+MC/CSP（1-5）、MHEC/CSP（1-5）、SDS 0.1% 添加系、SDS 0.5% 添加系である（表記「1-5-0.1」= HEC+MC 1%・CSP 5%・SDS 0.1%）。</w:t>
@@ -283,13 +262,13 @@
     </w:p>
     <w:p>
       <w:pPr>
-        <w:spacing w:before="60" w:after="0" w:lineRule="exact" w:line="260"/>
+        <w:spacing w:before="60" w:after="0" w:lineRule="exact" w:line="280"/>
       </w:pPr>
       <w:r>
         <w:rPr>
           <w:rFonts w:ascii="MS Gothic" w:hAnsi="MS Gothic" w:eastAsia="MS Gothic"/>
           <w:b/>
-          <w:color w:val="B4781E"/>
+          <w:color w:val="000000"/>
           <w:sz w:val="20"/>
         </w:rPr>
         <w:t>・噴霧から付着までの機構（せん断希薄化・自己修復）</w:t>
@@ -297,23 +276,17 @@
     </w:p>
     <w:p>
       <w:pPr>
-        <w:spacing w:before="0" w:after="20" w:lineRule="exact" w:line="270"/>
-        <w:ind w:firstLine="283"/>
+        <w:spacing w:before="0" w:after="40" w:lineRule="exact" w:line="280"/>
+        <w:ind w:firstLine="227"/>
       </w:pPr>
       <w:r>
         <w:rPr>
           <w:rFonts w:ascii="MS Gothic" w:hAnsi="MS Gothic" w:eastAsia="MS Gothic"/>
           <w:b w:val="0"/>
-          <w:color w:val="1E293B"/>
+          <w:color w:val="000000"/>
           <w:sz w:val="19"/>
         </w:rPr>
-        <w:t>本ゲルは温度ではなく「せん断力」と「自己修復性」によって挙動を制御する。静止時はゲル（G' &gt; G''）として振る舞い、噴霧時はせん断によりゾル様（G'' &gt; G'）に流動し、壁面に着弾すると瞬時に再びゲル化、最後に火炎によってエアロゲルへ変態する。この「飛ばす → 留める → 固める」をレオロジー特性のみで実現している点が本材料の本質である。測定特性と現場性能の対応は以下の通りである。</w:t>
-        <w:br/>
-        <w:t xml:space="preserve">　　・せん断希薄化　→　ノズルからの噴霧可能性</w:t>
-        <w:br/>
-        <w:t xml:space="preserve">　　・高貯蔵弾性率（G'）　→　垂直壁面でも垂れない保持力</w:t>
-        <w:br/>
-        <w:t xml:space="preserve">　　・自己修復性　→　着弾後すぐに保護層を再形成</w:t>
+        <w:t>本ゲルは温度ではなく「せん断力」と「自己修復性」によって挙動を制御する。静止時はゲル（G' &gt; G''）として振る舞い、噴霧時はせん断によりゾル様（G'' &gt; G'）に流動し、壁面に着弾すると瞬時に再びゲル化、最後に火炎によってエアロゲルへ変態する。この「飛ばす → 留める → 固める」をレオロジー特性のみで実現している点が本材料の本質である。測定特性と現場性能の対応は、せん断希薄化→噴霧可能性、高貯蔵弾性率（G'）→垂直壁面でも垂れない保持力、自己修復性→着弾後すぐに保護層を再形成、である。</w:t>
       </w:r>
     </w:p>
     <w:tbl>
@@ -334,7 +307,6 @@
           <w:tcPr>
             <w:tcW w:type="dxa" w:w="9972"/>
             <w:tcW w:w="9360" w:type="dxa"/>
-            <w:shd w:val="clear" w:color="auto" w:fill="F1F5F9"/>
             <w:vAlign w:val="center"/>
           </w:tcPr>
           <w:p>
@@ -346,10 +318,10 @@
               <w:rPr>
                 <w:rFonts w:ascii="MS Gothic" w:hAnsi="MS Gothic" w:eastAsia="MS Gothic"/>
                 <w:b w:val="0"/>
-                <w:color w:val="64748B"/>
+                <w:color w:val="000000"/>
                 <w:sz w:val="18"/>
               </w:rPr>
-              <w:t>【図枠】Fig. 2a–c：粘弾性（G'/G''周波数依存性）・せん断希薄化曲線</w:t>
+              <w:t>［図挿入欄］Fig. 2a–c：粘弾性（G'/G'' 周波数依存性）・せん断希薄化曲線</w:t>
             </w:r>
           </w:p>
         </w:tc>
@@ -362,13 +334,13 @@
     </w:p>
     <w:p>
       <w:pPr>
-        <w:spacing w:before="60" w:after="0" w:lineRule="exact" w:line="260"/>
+        <w:spacing w:before="60" w:after="0" w:lineRule="exact" w:line="280"/>
       </w:pPr>
       <w:r>
         <w:rPr>
           <w:rFonts w:ascii="MS Gothic" w:hAnsi="MS Gothic" w:eastAsia="MS Gothic"/>
           <w:b/>
-          <w:color w:val="B4781E"/>
+          <w:color w:val="000000"/>
           <w:sz w:val="20"/>
         </w:rPr>
         <w:t>・降伏応力（静的・動的）の定量評価</w:t>
@@ -376,17 +348,17 @@
     </w:p>
     <w:p>
       <w:pPr>
-        <w:spacing w:before="0" w:after="20" w:lineRule="exact" w:line="270"/>
-        <w:ind w:firstLine="283"/>
+        <w:spacing w:before="0" w:after="40" w:lineRule="exact" w:line="280"/>
+        <w:ind w:firstLine="227"/>
       </w:pPr>
       <w:r>
         <w:rPr>
           <w:rFonts w:ascii="MS Gothic" w:hAnsi="MS Gothic" w:eastAsia="MS Gothic"/>
           <w:b w:val="0"/>
-          <w:color w:val="1E293B"/>
+          <w:color w:val="000000"/>
           <w:sz w:val="19"/>
         </w:rPr>
-        <w:t>降伏応力は、ゲルが流れ始める／流れ続けるのに必要な応力として、静的（付着性）と動的（噴霧性）の2定義で評価した。静的降伏応力は LAOS の G'/G'' クロスオーバーから、動的降伏応力はフロースイープの Herschel–Bulkley フィットから算出した。作製直後の値は HEC+MC: 33.3 Pa、MHEC: 3.31 Pa であり、高い静的降伏応力による垂直面への強固な付着と、適度な動的降伏応力によるポンプ圧内での噴霧性を両立することが示された（Table 1）。</w:t>
+        <w:t>降伏応力は、ゲルが流れ始める／流れ続けるのに必要な応力として、静的（付着性）と動的（噴霧性）の2定義で評価した。静的降伏応力は LAOS の G'/G'' クロスオーバーから、動的降伏応力はフロースイープの Herschel–Bulkley フィットから算出した。作製直後の値は HEC+MC: 33.3 Pa、MHEC: 3.31 Pa であり、高い静的降伏応力による垂直面への強固な付着と、適度な動的降伏応力によるポンプ圧内での噴霧性を両立することが示された。</w:t>
       </w:r>
     </w:p>
     <w:tbl>
@@ -407,7 +379,6 @@
           <w:tcPr>
             <w:tcW w:type="dxa" w:w="9972"/>
             <w:tcW w:w="9360" w:type="dxa"/>
-            <w:shd w:val="clear" w:color="auto" w:fill="F1F5F9"/>
             <w:vAlign w:val="center"/>
           </w:tcPr>
           <w:p>
@@ -419,10 +390,10 @@
               <w:rPr>
                 <w:rFonts w:ascii="MS Gothic" w:hAnsi="MS Gothic" w:eastAsia="MS Gothic"/>
                 <w:b w:val="0"/>
-                <w:color w:val="64748B"/>
+                <w:color w:val="000000"/>
                 <w:sz w:val="18"/>
               </w:rPr>
-              <w:t>【図枠】Fig. 2d–h：降伏応力・LAOS・フロースイープ（HEC+MC/MHEC/SDS系比較）</w:t>
+              <w:t>［図挿入欄］Fig. 2d–h：降伏応力・LAOS・フロースイープ（HEC+MC / MHEC / SDS 系の比較）</w:t>
             </w:r>
           </w:p>
         </w:tc>
@@ -435,13 +406,13 @@
     </w:p>
     <w:p>
       <w:pPr>
-        <w:spacing w:before="60" w:after="0" w:lineRule="exact" w:line="260"/>
+        <w:spacing w:before="60" w:after="0" w:lineRule="exact" w:line="280"/>
       </w:pPr>
       <w:r>
         <w:rPr>
           <w:rFonts w:ascii="MS Gothic" w:hAnsi="MS Gothic" w:eastAsia="MS Gothic"/>
           <w:b/>
-          <w:color w:val="B4781E"/>
+          <w:color w:val="000000"/>
           <w:sz w:val="20"/>
         </w:rPr>
         <w:t>・界面活性剤（SDS）添加の影響 — ネガティブ結果</w:t>
@@ -449,14 +420,14 @@
     </w:p>
     <w:p>
       <w:pPr>
-        <w:spacing w:before="0" w:after="20" w:lineRule="exact" w:line="270"/>
-        <w:ind w:firstLine="283"/>
+        <w:spacing w:before="0" w:after="40" w:lineRule="exact" w:line="280"/>
+        <w:ind w:firstLine="227"/>
       </w:pPr>
       <w:r>
         <w:rPr>
           <w:rFonts w:ascii="MS Gothic" w:hAnsi="MS Gothic" w:eastAsia="MS Gothic"/>
           <w:b w:val="0"/>
-          <w:color w:val="1E293B"/>
+          <w:color w:val="000000"/>
           <w:sz w:val="19"/>
         </w:rPr>
         <w:t>SDS は濡れ性の改善と発泡安定化による断熱層の増厚を狙って添加されたが、結果は期待に反した。弾性率は SDS 0.1% でわずかに上昇するものの 0.5% で再低下し、降伏応力も低下した（付着力の低下）。発泡指数も 2.6（0%）→ 2.3（0.1%）→ さらに低下（0.5%）と悪化し、微細構造では気泡が粗大・不均一となった。すなわち「SDS は添加しない方が良い」という設計上の知見が得られ、論文中でもネガティブ結果として明示されている。</w:t>
@@ -480,7 +451,6 @@
           <w:tcPr>
             <w:tcW w:type="dxa" w:w="9972"/>
             <w:tcW w:w="9360" w:type="dxa"/>
-            <w:shd w:val="clear" w:color="auto" w:fill="F1F5F9"/>
             <w:vAlign w:val="center"/>
           </w:tcPr>
           <w:p>
@@ -492,10 +462,10 @@
               <w:rPr>
                 <w:rFonts w:ascii="MS Gothic" w:hAnsi="MS Gothic" w:eastAsia="MS Gothic"/>
                 <w:b w:val="0"/>
-                <w:color w:val="64748B"/>
+                <w:color w:val="000000"/>
                 <w:sz w:val="18"/>
               </w:rPr>
-              <w:t>【図枠】Fig. 2（SDS添加系）：SDS濃度と発泡指数・気泡微細構造の関係（SEM含む）</w:t>
+              <w:t>［図挿入欄］Fig. 2（SDS 系）：SDS 濃度と発泡指数・気泡微細構造の関係（SEM 含む）</w:t>
             </w:r>
           </w:p>
         </w:tc>
@@ -508,30 +478,27 @@
     </w:p>
     <w:p>
       <w:pPr>
-        <w:spacing w:before="80" w:after="20" w:lineRule="exact" w:line="280"/>
-        <w:pBdr>
-          <w:left w:val="single" w:sz="18" w:space="4" w:color="1E40AF"/>
-        </w:pBdr>
+        <w:spacing w:before="120" w:after="20" w:lineRule="exact" w:line="300"/>
       </w:pPr>
       <w:r>
         <w:rPr>
           <w:rFonts w:ascii="MS Gothic" w:hAnsi="MS Gothic" w:eastAsia="MS Gothic"/>
           <w:b/>
-          <w:color w:val="1E40AF"/>
+          <w:color w:val="000000"/>
           <w:sz w:val="21"/>
         </w:rPr>
-        <w:t>2.　エアロゲル形成機構と長期安定性</w:t>
+        <w:t>2. エアロゲル形成機構と長期安定性</w:t>
       </w:r>
     </w:p>
     <w:p>
       <w:pPr>
-        <w:spacing w:before="60" w:after="0" w:lineRule="exact" w:line="260"/>
+        <w:spacing w:before="60" w:after="0" w:lineRule="exact" w:line="280"/>
       </w:pPr>
       <w:r>
         <w:rPr>
           <w:rFonts w:ascii="MS Gothic" w:hAnsi="MS Gothic" w:eastAsia="MS Gothic"/>
           <w:b/>
-          <w:color w:val="B4781E"/>
+          <w:color w:val="000000"/>
           <w:sz w:val="20"/>
         </w:rPr>
         <w:t>・シリカエアロゲル形成機構（焼結3段階）</w:t>
@@ -539,14 +506,14 @@
     </w:p>
     <w:p>
       <w:pPr>
-        <w:spacing w:before="0" w:after="20" w:lineRule="exact" w:line="270"/>
-        <w:ind w:firstLine="283"/>
+        <w:spacing w:before="0" w:after="40" w:lineRule="exact" w:line="280"/>
+        <w:ind w:firstLine="227"/>
       </w:pPr>
       <w:r>
         <w:rPr>
           <w:rFonts w:ascii="MS Gothic" w:hAnsi="MS Gothic" w:eastAsia="MS Gothic"/>
           <w:b w:val="0"/>
-          <w:color w:val="1E293B"/>
+          <w:color w:val="000000"/>
           <w:sz w:val="19"/>
         </w:rPr>
         <w:t>エアロゲルの形成は焼結の3段階で進む。①粒子が独立して分散した状態 → ②脱水による粒界の形成 → ③ネック成長による多孔質 SiO₂ 骨格の完成、という流れで、火炎活性化により WEG がシリカエアロゲルへと変態する。TGA/DSC 解析より、CSP の焼結開始温度（約200℃）とセルロースの分解開始温度（約280℃）が温度的に重なっており、エアロゲル化が同期して進行することが重要なポイントである。</w:t>
@@ -570,7 +537,6 @@
           <w:tcPr>
             <w:tcW w:type="dxa" w:w="9972"/>
             <w:tcW w:w="9360" w:type="dxa"/>
-            <w:shd w:val="clear" w:color="auto" w:fill="F1F5F9"/>
             <w:vAlign w:val="center"/>
           </w:tcPr>
           <w:p>
@@ -582,10 +548,10 @@
               <w:rPr>
                 <w:rFonts w:ascii="MS Gothic" w:hAnsi="MS Gothic" w:eastAsia="MS Gothic"/>
                 <w:b w:val="0"/>
-                <w:color w:val="64748B"/>
+                <w:color w:val="000000"/>
                 <w:sz w:val="18"/>
               </w:rPr>
-              <w:t>【図枠】Fig.（エアロゲル形成模式図）：焼結3段階の模式図および断面SEM（0/1/2/4分）</w:t>
+              <w:t>［図挿入欄］Fig.（エアロゲル形成模式図）：焼結3段階の模式図および断面 SEM（0/1/2/4 分）</w:t>
             </w:r>
           </w:p>
         </w:tc>
@@ -598,13 +564,13 @@
     </w:p>
     <w:p>
       <w:pPr>
-        <w:spacing w:before="60" w:after="0" w:lineRule="exact" w:line="260"/>
+        <w:spacing w:before="60" w:after="0" w:lineRule="exact" w:line="280"/>
       </w:pPr>
       <w:r>
         <w:rPr>
           <w:rFonts w:ascii="MS Gothic" w:hAnsi="MS Gothic" w:eastAsia="MS Gothic"/>
           <w:b/>
-          <w:color w:val="B4781E"/>
+          <w:color w:val="000000"/>
           <w:sz w:val="20"/>
         </w:rPr>
         <w:t>・長期安定性（455日間）</w:t>
@@ -612,14 +578,14 @@
     </w:p>
     <w:p>
       <w:pPr>
-        <w:spacing w:before="0" w:after="20" w:lineRule="exact" w:line="270"/>
-        <w:ind w:firstLine="283"/>
+        <w:spacing w:before="0" w:after="40" w:lineRule="exact" w:line="280"/>
+        <w:ind w:firstLine="227"/>
       </w:pPr>
       <w:r>
         <w:rPr>
           <w:rFonts w:ascii="MS Gothic" w:hAnsi="MS Gothic" w:eastAsia="MS Gothic"/>
           <w:b w:val="0"/>
-          <w:color w:val="1E293B"/>
+          <w:color w:val="000000"/>
           <w:sz w:val="19"/>
         </w:rPr>
         <w:t>熟成は、可逆的な水素結合から不可逆的な Si–O 共有結合への転移として理解できる。HEC+MC 系はこの共有結合化により剛性化し、降伏応力が 33 → 69 Pa へ上昇する（変化率 +107%）一方、MHEC 系の変化は穏やかであった（+38%）。HEC・MC は遊離の水酸基が多く共有結合化が進みやすいためである。それでも455日経過後まで燃焼挙動は変化せず、実用的な保存安定性が確認された。</w:t>
@@ -627,13 +593,13 @@
     </w:p>
     <w:p>
       <w:pPr>
-        <w:spacing w:before="60" w:after="0" w:lineRule="exact" w:line="260"/>
+        <w:spacing w:before="60" w:after="0" w:lineRule="exact" w:line="280"/>
       </w:pPr>
       <w:r>
         <w:rPr>
           <w:rFonts w:ascii="MS Gothic" w:hAnsi="MS Gothic" w:eastAsia="MS Gothic"/>
           <w:b/>
-          <w:color w:val="B4781E"/>
+          <w:color w:val="000000"/>
           <w:sz w:val="20"/>
         </w:rPr>
         <w:t>・MHEC の優位性</w:t>
@@ -641,14 +607,14 @@
     </w:p>
     <w:p>
       <w:pPr>
-        <w:spacing w:before="0" w:after="20" w:lineRule="exact" w:line="270"/>
-        <w:ind w:firstLine="283"/>
+        <w:spacing w:before="0" w:after="40" w:lineRule="exact" w:line="280"/>
+        <w:ind w:firstLine="227"/>
       </w:pPr>
       <w:r>
         <w:rPr>
           <w:rFonts w:ascii="MS Gothic" w:hAnsi="MS Gothic" w:eastAsia="MS Gothic"/>
           <w:b w:val="0"/>
-          <w:color w:val="1E293B"/>
+          <w:color w:val="000000"/>
           <w:sz w:val="19"/>
         </w:rPr>
         <w:t>MHEC は2つの優位性を持つ。①経時変化が穏やか（剛性化率 +38% vs. HEC+MC の +107%）で長期安定性が高い。②単一ポリマーであるため配合・品質管理が容易でコストも低い。すなわち MHEC は「劣化しにくく、安く、高品質」と言える。燃焼性能は HEC+MC 系がわずかに上回るが、実用面では MHEC が優れる。</w:t>
@@ -656,30 +622,27 @@
     </w:p>
     <w:p>
       <w:pPr>
-        <w:spacing w:before="80" w:after="20" w:lineRule="exact" w:line="280"/>
-        <w:pBdr>
-          <w:left w:val="single" w:sz="18" w:space="4" w:color="1E40AF"/>
-        </w:pBdr>
+        <w:spacing w:before="120" w:after="20" w:lineRule="exact" w:line="300"/>
       </w:pPr>
       <w:r>
         <w:rPr>
           <w:rFonts w:ascii="MS Gothic" w:hAnsi="MS Gothic" w:eastAsia="MS Gothic"/>
           <w:b/>
-          <w:color w:val="1E40AF"/>
+          <w:color w:val="000000"/>
           <w:sz w:val="21"/>
         </w:rPr>
-        <w:t>3.　燃焼試験による防火性能（Figure 3）</w:t>
+        <w:t>3. 燃焼試験による防火性能（Figure 3）</w:t>
       </w:r>
     </w:p>
     <w:p>
       <w:pPr>
-        <w:spacing w:before="60" w:after="0" w:lineRule="exact" w:line="260"/>
+        <w:spacing w:before="60" w:after="0" w:lineRule="exact" w:line="280"/>
       </w:pPr>
       <w:r>
         <w:rPr>
           <w:rFonts w:ascii="MS Gothic" w:hAnsi="MS Gothic" w:eastAsia="MS Gothic"/>
           <w:b/>
-          <w:color w:val="B4781E"/>
+          <w:color w:val="000000"/>
           <w:sz w:val="20"/>
         </w:rPr>
         <w:t>・試験セットアップと評価指標</w:t>
@@ -687,14 +650,14 @@
     </w:p>
     <w:p>
       <w:pPr>
-        <w:spacing w:before="0" w:after="20" w:lineRule="exact" w:line="270"/>
-        <w:ind w:firstLine="283"/>
+        <w:spacing w:before="0" w:after="40" w:lineRule="exact" w:line="280"/>
+        <w:ind w:firstLine="227"/>
       </w:pPr>
       <w:r>
         <w:rPr>
           <w:rFonts w:ascii="MS Gothic" w:hAnsi="MS Gothic" w:eastAsia="MS Gothic"/>
           <w:b w:val="0"/>
-          <w:color w:val="1E293B"/>
+          <w:color w:val="000000"/>
           <w:sz w:val="19"/>
         </w:rPr>
         <w:t>合板にゲルを塗布し、約2054℃の MAP-Pro トーチで加熱した。評価指標は木材表面が炭化するまでの時間（Time to char）であり、長いほど高い保護性能を意味する。120秒・300秒の時点で表面状態を撮影し、視覚的な比較も行った。すべての試験は n ≥ 3 で実施した。</w:t>
@@ -702,13 +665,13 @@
     </w:p>
     <w:p>
       <w:pPr>
-        <w:spacing w:before="60" w:after="0" w:lineRule="exact" w:line="260"/>
+        <w:spacing w:before="60" w:after="0" w:lineRule="exact" w:line="280"/>
       </w:pPr>
       <w:r>
         <w:rPr>
           <w:rFonts w:ascii="MS Gothic" w:hAnsi="MS Gothic" w:eastAsia="MS Gothic"/>
           <w:b/>
-          <w:color w:val="B4781E"/>
+          <w:color w:val="000000"/>
           <w:sz w:val="20"/>
         </w:rPr>
         <w:t>・5配合の定量比較（主結果）</w:t>
@@ -716,14 +679,14 @@
     </w:p>
     <w:p>
       <w:pPr>
-        <w:spacing w:before="0" w:after="20" w:lineRule="exact" w:line="270"/>
-        <w:ind w:firstLine="283"/>
+        <w:spacing w:before="0" w:after="40" w:lineRule="exact" w:line="280"/>
+        <w:ind w:firstLine="227"/>
       </w:pPr>
       <w:r>
         <w:rPr>
           <w:rFonts w:ascii="MS Gothic" w:hAnsi="MS Gothic" w:eastAsia="MS Gothic"/>
           <w:b w:val="0"/>
-          <w:color w:val="1E293B"/>
+          <w:color w:val="000000"/>
           <w:sz w:val="19"/>
         </w:rPr>
         <w:t>Time to char の比較：水 ≈ 0.3分、AquaGel-K ≈ 1.5分に対し、本研究の WEG（HEC+MC/CSP およびMHEC/CSP）は 7分以上を記録し、市販品の3〜6倍の保護時間を達成した。300秒時点の表面観察では、水・AquaGel-K は表面が黒く炭化したのに対し、本研究の WEG は表面がほぼ無傷で断熱層が残存しており、視覚的にも明確な差が確認された。なお SDS 添加系は Time to char がやや低下し、SDS 添加のデメリットを裏付けた。</w:t>
@@ -747,7 +710,6 @@
           <w:tcPr>
             <w:tcW w:type="dxa" w:w="9972"/>
             <w:tcW w:w="9360" w:type="dxa"/>
-            <w:shd w:val="clear" w:color="auto" w:fill="F1F5F9"/>
             <w:vAlign w:val="center"/>
           </w:tcPr>
           <w:p>
@@ -759,10 +721,10 @@
               <w:rPr>
                 <w:rFonts w:ascii="MS Gothic" w:hAnsi="MS Gothic" w:eastAsia="MS Gothic"/>
                 <w:b w:val="0"/>
-                <w:color w:val="64748B"/>
+                <w:color w:val="000000"/>
                 <w:sz w:val="18"/>
               </w:rPr>
-              <w:t>【図枠】Fig. 3（Time to char）：5配合の Time to char 棒グラフ（n≥3, 誤差棒付き）</w:t>
+              <w:t>［図挿入欄］Fig. 3：5配合の Time to char 棒グラフ（n≥3, 誤差棒付き）</w:t>
             </w:r>
           </w:p>
         </w:tc>
@@ -775,13 +737,13 @@
     </w:p>
     <w:p>
       <w:pPr>
-        <w:spacing w:before="60" w:after="0" w:lineRule="exact" w:line="260"/>
+        <w:spacing w:before="60" w:after="0" w:lineRule="exact" w:line="280"/>
       </w:pPr>
       <w:r>
         <w:rPr>
           <w:rFonts w:ascii="MS Gothic" w:hAnsi="MS Gothic" w:eastAsia="MS Gothic"/>
           <w:b/>
-          <w:color w:val="B4781E"/>
+          <w:color w:val="000000"/>
           <w:sz w:val="20"/>
         </w:rPr>
         <w:t>・燃焼過程のタイムラプス観察</w:t>
@@ -789,14 +751,14 @@
     </w:p>
     <w:p>
       <w:pPr>
-        <w:spacing w:before="0" w:after="20" w:lineRule="exact" w:line="270"/>
-        <w:ind w:firstLine="283"/>
+        <w:spacing w:before="0" w:after="40" w:lineRule="exact" w:line="280"/>
+        <w:ind w:firstLine="227"/>
       </w:pPr>
       <w:r>
         <w:rPr>
           <w:rFonts w:ascii="MS Gothic" w:hAnsi="MS Gothic" w:eastAsia="MS Gothic"/>
           <w:b w:val="0"/>
-          <w:color w:val="1E293B"/>
+          <w:color w:val="000000"/>
           <w:sz w:val="19"/>
         </w:rPr>
         <w:t>水はすぐに蒸発・流失し保護が即座に失われた。AquaGel-K も水分が蒸発した時点で保護が終了した。これに対し本研究の WEG は、水分の蒸発と同時に発泡・膨張し、形成された白色の多孔質エアロゲル層が7分以上にわたり保護を継続した。このエアロゲル層は目視で白色のモコモコとして確認できる。</w:t>
@@ -820,7 +782,6 @@
           <w:tcPr>
             <w:tcW w:type="dxa" w:w="9972"/>
             <w:tcW w:w="9360" w:type="dxa"/>
-            <w:shd w:val="clear" w:color="auto" w:fill="F1F5F9"/>
             <w:vAlign w:val="center"/>
           </w:tcPr>
           <w:p>
@@ -832,10 +793,10 @@
               <w:rPr>
                 <w:rFonts w:ascii="MS Gothic" w:hAnsi="MS Gothic" w:eastAsia="MS Gothic"/>
                 <w:b w:val="0"/>
-                <w:color w:val="64748B"/>
+                <w:color w:val="000000"/>
                 <w:sz w:val="18"/>
               </w:rPr>
-              <w:t>【図枠】Fig. 3（タイムラプス）：水・AquaGel-K・WEGの燃焼経過比較写真（0/30/60/120/300秒）</w:t>
+              <w:t>［図挿入欄］Fig. 3：水・AquaGel-K・WEG の燃焼経過比較写真（0/30/60/120/300 秒）</w:t>
             </w:r>
           </w:p>
         </w:tc>
@@ -848,30 +809,27 @@
     </w:p>
     <w:p>
       <w:pPr>
-        <w:spacing w:before="80" w:after="20" w:lineRule="exact" w:line="280"/>
-        <w:pBdr>
-          <w:left w:val="single" w:sz="18" w:space="4" w:color="1E40AF"/>
-        </w:pBdr>
+        <w:spacing w:before="120" w:after="20" w:lineRule="exact" w:line="300"/>
       </w:pPr>
       <w:r>
         <w:rPr>
           <w:rFonts w:ascii="MS Gothic" w:hAnsi="MS Gothic" w:eastAsia="MS Gothic"/>
           <w:b/>
-          <w:color w:val="1E40AF"/>
+          <w:color w:val="000000"/>
           <w:sz w:val="21"/>
         </w:rPr>
-        <w:t>4.　化学・熱分析によるメカニズムの裏付け（Figure 4, 5）</w:t>
+        <w:t>4. 化学・熱分析によるメカニズムの裏付け（Figure 4, 5）</w:t>
       </w:r>
     </w:p>
     <w:p>
       <w:pPr>
-        <w:spacing w:before="60" w:after="0" w:lineRule="exact" w:line="260"/>
+        <w:spacing w:before="60" w:after="0" w:lineRule="exact" w:line="280"/>
       </w:pPr>
       <w:r>
         <w:rPr>
           <w:rFonts w:ascii="MS Gothic" w:hAnsi="MS Gothic" w:eastAsia="MS Gothic"/>
           <w:b/>
-          <w:color w:val="B4781E"/>
+          <w:color w:val="000000"/>
           <w:sz w:val="20"/>
         </w:rPr>
         <w:t>・FT-IR / XPS — 燃焼前後の化学組成変化</w:t>
@@ -879,17 +837,17 @@
     </w:p>
     <w:p>
       <w:pPr>
-        <w:spacing w:before="0" w:after="20" w:lineRule="exact" w:line="270"/>
-        <w:ind w:firstLine="283"/>
+        <w:spacing w:before="0" w:after="40" w:lineRule="exact" w:line="280"/>
+        <w:ind w:firstLine="227"/>
       </w:pPr>
       <w:r>
         <w:rPr>
           <w:rFonts w:ascii="MS Gothic" w:hAnsi="MS Gothic" w:eastAsia="MS Gothic"/>
           <w:b w:val="0"/>
-          <w:color w:val="1E293B"/>
+          <w:color w:val="000000"/>
           <w:sz w:val="19"/>
         </w:rPr>
-        <w:t>燃焼後は O–H・C–H ピークが消失し、Si–O–Si ピークが強くシャープになり、純粋なシリカ化が確認された。XPS でも炭素が大幅に減少（MHEC: 38.3 → 4.8 at%、HEC+MC: 同様に大幅減）しており、有機物が燃焼してシリカが残ることが化学的に裏付けられた。</w:t>
+        <w:t>燃焼後は O–H・C–H ピークが消失し、Si–O–Si ピークが強くシャープになり、純粋なシリカ化が確認された。XPS でも炭素が大幅に減少（MHEC: 38.3 → 4.8 at%、HEC+MC も同様に大幅減）しており、有機物が燃焼してシリカが残ることが化学的に裏付けられた。</w:t>
       </w:r>
     </w:p>
     <w:tbl>
@@ -910,7 +868,6 @@
           <w:tcPr>
             <w:tcW w:type="dxa" w:w="9972"/>
             <w:tcW w:w="9360" w:type="dxa"/>
-            <w:shd w:val="clear" w:color="auto" w:fill="F1F5F9"/>
             <w:vAlign w:val="center"/>
           </w:tcPr>
           <w:p>
@@ -922,10 +879,10 @@
               <w:rPr>
                 <w:rFonts w:ascii="MS Gothic" w:hAnsi="MS Gothic" w:eastAsia="MS Gothic"/>
                 <w:b w:val="0"/>
-                <w:color w:val="64748B"/>
+                <w:color w:val="000000"/>
                 <w:sz w:val="18"/>
               </w:rPr>
-              <w:t>【図枠】Fig. 4（FT-IR / XPS）：燃焼前後のスペクトル比較（HEC+MC / MHEC 系）</w:t>
+              <w:t>［図挿入欄］Fig. 4：燃焼前後の FT-IR / XPS スペクトル比較（HEC+MC / MHEC 系）</w:t>
             </w:r>
           </w:p>
         </w:tc>
@@ -938,13 +895,13 @@
     </w:p>
     <w:p>
       <w:pPr>
-        <w:spacing w:before="60" w:after="0" w:lineRule="exact" w:line="260"/>
+        <w:spacing w:before="60" w:after="0" w:lineRule="exact" w:line="280"/>
       </w:pPr>
       <w:r>
         <w:rPr>
           <w:rFonts w:ascii="MS Gothic" w:hAnsi="MS Gothic" w:eastAsia="MS Gothic"/>
           <w:b/>
-          <w:color w:val="B4781E"/>
+          <w:color w:val="000000"/>
           <w:sz w:val="20"/>
         </w:rPr>
         <w:t>・TGA / DSC — 熱分解プロファイルと各成分の役割</w:t>
@@ -952,14 +909,14 @@
     </w:p>
     <w:p>
       <w:pPr>
-        <w:spacing w:before="0" w:after="20" w:lineRule="exact" w:line="270"/>
-        <w:ind w:firstLine="283"/>
+        <w:spacing w:before="0" w:after="40" w:lineRule="exact" w:line="280"/>
+        <w:ind w:firstLine="227"/>
       </w:pPr>
       <w:r>
         <w:rPr>
           <w:rFonts w:ascii="MS Gothic" w:hAnsi="MS Gothic" w:eastAsia="MS Gothic"/>
           <w:b w:val="0"/>
-          <w:color w:val="1E293B"/>
+          <w:color w:val="000000"/>
           <w:sz w:val="19"/>
         </w:rPr>
         <w:t>約280℃で有機鎖が分解し、600℃超で残存するのはシリカ約5〜8 wt%（CSP 5% に相当）であった。重要なのは、CSP の焼結開始温度（約200℃）とセルロースの分解開始温度（約280℃）が温度的に重なっている点であり、これによりシリカエアロゲル化が骨格崩壊と同期して進行する。</w:t>
@@ -967,13 +924,13 @@
     </w:p>
     <w:p>
       <w:pPr>
-        <w:spacing w:before="60" w:after="0" w:lineRule="exact" w:line="260"/>
+        <w:spacing w:before="60" w:after="0" w:lineRule="exact" w:line="280"/>
       </w:pPr>
       <w:r>
         <w:rPr>
           <w:rFonts w:ascii="MS Gothic" w:hAnsi="MS Gothic" w:eastAsia="MS Gothic"/>
           <w:b/>
-          <w:color w:val="B4781E"/>
+          <w:color w:val="000000"/>
           <w:sz w:val="20"/>
         </w:rPr>
         <w:t>・断面 SEM — 焼結進行の直接観察</w:t>
@@ -981,14 +938,14 @@
     </w:p>
     <w:p>
       <w:pPr>
-        <w:spacing w:before="0" w:after="20" w:lineRule="exact" w:line="270"/>
-        <w:ind w:firstLine="283"/>
+        <w:spacing w:before="0" w:after="40" w:lineRule="exact" w:line="280"/>
+        <w:ind w:firstLine="227"/>
       </w:pPr>
       <w:r>
         <w:rPr>
           <w:rFonts w:ascii="MS Gothic" w:hAnsi="MS Gothic" w:eastAsia="MS Gothic"/>
           <w:b w:val="0"/>
-          <w:color w:val="1E293B"/>
+          <w:color w:val="000000"/>
           <w:sz w:val="19"/>
         </w:rPr>
         <w:t>加熱 0分 → 1分 → 2分 → 4分と進むにつれて焼結が進行し、4分で緻密な SiO₂ 骨格（断熱層）が完成した。提案した焼結3段階メカニズムを断面 SEM 像で直接裏付けた結果である。</w:t>
@@ -1012,7 +969,6 @@
           <w:tcPr>
             <w:tcW w:type="dxa" w:w="9972"/>
             <w:tcW w:w="9360" w:type="dxa"/>
-            <w:shd w:val="clear" w:color="auto" w:fill="F1F5F9"/>
             <w:vAlign w:val="center"/>
           </w:tcPr>
           <w:p>
@@ -1024,10 +980,10 @@
               <w:rPr>
                 <w:rFonts w:ascii="MS Gothic" w:hAnsi="MS Gothic" w:eastAsia="MS Gothic"/>
                 <w:b w:val="0"/>
-                <w:color w:val="64748B"/>
+                <w:color w:val="000000"/>
                 <w:sz w:val="18"/>
               </w:rPr>
-              <w:t>【図枠】Fig. 5（SEM）：加熱時間ごとの断面SEM（0/1/2/4分）および TGA/DSC 曲線</w:t>
+              <w:t>［図挿入欄］Fig. 5：加熱時間ごとの断面 SEM（0/1/2/4 分）および TGA/DSC 曲線</w:t>
             </w:r>
           </w:p>
         </w:tc>
@@ -1040,45 +996,42 @@
     </w:p>
     <w:p>
       <w:pPr>
-        <w:spacing w:before="80" w:after="20" w:lineRule="exact" w:line="280"/>
-        <w:pBdr>
-          <w:left w:val="single" w:sz="18" w:space="4" w:color="1E40AF"/>
-        </w:pBdr>
+        <w:spacing w:before="120" w:after="20" w:lineRule="exact" w:line="300"/>
       </w:pPr>
       <w:r>
         <w:rPr>
           <w:rFonts w:ascii="MS Gothic" w:hAnsi="MS Gothic" w:eastAsia="MS Gothic"/>
           <w:b/>
-          <w:color w:val="1E40AF"/>
+          <w:color w:val="000000"/>
           <w:sz w:val="21"/>
         </w:rPr>
-        <w:t>5.　既存製品との比較と結論</w:t>
+        <w:t>5. 既存製品との比較と結論</w:t>
       </w:r>
     </w:p>
     <w:p>
       <w:pPr>
-        <w:spacing w:before="60" w:after="0" w:lineRule="exact" w:line="260"/>
+        <w:spacing w:before="60" w:after="0" w:lineRule="exact" w:line="280"/>
       </w:pPr>
       <w:r>
         <w:rPr>
           <w:rFonts w:ascii="MS Gothic" w:hAnsi="MS Gothic" w:eastAsia="MS Gothic"/>
           <w:b/>
-          <w:color w:val="B4781E"/>
+          <w:color w:val="000000"/>
           <w:sz w:val="20"/>
         </w:rPr>
-        <w:t>・要件充足の比較表</w:t>
+        <w:t>・要件充足の比較</w:t>
       </w:r>
     </w:p>
     <w:p>
       <w:pPr>
-        <w:spacing w:before="0" w:after="20" w:lineRule="exact" w:line="270"/>
-        <w:ind w:firstLine="283"/>
+        <w:spacing w:before="0" w:after="40" w:lineRule="exact" w:line="280"/>
+        <w:ind w:firstLine="227"/>
       </w:pPr>
       <w:r>
         <w:rPr>
           <w:rFonts w:ascii="MS Gothic" w:hAnsi="MS Gothic" w:eastAsia="MS Gothic"/>
           <w:b w:val="0"/>
-          <w:color w:val="1E293B"/>
+          <w:color w:val="000000"/>
           <w:sz w:val="19"/>
         </w:rPr>
         <w:t>水・AquaGel-K は要件の一部しか満たせないのに対し、本研究の WEG は「噴霧可能・付着・乾燥後も保護継続・発泡による断熱層形成・長期安定性」の5項目すべてを両立し、特に後者3項目で唯一の最高評価を得た（◎優れる／○可能／△限定的／×不可）。</w:t>
@@ -1102,7 +1055,6 @@
           <w:tcPr>
             <w:tcW w:type="dxa" w:w="9972"/>
             <w:tcW w:w="9360" w:type="dxa"/>
-            <w:shd w:val="clear" w:color="auto" w:fill="F1F5F9"/>
             <w:vAlign w:val="center"/>
           </w:tcPr>
           <w:p>
@@ -1114,10 +1066,10 @@
               <w:rPr>
                 <w:rFonts w:ascii="MS Gothic" w:hAnsi="MS Gothic" w:eastAsia="MS Gothic"/>
                 <w:b w:val="0"/>
-                <w:color w:val="64748B"/>
+                <w:color w:val="000000"/>
                 <w:sz w:val="18"/>
               </w:rPr>
-              <w:t>【図枠】比較表：水 / AquaGel-K / 本研究WEG の5要件充足比較（◎○△×）</w:t>
+              <w:t>［図挿入欄］比較表：水 / AquaGel-K / 本研究 WEG の5要件充足比較（◎○△×）</w:t>
             </w:r>
           </w:p>
         </w:tc>
@@ -1130,13 +1082,13 @@
     </w:p>
     <w:p>
       <w:pPr>
-        <w:spacing w:before="60" w:after="0" w:lineRule="exact" w:line="260"/>
+        <w:spacing w:before="60" w:after="0" w:lineRule="exact" w:line="280"/>
       </w:pPr>
       <w:r>
         <w:rPr>
           <w:rFonts w:ascii="MS Gothic" w:hAnsi="MS Gothic" w:eastAsia="MS Gothic"/>
           <w:b/>
-          <w:color w:val="B4781E"/>
+          <w:color w:val="000000"/>
           <w:sz w:val="20"/>
         </w:rPr>
         <w:t>・結論</w:t>
@@ -1144,14 +1096,14 @@
     </w:p>
     <w:p>
       <w:pPr>
-        <w:spacing w:before="0" w:after="20" w:lineRule="exact" w:line="270"/>
-        <w:ind w:firstLine="283"/>
+        <w:spacing w:before="0" w:after="40" w:lineRule="exact" w:line="280"/>
+        <w:ind w:firstLine="227"/>
       </w:pPr>
       <w:r>
         <w:rPr>
           <w:rFonts w:ascii="MS Gothic" w:hAnsi="MS Gothic" w:eastAsia="MS Gothic"/>
           <w:b w:val="0"/>
-          <w:color w:val="1E293B"/>
+          <w:color w:val="000000"/>
           <w:sz w:val="19"/>
         </w:rPr>
         <w:t>本ゲルの核心メカニズムは ①水の蒸発（吸熱） → ②CSP の焼結 → ③エアロゲル断熱層の形成、の3ステップである。得られた成果は ①市販品の3〜6倍の保護時間（Time to char ≥ 7分）、②長期安定性（455日）、③噴霧可能性、④持続可能性、の4点である。本研究により、WEG は「単なる水のキャリア」から「熱によって自分自身を断熱材へと変態させる難燃材料」へと進化し、乾燥後も効力を保つ次世代の WEG が実現された。</w:t>

--- a/発表要旨_WEG詳細.docx
+++ b/発表要旨_WEG詳細.docx
@@ -8,7 +8,7 @@
       </w:pPr>
       <w:r>
         <w:rPr>
-          <w:rFonts w:ascii="MS Gothic" w:hAnsi="MS Gothic" w:eastAsia="MS Gothic"/>
+          <w:rFonts w:ascii="MS PGothic" w:hAnsi="MS PGothic" w:eastAsia="MS PGothic"/>
           <w:b w:val="0"/>
           <w:color w:val="000000"/>
           <w:sz w:val="18"/>
@@ -22,7 +22,7 @@
       </w:pPr>
       <w:r>
         <w:rPr>
-          <w:rFonts w:ascii="MS Gothic" w:hAnsi="MS Gothic" w:eastAsia="MS Gothic"/>
+          <w:rFonts w:ascii="MS PGothic" w:hAnsi="MS PGothic" w:eastAsia="MS PGothic"/>
           <w:b/>
           <w:color w:val="000000"/>
           <w:sz w:val="36"/>
@@ -36,7 +36,7 @@
       </w:pPr>
       <w:r>
         <w:rPr>
-          <w:rFonts w:ascii="MS Gothic" w:hAnsi="MS Gothic" w:eastAsia="MS Gothic"/>
+          <w:rFonts w:ascii="MS PGothic" w:hAnsi="MS PGothic" w:eastAsia="MS PGothic"/>
           <w:b/>
           <w:color w:val="000000"/>
           <w:sz w:val="20"/>
@@ -50,7 +50,7 @@
       </w:pPr>
       <w:r>
         <w:rPr>
-          <w:rFonts w:ascii="MS Gothic" w:hAnsi="MS Gothic" w:eastAsia="MS Gothic"/>
+          <w:rFonts w:ascii="MS PGothic" w:hAnsi="MS PGothic" w:eastAsia="MS PGothic"/>
           <w:b w:val="0"/>
           <w:color w:val="000000"/>
           <w:sz w:val="18"/>
@@ -64,7 +64,7 @@
       </w:pPr>
       <w:r>
         <w:rPr>
-          <w:rFonts w:ascii="MS Gothic" w:hAnsi="MS Gothic" w:eastAsia="MS Gothic"/>
+          <w:rFonts w:ascii="MS PGothic" w:hAnsi="MS PGothic" w:eastAsia="MS PGothic"/>
           <w:b w:val="0"/>
           <w:color w:val="000000"/>
           <w:sz w:val="18"/>
@@ -78,7 +78,7 @@
       </w:pPr>
       <w:r>
         <w:rPr>
-          <w:rFonts w:ascii="MS Gothic" w:hAnsi="MS Gothic" w:eastAsia="MS Gothic"/>
+          <w:rFonts w:ascii="MS PGothic" w:hAnsi="MS PGothic" w:eastAsia="MS PGothic"/>
           <w:b/>
           <w:color w:val="000000"/>
           <w:sz w:val="22"/>
@@ -93,7 +93,7 @@
       </w:pPr>
       <w:r>
         <w:rPr>
-          <w:rFonts w:ascii="MS Gothic" w:hAnsi="MS Gothic" w:eastAsia="MS Gothic"/>
+          <w:rFonts w:ascii="MS PGothic" w:hAnsi="MS PGothic" w:eastAsia="MS PGothic"/>
           <w:b w:val="0"/>
           <w:color w:val="000000"/>
           <w:sz w:val="19"/>
@@ -107,7 +107,7 @@
       </w:pPr>
       <w:r>
         <w:rPr>
-          <w:rFonts w:ascii="MS Gothic" w:hAnsi="MS Gothic" w:eastAsia="MS Gothic"/>
+          <w:rFonts w:ascii="MS PGothic" w:hAnsi="MS PGothic" w:eastAsia="MS PGothic"/>
           <w:b/>
           <w:color w:val="000000"/>
           <w:sz w:val="22"/>
@@ -122,7 +122,7 @@
       </w:pPr>
       <w:r>
         <w:rPr>
-          <w:rFonts w:ascii="MS Gothic" w:hAnsi="MS Gothic" w:eastAsia="MS Gothic"/>
+          <w:rFonts w:ascii="MS PGothic" w:hAnsi="MS PGothic" w:eastAsia="MS PGothic"/>
           <w:b w:val="0"/>
           <w:color w:val="000000"/>
           <w:sz w:val="19"/>
@@ -137,7 +137,7 @@
       </w:pPr>
       <w:r>
         <w:rPr>
-          <w:rFonts w:ascii="MS Gothic" w:hAnsi="MS Gothic" w:eastAsia="MS Gothic"/>
+          <w:rFonts w:ascii="MS PGothic" w:hAnsi="MS PGothic" w:eastAsia="MS PGothic"/>
           <w:b w:val="0"/>
           <w:color w:val="000000"/>
           <w:sz w:val="19"/>
@@ -152,12 +152,30 @@
       </w:pPr>
       <w:r>
         <w:rPr>
-          <w:rFonts w:ascii="MS Gothic" w:hAnsi="MS Gothic" w:eastAsia="MS Gothic"/>
+          <w:rFonts w:ascii="MS PGothic" w:hAnsi="MS PGothic" w:eastAsia="MS PGothic"/>
           <w:b w:val="0"/>
           <w:color w:val="000000"/>
           <w:sz w:val="19"/>
         </w:rPr>
-        <w:t>本研究では、この「乾燥すると無効化する」という問題を克服するため、火炎に接触すると材料自身が断熱性のシリカエアロゲルへと変態する「熱活性化エアロゲル形成（Heat-Activated Aerogel Formation）」という新しい機構を提案している。本ゲルの3つの特長は、(i) 水分への依存からの脱却、(ii) 食品グレードの持続可能な原料の使用、(iii) 既存の散布機材でそのまま噴霧可能、である。実際の保護は、①ゲル散布 → ②火炎接触 → ③エアロゲル形成 → ④継続的な断熱保護、という4段階のプロセスで達成される。</w:t>
+        <w:t xml:space="preserve">本研究では、この「乾燥すると無効化する」という問題を克服するため、火炎に接触すると材料自身が断熱性のシリカエアロゲルへと変態する「熱活性化エアロゲル形成（Heat-Activated Aerogel Formation）」という新しい機構を提案している </w:t>
+      </w:r>
+      <w:r>
+        <w:rPr>
+          <w:rFonts w:ascii="MS PGothic" w:hAnsi="MS PGothic" w:eastAsia="MS PGothic"/>
+          <w:b/>
+          <w:color w:val="000000"/>
+          <w:sz w:val="19"/>
+        </w:rPr>
+        <w:t>(Fig. 1)</w:t>
+      </w:r>
+      <w:r>
+        <w:rPr>
+          <w:rFonts w:ascii="MS PGothic" w:hAnsi="MS PGothic" w:eastAsia="MS PGothic"/>
+          <w:b w:val="0"/>
+          <w:color w:val="000000"/>
+          <w:sz w:val="19"/>
+        </w:rPr>
+        <w:t>。本ゲルの3つの特長は、(i) 水分への依存からの脱却、(ii) 食品グレードの持続可能な原料の使用、(iii) 既存の散布機材でそのまま噴霧可能、である。実際の保護は、①ゲル散布 → ②火炎接触 → ③エアロゲル形成 → ④継続的な断熱保護、という4段階のプロセスで達成される。</w:t>
       </w:r>
     </w:p>
     <w:tbl>
@@ -187,12 +205,12 @@
             </w:pPr>
             <w:r>
               <w:rPr>
-                <w:rFonts w:ascii="MS Gothic" w:hAnsi="MS Gothic" w:eastAsia="MS Gothic"/>
+                <w:rFonts w:ascii="MS PGothic" w:hAnsi="MS PGothic" w:eastAsia="MS PGothic"/>
                 <w:b w:val="0"/>
                 <w:color w:val="000000"/>
                 <w:sz w:val="18"/>
               </w:rPr>
-              <w:t>［図挿入欄］Fig. 1（概念図）：4段階の保護プロセスと熱活性化エアロゲル形成の模式図</w:t>
+              <w:t>［図挿入欄］Fig. 1：熱活性化エアロゲル形成の概念図と4段階保護プロセスの模式図</w:t>
             </w:r>
           </w:p>
         </w:tc>
@@ -209,7 +227,7 @@
       </w:pPr>
       <w:r>
         <w:rPr>
-          <w:rFonts w:ascii="MS Gothic" w:hAnsi="MS Gothic" w:eastAsia="MS Gothic"/>
+          <w:rFonts w:ascii="MS PGothic" w:hAnsi="MS PGothic" w:eastAsia="MS PGothic"/>
           <w:b/>
           <w:color w:val="000000"/>
           <w:sz w:val="22"/>
@@ -223,12 +241,12 @@
       </w:pPr>
       <w:r>
         <w:rPr>
-          <w:rFonts w:ascii="MS Gothic" w:hAnsi="MS Gothic" w:eastAsia="MS Gothic"/>
+          <w:rFonts w:ascii="MS PGothic" w:hAnsi="MS PGothic" w:eastAsia="MS PGothic"/>
           <w:b/>
           <w:color w:val="000000"/>
           <w:sz w:val="21"/>
         </w:rPr>
-        <w:t>1. 材料設計とレオロジー特性（Figure 1, 2）</w:t>
+        <w:t>1. 材料設計とレオロジー特性</w:t>
       </w:r>
     </w:p>
     <w:p>
@@ -237,7 +255,7 @@
       </w:pPr>
       <w:r>
         <w:rPr>
-          <w:rFonts w:ascii="MS Gothic" w:hAnsi="MS Gothic" w:eastAsia="MS Gothic"/>
+          <w:rFonts w:ascii="MS PGothic" w:hAnsi="MS PGothic" w:eastAsia="MS PGothic"/>
           <w:b/>
           <w:color w:val="000000"/>
           <w:sz w:val="20"/>
@@ -252,7 +270,7 @@
       </w:pPr>
       <w:r>
         <w:rPr>
-          <w:rFonts w:ascii="MS Gothic" w:hAnsi="MS Gothic" w:eastAsia="MS Gothic"/>
+          <w:rFonts w:ascii="MS PGothic" w:hAnsi="MS PGothic" w:eastAsia="MS PGothic"/>
           <w:b w:val="0"/>
           <w:color w:val="000000"/>
           <w:sz w:val="19"/>
@@ -266,7 +284,7 @@
       </w:pPr>
       <w:r>
         <w:rPr>
-          <w:rFonts w:ascii="MS Gothic" w:hAnsi="MS Gothic" w:eastAsia="MS Gothic"/>
+          <w:rFonts w:ascii="MS PGothic" w:hAnsi="MS PGothic" w:eastAsia="MS PGothic"/>
           <w:b/>
           <w:color w:val="000000"/>
           <w:sz w:val="20"/>
@@ -281,12 +299,30 @@
       </w:pPr>
       <w:r>
         <w:rPr>
-          <w:rFonts w:ascii="MS Gothic" w:hAnsi="MS Gothic" w:eastAsia="MS Gothic"/>
+          <w:rFonts w:ascii="MS PGothic" w:hAnsi="MS PGothic" w:eastAsia="MS PGothic"/>
           <w:b w:val="0"/>
           <w:color w:val="000000"/>
           <w:sz w:val="19"/>
         </w:rPr>
-        <w:t>本ゲルは温度ではなく「せん断力」と「自己修復性」によって挙動を制御する。静止時はゲル（G' &gt; G''）として振る舞い、噴霧時はせん断によりゾル様（G'' &gt; G'）に流動し、壁面に着弾すると瞬時に再びゲル化、最後に火炎によってエアロゲルへ変態する。この「飛ばす → 留める → 固める」をレオロジー特性のみで実現している点が本材料の本質である。測定特性と現場性能の対応は、せん断希薄化→噴霧可能性、高貯蔵弾性率（G'）→垂直壁面でも垂れない保持力、自己修復性→着弾後すぐに保護層を再形成、である。</w:t>
+        <w:t xml:space="preserve">本ゲルは温度ではなく「せん断力」と「自己修復性」によって挙動を制御する。静止時はゲル（G' &gt; G''）として振る舞い、噴霧時はせん断によりゾル様（G'' &gt; G'）に流動し、壁面に着弾すると瞬時に再びゲル化、最後に火炎によってエアロゲルへ変態する </w:t>
+      </w:r>
+      <w:r>
+        <w:rPr>
+          <w:rFonts w:ascii="MS PGothic" w:hAnsi="MS PGothic" w:eastAsia="MS PGothic"/>
+          <w:b/>
+          <w:color w:val="000000"/>
+          <w:sz w:val="19"/>
+        </w:rPr>
+        <w:t>(Fig. 2a–c)</w:t>
+      </w:r>
+      <w:r>
+        <w:rPr>
+          <w:rFonts w:ascii="MS PGothic" w:hAnsi="MS PGothic" w:eastAsia="MS PGothic"/>
+          <w:b w:val="0"/>
+          <w:color w:val="000000"/>
+          <w:sz w:val="19"/>
+        </w:rPr>
+        <w:t>。測定特性と現場性能の対応は、せん断希薄化→噴霧可能性、高貯蔵弾性率（G'）→垂直壁面でも垂れない保持力、自己修復性→着弾後すぐに保護層を再形成、である。</w:t>
       </w:r>
     </w:p>
     <w:tbl>
@@ -316,12 +352,12 @@
             </w:pPr>
             <w:r>
               <w:rPr>
-                <w:rFonts w:ascii="MS Gothic" w:hAnsi="MS Gothic" w:eastAsia="MS Gothic"/>
+                <w:rFonts w:ascii="MS PGothic" w:hAnsi="MS PGothic" w:eastAsia="MS PGothic"/>
                 <w:b w:val="0"/>
                 <w:color w:val="000000"/>
                 <w:sz w:val="18"/>
               </w:rPr>
-              <w:t>［図挿入欄］Fig. 2a–c：粘弾性（G'/G'' 周波数依存性）・せん断希薄化曲線</w:t>
+              <w:t>［図挿入欄］Fig. 2a–c：G'/G'' 周波数依存性（粘弾性）・せん断希薄化曲線</w:t>
             </w:r>
           </w:p>
         </w:tc>
@@ -338,7 +374,7 @@
       </w:pPr>
       <w:r>
         <w:rPr>
-          <w:rFonts w:ascii="MS Gothic" w:hAnsi="MS Gothic" w:eastAsia="MS Gothic"/>
+          <w:rFonts w:ascii="MS PGothic" w:hAnsi="MS PGothic" w:eastAsia="MS PGothic"/>
           <w:b/>
           <w:color w:val="000000"/>
           <w:sz w:val="20"/>
@@ -353,12 +389,120 @@
       </w:pPr>
       <w:r>
         <w:rPr>
-          <w:rFonts w:ascii="MS Gothic" w:hAnsi="MS Gothic" w:eastAsia="MS Gothic"/>
+          <w:rFonts w:ascii="MS PGothic" w:hAnsi="MS PGothic" w:eastAsia="MS PGothic"/>
           <w:b w:val="0"/>
           <w:color w:val="000000"/>
           <w:sz w:val="19"/>
         </w:rPr>
-        <w:t>降伏応力は、ゲルが流れ始める／流れ続けるのに必要な応力として、静的（付着性）と動的（噴霧性）の2定義で評価した。静的降伏応力は LAOS の G'/G'' クロスオーバーから、動的降伏応力はフロースイープの Herschel–Bulkley フィットから算出した。作製直後の値は HEC+MC: 33.3 Pa、MHEC: 3.31 Pa であり、高い静的降伏応力による垂直面への強固な付着と、適度な動的降伏応力によるポンプ圧内での噴霧性を両立することが示された。</w:t>
+        <w:t xml:space="preserve">降伏応力は、ゲルが流れ始める／流れ続けるのに必要な応力として、静的（付着性）と動的（噴霧性）の2定義で評価した。静的降伏応力は LAOS の G'/G'' クロスオーバーから、動的降伏応力はフロースイープの Herschel–Bulkley フィットから算出した </w:t>
+      </w:r>
+      <w:r>
+        <w:rPr>
+          <w:rFonts w:ascii="MS PGothic" w:hAnsi="MS PGothic" w:eastAsia="MS PGothic"/>
+          <w:b/>
+          <w:color w:val="000000"/>
+          <w:sz w:val="19"/>
+        </w:rPr>
+        <w:t>(Fig. 2d–e)</w:t>
+      </w:r>
+      <w:r>
+        <w:rPr>
+          <w:rFonts w:ascii="MS PGothic" w:hAnsi="MS PGothic" w:eastAsia="MS PGothic"/>
+          <w:b w:val="0"/>
+          <w:color w:val="000000"/>
+          <w:sz w:val="19"/>
+        </w:rPr>
+        <w:t>。作製直後の静的降伏応力はHEC+MC: 33.3 Pa、MHEC: 3.31 Pa であり、高い静的降伏応力による垂直面への強固な付着と、適度な動的降伏応力によるポンプ圧内での噴霧性を両立することが示された。</w:t>
+      </w:r>
+    </w:p>
+    <w:tbl>
+      <w:tblPr>
+        <w:tblStyle w:val="TableGrid"/>
+        <w:tblW w:type="auto" w:w="0"/>
+        <w:jc w:val="center"/>
+        <w:tblLook w:firstColumn="1" w:firstRow="1" w:lastColumn="0" w:lastRow="0" w:noHBand="0" w:noVBand="1" w:val="04A0"/>
+      </w:tblPr>
+      <w:tblGrid>
+        <w:gridCol w:w="9972"/>
+      </w:tblGrid>
+      <w:tr>
+        <w:trPr>
+          <w:trHeight w:val="2268" w:hRule="exact"/>
+        </w:trPr>
+        <w:tc>
+          <w:tcPr>
+            <w:tcW w:type="dxa" w:w="9972"/>
+            <w:tcW w:w="9360" w:type="dxa"/>
+            <w:vAlign w:val="center"/>
+          </w:tcPr>
+          <w:p>
+            <w:pPr>
+              <w:spacing w:before="0" w:after="0"/>
+              <w:jc w:val="center"/>
+            </w:pPr>
+            <w:r>
+              <w:rPr>
+                <w:rFonts w:ascii="MS PGothic" w:hAnsi="MS PGothic" w:eastAsia="MS PGothic"/>
+                <w:b w:val="0"/>
+                <w:color w:val="000000"/>
+                <w:sz w:val="18"/>
+              </w:rPr>
+              <w:t>［図挿入欄］Fig. 2d–e：LAOS・フロースイープ（HEC+MC / MHEC 静的・動的降伏応力の比較）</w:t>
+            </w:r>
+          </w:p>
+        </w:tc>
+      </w:tr>
+    </w:tbl>
+    <w:p>
+      <w:pPr>
+        <w:spacing w:before="0" w:after="40"/>
+      </w:pPr>
+    </w:p>
+    <w:p>
+      <w:pPr>
+        <w:spacing w:before="60" w:after="0" w:lineRule="exact" w:line="280"/>
+      </w:pPr>
+      <w:r>
+        <w:rPr>
+          <w:rFonts w:ascii="MS PGothic" w:hAnsi="MS PGothic" w:eastAsia="MS PGothic"/>
+          <w:b/>
+          <w:color w:val="000000"/>
+          <w:sz w:val="20"/>
+        </w:rPr>
+        <w:t>・界面活性剤（SDS）添加の影響 — ネガティブ結果</w:t>
+      </w:r>
+    </w:p>
+    <w:p>
+      <w:pPr>
+        <w:spacing w:before="0" w:after="40" w:lineRule="exact" w:line="280"/>
+        <w:ind w:firstLine="227"/>
+      </w:pPr>
+      <w:r>
+        <w:rPr>
+          <w:rFonts w:ascii="MS PGothic" w:hAnsi="MS PGothic" w:eastAsia="MS PGothic"/>
+          <w:b w:val="0"/>
+          <w:color w:val="000000"/>
+          <w:sz w:val="19"/>
+        </w:rPr>
+        <w:t xml:space="preserve">SDS は濡れ性の改善と発泡安定化による断熱層の増厚を狙って添加されたが、結果は期待に反した。弾性率は SDS 0.1% でわずかに上昇するものの 0.5% で再低下し、降伏応力も低下した </w:t>
+      </w:r>
+      <w:r>
+        <w:rPr>
+          <w:rFonts w:ascii="MS PGothic" w:hAnsi="MS PGothic" w:eastAsia="MS PGothic"/>
+          <w:b/>
+          <w:color w:val="000000"/>
+          <w:sz w:val="19"/>
+        </w:rPr>
+        <w:t>(Fig. 2e–h)</w:t>
+      </w:r>
+      <w:r>
+        <w:rPr>
+          <w:rFonts w:ascii="MS PGothic" w:hAnsi="MS PGothic" w:eastAsia="MS PGothic"/>
+          <w:b w:val="0"/>
+          <w:color w:val="000000"/>
+          <w:sz w:val="19"/>
+        </w:rPr>
+        <w:t>。発泡指数も 2.6（0%）→ 2.3（0.1%）→ さらに低下（0.5%）と悪化し、微細構造では気泡が粗大・不均一となった。すなわち「SDS は添加しない方が良い」という設計上の知見が得られ、論文中でもネガティブ結果として明示されている。</w:t>
       </w:r>
     </w:p>
     <w:tbl>
@@ -388,12 +532,318 @@
             </w:pPr>
             <w:r>
               <w:rPr>
-                <w:rFonts w:ascii="MS Gothic" w:hAnsi="MS Gothic" w:eastAsia="MS Gothic"/>
+                <w:rFonts w:ascii="MS PGothic" w:hAnsi="MS PGothic" w:eastAsia="MS PGothic"/>
                 <w:b w:val="0"/>
                 <w:color w:val="000000"/>
                 <w:sz w:val="18"/>
               </w:rPr>
-              <w:t>［図挿入欄］Fig. 2d–h：降伏応力・LAOS・フロースイープ（HEC+MC / MHEC / SDS 系の比較）</w:t>
+              <w:t>［図挿入欄］Fig. 2e–h：SDS 濃度と弾性率・降伏応力・発泡指数・気泡微細構造（SEM）</w:t>
+            </w:r>
+          </w:p>
+        </w:tc>
+      </w:tr>
+    </w:tbl>
+    <w:p>
+      <w:pPr>
+        <w:spacing w:before="0" w:after="40"/>
+      </w:pPr>
+    </w:p>
+    <w:p>
+      <w:pPr>
+        <w:spacing w:before="120" w:after="20" w:lineRule="exact" w:line="300"/>
+      </w:pPr>
+      <w:r>
+        <w:rPr>
+          <w:rFonts w:ascii="MS PGothic" w:hAnsi="MS PGothic" w:eastAsia="MS PGothic"/>
+          <w:b/>
+          <w:color w:val="000000"/>
+          <w:sz w:val="21"/>
+        </w:rPr>
+        <w:t>2. エアロゲル形成機構と長期安定性</w:t>
+      </w:r>
+    </w:p>
+    <w:p>
+      <w:pPr>
+        <w:spacing w:before="60" w:after="0" w:lineRule="exact" w:line="280"/>
+      </w:pPr>
+      <w:r>
+        <w:rPr>
+          <w:rFonts w:ascii="MS PGothic" w:hAnsi="MS PGothic" w:eastAsia="MS PGothic"/>
+          <w:b/>
+          <w:color w:val="000000"/>
+          <w:sz w:val="20"/>
+        </w:rPr>
+        <w:t>・シリカエアロゲル形成機構（焼結3段階）</w:t>
+      </w:r>
+    </w:p>
+    <w:p>
+      <w:pPr>
+        <w:spacing w:before="0" w:after="40" w:lineRule="exact" w:line="280"/>
+        <w:ind w:firstLine="227"/>
+      </w:pPr>
+      <w:r>
+        <w:rPr>
+          <w:rFonts w:ascii="MS PGothic" w:hAnsi="MS PGothic" w:eastAsia="MS PGothic"/>
+          <w:b w:val="0"/>
+          <w:color w:val="000000"/>
+          <w:sz w:val="19"/>
+        </w:rPr>
+        <w:t xml:space="preserve">エアロゲルの形成は焼結の3段階で進む。①粒子が独立して分散した状態 → ②脱水による粒界の形成 → ③ネック成長による多孔質 SiO₂ 骨格の完成、という流れで、火炎活性化により WEG がシリカエアロゲルへと変態する（模式図は緒言 </w:t>
+      </w:r>
+      <w:r>
+        <w:rPr>
+          <w:rFonts w:ascii="MS PGothic" w:hAnsi="MS PGothic" w:eastAsia="MS PGothic"/>
+          <w:b/>
+          <w:color w:val="000000"/>
+          <w:sz w:val="19"/>
+        </w:rPr>
+        <w:t>Fig. 1</w:t>
+      </w:r>
+      <w:r>
+        <w:rPr>
+          <w:rFonts w:ascii="MS PGothic" w:hAnsi="MS PGothic" w:eastAsia="MS PGothic"/>
+          <w:b w:val="0"/>
+          <w:color w:val="000000"/>
+          <w:sz w:val="19"/>
+        </w:rPr>
+        <w:t xml:space="preserve"> を参照）。TGA/DSC 解析より、CSP の焼結開始温度（約200℃）とセルロースの分解開始温度（約280℃）が温度的に重なっており </w:t>
+      </w:r>
+      <w:r>
+        <w:rPr>
+          <w:rFonts w:ascii="MS PGothic" w:hAnsi="MS PGothic" w:eastAsia="MS PGothic"/>
+          <w:b/>
+          <w:color w:val="000000"/>
+          <w:sz w:val="19"/>
+        </w:rPr>
+        <w:t>(Fig. 5)</w:t>
+      </w:r>
+      <w:r>
+        <w:rPr>
+          <w:rFonts w:ascii="MS PGothic" w:hAnsi="MS PGothic" w:eastAsia="MS PGothic"/>
+          <w:b w:val="0"/>
+          <w:color w:val="000000"/>
+          <w:sz w:val="19"/>
+        </w:rPr>
+        <w:t>、エアロゲル化が同期して進行することが重要なポイントである。</w:t>
+      </w:r>
+    </w:p>
+    <w:p>
+      <w:pPr>
+        <w:spacing w:before="60" w:after="0" w:lineRule="exact" w:line="280"/>
+      </w:pPr>
+      <w:r>
+        <w:rPr>
+          <w:rFonts w:ascii="MS PGothic" w:hAnsi="MS PGothic" w:eastAsia="MS PGothic"/>
+          <w:b/>
+          <w:color w:val="000000"/>
+          <w:sz w:val="20"/>
+        </w:rPr>
+        <w:t>・長期安定性（455日間）</w:t>
+      </w:r>
+    </w:p>
+    <w:p>
+      <w:pPr>
+        <w:spacing w:before="0" w:after="40" w:lineRule="exact" w:line="280"/>
+        <w:ind w:firstLine="227"/>
+      </w:pPr>
+      <w:r>
+        <w:rPr>
+          <w:rFonts w:ascii="MS PGothic" w:hAnsi="MS PGothic" w:eastAsia="MS PGothic"/>
+          <w:b w:val="0"/>
+          <w:color w:val="000000"/>
+          <w:sz w:val="19"/>
+        </w:rPr>
+        <w:t>熟成は、可逆的な水素結合から不可逆的な Si–O 共有結合への転移として理解できる。HEC+MC 系はこの共有結合化により剛性化し、降伏応力が 33 → 69 Pa へ上昇する（変化率 +107%）一方、MHEC 系の変化は穏やかであった（+38%）。HEC・MC は遊離の水酸基が多く共有結合化が進みやすいためである。それでも455日経過後まで燃焼挙動は変化せず、実用的な保存安定性が確認された（Supplementary Fig. S18–S19）。</w:t>
+      </w:r>
+    </w:p>
+    <w:p>
+      <w:pPr>
+        <w:spacing w:before="60" w:after="0" w:lineRule="exact" w:line="280"/>
+      </w:pPr>
+      <w:r>
+        <w:rPr>
+          <w:rFonts w:ascii="MS PGothic" w:hAnsi="MS PGothic" w:eastAsia="MS PGothic"/>
+          <w:b/>
+          <w:color w:val="000000"/>
+          <w:sz w:val="20"/>
+        </w:rPr>
+        <w:t>・MHEC の優位性</w:t>
+      </w:r>
+    </w:p>
+    <w:p>
+      <w:pPr>
+        <w:spacing w:before="0" w:after="40" w:lineRule="exact" w:line="280"/>
+        <w:ind w:firstLine="227"/>
+      </w:pPr>
+      <w:r>
+        <w:rPr>
+          <w:rFonts w:ascii="MS PGothic" w:hAnsi="MS PGothic" w:eastAsia="MS PGothic"/>
+          <w:b w:val="0"/>
+          <w:color w:val="000000"/>
+          <w:sz w:val="19"/>
+        </w:rPr>
+        <w:t>MHEC は2つの優位性を持つ。①経時変化が穏やか（剛性化率 +38% vs. HEC+MC の +107%）で長期安定性が高い。②単一ポリマーであるため配合・品質管理が容易でコストも低い。すなわち MHEC は「劣化しにくく、安く、高品質」と言える。燃焼性能は HEC+MC 系がわずかに上回るが、実用面では MHEC が優れる。</w:t>
+      </w:r>
+    </w:p>
+    <w:p>
+      <w:pPr>
+        <w:spacing w:before="120" w:after="20" w:lineRule="exact" w:line="300"/>
+      </w:pPr>
+      <w:r>
+        <w:rPr>
+          <w:rFonts w:ascii="MS PGothic" w:hAnsi="MS PGothic" w:eastAsia="MS PGothic"/>
+          <w:b/>
+          <w:color w:val="000000"/>
+          <w:sz w:val="21"/>
+        </w:rPr>
+        <w:t>3. 燃焼試験による防火性能</w:t>
+      </w:r>
+    </w:p>
+    <w:p>
+      <w:pPr>
+        <w:spacing w:before="60" w:after="0" w:lineRule="exact" w:line="280"/>
+      </w:pPr>
+      <w:r>
+        <w:rPr>
+          <w:rFonts w:ascii="MS PGothic" w:hAnsi="MS PGothic" w:eastAsia="MS PGothic"/>
+          <w:b/>
+          <w:color w:val="000000"/>
+          <w:sz w:val="20"/>
+        </w:rPr>
+        <w:t>・試験セットアップと評価指標</w:t>
+      </w:r>
+    </w:p>
+    <w:p>
+      <w:pPr>
+        <w:spacing w:before="0" w:after="40" w:lineRule="exact" w:line="280"/>
+        <w:ind w:firstLine="227"/>
+      </w:pPr>
+      <w:r>
+        <w:rPr>
+          <w:rFonts w:ascii="MS PGothic" w:hAnsi="MS PGothic" w:eastAsia="MS PGothic"/>
+          <w:b w:val="0"/>
+          <w:color w:val="000000"/>
+          <w:sz w:val="19"/>
+        </w:rPr>
+        <w:t xml:space="preserve">合板にゲルを塗布し、約2054℃の MAP-Pro トーチで加熱した </w:t>
+      </w:r>
+      <w:r>
+        <w:rPr>
+          <w:rFonts w:ascii="MS PGothic" w:hAnsi="MS PGothic" w:eastAsia="MS PGothic"/>
+          <w:b/>
+          <w:color w:val="000000"/>
+          <w:sz w:val="19"/>
+        </w:rPr>
+        <w:t>(Fig. 3a)</w:t>
+      </w:r>
+      <w:r>
+        <w:rPr>
+          <w:rFonts w:ascii="MS PGothic" w:hAnsi="MS PGothic" w:eastAsia="MS PGothic"/>
+          <w:b w:val="0"/>
+          <w:color w:val="000000"/>
+          <w:sz w:val="19"/>
+        </w:rPr>
+        <w:t>。評価指標は木材表面が炭化するまでの時間（Time to char）であり、長いほど高い保護性能を意味する。120秒・300秒の時点で表面状態を撮影し、視覚的な比較も行った。すべての試験は n ≥ 3 で実施した。</w:t>
+      </w:r>
+    </w:p>
+    <w:p>
+      <w:pPr>
+        <w:spacing w:before="60" w:after="0" w:lineRule="exact" w:line="280"/>
+      </w:pPr>
+      <w:r>
+        <w:rPr>
+          <w:rFonts w:ascii="MS PGothic" w:hAnsi="MS PGothic" w:eastAsia="MS PGothic"/>
+          <w:b/>
+          <w:color w:val="000000"/>
+          <w:sz w:val="20"/>
+        </w:rPr>
+        <w:t>・5配合の定量比較（主結果）</w:t>
+      </w:r>
+    </w:p>
+    <w:p>
+      <w:pPr>
+        <w:spacing w:before="0" w:after="40" w:lineRule="exact" w:line="280"/>
+        <w:ind w:firstLine="227"/>
+      </w:pPr>
+      <w:r>
+        <w:rPr>
+          <w:rFonts w:ascii="MS PGothic" w:hAnsi="MS PGothic" w:eastAsia="MS PGothic"/>
+          <w:b w:val="0"/>
+          <w:color w:val="000000"/>
+          <w:sz w:val="19"/>
+        </w:rPr>
+        <w:t xml:space="preserve">Time to char の比較：水 ≈ 0.3分、AquaGel-K ≈ 1.5分に対し、本研究の WEG（HEC+MC/CSP およびMHEC/CSP）は 7分以上を記録し、市販品の3〜6倍の保護時間を達成した </w:t>
+      </w:r>
+      <w:r>
+        <w:rPr>
+          <w:rFonts w:ascii="MS PGothic" w:hAnsi="MS PGothic" w:eastAsia="MS PGothic"/>
+          <w:b/>
+          <w:color w:val="000000"/>
+          <w:sz w:val="19"/>
+        </w:rPr>
+        <w:t>(Fig. 3b)</w:t>
+      </w:r>
+      <w:r>
+        <w:rPr>
+          <w:rFonts w:ascii="MS PGothic" w:hAnsi="MS PGothic" w:eastAsia="MS PGothic"/>
+          <w:b w:val="0"/>
+          <w:color w:val="000000"/>
+          <w:sz w:val="19"/>
+        </w:rPr>
+        <w:t xml:space="preserve">。300秒時点の表面観察では、水・AquaGel-K は表面が黒く炭化したのに対し、本研究の WEG は表面がほぼ無傷で断熱層が残存しており、視覚的にも明確な差が確認された </w:t>
+      </w:r>
+      <w:r>
+        <w:rPr>
+          <w:rFonts w:ascii="MS PGothic" w:hAnsi="MS PGothic" w:eastAsia="MS PGothic"/>
+          <w:b/>
+          <w:color w:val="000000"/>
+          <w:sz w:val="19"/>
+        </w:rPr>
+        <w:t>(Fig. 3c)</w:t>
+      </w:r>
+      <w:r>
+        <w:rPr>
+          <w:rFonts w:ascii="MS PGothic" w:hAnsi="MS PGothic" w:eastAsia="MS PGothic"/>
+          <w:b w:val="0"/>
+          <w:color w:val="000000"/>
+          <w:sz w:val="19"/>
+        </w:rPr>
+        <w:t>。なお SDS 添加系はTime to char がやや低下し、SDS 添加のデメリットを裏付けた。</w:t>
+      </w:r>
+    </w:p>
+    <w:tbl>
+      <w:tblPr>
+        <w:tblStyle w:val="TableGrid"/>
+        <w:tblW w:type="auto" w:w="0"/>
+        <w:jc w:val="center"/>
+        <w:tblLook w:firstColumn="1" w:firstRow="1" w:lastColumn="0" w:lastRow="0" w:noHBand="0" w:noVBand="1" w:val="04A0"/>
+      </w:tblPr>
+      <w:tblGrid>
+        <w:gridCol w:w="9972"/>
+      </w:tblGrid>
+      <w:tr>
+        <w:trPr>
+          <w:trHeight w:val="3118" w:hRule="exact"/>
+        </w:trPr>
+        <w:tc>
+          <w:tcPr>
+            <w:tcW w:type="dxa" w:w="9972"/>
+            <w:tcW w:w="9360" w:type="dxa"/>
+            <w:vAlign w:val="center"/>
+          </w:tcPr>
+          <w:p>
+            <w:pPr>
+              <w:spacing w:before="0" w:after="0"/>
+              <w:jc w:val="center"/>
+            </w:pPr>
+            <w:r>
+              <w:rPr>
+                <w:rFonts w:ascii="MS PGothic" w:hAnsi="MS PGothic" w:eastAsia="MS PGothic"/>
+                <w:b w:val="0"/>
+                <w:color w:val="000000"/>
+                <w:sz w:val="18"/>
+              </w:rPr>
+              <w:t>［図挿入欄］Fig. 3a–c：燃焼試験セットアップ・Time to char 棒グラフ（n≥3）・表面状態写真（120s/300s）</w:t>
             </w:r>
           </w:p>
         </w:tc>
@@ -410,12 +860,12 @@
       </w:pPr>
       <w:r>
         <w:rPr>
-          <w:rFonts w:ascii="MS Gothic" w:hAnsi="MS Gothic" w:eastAsia="MS Gothic"/>
+          <w:rFonts w:ascii="MS PGothic" w:hAnsi="MS PGothic" w:eastAsia="MS PGothic"/>
           <w:b/>
           <w:color w:val="000000"/>
           <w:sz w:val="20"/>
         </w:rPr>
-        <w:t>・界面活性剤（SDS）添加の影響 — ネガティブ結果</w:t>
+        <w:t>・燃焼過程のタイムラプス観察</w:t>
       </w:r>
     </w:p>
     <w:p>
@@ -425,12 +875,30 @@
       </w:pPr>
       <w:r>
         <w:rPr>
-          <w:rFonts w:ascii="MS Gothic" w:hAnsi="MS Gothic" w:eastAsia="MS Gothic"/>
+          <w:rFonts w:ascii="MS PGothic" w:hAnsi="MS PGothic" w:eastAsia="MS PGothic"/>
           <w:b w:val="0"/>
           <w:color w:val="000000"/>
           <w:sz w:val="19"/>
         </w:rPr>
-        <w:t>SDS は濡れ性の改善と発泡安定化による断熱層の増厚を狙って添加されたが、結果は期待に反した。弾性率は SDS 0.1% でわずかに上昇するものの 0.5% で再低下し、降伏応力も低下した（付着力の低下）。発泡指数も 2.6（0%）→ 2.3（0.1%）→ さらに低下（0.5%）と悪化し、微細構造では気泡が粗大・不均一となった。すなわち「SDS は添加しない方が良い」という設計上の知見が得られ、論文中でもネガティブ結果として明示されている。</w:t>
+        <w:t xml:space="preserve">水はすぐに蒸発・流失し保護が即座に失われた。AquaGel-K も水分が蒸発した時点で保護が終了した。これに対し本研究の WEG は、水分の蒸発と同時に発泡・膨張し、形成された白色の多孔質エアロゲル層が7分以上にわたり保護を継続した </w:t>
+      </w:r>
+      <w:r>
+        <w:rPr>
+          <w:rFonts w:ascii="MS PGothic" w:hAnsi="MS PGothic" w:eastAsia="MS PGothic"/>
+          <w:b/>
+          <w:color w:val="000000"/>
+          <w:sz w:val="19"/>
+        </w:rPr>
+        <w:t>(Fig. 3d)</w:t>
+      </w:r>
+      <w:r>
+        <w:rPr>
+          <w:rFonts w:ascii="MS PGothic" w:hAnsi="MS PGothic" w:eastAsia="MS PGothic"/>
+          <w:b w:val="0"/>
+          <w:color w:val="000000"/>
+          <w:sz w:val="19"/>
+        </w:rPr>
+        <w:t>。このエアロゲル層は目視で白色のモコモコとして確認できる。</w:t>
       </w:r>
     </w:p>
     <w:tbl>
@@ -460,12 +928,12 @@
             </w:pPr>
             <w:r>
               <w:rPr>
-                <w:rFonts w:ascii="MS Gothic" w:hAnsi="MS Gothic" w:eastAsia="MS Gothic"/>
+                <w:rFonts w:ascii="MS PGothic" w:hAnsi="MS PGothic" w:eastAsia="MS PGothic"/>
                 <w:b w:val="0"/>
                 <w:color w:val="000000"/>
                 <w:sz w:val="18"/>
               </w:rPr>
-              <w:t>［図挿入欄］Fig. 2（SDS 系）：SDS 濃度と発泡指数・気泡微細構造の関係（SEM 含む）</w:t>
+              <w:t>［図挿入欄］Fig. 3d：水・AquaGel-K・WEG の燃焼経過タイムラプス比較写真（0/30/60/120/300 秒）</w:t>
             </w:r>
           </w:p>
         </w:tc>
@@ -482,12 +950,12 @@
       </w:pPr>
       <w:r>
         <w:rPr>
-          <w:rFonts w:ascii="MS Gothic" w:hAnsi="MS Gothic" w:eastAsia="MS Gothic"/>
+          <w:rFonts w:ascii="MS PGothic" w:hAnsi="MS PGothic" w:eastAsia="MS PGothic"/>
           <w:b/>
           <w:color w:val="000000"/>
           <w:sz w:val="21"/>
         </w:rPr>
-        <w:t>2. エアロゲル形成機構と長期安定性</w:t>
+        <w:t>4. 化学・熱分析によるメカニズムの裏付け</w:t>
       </w:r>
     </w:p>
     <w:p>
@@ -496,12 +964,12 @@
       </w:pPr>
       <w:r>
         <w:rPr>
-          <w:rFonts w:ascii="MS Gothic" w:hAnsi="MS Gothic" w:eastAsia="MS Gothic"/>
+          <w:rFonts w:ascii="MS PGothic" w:hAnsi="MS PGothic" w:eastAsia="MS PGothic"/>
           <w:b/>
           <w:color w:val="000000"/>
           <w:sz w:val="20"/>
         </w:rPr>
-        <w:t>・シリカエアロゲル形成機構（焼結3段階）</w:t>
+        <w:t>・FT-IR / XPS — 燃焼前後の化学組成変化</w:t>
       </w:r>
     </w:p>
     <w:p>
@@ -511,12 +979,48 @@
       </w:pPr>
       <w:r>
         <w:rPr>
-          <w:rFonts w:ascii="MS Gothic" w:hAnsi="MS Gothic" w:eastAsia="MS Gothic"/>
+          <w:rFonts w:ascii="MS PGothic" w:hAnsi="MS PGothic" w:eastAsia="MS PGothic"/>
           <w:b w:val="0"/>
           <w:color w:val="000000"/>
           <w:sz w:val="19"/>
         </w:rPr>
-        <w:t>エアロゲルの形成は焼結の3段階で進む。①粒子が独立して分散した状態 → ②脱水による粒界の形成 → ③ネック成長による多孔質 SiO₂ 骨格の完成、という流れで、火炎活性化により WEG がシリカエアロゲルへと変態する。TGA/DSC 解析より、CSP の焼結開始温度（約200℃）とセルロースの分解開始温度（約280℃）が温度的に重なっており、エアロゲル化が同期して進行することが重要なポイントである。</w:t>
+        <w:t xml:space="preserve">燃焼後は O–H・C–H ピークが消失し、Si–O–Si ピークが強くシャープになり、純粋なシリカ化が確認された </w:t>
+      </w:r>
+      <w:r>
+        <w:rPr>
+          <w:rFonts w:ascii="MS PGothic" w:hAnsi="MS PGothic" w:eastAsia="MS PGothic"/>
+          <w:b/>
+          <w:color w:val="000000"/>
+          <w:sz w:val="19"/>
+        </w:rPr>
+        <w:t>(Fig. 4a–b)</w:t>
+      </w:r>
+      <w:r>
+        <w:rPr>
+          <w:rFonts w:ascii="MS PGothic" w:hAnsi="MS PGothic" w:eastAsia="MS PGothic"/>
+          <w:b w:val="0"/>
+          <w:color w:val="000000"/>
+          <w:sz w:val="19"/>
+        </w:rPr>
+        <w:t xml:space="preserve">。XPS でも炭素が大幅に減少（MHEC: 38.3 → 4.8 at%）しており </w:t>
+      </w:r>
+      <w:r>
+        <w:rPr>
+          <w:rFonts w:ascii="MS PGothic" w:hAnsi="MS PGothic" w:eastAsia="MS PGothic"/>
+          <w:b/>
+          <w:color w:val="000000"/>
+          <w:sz w:val="19"/>
+        </w:rPr>
+        <w:t>(Fig. 4c–d)</w:t>
+      </w:r>
+      <w:r>
+        <w:rPr>
+          <w:rFonts w:ascii="MS PGothic" w:hAnsi="MS PGothic" w:eastAsia="MS PGothic"/>
+          <w:b w:val="0"/>
+          <w:color w:val="000000"/>
+          <w:sz w:val="19"/>
+        </w:rPr>
+        <w:t>、有機物が燃焼してシリカが残ることが化学的に裏付けられた。</w:t>
       </w:r>
     </w:p>
     <w:tbl>
@@ -546,12 +1050,12 @@
             </w:pPr>
             <w:r>
               <w:rPr>
-                <w:rFonts w:ascii="MS Gothic" w:hAnsi="MS Gothic" w:eastAsia="MS Gothic"/>
+                <w:rFonts w:ascii="MS PGothic" w:hAnsi="MS PGothic" w:eastAsia="MS PGothic"/>
                 <w:b w:val="0"/>
                 <w:color w:val="000000"/>
                 <w:sz w:val="18"/>
               </w:rPr>
-              <w:t>［図挿入欄］Fig.（エアロゲル形成模式図）：焼結3段階の模式図および断面 SEM（0/1/2/4 分）</w:t>
+              <w:t>［図挿入欄］Fig. 4a–d：燃焼前後の FT-IR スペクトル（a–b）・XPS 炭素組成比較（c–d）</w:t>
             </w:r>
           </w:p>
         </w:tc>
@@ -568,12 +1072,12 @@
       </w:pPr>
       <w:r>
         <w:rPr>
-          <w:rFonts w:ascii="MS Gothic" w:hAnsi="MS Gothic" w:eastAsia="MS Gothic"/>
+          <w:rFonts w:ascii="MS PGothic" w:hAnsi="MS PGothic" w:eastAsia="MS PGothic"/>
           <w:b/>
           <w:color w:val="000000"/>
           <w:sz w:val="20"/>
         </w:rPr>
-        <w:t>・長期安定性（455日間）</w:t>
+        <w:t>・TGA / DSC — 熱分解プロファイルと各成分の役割</w:t>
       </w:r>
     </w:p>
     <w:p>
@@ -583,12 +1087,30 @@
       </w:pPr>
       <w:r>
         <w:rPr>
-          <w:rFonts w:ascii="MS Gothic" w:hAnsi="MS Gothic" w:eastAsia="MS Gothic"/>
+          <w:rFonts w:ascii="MS PGothic" w:hAnsi="MS PGothic" w:eastAsia="MS PGothic"/>
           <w:b w:val="0"/>
           <w:color w:val="000000"/>
           <w:sz w:val="19"/>
         </w:rPr>
-        <w:t>熟成は、可逆的な水素結合から不可逆的な Si–O 共有結合への転移として理解できる。HEC+MC 系はこの共有結合化により剛性化し、降伏応力が 33 → 69 Pa へ上昇する（変化率 +107%）一方、MHEC 系の変化は穏やかであった（+38%）。HEC・MC は遊離の水酸基が多く共有結合化が進みやすいためである。それでも455日経過後まで燃焼挙動は変化せず、実用的な保存安定性が確認された。</w:t>
+        <w:t xml:space="preserve">約280℃で有機鎖が分解し、600℃超で残存するのはシリカ約5〜8 wt%（CSP 5% に相当）であった </w:t>
+      </w:r>
+      <w:r>
+        <w:rPr>
+          <w:rFonts w:ascii="MS PGothic" w:hAnsi="MS PGothic" w:eastAsia="MS PGothic"/>
+          <w:b/>
+          <w:color w:val="000000"/>
+          <w:sz w:val="19"/>
+        </w:rPr>
+        <w:t>(Fig. 5a)</w:t>
+      </w:r>
+      <w:r>
+        <w:rPr>
+          <w:rFonts w:ascii="MS PGothic" w:hAnsi="MS PGothic" w:eastAsia="MS PGothic"/>
+          <w:b w:val="0"/>
+          <w:color w:val="000000"/>
+          <w:sz w:val="19"/>
+        </w:rPr>
+        <w:t>。CSP の焼結開始温度（約200℃）とセルロースの分解開始温度（約280℃）が温度的に重なっており、シリカエアロゲル化が骨格崩壊と同期して進行する。</w:t>
       </w:r>
     </w:p>
     <w:p>
@@ -597,12 +1119,12 @@
       </w:pPr>
       <w:r>
         <w:rPr>
-          <w:rFonts w:ascii="MS Gothic" w:hAnsi="MS Gothic" w:eastAsia="MS Gothic"/>
+          <w:rFonts w:ascii="MS PGothic" w:hAnsi="MS PGothic" w:eastAsia="MS PGothic"/>
           <w:b/>
           <w:color w:val="000000"/>
           <w:sz w:val="20"/>
         </w:rPr>
-        <w:t>・MHEC の優位性</w:t>
+        <w:t>・断面 SEM — 焼結進行の直接観察</w:t>
       </w:r>
     </w:p>
     <w:p>
@@ -612,84 +1134,30 @@
       </w:pPr>
       <w:r>
         <w:rPr>
-          <w:rFonts w:ascii="MS Gothic" w:hAnsi="MS Gothic" w:eastAsia="MS Gothic"/>
+          <w:rFonts w:ascii="MS PGothic" w:hAnsi="MS PGothic" w:eastAsia="MS PGothic"/>
           <w:b w:val="0"/>
           <w:color w:val="000000"/>
           <w:sz w:val="19"/>
         </w:rPr>
-        <w:t>MHEC は2つの優位性を持つ。①経時変化が穏やか（剛性化率 +38% vs. HEC+MC の +107%）で長期安定性が高い。②単一ポリマーであるため配合・品質管理が容易でコストも低い。すなわち MHEC は「劣化しにくく、安く、高品質」と言える。燃焼性能は HEC+MC 系がわずかに上回るが、実用面では MHEC が優れる。</w:t>
+        <w:t xml:space="preserve">加熱 0分 → 1分 → 2分 → 4分と進むにつれて焼結が進行し、4分で緻密な SiO₂ 骨格（断熱層）が完成した </w:t>
       </w:r>
-    </w:p>
-    <w:p>
-      <w:pPr>
-        <w:spacing w:before="120" w:after="20" w:lineRule="exact" w:line="300"/>
-      </w:pPr>
       <w:r>
         <w:rPr>
-          <w:rFonts w:ascii="MS Gothic" w:hAnsi="MS Gothic" w:eastAsia="MS Gothic"/>
+          <w:rFonts w:ascii="MS PGothic" w:hAnsi="MS PGothic" w:eastAsia="MS PGothic"/>
           <w:b/>
           <w:color w:val="000000"/>
-          <w:sz w:val="21"/>
+          <w:sz w:val="19"/>
         </w:rPr>
-        <w:t>3. 燃焼試験による防火性能（Figure 3）</w:t>
+        <w:t>(Fig. 5b)</w:t>
       </w:r>
-    </w:p>
-    <w:p>
-      <w:pPr>
-        <w:spacing w:before="60" w:after="0" w:lineRule="exact" w:line="280"/>
-      </w:pPr>
       <w:r>
         <w:rPr>
-          <w:rFonts w:ascii="MS Gothic" w:hAnsi="MS Gothic" w:eastAsia="MS Gothic"/>
-          <w:b/>
-          <w:color w:val="000000"/>
-          <w:sz w:val="20"/>
-        </w:rPr>
-        <w:t>・試験セットアップと評価指標</w:t>
-      </w:r>
-    </w:p>
-    <w:p>
-      <w:pPr>
-        <w:spacing w:before="0" w:after="40" w:lineRule="exact" w:line="280"/>
-        <w:ind w:firstLine="227"/>
-      </w:pPr>
-      <w:r>
-        <w:rPr>
-          <w:rFonts w:ascii="MS Gothic" w:hAnsi="MS Gothic" w:eastAsia="MS Gothic"/>
+          <w:rFonts w:ascii="MS PGothic" w:hAnsi="MS PGothic" w:eastAsia="MS PGothic"/>
           <w:b w:val="0"/>
           <w:color w:val="000000"/>
           <w:sz w:val="19"/>
         </w:rPr>
-        <w:t>合板にゲルを塗布し、約2054℃の MAP-Pro トーチで加熱した。評価指標は木材表面が炭化するまでの時間（Time to char）であり、長いほど高い保護性能を意味する。120秒・300秒の時点で表面状態を撮影し、視覚的な比較も行った。すべての試験は n ≥ 3 で実施した。</w:t>
-      </w:r>
-    </w:p>
-    <w:p>
-      <w:pPr>
-        <w:spacing w:before="60" w:after="0" w:lineRule="exact" w:line="280"/>
-      </w:pPr>
-      <w:r>
-        <w:rPr>
-          <w:rFonts w:ascii="MS Gothic" w:hAnsi="MS Gothic" w:eastAsia="MS Gothic"/>
-          <w:b/>
-          <w:color w:val="000000"/>
-          <w:sz w:val="20"/>
-        </w:rPr>
-        <w:t>・5配合の定量比較（主結果）</w:t>
-      </w:r>
-    </w:p>
-    <w:p>
-      <w:pPr>
-        <w:spacing w:before="0" w:after="40" w:lineRule="exact" w:line="280"/>
-        <w:ind w:firstLine="227"/>
-      </w:pPr>
-      <w:r>
-        <w:rPr>
-          <w:rFonts w:ascii="MS Gothic" w:hAnsi="MS Gothic" w:eastAsia="MS Gothic"/>
-          <w:b w:val="0"/>
-          <w:color w:val="000000"/>
-          <w:sz w:val="19"/>
-        </w:rPr>
-        <w:t>Time to char の比較：水 ≈ 0.3分、AquaGel-K ≈ 1.5分に対し、本研究の WEG（HEC+MC/CSP およびMHEC/CSP）は 7分以上を記録し、市販品の3〜6倍の保護時間を達成した。300秒時点の表面観察では、水・AquaGel-K は表面が黒く炭化したのに対し、本研究の WEG は表面がほぼ無傷で断熱層が残存しており、視覚的にも明確な差が確認された。なお SDS 添加系は Time to char がやや低下し、SDS 添加のデメリットを裏付けた。</w:t>
+        <w:t>。提案した焼結3段階メカニズムを断面 SEM 像で直接裏付けた結果である。</w:t>
       </w:r>
     </w:p>
     <w:tbl>
@@ -704,7 +1172,7 @@
       </w:tblGrid>
       <w:tr>
         <w:trPr>
-          <w:trHeight w:val="2835" w:hRule="exact"/>
+          <w:trHeight w:val="3118" w:hRule="exact"/>
         </w:trPr>
         <w:tc>
           <w:tcPr>
@@ -719,84 +1187,12 @@
             </w:pPr>
             <w:r>
               <w:rPr>
-                <w:rFonts w:ascii="MS Gothic" w:hAnsi="MS Gothic" w:eastAsia="MS Gothic"/>
+                <w:rFonts w:ascii="MS PGothic" w:hAnsi="MS PGothic" w:eastAsia="MS PGothic"/>
                 <w:b w:val="0"/>
                 <w:color w:val="000000"/>
                 <w:sz w:val="18"/>
               </w:rPr>
-              <w:t>［図挿入欄］Fig. 3：5配合の Time to char 棒グラフ（n≥3, 誤差棒付き）</w:t>
-            </w:r>
-          </w:p>
-        </w:tc>
-      </w:tr>
-    </w:tbl>
-    <w:p>
-      <w:pPr>
-        <w:spacing w:before="0" w:after="40"/>
-      </w:pPr>
-    </w:p>
-    <w:p>
-      <w:pPr>
-        <w:spacing w:before="60" w:after="0" w:lineRule="exact" w:line="280"/>
-      </w:pPr>
-      <w:r>
-        <w:rPr>
-          <w:rFonts w:ascii="MS Gothic" w:hAnsi="MS Gothic" w:eastAsia="MS Gothic"/>
-          <w:b/>
-          <w:color w:val="000000"/>
-          <w:sz w:val="20"/>
-        </w:rPr>
-        <w:t>・燃焼過程のタイムラプス観察</w:t>
-      </w:r>
-    </w:p>
-    <w:p>
-      <w:pPr>
-        <w:spacing w:before="0" w:after="40" w:lineRule="exact" w:line="280"/>
-        <w:ind w:firstLine="227"/>
-      </w:pPr>
-      <w:r>
-        <w:rPr>
-          <w:rFonts w:ascii="MS Gothic" w:hAnsi="MS Gothic" w:eastAsia="MS Gothic"/>
-          <w:b w:val="0"/>
-          <w:color w:val="000000"/>
-          <w:sz w:val="19"/>
-        </w:rPr>
-        <w:t>水はすぐに蒸発・流失し保護が即座に失われた。AquaGel-K も水分が蒸発した時点で保護が終了した。これに対し本研究の WEG は、水分の蒸発と同時に発泡・膨張し、形成された白色の多孔質エアロゲル層が7分以上にわたり保護を継続した。このエアロゲル層は目視で白色のモコモコとして確認できる。</w:t>
-      </w:r>
-    </w:p>
-    <w:tbl>
-      <w:tblPr>
-        <w:tblStyle w:val="TableGrid"/>
-        <w:tblW w:type="auto" w:w="0"/>
-        <w:jc w:val="center"/>
-        <w:tblLook w:firstColumn="1" w:firstRow="1" w:lastColumn="0" w:lastRow="0" w:noHBand="0" w:noVBand="1" w:val="04A0"/>
-      </w:tblPr>
-      <w:tblGrid>
-        <w:gridCol w:w="9972"/>
-      </w:tblGrid>
-      <w:tr>
-        <w:trPr>
-          <w:trHeight w:val="2551" w:hRule="exact"/>
-        </w:trPr>
-        <w:tc>
-          <w:tcPr>
-            <w:tcW w:type="dxa" w:w="9972"/>
-            <w:tcW w:w="9360" w:type="dxa"/>
-            <w:vAlign w:val="center"/>
-          </w:tcPr>
-          <w:p>
-            <w:pPr>
-              <w:spacing w:before="0" w:after="0"/>
-              <w:jc w:val="center"/>
-            </w:pPr>
-            <w:r>
-              <w:rPr>
-                <w:rFonts w:ascii="MS Gothic" w:hAnsi="MS Gothic" w:eastAsia="MS Gothic"/>
-                <w:b w:val="0"/>
-                <w:color w:val="000000"/>
-                <w:sz w:val="18"/>
-              </w:rPr>
-              <w:t>［図挿入欄］Fig. 3：水・AquaGel-K・WEG の燃焼経過比較写真（0/30/60/120/300 秒）</w:t>
+              <w:t>［図挿入欄］Fig. 5a–b：TGA/DSC 熱分解曲線（a）・加熱時間ごとの断面 SEM（0/1/2/4 分）（b）</w:t>
             </w:r>
           </w:p>
         </w:tc>
@@ -813,194 +1209,7 @@
       </w:pPr>
       <w:r>
         <w:rPr>
-          <w:rFonts w:ascii="MS Gothic" w:hAnsi="MS Gothic" w:eastAsia="MS Gothic"/>
-          <w:b/>
-          <w:color w:val="000000"/>
-          <w:sz w:val="21"/>
-        </w:rPr>
-        <w:t>4. 化学・熱分析によるメカニズムの裏付け（Figure 4, 5）</w:t>
-      </w:r>
-    </w:p>
-    <w:p>
-      <w:pPr>
-        <w:spacing w:before="60" w:after="0" w:lineRule="exact" w:line="280"/>
-      </w:pPr>
-      <w:r>
-        <w:rPr>
-          <w:rFonts w:ascii="MS Gothic" w:hAnsi="MS Gothic" w:eastAsia="MS Gothic"/>
-          <w:b/>
-          <w:color w:val="000000"/>
-          <w:sz w:val="20"/>
-        </w:rPr>
-        <w:t>・FT-IR / XPS — 燃焼前後の化学組成変化</w:t>
-      </w:r>
-    </w:p>
-    <w:p>
-      <w:pPr>
-        <w:spacing w:before="0" w:after="40" w:lineRule="exact" w:line="280"/>
-        <w:ind w:firstLine="227"/>
-      </w:pPr>
-      <w:r>
-        <w:rPr>
-          <w:rFonts w:ascii="MS Gothic" w:hAnsi="MS Gothic" w:eastAsia="MS Gothic"/>
-          <w:b w:val="0"/>
-          <w:color w:val="000000"/>
-          <w:sz w:val="19"/>
-        </w:rPr>
-        <w:t>燃焼後は O–H・C–H ピークが消失し、Si–O–Si ピークが強くシャープになり、純粋なシリカ化が確認された。XPS でも炭素が大幅に減少（MHEC: 38.3 → 4.8 at%、HEC+MC も同様に大幅減）しており、有機物が燃焼してシリカが残ることが化学的に裏付けられた。</w:t>
-      </w:r>
-    </w:p>
-    <w:tbl>
-      <w:tblPr>
-        <w:tblStyle w:val="TableGrid"/>
-        <w:tblW w:type="auto" w:w="0"/>
-        <w:jc w:val="center"/>
-        <w:tblLook w:firstColumn="1" w:firstRow="1" w:lastColumn="0" w:lastRow="0" w:noHBand="0" w:noVBand="1" w:val="04A0"/>
-      </w:tblPr>
-      <w:tblGrid>
-        <w:gridCol w:w="9972"/>
-      </w:tblGrid>
-      <w:tr>
-        <w:trPr>
-          <w:trHeight w:val="2835" w:hRule="exact"/>
-        </w:trPr>
-        <w:tc>
-          <w:tcPr>
-            <w:tcW w:type="dxa" w:w="9972"/>
-            <w:tcW w:w="9360" w:type="dxa"/>
-            <w:vAlign w:val="center"/>
-          </w:tcPr>
-          <w:p>
-            <w:pPr>
-              <w:spacing w:before="0" w:after="0"/>
-              <w:jc w:val="center"/>
-            </w:pPr>
-            <w:r>
-              <w:rPr>
-                <w:rFonts w:ascii="MS Gothic" w:hAnsi="MS Gothic" w:eastAsia="MS Gothic"/>
-                <w:b w:val="0"/>
-                <w:color w:val="000000"/>
-                <w:sz w:val="18"/>
-              </w:rPr>
-              <w:t>［図挿入欄］Fig. 4：燃焼前後の FT-IR / XPS スペクトル比較（HEC+MC / MHEC 系）</w:t>
-            </w:r>
-          </w:p>
-        </w:tc>
-      </w:tr>
-    </w:tbl>
-    <w:p>
-      <w:pPr>
-        <w:spacing w:before="0" w:after="40"/>
-      </w:pPr>
-    </w:p>
-    <w:p>
-      <w:pPr>
-        <w:spacing w:before="60" w:after="0" w:lineRule="exact" w:line="280"/>
-      </w:pPr>
-      <w:r>
-        <w:rPr>
-          <w:rFonts w:ascii="MS Gothic" w:hAnsi="MS Gothic" w:eastAsia="MS Gothic"/>
-          <w:b/>
-          <w:color w:val="000000"/>
-          <w:sz w:val="20"/>
-        </w:rPr>
-        <w:t>・TGA / DSC — 熱分解プロファイルと各成分の役割</w:t>
-      </w:r>
-    </w:p>
-    <w:p>
-      <w:pPr>
-        <w:spacing w:before="0" w:after="40" w:lineRule="exact" w:line="280"/>
-        <w:ind w:firstLine="227"/>
-      </w:pPr>
-      <w:r>
-        <w:rPr>
-          <w:rFonts w:ascii="MS Gothic" w:hAnsi="MS Gothic" w:eastAsia="MS Gothic"/>
-          <w:b w:val="0"/>
-          <w:color w:val="000000"/>
-          <w:sz w:val="19"/>
-        </w:rPr>
-        <w:t>約280℃で有機鎖が分解し、600℃超で残存するのはシリカ約5〜8 wt%（CSP 5% に相当）であった。重要なのは、CSP の焼結開始温度（約200℃）とセルロースの分解開始温度（約280℃）が温度的に重なっている点であり、これによりシリカエアロゲル化が骨格崩壊と同期して進行する。</w:t>
-      </w:r>
-    </w:p>
-    <w:p>
-      <w:pPr>
-        <w:spacing w:before="60" w:after="0" w:lineRule="exact" w:line="280"/>
-      </w:pPr>
-      <w:r>
-        <w:rPr>
-          <w:rFonts w:ascii="MS Gothic" w:hAnsi="MS Gothic" w:eastAsia="MS Gothic"/>
-          <w:b/>
-          <w:color w:val="000000"/>
-          <w:sz w:val="20"/>
-        </w:rPr>
-        <w:t>・断面 SEM — 焼結進行の直接観察</w:t>
-      </w:r>
-    </w:p>
-    <w:p>
-      <w:pPr>
-        <w:spacing w:before="0" w:after="40" w:lineRule="exact" w:line="280"/>
-        <w:ind w:firstLine="227"/>
-      </w:pPr>
-      <w:r>
-        <w:rPr>
-          <w:rFonts w:ascii="MS Gothic" w:hAnsi="MS Gothic" w:eastAsia="MS Gothic"/>
-          <w:b w:val="0"/>
-          <w:color w:val="000000"/>
-          <w:sz w:val="19"/>
-        </w:rPr>
-        <w:t>加熱 0分 → 1分 → 2分 → 4分と進むにつれて焼結が進行し、4分で緻密な SiO₂ 骨格（断熱層）が完成した。提案した焼結3段階メカニズムを断面 SEM 像で直接裏付けた結果である。</w:t>
-      </w:r>
-    </w:p>
-    <w:tbl>
-      <w:tblPr>
-        <w:tblStyle w:val="TableGrid"/>
-        <w:tblW w:type="auto" w:w="0"/>
-        <w:jc w:val="center"/>
-        <w:tblLook w:firstColumn="1" w:firstRow="1" w:lastColumn="0" w:lastRow="0" w:noHBand="0" w:noVBand="1" w:val="04A0"/>
-      </w:tblPr>
-      <w:tblGrid>
-        <w:gridCol w:w="9972"/>
-      </w:tblGrid>
-      <w:tr>
-        <w:trPr>
-          <w:trHeight w:val="2835" w:hRule="exact"/>
-        </w:trPr>
-        <w:tc>
-          <w:tcPr>
-            <w:tcW w:type="dxa" w:w="9972"/>
-            <w:tcW w:w="9360" w:type="dxa"/>
-            <w:vAlign w:val="center"/>
-          </w:tcPr>
-          <w:p>
-            <w:pPr>
-              <w:spacing w:before="0" w:after="0"/>
-              <w:jc w:val="center"/>
-            </w:pPr>
-            <w:r>
-              <w:rPr>
-                <w:rFonts w:ascii="MS Gothic" w:hAnsi="MS Gothic" w:eastAsia="MS Gothic"/>
-                <w:b w:val="0"/>
-                <w:color w:val="000000"/>
-                <w:sz w:val="18"/>
-              </w:rPr>
-              <w:t>［図挿入欄］Fig. 5：加熱時間ごとの断面 SEM（0/1/2/4 分）および TGA/DSC 曲線</w:t>
-            </w:r>
-          </w:p>
-        </w:tc>
-      </w:tr>
-    </w:tbl>
-    <w:p>
-      <w:pPr>
-        <w:spacing w:before="0" w:after="40"/>
-      </w:pPr>
-    </w:p>
-    <w:p>
-      <w:pPr>
-        <w:spacing w:before="120" w:after="20" w:lineRule="exact" w:line="300"/>
-      </w:pPr>
-      <w:r>
-        <w:rPr>
-          <w:rFonts w:ascii="MS Gothic" w:hAnsi="MS Gothic" w:eastAsia="MS Gothic"/>
+          <w:rFonts w:ascii="MS PGothic" w:hAnsi="MS PGothic" w:eastAsia="MS PGothic"/>
           <w:b/>
           <w:color w:val="000000"/>
           <w:sz w:val="21"/>
@@ -1014,7 +1223,7 @@
       </w:pPr>
       <w:r>
         <w:rPr>
-          <w:rFonts w:ascii="MS Gothic" w:hAnsi="MS Gothic" w:eastAsia="MS Gothic"/>
+          <w:rFonts w:ascii="MS PGothic" w:hAnsi="MS PGothic" w:eastAsia="MS PGothic"/>
           <w:b/>
           <w:color w:val="000000"/>
           <w:sz w:val="20"/>
@@ -1029,12 +1238,30 @@
       </w:pPr>
       <w:r>
         <w:rPr>
-          <w:rFonts w:ascii="MS Gothic" w:hAnsi="MS Gothic" w:eastAsia="MS Gothic"/>
+          <w:rFonts w:ascii="MS PGothic" w:hAnsi="MS PGothic" w:eastAsia="MS PGothic"/>
           <w:b w:val="0"/>
           <w:color w:val="000000"/>
           <w:sz w:val="19"/>
         </w:rPr>
-        <w:t>水・AquaGel-K は要件の一部しか満たせないのに対し、本研究の WEG は「噴霧可能・付着・乾燥後も保護継続・発泡による断熱層形成・長期安定性」の5項目すべてを両立し、特に後者3項目で唯一の最高評価を得た（◎優れる／○可能／△限定的／×不可）。</w:t>
+        <w:t xml:space="preserve">水・AquaGel-K は要件の一部しか満たせないのに対し、本研究の WEG は「噴霧可能・付着・乾燥後も保護継続・発泡による断熱層形成・長期安定性」の5項目すべてを両立し、特に後者3項目で唯一の最高評価を得た </w:t>
+      </w:r>
+      <w:r>
+        <w:rPr>
+          <w:rFonts w:ascii="MS PGothic" w:hAnsi="MS PGothic" w:eastAsia="MS PGothic"/>
+          <w:b/>
+          <w:color w:val="000000"/>
+          <w:sz w:val="19"/>
+        </w:rPr>
+        <w:t>(Fig. 6)</w:t>
+      </w:r>
+      <w:r>
+        <w:rPr>
+          <w:rFonts w:ascii="MS PGothic" w:hAnsi="MS PGothic" w:eastAsia="MS PGothic"/>
+          <w:b w:val="0"/>
+          <w:color w:val="000000"/>
+          <w:sz w:val="19"/>
+        </w:rPr>
+        <w:t>（◎優れる／○可能／△限定的／×不可）。</w:t>
       </w:r>
     </w:p>
     <w:tbl>
@@ -1064,12 +1291,12 @@
             </w:pPr>
             <w:r>
               <w:rPr>
-                <w:rFonts w:ascii="MS Gothic" w:hAnsi="MS Gothic" w:eastAsia="MS Gothic"/>
+                <w:rFonts w:ascii="MS PGothic" w:hAnsi="MS PGothic" w:eastAsia="MS PGothic"/>
                 <w:b w:val="0"/>
                 <w:color w:val="000000"/>
                 <w:sz w:val="18"/>
               </w:rPr>
-              <w:t>［図挿入欄］比較表：水 / AquaGel-K / 本研究 WEG の5要件充足比較（◎○△×）</w:t>
+              <w:t>［図挿入欄］Fig. 6：水 / AquaGel-K / 本研究 WEG の5要件充足比較表（◎○△×）</w:t>
             </w:r>
           </w:p>
         </w:tc>
@@ -1086,7 +1313,7 @@
       </w:pPr>
       <w:r>
         <w:rPr>
-          <w:rFonts w:ascii="MS Gothic" w:hAnsi="MS Gothic" w:eastAsia="MS Gothic"/>
+          <w:rFonts w:ascii="MS PGothic" w:hAnsi="MS PGothic" w:eastAsia="MS PGothic"/>
           <w:b/>
           <w:color w:val="000000"/>
           <w:sz w:val="20"/>
@@ -1101,7 +1328,7 @@
       </w:pPr>
       <w:r>
         <w:rPr>
-          <w:rFonts w:ascii="MS Gothic" w:hAnsi="MS Gothic" w:eastAsia="MS Gothic"/>
+          <w:rFonts w:ascii="MS PGothic" w:hAnsi="MS PGothic" w:eastAsia="MS PGothic"/>
           <w:b w:val="0"/>
           <w:color w:val="000000"/>
           <w:sz w:val="19"/>

--- a/発表要旨_WEG詳細.docx
+++ b/発表要旨_WEG詳細.docx
@@ -98,7 +98,7 @@
           <w:color w:val="000000"/>
           <w:sz w:val="19"/>
         </w:rPr>
-        <w:t>自身もハイドロゲルを用いた研究を行っており、本論文のゲルが示すせん断希薄化・降伏応力（静的・動的）・自己修復性といったレオロジー特性が、自身が扱う材料系と類似していたため。また、本研究は基礎的な物性評価にとどまらず製品化（実用化）を見据えた研究であり、市販の水強化ゲル製品（AquaGel-K）など既存製品との定量的な比較を行っている点、および界面活性剤添加のネガティブ結果を正直に提示している点が科学的に興味深かったため。</w:t>
+        <w:t>自身もハイドロゲルを用いた研究を行っており、本論文のゲルが示すせん断希薄化・降伏応力（静的・動的）・自己修復性といったレオロジー特性が、自身が扱う材料系と強く類似していたため、測定手法や設計指針の点で直接の参考になると考えた。また、本研究は単なる新規材料の物性評価にとどまらず、実際の散布装置での噴霧性や455日に及ぶ長期保存安定性まで踏み込んだ「製品化（実用化）」を強く意識した研究であり、市販の水強化ゲル製品（AquaGel-K）など既存製品との定量的なベンチマーク比較を行っている点が実学的に興味深かった。さらに、界面活性剤（SDS）添加が逆効果であったというネガティブな結果を隠さず提示し、それを「SDS無添加が最適」という設計判断の根拠としている点に、研究としての誠実さと完成度を感じたため本論文を選定した。</w:t>
       </w:r>
     </w:p>
     <w:p>
@@ -127,7 +127,7 @@
           <w:color w:val="000000"/>
           <w:sz w:val="19"/>
         </w:rPr>
-        <w:t>大規模な山火事は過去30年でおよそ5倍に増加し、世界の年間焼失面積は約400万 km² 規模に達している。特に米国では、森林と都市が接する境界地帯（WUI: Wildland-Urban Interface）に約4500万人が居住しており、極めて高いリスクにさらされている。気候変動によって乾燥・強風の期間が長期化し、従来の消火戦略では対応が追いつかなくなっていることが本研究の出発点である。</w:t>
+        <w:t>大規模な山火事（メガファイア）は気候変動を背景に深刻化の一途をたどっており、その発生頻度は過去30年でおよそ5倍に増加、世界全体の年間焼失面積は約400万 km² 規模に達している。とりわけ被害が集中するのが、森林と都市・住宅地が直接接する境界地帯（WUI: Wildland-Urban Interface）である。米国だけでもこの WUI に約4500万人が居住しており、住宅・送電網・通信設備といった重要インフラが常に延焼リスクにさらされている。気候変動による高温・乾燥・強風の期間（fire weather）の長期化により、従来の「水をまく」「人海戦術で消火する」といった消火戦略では延焼の速度に対応しきれなくなっている。</w:t>
       </w:r>
     </w:p>
     <w:p>
@@ -142,7 +142,7 @@
           <w:color w:val="000000"/>
           <w:sz w:val="19"/>
         </w:rPr>
-        <w:t>現在用いられている防火・消火薬剤は大きく3種類に分けられる。①長期遅延剤（Phos-Chek 等）、②泡消火剤、③水強化ゲル（WEG: Water-Enhancing Gel）である。中でも WEG は建物・インフラの保護に有効であるが、熱や風によって水分が乾燥すると保護効果を完全に失うという致命的な弱点を抱えている。</w:t>
+        <w:t>現在、林野火災の防御に用いられる薬剤は大きく3種類に分類される。①長期遅延剤（long-term retardant; Phos-Chek 等のリン酸アンモニウム系）、②泡消火剤（Class A foam）、③水強化ゲル（WEG: Water-Enhancing Gel）である。①は植生に事前散布して燃えにくくするが構造物保護には不向き、②は即効性はあるが持続性に乏しい。③の WEG は高吸水性ポリマーで水を保持し、建物表面に塗布して保護膜とするもので、構造物保護に最も有効とされる。しかし WEG の保護効果は保持した「水分」に依存するため、火炎の輻射熱や強風によって水分が蒸発・乾燥してしまうと保護効果を完全に失うという、原理的かつ致命的な弱点を抱えている。実際の火災現場では延焼到達まで数時間を要することも多く、その間にゲルが乾いてしまえば意味をなさない。</w:t>
       </w:r>
     </w:p>
     <w:p>
@@ -157,7 +157,7 @@
           <w:color w:val="000000"/>
           <w:sz w:val="19"/>
         </w:rPr>
-        <w:t xml:space="preserve">本研究では、この「乾燥すると無効化する」という問題を克服するため、火炎に接触すると材料自身が断熱性のシリカエアロゲルへと変態する「熱活性化エアロゲル形成（Heat-Activated Aerogel Formation）」という新しい機構を提案している </w:t>
+        <w:t xml:space="preserve">本研究は、この「乾燥したら無効化する」という WEG の本質的限界を克服することを目的とする。著者らは、火炎に接触すると材料自身が断熱性のシリカエアロゲルへと不可逆的に変態する「熱活性化エアロゲル形成（Heat-Activated Aerogel Formation）」という新機構を提案した </w:t>
       </w:r>
       <w:r>
         <w:rPr>
@@ -175,7 +175,7 @@
           <w:color w:val="000000"/>
           <w:sz w:val="19"/>
         </w:rPr>
-        <w:t>。本ゲルの3つの特長は、(i) 水分への依存からの脱却、(ii) 食品グレードの持続可能な原料の使用、(iii) 既存の散布機材でそのまま噴霧可能、である。実際の保護は、①ゲル散布 → ②火炎接触 → ③エアロゲル形成 → ④継続的な断熱保護、という4段階のプロセスで達成される。</w:t>
+        <w:t>。すなわち、水分が蒸発して保護が終わるのではなく、水分の蒸発をトリガーとして固体の多孔質断熱層が形成されることで、乾燥後にこそ保護性能が発揮されるという発想の転換である。本ゲルの設計上の特長は3点ある。(i) 保護機能を水分に依存しない、(ii) 食品グレードの持続可能・生分解性原料のみで構成される、(iii) 既存の消防・散布機材でそのまま噴霧できる。実際の保護は、①ゲルの噴霧散布 → ②火炎接触による加熱 → ③シリカエアロゲルの形成 → ④断熱層による構造物の継続保護、という4段階のプロセスで達成される。</w:t>
       </w:r>
     </w:p>
     <w:tbl>
@@ -210,7 +210,7 @@
                 <w:color w:val="000000"/>
                 <w:sz w:val="18"/>
               </w:rPr>
-              <w:t>［図挿入欄］Fig. 1：熱活性化エアロゲル形成の概念図と4段階保護プロセスの模式図</w:t>
+              <w:t>［図挿入欄］Fig. 1：熱活性化エアロゲル形成の概念図と4段階保護プロセス（散布→火炎→エアロゲル化→継続保護）の模式図</w:t>
             </w:r>
           </w:p>
         </w:tc>
@@ -246,7 +246,7 @@
           <w:color w:val="000000"/>
           <w:sz w:val="21"/>
         </w:rPr>
-        <w:t>1. 材料設計とレオロジー特性</w:t>
+        <w:t>1. 材料設計とレオロジー特性（Figure 1, 2）</w:t>
       </w:r>
     </w:p>
     <w:p>
@@ -260,7 +260,7 @@
           <w:color w:val="000000"/>
           <w:sz w:val="20"/>
         </w:rPr>
-        <w:t>・材料組成と合成</w:t>
+        <w:t>・材料組成 — 3つの構成要素と各成分の役割</w:t>
       </w:r>
     </w:p>
     <w:p>
@@ -275,7 +275,7 @@
           <w:color w:val="000000"/>
           <w:sz w:val="19"/>
         </w:rPr>
-        <w:t>ゲルは3つの構成要素から成る。①骨格と生分解性を担うセルロース誘導体（HEC, MC, あるいは両者を1分子に統合した MHEC）、②エアロゲルの素となる約22 nm の単分散コロイダルシリカ粒子（CSP）、③ネットワークを形成する動的な水素結合（PP相互作用）である。HEC はベースの粘性を、MC は加熱によるゲル化（火炎保護のカギ）を担い、共有結合を用いないことで生分解性と高性能を両立している。なお、この HEC+MC/CSP の土台は2016年（Yu et al., PNAS）にリン酸塩系難燃剤のキャリアとして既に確立されていたもので、本研究はこれを「薬剤を運ぶキャリア」から「それ自体が断熱バリアとなる材料」へと発展させた点に新規性がある。評価した5配合は、対照（市販 AquaGel-K）、HEC+MC/CSP（1-5）、MHEC/CSP（1-5）、SDS 0.1% 添加系、SDS 0.5% 添加系である（表記「1-5-0.1」= HEC+MC 1%・CSP 5%・SDS 0.1%）。</w:t>
+        <w:t>本ゲルは3つの構成要素から成る。①骨格と生分解性を担うセルロース系ポリマー、②エアロゲルの素となるコロイダルシリカ粒子（CSP: Colloidal Silica Particle、粒径約22 nm の単分散）、③これらを束ねる動的な水素結合ネットワーク（PP: Polymer–Particle 相互作用）である。セルロース系ポリマーには3種が用いられる：HEC（ヒドロキシエチルセルロース）はベースとなる粘性を付与し、MC（メチルセルロース）は加熱によって疎水会合しゲル化する性質を持ち火炎保護のカギを担う。そして MHEC（メチルヒドロキシエチルセルロース）は、HEC の粘性付与能と MC の熱ゲル化能を1分子内に統合した単一ポリマーである。これらに CSP を分散させてゲルを構築する。最大の設計思想は、ネットワーク形成に共有結合を用いず、可逆的な水素結合（PP相互作用）のみを用いる点にあり、これにより生分解性と高い機械性能（垂直面への付着・噴霧性）を両立している。</w:t>
       </w:r>
     </w:p>
     <w:p>
@@ -289,7 +289,7 @@
           <w:color w:val="000000"/>
           <w:sz w:val="20"/>
         </w:rPr>
-        <w:t>・噴霧から付着までの機構（せん断希薄化・自己修復）</w:t>
+        <w:t>・先行研究との関係と本研究の新規性</w:t>
       </w:r>
     </w:p>
     <w:p>
@@ -304,7 +304,36 @@
           <w:color w:val="000000"/>
           <w:sz w:val="19"/>
         </w:rPr>
-        <w:t xml:space="preserve">本ゲルは温度ではなく「せん断力」と「自己修復性」によって挙動を制御する。静止時はゲル（G' &gt; G''）として振る舞い、噴霧時はせん断によりゾル様（G'' &gt; G'）に流動し、壁面に着弾すると瞬時に再びゲル化、最後に火炎によってエアロゲルへ変態する </w:t>
+        <w:t>この HEC+MC/CSP という材料プラットフォーム自体は、2016年（Yu et al., PNAS）に既にリン酸塩系難燃剤（APP 等）を選択的に吸着・運搬するキャリアとして報告されていた。せん断希薄化・自己修復性・選択吸着といった基本的なレオロジー挙動は既知である。これに対し本研究の新規性は、(1) 難燃剤を添加せずゲル単独で防火機能を発現すること、(2) 加熱によりシリカエアロゲルへ変態すること、(3) 乾燥に対する耐性、(4) 455日に及ぶ長期保存安定性、を示した点にある。すなわち「薬剤を運ぶキャリア」から「それ自体が断熱バリアとなる材料」へと役割を転換させた点が本質的な進歩である。評価した配合は計5種であり、対照＝市販 AquaGel-K、試験系＝HEC+MC/CSP（1-5）、MHEC/CSP（1-5）、および SDS を0.1%・0.5% 添加した2系である（表記「1-5-0.1」は HEC+MC 1 wt%・CSP 5 wt%・SDS 0.1 wt% を表す）。</w:t>
+      </w:r>
+    </w:p>
+    <w:p>
+      <w:pPr>
+        <w:spacing w:before="60" w:after="0" w:lineRule="exact" w:line="280"/>
+      </w:pPr>
+      <w:r>
+        <w:rPr>
+          <w:rFonts w:ascii="MS PGothic" w:hAnsi="MS PGothic" w:eastAsia="MS PGothic"/>
+          <w:b/>
+          <w:color w:val="000000"/>
+          <w:sz w:val="20"/>
+        </w:rPr>
+        <w:t>・噴霧から付着までの動作機構（せん断・自己修復）</w:t>
+      </w:r>
+    </w:p>
+    <w:p>
+      <w:pPr>
+        <w:spacing w:before="0" w:after="40" w:lineRule="exact" w:line="280"/>
+        <w:ind w:firstLine="227"/>
+      </w:pPr>
+      <w:r>
+        <w:rPr>
+          <w:rFonts w:ascii="MS PGothic" w:hAnsi="MS PGothic" w:eastAsia="MS PGothic"/>
+          <w:b w:val="0"/>
+          <w:color w:val="000000"/>
+          <w:sz w:val="19"/>
+        </w:rPr>
+        <w:t xml:space="preserve">実用上、ゲルは「ノズルから噴霧でき、かつ壁面に塗布したら垂れない」という一見矛盾する2要件を満たす必要がある。本ゲルはこれを温度ではなく「せん断力」と「自己修復性」によって解決している。①静止時は G' &gt; G'' の弾性優位なゲル状態で形を保持し、②ノズル通過時には高せん断によってゾル様（G'' &gt; G'）へと一時的に流動化して噴霧され、③壁面に着弾してせん断が除かれると数秒で再びゲル化して固着し、④最終的に火炎を受けるとエアロゲルへ変態する </w:t>
       </w:r>
       <w:r>
         <w:rPr>
@@ -322,7 +351,7 @@
           <w:color w:val="000000"/>
           <w:sz w:val="19"/>
         </w:rPr>
-        <w:t>。測定特性と現場性能の対応は、せん断希薄化→噴霧可能性、高貯蔵弾性率（G'）→垂直壁面でも垂れない保持力、自己修復性→着弾後すぐに保護層を再形成、である。</w:t>
+        <w:t>。この一連の状態遷移を、温度応答ではなく純粋なレオロジー応答（せん断履歴）のみで実現している点が本材料の巧妙さである。測定で得られたレオロジー特性は、そのまま現場性能に対応づけられる：せん断希薄化→噴霧可能性、高い貯蔵弾性率 G'→垂直壁面でも垂れない保持力、自己修復性→着弾後ただちに保護層を再形成する能力、である。</w:t>
       </w:r>
     </w:p>
     <w:tbl>
@@ -357,7 +386,7 @@
                 <w:color w:val="000000"/>
                 <w:sz w:val="18"/>
               </w:rPr>
-              <w:t>［図挿入欄］Fig. 2a–c：G'/G'' 周波数依存性（粘弾性）・せん断希薄化曲線</w:t>
+              <w:t>［図挿入欄］Fig. 2a–c：周波数掃引による G'/G''（粘弾性）、せん断速度に対する粘度（せん断希薄化曲線）</w:t>
             </w:r>
           </w:p>
         </w:tc>
@@ -379,7 +408,7 @@
           <w:color w:val="000000"/>
           <w:sz w:val="20"/>
         </w:rPr>
-        <w:t>・降伏応力（静的・動的）の定量評価</w:t>
+        <w:t>・2種類の降伏応力（静的・動的）による定量設計</w:t>
       </w:r>
     </w:p>
     <w:p>
@@ -394,7 +423,7 @@
           <w:color w:val="000000"/>
           <w:sz w:val="19"/>
         </w:rPr>
-        <w:t xml:space="preserve">降伏応力は、ゲルが流れ始める／流れ続けるのに必要な応力として、静的（付着性）と動的（噴霧性）の2定義で評価した。静的降伏応力は LAOS の G'/G'' クロスオーバーから、動的降伏応力はフロースイープの Herschel–Bulkley フィットから算出した </w:t>
+        <w:t xml:space="preserve">降伏応力（yield stress）は、ゲルが「流れ始める／流れ続ける」のに必要な応力であり、本研究ではこれを2つの定義で分けて評価している点が特徴的である。(1) 静的降伏応力は、大振幅振動せん断（LAOS）における G' と G'' のクロスオーバー点から求め、これが高いほど静止時に垂直面へ強く付着する能力（耐ダレ性）を表す。(2) 動的降伏応力は、フロースイープ（定常流測定）をHerschel–Bulkley モデルでフィッティングして求め、これが適度な値であればポンプ圧の範囲内で噴霧できることを意味する </w:t>
       </w:r>
       <w:r>
         <w:rPr>
@@ -412,97 +441,7 @@
           <w:color w:val="000000"/>
           <w:sz w:val="19"/>
         </w:rPr>
-        <w:t>。作製直後の静的降伏応力はHEC+MC: 33.3 Pa、MHEC: 3.31 Pa であり、高い静的降伏応力による垂直面への強固な付着と、適度な動的降伏応力によるポンプ圧内での噴霧性を両立することが示された。</w:t>
-      </w:r>
-    </w:p>
-    <w:tbl>
-      <w:tblPr>
-        <w:tblStyle w:val="TableGrid"/>
-        <w:tblW w:type="auto" w:w="0"/>
-        <w:jc w:val="center"/>
-        <w:tblLook w:firstColumn="1" w:firstRow="1" w:lastColumn="0" w:lastRow="0" w:noHBand="0" w:noVBand="1" w:val="04A0"/>
-      </w:tblPr>
-      <w:tblGrid>
-        <w:gridCol w:w="9972"/>
-      </w:tblGrid>
-      <w:tr>
-        <w:trPr>
-          <w:trHeight w:val="2268" w:hRule="exact"/>
-        </w:trPr>
-        <w:tc>
-          <w:tcPr>
-            <w:tcW w:type="dxa" w:w="9972"/>
-            <w:tcW w:w="9360" w:type="dxa"/>
-            <w:vAlign w:val="center"/>
-          </w:tcPr>
-          <w:p>
-            <w:pPr>
-              <w:spacing w:before="0" w:after="0"/>
-              <w:jc w:val="center"/>
-            </w:pPr>
-            <w:r>
-              <w:rPr>
-                <w:rFonts w:ascii="MS PGothic" w:hAnsi="MS PGothic" w:eastAsia="MS PGothic"/>
-                <w:b w:val="0"/>
-                <w:color w:val="000000"/>
-                <w:sz w:val="18"/>
-              </w:rPr>
-              <w:t>［図挿入欄］Fig. 2d–e：LAOS・フロースイープ（HEC+MC / MHEC 静的・動的降伏応力の比較）</w:t>
-            </w:r>
-          </w:p>
-        </w:tc>
-      </w:tr>
-    </w:tbl>
-    <w:p>
-      <w:pPr>
-        <w:spacing w:before="0" w:after="40"/>
-      </w:pPr>
-    </w:p>
-    <w:p>
-      <w:pPr>
-        <w:spacing w:before="60" w:after="0" w:lineRule="exact" w:line="280"/>
-      </w:pPr>
-      <w:r>
-        <w:rPr>
-          <w:rFonts w:ascii="MS PGothic" w:hAnsi="MS PGothic" w:eastAsia="MS PGothic"/>
-          <w:b/>
-          <w:color w:val="000000"/>
-          <w:sz w:val="20"/>
-        </w:rPr>
-        <w:t>・界面活性剤（SDS）添加の影響 — ネガティブ結果</w:t>
-      </w:r>
-    </w:p>
-    <w:p>
-      <w:pPr>
-        <w:spacing w:before="0" w:after="40" w:lineRule="exact" w:line="280"/>
-        <w:ind w:firstLine="227"/>
-      </w:pPr>
-      <w:r>
-        <w:rPr>
-          <w:rFonts w:ascii="MS PGothic" w:hAnsi="MS PGothic" w:eastAsia="MS PGothic"/>
-          <w:b w:val="0"/>
-          <w:color w:val="000000"/>
-          <w:sz w:val="19"/>
-        </w:rPr>
-        <w:t xml:space="preserve">SDS は濡れ性の改善と発泡安定化による断熱層の増厚を狙って添加されたが、結果は期待に反した。弾性率は SDS 0.1% でわずかに上昇するものの 0.5% で再低下し、降伏応力も低下した </w:t>
-      </w:r>
-      <w:r>
-        <w:rPr>
-          <w:rFonts w:ascii="MS PGothic" w:hAnsi="MS PGothic" w:eastAsia="MS PGothic"/>
-          <w:b/>
-          <w:color w:val="000000"/>
-          <w:sz w:val="19"/>
-        </w:rPr>
-        <w:t>(Fig. 2e–h)</w:t>
-      </w:r>
-      <w:r>
-        <w:rPr>
-          <w:rFonts w:ascii="MS PGothic" w:hAnsi="MS PGothic" w:eastAsia="MS PGothic"/>
-          <w:b w:val="0"/>
-          <w:color w:val="000000"/>
-          <w:sz w:val="19"/>
-        </w:rPr>
-        <w:t>。発泡指数も 2.6（0%）→ 2.3（0.1%）→ さらに低下（0.5%）と悪化し、微細構造では気泡が粗大・不均一となった。すなわち「SDS は添加しない方が良い」という設計上の知見が得られ、論文中でもネガティブ結果として明示されている。</w:t>
+        <w:t>。作製直後の静的降伏応力は HEC+MC が 33.3 Pa、MHEC が 3.31 Pa であった。HEC+MC 系は高い付着力を、MHEC 系はより噴霧しやすい柔らかさを示しており、いずれも「高い付着性（高静的降伏応力）＋適度な噴霧性（適度な動的降伏応力）」という実用要件を満たすことが定量的に確認された。</w:t>
       </w:r>
     </w:p>
     <w:tbl>
@@ -537,7 +476,97 @@
                 <w:color w:val="000000"/>
                 <w:sz w:val="18"/>
               </w:rPr>
-              <w:t>［図挿入欄］Fig. 2e–h：SDS 濃度と弾性率・降伏応力・発泡指数・気泡微細構造（SEM）</w:t>
+              <w:t>［図挿入欄］Fig. 2d–e：LAOS による静的降伏応力（G'/G'' クロスオーバー）、フロースイープの Herschel–Bulkley フィット（動的降伏応力）</w:t>
+            </w:r>
+          </w:p>
+        </w:tc>
+      </w:tr>
+    </w:tbl>
+    <w:p>
+      <w:pPr>
+        <w:spacing w:before="0" w:after="40"/>
+      </w:pPr>
+    </w:p>
+    <w:p>
+      <w:pPr>
+        <w:spacing w:before="60" w:after="0" w:lineRule="exact" w:line="280"/>
+      </w:pPr>
+      <w:r>
+        <w:rPr>
+          <w:rFonts w:ascii="MS PGothic" w:hAnsi="MS PGothic" w:eastAsia="MS PGothic"/>
+          <w:b/>
+          <w:color w:val="000000"/>
+          <w:sz w:val="20"/>
+        </w:rPr>
+        <w:t>・界面活性剤（SDS）添加の影響 — 仮説と裏切られた結果</w:t>
+      </w:r>
+    </w:p>
+    <w:p>
+      <w:pPr>
+        <w:spacing w:before="0" w:after="40" w:lineRule="exact" w:line="280"/>
+        <w:ind w:firstLine="227"/>
+      </w:pPr>
+      <w:r>
+        <w:rPr>
+          <w:rFonts w:ascii="MS PGothic" w:hAnsi="MS PGothic" w:eastAsia="MS PGothic"/>
+          <w:b w:val="0"/>
+          <w:color w:val="000000"/>
+          <w:sz w:val="19"/>
+        </w:rPr>
+        <w:t xml:space="preserve">著者らは当初、アニオン性界面活性剤 SDS（ドデシル硫酸ナトリウム）の添加によって、(i) 濡れ性を改善して基材への密着を高め、(ii) 気泡を安定化して発泡を促進し、結果として断熱層をより厚くできる、と期待した。しかし結果は仮説を裏切るものであった。弾性率は SDS 0.1% でわずかに上昇するものの 0.5% では再び低下し、降伏応力（付着力）も低下した </w:t>
+      </w:r>
+      <w:r>
+        <w:rPr>
+          <w:rFonts w:ascii="MS PGothic" w:hAnsi="MS PGothic" w:eastAsia="MS PGothic"/>
+          <w:b/>
+          <w:color w:val="000000"/>
+          <w:sz w:val="19"/>
+        </w:rPr>
+        <w:t>(Fig. 2e–h)</w:t>
+      </w:r>
+      <w:r>
+        <w:rPr>
+          <w:rFonts w:ascii="MS PGothic" w:hAnsi="MS PGothic" w:eastAsia="MS PGothic"/>
+          <w:b w:val="0"/>
+          <w:color w:val="000000"/>
+          <w:sz w:val="19"/>
+        </w:rPr>
+        <w:t>。さらに発泡性能の指標である発泡指数（expansion ratio）は、SDS 無添加で最大の約2.6 を示したのに対し、0.1% では 2.3 へ、0.5% ではさらに低下した。微細構造観察でも、SDS 0.1% では気泡は均一になるものの全体量（指数）は減り、0.5% では気泡が粗大かつ不均一になった。結論として、SDS はゲルの剛性・付着・発泡のいずれに対してもむしろ有害であり、「SDS は添加しない方がよい」という設計知見が得られた。著者らはこのネガティブ結果を隠さず提示し、無添加配合を最適とする根拠として明示している。</w:t>
+      </w:r>
+    </w:p>
+    <w:tbl>
+      <w:tblPr>
+        <w:tblStyle w:val="TableGrid"/>
+        <w:tblW w:type="auto" w:w="0"/>
+        <w:jc w:val="center"/>
+        <w:tblLook w:firstColumn="1" w:firstRow="1" w:lastColumn="0" w:lastRow="0" w:noHBand="0" w:noVBand="1" w:val="04A0"/>
+      </w:tblPr>
+      <w:tblGrid>
+        <w:gridCol w:w="9972"/>
+      </w:tblGrid>
+      <w:tr>
+        <w:trPr>
+          <w:trHeight w:val="2551" w:hRule="exact"/>
+        </w:trPr>
+        <w:tc>
+          <w:tcPr>
+            <w:tcW w:type="dxa" w:w="9972"/>
+            <w:tcW w:w="9360" w:type="dxa"/>
+            <w:vAlign w:val="center"/>
+          </w:tcPr>
+          <w:p>
+            <w:pPr>
+              <w:spacing w:before="0" w:after="0"/>
+              <w:jc w:val="center"/>
+            </w:pPr>
+            <w:r>
+              <w:rPr>
+                <w:rFonts w:ascii="MS PGothic" w:hAnsi="MS PGothic" w:eastAsia="MS PGothic"/>
+                <w:b w:val="0"/>
+                <w:color w:val="000000"/>
+                <w:sz w:val="18"/>
+              </w:rPr>
+              <w:t>［図挿入欄］Fig. 2e–h：SDS 濃度（0/0.1/0.5%）に対する貯蔵弾性率・降伏応力・発泡指数の変化、および気泡微細構造（SEM）</w:t>
             </w:r>
           </w:p>
         </w:tc>
@@ -573,7 +602,7 @@
           <w:color w:val="000000"/>
           <w:sz w:val="20"/>
         </w:rPr>
-        <w:t>・シリカエアロゲル形成機構（焼結3段階）</w:t>
+        <w:t>・シリカエアロゲル形成機構 — 焼結の3段階</w:t>
       </w:r>
     </w:p>
     <w:p>
@@ -588,25 +617,7 @@
           <w:color w:val="000000"/>
           <w:sz w:val="19"/>
         </w:rPr>
-        <w:t xml:space="preserve">エアロゲルの形成は焼結の3段階で進む。①粒子が独立して分散した状態 → ②脱水による粒界の形成 → ③ネック成長による多孔質 SiO₂ 骨格の完成、という流れで、火炎活性化により WEG がシリカエアロゲルへと変態する（模式図は緒言 </w:t>
-      </w:r>
-      <w:r>
-        <w:rPr>
-          <w:rFonts w:ascii="MS PGothic" w:hAnsi="MS PGothic" w:eastAsia="MS PGothic"/>
-          <w:b/>
-          <w:color w:val="000000"/>
-          <w:sz w:val="19"/>
-        </w:rPr>
-        <w:t>Fig. 1</w:t>
-      </w:r>
-      <w:r>
-        <w:rPr>
-          <w:rFonts w:ascii="MS PGothic" w:hAnsi="MS PGothic" w:eastAsia="MS PGothic"/>
-          <w:b w:val="0"/>
-          <w:color w:val="000000"/>
-          <w:sz w:val="19"/>
-        </w:rPr>
-        <w:t xml:space="preserve"> を参照）。TGA/DSC 解析より、CSP の焼結開始温度（約200℃）とセルロースの分解開始温度（約280℃）が温度的に重なっており </w:t>
+        <w:t xml:space="preserve">エアロゲルの形成は、加熱に伴うシリカ粒子の焼結（sintering）として3段階で進行する。①初期：CSP が水・ポリマーマトリクス中に独立して分散している状態。②中期：加熱により水分が蒸発・脱水し、隣接する粒子間に粒界（grain boundary）が形成され始める。③後期：さらなる加熱で粒子間にネック（neck）が成長して粒子同士が連結し、最終的に多孔質の SiO₂ 骨格（=シリカエアロゲル）が完成する。火炎活性化により WEG がこの多孔質断熱層へと変態する。この機構で本質的に重要なのは温度の同期性である。TGA/DSC 解析によれば、CSP の焼結が始まる温度（約200℃）と、セルロースの熱分解が始まる温度（約280℃）が近接して重なっている </w:t>
       </w:r>
       <w:r>
         <w:rPr>
@@ -624,7 +635,7 @@
           <w:color w:val="000000"/>
           <w:sz w:val="19"/>
         </w:rPr>
-        <w:t>、エアロゲル化が同期して進行することが重要なポイントである。</w:t>
+        <w:t>。これにより、有機マトリクスが分解・消失していくのとほぼ同時に無機シリカ骨格が構築されるため、構造を崩さずに有機→無機の置換が連続的に進み、緻密で連続した断熱層が得られる。</w:t>
       </w:r>
     </w:p>
     <w:p>
@@ -638,7 +649,7 @@
           <w:color w:val="000000"/>
           <w:sz w:val="20"/>
         </w:rPr>
-        <w:t>・長期安定性（455日間）</w:t>
+        <w:t>・熟成（aging）と長期保存安定性</w:t>
       </w:r>
     </w:p>
     <w:p>
@@ -653,7 +664,7 @@
           <w:color w:val="000000"/>
           <w:sz w:val="19"/>
         </w:rPr>
-        <w:t>熟成は、可逆的な水素結合から不可逆的な Si–O 共有結合への転移として理解できる。HEC+MC 系はこの共有結合化により剛性化し、降伏応力が 33 → 69 Pa へ上昇する（変化率 +107%）一方、MHEC 系の変化は穏やかであった（+38%）。HEC・MC は遊離の水酸基が多く共有結合化が進みやすいためである。それでも455日経過後まで燃焼挙動は変化せず、実用的な保存安定性が確認された（Supplementary Fig. S18–S19）。</w:t>
+        <w:t>ゲルを長期間保存すると、ネットワークの結合様式が変化する「熟成」が起こる。これは可逆的な水素結合から不可逆的な Si–O 共有結合への転移として理解できる。この共有結合化によりゲルは経時的に剛性化する。HEC+MC 系では降伏応力が 33 → 69 Pa へと大きく上昇（変化率 +107%）する一方、MHEC 系の上昇は穏やか（+38%）であった。この差は、HEC・MC が分子内に遊離の水酸基（–OH）を多く持ち、シリカ表面のシラノール基との縮合（共有結合化）が進みやすいのに対し、MHEC ではメチル化により遊離 –OH が少ないことに起因する。重要なのは、このような剛性変化があっても、455日経過後まで燃焼挙動（保護性能）は実質的に変化しなかったことであり、1年を超える実用的な保存安定性が実証された（Supplementary 参照）。</w:t>
       </w:r>
     </w:p>
     <w:p>
@@ -667,7 +678,7 @@
           <w:color w:val="000000"/>
           <w:sz w:val="20"/>
         </w:rPr>
-        <w:t>・MHEC の優位性</w:t>
+        <w:t>・MHEC を用いる実用的優位性</w:t>
       </w:r>
     </w:p>
     <w:p>
@@ -682,7 +693,7 @@
           <w:color w:val="000000"/>
           <w:sz w:val="19"/>
         </w:rPr>
-        <w:t>MHEC は2つの優位性を持つ。①経時変化が穏やか（剛性化率 +38% vs. HEC+MC の +107%）で長期安定性が高い。②単一ポリマーであるため配合・品質管理が容易でコストも低い。すなわち MHEC は「劣化しにくく、安く、高品質」と言える。燃焼性能は HEC+MC 系がわずかに上回るが、実用面では MHEC が優れる。</w:t>
+        <w:t>MHEC 系は HEC+MC 系に対して2つの明確な優位性を持つ。①経時変化が穏やか（剛性化率 +38% vs. +107%）であり、長期保存後も初期物性を保ちやすい。②単一ポリマーであるため、複数ポリマーの配合比管理が不要で、製造プロセスと品質管理が簡素化され、コストも低減できる。すなわち MHEC は「劣化しにくく、安価で、品質が安定」という3拍子がそろう。一方、燃焼保護性能そのものはHEC+MC 系がわずかに上回るため、最終的には用途（最高性能を取るか、安定性・コストを取るか）に応じて使い分けるのが妥当である、と著者らは整理している。</w:t>
       </w:r>
     </w:p>
     <w:p>
@@ -696,7 +707,7 @@
           <w:color w:val="000000"/>
           <w:sz w:val="21"/>
         </w:rPr>
-        <w:t>3. 燃焼試験による防火性能</w:t>
+        <w:t>3. 燃焼試験による防火性能（Figure 3）</w:t>
       </w:r>
     </w:p>
     <w:p>
@@ -710,7 +721,7 @@
           <w:color w:val="000000"/>
           <w:sz w:val="20"/>
         </w:rPr>
-        <w:t>・試験セットアップと評価指標</w:t>
+        <w:t>・試験系と評価指標（Time to char）</w:t>
       </w:r>
     </w:p>
     <w:p>
@@ -725,7 +736,7 @@
           <w:color w:val="000000"/>
           <w:sz w:val="19"/>
         </w:rPr>
-        <w:t xml:space="preserve">合板にゲルを塗布し、約2054℃の MAP-Pro トーチで加熱した </w:t>
+        <w:t xml:space="preserve">防火性能は実火炎を用いた燃焼試験で評価した。基材として合板（plywood）を用い、その表面に各ゲルを一定量塗布したうえで、約2054℃の MAP-Pro トーチ（プロパン／メチルアセチレン系）で直接加熱した </w:t>
       </w:r>
       <w:r>
         <w:rPr>
@@ -743,7 +754,7 @@
           <w:color w:val="000000"/>
           <w:sz w:val="19"/>
         </w:rPr>
-        <w:t>。評価指標は木材表面が炭化するまでの時間（Time to char）であり、長いほど高い保護性能を意味する。120秒・300秒の時点で表面状態を撮影し、視覚的な比較も行った。すべての試験は n ≥ 3 で実施した。</w:t>
+        <w:t>。評価指標は「Time to char」、すなわち保護されている木材表面が炭化し始めるまでの時間であり、この時間が長いほど断熱保護性能が高いことを意味する。加熱開始から120秒・300秒の時点で表面状態を写真撮影し、定量データと視覚的証拠を併せて取得した。すべての配合についてn ≥ 3 で再現性を確認している。</w:t>
       </w:r>
     </w:p>
     <w:p>
@@ -757,7 +768,7 @@
           <w:color w:val="000000"/>
           <w:sz w:val="20"/>
         </w:rPr>
-        <w:t>・5配合の定量比較（主結果）</w:t>
+        <w:t>・5配合の定量比較（本研究の主結果）</w:t>
       </w:r>
     </w:p>
     <w:p>
@@ -772,7 +783,7 @@
           <w:color w:val="000000"/>
           <w:sz w:val="19"/>
         </w:rPr>
-        <w:t xml:space="preserve">Time to char の比較：水 ≈ 0.3分、AquaGel-K ≈ 1.5分に対し、本研究の WEG（HEC+MC/CSP およびMHEC/CSP）は 7分以上を記録し、市販品の3〜6倍の保護時間を達成した </w:t>
+        <w:t xml:space="preserve">Time to char の比較が本研究の中核的な定量結果である。対照として、水のみでは約0.3分（≈18秒）、市販の WEG である AquaGel-K では約1.5分で木材表面が炭化に至った。これに対し、本研究のゲル（HEC+MC/CSP および MHEC/CSP）は7分以上にわたって炭化を防ぎ続けた </w:t>
       </w:r>
       <w:r>
         <w:rPr>
@@ -790,7 +801,7 @@
           <w:color w:val="000000"/>
           <w:sz w:val="19"/>
         </w:rPr>
-        <w:t xml:space="preserve">。300秒時点の表面観察では、水・AquaGel-K は表面が黒く炭化したのに対し、本研究の WEG は表面がほぼ無傷で断熱層が残存しており、視覚的にも明確な差が確認された </w:t>
+        <w:t xml:space="preserve">。これは市販品の実に3〜6倍に相当する保護時間である。120秒・300秒の表面状態比較では、300秒時点で水・AquaGel-K は表面が一様に黒く炭化していたのに対し、本研究の WEG では表面がほぼ無傷のまま白色の断熱層に覆われており、保護効果の差は視覚的にも一目瞭然であった </w:t>
       </w:r>
       <w:r>
         <w:rPr>
@@ -808,7 +819,7 @@
           <w:color w:val="000000"/>
           <w:sz w:val="19"/>
         </w:rPr>
-        <w:t>。なお SDS 添加系はTime to char がやや低下し、SDS 添加のデメリットを裏付けた。</w:t>
+        <w:t>。なお SDS 添加系は Time to char がやや低下しており、前述の「SDS は逆効果」というレオロジー・発泡の知見が、最終的な防火性能でも裏付けられた。</w:t>
       </w:r>
     </w:p>
     <w:tbl>
@@ -843,7 +854,7 @@
                 <w:color w:val="000000"/>
                 <w:sz w:val="18"/>
               </w:rPr>
-              <w:t>［図挿入欄］Fig. 3a–c：燃焼試験セットアップ・Time to char 棒グラフ（n≥3）・表面状態写真（120s/300s）</w:t>
+              <w:t>［図挿入欄］Fig. 3a–c：燃焼試験セットアップ（MAP-Pro トーチ）／5配合の Time to char 棒グラフ（n≥3, 誤差棒）／120s・300s 表面状態の写真比較</w:t>
             </w:r>
           </w:p>
         </w:tc>
@@ -865,7 +876,7 @@
           <w:color w:val="000000"/>
           <w:sz w:val="20"/>
         </w:rPr>
-        <w:t>・燃焼過程のタイムラプス観察</w:t>
+        <w:t>・燃焼過程のタイムラプス観察 — 保護メカニズムの可視化</w:t>
       </w:r>
     </w:p>
     <w:p>
@@ -880,7 +891,7 @@
           <w:color w:val="000000"/>
           <w:sz w:val="19"/>
         </w:rPr>
-        <w:t xml:space="preserve">水はすぐに蒸発・流失し保護が即座に失われた。AquaGel-K も水分が蒸発した時点で保護が終了した。これに対し本研究の WEG は、水分の蒸発と同時に発泡・膨張し、形成された白色の多孔質エアロゲル層が7分以上にわたり保護を継続した </w:t>
+        <w:t xml:space="preserve">燃焼の経時変化をタイムラプス撮影することで、保護メカニズムの違いが直接可視化された。水は加熱とともに即座に蒸発・流失し、保護はほぼ瞬時に失われた。AquaGel-K も保持していた水分が蒸発しきった時点で保護が終了し、その後は木材が露出して炭化した。これに対し本研究の WEG は、水分の蒸発と同時にゲルが発泡・膨張し、その場で白色の多孔質エアロゲル層を形成、この層が7分以上にわたって木材を断熱し続けた </w:t>
       </w:r>
       <w:r>
         <w:rPr>
@@ -898,7 +909,7 @@
           <w:color w:val="000000"/>
           <w:sz w:val="19"/>
         </w:rPr>
-        <w:t>。このエアロゲル層は目視で白色のモコモコとして確認できる。</w:t>
+        <w:t>。写真中で観察される白色の「モコモコ」とした膨張層が、まさにその場生成した断熱エアロゲルである。つまり競合品が「水が飛んだら終わり」であるのに対し、本ゲルは「水が飛んでからが本番」という正反対の挙動を示す点が決定的な差別化要因である。</w:t>
       </w:r>
     </w:p>
     <w:tbl>
@@ -933,7 +944,7 @@
                 <w:color w:val="000000"/>
                 <w:sz w:val="18"/>
               </w:rPr>
-              <w:t>［図挿入欄］Fig. 3d：水・AquaGel-K・WEG の燃焼経過タイムラプス比較写真（0/30/60/120/300 秒）</w:t>
+              <w:t>［図挿入欄］Fig. 3d：水・AquaGel-K・本研究 WEG の燃焼経過タイムラプス比較（0/30/60/120/300 秒、発泡・膨張の様子）</w:t>
             </w:r>
           </w:p>
         </w:tc>
@@ -955,7 +966,7 @@
           <w:color w:val="000000"/>
           <w:sz w:val="21"/>
         </w:rPr>
-        <w:t>4. 化学・熱分析によるメカニズムの裏付け</w:t>
+        <w:t>4. 化学・熱分析によるメカニズムの裏付け（Figure 4, 5）</w:t>
       </w:r>
     </w:p>
     <w:p>
@@ -984,7 +995,7 @@
           <w:color w:val="000000"/>
           <w:sz w:val="19"/>
         </w:rPr>
-        <w:t xml:space="preserve">燃焼後は O–H・C–H ピークが消失し、Si–O–Si ピークが強くシャープになり、純粋なシリカ化が確認された </w:t>
+        <w:t xml:space="preserve">エアロゲル化が実際に「有機物の消失とシリカの残存」であることを、分光分析で化学的に裏付けた。FT-IR では、燃焼前に存在した O–H 伸縮（〜3400 cm⁻¹）および C–H 伸縮（〜2900 cm⁻¹）のピークが燃焼後には消失し、代わりに Si–O–Si の逆対称伸縮（〜1100 cm⁻¹）のピークが強くシャープになった </w:t>
       </w:r>
       <w:r>
         <w:rPr>
@@ -1002,7 +1013,7 @@
           <w:color w:val="000000"/>
           <w:sz w:val="19"/>
         </w:rPr>
-        <w:t xml:space="preserve">。XPS でも炭素が大幅に減少（MHEC: 38.3 → 4.8 at%）しており </w:t>
+        <w:t xml:space="preserve">。これは有機セルロース成分が燃焼・除去され、無機シリカネットワークが純化したことを示す。XPS による定量でも、表面炭素量が燃焼後に大幅に減少し、MHEC 系では C 1s の原子組成比が 38.3 at% から 4.8 at% まで激減した </w:t>
       </w:r>
       <w:r>
         <w:rPr>
@@ -1020,7 +1031,7 @@
           <w:color w:val="000000"/>
           <w:sz w:val="19"/>
         </w:rPr>
-        <w:t>、有機物が燃焼してシリカが残ることが化学的に裏付けられた。</w:t>
+        <w:t>。すなわち、燃焼後の残渣がほぼ純粋なシリカであることが組成レベルで確認された。</w:t>
       </w:r>
     </w:p>
     <w:tbl>
@@ -1055,7 +1066,7 @@
                 <w:color w:val="000000"/>
                 <w:sz w:val="18"/>
               </w:rPr>
-              <w:t>［図挿入欄］Fig. 4a–d：燃焼前後の FT-IR スペクトル（a–b）・XPS 炭素組成比較（c–d）</w:t>
+              <w:t>［図挿入欄］Fig. 4a–d：燃焼前後の FT-IR スペクトル（a–b：O–H/C–H 消失、Si–O–Si 増大）／XPS による炭素原子組成比の比較（c–d）</w:t>
             </w:r>
           </w:p>
         </w:tc>
@@ -1092,7 +1103,7 @@
           <w:color w:val="000000"/>
           <w:sz w:val="19"/>
         </w:rPr>
-        <w:t xml:space="preserve">約280℃で有機鎖が分解し、600℃超で残存するのはシリカ約5〜8 wt%（CSP 5% に相当）であった </w:t>
+        <w:t xml:space="preserve">熱重量分析（TGA）と示差走査熱量測定（DSC）により、加熱に伴う各成分の挙動を分離して評価した。約280℃付近で有機鎖（セルロース誘導体）の主たる熱分解が起こり、大きな重量減少を示す。600℃を超えて残存する成分はシリカであり、その残渣量は全体の約5〜8 wt% で、これは仕込みのCSP 量（5 wt%）にほぼ一致した </w:t>
       </w:r>
       <w:r>
         <w:rPr>
@@ -1110,7 +1121,7 @@
           <w:color w:val="000000"/>
           <w:sz w:val="19"/>
         </w:rPr>
-        <w:t>。CSP の焼結開始温度（約200℃）とセルロースの分解開始温度（約280℃）が温度的に重なっており、シリカエアロゲル化が骨格崩壊と同期して進行する。</w:t>
+        <w:t>。前述のとおり、CSP の焼結開始（約200℃）とセルロース分解開始（約280℃）が温度的に重なることが、エアロゲル化が骨格崩壊と同期して進行するうえで決定的に重要である。仮に両者の温度が大きく離れていれば、有機骨格が先に焼失して構造が崩壊するか、逆にシリカが焼結する前に層が剥落してしまう。</w:t>
       </w:r>
     </w:p>
     <w:p>
@@ -1139,7 +1150,7 @@
           <w:color w:val="000000"/>
           <w:sz w:val="19"/>
         </w:rPr>
-        <w:t xml:space="preserve">加熱 0分 → 1分 → 2分 → 4分と進むにつれて焼結が進行し、4分で緻密な SiO₂ 骨格（断熱層）が完成した </w:t>
+        <w:t xml:space="preserve">焼結機構を裏付ける決定的証拠として、加熱時間を変えた試料の断面 SEM 観察を行った。加熱 0分 → 1分 → 2分 → 4分と進むにつれて、独立分散していた粒子が徐々に連結・緻密化し、4分後には緻密で連続した多孔質 SiO₂ 骨格（=断熱層）が完成していた </w:t>
       </w:r>
       <w:r>
         <w:rPr>
@@ -1157,7 +1168,7 @@
           <w:color w:val="000000"/>
           <w:sz w:val="19"/>
         </w:rPr>
-        <w:t>。提案した焼結3段階メカニズムを断面 SEM 像で直接裏付けた結果である。</w:t>
+        <w:t>。これは前節2で提示した焼結3段階メカニズム（分散→粒界形成→ネック成長）を、実際の断面像で時間分解的に直接裏付けるものであり、本研究のメカニズム仮説の妥当性を強く支持する。</w:t>
       </w:r>
     </w:p>
     <w:tbl>
@@ -1192,7 +1203,7 @@
                 <w:color w:val="000000"/>
                 <w:sz w:val="18"/>
               </w:rPr>
-              <w:t>［図挿入欄］Fig. 5a–b：TGA/DSC 熱分解曲線（a）・加熱時間ごとの断面 SEM（0/1/2/4 分）（b）</w:t>
+              <w:t>［図挿入欄］Fig. 5a–b：TGA/DSC 熱分解曲線（a：〜280℃で有機分解、残渣シリカ5〜8wt%）／加熱時間別の断面 SEM（b：0/1/2/4 分の焼結進行）</w:t>
             </w:r>
           </w:p>
         </w:tc>
@@ -1228,7 +1239,7 @@
           <w:color w:val="000000"/>
           <w:sz w:val="20"/>
         </w:rPr>
-        <w:t>・要件充足の比較</w:t>
+        <w:t>・既存製品との総合比較 — 全要件を満たす唯一の材料</w:t>
       </w:r>
     </w:p>
     <w:p>
@@ -1243,7 +1254,7 @@
           <w:color w:val="000000"/>
           <w:sz w:val="19"/>
         </w:rPr>
-        <w:t xml:space="preserve">水・AquaGel-K は要件の一部しか満たせないのに対し、本研究の WEG は「噴霧可能・付着・乾燥後も保護継続・発泡による断熱層形成・長期安定性」の5項目すべてを両立し、特に後者3項目で唯一の最高評価を得た </w:t>
+        <w:t xml:space="preserve">実用材料としての総合評価を、5つの要件で既存製品と比較した：①噴霧可能性、②基材への付着、③乾燥後の保護継続、④発泡による断熱層形成、⑤長期保存安定性。水は①②のみ、AquaGel-K もこれらの一部しか満たせず、特に③④⑤を欠く。これに対し本研究の WEG は5項目すべてを両立し、とりわけ「乾燥後も保護が続く」「発泡して断熱層を作る」「長期安定」という後者3項目において、比較した中で唯一の最高評価（◎）を獲得した </w:t>
       </w:r>
       <w:r>
         <w:rPr>
@@ -1261,7 +1272,7 @@
           <w:color w:val="000000"/>
           <w:sz w:val="19"/>
         </w:rPr>
-        <w:t>（◎優れる／○可能／△限定的／×不可）。</w:t>
+        <w:t>（評価凡例：◎優れる／○可能／△限定的／×不可）。この比較表は、本ゲルが既存製品の弱点を体系的に克服していることを端的に示す。</w:t>
       </w:r>
     </w:p>
     <w:tbl>
@@ -1296,7 +1307,7 @@
                 <w:color w:val="000000"/>
                 <w:sz w:val="18"/>
               </w:rPr>
-              <w:t>［図挿入欄］Fig. 6：水 / AquaGel-K / 本研究 WEG の5要件充足比較表（◎○△×）</w:t>
+              <w:t>［図挿入欄］Fig. 6：水 / AquaGel-K / 本研究 WEG の5要件（噴霧・付着・乾燥後保護・発泡断熱・長期安定）充足比較表（◎○△×）</w:t>
             </w:r>
           </w:p>
         </w:tc>
@@ -1318,7 +1329,7 @@
           <w:color w:val="000000"/>
           <w:sz w:val="20"/>
         </w:rPr>
-        <w:t>・結論</w:t>
+        <w:t>・結論と展望</w:t>
       </w:r>
     </w:p>
     <w:p>
@@ -1333,7 +1344,7 @@
           <w:color w:val="000000"/>
           <w:sz w:val="19"/>
         </w:rPr>
-        <w:t>本ゲルの核心メカニズムは ①水の蒸発（吸熱） → ②CSP の焼結 → ③エアロゲル断熱層の形成、の3ステップである。得られた成果は ①市販品の3〜6倍の保護時間（Time to char ≥ 7分）、②長期安定性（455日）、③噴霧可能性、④持続可能性、の4点である。本研究により、WEG は「単なる水のキャリア」から「熱によって自分自身を断熱材へと変態させる難燃材料」へと進化し、乾燥後も効力を保つ次世代の WEG が実現された。</w:t>
+        <w:t>本研究の核心メカニズムは、①水の蒸発（吸熱による初期冷却） → ②CSP の焼結 → ③多孔質シリカエアロゲル断熱層の形成、という3ステップに集約される。得られた主要成果は4点：(1) 市販品の3〜6倍に及ぶ保護時間（Time to char ≥ 7分）、(2) 1年を超える長期保存安定性（455日）、(3) 既存機材でそのまま使える噴霧可能性、(4) 食品グレード原料による持続可能性・生分解性。これらにより、WEG は「単に水を保持して運ぶキャリア」から「熱を受けて自分自身を断熱材へと能動的に変態させる難燃材料」へと概念的に進化した。乾燥という従来の弱点を逆に保護発現のトリガーへ転換した点に本研究の独創性があり、WUI における重要インフラ防御の実用的な次世代ソリューションとなりうる。今後の課題としては、大規模製造のスケールアップ、コスト、屋外環境での長期耐候性の実地検証などが挙げられ、本論文は基礎実証の段階に位置づけられる。</w:t>
       </w:r>
     </w:p>
     <w:sectPr>

--- a/発表要旨_WEG詳細.docx
+++ b/発表要旨_WEG詳細.docx
@@ -98,7 +98,7 @@
           <w:color w:val="000000"/>
           <w:sz w:val="19"/>
         </w:rPr>
-        <w:t>自身もハイドロゲルを用いた研究を行っており、本論文のゲルが示すせん断希薄化・降伏応力（静的・動的）・自己修復性といったレオロジー特性が、自身が扱う材料系と強く類似していたため、測定手法や設計指針の点で直接の参考になると考えた。また、本研究は単なる新規材料の物性評価にとどまらず、実際の散布装置での噴霧性や455日に及ぶ長期保存安定性まで踏み込んだ「製品化（実用化）」を強く意識した研究であり、市販の水強化ゲル製品（AquaGel-K）など既存製品との定量的なベンチマーク比較を行っている点が実学的に興味深かった。さらに、界面活性剤（SDS）添加が逆効果であったというネガティブな結果を隠さず提示し、それを「SDS無添加が最適」という設計判断の根拠としている点に、研究としての誠実さと完成度を感じたため本論文を選定した。</w:t>
+        <w:t>自身もハイドロゲルを用いた研究を行っており、本論文のゲルが示すせん断希薄化・降伏応力（静的・動的）・自己修復性といったレオロジー特性が、自身が扱う材料系と強く類似していたため。また、本研究は単なる物性評価にとどまらず製品化（実用化）を見据えており、市販の水強化ゲル製品（AquaGel-K）との定量的なベンチマーク比較、界面活性剤添加のネガティブ結果の正直な提示、455日に及ぶ長期保存安定性の検証まで踏み込んでいる点が科学的に興味深かったため。</w:t>
       </w:r>
     </w:p>
     <w:p>
@@ -127,7 +127,7 @@
           <w:color w:val="000000"/>
           <w:sz w:val="19"/>
         </w:rPr>
-        <w:t>大規模な山火事（メガファイア）は気候変動を背景に深刻化の一途をたどっており、その発生頻度は過去30年でおよそ5倍に増加、世界全体の年間焼失面積は約400万 km² 規模に達している。とりわけ被害が集中するのが、森林と都市・住宅地が直接接する境界地帯（WUI: Wildland-Urban Interface）である。米国だけでもこの WUI に約4500万人が居住しており、住宅・送電網・通信設備といった重要インフラが常に延焼リスクにさらされている。気候変動による高温・乾燥・強風の期間（fire weather）の長期化により、従来の「水をまく」「人海戦術で消火する」といった消火戦略では延焼の速度に対応しきれなくなっている。</w:t>
+        <w:t>大規模な山火事（メガファイア）は気候変動を背景に深刻化しており、その発生頻度は過去30年でおよそ5倍に増加、世界全体の年間焼失面積は約400万 km² に達している。被害が集中するのが、森林と都市・住宅地が直接接する境界地帯（WUI: Wildland-Urban Interface）である。米国だけでも WUI に約4500万人が居住しており、住宅・送電網・通信設備といった重要インフラが常に延焼リスクにさらされている。気候変動による高温・乾燥・強風の期間（fire weather）の長期化により、従来の消火戦略では延焼速度に対応しきれなくなっている。</w:t>
       </w:r>
     </w:p>
     <w:p>
@@ -142,7 +142,7 @@
           <w:color w:val="000000"/>
           <w:sz w:val="19"/>
         </w:rPr>
-        <w:t>現在、林野火災の防御に用いられる薬剤は大きく3種類に分類される。①長期遅延剤（long-term retardant; Phos-Chek 等のリン酸アンモニウム系）、②泡消火剤（Class A foam）、③水強化ゲル（WEG: Water-Enhancing Gel）である。①は植生に事前散布して燃えにくくするが構造物保護には不向き、②は即効性はあるが持続性に乏しい。③の WEG は高吸水性ポリマーで水を保持し、建物表面に塗布して保護膜とするもので、構造物保護に最も有効とされる。しかし WEG の保護効果は保持した「水分」に依存するため、火炎の輻射熱や強風によって水分が蒸発・乾燥してしまうと保護効果を完全に失うという、原理的かつ致命的な弱点を抱えている。実際の火災現場では延焼到達まで数時間を要することも多く、その間にゲルが乾いてしまえば意味をなさない。</w:t>
+        <w:t>現在の防火薬剤は①長期遅延剤（long-term retardant; Phos-Chek 等のリン酸アンモニウム系）、②泡消火剤（Class A foam）、③水強化ゲル（WEG: Water-Enhancing Gel）の3種に分類される。WEG は高吸水性ポリマーで水を保持し構造物表面に保護膜を形成するもので、構造物保護に最も有効とされる。しかし WEG の保護効果は保持した「水分」に完全依存するため、火炎の輻射熱や強風によって水分が蒸発すると保護効果を完全に失うという原理的・致命的な弱点がある。</w:t>
       </w:r>
     </w:p>
     <w:p>
@@ -157,7 +157,7 @@
           <w:color w:val="000000"/>
           <w:sz w:val="19"/>
         </w:rPr>
-        <w:t xml:space="preserve">本研究は、この「乾燥したら無効化する」という WEG の本質的限界を克服することを目的とする。著者らは、火炎に接触すると材料自身が断熱性のシリカエアロゲルへと不可逆的に変態する「熱活性化エアロゲル形成（Heat-Activated Aerogel Formation）」という新機構を提案した </w:t>
+        <w:t xml:space="preserve">本研究は、この「乾燥したら無効化する」という WEG の本質的限界を克服することを目的とする。著者らは、火炎に接触すると材料自身が断熱性のシリカエアロゲルへと変態する「熱活性化エアロゲル形成（Heat-Activated Aerogel Formation）」という新機構を提案した </w:t>
       </w:r>
       <w:r>
         <w:rPr>
@@ -175,7 +175,7 @@
           <w:color w:val="000000"/>
           <w:sz w:val="19"/>
         </w:rPr>
-        <w:t>。すなわち、水分が蒸発して保護が終わるのではなく、水分の蒸発をトリガーとして固体の多孔質断熱層が形成されることで、乾燥後にこそ保護性能が発揮されるという発想の転換である。本ゲルの設計上の特長は3点ある。(i) 保護機能を水分に依存しない、(ii) 食品グレードの持続可能・生分解性原料のみで構成される、(iii) 既存の消防・散布機材でそのまま噴霧できる。実際の保護は、①ゲルの噴霧散布 → ②火炎接触による加熱 → ③シリカエアロゲルの形成 → ④断熱層による構造物の継続保護、という4段階のプロセスで達成される。</w:t>
+        <w:t>。水分が蒸発して保護が終わるのではなく、水分の蒸発をトリガーとして固体の多孔質断熱層が形成されることで、乾燥後にこそ保護性能が発揮されるという発想の転換である。本ゲルの設計上の特長は3点：(i) 保護機能を水分に依存しない、(ii) 食品グレードの持続可能・生分解性原料のみで構成される、(iii) 既存の消防・散布機材でそのまま噴霧できる。実際の保護は4段階のプロセスで達成される：①ゲルの噴霧散布 → ②火炎接触による加熱 → ③シリカエアロゲルの形成 → ④断熱層による構造物の継続保護。</w:t>
       </w:r>
     </w:p>
     <w:tbl>
@@ -210,7 +210,7 @@
                 <w:color w:val="000000"/>
                 <w:sz w:val="18"/>
               </w:rPr>
-              <w:t>［図挿入欄］Fig. 1：熱活性化エアロゲル形成の概念図と4段階保護プロセス（散布→火炎→エアロゲル化→継続保護）の模式図</w:t>
+              <w:t>［図挿入欄］Fig. 1：熱活性化エアロゲル形成の概念図（4段階保護プロセス）および炎上でも花が無傷な断熱性デモ写真</w:t>
             </w:r>
           </w:p>
         </w:tc>
@@ -232,7 +232,7 @@
           <w:color w:val="000000"/>
           <w:sz w:val="22"/>
         </w:rPr>
-        <w:t>【実験結果と考察】</w:t>
+        <w:t>【実験材料・方法】</w:t>
       </w:r>
     </w:p>
     <w:p>
@@ -246,7 +246,7 @@
           <w:color w:val="000000"/>
           <w:sz w:val="21"/>
         </w:rPr>
-        <w:t>1. 材料設計とレオロジー特性（Figure 1, 2）</w:t>
+        <w:t>1. 試料作製</w:t>
       </w:r>
     </w:p>
     <w:p>
@@ -260,7 +260,7 @@
           <w:color w:val="000000"/>
           <w:sz w:val="20"/>
         </w:rPr>
-        <w:t>・材料組成 — 3つの構成要素と各成分の役割</w:t>
+        <w:t>・使用ポリマーと役割</w:t>
       </w:r>
     </w:p>
     <w:p>
@@ -275,7 +275,79 @@
           <w:color w:val="000000"/>
           <w:sz w:val="19"/>
         </w:rPr>
-        <w:t>本ゲルは3つの構成要素から成る。①骨格と生分解性を担うセルロース系ポリマー、②エアロゲルの素となるコロイダルシリカ粒子（CSP: Colloidal Silica Particle、粒径約22 nm の単分散）、③これらを束ねる動的な水素結合ネットワーク（PP: Polymer–Particle 相互作用）である。セルロース系ポリマーには3種が用いられる：HEC（ヒドロキシエチルセルロース）はベースとなる粘性を付与し、MC（メチルセルロース）は加熱によって疎水会合しゲル化する性質を持ち火炎保護のカギを担う。そして MHEC（メチルヒドロキシエチルセルロース）は、HEC の粘性付与能と MC の熱ゲル化能を1分子内に統合した単一ポリマーである。これらに CSP を分散させてゲルを構築する。最大の設計思想は、ネットワーク形成に共有結合を用いず、可逆的な水素結合（PP相互作用）のみを用いる点にあり、これにより生分解性と高い機械性能（垂直面への付着・噴霧性）を両立している。</w:t>
+        <w:t>本ゲルに用いたセルロース系ポリマーは3種類である。</w:t>
+      </w:r>
+      <w:r>
+        <w:rPr>
+          <w:rFonts w:ascii="MS PGothic" w:hAnsi="MS PGothic" w:eastAsia="MS PGothic"/>
+          <w:b/>
+          <w:color w:val="000000"/>
+          <w:sz w:val="19"/>
+        </w:rPr>
+        <w:t>HEC（ヒドロキシエチルセルロース）</w:t>
+      </w:r>
+      <w:r>
+        <w:rPr>
+          <w:rFonts w:ascii="MS PGothic" w:hAnsi="MS PGothic" w:eastAsia="MS PGothic"/>
+          <w:b w:val="0"/>
+          <w:color w:val="000000"/>
+          <w:sz w:val="19"/>
+        </w:rPr>
+        <w:t>はゲルのベースとなる粘性と骨格を担う水溶性ポリマーである。</w:t>
+      </w:r>
+      <w:r>
+        <w:rPr>
+          <w:rFonts w:ascii="MS PGothic" w:hAnsi="MS PGothic" w:eastAsia="MS PGothic"/>
+          <w:b/>
+          <w:color w:val="000000"/>
+          <w:sz w:val="19"/>
+        </w:rPr>
+        <w:t>MC（メチルセルロース）</w:t>
+      </w:r>
+      <w:r>
+        <w:rPr>
+          <w:rFonts w:ascii="MS PGothic" w:hAnsi="MS PGothic" w:eastAsia="MS PGothic"/>
+          <w:b w:val="0"/>
+          <w:color w:val="000000"/>
+          <w:sz w:val="19"/>
+        </w:rPr>
+        <w:t>は低温（水中）では溶解して流動性を示すが、加熱により疎水性のメチル基が会合してゲル化するという独特の逆熱応答性（LCST 型）を持ち、火炎による加熱時にゲルを固化させて構造を維持する火炎保護の鍵となる成分である。</w:t>
+      </w:r>
+      <w:r>
+        <w:rPr>
+          <w:rFonts w:ascii="MS PGothic" w:hAnsi="MS PGothic" w:eastAsia="MS PGothic"/>
+          <w:b/>
+          <w:color w:val="000000"/>
+          <w:sz w:val="19"/>
+        </w:rPr>
+        <w:t>MHEC（メチルヒドロキシエチルセルロース）</w:t>
+      </w:r>
+      <w:r>
+        <w:rPr>
+          <w:rFonts w:ascii="MS PGothic" w:hAnsi="MS PGothic" w:eastAsia="MS PGothic"/>
+          <w:b w:val="0"/>
+          <w:color w:val="000000"/>
+          <w:sz w:val="19"/>
+        </w:rPr>
+        <w:t>は、HEC の水和性（粘性付与）と MC の熱ゲル化能を1分子内に統合した単一ポリマーであり、HEC+MC の2成分を1成分で代替できる。これらに加え、エアロゲルの無機骨格の素となる</w:t>
+      </w:r>
+      <w:r>
+        <w:rPr>
+          <w:rFonts w:ascii="MS PGothic" w:hAnsi="MS PGothic" w:eastAsia="MS PGothic"/>
+          <w:b/>
+          <w:color w:val="000000"/>
+          <w:sz w:val="19"/>
+        </w:rPr>
+        <w:t>CSP（コロイダルシリカ粒子、粒径約22 nm・単分散）</w:t>
+      </w:r>
+      <w:r>
+        <w:rPr>
+          <w:rFonts w:ascii="MS PGothic" w:hAnsi="MS PGothic" w:eastAsia="MS PGothic"/>
+          <w:b w:val="0"/>
+          <w:color w:val="000000"/>
+          <w:sz w:val="19"/>
+        </w:rPr>
+        <w:t>を混合してゲルを構築する。</w:t>
       </w:r>
     </w:p>
     <w:p>
@@ -289,7 +361,7 @@
           <w:color w:val="000000"/>
           <w:sz w:val="20"/>
         </w:rPr>
-        <w:t>・先行研究との関係と本研究の新規性</w:t>
+        <w:t>・5配合の組成（Table）</w:t>
       </w:r>
     </w:p>
     <w:p>
@@ -304,7 +376,97 @@
           <w:color w:val="000000"/>
           <w:sz w:val="19"/>
         </w:rPr>
-        <w:t>この HEC+MC/CSP という材料プラットフォーム自体は、2016年（Yu et al., PNAS）に既にリン酸塩系難燃剤（APP 等）を選択的に吸着・運搬するキャリアとして報告されていた。せん断希薄化・自己修復性・選択吸着といった基本的なレオロジー挙動は既知である。これに対し本研究の新規性は、(1) 難燃剤を添加せずゲル単独で防火機能を発現すること、(2) 加熱によりシリカエアロゲルへ変態すること、(3) 乾燥に対する耐性、(4) 455日に及ぶ長期保存安定性、を示した点にある。すなわち「薬剤を運ぶキャリア」から「それ自体が断熱バリアとなる材料」へと役割を転換させた点が本質的な進歩である。評価した配合は計5種であり、対照＝市販 AquaGel-K、試験系＝HEC+MC/CSP（1-5）、MHEC/CSP（1-5）、および SDS を0.1%・0.5% 添加した2系である（表記「1-5-0.1」は HEC+MC 1 wt%・CSP 5 wt%・SDS 0.1 wt% を表す）。</w:t>
+        <w:t xml:space="preserve">評価した配合は以下の5種類である。対照は市販製品の </w:t>
+      </w:r>
+      <w:r>
+        <w:rPr>
+          <w:rFonts w:ascii="MS PGothic" w:hAnsi="MS PGothic" w:eastAsia="MS PGothic"/>
+          <w:b/>
+          <w:color w:val="000000"/>
+          <w:sz w:val="19"/>
+        </w:rPr>
+        <w:t>AquaGel-K</w:t>
+      </w:r>
+      <w:r>
+        <w:rPr>
+          <w:rFonts w:ascii="MS PGothic" w:hAnsi="MS PGothic" w:eastAsia="MS PGothic"/>
+          <w:b w:val="0"/>
+          <w:color w:val="000000"/>
+          <w:sz w:val="19"/>
+        </w:rPr>
+        <w:t>。試験系は表記「ポリマー濃度-CSP濃度-SDS濃度」（単位：wt%）で示す。</w:t>
+      </w:r>
+      <w:r>
+        <w:rPr>
+          <w:rFonts w:ascii="MS PGothic" w:hAnsi="MS PGothic" w:eastAsia="MS PGothic"/>
+          <w:b/>
+          <w:color w:val="000000"/>
+          <w:sz w:val="19"/>
+        </w:rPr>
+        <w:t>(1) HEC+MC/CSP（1-5）</w:t>
+      </w:r>
+      <w:r>
+        <w:rPr>
+          <w:rFonts w:ascii="MS PGothic" w:hAnsi="MS PGothic" w:eastAsia="MS PGothic"/>
+          <w:b w:val="0"/>
+          <w:color w:val="000000"/>
+          <w:sz w:val="19"/>
+        </w:rPr>
+        <w:t>：HEC+MC 1 wt%、CSP 5 wt%、SDS なし。</w:t>
+      </w:r>
+      <w:r>
+        <w:rPr>
+          <w:rFonts w:ascii="MS PGothic" w:hAnsi="MS PGothic" w:eastAsia="MS PGothic"/>
+          <w:b/>
+          <w:color w:val="000000"/>
+          <w:sz w:val="19"/>
+        </w:rPr>
+        <w:t>(2) MHEC/CSP（1-5）</w:t>
+      </w:r>
+      <w:r>
+        <w:rPr>
+          <w:rFonts w:ascii="MS PGothic" w:hAnsi="MS PGothic" w:eastAsia="MS PGothic"/>
+          <w:b w:val="0"/>
+          <w:color w:val="000000"/>
+          <w:sz w:val="19"/>
+        </w:rPr>
+        <w:t>：MHEC 1 wt%、CSP 5 wt%、SDS なし。</w:t>
+      </w:r>
+      <w:r>
+        <w:rPr>
+          <w:rFonts w:ascii="MS PGothic" w:hAnsi="MS PGothic" w:eastAsia="MS PGothic"/>
+          <w:b/>
+          <w:color w:val="000000"/>
+          <w:sz w:val="19"/>
+        </w:rPr>
+        <w:t>(3) HEC+MC/CSP/SDS（1-5-0.1）</w:t>
+      </w:r>
+      <w:r>
+        <w:rPr>
+          <w:rFonts w:ascii="MS PGothic" w:hAnsi="MS PGothic" w:eastAsia="MS PGothic"/>
+          <w:b w:val="0"/>
+          <w:color w:val="000000"/>
+          <w:sz w:val="19"/>
+        </w:rPr>
+        <w:t>：HEC+MC 1 wt%、CSP 5 wt%、SDS 0.1 wt%。</w:t>
+      </w:r>
+      <w:r>
+        <w:rPr>
+          <w:rFonts w:ascii="MS PGothic" w:hAnsi="MS PGothic" w:eastAsia="MS PGothic"/>
+          <w:b/>
+          <w:color w:val="000000"/>
+          <w:sz w:val="19"/>
+        </w:rPr>
+        <w:t>(4) MHEC/CSP/SDS（1-5-0.5）</w:t>
+      </w:r>
+      <w:r>
+        <w:rPr>
+          <w:rFonts w:ascii="MS PGothic" w:hAnsi="MS PGothic" w:eastAsia="MS PGothic"/>
+          <w:b w:val="0"/>
+          <w:color w:val="000000"/>
+          <w:sz w:val="19"/>
+        </w:rPr>
+        <w:t>：MHEC 1 wt%（または HEC+MC 1 wt%）、CSP 5 wt%、SDS 0.5 wt%。各成分を水中で混合・攪拌してゲルを調製した。ポリマーと CSP の間に働く動的な水素結合（PP：Polymer–Particle 相互作用）がネットワークを形成し、共有結合による架橋は一切用いていない。これにより生分解性と自己修復性を両立している。</w:t>
       </w:r>
     </w:p>
     <w:p>
@@ -318,7 +480,7 @@
           <w:color w:val="000000"/>
           <w:sz w:val="20"/>
         </w:rPr>
-        <w:t>・噴霧から付着までの動作機構（せん断・自己修復）</w:t>
+        <w:t>・先行研究との位置づけ（Yu et al., 2016, PNAS）</w:t>
       </w:r>
     </w:p>
     <w:p>
@@ -333,16 +495,59 @@
           <w:color w:val="000000"/>
           <w:sz w:val="19"/>
         </w:rPr>
-        <w:t xml:space="preserve">実用上、ゲルは「ノズルから噴霧でき、かつ壁面に塗布したら垂れない」という一見矛盾する2要件を満たす必要がある。本ゲルはこれを温度ではなく「せん断力」と「自己修復性」によって解決している。①静止時は G' &gt; G'' の弾性優位なゲル状態で形を保持し、②ノズル通過時には高せん断によってゾル様（G'' &gt; G'）へと一時的に流動化して噴霧され、③壁面に着弾してせん断が除かれると数秒で再びゲル化して固着し、④最終的に火炎を受けるとエアロゲルへ変態する </w:t>
-      </w:r>
+        <w:t>この HEC+MC/CSP プラットフォームは、2016年に Yu らが PNAS で報告した PNP（Polymer–Nanoparticle–Polymer）ゲルを基盤とする。当時はリン酸アンモニウム系難燃剤（APP 等）を選択的に吸着・運搬するキャリアとして設計されており、せん断希薄化・自己修復性・選択吸着は既知であった。本研究の新規性は、①難燃剤（APP）を一切添加せずゲル単独で防火機能を発現すること、②加熱によりシリカエアロゲルへ変態すること、③乾燥環境下でも機能を保つこと、④455日超の長期保存安定性、の4点にある。つまり「薬剤を運ぶキャリア」から「それ自体が断熱バリアになる材料」へという役割転換が本質的な進歩である。</w:t>
+      </w:r>
+    </w:p>
+    <w:p>
+      <w:pPr>
+        <w:spacing w:before="120" w:after="20" w:lineRule="exact" w:line="300"/>
+      </w:pPr>
       <w:r>
         <w:rPr>
           <w:rFonts w:ascii="MS PGothic" w:hAnsi="MS PGothic" w:eastAsia="MS PGothic"/>
           <w:b/>
           <w:color w:val="000000"/>
+          <w:sz w:val="21"/>
+        </w:rPr>
+        <w:t>2. レオロジー測定</w:t>
+      </w:r>
+    </w:p>
+    <w:p>
+      <w:pPr>
+        <w:spacing w:before="60" w:after="0" w:lineRule="exact" w:line="280"/>
+      </w:pPr>
+      <w:r>
+        <w:rPr>
+          <w:rFonts w:ascii="MS PGothic" w:hAnsi="MS PGothic" w:eastAsia="MS PGothic"/>
+          <w:b/>
+          <w:color w:val="000000"/>
+          <w:sz w:val="20"/>
+        </w:rPr>
+        <w:t>・粘弾性測定（振動レオロジー）</w:t>
+      </w:r>
+    </w:p>
+    <w:p>
+      <w:pPr>
+        <w:spacing w:before="0" w:after="40" w:lineRule="exact" w:line="280"/>
+        <w:ind w:firstLine="227"/>
+      </w:pPr>
+      <w:r>
+        <w:rPr>
+          <w:rFonts w:ascii="MS PGothic" w:hAnsi="MS PGothic" w:eastAsia="MS PGothic"/>
+          <w:b w:val="0"/>
+          <w:color w:val="000000"/>
           <w:sz w:val="19"/>
         </w:rPr>
-        <w:t>(Fig. 2a–c)</w:t>
+        <w:t>振動レオロジー測定はレオメーターを用いて実施した。</w:t>
+      </w:r>
+      <w:r>
+        <w:rPr>
+          <w:rFonts w:ascii="MS PGothic" w:hAnsi="MS PGothic" w:eastAsia="MS PGothic"/>
+          <w:b/>
+          <w:color w:val="000000"/>
+          <w:sz w:val="19"/>
+        </w:rPr>
+        <w:t>周波数掃引（Frequency sweep）</w:t>
       </w:r>
       <w:r>
         <w:rPr>
@@ -351,7 +556,1241 @@
           <w:color w:val="000000"/>
           <w:sz w:val="19"/>
         </w:rPr>
-        <w:t>。この一連の状態遷移を、温度応答ではなく純粋なレオロジー応答（せん断履歴）のみで実現している点が本材料の巧妙さである。測定で得られたレオロジー特性は、そのまま現場性能に対応づけられる：せん断希薄化→噴霧可能性、高い貯蔵弾性率 G'→垂直壁面でも垂れない保持力、自己修復性→着弾後ただちに保護層を再形成する能力、である。</w:t>
+        <w:t xml:space="preserve">では、線形粘弾性領域内（低ひずみ振幅）で角周波数を掃引し、貯蔵弾性率 G'（弾性成分）と損失弾性率 G''（粘性成分）の周波数依存性を測定した </w:t>
+      </w:r>
+      <w:r>
+        <w:rPr>
+          <w:rFonts w:ascii="MS PGothic" w:hAnsi="MS PGothic" w:eastAsia="MS PGothic"/>
+          <w:b/>
+          <w:color w:val="000000"/>
+          <w:sz w:val="19"/>
+        </w:rPr>
+        <w:t>(Fig. 2a)</w:t>
+      </w:r>
+      <w:r>
+        <w:rPr>
+          <w:rFonts w:ascii="MS PGothic" w:hAnsi="MS PGothic" w:eastAsia="MS PGothic"/>
+          <w:b w:val="0"/>
+          <w:color w:val="000000"/>
+          <w:sz w:val="19"/>
+        </w:rPr>
+        <w:t>。静止状態での G' &gt; G'' （固体的ゲル挙動）が、ゲルが垂直面に塗布しても垂れない理由である。</w:t>
+      </w:r>
+      <w:r>
+        <w:rPr>
+          <w:rFonts w:ascii="MS PGothic" w:hAnsi="MS PGothic" w:eastAsia="MS PGothic"/>
+          <w:b/>
+          <w:color w:val="000000"/>
+          <w:sz w:val="19"/>
+        </w:rPr>
+        <w:t>ひずみ掃引（Strain sweep）</w:t>
+      </w:r>
+      <w:r>
+        <w:rPr>
+          <w:rFonts w:ascii="MS PGothic" w:hAnsi="MS PGothic" w:eastAsia="MS PGothic"/>
+          <w:b w:val="0"/>
+          <w:color w:val="000000"/>
+          <w:sz w:val="19"/>
+        </w:rPr>
+        <w:t xml:space="preserve">では、ひずみ振幅を小から大まで増加させ、G' と G'' の降伏挙動を観察した </w:t>
+      </w:r>
+      <w:r>
+        <w:rPr>
+          <w:rFonts w:ascii="MS PGothic" w:hAnsi="MS PGothic" w:eastAsia="MS PGothic"/>
+          <w:b/>
+          <w:color w:val="000000"/>
+          <w:sz w:val="19"/>
+        </w:rPr>
+        <w:t>(Fig. 2b)</w:t>
+      </w:r>
+      <w:r>
+        <w:rPr>
+          <w:rFonts w:ascii="MS PGothic" w:hAnsi="MS PGothic" w:eastAsia="MS PGothic"/>
+          <w:b w:val="0"/>
+          <w:color w:val="000000"/>
+          <w:sz w:val="19"/>
+        </w:rPr>
+        <w:t>。</w:t>
+      </w:r>
+    </w:p>
+    <w:p>
+      <w:pPr>
+        <w:spacing w:before="60" w:after="0" w:lineRule="exact" w:line="280"/>
+      </w:pPr>
+      <w:r>
+        <w:rPr>
+          <w:rFonts w:ascii="MS PGothic" w:hAnsi="MS PGothic" w:eastAsia="MS PGothic"/>
+          <w:b/>
+          <w:color w:val="000000"/>
+          <w:sz w:val="20"/>
+        </w:rPr>
+        <w:t>・せん断希薄化測定（Flow sweep）</w:t>
+      </w:r>
+    </w:p>
+    <w:p>
+      <w:pPr>
+        <w:spacing w:before="0" w:after="40" w:lineRule="exact" w:line="280"/>
+        <w:ind w:firstLine="227"/>
+      </w:pPr>
+      <w:r>
+        <w:rPr>
+          <w:rFonts w:ascii="MS PGothic" w:hAnsi="MS PGothic" w:eastAsia="MS PGothic"/>
+          <w:b w:val="0"/>
+          <w:color w:val="000000"/>
+          <w:sz w:val="19"/>
+        </w:rPr>
+      </w:r>
+      <w:r>
+        <w:rPr>
+          <w:rFonts w:ascii="MS PGothic" w:hAnsi="MS PGothic" w:eastAsia="MS PGothic"/>
+          <w:b/>
+          <w:color w:val="000000"/>
+          <w:sz w:val="19"/>
+        </w:rPr>
+        <w:t>フロースイープ（Flow sweep / Steady-state flow）</w:t>
+      </w:r>
+      <w:r>
+        <w:rPr>
+          <w:rFonts w:ascii="MS PGothic" w:hAnsi="MS PGothic" w:eastAsia="MS PGothic"/>
+          <w:b w:val="0"/>
+          <w:color w:val="000000"/>
+          <w:sz w:val="19"/>
+        </w:rPr>
+        <w:t xml:space="preserve">では、せん断速度（shear rate）を変化させながら定常粘度（steady-state viscosity）を測定した </w:t>
+      </w:r>
+      <w:r>
+        <w:rPr>
+          <w:rFonts w:ascii="MS PGothic" w:hAnsi="MS PGothic" w:eastAsia="MS PGothic"/>
+          <w:b/>
+          <w:color w:val="000000"/>
+          <w:sz w:val="19"/>
+        </w:rPr>
+        <w:t>(Fig. 2c)</w:t>
+      </w:r>
+      <w:r>
+        <w:rPr>
+          <w:rFonts w:ascii="MS PGothic" w:hAnsi="MS PGothic" w:eastAsia="MS PGothic"/>
+          <w:b w:val="0"/>
+          <w:color w:val="000000"/>
+          <w:sz w:val="19"/>
+        </w:rPr>
+        <w:t xml:space="preserve">。高せん断速度域で粘度が急激に低下するせん断希薄化（shear-thinning）挙動が確認された。これがノズルからの噴霧を可能にする物性的根拠である。動的降伏応力は、フロースイープデータを </w:t>
+      </w:r>
+      <w:r>
+        <w:rPr>
+          <w:rFonts w:ascii="MS PGothic" w:hAnsi="MS PGothic" w:eastAsia="MS PGothic"/>
+          <w:b/>
+          <w:color w:val="000000"/>
+          <w:sz w:val="19"/>
+        </w:rPr>
+        <w:t>Herschel–Bulkley モデル</w:t>
+      </w:r>
+      <w:r>
+        <w:rPr>
+          <w:rFonts w:ascii="MS PGothic" w:hAnsi="MS PGothic" w:eastAsia="MS PGothic"/>
+          <w:b w:val="0"/>
+          <w:color w:val="000000"/>
+          <w:sz w:val="19"/>
+        </w:rPr>
+        <w:t>（τ = τ_y + K · γ̇ⁿ）でフィッティングして抽出した。</w:t>
+      </w:r>
+    </w:p>
+    <w:p>
+      <w:pPr>
+        <w:spacing w:before="60" w:after="0" w:lineRule="exact" w:line="280"/>
+      </w:pPr>
+      <w:r>
+        <w:rPr>
+          <w:rFonts w:ascii="MS PGothic" w:hAnsi="MS PGothic" w:eastAsia="MS PGothic"/>
+          <w:b/>
+          <w:color w:val="000000"/>
+          <w:sz w:val="20"/>
+        </w:rPr>
+        <w:t>・静的降伏応力測定（LAOS）</w:t>
+      </w:r>
+    </w:p>
+    <w:p>
+      <w:pPr>
+        <w:spacing w:before="0" w:after="40" w:lineRule="exact" w:line="280"/>
+        <w:ind w:firstLine="227"/>
+      </w:pPr>
+      <w:r>
+        <w:rPr>
+          <w:rFonts w:ascii="MS PGothic" w:hAnsi="MS PGothic" w:eastAsia="MS PGothic"/>
+          <w:b w:val="0"/>
+          <w:color w:val="000000"/>
+          <w:sz w:val="19"/>
+        </w:rPr>
+        <w:t xml:space="preserve">静的降伏応力の定量には </w:t>
+      </w:r>
+      <w:r>
+        <w:rPr>
+          <w:rFonts w:ascii="MS PGothic" w:hAnsi="MS PGothic" w:eastAsia="MS PGothic"/>
+          <w:b/>
+          <w:color w:val="000000"/>
+          <w:sz w:val="19"/>
+        </w:rPr>
+        <w:t>LAOS（Large Amplitude Oscillatory Shear）</w:t>
+      </w:r>
+      <w:r>
+        <w:rPr>
+          <w:rFonts w:ascii="MS PGothic" w:hAnsi="MS PGothic" w:eastAsia="MS PGothic"/>
+          <w:b w:val="0"/>
+          <w:color w:val="000000"/>
+          <w:sz w:val="19"/>
+        </w:rPr>
+        <w:t>を用いた。ひずみ振幅を増大させ、G' と G'' のクロスオーバー（G' = G''）が生じる点の応力を静的降伏応力として定義・算出した。この値が高いほど、塗布後に垂直面で流れ落ちずに付着し続ける能力が高い。作製直後の測定値：</w:t>
+      </w:r>
+      <w:r>
+        <w:rPr>
+          <w:rFonts w:ascii="MS PGothic" w:hAnsi="MS PGothic" w:eastAsia="MS PGothic"/>
+          <w:b/>
+          <w:color w:val="000000"/>
+          <w:sz w:val="19"/>
+        </w:rPr>
+        <w:t>HEC+MC 系 = 33.3 Pa、MHEC 系 = 3.31 Pa</w:t>
+      </w:r>
+      <w:r>
+        <w:rPr>
+          <w:rFonts w:ascii="MS PGothic" w:hAnsi="MS PGothic" w:eastAsia="MS PGothic"/>
+          <w:b w:val="0"/>
+          <w:color w:val="000000"/>
+          <w:sz w:val="19"/>
+        </w:rPr>
+        <w:t xml:space="preserve"> </w:t>
+      </w:r>
+      <w:r>
+        <w:rPr>
+          <w:rFonts w:ascii="MS PGothic" w:hAnsi="MS PGothic" w:eastAsia="MS PGothic"/>
+          <w:b/>
+          <w:color w:val="000000"/>
+          <w:sz w:val="19"/>
+        </w:rPr>
+        <w:t>(Fig. 2d)</w:t>
+      </w:r>
+      <w:r>
+        <w:rPr>
+          <w:rFonts w:ascii="MS PGothic" w:hAnsi="MS PGothic" w:eastAsia="MS PGothic"/>
+          <w:b w:val="0"/>
+          <w:color w:val="000000"/>
+          <w:sz w:val="19"/>
+        </w:rPr>
+        <w:t>。</w:t>
+      </w:r>
+    </w:p>
+    <w:p>
+      <w:pPr>
+        <w:spacing w:before="60" w:after="0" w:lineRule="exact" w:line="280"/>
+      </w:pPr>
+      <w:r>
+        <w:rPr>
+          <w:rFonts w:ascii="MS PGothic" w:hAnsi="MS PGothic" w:eastAsia="MS PGothic"/>
+          <w:b/>
+          <w:color w:val="000000"/>
+          <w:sz w:val="20"/>
+        </w:rPr>
+        <w:t>・自己修復性評価</w:t>
+      </w:r>
+    </w:p>
+    <w:p>
+      <w:pPr>
+        <w:spacing w:before="0" w:after="40" w:lineRule="exact" w:line="280"/>
+        <w:ind w:firstLine="227"/>
+      </w:pPr>
+      <w:r>
+        <w:rPr>
+          <w:rFonts w:ascii="MS PGothic" w:hAnsi="MS PGothic" w:eastAsia="MS PGothic"/>
+          <w:b w:val="0"/>
+          <w:color w:val="000000"/>
+          <w:sz w:val="19"/>
+        </w:rPr>
+        <w:t>自己修復性の評価は、高ひずみ（G'' &gt; G'：ゾル状態）と低ひずみ（G' &gt; G''：ゲル状態）を交互に印加する</w:t>
+      </w:r>
+      <w:r>
+        <w:rPr>
+          <w:rFonts w:ascii="MS PGothic" w:hAnsi="MS PGothic" w:eastAsia="MS PGothic"/>
+          <w:b/>
+          <w:color w:val="000000"/>
+          <w:sz w:val="19"/>
+        </w:rPr>
+        <w:t>ステップひずみ試験</w:t>
+      </w:r>
+      <w:r>
+        <w:rPr>
+          <w:rFonts w:ascii="MS PGothic" w:hAnsi="MS PGothic" w:eastAsia="MS PGothic"/>
+          <w:b w:val="0"/>
+          <w:color w:val="000000"/>
+          <w:sz w:val="19"/>
+        </w:rPr>
+        <w:t xml:space="preserve">で行った </w:t>
+      </w:r>
+      <w:r>
+        <w:rPr>
+          <w:rFonts w:ascii="MS PGothic" w:hAnsi="MS PGothic" w:eastAsia="MS PGothic"/>
+          <w:b/>
+          <w:color w:val="000000"/>
+          <w:sz w:val="19"/>
+        </w:rPr>
+        <w:t>(Fig. 2e)</w:t>
+      </w:r>
+      <w:r>
+        <w:rPr>
+          <w:rFonts w:ascii="MS PGothic" w:hAnsi="MS PGothic" w:eastAsia="MS PGothic"/>
+          <w:b w:val="0"/>
+          <w:color w:val="000000"/>
+          <w:sz w:val="19"/>
+        </w:rPr>
+        <w:t>。高ひずみ負荷によりゲル構造を破壊した後に低ひずみへ切り替えると、G' が数秒以内に初期値まで回復することが確認された。これは着弾後の瞬間的な保護層再形成能力に対応する。</w:t>
+      </w:r>
+    </w:p>
+    <w:p>
+      <w:pPr>
+        <w:spacing w:before="120" w:after="20" w:lineRule="exact" w:line="300"/>
+      </w:pPr>
+      <w:r>
+        <w:rPr>
+          <w:rFonts w:ascii="MS PGothic" w:hAnsi="MS PGothic" w:eastAsia="MS PGothic"/>
+          <w:b/>
+          <w:color w:val="000000"/>
+          <w:sz w:val="21"/>
+        </w:rPr>
+        <w:t>3. 燃焼試験（Combustion Test）</w:t>
+      </w:r>
+    </w:p>
+    <w:p>
+      <w:pPr>
+        <w:spacing w:before="0" w:after="40" w:lineRule="exact" w:line="280"/>
+        <w:ind w:firstLine="227"/>
+      </w:pPr>
+      <w:r>
+        <w:rPr>
+          <w:rFonts w:ascii="MS PGothic" w:hAnsi="MS PGothic" w:eastAsia="MS PGothic"/>
+          <w:b w:val="0"/>
+          <w:color w:val="000000"/>
+          <w:sz w:val="19"/>
+        </w:rPr>
+        <w:t>防火性能評価は以下の条件で実施した。基材：</w:t>
+      </w:r>
+      <w:r>
+        <w:rPr>
+          <w:rFonts w:ascii="MS PGothic" w:hAnsi="MS PGothic" w:eastAsia="MS PGothic"/>
+          <w:b/>
+          <w:color w:val="000000"/>
+          <w:sz w:val="19"/>
+        </w:rPr>
+        <w:t>合板（plywood）</w:t>
+      </w:r>
+      <w:r>
+        <w:rPr>
+          <w:rFonts w:ascii="MS PGothic" w:hAnsi="MS PGothic" w:eastAsia="MS PGothic"/>
+          <w:b w:val="0"/>
+          <w:color w:val="000000"/>
+          <w:sz w:val="19"/>
+        </w:rPr>
+        <w:t>。塗布方法：各ゲルを基材表面に均一に塗布。加熱源：</w:t>
+      </w:r>
+      <w:r>
+        <w:rPr>
+          <w:rFonts w:ascii="MS PGothic" w:hAnsi="MS PGothic" w:eastAsia="MS PGothic"/>
+          <w:b/>
+          <w:color w:val="000000"/>
+          <w:sz w:val="19"/>
+        </w:rPr>
+        <w:t>MAP-Pro トーチ（プロパン・メチルアセチレン系燃料、炎温度約2054℃）</w:t>
+      </w:r>
+      <w:r>
+        <w:rPr>
+          <w:rFonts w:ascii="MS PGothic" w:hAnsi="MS PGothic" w:eastAsia="MS PGothic"/>
+          <w:b w:val="0"/>
+          <w:color w:val="000000"/>
+          <w:sz w:val="19"/>
+        </w:rPr>
+        <w:t xml:space="preserve">で基材表面を直接加熱 </w:t>
+      </w:r>
+      <w:r>
+        <w:rPr>
+          <w:rFonts w:ascii="MS PGothic" w:hAnsi="MS PGothic" w:eastAsia="MS PGothic"/>
+          <w:b/>
+          <w:color w:val="000000"/>
+          <w:sz w:val="19"/>
+        </w:rPr>
+        <w:t>(Fig. 3a)</w:t>
+      </w:r>
+      <w:r>
+        <w:rPr>
+          <w:rFonts w:ascii="MS PGothic" w:hAnsi="MS PGothic" w:eastAsia="MS PGothic"/>
+          <w:b w:val="0"/>
+          <w:color w:val="000000"/>
+          <w:sz w:val="19"/>
+        </w:rPr>
+        <w:t>。評価指標：</w:t>
+      </w:r>
+      <w:r>
+        <w:rPr>
+          <w:rFonts w:ascii="MS PGothic" w:hAnsi="MS PGothic" w:eastAsia="MS PGothic"/>
+          <w:b/>
+          <w:color w:val="000000"/>
+          <w:sz w:val="19"/>
+        </w:rPr>
+        <w:t>Time to char</w:t>
+      </w:r>
+      <w:r>
+        <w:rPr>
+          <w:rFonts w:ascii="MS PGothic" w:hAnsi="MS PGothic" w:eastAsia="MS PGothic"/>
+          <w:b w:val="0"/>
+          <w:color w:val="000000"/>
+          <w:sz w:val="19"/>
+        </w:rPr>
+        <w:t xml:space="preserve">（木材表面が炭化し始めるまでの時間、分単位）。長いほど高い保護性能を意味する。補助評価：加熱開始から </w:t>
+      </w:r>
+      <w:r>
+        <w:rPr>
+          <w:rFonts w:ascii="MS PGothic" w:hAnsi="MS PGothic" w:eastAsia="MS PGothic"/>
+          <w:b/>
+          <w:color w:val="000000"/>
+          <w:sz w:val="19"/>
+        </w:rPr>
+        <w:t>120秒・300秒</w:t>
+      </w:r>
+      <w:r>
+        <w:rPr>
+          <w:rFonts w:ascii="MS PGothic" w:hAnsi="MS PGothic" w:eastAsia="MS PGothic"/>
+          <w:b w:val="0"/>
+          <w:color w:val="000000"/>
+          <w:sz w:val="19"/>
+        </w:rPr>
+        <w:t>の時点で表面状態を写真撮影し、炭化・発泡・断熱層形成の状況を視覚的に比較した。統計：</w:t>
+      </w:r>
+      <w:r>
+        <w:rPr>
+          <w:rFonts w:ascii="MS PGothic" w:hAnsi="MS PGothic" w:eastAsia="MS PGothic"/>
+          <w:b/>
+          <w:color w:val="000000"/>
+          <w:sz w:val="19"/>
+        </w:rPr>
+        <w:t>全配合 n ≥ 3</w:t>
+      </w:r>
+      <w:r>
+        <w:rPr>
+          <w:rFonts w:ascii="MS PGothic" w:hAnsi="MS PGothic" w:eastAsia="MS PGothic"/>
+          <w:b w:val="0"/>
+          <w:color w:val="000000"/>
+          <w:sz w:val="19"/>
+        </w:rPr>
+        <w:t xml:space="preserve"> で再現性を確認した。</w:t>
+      </w:r>
+    </w:p>
+    <w:p>
+      <w:pPr>
+        <w:spacing w:before="120" w:after="20" w:lineRule="exact" w:line="300"/>
+      </w:pPr>
+      <w:r>
+        <w:rPr>
+          <w:rFonts w:ascii="MS PGothic" w:hAnsi="MS PGothic" w:eastAsia="MS PGothic"/>
+          <w:b/>
+          <w:color w:val="000000"/>
+          <w:sz w:val="21"/>
+        </w:rPr>
+        <w:t>4. 化学・熱分析・微細構造観察</w:t>
+      </w:r>
+    </w:p>
+    <w:p>
+      <w:pPr>
+        <w:spacing w:before="60" w:after="0" w:lineRule="exact" w:line="280"/>
+      </w:pPr>
+      <w:r>
+        <w:rPr>
+          <w:rFonts w:ascii="MS PGothic" w:hAnsi="MS PGothic" w:eastAsia="MS PGothic"/>
+          <w:b/>
+          <w:color w:val="000000"/>
+          <w:sz w:val="20"/>
+        </w:rPr>
+        <w:t>・FT-IR（フーリエ変換赤外分光法）</w:t>
+      </w:r>
+    </w:p>
+    <w:p>
+      <w:pPr>
+        <w:spacing w:before="0" w:after="40" w:lineRule="exact" w:line="280"/>
+        <w:ind w:firstLine="227"/>
+      </w:pPr>
+      <w:r>
+        <w:rPr>
+          <w:rFonts w:ascii="MS PGothic" w:hAnsi="MS PGothic" w:eastAsia="MS PGothic"/>
+          <w:b w:val="0"/>
+          <w:color w:val="000000"/>
+          <w:sz w:val="19"/>
+        </w:rPr>
+        <w:t xml:space="preserve">燃焼前後の試料について </w:t>
+      </w:r>
+      <w:r>
+        <w:rPr>
+          <w:rFonts w:ascii="MS PGothic" w:hAnsi="MS PGothic" w:eastAsia="MS PGothic"/>
+          <w:b/>
+          <w:color w:val="000000"/>
+          <w:sz w:val="19"/>
+        </w:rPr>
+        <w:t>FT-IR</w:t>
+      </w:r>
+      <w:r>
+        <w:rPr>
+          <w:rFonts w:ascii="MS PGothic" w:hAnsi="MS PGothic" w:eastAsia="MS PGothic"/>
+          <w:b w:val="0"/>
+          <w:color w:val="000000"/>
+          <w:sz w:val="19"/>
+        </w:rPr>
+        <w:t xml:space="preserve"> スペクトルを取得し、化学結合の変化を評価した。注目した主要ピーク：O–H 伸縮振動（～3400 cm⁻¹）、C–H 伸縮振動（～2900 cm⁻¹）、Si–O–Si 逆対称伸縮振動（～1100 cm⁻¹）。燃焼後に O–H・C–H ピークが消失し Si–O–Si ピークが増強・先鋭化すれば、有機物の消失とシリカの残存が確認できる </w:t>
+      </w:r>
+      <w:r>
+        <w:rPr>
+          <w:rFonts w:ascii="MS PGothic" w:hAnsi="MS PGothic" w:eastAsia="MS PGothic"/>
+          <w:b/>
+          <w:color w:val="000000"/>
+          <w:sz w:val="19"/>
+        </w:rPr>
+        <w:t>(Fig. 4a–b)</w:t>
+      </w:r>
+      <w:r>
+        <w:rPr>
+          <w:rFonts w:ascii="MS PGothic" w:hAnsi="MS PGothic" w:eastAsia="MS PGothic"/>
+          <w:b w:val="0"/>
+          <w:color w:val="000000"/>
+          <w:sz w:val="19"/>
+        </w:rPr>
+        <w:t>。</w:t>
+      </w:r>
+    </w:p>
+    <w:p>
+      <w:pPr>
+        <w:spacing w:before="60" w:after="0" w:lineRule="exact" w:line="280"/>
+      </w:pPr>
+      <w:r>
+        <w:rPr>
+          <w:rFonts w:ascii="MS PGothic" w:hAnsi="MS PGothic" w:eastAsia="MS PGothic"/>
+          <w:b/>
+          <w:color w:val="000000"/>
+          <w:sz w:val="20"/>
+        </w:rPr>
+        <w:t>・XPS（X線光電子分光法）</w:t>
+      </w:r>
+    </w:p>
+    <w:p>
+      <w:pPr>
+        <w:spacing w:before="0" w:after="40" w:lineRule="exact" w:line="280"/>
+        <w:ind w:firstLine="227"/>
+      </w:pPr>
+      <w:r>
+        <w:rPr>
+          <w:rFonts w:ascii="MS PGothic" w:hAnsi="MS PGothic" w:eastAsia="MS PGothic"/>
+          <w:b w:val="0"/>
+          <w:color w:val="000000"/>
+          <w:sz w:val="19"/>
+        </w:rPr>
+        <w:t xml:space="preserve">燃焼前後の元素組成比の変化を </w:t>
+      </w:r>
+      <w:r>
+        <w:rPr>
+          <w:rFonts w:ascii="MS PGothic" w:hAnsi="MS PGothic" w:eastAsia="MS PGothic"/>
+          <w:b/>
+          <w:color w:val="000000"/>
+          <w:sz w:val="19"/>
+        </w:rPr>
+        <w:t>XPS</w:t>
+      </w:r>
+      <w:r>
+        <w:rPr>
+          <w:rFonts w:ascii="MS PGothic" w:hAnsi="MS PGothic" w:eastAsia="MS PGothic"/>
+          <w:b w:val="0"/>
+          <w:color w:val="000000"/>
+          <w:sz w:val="19"/>
+        </w:rPr>
+        <w:t xml:space="preserve"> で定量した。C 1s ピーク強度から炭素の表面原子組成比（at%）を算出した。測定値：</w:t>
+      </w:r>
+      <w:r>
+        <w:rPr>
+          <w:rFonts w:ascii="MS PGothic" w:hAnsi="MS PGothic" w:eastAsia="MS PGothic"/>
+          <w:b/>
+          <w:color w:val="000000"/>
+          <w:sz w:val="19"/>
+        </w:rPr>
+        <w:t>MHEC 系</w:t>
+      </w:r>
+      <w:r>
+        <w:rPr>
+          <w:rFonts w:ascii="MS PGothic" w:hAnsi="MS PGothic" w:eastAsia="MS PGothic"/>
+          <w:b w:val="0"/>
+          <w:color w:val="000000"/>
+          <w:sz w:val="19"/>
+        </w:rPr>
+        <w:t xml:space="preserve">では燃焼前 C = 38.3 at% → 燃焼後 C = 4.8 at%（≈87% 減少）。HEC+MC 系でも同様の大幅な炭素減少が確認された </w:t>
+      </w:r>
+      <w:r>
+        <w:rPr>
+          <w:rFonts w:ascii="MS PGothic" w:hAnsi="MS PGothic" w:eastAsia="MS PGothic"/>
+          <w:b/>
+          <w:color w:val="000000"/>
+          <w:sz w:val="19"/>
+        </w:rPr>
+        <w:t>(Fig. 4c–d)</w:t>
+      </w:r>
+      <w:r>
+        <w:rPr>
+          <w:rFonts w:ascii="MS PGothic" w:hAnsi="MS PGothic" w:eastAsia="MS PGothic"/>
+          <w:b w:val="0"/>
+          <w:color w:val="000000"/>
+          <w:sz w:val="19"/>
+        </w:rPr>
+        <w:t>。これにより有機セルロース成分が燃焼除去され、無機シリカが残存することが組成レベルで裏付けられた。</w:t>
+      </w:r>
+    </w:p>
+    <w:p>
+      <w:pPr>
+        <w:spacing w:before="60" w:after="0" w:lineRule="exact" w:line="280"/>
+      </w:pPr>
+      <w:r>
+        <w:rPr>
+          <w:rFonts w:ascii="MS PGothic" w:hAnsi="MS PGothic" w:eastAsia="MS PGothic"/>
+          <w:b/>
+          <w:color w:val="000000"/>
+          <w:sz w:val="20"/>
+        </w:rPr>
+        <w:t>・TGA / DSC（熱重量分析・示差走査熱量測定）</w:t>
+      </w:r>
+    </w:p>
+    <w:p>
+      <w:pPr>
+        <w:spacing w:before="0" w:after="40" w:lineRule="exact" w:line="280"/>
+        <w:ind w:firstLine="227"/>
+      </w:pPr>
+      <w:r>
+        <w:rPr>
+          <w:rFonts w:ascii="MS PGothic" w:hAnsi="MS PGothic" w:eastAsia="MS PGothic"/>
+          <w:b w:val="0"/>
+          <w:color w:val="000000"/>
+          <w:sz w:val="19"/>
+        </w:rPr>
+      </w:r>
+      <w:r>
+        <w:rPr>
+          <w:rFonts w:ascii="MS PGothic" w:hAnsi="MS PGothic" w:eastAsia="MS PGothic"/>
+          <w:b/>
+          <w:color w:val="000000"/>
+          <w:sz w:val="19"/>
+        </w:rPr>
+        <w:t>TGA</w:t>
+      </w:r>
+      <w:r>
+        <w:rPr>
+          <w:rFonts w:ascii="MS PGothic" w:hAnsi="MS PGothic" w:eastAsia="MS PGothic"/>
+          <w:b w:val="0"/>
+          <w:color w:val="000000"/>
+          <w:sz w:val="19"/>
+        </w:rPr>
+        <w:t>（熱重量分析）では、昇温に伴う重量変化から各成分の分解温度と残存量を特定した。主要な熱分解イベント：</w:t>
+      </w:r>
+      <w:r>
+        <w:rPr>
+          <w:rFonts w:ascii="MS PGothic" w:hAnsi="MS PGothic" w:eastAsia="MS PGothic"/>
+          <w:b/>
+          <w:color w:val="000000"/>
+          <w:sz w:val="19"/>
+        </w:rPr>
+        <w:t>約280℃</w:t>
+      </w:r>
+      <w:r>
+        <w:rPr>
+          <w:rFonts w:ascii="MS PGothic" w:hAnsi="MS PGothic" w:eastAsia="MS PGothic"/>
+          <w:b w:val="0"/>
+          <w:color w:val="000000"/>
+          <w:sz w:val="19"/>
+        </w:rPr>
+        <w:t>でセルロース有機鎖の主たる熱分解が起こり大きな重量減少（吸熱ピーク）。</w:t>
+      </w:r>
+      <w:r>
+        <w:rPr>
+          <w:rFonts w:ascii="MS PGothic" w:hAnsi="MS PGothic" w:eastAsia="MS PGothic"/>
+          <w:b/>
+          <w:color w:val="000000"/>
+          <w:sz w:val="19"/>
+        </w:rPr>
+        <w:t>600℃超</w:t>
+      </w:r>
+      <w:r>
+        <w:rPr>
+          <w:rFonts w:ascii="MS PGothic" w:hAnsi="MS PGothic" w:eastAsia="MS PGothic"/>
+          <w:b w:val="0"/>
+          <w:color w:val="000000"/>
+          <w:sz w:val="19"/>
+        </w:rPr>
+        <w:t>で残存するのはシリカのみで、残渣量は</w:t>
+      </w:r>
+      <w:r>
+        <w:rPr>
+          <w:rFonts w:ascii="MS PGothic" w:hAnsi="MS PGothic" w:eastAsia="MS PGothic"/>
+          <w:b/>
+          <w:color w:val="000000"/>
+          <w:sz w:val="19"/>
+        </w:rPr>
+        <w:t>約5〜8 wt%</w:t>
+      </w:r>
+      <w:r>
+        <w:rPr>
+          <w:rFonts w:ascii="MS PGothic" w:hAnsi="MS PGothic" w:eastAsia="MS PGothic"/>
+          <w:b w:val="0"/>
+          <w:color w:val="000000"/>
+          <w:sz w:val="19"/>
+        </w:rPr>
+        <w:t>（仕込み CSP 量の5 wt% に一致）</w:t>
+      </w:r>
+      <w:r>
+        <w:rPr>
+          <w:rFonts w:ascii="MS PGothic" w:hAnsi="MS PGothic" w:eastAsia="MS PGothic"/>
+          <w:b/>
+          <w:color w:val="000000"/>
+          <w:sz w:val="19"/>
+        </w:rPr>
+        <w:t>(Fig. 5a)</w:t>
+      </w:r>
+      <w:r>
+        <w:rPr>
+          <w:rFonts w:ascii="MS PGothic" w:hAnsi="MS PGothic" w:eastAsia="MS PGothic"/>
+          <w:b w:val="0"/>
+          <w:color w:val="000000"/>
+          <w:sz w:val="19"/>
+        </w:rPr>
+        <w:t>。</w:t>
+      </w:r>
+      <w:r>
+        <w:rPr>
+          <w:rFonts w:ascii="MS PGothic" w:hAnsi="MS PGothic" w:eastAsia="MS PGothic"/>
+          <w:b/>
+          <w:color w:val="000000"/>
+          <w:sz w:val="19"/>
+        </w:rPr>
+        <w:t>DSC</w:t>
+      </w:r>
+      <w:r>
+        <w:rPr>
+          <w:rFonts w:ascii="MS PGothic" w:hAnsi="MS PGothic" w:eastAsia="MS PGothic"/>
+          <w:b w:val="0"/>
+          <w:color w:val="000000"/>
+          <w:sz w:val="19"/>
+        </w:rPr>
+        <w:t xml:space="preserve"> との組み合わせにより、</w:t>
+      </w:r>
+      <w:r>
+        <w:rPr>
+          <w:rFonts w:ascii="MS PGothic" w:hAnsi="MS PGothic" w:eastAsia="MS PGothic"/>
+          <w:b/>
+          <w:color w:val="000000"/>
+          <w:sz w:val="19"/>
+        </w:rPr>
+        <w:t>CSP の焼結開始温度（約200℃）</w:t>
+      </w:r>
+      <w:r>
+        <w:rPr>
+          <w:rFonts w:ascii="MS PGothic" w:hAnsi="MS PGothic" w:eastAsia="MS PGothic"/>
+          <w:b w:val="0"/>
+          <w:color w:val="000000"/>
+          <w:sz w:val="19"/>
+        </w:rPr>
+        <w:t>と</w:t>
+      </w:r>
+      <w:r>
+        <w:rPr>
+          <w:rFonts w:ascii="MS PGothic" w:hAnsi="MS PGothic" w:eastAsia="MS PGothic"/>
+          <w:b/>
+          <w:color w:val="000000"/>
+          <w:sz w:val="19"/>
+        </w:rPr>
+        <w:t>セルロースの分解開始温度（約280℃）</w:t>
+      </w:r>
+      <w:r>
+        <w:rPr>
+          <w:rFonts w:ascii="MS PGothic" w:hAnsi="MS PGothic" w:eastAsia="MS PGothic"/>
+          <w:b w:val="0"/>
+          <w:color w:val="000000"/>
+          <w:sz w:val="19"/>
+        </w:rPr>
+        <w:t>が温度的に重なることを確認。この温度同期性がエアロゲル化を骨格崩壊と同期させる鍵となる。</w:t>
+      </w:r>
+    </w:p>
+    <w:p>
+      <w:pPr>
+        <w:spacing w:before="60" w:after="0" w:lineRule="exact" w:line="280"/>
+      </w:pPr>
+      <w:r>
+        <w:rPr>
+          <w:rFonts w:ascii="MS PGothic" w:hAnsi="MS PGothic" w:eastAsia="MS PGothic"/>
+          <w:b/>
+          <w:color w:val="000000"/>
+          <w:sz w:val="20"/>
+        </w:rPr>
+        <w:t>・SEM（走査型電子顕微鏡）— 断面観察</w:t>
+      </w:r>
+    </w:p>
+    <w:p>
+      <w:pPr>
+        <w:spacing w:before="0" w:after="40" w:lineRule="exact" w:line="280"/>
+        <w:ind w:firstLine="227"/>
+      </w:pPr>
+      <w:r>
+        <w:rPr>
+          <w:rFonts w:ascii="MS PGothic" w:hAnsi="MS PGothic" w:eastAsia="MS PGothic"/>
+          <w:b w:val="0"/>
+          <w:color w:val="000000"/>
+          <w:sz w:val="19"/>
+        </w:rPr>
+        <w:t>焼結の進行を直接観察するため、加熱時間を0分・1分・2分・4分に変えた試料の</w:t>
+      </w:r>
+      <w:r>
+        <w:rPr>
+          <w:rFonts w:ascii="MS PGothic" w:hAnsi="MS PGothic" w:eastAsia="MS PGothic"/>
+          <w:b/>
+          <w:color w:val="000000"/>
+          <w:sz w:val="19"/>
+        </w:rPr>
+        <w:t>断面 SEM 像</w:t>
+      </w:r>
+      <w:r>
+        <w:rPr>
+          <w:rFonts w:ascii="MS PGothic" w:hAnsi="MS PGothic" w:eastAsia="MS PGothic"/>
+          <w:b w:val="0"/>
+          <w:color w:val="000000"/>
+          <w:sz w:val="19"/>
+        </w:rPr>
+        <w:t xml:space="preserve">を取得した </w:t>
+      </w:r>
+      <w:r>
+        <w:rPr>
+          <w:rFonts w:ascii="MS PGothic" w:hAnsi="MS PGothic" w:eastAsia="MS PGothic"/>
+          <w:b/>
+          <w:color w:val="000000"/>
+          <w:sz w:val="19"/>
+        </w:rPr>
+        <w:t>(Fig. 5b)</w:t>
+      </w:r>
+      <w:r>
+        <w:rPr>
+          <w:rFonts w:ascii="MS PGothic" w:hAnsi="MS PGothic" w:eastAsia="MS PGothic"/>
+          <w:b w:val="0"/>
+          <w:color w:val="000000"/>
+          <w:sz w:val="19"/>
+        </w:rPr>
+        <w:t>。各段階で切断断面を露出させ、シリカ粒子の配置・連結状態を観察した。</w:t>
+      </w:r>
+    </w:p>
+    <w:p>
+      <w:pPr>
+        <w:spacing w:before="160" w:after="40"/>
+      </w:pPr>
+      <w:r>
+        <w:rPr>
+          <w:rFonts w:ascii="MS PGothic" w:hAnsi="MS PGothic" w:eastAsia="MS PGothic"/>
+          <w:b/>
+          <w:color w:val="000000"/>
+          <w:sz w:val="22"/>
+        </w:rPr>
+        <w:t>【実験結果と考察】</w:t>
+      </w:r>
+    </w:p>
+    <w:p>
+      <w:pPr>
+        <w:spacing w:before="120" w:after="20" w:lineRule="exact" w:line="300"/>
+      </w:pPr>
+      <w:r>
+        <w:rPr>
+          <w:rFonts w:ascii="MS PGothic" w:hAnsi="MS PGothic" w:eastAsia="MS PGothic"/>
+          <w:b/>
+          <w:color w:val="000000"/>
+          <w:sz w:val="21"/>
+        </w:rPr>
+        <w:t>1. レオロジー特性（Figure 2）</w:t>
+      </w:r>
+    </w:p>
+    <w:p>
+      <w:pPr>
+        <w:spacing w:before="60" w:after="0" w:lineRule="exact" w:line="280"/>
+      </w:pPr>
+      <w:r>
+        <w:rPr>
+          <w:rFonts w:ascii="MS PGothic" w:hAnsi="MS PGothic" w:eastAsia="MS PGothic"/>
+          <w:b/>
+          <w:color w:val="000000"/>
+          <w:sz w:val="20"/>
+        </w:rPr>
+        <w:t>・粘弾性とせん断希薄化（Fig. 2a–c）</w:t>
+      </w:r>
+    </w:p>
+    <w:p>
+      <w:pPr>
+        <w:spacing w:before="0" w:after="40" w:lineRule="exact" w:line="280"/>
+        <w:ind w:firstLine="227"/>
+      </w:pPr>
+      <w:r>
+        <w:rPr>
+          <w:rFonts w:ascii="MS PGothic" w:hAnsi="MS PGothic" w:eastAsia="MS PGothic"/>
+          <w:b w:val="0"/>
+          <w:color w:val="000000"/>
+          <w:sz w:val="19"/>
+        </w:rPr>
+        <w:t xml:space="preserve">周波数掃引の結果、全周波数域にわたって </w:t>
+      </w:r>
+      <w:r>
+        <w:rPr>
+          <w:rFonts w:ascii="MS PGothic" w:hAnsi="MS PGothic" w:eastAsia="MS PGothic"/>
+          <w:b/>
+          <w:color w:val="000000"/>
+          <w:sz w:val="19"/>
+        </w:rPr>
+        <w:t>G' &gt; G''</w:t>
+      </w:r>
+      <w:r>
+        <w:rPr>
+          <w:rFonts w:ascii="MS PGothic" w:hAnsi="MS PGothic" w:eastAsia="MS PGothic"/>
+          <w:b w:val="0"/>
+          <w:color w:val="000000"/>
+          <w:sz w:val="19"/>
+        </w:rPr>
+        <w:t xml:space="preserve"> が維持されており、本ゲルが純粋な液体ではなく固体的な弾性ゲルとして振る舞うことが確認された </w:t>
+      </w:r>
+      <w:r>
+        <w:rPr>
+          <w:rFonts w:ascii="MS PGothic" w:hAnsi="MS PGothic" w:eastAsia="MS PGothic"/>
+          <w:b/>
+          <w:color w:val="000000"/>
+          <w:sz w:val="19"/>
+        </w:rPr>
+        <w:t>(Fig. 2a)</w:t>
+      </w:r>
+      <w:r>
+        <w:rPr>
+          <w:rFonts w:ascii="MS PGothic" w:hAnsi="MS PGothic" w:eastAsia="MS PGothic"/>
+          <w:b w:val="0"/>
+          <w:color w:val="000000"/>
+          <w:sz w:val="19"/>
+        </w:rPr>
+        <w:t>。これは静止時に塗布面から流れ落ちない（耐ダレ性がある）ことを意味する。フロースイープでは、低せん断速度域で高い粘度を示すが、せん断速度の増加とともに粘度が急激に低下する明瞭な</w:t>
+      </w:r>
+      <w:r>
+        <w:rPr>
+          <w:rFonts w:ascii="MS PGothic" w:hAnsi="MS PGothic" w:eastAsia="MS PGothic"/>
+          <w:b/>
+          <w:color w:val="000000"/>
+          <w:sz w:val="19"/>
+        </w:rPr>
+        <w:t>せん断希薄化（shear-thinning）</w:t>
+      </w:r>
+      <w:r>
+        <w:rPr>
+          <w:rFonts w:ascii="MS PGothic" w:hAnsi="MS PGothic" w:eastAsia="MS PGothic"/>
+          <w:b w:val="0"/>
+          <w:color w:val="000000"/>
+          <w:sz w:val="19"/>
+        </w:rPr>
+        <w:t xml:space="preserve">挙動が全配合で確認された </w:t>
+      </w:r>
+      <w:r>
+        <w:rPr>
+          <w:rFonts w:ascii="MS PGothic" w:hAnsi="MS PGothic" w:eastAsia="MS PGothic"/>
+          <w:b/>
+          <w:color w:val="000000"/>
+          <w:sz w:val="19"/>
+        </w:rPr>
+        <w:t>(Fig. 2c)</w:t>
+      </w:r>
+      <w:r>
+        <w:rPr>
+          <w:rFonts w:ascii="MS PGothic" w:hAnsi="MS PGothic" w:eastAsia="MS PGothic"/>
+          <w:b w:val="0"/>
+          <w:color w:val="000000"/>
+          <w:sz w:val="19"/>
+        </w:rPr>
+        <w:t>。せん断希薄化指数（power-law index n &lt; 1）は強いせん断希薄化を示し、ポンプ圧がかかるノズル通過時のみ流動化して噴霧できる。</w:t>
+      </w:r>
+    </w:p>
+    <w:p>
+      <w:pPr>
+        <w:spacing w:before="60" w:after="0" w:lineRule="exact" w:line="280"/>
+      </w:pPr>
+      <w:r>
+        <w:rPr>
+          <w:rFonts w:ascii="MS PGothic" w:hAnsi="MS PGothic" w:eastAsia="MS PGothic"/>
+          <w:b/>
+          <w:color w:val="000000"/>
+          <w:sz w:val="20"/>
+        </w:rPr>
+        <w:t>・降伏応力の定量評価（Fig. 2d–e）</w:t>
+      </w:r>
+    </w:p>
+    <w:p>
+      <w:pPr>
+        <w:spacing w:before="0" w:after="40" w:lineRule="exact" w:line="280"/>
+        <w:ind w:firstLine="227"/>
+      </w:pPr>
+      <w:r>
+        <w:rPr>
+          <w:rFonts w:ascii="MS PGothic" w:hAnsi="MS PGothic" w:eastAsia="MS PGothic"/>
+          <w:b w:val="0"/>
+          <w:color w:val="000000"/>
+          <w:sz w:val="19"/>
+        </w:rPr>
+        <w:t>LAOS 測定から求めた</w:t>
+      </w:r>
+      <w:r>
+        <w:rPr>
+          <w:rFonts w:ascii="MS PGothic" w:hAnsi="MS PGothic" w:eastAsia="MS PGothic"/>
+          <w:b/>
+          <w:color w:val="000000"/>
+          <w:sz w:val="19"/>
+        </w:rPr>
+        <w:t>静的降伏応力</w:t>
+      </w:r>
+      <w:r>
+        <w:rPr>
+          <w:rFonts w:ascii="MS PGothic" w:hAnsi="MS PGothic" w:eastAsia="MS PGothic"/>
+          <w:b w:val="0"/>
+          <w:color w:val="000000"/>
+          <w:sz w:val="19"/>
+        </w:rPr>
+        <w:t>は、</w:t>
+      </w:r>
+      <w:r>
+        <w:rPr>
+          <w:rFonts w:ascii="MS PGothic" w:hAnsi="MS PGothic" w:eastAsia="MS PGothic"/>
+          <w:b/>
+          <w:color w:val="000000"/>
+          <w:sz w:val="19"/>
+        </w:rPr>
+        <w:t>HEC+MC/CSP（1-5）= 33.3 Pa、MHEC/CSP（1-5）= 3.31 Pa</w:t>
+      </w:r>
+      <w:r>
+        <w:rPr>
+          <w:rFonts w:ascii="MS PGothic" w:hAnsi="MS PGothic" w:eastAsia="MS PGothic"/>
+          <w:b w:val="0"/>
+          <w:color w:val="000000"/>
+          <w:sz w:val="19"/>
+        </w:rPr>
+        <w:t xml:space="preserve">であった。HEC+MC 系が高い静的降伏応力を示し、垂直面での強固な付着・耐ダレ性に優れることが示された。MHEC 系は静的降伏応力は低いものの、動的降伏応力（Herschel–Bulkley フィット値）が適度な範囲にあり、ポンプ圧内で問題なく噴霧できることが確認された </w:t>
+      </w:r>
+      <w:r>
+        <w:rPr>
+          <w:rFonts w:ascii="MS PGothic" w:hAnsi="MS PGothic" w:eastAsia="MS PGothic"/>
+          <w:b/>
+          <w:color w:val="000000"/>
+          <w:sz w:val="19"/>
+        </w:rPr>
+        <w:t>(Fig. 2d–e)</w:t>
+      </w:r>
+      <w:r>
+        <w:rPr>
+          <w:rFonts w:ascii="MS PGothic" w:hAnsi="MS PGothic" w:eastAsia="MS PGothic"/>
+          <w:b w:val="0"/>
+          <w:color w:val="000000"/>
+          <w:sz w:val="19"/>
+        </w:rPr>
+        <w:t>。両系とも「高い静的降伏応力による付着性」と「適度な動的降伏応力による噴霧性」を同時に満たすという実用要件を達成している。</w:t>
+      </w:r>
+    </w:p>
+    <w:p>
+      <w:pPr>
+        <w:spacing w:before="60" w:after="0" w:lineRule="exact" w:line="280"/>
+      </w:pPr>
+      <w:r>
+        <w:rPr>
+          <w:rFonts w:ascii="MS PGothic" w:hAnsi="MS PGothic" w:eastAsia="MS PGothic"/>
+          <w:b/>
+          <w:color w:val="000000"/>
+          <w:sz w:val="20"/>
+        </w:rPr>
+        <w:t>・SDS 添加の影響：レオロジーへの効果（Fig. 2e–h）</w:t>
+      </w:r>
+    </w:p>
+    <w:p>
+      <w:pPr>
+        <w:spacing w:before="0" w:after="40" w:lineRule="exact" w:line="280"/>
+        <w:ind w:firstLine="227"/>
+      </w:pPr>
+      <w:r>
+        <w:rPr>
+          <w:rFonts w:ascii="MS PGothic" w:hAnsi="MS PGothic" w:eastAsia="MS PGothic"/>
+          <w:b w:val="0"/>
+          <w:color w:val="000000"/>
+          <w:sz w:val="19"/>
+        </w:rPr>
+        <w:t xml:space="preserve">SDS 0.1 wt% 添加では、一部の配合でわずかに G' が上昇する傾向が見られたが、0.5 wt% では G' が再び低下し、当初の無添加配合を下回った </w:t>
+      </w:r>
+      <w:r>
+        <w:rPr>
+          <w:rFonts w:ascii="MS PGothic" w:hAnsi="MS PGothic" w:eastAsia="MS PGothic"/>
+          <w:b/>
+          <w:color w:val="000000"/>
+          <w:sz w:val="19"/>
+        </w:rPr>
+        <w:t>(Fig. 2e–f)</w:t>
+      </w:r>
+      <w:r>
+        <w:rPr>
+          <w:rFonts w:ascii="MS PGothic" w:hAnsi="MS PGothic" w:eastAsia="MS PGothic"/>
+          <w:b w:val="0"/>
+          <w:color w:val="000000"/>
+          <w:sz w:val="19"/>
+        </w:rPr>
+        <w:t xml:space="preserve">。降伏応力（静的・動的ともに）は SDS 添加量の増加に伴い低下した </w:t>
+      </w:r>
+      <w:r>
+        <w:rPr>
+          <w:rFonts w:ascii="MS PGothic" w:hAnsi="MS PGothic" w:eastAsia="MS PGothic"/>
+          <w:b/>
+          <w:color w:val="000000"/>
+          <w:sz w:val="19"/>
+        </w:rPr>
+        <w:t>(Fig. 2g–h)</w:t>
+      </w:r>
+      <w:r>
+        <w:rPr>
+          <w:rFonts w:ascii="MS PGothic" w:hAnsi="MS PGothic" w:eastAsia="MS PGothic"/>
+          <w:b w:val="0"/>
+          <w:color w:val="000000"/>
+          <w:sz w:val="19"/>
+        </w:rPr>
+        <w:t>。これは SDS が CSP 表面の電荷を変化させて PP 水素結合ネットワークを弱体化し、ゲルの剛性・付着力を損なうことを示唆する。すなわち SDS は添加によってレオロジー性能が低下するという</w:t>
+      </w:r>
+      <w:r>
+        <w:rPr>
+          <w:rFonts w:ascii="MS PGothic" w:hAnsi="MS PGothic" w:eastAsia="MS PGothic"/>
+          <w:b/>
+          <w:color w:val="000000"/>
+          <w:sz w:val="19"/>
+        </w:rPr>
+        <w:t>ネガティブ結果</w:t>
+      </w:r>
+      <w:r>
+        <w:rPr>
+          <w:rFonts w:ascii="MS PGothic" w:hAnsi="MS PGothic" w:eastAsia="MS PGothic"/>
+          <w:b w:val="0"/>
+          <w:color w:val="000000"/>
+          <w:sz w:val="19"/>
+        </w:rPr>
+        <w:t>が得られた。</w:t>
+      </w:r>
+    </w:p>
+    <w:p>
+      <w:pPr>
+        <w:spacing w:before="60" w:after="0" w:lineRule="exact" w:line="280"/>
+      </w:pPr>
+      <w:r>
+        <w:rPr>
+          <w:rFonts w:ascii="MS PGothic" w:hAnsi="MS PGothic" w:eastAsia="MS PGothic"/>
+          <w:b/>
+          <w:color w:val="000000"/>
+          <w:sz w:val="20"/>
+        </w:rPr>
+        <w:t>・SDS 添加の影響：発泡・微細構造への効果（Fig. 2i–j）</w:t>
+      </w:r>
+    </w:p>
+    <w:p>
+      <w:pPr>
+        <w:spacing w:before="0" w:after="40" w:lineRule="exact" w:line="280"/>
+        <w:ind w:firstLine="227"/>
+      </w:pPr>
+      <w:r>
+        <w:rPr>
+          <w:rFonts w:ascii="MS PGothic" w:hAnsi="MS PGothic" w:eastAsia="MS PGothic"/>
+          <w:b w:val="0"/>
+          <w:color w:val="000000"/>
+          <w:sz w:val="19"/>
+        </w:rPr>
+        <w:t>発泡指数（expansion ratio）は燃焼前後の体積比で評価した。無添加（SDS 0%）で最大値</w:t>
+      </w:r>
+      <w:r>
+        <w:rPr>
+          <w:rFonts w:ascii="MS PGothic" w:hAnsi="MS PGothic" w:eastAsia="MS PGothic"/>
+          <w:b/>
+          <w:color w:val="000000"/>
+          <w:sz w:val="19"/>
+        </w:rPr>
+        <w:t>約2.6</w:t>
+      </w:r>
+      <w:r>
+        <w:rPr>
+          <w:rFonts w:ascii="MS PGothic" w:hAnsi="MS PGothic" w:eastAsia="MS PGothic"/>
+          <w:b w:val="0"/>
+          <w:color w:val="000000"/>
+          <w:sz w:val="19"/>
+        </w:rPr>
+        <w:t>を示した。SDS 0.1% では約</w:t>
+      </w:r>
+      <w:r>
+        <w:rPr>
+          <w:rFonts w:ascii="MS PGothic" w:hAnsi="MS PGothic" w:eastAsia="MS PGothic"/>
+          <w:b/>
+          <w:color w:val="000000"/>
+          <w:sz w:val="19"/>
+        </w:rPr>
+        <w:t>2.3</w:t>
+      </w:r>
+      <w:r>
+        <w:rPr>
+          <w:rFonts w:ascii="MS PGothic" w:hAnsi="MS PGothic" w:eastAsia="MS PGothic"/>
+          <w:b w:val="0"/>
+          <w:color w:val="000000"/>
+          <w:sz w:val="19"/>
+        </w:rPr>
+        <w:t xml:space="preserve">へ低下し、SDS 0.5% ではさらに低下した </w:t>
+      </w:r>
+      <w:r>
+        <w:rPr>
+          <w:rFonts w:ascii="MS PGothic" w:hAnsi="MS PGothic" w:eastAsia="MS PGothic"/>
+          <w:b/>
+          <w:color w:val="000000"/>
+          <w:sz w:val="19"/>
+        </w:rPr>
+        <w:t>(Fig. 2i)</w:t>
+      </w:r>
+      <w:r>
+        <w:rPr>
+          <w:rFonts w:ascii="MS PGothic" w:hAnsi="MS PGothic" w:eastAsia="MS PGothic"/>
+          <w:b w:val="0"/>
+          <w:color w:val="000000"/>
+          <w:sz w:val="19"/>
+        </w:rPr>
+        <w:t xml:space="preserve">。断面 SEM による微細構造観察では、SDS 0% で均一かつ密な多孔質構造が形成されたのに対し、0.1% では気泡は比較的均一であるが全体の発泡量が減少、0.5% では気泡が粗大かつ不均一になった </w:t>
+      </w:r>
+      <w:r>
+        <w:rPr>
+          <w:rFonts w:ascii="MS PGothic" w:hAnsi="MS PGothic" w:eastAsia="MS PGothic"/>
+          <w:b/>
+          <w:color w:val="000000"/>
+          <w:sz w:val="19"/>
+        </w:rPr>
+        <w:t>(Fig. 2j)</w:t>
+      </w:r>
+      <w:r>
+        <w:rPr>
+          <w:rFonts w:ascii="MS PGothic" w:hAnsi="MS PGothic" w:eastAsia="MS PGothic"/>
+          <w:b w:val="0"/>
+          <w:color w:val="000000"/>
+          <w:sz w:val="19"/>
+        </w:rPr>
+        <w:t>。SDS はレオロジーのみならず発泡・微細構造にも有害であり、</w:t>
+      </w:r>
+      <w:r>
+        <w:rPr>
+          <w:rFonts w:ascii="MS PGothic" w:hAnsi="MS PGothic" w:eastAsia="MS PGothic"/>
+          <w:b/>
+          <w:color w:val="000000"/>
+          <w:sz w:val="19"/>
+        </w:rPr>
+        <w:t>「SDS 無添加が最適配合」</w:t>
+      </w:r>
+      <w:r>
+        <w:rPr>
+          <w:rFonts w:ascii="MS PGothic" w:hAnsi="MS PGothic" w:eastAsia="MS PGothic"/>
+          <w:b w:val="0"/>
+          <w:color w:val="000000"/>
+          <w:sz w:val="19"/>
+        </w:rPr>
+        <w:t>という設計上の知見が得られた。著者らはこのネガティブ結果を誠実に提示し、無添加を推奨配合とする根拠として明示している。</w:t>
       </w:r>
     </w:p>
     <w:tbl>
@@ -366,7 +1805,7 @@
       </w:tblGrid>
       <w:tr>
         <w:trPr>
-          <w:trHeight w:val="2551" w:hRule="exact"/>
+          <w:trHeight w:val="3969" w:hRule="exact"/>
         </w:trPr>
         <w:tc>
           <w:tcPr>
@@ -386,7 +1825,7 @@
                 <w:color w:val="000000"/>
                 <w:sz w:val="18"/>
               </w:rPr>
-              <w:t>［図挿入欄］Fig. 2a–c：周波数掃引による G'/G''（粘弾性）、せん断速度に対する粘度（せん断希薄化曲線）</w:t>
+              <w:t>［図挿入欄］Fig. 2a–j：(a) 周波数掃引（G'/G''）、(b) ひずみ掃引、(c) フロースイープ（せん断希薄化）、(d–e) 降伏応力（LAOS・HB フィット）、(e–h) SDS 添加の弾性率・降伏応力への影響、(i) 発泡指数、(j) 気泡微細構造 SEM</w:t>
             </w:r>
           </w:p>
         </w:tc>
@@ -399,6 +1838,20 @@
     </w:p>
     <w:p>
       <w:pPr>
+        <w:spacing w:before="120" w:after="20" w:lineRule="exact" w:line="300"/>
+      </w:pPr>
+      <w:r>
+        <w:rPr>
+          <w:rFonts w:ascii="MS PGothic" w:hAnsi="MS PGothic" w:eastAsia="MS PGothic"/>
+          <w:b/>
+          <w:color w:val="000000"/>
+          <w:sz w:val="21"/>
+        </w:rPr>
+        <w:t>2. エアロゲル形成機構（Figure 1・Supplementary）</w:t>
+      </w:r>
+    </w:p>
+    <w:p>
+      <w:pPr>
         <w:spacing w:before="60" w:after="0" w:lineRule="exact" w:line="280"/>
       </w:pPr>
       <w:r>
@@ -408,7 +1861,7 @@
           <w:color w:val="000000"/>
           <w:sz w:val="20"/>
         </w:rPr>
-        <w:t>・2種類の降伏応力（静的・動的）による定量設計</w:t>
+        <w:t>・シリカエアロゲル形成の3段階焼結機構</w:t>
       </w:r>
     </w:p>
     <w:p>
@@ -423,7 +1876,7 @@
           <w:color w:val="000000"/>
           <w:sz w:val="19"/>
         </w:rPr>
-        <w:t xml:space="preserve">降伏応力（yield stress）は、ゲルが「流れ始める／流れ続ける」のに必要な応力であり、本研究ではこれを2つの定義で分けて評価している点が特徴的である。(1) 静的降伏応力は、大振幅振動せん断（LAOS）における G' と G'' のクロスオーバー点から求め、これが高いほど静止時に垂直面へ強く付着する能力（耐ダレ性）を表す。(2) 動的降伏応力は、フロースイープ（定常流測定）をHerschel–Bulkley モデルでフィッティングして求め、これが適度な値であればポンプ圧の範囲内で噴霧できることを意味する </w:t>
+        <w:t xml:space="preserve">本ゲルが火炎に接触してシリカエアロゲルへと変態するプロセスは、焼結（sintering）の3段階としてモデル化できる </w:t>
       </w:r>
       <w:r>
         <w:rPr>
@@ -432,7 +1885,7 @@
           <w:color w:val="000000"/>
           <w:sz w:val="19"/>
         </w:rPr>
-        <w:t>(Fig. 2d–e)</w:t>
+        <w:t>(Fig. 1 模式図)</w:t>
       </w:r>
       <w:r>
         <w:rPr>
@@ -441,7 +1894,640 @@
           <w:color w:val="000000"/>
           <w:sz w:val="19"/>
         </w:rPr>
-        <w:t>。作製直後の静的降伏応力は HEC+MC が 33.3 Pa、MHEC が 3.31 Pa であった。HEC+MC 系は高い付着力を、MHEC 系はより噴霧しやすい柔らかさを示しており、いずれも「高い付着性（高静的降伏応力）＋適度な噴霧性（適度な動的降伏応力）」という実用要件を満たすことが定量的に確認された。</w:t>
+        <w:t>。</w:t>
+      </w:r>
+      <w:r>
+        <w:rPr>
+          <w:rFonts w:ascii="MS PGothic" w:hAnsi="MS PGothic" w:eastAsia="MS PGothic"/>
+          <w:b/>
+          <w:color w:val="000000"/>
+          <w:sz w:val="19"/>
+        </w:rPr>
+        <w:t>①初期</w:t>
+      </w:r>
+      <w:r>
+        <w:rPr>
+          <w:rFonts w:ascii="MS PGothic" w:hAnsi="MS PGothic" w:eastAsia="MS PGothic"/>
+          <w:b w:val="0"/>
+          <w:color w:val="000000"/>
+          <w:sz w:val="19"/>
+        </w:rPr>
+        <w:t>：CSP（粒径約22 nm）が水・ポリマーマトリクス中に独立分散している。</w:t>
+      </w:r>
+      <w:r>
+        <w:rPr>
+          <w:rFonts w:ascii="MS PGothic" w:hAnsi="MS PGothic" w:eastAsia="MS PGothic"/>
+          <w:b/>
+          <w:color w:val="000000"/>
+          <w:sz w:val="19"/>
+        </w:rPr>
+        <w:t>②中期</w:t>
+      </w:r>
+      <w:r>
+        <w:rPr>
+          <w:rFonts w:ascii="MS PGothic" w:hAnsi="MS PGothic" w:eastAsia="MS PGothic"/>
+          <w:b w:val="0"/>
+          <w:color w:val="000000"/>
+          <w:sz w:val="19"/>
+        </w:rPr>
+        <w:t>：加熱により水分が蒸発・脱水し、隣接する CSP 粒子間に粒界が形成され始める。</w:t>
+      </w:r>
+      <w:r>
+        <w:rPr>
+          <w:rFonts w:ascii="MS PGothic" w:hAnsi="MS PGothic" w:eastAsia="MS PGothic"/>
+          <w:b/>
+          <w:color w:val="000000"/>
+          <w:sz w:val="19"/>
+        </w:rPr>
+        <w:t>③後期</w:t>
+      </w:r>
+      <w:r>
+        <w:rPr>
+          <w:rFonts w:ascii="MS PGothic" w:hAnsi="MS PGothic" w:eastAsia="MS PGothic"/>
+          <w:b w:val="0"/>
+          <w:color w:val="000000"/>
+          <w:sz w:val="19"/>
+        </w:rPr>
+        <w:t>：さらなる加熱でネック（neck）が粒子間に成長し、粒子同士が共有結合で連結。最終的に3次元の多孔質 SiO₂ 骨格（シリカエアロゲル）が完成する。このエアロゲル骨格が断熱層として機能する。</w:t>
+      </w:r>
+    </w:p>
+    <w:p>
+      <w:pPr>
+        <w:spacing w:before="60" w:after="0" w:lineRule="exact" w:line="280"/>
+      </w:pPr>
+      <w:r>
+        <w:rPr>
+          <w:rFonts w:ascii="MS PGothic" w:hAnsi="MS PGothic" w:eastAsia="MS PGothic"/>
+          <w:b/>
+          <w:color w:val="000000"/>
+          <w:sz w:val="20"/>
+        </w:rPr>
+        <w:t>・温度同期性 — エアロゲル化の鍵</w:t>
+      </w:r>
+    </w:p>
+    <w:p>
+      <w:pPr>
+        <w:spacing w:before="0" w:after="40" w:lineRule="exact" w:line="280"/>
+        <w:ind w:firstLine="227"/>
+      </w:pPr>
+      <w:r>
+        <w:rPr>
+          <w:rFonts w:ascii="MS PGothic" w:hAnsi="MS PGothic" w:eastAsia="MS PGothic"/>
+          <w:b w:val="0"/>
+          <w:color w:val="000000"/>
+          <w:sz w:val="19"/>
+        </w:rPr>
+        <w:t>TGA/DSC の結果が示す通り、</w:t>
+      </w:r>
+      <w:r>
+        <w:rPr>
+          <w:rFonts w:ascii="MS PGothic" w:hAnsi="MS PGothic" w:eastAsia="MS PGothic"/>
+          <w:b/>
+          <w:color w:val="000000"/>
+          <w:sz w:val="19"/>
+        </w:rPr>
+        <w:t>CSP の焼結開始温度（約200℃）</w:t>
+      </w:r>
+      <w:r>
+        <w:rPr>
+          <w:rFonts w:ascii="MS PGothic" w:hAnsi="MS PGothic" w:eastAsia="MS PGothic"/>
+          <w:b w:val="0"/>
+          <w:color w:val="000000"/>
+          <w:sz w:val="19"/>
+        </w:rPr>
+        <w:t>と</w:t>
+      </w:r>
+      <w:r>
+        <w:rPr>
+          <w:rFonts w:ascii="MS PGothic" w:hAnsi="MS PGothic" w:eastAsia="MS PGothic"/>
+          <w:b/>
+          <w:color w:val="000000"/>
+          <w:sz w:val="19"/>
+        </w:rPr>
+        <w:t>セルロース有機鎖の分解開始温度（約280℃）</w:t>
+      </w:r>
+      <w:r>
+        <w:rPr>
+          <w:rFonts w:ascii="MS PGothic" w:hAnsi="MS PGothic" w:eastAsia="MS PGothic"/>
+          <w:b w:val="0"/>
+          <w:color w:val="000000"/>
+          <w:sz w:val="19"/>
+        </w:rPr>
+        <w:t>が温度的に重なっている点が本系の設計上の本質的優位性である。有機骨格が燃焼・除去されていくのとほぼ同時に無機シリカ骨格の連結・緻密化が進行するため、構造が崩壊する前に新たな支持体が形成される。仮に両温度が大きく離れていると、有機骨格が先に焼失して構造崩壊するか、シリカが焼結する前に層が剥落してしまうという問題が生じる。本系はこの温度整合を、材料選択（CSP 粒径22 nm とセルロース誘導体の組み合わせ）によって自然に実現している。</w:t>
+      </w:r>
+    </w:p>
+    <w:p>
+      <w:pPr>
+        <w:spacing w:before="120" w:after="20" w:lineRule="exact" w:line="300"/>
+      </w:pPr>
+      <w:r>
+        <w:rPr>
+          <w:rFonts w:ascii="MS PGothic" w:hAnsi="MS PGothic" w:eastAsia="MS PGothic"/>
+          <w:b/>
+          <w:color w:val="000000"/>
+          <w:sz w:val="21"/>
+        </w:rPr>
+        <w:t>3. 長期保存安定性（Supplementary）</w:t>
+      </w:r>
+    </w:p>
+    <w:p>
+      <w:pPr>
+        <w:spacing w:before="60" w:after="0" w:lineRule="exact" w:line="280"/>
+      </w:pPr>
+      <w:r>
+        <w:rPr>
+          <w:rFonts w:ascii="MS PGothic" w:hAnsi="MS PGothic" w:eastAsia="MS PGothic"/>
+          <w:b/>
+          <w:color w:val="000000"/>
+          <w:sz w:val="20"/>
+        </w:rPr>
+        <w:t>・熟成機構 — 水素結合から共有結合への転移</w:t>
+      </w:r>
+    </w:p>
+    <w:p>
+      <w:pPr>
+        <w:spacing w:before="0" w:after="40" w:lineRule="exact" w:line="280"/>
+        <w:ind w:firstLine="227"/>
+      </w:pPr>
+      <w:r>
+        <w:rPr>
+          <w:rFonts w:ascii="MS PGothic" w:hAnsi="MS PGothic" w:eastAsia="MS PGothic"/>
+          <w:b w:val="0"/>
+          <w:color w:val="000000"/>
+          <w:sz w:val="19"/>
+        </w:rPr>
+        <w:t xml:space="preserve">ゲルを長期保存すると、ネットワーク結合の様式が変化する「熟成（aging）」が起こる。初期のネットワークは可逆的な水素結合（PP 相互作用）で形成されているが、経時的にシリカ表面のシラノール基（Si–OH）とセルロースの水酸基（–OH）との間で脱水縮合が進み、不可逆的な </w:t>
+      </w:r>
+      <w:r>
+        <w:rPr>
+          <w:rFonts w:ascii="MS PGothic" w:hAnsi="MS PGothic" w:eastAsia="MS PGothic"/>
+          <w:b/>
+          <w:color w:val="000000"/>
+          <w:sz w:val="19"/>
+        </w:rPr>
+        <w:t>Si–O–C共有結合</w:t>
+      </w:r>
+      <w:r>
+        <w:rPr>
+          <w:rFonts w:ascii="MS PGothic" w:hAnsi="MS PGothic" w:eastAsia="MS PGothic"/>
+          <w:b w:val="0"/>
+          <w:color w:val="000000"/>
+          <w:sz w:val="19"/>
+        </w:rPr>
+        <w:t>が形成される。この共有結合化によりゲルは経時的に剛性化（降伏応力の上昇）する。</w:t>
+      </w:r>
+    </w:p>
+    <w:p>
+      <w:pPr>
+        <w:spacing w:before="60" w:after="0" w:lineRule="exact" w:line="280"/>
+      </w:pPr>
+      <w:r>
+        <w:rPr>
+          <w:rFonts w:ascii="MS PGothic" w:hAnsi="MS PGothic" w:eastAsia="MS PGothic"/>
+          <w:b/>
+          <w:color w:val="000000"/>
+          <w:sz w:val="20"/>
+        </w:rPr>
+        <w:t>・HEC+MC 系と MHEC 系の比較（長期安定性データ）</w:t>
+      </w:r>
+    </w:p>
+    <w:p>
+      <w:pPr>
+        <w:spacing w:before="0" w:after="40" w:lineRule="exact" w:line="280"/>
+        <w:ind w:firstLine="227"/>
+      </w:pPr>
+      <w:r>
+        <w:rPr>
+          <w:rFonts w:ascii="MS PGothic" w:hAnsi="MS PGothic" w:eastAsia="MS PGothic"/>
+          <w:b w:val="0"/>
+          <w:color w:val="000000"/>
+          <w:sz w:val="19"/>
+        </w:rPr>
+        <w:t>長期保存後の降伏応力の変化率：</w:t>
+      </w:r>
+      <w:r>
+        <w:rPr>
+          <w:rFonts w:ascii="MS PGothic" w:hAnsi="MS PGothic" w:eastAsia="MS PGothic"/>
+          <w:b/>
+          <w:color w:val="000000"/>
+          <w:sz w:val="19"/>
+        </w:rPr>
+        <w:t>HEC+MC 系 +107%</w:t>
+      </w:r>
+      <w:r>
+        <w:rPr>
+          <w:rFonts w:ascii="MS PGothic" w:hAnsi="MS PGothic" w:eastAsia="MS PGothic"/>
+          <w:b w:val="0"/>
+          <w:color w:val="000000"/>
+          <w:sz w:val="19"/>
+        </w:rPr>
+        <w:t xml:space="preserve">（33 Pa → 約69 Pa）vs. </w:t>
+      </w:r>
+      <w:r>
+        <w:rPr>
+          <w:rFonts w:ascii="MS PGothic" w:hAnsi="MS PGothic" w:eastAsia="MS PGothic"/>
+          <w:b/>
+          <w:color w:val="000000"/>
+          <w:sz w:val="19"/>
+        </w:rPr>
+        <w:t>MHEC 系 +38%</w:t>
+      </w:r>
+      <w:r>
+        <w:rPr>
+          <w:rFonts w:ascii="MS PGothic" w:hAnsi="MS PGothic" w:eastAsia="MS PGothic"/>
+          <w:b w:val="0"/>
+          <w:color w:val="000000"/>
+          <w:sz w:val="19"/>
+        </w:rPr>
+        <w:t>。HEC+MC 系の方が剛性化が大きいのは、HEC および MC 分子が MHEC より遊離の水酸基（–OH）を多く持ち、シリカ表面との共有結合化が進みやすいためである。MHEC ではメチル基による置換が水酸基数を減らしている。重要なのは、</w:t>
+      </w:r>
+      <w:r>
+        <w:rPr>
+          <w:rFonts w:ascii="MS PGothic" w:hAnsi="MS PGothic" w:eastAsia="MS PGothic"/>
+          <w:b/>
+          <w:color w:val="000000"/>
+          <w:sz w:val="19"/>
+        </w:rPr>
+        <w:t>455日間の長期保存後も燃焼挙動（Time to char）は実質的に変化しなかった</w:t>
+      </w:r>
+      <w:r>
+        <w:rPr>
+          <w:rFonts w:ascii="MS PGothic" w:hAnsi="MS PGothic" w:eastAsia="MS PGothic"/>
+          <w:b w:val="0"/>
+          <w:color w:val="000000"/>
+          <w:sz w:val="19"/>
+        </w:rPr>
+        <w:t>ことであり、これは1年を超える実用的な保存安定性を意味する（Supplementary Fig. S18–S19 参照）。性能・安定性・コストを総合すると：燃焼性能は HEC+MC がわずかに優れるが、長期安定性・単一ポリマーによる製造コスト低減・品質管理の容易さの点では MHEC が優れ、用途に応じた使い分けが妥当とされる。</w:t>
+      </w:r>
+    </w:p>
+    <w:p>
+      <w:pPr>
+        <w:spacing w:before="120" w:after="20" w:lineRule="exact" w:line="300"/>
+      </w:pPr>
+      <w:r>
+        <w:rPr>
+          <w:rFonts w:ascii="MS PGothic" w:hAnsi="MS PGothic" w:eastAsia="MS PGothic"/>
+          <w:b/>
+          <w:color w:val="000000"/>
+          <w:sz w:val="21"/>
+        </w:rPr>
+        <w:t>4. 燃焼試験による防火性能（Figure 3）</w:t>
+      </w:r>
+    </w:p>
+    <w:p>
+      <w:pPr>
+        <w:spacing w:before="60" w:after="0" w:lineRule="exact" w:line="280"/>
+      </w:pPr>
+      <w:r>
+        <w:rPr>
+          <w:rFonts w:ascii="MS PGothic" w:hAnsi="MS PGothic" w:eastAsia="MS PGothic"/>
+          <w:b/>
+          <w:color w:val="000000"/>
+          <w:sz w:val="20"/>
+        </w:rPr>
+        <w:t>・Time to char：5配合の定量比較（主結果）</w:t>
+      </w:r>
+    </w:p>
+    <w:p>
+      <w:pPr>
+        <w:spacing w:before="0" w:after="40" w:lineRule="exact" w:line="280"/>
+        <w:ind w:firstLine="227"/>
+      </w:pPr>
+      <w:r>
+        <w:rPr>
+          <w:rFonts w:ascii="MS PGothic" w:hAnsi="MS PGothic" w:eastAsia="MS PGothic"/>
+          <w:b w:val="0"/>
+          <w:color w:val="000000"/>
+          <w:sz w:val="19"/>
+        </w:rPr>
+      </w:r>
+      <w:r>
+        <w:rPr>
+          <w:rFonts w:ascii="MS PGothic" w:hAnsi="MS PGothic" w:eastAsia="MS PGothic"/>
+          <w:b/>
+          <w:color w:val="000000"/>
+          <w:sz w:val="19"/>
+        </w:rPr>
+        <w:t>水のみ：約0.3分（約18秒）</w:t>
+      </w:r>
+      <w:r>
+        <w:rPr>
+          <w:rFonts w:ascii="MS PGothic" w:hAnsi="MS PGothic" w:eastAsia="MS PGothic"/>
+          <w:b w:val="0"/>
+          <w:color w:val="000000"/>
+          <w:sz w:val="19"/>
+        </w:rPr>
+        <w:t>で木材表面が炭化した。</w:t>
+      </w:r>
+      <w:r>
+        <w:rPr>
+          <w:rFonts w:ascii="MS PGothic" w:hAnsi="MS PGothic" w:eastAsia="MS PGothic"/>
+          <w:b/>
+          <w:color w:val="000000"/>
+          <w:sz w:val="19"/>
+        </w:rPr>
+        <w:t>市販品 AquaGel-K：約1.5分</w:t>
+      </w:r>
+      <w:r>
+        <w:rPr>
+          <w:rFonts w:ascii="MS PGothic" w:hAnsi="MS PGothic" w:eastAsia="MS PGothic"/>
+          <w:b w:val="0"/>
+          <w:color w:val="000000"/>
+          <w:sz w:val="19"/>
+        </w:rPr>
+        <w:t>で炭化。</w:t>
+      </w:r>
+      <w:r>
+        <w:rPr>
+          <w:rFonts w:ascii="MS PGothic" w:hAnsi="MS PGothic" w:eastAsia="MS PGothic"/>
+          <w:b/>
+          <w:color w:val="000000"/>
+          <w:sz w:val="19"/>
+        </w:rPr>
+        <w:t>本研究の WEG（HEC+MC/CSP および MHEC/CSP）：7分以上</w:t>
+      </w:r>
+      <w:r>
+        <w:rPr>
+          <w:rFonts w:ascii="MS PGothic" w:hAnsi="MS PGothic" w:eastAsia="MS PGothic"/>
+          <w:b w:val="0"/>
+          <w:color w:val="000000"/>
+          <w:sz w:val="19"/>
+        </w:rPr>
+        <w:t xml:space="preserve">にわたって炭化を防いだ </w:t>
+      </w:r>
+      <w:r>
+        <w:rPr>
+          <w:rFonts w:ascii="MS PGothic" w:hAnsi="MS PGothic" w:eastAsia="MS PGothic"/>
+          <w:b/>
+          <w:color w:val="000000"/>
+          <w:sz w:val="19"/>
+        </w:rPr>
+        <w:t>(Fig. 3b)</w:t>
+      </w:r>
+      <w:r>
+        <w:rPr>
+          <w:rFonts w:ascii="MS PGothic" w:hAnsi="MS PGothic" w:eastAsia="MS PGothic"/>
+          <w:b w:val="0"/>
+          <w:color w:val="000000"/>
+          <w:sz w:val="19"/>
+        </w:rPr>
+        <w:t>。これは市販品の</w:t>
+      </w:r>
+      <w:r>
+        <w:rPr>
+          <w:rFonts w:ascii="MS PGothic" w:hAnsi="MS PGothic" w:eastAsia="MS PGothic"/>
+          <w:b/>
+          <w:color w:val="000000"/>
+          <w:sz w:val="19"/>
+        </w:rPr>
+        <w:t>3〜6倍</w:t>
+      </w:r>
+      <w:r>
+        <w:rPr>
+          <w:rFonts w:ascii="MS PGothic" w:hAnsi="MS PGothic" w:eastAsia="MS PGothic"/>
+          <w:b w:val="0"/>
+          <w:color w:val="000000"/>
+          <w:sz w:val="19"/>
+        </w:rPr>
+        <w:t>に相当する保護時間である（全試験 n ≥ 3、誤差棒付きで再現性確認済み）。SDS 添加系（0.1%・0.5%）は Time to char がわずかに低下し、前述のレオロジー・発泡デメリットが最終保護性能にも反映された。</w:t>
+      </w:r>
+    </w:p>
+    <w:p>
+      <w:pPr>
+        <w:spacing w:before="60" w:after="0" w:lineRule="exact" w:line="280"/>
+      </w:pPr>
+      <w:r>
+        <w:rPr>
+          <w:rFonts w:ascii="MS PGothic" w:hAnsi="MS PGothic" w:eastAsia="MS PGothic"/>
+          <w:b/>
+          <w:color w:val="000000"/>
+          <w:sz w:val="20"/>
+        </w:rPr>
+        <w:t>・表面状態の比較（120 秒・300 秒）</w:t>
+      </w:r>
+    </w:p>
+    <w:p>
+      <w:pPr>
+        <w:spacing w:before="0" w:after="40" w:lineRule="exact" w:line="280"/>
+        <w:ind w:firstLine="227"/>
+      </w:pPr>
+      <w:r>
+        <w:rPr>
+          <w:rFonts w:ascii="MS PGothic" w:hAnsi="MS PGothic" w:eastAsia="MS PGothic"/>
+          <w:b w:val="0"/>
+          <w:color w:val="000000"/>
+          <w:sz w:val="19"/>
+        </w:rPr>
+        <w:t xml:space="preserve">120 秒・300 秒時点の表面写真による比較 </w:t>
+      </w:r>
+      <w:r>
+        <w:rPr>
+          <w:rFonts w:ascii="MS PGothic" w:hAnsi="MS PGothic" w:eastAsia="MS PGothic"/>
+          <w:b/>
+          <w:color w:val="000000"/>
+          <w:sz w:val="19"/>
+        </w:rPr>
+        <w:t>(Fig. 3c)</w:t>
+      </w:r>
+      <w:r>
+        <w:rPr>
+          <w:rFonts w:ascii="MS PGothic" w:hAnsi="MS PGothic" w:eastAsia="MS PGothic"/>
+          <w:b w:val="0"/>
+          <w:color w:val="000000"/>
+          <w:sz w:val="19"/>
+        </w:rPr>
+        <w:t>：</w:t>
+      </w:r>
+      <w:r>
+        <w:rPr>
+          <w:rFonts w:ascii="MS PGothic" w:hAnsi="MS PGothic" w:eastAsia="MS PGothic"/>
+          <w:b/>
+          <w:color w:val="000000"/>
+          <w:sz w:val="19"/>
+        </w:rPr>
+        <w:t>水</w:t>
+      </w:r>
+      <w:r>
+        <w:rPr>
+          <w:rFonts w:ascii="MS PGothic" w:hAnsi="MS PGothic" w:eastAsia="MS PGothic"/>
+          <w:b w:val="0"/>
+          <w:color w:val="000000"/>
+          <w:sz w:val="19"/>
+        </w:rPr>
+        <w:t>では120秒時点で既に炭化が顕著。</w:t>
+      </w:r>
+      <w:r>
+        <w:rPr>
+          <w:rFonts w:ascii="MS PGothic" w:hAnsi="MS PGothic" w:eastAsia="MS PGothic"/>
+          <w:b/>
+          <w:color w:val="000000"/>
+          <w:sz w:val="19"/>
+        </w:rPr>
+        <w:t>AquaGel-K</w:t>
+      </w:r>
+      <w:r>
+        <w:rPr>
+          <w:rFonts w:ascii="MS PGothic" w:hAnsi="MS PGothic" w:eastAsia="MS PGothic"/>
+          <w:b w:val="0"/>
+          <w:color w:val="000000"/>
+          <w:sz w:val="19"/>
+        </w:rPr>
+        <w:t>では水分蒸発とともに保護が失われ、300秒時点で表面が一様に黒く炭化。</w:t>
+      </w:r>
+      <w:r>
+        <w:rPr>
+          <w:rFonts w:ascii="MS PGothic" w:hAnsi="MS PGothic" w:eastAsia="MS PGothic"/>
+          <w:b/>
+          <w:color w:val="000000"/>
+          <w:sz w:val="19"/>
+        </w:rPr>
+        <w:t>本研究の WEG</w:t>
+      </w:r>
+      <w:r>
+        <w:rPr>
+          <w:rFonts w:ascii="MS PGothic" w:hAnsi="MS PGothic" w:eastAsia="MS PGothic"/>
+          <w:b w:val="0"/>
+          <w:color w:val="000000"/>
+          <w:sz w:val="19"/>
+        </w:rPr>
+        <w:t xml:space="preserve"> では300秒時点でも表面がほぼ無傷のまま白色の断熱層（エアロゲル層）に覆われており、保護効果の差は視覚的にも一目瞭然であった。</w:t>
+      </w:r>
+    </w:p>
+    <w:p>
+      <w:pPr>
+        <w:spacing w:before="60" w:after="0" w:lineRule="exact" w:line="280"/>
+      </w:pPr>
+      <w:r>
+        <w:rPr>
+          <w:rFonts w:ascii="MS PGothic" w:hAnsi="MS PGothic" w:eastAsia="MS PGothic"/>
+          <w:b/>
+          <w:color w:val="000000"/>
+          <w:sz w:val="20"/>
+        </w:rPr>
+        <w:t>・タイムラプス観察 — 保護メカニズムの可視化</w:t>
+      </w:r>
+    </w:p>
+    <w:p>
+      <w:pPr>
+        <w:spacing w:before="0" w:after="40" w:lineRule="exact" w:line="280"/>
+        <w:ind w:firstLine="227"/>
+      </w:pPr>
+      <w:r>
+        <w:rPr>
+          <w:rFonts w:ascii="MS PGothic" w:hAnsi="MS PGothic" w:eastAsia="MS PGothic"/>
+          <w:b w:val="0"/>
+          <w:color w:val="000000"/>
+          <w:sz w:val="19"/>
+        </w:rPr>
+        <w:t xml:space="preserve">燃焼過程をタイムラプス撮影することで、保護メカニズムの本質的な違いが可視化された </w:t>
+      </w:r>
+      <w:r>
+        <w:rPr>
+          <w:rFonts w:ascii="MS PGothic" w:hAnsi="MS PGothic" w:eastAsia="MS PGothic"/>
+          <w:b/>
+          <w:color w:val="000000"/>
+          <w:sz w:val="19"/>
+        </w:rPr>
+        <w:t>(Fig. 3d)</w:t>
+      </w:r>
+      <w:r>
+        <w:rPr>
+          <w:rFonts w:ascii="MS PGothic" w:hAnsi="MS PGothic" w:eastAsia="MS PGothic"/>
+          <w:b w:val="0"/>
+          <w:color w:val="000000"/>
+          <w:sz w:val="19"/>
+        </w:rPr>
+        <w:t>。</w:t>
+      </w:r>
+      <w:r>
+        <w:rPr>
+          <w:rFonts w:ascii="MS PGothic" w:hAnsi="MS PGothic" w:eastAsia="MS PGothic"/>
+          <w:b/>
+          <w:color w:val="000000"/>
+          <w:sz w:val="19"/>
+        </w:rPr>
+        <w:t>水</w:t>
+      </w:r>
+      <w:r>
+        <w:rPr>
+          <w:rFonts w:ascii="MS PGothic" w:hAnsi="MS PGothic" w:eastAsia="MS PGothic"/>
+          <w:b w:val="0"/>
+          <w:color w:val="000000"/>
+          <w:sz w:val="19"/>
+        </w:rPr>
+        <w:t>は加熱とともに即座に蒸発・流失し、保護はほぼ瞬時（0.3分）に終了。</w:t>
+      </w:r>
+      <w:r>
+        <w:rPr>
+          <w:rFonts w:ascii="MS PGothic" w:hAnsi="MS PGothic" w:eastAsia="MS PGothic"/>
+          <w:b/>
+          <w:color w:val="000000"/>
+          <w:sz w:val="19"/>
+        </w:rPr>
+        <w:t>AquaGel-K</w:t>
+      </w:r>
+      <w:r>
+        <w:rPr>
+          <w:rFonts w:ascii="MS PGothic" w:hAnsi="MS PGothic" w:eastAsia="MS PGothic"/>
+          <w:b w:val="0"/>
+          <w:color w:val="000000"/>
+          <w:sz w:val="19"/>
+        </w:rPr>
+        <w:t>は保持水分が蒸発するまでは保護するが、水が飛んだ時点で保護終了。</w:t>
+      </w:r>
+      <w:r>
+        <w:rPr>
+          <w:rFonts w:ascii="MS PGothic" w:hAnsi="MS PGothic" w:eastAsia="MS PGothic"/>
+          <w:b/>
+          <w:color w:val="000000"/>
+          <w:sz w:val="19"/>
+        </w:rPr>
+        <w:t>本研究 WEG</w:t>
+      </w:r>
+      <w:r>
+        <w:rPr>
+          <w:rFonts w:ascii="MS PGothic" w:hAnsi="MS PGothic" w:eastAsia="MS PGothic"/>
+          <w:b w:val="0"/>
+          <w:color w:val="000000"/>
+          <w:sz w:val="19"/>
+        </w:rPr>
+        <w:t>は、水分蒸発と同時にゲルが発泡・膨張して白色の多孔質エアロゲル層を形成し、この固体断熱層が7分以上にわたって木材を熱から保護し続けた。撮影写真中の白色の「モコモコ」した膨張層がまさにその場生成したシリカエアロゲルである。つまり他製品が</w:t>
+      </w:r>
+      <w:r>
+        <w:rPr>
+          <w:rFonts w:ascii="MS PGothic" w:hAnsi="MS PGothic" w:eastAsia="MS PGothic"/>
+          <w:b/>
+          <w:color w:val="000000"/>
+          <w:sz w:val="19"/>
+        </w:rPr>
+        <w:t>「水が飛んだら終わり」</w:t>
+      </w:r>
+      <w:r>
+        <w:rPr>
+          <w:rFonts w:ascii="MS PGothic" w:hAnsi="MS PGothic" w:eastAsia="MS PGothic"/>
+          <w:b w:val="0"/>
+          <w:color w:val="000000"/>
+          <w:sz w:val="19"/>
+        </w:rPr>
+        <w:t>であるのに対し、本ゲルは</w:t>
+      </w:r>
+      <w:r>
+        <w:rPr>
+          <w:rFonts w:ascii="MS PGothic" w:hAnsi="MS PGothic" w:eastAsia="MS PGothic"/>
+          <w:b/>
+          <w:color w:val="000000"/>
+          <w:sz w:val="19"/>
+        </w:rPr>
+        <w:t>「水が飛んでからが本番（エアロゲルが機能する）」</w:t>
+      </w:r>
+      <w:r>
+        <w:rPr>
+          <w:rFonts w:ascii="MS PGothic" w:hAnsi="MS PGothic" w:eastAsia="MS PGothic"/>
+          <w:b w:val="0"/>
+          <w:color w:val="000000"/>
+          <w:sz w:val="19"/>
+        </w:rPr>
+        <w:t>という正反対の動作原理を持つ。</w:t>
       </w:r>
     </w:p>
     <w:tbl>
@@ -456,7 +2542,7 @@
       </w:tblGrid>
       <w:tr>
         <w:trPr>
-          <w:trHeight w:val="2551" w:hRule="exact"/>
+          <w:trHeight w:val="3402" w:hRule="exact"/>
         </w:trPr>
         <w:tc>
           <w:tcPr>
@@ -476,97 +2562,7 @@
                 <w:color w:val="000000"/>
                 <w:sz w:val="18"/>
               </w:rPr>
-              <w:t>［図挿入欄］Fig. 2d–e：LAOS による静的降伏応力（G'/G'' クロスオーバー）、フロースイープの Herschel–Bulkley フィット（動的降伏応力）</w:t>
-            </w:r>
-          </w:p>
-        </w:tc>
-      </w:tr>
-    </w:tbl>
-    <w:p>
-      <w:pPr>
-        <w:spacing w:before="0" w:after="40"/>
-      </w:pPr>
-    </w:p>
-    <w:p>
-      <w:pPr>
-        <w:spacing w:before="60" w:after="0" w:lineRule="exact" w:line="280"/>
-      </w:pPr>
-      <w:r>
-        <w:rPr>
-          <w:rFonts w:ascii="MS PGothic" w:hAnsi="MS PGothic" w:eastAsia="MS PGothic"/>
-          <w:b/>
-          <w:color w:val="000000"/>
-          <w:sz w:val="20"/>
-        </w:rPr>
-        <w:t>・界面活性剤（SDS）添加の影響 — 仮説と裏切られた結果</w:t>
-      </w:r>
-    </w:p>
-    <w:p>
-      <w:pPr>
-        <w:spacing w:before="0" w:after="40" w:lineRule="exact" w:line="280"/>
-        <w:ind w:firstLine="227"/>
-      </w:pPr>
-      <w:r>
-        <w:rPr>
-          <w:rFonts w:ascii="MS PGothic" w:hAnsi="MS PGothic" w:eastAsia="MS PGothic"/>
-          <w:b w:val="0"/>
-          <w:color w:val="000000"/>
-          <w:sz w:val="19"/>
-        </w:rPr>
-        <w:t xml:space="preserve">著者らは当初、アニオン性界面活性剤 SDS（ドデシル硫酸ナトリウム）の添加によって、(i) 濡れ性を改善して基材への密着を高め、(ii) 気泡を安定化して発泡を促進し、結果として断熱層をより厚くできる、と期待した。しかし結果は仮説を裏切るものであった。弾性率は SDS 0.1% でわずかに上昇するものの 0.5% では再び低下し、降伏応力（付着力）も低下した </w:t>
-      </w:r>
-      <w:r>
-        <w:rPr>
-          <w:rFonts w:ascii="MS PGothic" w:hAnsi="MS PGothic" w:eastAsia="MS PGothic"/>
-          <w:b/>
-          <w:color w:val="000000"/>
-          <w:sz w:val="19"/>
-        </w:rPr>
-        <w:t>(Fig. 2e–h)</w:t>
-      </w:r>
-      <w:r>
-        <w:rPr>
-          <w:rFonts w:ascii="MS PGothic" w:hAnsi="MS PGothic" w:eastAsia="MS PGothic"/>
-          <w:b w:val="0"/>
-          <w:color w:val="000000"/>
-          <w:sz w:val="19"/>
-        </w:rPr>
-        <w:t>。さらに発泡性能の指標である発泡指数（expansion ratio）は、SDS 無添加で最大の約2.6 を示したのに対し、0.1% では 2.3 へ、0.5% ではさらに低下した。微細構造観察でも、SDS 0.1% では気泡は均一になるものの全体量（指数）は減り、0.5% では気泡が粗大かつ不均一になった。結論として、SDS はゲルの剛性・付着・発泡のいずれに対してもむしろ有害であり、「SDS は添加しない方がよい」という設計知見が得られた。著者らはこのネガティブ結果を隠さず提示し、無添加配合を最適とする根拠として明示している。</w:t>
-      </w:r>
-    </w:p>
-    <w:tbl>
-      <w:tblPr>
-        <w:tblStyle w:val="TableGrid"/>
-        <w:tblW w:type="auto" w:w="0"/>
-        <w:jc w:val="center"/>
-        <w:tblLook w:firstColumn="1" w:firstRow="1" w:lastColumn="0" w:lastRow="0" w:noHBand="0" w:noVBand="1" w:val="04A0"/>
-      </w:tblPr>
-      <w:tblGrid>
-        <w:gridCol w:w="9972"/>
-      </w:tblGrid>
-      <w:tr>
-        <w:trPr>
-          <w:trHeight w:val="2551" w:hRule="exact"/>
-        </w:trPr>
-        <w:tc>
-          <w:tcPr>
-            <w:tcW w:type="dxa" w:w="9972"/>
-            <w:tcW w:w="9360" w:type="dxa"/>
-            <w:vAlign w:val="center"/>
-          </w:tcPr>
-          <w:p>
-            <w:pPr>
-              <w:spacing w:before="0" w:after="0"/>
-              <w:jc w:val="center"/>
-            </w:pPr>
-            <w:r>
-              <w:rPr>
-                <w:rFonts w:ascii="MS PGothic" w:hAnsi="MS PGothic" w:eastAsia="MS PGothic"/>
-                <w:b w:val="0"/>
-                <w:color w:val="000000"/>
-                <w:sz w:val="18"/>
-              </w:rPr>
-              <w:t>［図挿入欄］Fig. 2e–h：SDS 濃度（0/0.1/0.5%）に対する貯蔵弾性率・降伏応力・発泡指数の変化、および気泡微細構造（SEM）</w:t>
+              <w:t>［図挿入欄］Fig. 3a–d：(a) 燃焼試験セットアップ（MAP-Pro トーチ・合板基材）、(b) 5配合の Time to char 棒グラフ（n≥3）、(c) 120s/300s 表面状態写真、(d) タイムラプス比較（0/30/60/120/300s）</w:t>
             </w:r>
           </w:p>
         </w:tc>
@@ -588,7 +2584,7 @@
           <w:color w:val="000000"/>
           <w:sz w:val="21"/>
         </w:rPr>
-        <w:t>2. エアロゲル形成機構と長期安定性</w:t>
+        <w:t>5. 化学・熱分析によるメカニズムの化学的裏付け（Figure 4, 5）</w:t>
       </w:r>
     </w:p>
     <w:p>
@@ -602,7 +2598,7 @@
           <w:color w:val="000000"/>
           <w:sz w:val="20"/>
         </w:rPr>
-        <w:t>・シリカエアロゲル形成機構 — 焼結の3段階</w:t>
+        <w:t>・FT-IR：燃焼前後のスペクトル変化（Fig. 4a–b）</w:t>
       </w:r>
     </w:p>
     <w:p>
@@ -617,7 +2613,7 @@
           <w:color w:val="000000"/>
           <w:sz w:val="19"/>
         </w:rPr>
-        <w:t xml:space="preserve">エアロゲルの形成は、加熱に伴うシリカ粒子の焼結（sintering）として3段階で進行する。①初期：CSP が水・ポリマーマトリクス中に独立して分散している状態。②中期：加熱により水分が蒸発・脱水し、隣接する粒子間に粒界（grain boundary）が形成され始める。③後期：さらなる加熱で粒子間にネック（neck）が成長して粒子同士が連結し、最終的に多孔質の SiO₂ 骨格（=シリカエアロゲル）が完成する。火炎活性化により WEG がこの多孔質断熱層へと変態する。この機構で本質的に重要なのは温度の同期性である。TGA/DSC 解析によれば、CSP の焼結が始まる温度（約200℃）と、セルロースの熱分解が始まる温度（約280℃）が近接して重なっている </w:t>
+        <w:t>燃焼</w:t>
       </w:r>
       <w:r>
         <w:rPr>
@@ -626,7 +2622,7 @@
           <w:color w:val="000000"/>
           <w:sz w:val="19"/>
         </w:rPr>
-        <w:t>(Fig. 5)</w:t>
+        <w:t>前</w:t>
       </w:r>
       <w:r>
         <w:rPr>
@@ -635,7 +2631,43 @@
           <w:color w:val="000000"/>
           <w:sz w:val="19"/>
         </w:rPr>
-        <w:t>。これにより、有機マトリクスが分解・消失していくのとほぼ同時に無機シリカ骨格が構築されるため、構造を崩さずに有機→無機の置換が連続的に進み、緻密で連続した断熱層が得られる。</w:t>
+        <w:t>：O–H 伸縮（～3400 cm⁻¹）および C–H 伸縮（～2900 cm⁻¹）の明瞭なピークが存在し、セルロース有機成分の存在を示す。Si–O–Si 逆対称伸縮（～1100 cm⁻¹）もブロードに観察される。燃焼</w:t>
+      </w:r>
+      <w:r>
+        <w:rPr>
+          <w:rFonts w:ascii="MS PGothic" w:hAnsi="MS PGothic" w:eastAsia="MS PGothic"/>
+          <w:b/>
+          <w:color w:val="000000"/>
+          <w:sz w:val="19"/>
+        </w:rPr>
+        <w:t>後</w:t>
+      </w:r>
+      <w:r>
+        <w:rPr>
+          <w:rFonts w:ascii="MS PGothic" w:hAnsi="MS PGothic" w:eastAsia="MS PGothic"/>
+          <w:b w:val="0"/>
+          <w:color w:val="000000"/>
+          <w:sz w:val="19"/>
+        </w:rPr>
+        <w:t xml:space="preserve">：O–H・C–H ピークが完全に消失。Si–O–Si ピークが顕著に増強・先鋭化し、純粋なシリカ構造の形成を示す。両配合（HEC+MC 系・MHEC 系）で同様の変化が確認された </w:t>
+      </w:r>
+      <w:r>
+        <w:rPr>
+          <w:rFonts w:ascii="MS PGothic" w:hAnsi="MS PGothic" w:eastAsia="MS PGothic"/>
+          <w:b/>
+          <w:color w:val="000000"/>
+          <w:sz w:val="19"/>
+        </w:rPr>
+        <w:t>(Fig. 4a–b)</w:t>
+      </w:r>
+      <w:r>
+        <w:rPr>
+          <w:rFonts w:ascii="MS PGothic" w:hAnsi="MS PGothic" w:eastAsia="MS PGothic"/>
+          <w:b w:val="0"/>
+          <w:color w:val="000000"/>
+          <w:sz w:val="19"/>
+        </w:rPr>
+        <w:t>。これはゲルが火炎によって有機セルロース成分を失い、無機シリカ骨格のみが残存することを化学結合レベルで直接裏付ける。</w:t>
       </w:r>
     </w:p>
     <w:p>
@@ -649,7 +2681,7 @@
           <w:color w:val="000000"/>
           <w:sz w:val="20"/>
         </w:rPr>
-        <w:t>・熟成（aging）と長期保存安定性</w:t>
+        <w:t>・XPS：元素組成の定量（Fig. 4c–d）</w:t>
       </w:r>
     </w:p>
     <w:p>
@@ -664,28 +2696,17 @@
           <w:color w:val="000000"/>
           <w:sz w:val="19"/>
         </w:rPr>
-        <w:t>ゲルを長期間保存すると、ネットワークの結合様式が変化する「熟成」が起こる。これは可逆的な水素結合から不可逆的な Si–O 共有結合への転移として理解できる。この共有結合化によりゲルは経時的に剛性化する。HEC+MC 系では降伏応力が 33 → 69 Pa へと大きく上昇（変化率 +107%）する一方、MHEC 系の上昇は穏やか（+38%）であった。この差は、HEC・MC が分子内に遊離の水酸基（–OH）を多く持ち、シリカ表面のシラノール基との縮合（共有結合化）が進みやすいのに対し、MHEC ではメチル化により遊離 –OH が少ないことに起因する。重要なのは、このような剛性変化があっても、455日経過後まで燃焼挙動（保護性能）は実質的に変化しなかったことであり、1年を超える実用的な保存安定性が実証された（Supplementary 参照）。</w:t>
-      </w:r>
-    </w:p>
-    <w:p>
-      <w:pPr>
-        <w:spacing w:before="60" w:after="0" w:lineRule="exact" w:line="280"/>
-      </w:pPr>
+        <w:t>XPS による表面元素組成の定量結果：</w:t>
+      </w:r>
       <w:r>
         <w:rPr>
           <w:rFonts w:ascii="MS PGothic" w:hAnsi="MS PGothic" w:eastAsia="MS PGothic"/>
           <w:b/>
           <w:color w:val="000000"/>
-          <w:sz w:val="20"/>
-        </w:rPr>
-        <w:t>・MHEC を用いる実用的優位性</w:t>
-      </w:r>
-    </w:p>
-    <w:p>
-      <w:pPr>
-        <w:spacing w:before="0" w:after="40" w:lineRule="exact" w:line="280"/>
-        <w:ind w:firstLine="227"/>
-      </w:pPr>
+          <w:sz w:val="19"/>
+        </w:rPr>
+        <w:t>MHEC 系</w:t>
+      </w:r>
       <w:r>
         <w:rPr>
           <w:rFonts w:ascii="MS PGothic" w:hAnsi="MS PGothic" w:eastAsia="MS PGothic"/>
@@ -693,42 +2714,35 @@
           <w:color w:val="000000"/>
           <w:sz w:val="19"/>
         </w:rPr>
-        <w:t>MHEC 系は HEC+MC 系に対して2つの明確な優位性を持つ。①経時変化が穏やか（剛性化率 +38% vs. +107%）であり、長期保存後も初期物性を保ちやすい。②単一ポリマーであるため、複数ポリマーの配合比管理が不要で、製造プロセスと品質管理が簡素化され、コストも低減できる。すなわち MHEC は「劣化しにくく、安価で、品質が安定」という3拍子がそろう。一方、燃焼保護性能そのものはHEC+MC 系がわずかに上回るため、最終的には用途（最高性能を取るか、安定性・コストを取るか）に応じて使い分けるのが妥当である、と著者らは整理している。</w:t>
-      </w:r>
-    </w:p>
-    <w:p>
-      <w:pPr>
-        <w:spacing w:before="120" w:after="20" w:lineRule="exact" w:line="300"/>
-      </w:pPr>
+        <w:t xml:space="preserve">では燃焼前 </w:t>
+      </w:r>
       <w:r>
         <w:rPr>
           <w:rFonts w:ascii="MS PGothic" w:hAnsi="MS PGothic" w:eastAsia="MS PGothic"/>
           <w:b/>
           <w:color w:val="000000"/>
-          <w:sz w:val="21"/>
-        </w:rPr>
-        <w:t>3. 燃焼試験による防火性能（Figure 3）</w:t>
-      </w:r>
-    </w:p>
-    <w:p>
-      <w:pPr>
-        <w:spacing w:before="60" w:after="0" w:lineRule="exact" w:line="280"/>
-      </w:pPr>
+          <w:sz w:val="19"/>
+        </w:rPr>
+        <w:t>C = 38.3 at%</w:t>
+      </w:r>
+      <w:r>
+        <w:rPr>
+          <w:rFonts w:ascii="MS PGothic" w:hAnsi="MS PGothic" w:eastAsia="MS PGothic"/>
+          <w:b w:val="0"/>
+          <w:color w:val="000000"/>
+          <w:sz w:val="19"/>
+        </w:rPr>
+        <w:t xml:space="preserve"> → 燃焼後 </w:t>
+      </w:r>
       <w:r>
         <w:rPr>
           <w:rFonts w:ascii="MS PGothic" w:hAnsi="MS PGothic" w:eastAsia="MS PGothic"/>
           <w:b/>
           <w:color w:val="000000"/>
-          <w:sz w:val="20"/>
-        </w:rPr>
-        <w:t>・試験系と評価指標（Time to char）</w:t>
-      </w:r>
-    </w:p>
-    <w:p>
-      <w:pPr>
-        <w:spacing w:before="0" w:after="40" w:lineRule="exact" w:line="280"/>
-        <w:ind w:firstLine="227"/>
-      </w:pPr>
+          <w:sz w:val="19"/>
+        </w:rPr>
+        <w:t>C = 4.8 at%</w:t>
+      </w:r>
       <w:r>
         <w:rPr>
           <w:rFonts w:ascii="MS PGothic" w:hAnsi="MS PGothic" w:eastAsia="MS PGothic"/>
@@ -736,7 +2750,7 @@
           <w:color w:val="000000"/>
           <w:sz w:val="19"/>
         </w:rPr>
-        <w:t xml:space="preserve">防火性能は実火炎を用いた燃焼試験で評価した。基材として合板（plywood）を用い、その表面に各ゲルを一定量塗布したうえで、約2054℃の MAP-Pro トーチ（プロパン／メチルアセチレン系）で直接加熱した </w:t>
+        <w:t>（約87%の炭素減少）</w:t>
       </w:r>
       <w:r>
         <w:rPr>
@@ -745,7 +2759,7 @@
           <w:color w:val="000000"/>
           <w:sz w:val="19"/>
         </w:rPr>
-        <w:t>(Fig. 3a)</w:t>
+        <w:t>(Fig. 4c)</w:t>
       </w:r>
       <w:r>
         <w:rPr>
@@ -754,28 +2768,17 @@
           <w:color w:val="000000"/>
           <w:sz w:val="19"/>
         </w:rPr>
-        <w:t>。評価指標は「Time to char」、すなわち保護されている木材表面が炭化し始めるまでの時間であり、この時間が長いほど断熱保護性能が高いことを意味する。加熱開始から120秒・300秒の時点で表面状態を写真撮影し、定量データと視覚的証拠を併せて取得した。すべての配合についてn ≥ 3 で再現性を確認している。</w:t>
-      </w:r>
-    </w:p>
-    <w:p>
-      <w:pPr>
-        <w:spacing w:before="60" w:after="0" w:lineRule="exact" w:line="280"/>
-      </w:pPr>
+        <w:t>。</w:t>
+      </w:r>
       <w:r>
         <w:rPr>
           <w:rFonts w:ascii="MS PGothic" w:hAnsi="MS PGothic" w:eastAsia="MS PGothic"/>
           <w:b/>
           <w:color w:val="000000"/>
-          <w:sz w:val="20"/>
-        </w:rPr>
-        <w:t>・5配合の定量比較（本研究の主結果）</w:t>
-      </w:r>
-    </w:p>
-    <w:p>
-      <w:pPr>
-        <w:spacing w:before="0" w:after="40" w:lineRule="exact" w:line="280"/>
-        <w:ind w:firstLine="227"/>
-      </w:pPr>
+          <w:sz w:val="19"/>
+        </w:rPr>
+        <w:t>HEC+MC 系</w:t>
+      </w:r>
       <w:r>
         <w:rPr>
           <w:rFonts w:ascii="MS PGothic" w:hAnsi="MS PGothic" w:eastAsia="MS PGothic"/>
@@ -783,7 +2786,7 @@
           <w:color w:val="000000"/>
           <w:sz w:val="19"/>
         </w:rPr>
-        <w:t xml:space="preserve">Time to char の比較が本研究の中核的な定量結果である。対照として、水のみでは約0.3分（≈18秒）、市販の WEG である AquaGel-K では約1.5分で木材表面が炭化に至った。これに対し、本研究のゲル（HEC+MC/CSP および MHEC/CSP）は7分以上にわたって炭化を防ぎ続けた </w:t>
+        <w:t xml:space="preserve">でも同等の大幅な炭素減少が確認された </w:t>
       </w:r>
       <w:r>
         <w:rPr>
@@ -792,7 +2795,7 @@
           <w:color w:val="000000"/>
           <w:sz w:val="19"/>
         </w:rPr>
-        <w:t>(Fig. 3b)</w:t>
+        <w:t>(Fig. 4d)</w:t>
       </w:r>
       <w:r>
         <w:rPr>
@@ -801,237 +2804,7 @@
           <w:color w:val="000000"/>
           <w:sz w:val="19"/>
         </w:rPr>
-        <w:t xml:space="preserve">。これは市販品の実に3〜6倍に相当する保護時間である。120秒・300秒の表面状態比較では、300秒時点で水・AquaGel-K は表面が一様に黒く炭化していたのに対し、本研究の WEG では表面がほぼ無傷のまま白色の断熱層に覆われており、保護効果の差は視覚的にも一目瞭然であった </w:t>
-      </w:r>
-      <w:r>
-        <w:rPr>
-          <w:rFonts w:ascii="MS PGothic" w:hAnsi="MS PGothic" w:eastAsia="MS PGothic"/>
-          <w:b/>
-          <w:color w:val="000000"/>
-          <w:sz w:val="19"/>
-        </w:rPr>
-        <w:t>(Fig. 3c)</w:t>
-      </w:r>
-      <w:r>
-        <w:rPr>
-          <w:rFonts w:ascii="MS PGothic" w:hAnsi="MS PGothic" w:eastAsia="MS PGothic"/>
-          <w:b w:val="0"/>
-          <w:color w:val="000000"/>
-          <w:sz w:val="19"/>
-        </w:rPr>
-        <w:t>。なお SDS 添加系は Time to char がやや低下しており、前述の「SDS は逆効果」というレオロジー・発泡の知見が、最終的な防火性能でも裏付けられた。</w:t>
-      </w:r>
-    </w:p>
-    <w:tbl>
-      <w:tblPr>
-        <w:tblStyle w:val="TableGrid"/>
-        <w:tblW w:type="auto" w:w="0"/>
-        <w:jc w:val="center"/>
-        <w:tblLook w:firstColumn="1" w:firstRow="1" w:lastColumn="0" w:lastRow="0" w:noHBand="0" w:noVBand="1" w:val="04A0"/>
-      </w:tblPr>
-      <w:tblGrid>
-        <w:gridCol w:w="9972"/>
-      </w:tblGrid>
-      <w:tr>
-        <w:trPr>
-          <w:trHeight w:val="3118" w:hRule="exact"/>
-        </w:trPr>
-        <w:tc>
-          <w:tcPr>
-            <w:tcW w:type="dxa" w:w="9972"/>
-            <w:tcW w:w="9360" w:type="dxa"/>
-            <w:vAlign w:val="center"/>
-          </w:tcPr>
-          <w:p>
-            <w:pPr>
-              <w:spacing w:before="0" w:after="0"/>
-              <w:jc w:val="center"/>
-            </w:pPr>
-            <w:r>
-              <w:rPr>
-                <w:rFonts w:ascii="MS PGothic" w:hAnsi="MS PGothic" w:eastAsia="MS PGothic"/>
-                <w:b w:val="0"/>
-                <w:color w:val="000000"/>
-                <w:sz w:val="18"/>
-              </w:rPr>
-              <w:t>［図挿入欄］Fig. 3a–c：燃焼試験セットアップ（MAP-Pro トーチ）／5配合の Time to char 棒グラフ（n≥3, 誤差棒）／120s・300s 表面状態の写真比較</w:t>
-            </w:r>
-          </w:p>
-        </w:tc>
-      </w:tr>
-    </w:tbl>
-    <w:p>
-      <w:pPr>
-        <w:spacing w:before="0" w:after="40"/>
-      </w:pPr>
-    </w:p>
-    <w:p>
-      <w:pPr>
-        <w:spacing w:before="60" w:after="0" w:lineRule="exact" w:line="280"/>
-      </w:pPr>
-      <w:r>
-        <w:rPr>
-          <w:rFonts w:ascii="MS PGothic" w:hAnsi="MS PGothic" w:eastAsia="MS PGothic"/>
-          <w:b/>
-          <w:color w:val="000000"/>
-          <w:sz w:val="20"/>
-        </w:rPr>
-        <w:t>・燃焼過程のタイムラプス観察 — 保護メカニズムの可視化</w:t>
-      </w:r>
-    </w:p>
-    <w:p>
-      <w:pPr>
-        <w:spacing w:before="0" w:after="40" w:lineRule="exact" w:line="280"/>
-        <w:ind w:firstLine="227"/>
-      </w:pPr>
-      <w:r>
-        <w:rPr>
-          <w:rFonts w:ascii="MS PGothic" w:hAnsi="MS PGothic" w:eastAsia="MS PGothic"/>
-          <w:b w:val="0"/>
-          <w:color w:val="000000"/>
-          <w:sz w:val="19"/>
-        </w:rPr>
-        <w:t xml:space="preserve">燃焼の経時変化をタイムラプス撮影することで、保護メカニズムの違いが直接可視化された。水は加熱とともに即座に蒸発・流失し、保護はほぼ瞬時に失われた。AquaGel-K も保持していた水分が蒸発しきった時点で保護が終了し、その後は木材が露出して炭化した。これに対し本研究の WEG は、水分の蒸発と同時にゲルが発泡・膨張し、その場で白色の多孔質エアロゲル層を形成、この層が7分以上にわたって木材を断熱し続けた </w:t>
-      </w:r>
-      <w:r>
-        <w:rPr>
-          <w:rFonts w:ascii="MS PGothic" w:hAnsi="MS PGothic" w:eastAsia="MS PGothic"/>
-          <w:b/>
-          <w:color w:val="000000"/>
-          <w:sz w:val="19"/>
-        </w:rPr>
-        <w:t>(Fig. 3d)</w:t>
-      </w:r>
-      <w:r>
-        <w:rPr>
-          <w:rFonts w:ascii="MS PGothic" w:hAnsi="MS PGothic" w:eastAsia="MS PGothic"/>
-          <w:b w:val="0"/>
-          <w:color w:val="000000"/>
-          <w:sz w:val="19"/>
-        </w:rPr>
-        <w:t>。写真中で観察される白色の「モコモコ」とした膨張層が、まさにその場生成した断熱エアロゲルである。つまり競合品が「水が飛んだら終わり」であるのに対し、本ゲルは「水が飛んでからが本番」という正反対の挙動を示す点が決定的な差別化要因である。</w:t>
-      </w:r>
-    </w:p>
-    <w:tbl>
-      <w:tblPr>
-        <w:tblStyle w:val="TableGrid"/>
-        <w:tblW w:type="auto" w:w="0"/>
-        <w:jc w:val="center"/>
-        <w:tblLook w:firstColumn="1" w:firstRow="1" w:lastColumn="0" w:lastRow="0" w:noHBand="0" w:noVBand="1" w:val="04A0"/>
-      </w:tblPr>
-      <w:tblGrid>
-        <w:gridCol w:w="9972"/>
-      </w:tblGrid>
-      <w:tr>
-        <w:trPr>
-          <w:trHeight w:val="2551" w:hRule="exact"/>
-        </w:trPr>
-        <w:tc>
-          <w:tcPr>
-            <w:tcW w:type="dxa" w:w="9972"/>
-            <w:tcW w:w="9360" w:type="dxa"/>
-            <w:vAlign w:val="center"/>
-          </w:tcPr>
-          <w:p>
-            <w:pPr>
-              <w:spacing w:before="0" w:after="0"/>
-              <w:jc w:val="center"/>
-            </w:pPr>
-            <w:r>
-              <w:rPr>
-                <w:rFonts w:ascii="MS PGothic" w:hAnsi="MS PGothic" w:eastAsia="MS PGothic"/>
-                <w:b w:val="0"/>
-                <w:color w:val="000000"/>
-                <w:sz w:val="18"/>
-              </w:rPr>
-              <w:t>［図挿入欄］Fig. 3d：水・AquaGel-K・本研究 WEG の燃焼経過タイムラプス比較（0/30/60/120/300 秒、発泡・膨張の様子）</w:t>
-            </w:r>
-          </w:p>
-        </w:tc>
-      </w:tr>
-    </w:tbl>
-    <w:p>
-      <w:pPr>
-        <w:spacing w:before="0" w:after="40"/>
-      </w:pPr>
-    </w:p>
-    <w:p>
-      <w:pPr>
-        <w:spacing w:before="120" w:after="20" w:lineRule="exact" w:line="300"/>
-      </w:pPr>
-      <w:r>
-        <w:rPr>
-          <w:rFonts w:ascii="MS PGothic" w:hAnsi="MS PGothic" w:eastAsia="MS PGothic"/>
-          <w:b/>
-          <w:color w:val="000000"/>
-          <w:sz w:val="21"/>
-        </w:rPr>
-        <w:t>4. 化学・熱分析によるメカニズムの裏付け（Figure 4, 5）</w:t>
-      </w:r>
-    </w:p>
-    <w:p>
-      <w:pPr>
-        <w:spacing w:before="60" w:after="0" w:lineRule="exact" w:line="280"/>
-      </w:pPr>
-      <w:r>
-        <w:rPr>
-          <w:rFonts w:ascii="MS PGothic" w:hAnsi="MS PGothic" w:eastAsia="MS PGothic"/>
-          <w:b/>
-          <w:color w:val="000000"/>
-          <w:sz w:val="20"/>
-        </w:rPr>
-        <w:t>・FT-IR / XPS — 燃焼前後の化学組成変化</w:t>
-      </w:r>
-    </w:p>
-    <w:p>
-      <w:pPr>
-        <w:spacing w:before="0" w:after="40" w:lineRule="exact" w:line="280"/>
-        <w:ind w:firstLine="227"/>
-      </w:pPr>
-      <w:r>
-        <w:rPr>
-          <w:rFonts w:ascii="MS PGothic" w:hAnsi="MS PGothic" w:eastAsia="MS PGothic"/>
-          <w:b w:val="0"/>
-          <w:color w:val="000000"/>
-          <w:sz w:val="19"/>
-        </w:rPr>
-        <w:t xml:space="preserve">エアロゲル化が実際に「有機物の消失とシリカの残存」であることを、分光分析で化学的に裏付けた。FT-IR では、燃焼前に存在した O–H 伸縮（〜3400 cm⁻¹）および C–H 伸縮（〜2900 cm⁻¹）のピークが燃焼後には消失し、代わりに Si–O–Si の逆対称伸縮（〜1100 cm⁻¹）のピークが強くシャープになった </w:t>
-      </w:r>
-      <w:r>
-        <w:rPr>
-          <w:rFonts w:ascii="MS PGothic" w:hAnsi="MS PGothic" w:eastAsia="MS PGothic"/>
-          <w:b/>
-          <w:color w:val="000000"/>
-          <w:sz w:val="19"/>
-        </w:rPr>
-        <w:t>(Fig. 4a–b)</w:t>
-      </w:r>
-      <w:r>
-        <w:rPr>
-          <w:rFonts w:ascii="MS PGothic" w:hAnsi="MS PGothic" w:eastAsia="MS PGothic"/>
-          <w:b w:val="0"/>
-          <w:color w:val="000000"/>
-          <w:sz w:val="19"/>
-        </w:rPr>
-        <w:t xml:space="preserve">。これは有機セルロース成分が燃焼・除去され、無機シリカネットワークが純化したことを示す。XPS による定量でも、表面炭素量が燃焼後に大幅に減少し、MHEC 系では C 1s の原子組成比が 38.3 at% から 4.8 at% まで激減した </w:t>
-      </w:r>
-      <w:r>
-        <w:rPr>
-          <w:rFonts w:ascii="MS PGothic" w:hAnsi="MS PGothic" w:eastAsia="MS PGothic"/>
-          <w:b/>
-          <w:color w:val="000000"/>
-          <w:sz w:val="19"/>
-        </w:rPr>
-        <w:t>(Fig. 4c–d)</w:t>
-      </w:r>
-      <w:r>
-        <w:rPr>
-          <w:rFonts w:ascii="MS PGothic" w:hAnsi="MS PGothic" w:eastAsia="MS PGothic"/>
-          <w:b w:val="0"/>
-          <w:color w:val="000000"/>
-          <w:sz w:val="19"/>
-        </w:rPr>
-        <w:t>。すなわち、燃焼後の残渣がほぼ純粋なシリカであることが組成レベルで確認された。</w:t>
+        <w:t>。燃焼後の残留炭素（4.8 at%）は、完全な有機物除去はされておらず微量の炭素残渣が存在することを示すが、大部分の有機成分が燃焼除去され、シリカが主成分として残存していることは明確である。Si と O の組成比は燃焼後に増加し、SiO₂ 化学量論比に近づくことが確認された。</w:t>
       </w:r>
     </w:p>
     <w:tbl>
@@ -1066,7 +2839,7 @@
                 <w:color w:val="000000"/>
                 <w:sz w:val="18"/>
               </w:rPr>
-              <w:t>［図挿入欄］Fig. 4a–d：燃焼前後の FT-IR スペクトル（a–b：O–H/C–H 消失、Si–O–Si 増大）／XPS による炭素原子組成比の比較（c–d）</w:t>
+              <w:t>［図挿入欄］Fig. 4a–d：燃焼前後の FT-IR スペクトル（a: HEC+MC 系、b: MHEC 系）、XPS 炭素組成比（c: MHEC 系 38.3→4.8 at%、d: HEC+MC 系）</w:t>
             </w:r>
           </w:p>
         </w:tc>
@@ -1088,7 +2861,7 @@
           <w:color w:val="000000"/>
           <w:sz w:val="20"/>
         </w:rPr>
-        <w:t>・TGA / DSC — 熱分解プロファイルと各成分の役割</w:t>
+        <w:t>・TGA/DSC：熱分解プロファイル（Fig. 5a）</w:t>
       </w:r>
     </w:p>
     <w:p>
@@ -1103,7 +2876,7 @@
           <w:color w:val="000000"/>
           <w:sz w:val="19"/>
         </w:rPr>
-        <w:t xml:space="preserve">熱重量分析（TGA）と示差走査熱量測定（DSC）により、加熱に伴う各成分の挙動を分離して評価した。約280℃付近で有機鎖（セルロース誘導体）の主たる熱分解が起こり、大きな重量減少を示す。600℃を超えて残存する成分はシリカであり、その残渣量は全体の約5〜8 wt% で、これは仕込みのCSP 量（5 wt%）にほぼ一致した </w:t>
+        <w:t>TGA による昇温（窒素または空気雰囲気）測定の主要な結果：</w:t>
       </w:r>
       <w:r>
         <w:rPr>
@@ -1112,6 +2885,114 @@
           <w:color w:val="000000"/>
           <w:sz w:val="19"/>
         </w:rPr>
+        <w:t>室温〜約200℃</w:t>
+      </w:r>
+      <w:r>
+        <w:rPr>
+          <w:rFonts w:ascii="MS PGothic" w:hAnsi="MS PGothic" w:eastAsia="MS PGothic"/>
+          <w:b w:val="0"/>
+          <w:color w:val="000000"/>
+          <w:sz w:val="19"/>
+        </w:rPr>
+        <w:t>：水分蒸発による初期重量減少（吸熱）。</w:t>
+      </w:r>
+      <w:r>
+        <w:rPr>
+          <w:rFonts w:ascii="MS PGothic" w:hAnsi="MS PGothic" w:eastAsia="MS PGothic"/>
+          <w:b/>
+          <w:color w:val="000000"/>
+          <w:sz w:val="19"/>
+        </w:rPr>
+        <w:t>約200℃〜</w:t>
+      </w:r>
+      <w:r>
+        <w:rPr>
+          <w:rFonts w:ascii="MS PGothic" w:hAnsi="MS PGothic" w:eastAsia="MS PGothic"/>
+          <w:b w:val="0"/>
+          <w:color w:val="000000"/>
+          <w:sz w:val="19"/>
+        </w:rPr>
+        <w:t>：CSP の粒子間ネック形成・焼結が開始。</w:t>
+      </w:r>
+      <w:r>
+        <w:rPr>
+          <w:rFonts w:ascii="MS PGothic" w:hAnsi="MS PGothic" w:eastAsia="MS PGothic"/>
+          <w:b/>
+          <w:color w:val="000000"/>
+          <w:sz w:val="19"/>
+        </w:rPr>
+        <w:t>約280℃付近</w:t>
+      </w:r>
+      <w:r>
+        <w:rPr>
+          <w:rFonts w:ascii="MS PGothic" w:hAnsi="MS PGothic" w:eastAsia="MS PGothic"/>
+          <w:b w:val="0"/>
+          <w:color w:val="000000"/>
+          <w:sz w:val="19"/>
+        </w:rPr>
+        <w:t>：セルロース誘導体の主鎖熱分解が始まり、急激な重量減少と発熱ピーク（DSC）が観測される。</w:t>
+      </w:r>
+      <w:r>
+        <w:rPr>
+          <w:rFonts w:ascii="MS PGothic" w:hAnsi="MS PGothic" w:eastAsia="MS PGothic"/>
+          <w:b/>
+          <w:color w:val="000000"/>
+          <w:sz w:val="19"/>
+        </w:rPr>
+        <w:t>約400〜500℃</w:t>
+      </w:r>
+      <w:r>
+        <w:rPr>
+          <w:rFonts w:ascii="MS PGothic" w:hAnsi="MS PGothic" w:eastAsia="MS PGothic"/>
+          <w:b w:val="0"/>
+          <w:color w:val="000000"/>
+          <w:sz w:val="19"/>
+        </w:rPr>
+        <w:t>：有機成分がほぼ完全に分解・揮発。</w:t>
+      </w:r>
+      <w:r>
+        <w:rPr>
+          <w:rFonts w:ascii="MS PGothic" w:hAnsi="MS PGothic" w:eastAsia="MS PGothic"/>
+          <w:b/>
+          <w:color w:val="000000"/>
+          <w:sz w:val="19"/>
+        </w:rPr>
+        <w:t>600℃超</w:t>
+      </w:r>
+      <w:r>
+        <w:rPr>
+          <w:rFonts w:ascii="MS PGothic" w:hAnsi="MS PGothic" w:eastAsia="MS PGothic"/>
+          <w:b w:val="0"/>
+          <w:color w:val="000000"/>
+          <w:sz w:val="19"/>
+        </w:rPr>
+        <w:t>の残渣：</w:t>
+      </w:r>
+      <w:r>
+        <w:rPr>
+          <w:rFonts w:ascii="MS PGothic" w:hAnsi="MS PGothic" w:eastAsia="MS PGothic"/>
+          <w:b/>
+          <w:color w:val="000000"/>
+          <w:sz w:val="19"/>
+        </w:rPr>
+        <w:t>シリカ 約5〜8 wt%</w:t>
+      </w:r>
+      <w:r>
+        <w:rPr>
+          <w:rFonts w:ascii="MS PGothic" w:hAnsi="MS PGothic" w:eastAsia="MS PGothic"/>
+          <w:b w:val="0"/>
+          <w:color w:val="000000"/>
+          <w:sz w:val="19"/>
+        </w:rPr>
+        <w:t>（仕込み CSP 5 wt% にほぼ一致）</w:t>
+      </w:r>
+      <w:r>
+        <w:rPr>
+          <w:rFonts w:ascii="MS PGothic" w:hAnsi="MS PGothic" w:eastAsia="MS PGothic"/>
+          <w:b/>
+          <w:color w:val="000000"/>
+          <w:sz w:val="19"/>
+        </w:rPr>
         <w:t>(Fig. 5a)</w:t>
       </w:r>
       <w:r>
@@ -1121,7 +3002,25 @@
           <w:color w:val="000000"/>
           <w:sz w:val="19"/>
         </w:rPr>
-        <w:t>。前述のとおり、CSP の焼結開始（約200℃）とセルロース分解開始（約280℃）が温度的に重なることが、エアロゲル化が骨格崩壊と同期して進行するうえで決定的に重要である。仮に両者の温度が大きく離れていれば、有機骨格が先に焼失して構造が崩壊するか、逆にシリカが焼結する前に層が剥落してしまう。</w:t>
+        <w:t>。このデータから、CSP の焼結開始（約200℃）とセルロース分解開始（約280℃）が</w:t>
+      </w:r>
+      <w:r>
+        <w:rPr>
+          <w:rFonts w:ascii="MS PGothic" w:hAnsi="MS PGothic" w:eastAsia="MS PGothic"/>
+          <w:b/>
+          <w:color w:val="000000"/>
+          <w:sz w:val="19"/>
+        </w:rPr>
+        <w:t>80℃程度の温度重なり</w:t>
+      </w:r>
+      <w:r>
+        <w:rPr>
+          <w:rFonts w:ascii="MS PGothic" w:hAnsi="MS PGothic" w:eastAsia="MS PGothic"/>
+          <w:b w:val="0"/>
+          <w:color w:val="000000"/>
+          <w:sz w:val="19"/>
+        </w:rPr>
+        <w:t>を持つことが確認され、これがエアロゲル化の連続性を保証する温度同期性である。</w:t>
       </w:r>
     </w:p>
     <w:p>
@@ -1135,7 +3034,7 @@
           <w:color w:val="000000"/>
           <w:sz w:val="20"/>
         </w:rPr>
-        <w:t>・断面 SEM — 焼結進行の直接観察</w:t>
+        <w:t>・断面 SEM：焼結進行の時間分解観察（Fig. 5b）</w:t>
       </w:r>
     </w:p>
     <w:p>
@@ -1150,7 +3049,7 @@
           <w:color w:val="000000"/>
           <w:sz w:val="19"/>
         </w:rPr>
-        <w:t xml:space="preserve">焼結機構を裏付ける決定的証拠として、加熱時間を変えた試料の断面 SEM 観察を行った。加熱 0分 → 1分 → 2分 → 4分と進むにつれて、独立分散していた粒子が徐々に連結・緻密化し、4分後には緻密で連続した多孔質 SiO₂ 骨格（=断熱層）が完成していた </w:t>
+        <w:t xml:space="preserve">加熱時間を段階的に変えた試料の断面 SEM 観察で、焼結の進行が直接可視化された </w:t>
       </w:r>
       <w:r>
         <w:rPr>
@@ -1168,7 +3067,79 @@
           <w:color w:val="000000"/>
           <w:sz w:val="19"/>
         </w:rPr>
-        <w:t>。これは前節2で提示した焼結3段階メカニズム（分散→粒界形成→ネック成長）を、実際の断面像で時間分解的に直接裏付けるものであり、本研究のメカニズム仮説の妥当性を強く支持する。</w:t>
+        <w:t>。</w:t>
+      </w:r>
+      <w:r>
+        <w:rPr>
+          <w:rFonts w:ascii="MS PGothic" w:hAnsi="MS PGothic" w:eastAsia="MS PGothic"/>
+          <w:b/>
+          <w:color w:val="000000"/>
+          <w:sz w:val="19"/>
+        </w:rPr>
+        <w:t>0分（未加熱）</w:t>
+      </w:r>
+      <w:r>
+        <w:rPr>
+          <w:rFonts w:ascii="MS PGothic" w:hAnsi="MS PGothic" w:eastAsia="MS PGothic"/>
+          <w:b w:val="0"/>
+          <w:color w:val="000000"/>
+          <w:sz w:val="19"/>
+        </w:rPr>
+        <w:t>：CSP が水・ポリマーマトリクス中に独立分散した状態。粒子間に空隙が多く、焼結なし。</w:t>
+      </w:r>
+      <w:r>
+        <w:rPr>
+          <w:rFonts w:ascii="MS PGothic" w:hAnsi="MS PGothic" w:eastAsia="MS PGothic"/>
+          <w:b/>
+          <w:color w:val="000000"/>
+          <w:sz w:val="19"/>
+        </w:rPr>
+        <w:t>1分加熱</w:t>
+      </w:r>
+      <w:r>
+        <w:rPr>
+          <w:rFonts w:ascii="MS PGothic" w:hAnsi="MS PGothic" w:eastAsia="MS PGothic"/>
+          <w:b w:val="0"/>
+          <w:color w:val="000000"/>
+          <w:sz w:val="19"/>
+        </w:rPr>
+        <w:t>：隣接粒子間に粒界の形成が始まり、一部でネック形成が観察される。</w:t>
+      </w:r>
+      <w:r>
+        <w:rPr>
+          <w:rFonts w:ascii="MS PGothic" w:hAnsi="MS PGothic" w:eastAsia="MS PGothic"/>
+          <w:b/>
+          <w:color w:val="000000"/>
+          <w:sz w:val="19"/>
+        </w:rPr>
+        <w:t>2分加熱</w:t>
+      </w:r>
+      <w:r>
+        <w:rPr>
+          <w:rFonts w:ascii="MS PGothic" w:hAnsi="MS PGothic" w:eastAsia="MS PGothic"/>
+          <w:b w:val="0"/>
+          <w:color w:val="000000"/>
+          <w:sz w:val="19"/>
+        </w:rPr>
+        <w:t>：ネックが成長し、粒子が連結してクラスターを形成。多孔質構造が発達。</w:t>
+      </w:r>
+      <w:r>
+        <w:rPr>
+          <w:rFonts w:ascii="MS PGothic" w:hAnsi="MS PGothic" w:eastAsia="MS PGothic"/>
+          <w:b/>
+          <w:color w:val="000000"/>
+          <w:sz w:val="19"/>
+        </w:rPr>
+        <w:t>4分加熱</w:t>
+      </w:r>
+      <w:r>
+        <w:rPr>
+          <w:rFonts w:ascii="MS PGothic" w:hAnsi="MS PGothic" w:eastAsia="MS PGothic"/>
+          <w:b w:val="0"/>
+          <w:color w:val="000000"/>
+          <w:sz w:val="19"/>
+        </w:rPr>
+        <w:t>：緻密で連続した多孔質 SiO₂ 骨格（断熱エアロゲル層）が完成。粒子の境界が不明瞭になり、共有結合ネットワークとして一体化している。これは前節で提示した焼結3段階モデル（分散→粒界形成→ネック成長）を実際の微細構造として時間分解的に直接裏付けるものである。</w:t>
       </w:r>
     </w:p>
     <w:tbl>
@@ -1183,7 +3154,7 @@
       </w:tblGrid>
       <w:tr>
         <w:trPr>
-          <w:trHeight w:val="3118" w:hRule="exact"/>
+          <w:trHeight w:val="3402" w:hRule="exact"/>
         </w:trPr>
         <w:tc>
           <w:tcPr>
@@ -1203,7 +3174,7 @@
                 <w:color w:val="000000"/>
                 <w:sz w:val="18"/>
               </w:rPr>
-              <w:t>［図挿入欄］Fig. 5a–b：TGA/DSC 熱分解曲線（a：〜280℃で有機分解、残渣シリカ5〜8wt%）／加熱時間別の断面 SEM（b：0/1/2/4 分の焼結進行）</w:t>
+              <w:t>［図挿入欄］Fig. 5a–b：(a) TGA/DSC 熱分解曲線（有機分解280℃・残渣シリカ5〜8wt%・焼結開始200℃の温度重なり示唆）、(b) 加熱時間別断面 SEM（0/1/2/4 分の焼結段階的進行）</w:t>
             </w:r>
           </w:p>
         </w:tc>
@@ -1225,21 +3196,7 @@
           <w:color w:val="000000"/>
           <w:sz w:val="21"/>
         </w:rPr>
-        <w:t>5. 既存製品との比較と結論</w:t>
-      </w:r>
-    </w:p>
-    <w:p>
-      <w:pPr>
-        <w:spacing w:before="60" w:after="0" w:lineRule="exact" w:line="280"/>
-      </w:pPr>
-      <w:r>
-        <w:rPr>
-          <w:rFonts w:ascii="MS PGothic" w:hAnsi="MS PGothic" w:eastAsia="MS PGothic"/>
-          <w:b/>
-          <w:color w:val="000000"/>
-          <w:sz w:val="20"/>
-        </w:rPr>
-        <w:t>・既存製品との総合比較 — 全要件を満たす唯一の材料</w:t>
+        <w:t>6. 既存製品との総合比較（Figure 6）</w:t>
       </w:r>
     </w:p>
     <w:p>
@@ -1254,7 +3211,7 @@
           <w:color w:val="000000"/>
           <w:sz w:val="19"/>
         </w:rPr>
-        <w:t xml:space="preserve">実用材料としての総合評価を、5つの要件で既存製品と比較した：①噴霧可能性、②基材への付着、③乾燥後の保護継続、④発泡による断熱層形成、⑤長期保存安定性。水は①②のみ、AquaGel-K もこれらの一部しか満たせず、特に③④⑤を欠く。これに対し本研究の WEG は5項目すべてを両立し、とりわけ「乾燥後も保護が続く」「発泡して断熱層を作る」「長期安定」という後者3項目において、比較した中で唯一の最高評価（◎）を獲得した </w:t>
+        <w:t xml:space="preserve">実用材料としての総合評価を5要件で整理した </w:t>
       </w:r>
       <w:r>
         <w:rPr>
@@ -1272,7 +3229,97 @@
           <w:color w:val="000000"/>
           <w:sz w:val="19"/>
         </w:rPr>
-        <w:t>（評価凡例：◎優れる／○可能／△限定的／×不可）。この比較表は、本ゲルが既存製品の弱点を体系的に克服していることを端的に示す。</w:t>
+        <w:t>。①</w:t>
+      </w:r>
+      <w:r>
+        <w:rPr>
+          <w:rFonts w:ascii="MS PGothic" w:hAnsi="MS PGothic" w:eastAsia="MS PGothic"/>
+          <w:b/>
+          <w:color w:val="000000"/>
+          <w:sz w:val="19"/>
+        </w:rPr>
+        <w:t>噴霧可能性</w:t>
+      </w:r>
+      <w:r>
+        <w:rPr>
+          <w:rFonts w:ascii="MS PGothic" w:hAnsi="MS PGothic" w:eastAsia="MS PGothic"/>
+          <w:b w:val="0"/>
+          <w:color w:val="000000"/>
+          <w:sz w:val="19"/>
+        </w:rPr>
+        <w:t>：水 ○、AquaGel-K ○、本研究 WEG ◎（せん断希薄化により最適化）。②</w:t>
+      </w:r>
+      <w:r>
+        <w:rPr>
+          <w:rFonts w:ascii="MS PGothic" w:hAnsi="MS PGothic" w:eastAsia="MS PGothic"/>
+          <w:b/>
+          <w:color w:val="000000"/>
+          <w:sz w:val="19"/>
+        </w:rPr>
+        <w:t>基材への付着</w:t>
+      </w:r>
+      <w:r>
+        <w:rPr>
+          <w:rFonts w:ascii="MS PGothic" w:hAnsi="MS PGothic" w:eastAsia="MS PGothic"/>
+          <w:b w:val="0"/>
+          <w:color w:val="000000"/>
+          <w:sz w:val="19"/>
+        </w:rPr>
+        <w:t>：水 △、AquaGel-K ○、本研究 WEG ◎（高静的降伏応力により垂直面に強固に付着）。③</w:t>
+      </w:r>
+      <w:r>
+        <w:rPr>
+          <w:rFonts w:ascii="MS PGothic" w:hAnsi="MS PGothic" w:eastAsia="MS PGothic"/>
+          <w:b/>
+          <w:color w:val="000000"/>
+          <w:sz w:val="19"/>
+        </w:rPr>
+        <w:t>乾燥後の保護継続</w:t>
+      </w:r>
+      <w:r>
+        <w:rPr>
+          <w:rFonts w:ascii="MS PGothic" w:hAnsi="MS PGothic" w:eastAsia="MS PGothic"/>
+          <w:b w:val="0"/>
+          <w:color w:val="000000"/>
+          <w:sz w:val="19"/>
+        </w:rPr>
+        <w:t>：水 ×、AquaGel-K △、本研究 WEG ◎（エアロゲル化により水分蒸発後も断熱層が残存）。④</w:t>
+      </w:r>
+      <w:r>
+        <w:rPr>
+          <w:rFonts w:ascii="MS PGothic" w:hAnsi="MS PGothic" w:eastAsia="MS PGothic"/>
+          <w:b/>
+          <w:color w:val="000000"/>
+          <w:sz w:val="19"/>
+        </w:rPr>
+        <w:t>発泡による断熱層形成</w:t>
+      </w:r>
+      <w:r>
+        <w:rPr>
+          <w:rFonts w:ascii="MS PGothic" w:hAnsi="MS PGothic" w:eastAsia="MS PGothic"/>
+          <w:b w:val="0"/>
+          <w:color w:val="000000"/>
+          <w:sz w:val="19"/>
+        </w:rPr>
+        <w:t>：水 ×、AquaGel-K ×、本研究 WEG ◎（発泡指数約2.6、多孔質シリカ骨格形成）。⑤</w:t>
+      </w:r>
+      <w:r>
+        <w:rPr>
+          <w:rFonts w:ascii="MS PGothic" w:hAnsi="MS PGothic" w:eastAsia="MS PGothic"/>
+          <w:b/>
+          <w:color w:val="000000"/>
+          <w:sz w:val="19"/>
+        </w:rPr>
+        <w:t>長期保存安定性</w:t>
+      </w:r>
+      <w:r>
+        <w:rPr>
+          <w:rFonts w:ascii="MS PGothic" w:hAnsi="MS PGothic" w:eastAsia="MS PGothic"/>
+          <w:b w:val="0"/>
+          <w:color w:val="000000"/>
+          <w:sz w:val="19"/>
+        </w:rPr>
+        <w:t>：水 ×、AquaGel-K △、本研究 WEG ◎（455日後も燃焼挙動不変）。本研究の WEG のみが全5項目で最高評価を達成しており、特に③④⑤は既存製品が解決できていなかった課題である。（評価凡例：◎優れる／○可能／△限定的／×不可）</w:t>
       </w:r>
     </w:p>
     <w:tbl>
@@ -1307,7 +3354,7 @@
                 <w:color w:val="000000"/>
                 <w:sz w:val="18"/>
               </w:rPr>
-              <w:t>［図挿入欄］Fig. 6：水 / AquaGel-K / 本研究 WEG の5要件（噴霧・付着・乾燥後保護・発泡断熱・長期安定）充足比較表（◎○△×）</w:t>
+              <w:t>［図挿入欄］Fig. 6：水 / AquaGel-K / 本研究 WEG の5要件充足比較表（◎○△× 評価、全5項目）</w:t>
             </w:r>
           </w:p>
         </w:tc>
@@ -1320,16 +3367,16 @@
     </w:p>
     <w:p>
       <w:pPr>
-        <w:spacing w:before="60" w:after="0" w:lineRule="exact" w:line="280"/>
+        <w:spacing w:before="160" w:after="40"/>
       </w:pPr>
       <w:r>
         <w:rPr>
           <w:rFonts w:ascii="MS PGothic" w:hAnsi="MS PGothic" w:eastAsia="MS PGothic"/>
           <w:b/>
           <w:color w:val="000000"/>
-          <w:sz w:val="20"/>
-        </w:rPr>
-        <w:t>・結論と展望</w:t>
+          <w:sz w:val="22"/>
+        </w:rPr>
+        <w:t>【結論】</w:t>
       </w:r>
     </w:p>
     <w:p>
@@ -1344,7 +3391,133 @@
           <w:color w:val="000000"/>
           <w:sz w:val="19"/>
         </w:rPr>
-        <w:t>本研究の核心メカニズムは、①水の蒸発（吸熱による初期冷却） → ②CSP の焼結 → ③多孔質シリカエアロゲル断熱層の形成、という3ステップに集約される。得られた主要成果は4点：(1) 市販品の3〜6倍に及ぶ保護時間（Time to char ≥ 7分）、(2) 1年を超える長期保存安定性（455日）、(3) 既存機材でそのまま使える噴霧可能性、(4) 食品グレード原料による持続可能性・生分解性。これらにより、WEG は「単に水を保持して運ぶキャリア」から「熱を受けて自分自身を断熱材へと能動的に変態させる難燃材料」へと概念的に進化した。乾燥という従来の弱点を逆に保護発現のトリガーへ転換した点に本研究の独創性があり、WUI における重要インフラ防御の実用的な次世代ソリューションとなりうる。今後の課題としては、大規模製造のスケールアップ、コスト、屋外環境での長期耐候性の実地検証などが挙げられ、本論文は基礎実証の段階に位置づけられる。</w:t>
+        <w:t>本研究の核心メカニズムは3ステップに集約される：①</w:t>
+      </w:r>
+      <w:r>
+        <w:rPr>
+          <w:rFonts w:ascii="MS PGothic" w:hAnsi="MS PGothic" w:eastAsia="MS PGothic"/>
+          <w:b/>
+          <w:color w:val="000000"/>
+          <w:sz w:val="19"/>
+        </w:rPr>
+        <w:t>水の蒸発</w:t>
+      </w:r>
+      <w:r>
+        <w:rPr>
+          <w:rFonts w:ascii="MS PGothic" w:hAnsi="MS PGothic" w:eastAsia="MS PGothic"/>
+          <w:b w:val="0"/>
+          <w:color w:val="000000"/>
+          <w:sz w:val="19"/>
+        </w:rPr>
+        <w:t>（火炎の輻射熱を吸収し基材を冷却する初期保護）→ ②</w:t>
+      </w:r>
+      <w:r>
+        <w:rPr>
+          <w:rFonts w:ascii="MS PGothic" w:hAnsi="MS PGothic" w:eastAsia="MS PGothic"/>
+          <w:b/>
+          <w:color w:val="000000"/>
+          <w:sz w:val="19"/>
+        </w:rPr>
+        <w:t>CSP の焼結</w:t>
+      </w:r>
+      <w:r>
+        <w:rPr>
+          <w:rFonts w:ascii="MS PGothic" w:hAnsi="MS PGothic" w:eastAsia="MS PGothic"/>
+          <w:b w:val="0"/>
+          <w:color w:val="000000"/>
+          <w:sz w:val="19"/>
+        </w:rPr>
+        <w:t>（温度上昇に伴う粒子間ネック形成・共有結合化） → ③</w:t>
+      </w:r>
+      <w:r>
+        <w:rPr>
+          <w:rFonts w:ascii="MS PGothic" w:hAnsi="MS PGothic" w:eastAsia="MS PGothic"/>
+          <w:b/>
+          <w:color w:val="000000"/>
+          <w:sz w:val="19"/>
+        </w:rPr>
+        <w:t>多孔質シリカエアロゲル断熱層の形成</w:t>
+      </w:r>
+      <w:r>
+        <w:rPr>
+          <w:rFonts w:ascii="MS PGothic" w:hAnsi="MS PGothic" w:eastAsia="MS PGothic"/>
+          <w:b w:val="0"/>
+          <w:color w:val="000000"/>
+          <w:sz w:val="19"/>
+        </w:rPr>
+        <w:t>（7分以上の継続保護を実現）。得られた4つの主要成果：(1) 市販品の</w:t>
+      </w:r>
+      <w:r>
+        <w:rPr>
+          <w:rFonts w:ascii="MS PGothic" w:hAnsi="MS PGothic" w:eastAsia="MS PGothic"/>
+          <w:b/>
+          <w:color w:val="000000"/>
+          <w:sz w:val="19"/>
+        </w:rPr>
+        <w:t>3〜6倍</w:t>
+      </w:r>
+      <w:r>
+        <w:rPr>
+          <w:rFonts w:ascii="MS PGothic" w:hAnsi="MS PGothic" w:eastAsia="MS PGothic"/>
+          <w:b w:val="0"/>
+          <w:color w:val="000000"/>
+          <w:sz w:val="19"/>
+        </w:rPr>
+        <w:t xml:space="preserve">に及ぶ保護時間（Time to char ≥ 7分 vs. AquaGel-K 1.5分）、(2) </w:t>
+      </w:r>
+      <w:r>
+        <w:rPr>
+          <w:rFonts w:ascii="MS PGothic" w:hAnsi="MS PGothic" w:eastAsia="MS PGothic"/>
+          <w:b/>
+          <w:color w:val="000000"/>
+          <w:sz w:val="19"/>
+        </w:rPr>
+        <w:t>455日超</w:t>
+      </w:r>
+      <w:r>
+        <w:rPr>
+          <w:rFonts w:ascii="MS PGothic" w:hAnsi="MS PGothic" w:eastAsia="MS PGothic"/>
+          <w:b w:val="0"/>
+          <w:color w:val="000000"/>
+          <w:sz w:val="19"/>
+        </w:rPr>
+        <w:t>の長期保存安定性、(3) 既存機材でそのまま使える</w:t>
+      </w:r>
+      <w:r>
+        <w:rPr>
+          <w:rFonts w:ascii="MS PGothic" w:hAnsi="MS PGothic" w:eastAsia="MS PGothic"/>
+          <w:b/>
+          <w:color w:val="000000"/>
+          <w:sz w:val="19"/>
+        </w:rPr>
+        <w:t>噴霧可能性</w:t>
+      </w:r>
+      <w:r>
+        <w:rPr>
+          <w:rFonts w:ascii="MS PGothic" w:hAnsi="MS PGothic" w:eastAsia="MS PGothic"/>
+          <w:b w:val="0"/>
+          <w:color w:val="000000"/>
+          <w:sz w:val="19"/>
+        </w:rPr>
+        <w:t>（せん断希薄化・自己修復性に基づく）、(4) 食品グレード原料のみによる</w:t>
+      </w:r>
+      <w:r>
+        <w:rPr>
+          <w:rFonts w:ascii="MS PGothic" w:hAnsi="MS PGothic" w:eastAsia="MS PGothic"/>
+          <w:b/>
+          <w:color w:val="000000"/>
+          <w:sz w:val="19"/>
+        </w:rPr>
+        <w:t>持続可能性・生分解性</w:t>
+      </w:r>
+      <w:r>
+        <w:rPr>
+          <w:rFonts w:ascii="MS PGothic" w:hAnsi="MS PGothic" w:eastAsia="MS PGothic"/>
+          <w:b w:val="0"/>
+          <w:color w:val="000000"/>
+          <w:sz w:val="19"/>
+        </w:rPr>
+        <w:t>。これらにより、WEG は「単なる水のキャリア」から「熱を受けて自己変態する難燃材料」へと進化した。乾燥という従来の致命的弱点を逆に保護発現のトリガーへ転換した点に本研究の独創性がある。今後の課題：大規模製造へのスケールアップ、コスト低減、屋外環境での長期耐候性の実地検証（本論文は基礎実証段階）。</w:t>
       </w:r>
     </w:p>
     <w:sectPr>

--- a/発表要旨_WEG詳細.docx
+++ b/発表要旨_WEG詳細.docx
@@ -98,7 +98,7 @@
           <w:color w:val="000000"/>
           <w:sz w:val="19"/>
         </w:rPr>
-        <w:t>自身もハイドロゲルを用いた研究を行っており、本論文のゲルが示すせん断希薄化・降伏応力（静的・動的）・自己修復性といったレオロジー特性が、自身が扱う材料系と強く類似していたため。また、本研究は単なる物性評価にとどまらず製品化（実用化）を見据えており、市販の水強化ゲル製品（AquaGel-K）との定量的なベンチマーク比較、界面活性剤添加のネガティブ結果の正直な提示、455日に及ぶ長期保存安定性の検証まで踏み込んでいる点が科学的に興味深かったため。</w:t>
+        <w:t>自身もハイドロゲルを用いた研究を行っており、本論文のゲルが示すせん断希薄化・降伏応力（静的・動的）・自己修復性といったレオロジー特性が、自身が扱う材料系と強く類似していたため、測定手法（振動・定常せん断レオロジー、LAOS、Herschel–Bulkley 解析など）や設計指針の点で直接の参考になると考えた。また、本研究は単なる新規材料の物性評価にとどまらず、実際の散布装置での噴霧性や455日に及ぶ長期保存安定性まで踏み込んだ「製品化（実用化）」を強く意識した研究であり、市販の水強化ゲル製品（AquaGel-K）との定量的なベンチマーク比較を行っている点が実学的に興味深かった。さらに、界面活性剤（SDS）添加が逆効果であったというネガティブな結果を隠さず提示し、それを「SDS無添加が最適」という設計判断の根拠としている点に、研究としての誠実さと完成度を感じたため本論文を選定した。</w:t>
       </w:r>
     </w:p>
     <w:p>
@@ -127,7 +127,7 @@
           <w:color w:val="000000"/>
           <w:sz w:val="19"/>
         </w:rPr>
-        <w:t>大規模な山火事（メガファイア）は気候変動を背景に深刻化しており、その発生頻度は過去30年でおよそ5倍に増加、世界全体の年間焼失面積は約400万 km² に達している。被害が集中するのが、森林と都市・住宅地が直接接する境界地帯（WUI: Wildland-Urban Interface）である。米国だけでも WUI に約4500万人が居住しており、住宅・送電網・通信設備といった重要インフラが常に延焼リスクにさらされている。気候変動による高温・乾燥・強風の期間（fire weather）の長期化により、従来の消火戦略では延焼速度に対応しきれなくなっている。</w:t>
+        <w:t>大規模な山火事（メガファイア）は気候変動を背景に深刻化の一途をたどっており、その発生頻度は過去30年でおよそ5倍に増加、世界全体の年間焼失面積は約400万 km² 規模に達している。とりわけ被害が集中するのが、森林と都市・住宅地が直接接する境界地帯（WUI: Wildland-Urban Interface）である。米国だけでもこの WUI に約4500万人が居住しており、住宅・送電網・通信設備・道路といった重要インフラが常に延焼リスクにさらされている。気候変動による高温・乾燥・強風の期間（fire weather）の長期化により、従来の「水をまく」「人海戦術で消火する」といった消火戦略では延焼の速度に対応しきれなくなっている。こうした背景から、構造物を事前にコーティングして延焼から守る「受動的防御（passive protection）」材料の重要性が増している。</w:t>
       </w:r>
     </w:p>
     <w:p>
@@ -142,7 +142,7 @@
           <w:color w:val="000000"/>
           <w:sz w:val="19"/>
         </w:rPr>
-        <w:t>現在の防火薬剤は①長期遅延剤（long-term retardant; Phos-Chek 等のリン酸アンモニウム系）、②泡消火剤（Class A foam）、③水強化ゲル（WEG: Water-Enhancing Gel）の3種に分類される。WEG は高吸水性ポリマーで水を保持し構造物表面に保護膜を形成するもので、構造物保護に最も有効とされる。しかし WEG の保護効果は保持した「水分」に完全依存するため、火炎の輻射熱や強風によって水分が蒸発すると保護効果を完全に失うという原理的・致命的な弱点がある。</w:t>
+        <w:t>現在、林野火災の防御に用いられる薬剤は大きく3種類に分類される。①長期遅延剤（long-term retardant; Phos-Chek 等のリン酸アンモニウム系）は、植生に事前散布して燃えにくくするもので、空中散布の赤い薬剤として知られるが、構造物保護には不向きである。②泡消火剤（Class A foam）は界面活性剤で発泡させ表面を覆うもので、即効性はあるが泡が消えると効果を失い持続性に乏しい。③水強化ゲル（WEG: Water-Enhancing Gel）は高吸水性ポリマーで大量の水を保持し、建物表面に塗布して保護膜とするもので、構造物保護に最も有効とされる。しかし WEG の保護効果は保持した「水分」に完全依存するため、火炎の輻射熱や強風によって水分が蒸発・乾燥してしまうと保護効果を完全に失うという、原理的かつ致命的な弱点を抱えている。実際の火災現場では薬剤散布から延焼到達まで数時間を要することも多く、その間にゲルが乾いてしまえば全く意味をなさない。</w:t>
       </w:r>
     </w:p>
     <w:p>
@@ -157,7 +157,7 @@
           <w:color w:val="000000"/>
           <w:sz w:val="19"/>
         </w:rPr>
-        <w:t xml:space="preserve">本研究は、この「乾燥したら無効化する」という WEG の本質的限界を克服することを目的とする。著者らは、火炎に接触すると材料自身が断熱性のシリカエアロゲルへと変態する「熱活性化エアロゲル形成（Heat-Activated Aerogel Formation）」という新機構を提案した </w:t>
+        <w:t xml:space="preserve">本研究は、この「乾燥したら無効化する」という WEG の本質的限界を克服することを目的とする。著者らは、火炎に接触すると材料自身が断熱性のシリカエアロゲルへと不可逆的に変態する「熱活性化エアロゲル形成（Heat-Activated Aerogel Formation）」という新機構を提案した </w:t>
       </w:r>
       <w:r>
         <w:rPr>
@@ -175,7 +175,7 @@
           <w:color w:val="000000"/>
           <w:sz w:val="19"/>
         </w:rPr>
-        <w:t>。水分が蒸発して保護が終わるのではなく、水分の蒸発をトリガーとして固体の多孔質断熱層が形成されることで、乾燥後にこそ保護性能が発揮されるという発想の転換である。本ゲルの設計上の特長は3点：(i) 保護機能を水分に依存しない、(ii) 食品グレードの持続可能・生分解性原料のみで構成される、(iii) 既存の消防・散布機材でそのまま噴霧できる。実際の保護は4段階のプロセスで達成される：①ゲルの噴霧散布 → ②火炎接触による加熱 → ③シリカエアロゲルの形成 → ④断熱層による構造物の継続保護。</w:t>
+        <w:t>。すなわち、水分が蒸発して保護が終わるのではなく、水分の蒸発をトリガーとして固体の多孔質断熱層が形成されることで、乾燥後にこそ保護性能が発揮されるという発想の転換である。シリカエアロゲルは極めて低い熱伝導率を持つ既知の高性能断熱材であり、それを火災現場で「その場生成（in-situ formation）」させる点に独創性がある。本ゲルの設計上の特長は3点ある。(i) 保護機能を水分に依存しない、(ii) 食品グレードの持続可能・生分解性原料のみで構成される、(iii) 既存の消防・散布機材でそのまま噴霧できる。実際の保護は、①ゲルの噴霧散布 → ②火炎接触による加熱 → ③シリカエアロゲルの形成 → ④断熱層による構造物の継続保護、という4段階のプロセスで達成される。本要旨では、材料設計・レオロジー特性・エアロゲル形成機構・長期安定性・燃焼性能・化学/熱分析・既存製品比較の順に、得られた全データを網羅して整理する。</w:t>
       </w:r>
     </w:p>
     <w:tbl>
@@ -190,7 +190,7 @@
       </w:tblGrid>
       <w:tr>
         <w:trPr>
-          <w:trHeight w:val="2835" w:hRule="exact"/>
+          <w:trHeight w:val="3118" w:hRule="exact"/>
         </w:trPr>
         <w:tc>
           <w:tcPr>
@@ -260,7 +260,7 @@
           <w:color w:val="000000"/>
           <w:sz w:val="20"/>
         </w:rPr>
-        <w:t>・使用ポリマーと役割</w:t>
+        <w:t>・使用ポリマーと各成分の役割</w:t>
       </w:r>
     </w:p>
     <w:p>
@@ -311,7 +311,7 @@
           <w:color w:val="000000"/>
           <w:sz w:val="19"/>
         </w:rPr>
-        <w:t>は低温（水中）では溶解して流動性を示すが、加熱により疎水性のメチル基が会合してゲル化するという独特の逆熱応答性（LCST 型）を持ち、火炎による加熱時にゲルを固化させて構造を維持する火炎保護の鍵となる成分である。</w:t>
+        <w:t>は低温（水中）では溶解して流動性を示すが、加熱により疎水性のメチル基が会合してゲル化するという独特の逆熱応答性（LCST 型ゲル化）を持ち、火炎による加熱時にゲルを固化させて構造を維持する火炎保護の鍵となる成分である。</w:t>
       </w:r>
       <w:r>
         <w:rPr>
@@ -347,7 +347,7 @@
           <w:color w:val="000000"/>
           <w:sz w:val="19"/>
         </w:rPr>
-        <w:t>を混合してゲルを構築する。</w:t>
+        <w:t>を混合してゲルを構築する。ネットワークはポリマーと CSP の間に働く動的な水素結合（PP: Polymer–Particle 相互作用）で形成され、共有結合による架橋は一切用いていない。この可逆結合設計が、せん断による流動化と着弾後の再固化（自己修復）、および生分解性を同時に成立させている。</w:t>
       </w:r>
     </w:p>
     <w:p>
@@ -361,7 +361,7 @@
           <w:color w:val="000000"/>
           <w:sz w:val="20"/>
         </w:rPr>
-        <w:t>・5配合の組成（Table）</w:t>
+        <w:t>・評価した5配合の組成</w:t>
       </w:r>
     </w:p>
     <w:p>
@@ -376,98 +376,847 @@
           <w:color w:val="000000"/>
           <w:sz w:val="19"/>
         </w:rPr>
-        <w:t xml:space="preserve">評価した配合は以下の5種類である。対照は市販製品の </w:t>
+        <w:t>評価した配合は計5種類である。対照は市販製品の AquaGel-K。試験系は表記「ポリマー濃度-CSP濃度-SDS濃度」（単位：wt%）で示す（例：「1-5-0.1」= ポリマー 1 wt%・CSP 5 wt%・SDS 0.1 wt%）。各成分を水中で混合・攪拌してゲルを調製した。組成の一覧を Table 1 に示す。</w:t>
       </w:r>
+    </w:p>
+    <w:p>
+      <w:pPr>
+        <w:spacing w:before="20" w:after="60" w:lineRule="exact" w:line="240"/>
+      </w:pPr>
       <w:r>
         <w:rPr>
           <w:rFonts w:ascii="MS PGothic" w:hAnsi="MS PGothic" w:eastAsia="MS PGothic"/>
           <w:b/>
           <w:color w:val="000000"/>
-          <w:sz w:val="19"/>
+          <w:sz w:val="17"/>
         </w:rPr>
-        <w:t>AquaGel-K</w:t>
+        <w:t>Table 1. 評価した5配合の組成（対照＋試験系4種）</w:t>
       </w:r>
-      <w:r>
-        <w:rPr>
-          <w:rFonts w:ascii="MS PGothic" w:hAnsi="MS PGothic" w:eastAsia="MS PGothic"/>
-          <w:b w:val="0"/>
-          <w:color w:val="000000"/>
-          <w:sz w:val="19"/>
-        </w:rPr>
-        <w:t>。試験系は表記「ポリマー濃度-CSP濃度-SDS濃度」（単位：wt%）で示す。</w:t>
-      </w:r>
-      <w:r>
-        <w:rPr>
-          <w:rFonts w:ascii="MS PGothic" w:hAnsi="MS PGothic" w:eastAsia="MS PGothic"/>
-          <w:b/>
-          <w:color w:val="000000"/>
-          <w:sz w:val="19"/>
-        </w:rPr>
-        <w:t>(1) HEC+MC/CSP（1-5）</w:t>
-      </w:r>
-      <w:r>
-        <w:rPr>
-          <w:rFonts w:ascii="MS PGothic" w:hAnsi="MS PGothic" w:eastAsia="MS PGothic"/>
-          <w:b w:val="0"/>
-          <w:color w:val="000000"/>
-          <w:sz w:val="19"/>
-        </w:rPr>
-        <w:t>：HEC+MC 1 wt%、CSP 5 wt%、SDS なし。</w:t>
-      </w:r>
-      <w:r>
-        <w:rPr>
-          <w:rFonts w:ascii="MS PGothic" w:hAnsi="MS PGothic" w:eastAsia="MS PGothic"/>
-          <w:b/>
-          <w:color w:val="000000"/>
-          <w:sz w:val="19"/>
-        </w:rPr>
-        <w:t>(2) MHEC/CSP（1-5）</w:t>
-      </w:r>
-      <w:r>
-        <w:rPr>
-          <w:rFonts w:ascii="MS PGothic" w:hAnsi="MS PGothic" w:eastAsia="MS PGothic"/>
-          <w:b w:val="0"/>
-          <w:color w:val="000000"/>
-          <w:sz w:val="19"/>
-        </w:rPr>
-        <w:t>：MHEC 1 wt%、CSP 5 wt%、SDS なし。</w:t>
-      </w:r>
-      <w:r>
-        <w:rPr>
-          <w:rFonts w:ascii="MS PGothic" w:hAnsi="MS PGothic" w:eastAsia="MS PGothic"/>
-          <w:b/>
-          <w:color w:val="000000"/>
-          <w:sz w:val="19"/>
-        </w:rPr>
-        <w:t>(3) HEC+MC/CSP/SDS（1-5-0.1）</w:t>
-      </w:r>
-      <w:r>
-        <w:rPr>
-          <w:rFonts w:ascii="MS PGothic" w:hAnsi="MS PGothic" w:eastAsia="MS PGothic"/>
-          <w:b w:val="0"/>
-          <w:color w:val="000000"/>
-          <w:sz w:val="19"/>
-        </w:rPr>
-        <w:t>：HEC+MC 1 wt%、CSP 5 wt%、SDS 0.1 wt%。</w:t>
-      </w:r>
-      <w:r>
-        <w:rPr>
-          <w:rFonts w:ascii="MS PGothic" w:hAnsi="MS PGothic" w:eastAsia="MS PGothic"/>
-          <w:b/>
-          <w:color w:val="000000"/>
-          <w:sz w:val="19"/>
-        </w:rPr>
-        <w:t>(4) MHEC/CSP/SDS（1-5-0.5）</w:t>
-      </w:r>
-      <w:r>
-        <w:rPr>
-          <w:rFonts w:ascii="MS PGothic" w:hAnsi="MS PGothic" w:eastAsia="MS PGothic"/>
-          <w:b w:val="0"/>
-          <w:color w:val="000000"/>
-          <w:sz w:val="19"/>
-        </w:rPr>
-        <w:t>：MHEC 1 wt%（または HEC+MC 1 wt%）、CSP 5 wt%、SDS 0.5 wt%。各成分を水中で混合・攪拌してゲルを調製した。ポリマーと CSP の間に働く動的な水素結合（PP：Polymer–Particle 相互作用）がネットワークを形成し、共有結合による架橋は一切用いていない。これにより生分解性と自己修復性を両立している。</w:t>
-      </w:r>
+    </w:p>
+    <w:tbl>
+      <w:tblPr>
+        <w:tblStyle w:val="TableGrid"/>
+        <w:tblW w:type="auto" w:w="0"/>
+        <w:jc w:val="center"/>
+        <w:tblLook w:firstColumn="1" w:firstRow="1" w:lastColumn="0" w:lastRow="0" w:noHBand="0" w:noVBand="1" w:val="04A0"/>
+      </w:tblPr>
+      <w:tblGrid>
+        <w:gridCol w:w="1662"/>
+        <w:gridCol w:w="1662"/>
+        <w:gridCol w:w="1662"/>
+        <w:gridCol w:w="1662"/>
+        <w:gridCol w:w="1662"/>
+        <w:gridCol w:w="1662"/>
+      </w:tblGrid>
+      <w:tr>
+        <w:tc>
+          <w:tcPr>
+            <w:tcW w:type="dxa" w:w="1662"/>
+            <w:vAlign w:val="center"/>
+            <w:tcW w:w="2300" w:type="dxa"/>
+          </w:tcPr>
+          <w:p>
+            <w:pPr>
+              <w:spacing w:before="20" w:after="20" w:lineRule="exact" w:line="240"/>
+              <w:jc w:val="center"/>
+            </w:pPr>
+            <w:r>
+              <w:rPr>
+                <w:rFonts w:ascii="MS PGothic" w:hAnsi="MS PGothic" w:eastAsia="MS PGothic"/>
+                <w:b/>
+                <w:color w:val="000000"/>
+                <w:sz w:val="18"/>
+              </w:rPr>
+              <w:t>配合（呼称）</w:t>
+            </w:r>
+          </w:p>
+        </w:tc>
+        <w:tc>
+          <w:tcPr>
+            <w:tcW w:type="dxa" w:w="1662"/>
+            <w:vAlign w:val="center"/>
+            <w:tcW w:w="1300" w:type="dxa"/>
+          </w:tcPr>
+          <w:p>
+            <w:pPr>
+              <w:spacing w:before="20" w:after="20" w:lineRule="exact" w:line="240"/>
+              <w:jc w:val="center"/>
+            </w:pPr>
+            <w:r>
+              <w:rPr>
+                <w:rFonts w:ascii="MS PGothic" w:hAnsi="MS PGothic" w:eastAsia="MS PGothic"/>
+                <w:b/>
+                <w:color w:val="000000"/>
+                <w:sz w:val="18"/>
+              </w:rPr>
+              <w:t>ポリマー</w:t>
+            </w:r>
+          </w:p>
+        </w:tc>
+        <w:tc>
+          <w:tcPr>
+            <w:tcW w:type="dxa" w:w="1662"/>
+            <w:vAlign w:val="center"/>
+            <w:tcW w:w="1500" w:type="dxa"/>
+          </w:tcPr>
+          <w:p>
+            <w:pPr>
+              <w:spacing w:before="20" w:after="20" w:lineRule="exact" w:line="240"/>
+              <w:jc w:val="center"/>
+            </w:pPr>
+            <w:r>
+              <w:rPr>
+                <w:rFonts w:ascii="MS PGothic" w:hAnsi="MS PGothic" w:eastAsia="MS PGothic"/>
+                <w:b/>
+                <w:color w:val="000000"/>
+                <w:sz w:val="18"/>
+              </w:rPr>
+              <w:t>ポリマー(wt%)</w:t>
+            </w:r>
+          </w:p>
+        </w:tc>
+        <w:tc>
+          <w:tcPr>
+            <w:tcW w:type="dxa" w:w="1662"/>
+            <w:vAlign w:val="center"/>
+            <w:tcW w:w="1100" w:type="dxa"/>
+          </w:tcPr>
+          <w:p>
+            <w:pPr>
+              <w:spacing w:before="20" w:after="20" w:lineRule="exact" w:line="240"/>
+              <w:jc w:val="center"/>
+            </w:pPr>
+            <w:r>
+              <w:rPr>
+                <w:rFonts w:ascii="MS PGothic" w:hAnsi="MS PGothic" w:eastAsia="MS PGothic"/>
+                <w:b/>
+                <w:color w:val="000000"/>
+                <w:sz w:val="18"/>
+              </w:rPr>
+              <w:t>CSP(wt%)</w:t>
+            </w:r>
+          </w:p>
+        </w:tc>
+        <w:tc>
+          <w:tcPr>
+            <w:tcW w:type="dxa" w:w="1662"/>
+            <w:vAlign w:val="center"/>
+            <w:tcW w:w="1100" w:type="dxa"/>
+          </w:tcPr>
+          <w:p>
+            <w:pPr>
+              <w:spacing w:before="20" w:after="20" w:lineRule="exact" w:line="240"/>
+              <w:jc w:val="center"/>
+            </w:pPr>
+            <w:r>
+              <w:rPr>
+                <w:rFonts w:ascii="MS PGothic" w:hAnsi="MS PGothic" w:eastAsia="MS PGothic"/>
+                <w:b/>
+                <w:color w:val="000000"/>
+                <w:sz w:val="18"/>
+              </w:rPr>
+              <w:t>SDS(wt%)</w:t>
+            </w:r>
+          </w:p>
+        </w:tc>
+        <w:tc>
+          <w:tcPr>
+            <w:tcW w:type="dxa" w:w="1662"/>
+            <w:vAlign w:val="center"/>
+            <w:tcW w:w="2060" w:type="dxa"/>
+          </w:tcPr>
+          <w:p>
+            <w:pPr>
+              <w:spacing w:before="20" w:after="20" w:lineRule="exact" w:line="240"/>
+              <w:jc w:val="center"/>
+            </w:pPr>
+            <w:r>
+              <w:rPr>
+                <w:rFonts w:ascii="MS PGothic" w:hAnsi="MS PGothic" w:eastAsia="MS PGothic"/>
+                <w:b/>
+                <w:color w:val="000000"/>
+                <w:sz w:val="18"/>
+              </w:rPr>
+              <w:t>位置づけ</w:t>
+            </w:r>
+          </w:p>
+        </w:tc>
+      </w:tr>
+      <w:tr>
+        <w:tc>
+          <w:tcPr>
+            <w:tcW w:type="dxa" w:w="1662"/>
+            <w:vAlign w:val="center"/>
+            <w:tcW w:w="2300" w:type="dxa"/>
+          </w:tcPr>
+          <w:p>
+            <w:pPr>
+              <w:spacing w:before="20" w:after="20" w:lineRule="exact" w:line="240"/>
+              <w:jc w:val="left"/>
+            </w:pPr>
+            <w:r>
+              <w:rPr>
+                <w:rFonts w:ascii="MS PGothic" w:hAnsi="MS PGothic" w:eastAsia="MS PGothic"/>
+                <w:b w:val="0"/>
+                <w:color w:val="000000"/>
+                <w:sz w:val="18"/>
+              </w:rPr>
+              <w:t>AquaGel-K</w:t>
+            </w:r>
+          </w:p>
+        </w:tc>
+        <w:tc>
+          <w:tcPr>
+            <w:tcW w:type="dxa" w:w="1662"/>
+            <w:vAlign w:val="center"/>
+            <w:tcW w:w="1300" w:type="dxa"/>
+          </w:tcPr>
+          <w:p>
+            <w:pPr>
+              <w:spacing w:before="20" w:after="20" w:lineRule="exact" w:line="240"/>
+              <w:jc w:val="center"/>
+            </w:pPr>
+            <w:r>
+              <w:rPr>
+                <w:rFonts w:ascii="MS PGothic" w:hAnsi="MS PGothic" w:eastAsia="MS PGothic"/>
+                <w:b w:val="0"/>
+                <w:color w:val="000000"/>
+                <w:sz w:val="18"/>
+              </w:rPr>
+              <w:t>市販WEG</w:t>
+            </w:r>
+          </w:p>
+        </w:tc>
+        <w:tc>
+          <w:tcPr>
+            <w:tcW w:type="dxa" w:w="1662"/>
+            <w:vAlign w:val="center"/>
+            <w:tcW w:w="1500" w:type="dxa"/>
+          </w:tcPr>
+          <w:p>
+            <w:pPr>
+              <w:spacing w:before="20" w:after="20" w:lineRule="exact" w:line="240"/>
+              <w:jc w:val="center"/>
+            </w:pPr>
+            <w:r>
+              <w:rPr>
+                <w:rFonts w:ascii="MS PGothic" w:hAnsi="MS PGothic" w:eastAsia="MS PGothic"/>
+                <w:b w:val="0"/>
+                <w:color w:val="000000"/>
+                <w:sz w:val="18"/>
+              </w:rPr>
+              <w:t>—</w:t>
+            </w:r>
+          </w:p>
+        </w:tc>
+        <w:tc>
+          <w:tcPr>
+            <w:tcW w:type="dxa" w:w="1662"/>
+            <w:vAlign w:val="center"/>
+            <w:tcW w:w="1100" w:type="dxa"/>
+          </w:tcPr>
+          <w:p>
+            <w:pPr>
+              <w:spacing w:before="20" w:after="20" w:lineRule="exact" w:line="240"/>
+              <w:jc w:val="center"/>
+            </w:pPr>
+            <w:r>
+              <w:rPr>
+                <w:rFonts w:ascii="MS PGothic" w:hAnsi="MS PGothic" w:eastAsia="MS PGothic"/>
+                <w:b w:val="0"/>
+                <w:color w:val="000000"/>
+                <w:sz w:val="18"/>
+              </w:rPr>
+              <w:t>—</w:t>
+            </w:r>
+          </w:p>
+        </w:tc>
+        <w:tc>
+          <w:tcPr>
+            <w:tcW w:type="dxa" w:w="1662"/>
+            <w:vAlign w:val="center"/>
+            <w:tcW w:w="1100" w:type="dxa"/>
+          </w:tcPr>
+          <w:p>
+            <w:pPr>
+              <w:spacing w:before="20" w:after="20" w:lineRule="exact" w:line="240"/>
+              <w:jc w:val="center"/>
+            </w:pPr>
+            <w:r>
+              <w:rPr>
+                <w:rFonts w:ascii="MS PGothic" w:hAnsi="MS PGothic" w:eastAsia="MS PGothic"/>
+                <w:b w:val="0"/>
+                <w:color w:val="000000"/>
+                <w:sz w:val="18"/>
+              </w:rPr>
+              <w:t>—</w:t>
+            </w:r>
+          </w:p>
+        </w:tc>
+        <w:tc>
+          <w:tcPr>
+            <w:tcW w:type="dxa" w:w="1662"/>
+            <w:vAlign w:val="center"/>
+            <w:tcW w:w="2060" w:type="dxa"/>
+          </w:tcPr>
+          <w:p>
+            <w:pPr>
+              <w:spacing w:before="20" w:after="20" w:lineRule="exact" w:line="240"/>
+              <w:jc w:val="center"/>
+            </w:pPr>
+            <w:r>
+              <w:rPr>
+                <w:rFonts w:ascii="MS PGothic" w:hAnsi="MS PGothic" w:eastAsia="MS PGothic"/>
+                <w:b w:val="0"/>
+                <w:color w:val="000000"/>
+                <w:sz w:val="18"/>
+              </w:rPr>
+              <w:t>対照（市販品）</w:t>
+            </w:r>
+          </w:p>
+        </w:tc>
+      </w:tr>
+      <w:tr>
+        <w:tc>
+          <w:tcPr>
+            <w:tcW w:type="dxa" w:w="1662"/>
+            <w:vAlign w:val="center"/>
+            <w:tcW w:w="2300" w:type="dxa"/>
+          </w:tcPr>
+          <w:p>
+            <w:pPr>
+              <w:spacing w:before="20" w:after="20" w:lineRule="exact" w:line="240"/>
+              <w:jc w:val="left"/>
+            </w:pPr>
+            <w:r>
+              <w:rPr>
+                <w:rFonts w:ascii="MS PGothic" w:hAnsi="MS PGothic" w:eastAsia="MS PGothic"/>
+                <w:b w:val="0"/>
+                <w:color w:val="000000"/>
+                <w:sz w:val="18"/>
+              </w:rPr>
+              <w:t>HEC+MC/CSP (1-5)</w:t>
+            </w:r>
+          </w:p>
+        </w:tc>
+        <w:tc>
+          <w:tcPr>
+            <w:tcW w:type="dxa" w:w="1662"/>
+            <w:vAlign w:val="center"/>
+            <w:tcW w:w="1300" w:type="dxa"/>
+          </w:tcPr>
+          <w:p>
+            <w:pPr>
+              <w:spacing w:before="20" w:after="20" w:lineRule="exact" w:line="240"/>
+              <w:jc w:val="center"/>
+            </w:pPr>
+            <w:r>
+              <w:rPr>
+                <w:rFonts w:ascii="MS PGothic" w:hAnsi="MS PGothic" w:eastAsia="MS PGothic"/>
+                <w:b w:val="0"/>
+                <w:color w:val="000000"/>
+                <w:sz w:val="18"/>
+              </w:rPr>
+              <w:t>HEC+MC</w:t>
+            </w:r>
+          </w:p>
+        </w:tc>
+        <w:tc>
+          <w:tcPr>
+            <w:tcW w:type="dxa" w:w="1662"/>
+            <w:vAlign w:val="center"/>
+            <w:tcW w:w="1500" w:type="dxa"/>
+          </w:tcPr>
+          <w:p>
+            <w:pPr>
+              <w:spacing w:before="20" w:after="20" w:lineRule="exact" w:line="240"/>
+              <w:jc w:val="center"/>
+            </w:pPr>
+            <w:r>
+              <w:rPr>
+                <w:rFonts w:ascii="MS PGothic" w:hAnsi="MS PGothic" w:eastAsia="MS PGothic"/>
+                <w:b w:val="0"/>
+                <w:color w:val="000000"/>
+                <w:sz w:val="18"/>
+              </w:rPr>
+              <w:t>1</w:t>
+            </w:r>
+          </w:p>
+        </w:tc>
+        <w:tc>
+          <w:tcPr>
+            <w:tcW w:type="dxa" w:w="1662"/>
+            <w:vAlign w:val="center"/>
+            <w:tcW w:w="1100" w:type="dxa"/>
+          </w:tcPr>
+          <w:p>
+            <w:pPr>
+              <w:spacing w:before="20" w:after="20" w:lineRule="exact" w:line="240"/>
+              <w:jc w:val="center"/>
+            </w:pPr>
+            <w:r>
+              <w:rPr>
+                <w:rFonts w:ascii="MS PGothic" w:hAnsi="MS PGothic" w:eastAsia="MS PGothic"/>
+                <w:b w:val="0"/>
+                <w:color w:val="000000"/>
+                <w:sz w:val="18"/>
+              </w:rPr>
+              <w:t>5</w:t>
+            </w:r>
+          </w:p>
+        </w:tc>
+        <w:tc>
+          <w:tcPr>
+            <w:tcW w:type="dxa" w:w="1662"/>
+            <w:vAlign w:val="center"/>
+            <w:tcW w:w="1100" w:type="dxa"/>
+          </w:tcPr>
+          <w:p>
+            <w:pPr>
+              <w:spacing w:before="20" w:after="20" w:lineRule="exact" w:line="240"/>
+              <w:jc w:val="center"/>
+            </w:pPr>
+            <w:r>
+              <w:rPr>
+                <w:rFonts w:ascii="MS PGothic" w:hAnsi="MS PGothic" w:eastAsia="MS PGothic"/>
+                <w:b w:val="0"/>
+                <w:color w:val="000000"/>
+                <w:sz w:val="18"/>
+              </w:rPr>
+              <w:t>0</w:t>
+            </w:r>
+          </w:p>
+        </w:tc>
+        <w:tc>
+          <w:tcPr>
+            <w:tcW w:type="dxa" w:w="1662"/>
+            <w:vAlign w:val="center"/>
+            <w:tcW w:w="2060" w:type="dxa"/>
+          </w:tcPr>
+          <w:p>
+            <w:pPr>
+              <w:spacing w:before="20" w:after="20" w:lineRule="exact" w:line="240"/>
+              <w:jc w:val="center"/>
+            </w:pPr>
+            <w:r>
+              <w:rPr>
+                <w:rFonts w:ascii="MS PGothic" w:hAnsi="MS PGothic" w:eastAsia="MS PGothic"/>
+                <w:b w:val="0"/>
+                <w:color w:val="000000"/>
+                <w:sz w:val="18"/>
+              </w:rPr>
+              <w:t>試験系・基準</w:t>
+            </w:r>
+          </w:p>
+        </w:tc>
+      </w:tr>
+      <w:tr>
+        <w:tc>
+          <w:tcPr>
+            <w:tcW w:type="dxa" w:w="1662"/>
+            <w:vAlign w:val="center"/>
+            <w:tcW w:w="2300" w:type="dxa"/>
+          </w:tcPr>
+          <w:p>
+            <w:pPr>
+              <w:spacing w:before="20" w:after="20" w:lineRule="exact" w:line="240"/>
+              <w:jc w:val="left"/>
+            </w:pPr>
+            <w:r>
+              <w:rPr>
+                <w:rFonts w:ascii="MS PGothic" w:hAnsi="MS PGothic" w:eastAsia="MS PGothic"/>
+                <w:b w:val="0"/>
+                <w:color w:val="000000"/>
+                <w:sz w:val="18"/>
+              </w:rPr>
+              <w:t>MHEC/CSP (1-5)</w:t>
+            </w:r>
+          </w:p>
+        </w:tc>
+        <w:tc>
+          <w:tcPr>
+            <w:tcW w:type="dxa" w:w="1662"/>
+            <w:vAlign w:val="center"/>
+            <w:tcW w:w="1300" w:type="dxa"/>
+          </w:tcPr>
+          <w:p>
+            <w:pPr>
+              <w:spacing w:before="20" w:after="20" w:lineRule="exact" w:line="240"/>
+              <w:jc w:val="center"/>
+            </w:pPr>
+            <w:r>
+              <w:rPr>
+                <w:rFonts w:ascii="MS PGothic" w:hAnsi="MS PGothic" w:eastAsia="MS PGothic"/>
+                <w:b w:val="0"/>
+                <w:color w:val="000000"/>
+                <w:sz w:val="18"/>
+              </w:rPr>
+              <w:t>MHEC</w:t>
+            </w:r>
+          </w:p>
+        </w:tc>
+        <w:tc>
+          <w:tcPr>
+            <w:tcW w:type="dxa" w:w="1662"/>
+            <w:vAlign w:val="center"/>
+            <w:tcW w:w="1500" w:type="dxa"/>
+          </w:tcPr>
+          <w:p>
+            <w:pPr>
+              <w:spacing w:before="20" w:after="20" w:lineRule="exact" w:line="240"/>
+              <w:jc w:val="center"/>
+            </w:pPr>
+            <w:r>
+              <w:rPr>
+                <w:rFonts w:ascii="MS PGothic" w:hAnsi="MS PGothic" w:eastAsia="MS PGothic"/>
+                <w:b w:val="0"/>
+                <w:color w:val="000000"/>
+                <w:sz w:val="18"/>
+              </w:rPr>
+              <w:t>1</w:t>
+            </w:r>
+          </w:p>
+        </w:tc>
+        <w:tc>
+          <w:tcPr>
+            <w:tcW w:type="dxa" w:w="1662"/>
+            <w:vAlign w:val="center"/>
+            <w:tcW w:w="1100" w:type="dxa"/>
+          </w:tcPr>
+          <w:p>
+            <w:pPr>
+              <w:spacing w:before="20" w:after="20" w:lineRule="exact" w:line="240"/>
+              <w:jc w:val="center"/>
+            </w:pPr>
+            <w:r>
+              <w:rPr>
+                <w:rFonts w:ascii="MS PGothic" w:hAnsi="MS PGothic" w:eastAsia="MS PGothic"/>
+                <w:b w:val="0"/>
+                <w:color w:val="000000"/>
+                <w:sz w:val="18"/>
+              </w:rPr>
+              <w:t>5</w:t>
+            </w:r>
+          </w:p>
+        </w:tc>
+        <w:tc>
+          <w:tcPr>
+            <w:tcW w:type="dxa" w:w="1662"/>
+            <w:vAlign w:val="center"/>
+            <w:tcW w:w="1100" w:type="dxa"/>
+          </w:tcPr>
+          <w:p>
+            <w:pPr>
+              <w:spacing w:before="20" w:after="20" w:lineRule="exact" w:line="240"/>
+              <w:jc w:val="center"/>
+            </w:pPr>
+            <w:r>
+              <w:rPr>
+                <w:rFonts w:ascii="MS PGothic" w:hAnsi="MS PGothic" w:eastAsia="MS PGothic"/>
+                <w:b w:val="0"/>
+                <w:color w:val="000000"/>
+                <w:sz w:val="18"/>
+              </w:rPr>
+              <w:t>0</w:t>
+            </w:r>
+          </w:p>
+        </w:tc>
+        <w:tc>
+          <w:tcPr>
+            <w:tcW w:type="dxa" w:w="1662"/>
+            <w:vAlign w:val="center"/>
+            <w:tcW w:w="2060" w:type="dxa"/>
+          </w:tcPr>
+          <w:p>
+            <w:pPr>
+              <w:spacing w:before="20" w:after="20" w:lineRule="exact" w:line="240"/>
+              <w:jc w:val="center"/>
+            </w:pPr>
+            <w:r>
+              <w:rPr>
+                <w:rFonts w:ascii="MS PGothic" w:hAnsi="MS PGothic" w:eastAsia="MS PGothic"/>
+                <w:b w:val="0"/>
+                <w:color w:val="000000"/>
+                <w:sz w:val="18"/>
+              </w:rPr>
+              <w:t>試験系・単一ポリマー</w:t>
+            </w:r>
+          </w:p>
+        </w:tc>
+      </w:tr>
+      <w:tr>
+        <w:tc>
+          <w:tcPr>
+            <w:tcW w:type="dxa" w:w="1662"/>
+            <w:vAlign w:val="center"/>
+            <w:tcW w:w="2300" w:type="dxa"/>
+          </w:tcPr>
+          <w:p>
+            <w:pPr>
+              <w:spacing w:before="20" w:after="20" w:lineRule="exact" w:line="240"/>
+              <w:jc w:val="left"/>
+            </w:pPr>
+            <w:r>
+              <w:rPr>
+                <w:rFonts w:ascii="MS PGothic" w:hAnsi="MS PGothic" w:eastAsia="MS PGothic"/>
+                <w:b w:val="0"/>
+                <w:color w:val="000000"/>
+                <w:sz w:val="18"/>
+              </w:rPr>
+              <w:t>…/SDS (1-5-0.1)</w:t>
+            </w:r>
+          </w:p>
+        </w:tc>
+        <w:tc>
+          <w:tcPr>
+            <w:tcW w:type="dxa" w:w="1662"/>
+            <w:vAlign w:val="center"/>
+            <w:tcW w:w="1300" w:type="dxa"/>
+          </w:tcPr>
+          <w:p>
+            <w:pPr>
+              <w:spacing w:before="20" w:after="20" w:lineRule="exact" w:line="240"/>
+              <w:jc w:val="center"/>
+            </w:pPr>
+            <w:r>
+              <w:rPr>
+                <w:rFonts w:ascii="MS PGothic" w:hAnsi="MS PGothic" w:eastAsia="MS PGothic"/>
+                <w:b w:val="0"/>
+                <w:color w:val="000000"/>
+                <w:sz w:val="18"/>
+              </w:rPr>
+              <w:t>HEC+MC等</w:t>
+            </w:r>
+          </w:p>
+        </w:tc>
+        <w:tc>
+          <w:tcPr>
+            <w:tcW w:type="dxa" w:w="1662"/>
+            <w:vAlign w:val="center"/>
+            <w:tcW w:w="1500" w:type="dxa"/>
+          </w:tcPr>
+          <w:p>
+            <w:pPr>
+              <w:spacing w:before="20" w:after="20" w:lineRule="exact" w:line="240"/>
+              <w:jc w:val="center"/>
+            </w:pPr>
+            <w:r>
+              <w:rPr>
+                <w:rFonts w:ascii="MS PGothic" w:hAnsi="MS PGothic" w:eastAsia="MS PGothic"/>
+                <w:b w:val="0"/>
+                <w:color w:val="000000"/>
+                <w:sz w:val="18"/>
+              </w:rPr>
+              <w:t>1</w:t>
+            </w:r>
+          </w:p>
+        </w:tc>
+        <w:tc>
+          <w:tcPr>
+            <w:tcW w:type="dxa" w:w="1662"/>
+            <w:vAlign w:val="center"/>
+            <w:tcW w:w="1100" w:type="dxa"/>
+          </w:tcPr>
+          <w:p>
+            <w:pPr>
+              <w:spacing w:before="20" w:after="20" w:lineRule="exact" w:line="240"/>
+              <w:jc w:val="center"/>
+            </w:pPr>
+            <w:r>
+              <w:rPr>
+                <w:rFonts w:ascii="MS PGothic" w:hAnsi="MS PGothic" w:eastAsia="MS PGothic"/>
+                <w:b w:val="0"/>
+                <w:color w:val="000000"/>
+                <w:sz w:val="18"/>
+              </w:rPr>
+              <w:t>5</w:t>
+            </w:r>
+          </w:p>
+        </w:tc>
+        <w:tc>
+          <w:tcPr>
+            <w:tcW w:type="dxa" w:w="1662"/>
+            <w:vAlign w:val="center"/>
+            <w:tcW w:w="1100" w:type="dxa"/>
+          </w:tcPr>
+          <w:p>
+            <w:pPr>
+              <w:spacing w:before="20" w:after="20" w:lineRule="exact" w:line="240"/>
+              <w:jc w:val="center"/>
+            </w:pPr>
+            <w:r>
+              <w:rPr>
+                <w:rFonts w:ascii="MS PGothic" w:hAnsi="MS PGothic" w:eastAsia="MS PGothic"/>
+                <w:b w:val="0"/>
+                <w:color w:val="000000"/>
+                <w:sz w:val="18"/>
+              </w:rPr>
+              <w:t>0.1</w:t>
+            </w:r>
+          </w:p>
+        </w:tc>
+        <w:tc>
+          <w:tcPr>
+            <w:tcW w:type="dxa" w:w="1662"/>
+            <w:vAlign w:val="center"/>
+            <w:tcW w:w="2060" w:type="dxa"/>
+          </w:tcPr>
+          <w:p>
+            <w:pPr>
+              <w:spacing w:before="20" w:after="20" w:lineRule="exact" w:line="240"/>
+              <w:jc w:val="center"/>
+            </w:pPr>
+            <w:r>
+              <w:rPr>
+                <w:rFonts w:ascii="MS PGothic" w:hAnsi="MS PGothic" w:eastAsia="MS PGothic"/>
+                <w:b w:val="0"/>
+                <w:color w:val="000000"/>
+                <w:sz w:val="18"/>
+              </w:rPr>
+              <w:t>SDS添加系</w:t>
+            </w:r>
+          </w:p>
+        </w:tc>
+      </w:tr>
+      <w:tr>
+        <w:tc>
+          <w:tcPr>
+            <w:tcW w:type="dxa" w:w="1662"/>
+            <w:vAlign w:val="center"/>
+            <w:tcW w:w="2300" w:type="dxa"/>
+          </w:tcPr>
+          <w:p>
+            <w:pPr>
+              <w:spacing w:before="20" w:after="20" w:lineRule="exact" w:line="240"/>
+              <w:jc w:val="left"/>
+            </w:pPr>
+            <w:r>
+              <w:rPr>
+                <w:rFonts w:ascii="MS PGothic" w:hAnsi="MS PGothic" w:eastAsia="MS PGothic"/>
+                <w:b w:val="0"/>
+                <w:color w:val="000000"/>
+                <w:sz w:val="18"/>
+              </w:rPr>
+              <w:t>…/SDS (1-5-0.5)</w:t>
+            </w:r>
+          </w:p>
+        </w:tc>
+        <w:tc>
+          <w:tcPr>
+            <w:tcW w:type="dxa" w:w="1662"/>
+            <w:vAlign w:val="center"/>
+            <w:tcW w:w="1300" w:type="dxa"/>
+          </w:tcPr>
+          <w:p>
+            <w:pPr>
+              <w:spacing w:before="20" w:after="20" w:lineRule="exact" w:line="240"/>
+              <w:jc w:val="center"/>
+            </w:pPr>
+            <w:r>
+              <w:rPr>
+                <w:rFonts w:ascii="MS PGothic" w:hAnsi="MS PGothic" w:eastAsia="MS PGothic"/>
+                <w:b w:val="0"/>
+                <w:color w:val="000000"/>
+                <w:sz w:val="18"/>
+              </w:rPr>
+              <w:t>HEC+MC等</w:t>
+            </w:r>
+          </w:p>
+        </w:tc>
+        <w:tc>
+          <w:tcPr>
+            <w:tcW w:type="dxa" w:w="1662"/>
+            <w:vAlign w:val="center"/>
+            <w:tcW w:w="1500" w:type="dxa"/>
+          </w:tcPr>
+          <w:p>
+            <w:pPr>
+              <w:spacing w:before="20" w:after="20" w:lineRule="exact" w:line="240"/>
+              <w:jc w:val="center"/>
+            </w:pPr>
+            <w:r>
+              <w:rPr>
+                <w:rFonts w:ascii="MS PGothic" w:hAnsi="MS PGothic" w:eastAsia="MS PGothic"/>
+                <w:b w:val="0"/>
+                <w:color w:val="000000"/>
+                <w:sz w:val="18"/>
+              </w:rPr>
+              <w:t>1</w:t>
+            </w:r>
+          </w:p>
+        </w:tc>
+        <w:tc>
+          <w:tcPr>
+            <w:tcW w:type="dxa" w:w="1662"/>
+            <w:vAlign w:val="center"/>
+            <w:tcW w:w="1100" w:type="dxa"/>
+          </w:tcPr>
+          <w:p>
+            <w:pPr>
+              <w:spacing w:before="20" w:after="20" w:lineRule="exact" w:line="240"/>
+              <w:jc w:val="center"/>
+            </w:pPr>
+            <w:r>
+              <w:rPr>
+                <w:rFonts w:ascii="MS PGothic" w:hAnsi="MS PGothic" w:eastAsia="MS PGothic"/>
+                <w:b w:val="0"/>
+                <w:color w:val="000000"/>
+                <w:sz w:val="18"/>
+              </w:rPr>
+              <w:t>5</w:t>
+            </w:r>
+          </w:p>
+        </w:tc>
+        <w:tc>
+          <w:tcPr>
+            <w:tcW w:type="dxa" w:w="1662"/>
+            <w:vAlign w:val="center"/>
+            <w:tcW w:w="1100" w:type="dxa"/>
+          </w:tcPr>
+          <w:p>
+            <w:pPr>
+              <w:spacing w:before="20" w:after="20" w:lineRule="exact" w:line="240"/>
+              <w:jc w:val="center"/>
+            </w:pPr>
+            <w:r>
+              <w:rPr>
+                <w:rFonts w:ascii="MS PGothic" w:hAnsi="MS PGothic" w:eastAsia="MS PGothic"/>
+                <w:b w:val="0"/>
+                <w:color w:val="000000"/>
+                <w:sz w:val="18"/>
+              </w:rPr>
+              <w:t>0.5</w:t>
+            </w:r>
+          </w:p>
+        </w:tc>
+        <w:tc>
+          <w:tcPr>
+            <w:tcW w:type="dxa" w:w="1662"/>
+            <w:vAlign w:val="center"/>
+            <w:tcW w:w="2060" w:type="dxa"/>
+          </w:tcPr>
+          <w:p>
+            <w:pPr>
+              <w:spacing w:before="20" w:after="20" w:lineRule="exact" w:line="240"/>
+              <w:jc w:val="center"/>
+            </w:pPr>
+            <w:r>
+              <w:rPr>
+                <w:rFonts w:ascii="MS PGothic" w:hAnsi="MS PGothic" w:eastAsia="MS PGothic"/>
+                <w:b w:val="0"/>
+                <w:color w:val="000000"/>
+                <w:sz w:val="18"/>
+              </w:rPr>
+              <w:t>SDS添加系</w:t>
+            </w:r>
+          </w:p>
+        </w:tc>
+      </w:tr>
+    </w:tbl>
+    <w:p>
+      <w:pPr>
+        <w:spacing w:before="0" w:after="60"/>
+      </w:pPr>
     </w:p>
     <w:p>
       <w:pPr>
@@ -574,7 +1323,7 @@
           <w:color w:val="000000"/>
           <w:sz w:val="19"/>
         </w:rPr>
-        <w:t>。静止状態での G' &gt; G'' （固体的ゲル挙動）が、ゲルが垂直面に塗布しても垂れない理由である。</w:t>
+        <w:t>。静止状態での G' &gt; G''（固体的ゲル挙動）が、ゲルが垂直面に塗布しても垂れない理由である。</w:t>
       </w:r>
       <w:r>
         <w:rPr>
@@ -624,7 +1373,7 @@
           <w:color w:val="000000"/>
           <w:sz w:val="20"/>
         </w:rPr>
-        <w:t>・せん断希薄化測定（Flow sweep）</w:t>
+        <w:t>・せん断希薄化測定（Flow sweep）と動的降伏応力</w:t>
       </w:r>
     </w:p>
     <w:p>
@@ -692,7 +1441,7 @@
           <w:color w:val="000000"/>
           <w:sz w:val="19"/>
         </w:rPr>
-        <w:t>（τ = τ_y + K · γ̇ⁿ）でフィッティングして抽出した。</w:t>
+        <w:t>（τ = τ_y + K · γ̇ⁿ、τ_y：降伏応力、K：稠度係数、n：流動指数）でフィッティングして抽出した。</w:t>
       </w:r>
     </w:p>
     <w:p>
@@ -706,7 +1455,7 @@
           <w:color w:val="000000"/>
           <w:sz w:val="20"/>
         </w:rPr>
-        <w:t>・静的降伏応力測定（LAOS）</w:t>
+        <w:t>・静的降伏応力測定（LAOS）と自己修復性評価</w:t>
       </w:r>
     </w:p>
     <w:p>
@@ -730,7 +1479,7 @@
           <w:color w:val="000000"/>
           <w:sz w:val="19"/>
         </w:rPr>
-        <w:t>LAOS（Large Amplitude Oscillatory Shear）</w:t>
+        <w:t>LAOS（Large Amplitude Oscillatory Shear, 大振幅振動せん断）</w:t>
       </w:r>
       <w:r>
         <w:rPr>
@@ -739,72 +1488,7 @@
           <w:color w:val="000000"/>
           <w:sz w:val="19"/>
         </w:rPr>
-        <w:t>を用いた。ひずみ振幅を増大させ、G' と G'' のクロスオーバー（G' = G''）が生じる点の応力を静的降伏応力として定義・算出した。この値が高いほど、塗布後に垂直面で流れ落ちずに付着し続ける能力が高い。作製直後の測定値：</w:t>
-      </w:r>
-      <w:r>
-        <w:rPr>
-          <w:rFonts w:ascii="MS PGothic" w:hAnsi="MS PGothic" w:eastAsia="MS PGothic"/>
-          <w:b/>
-          <w:color w:val="000000"/>
-          <w:sz w:val="19"/>
-        </w:rPr>
-        <w:t>HEC+MC 系 = 33.3 Pa、MHEC 系 = 3.31 Pa</w:t>
-      </w:r>
-      <w:r>
-        <w:rPr>
-          <w:rFonts w:ascii="MS PGothic" w:hAnsi="MS PGothic" w:eastAsia="MS PGothic"/>
-          <w:b w:val="0"/>
-          <w:color w:val="000000"/>
-          <w:sz w:val="19"/>
-        </w:rPr>
-        <w:t xml:space="preserve"> </w:t>
-      </w:r>
-      <w:r>
-        <w:rPr>
-          <w:rFonts w:ascii="MS PGothic" w:hAnsi="MS PGothic" w:eastAsia="MS PGothic"/>
-          <w:b/>
-          <w:color w:val="000000"/>
-          <w:sz w:val="19"/>
-        </w:rPr>
-        <w:t>(Fig. 2d)</w:t>
-      </w:r>
-      <w:r>
-        <w:rPr>
-          <w:rFonts w:ascii="MS PGothic" w:hAnsi="MS PGothic" w:eastAsia="MS PGothic"/>
-          <w:b w:val="0"/>
-          <w:color w:val="000000"/>
-          <w:sz w:val="19"/>
-        </w:rPr>
-        <w:t>。</w:t>
-      </w:r>
-    </w:p>
-    <w:p>
-      <w:pPr>
-        <w:spacing w:before="60" w:after="0" w:lineRule="exact" w:line="280"/>
-      </w:pPr>
-      <w:r>
-        <w:rPr>
-          <w:rFonts w:ascii="MS PGothic" w:hAnsi="MS PGothic" w:eastAsia="MS PGothic"/>
-          <w:b/>
-          <w:color w:val="000000"/>
-          <w:sz w:val="20"/>
-        </w:rPr>
-        <w:t>・自己修復性評価</w:t>
-      </w:r>
-    </w:p>
-    <w:p>
-      <w:pPr>
-        <w:spacing w:before="0" w:after="40" w:lineRule="exact" w:line="280"/>
-        <w:ind w:firstLine="227"/>
-      </w:pPr>
-      <w:r>
-        <w:rPr>
-          <w:rFonts w:ascii="MS PGothic" w:hAnsi="MS PGothic" w:eastAsia="MS PGothic"/>
-          <w:b w:val="0"/>
-          <w:color w:val="000000"/>
-          <w:sz w:val="19"/>
-        </w:rPr>
-        <w:t>自己修復性の評価は、高ひずみ（G'' &gt; G'：ゾル状態）と低ひずみ（G' &gt; G''：ゲル状態）を交互に印加する</w:t>
+        <w:t>を用いた。ひずみ振幅を増大させ、G' と G'' のクロスオーバー（G' = G''）が生じる点の応力を静的降伏応力として定義・算出した。この値が高いほど、塗布後に垂直面で流れ落ちずに付着し続ける能力が高い。自己修復性は、高ひずみ（ゾル状態）と低ひずみ（ゲル状態）を交互に印加する</w:t>
       </w:r>
       <w:r>
         <w:rPr>
@@ -822,7 +1506,7 @@
           <w:color w:val="000000"/>
           <w:sz w:val="19"/>
         </w:rPr>
-        <w:t xml:space="preserve">で行った </w:t>
+        <w:t xml:space="preserve">で評価した </w:t>
       </w:r>
       <w:r>
         <w:rPr>
@@ -840,7 +1524,7 @@
           <w:color w:val="000000"/>
           <w:sz w:val="19"/>
         </w:rPr>
-        <w:t>。高ひずみ負荷によりゲル構造を破壊した後に低ひずみへ切り替えると、G' が数秒以内に初期値まで回復することが確認された。これは着弾後の瞬間的な保護層再形成能力に対応する。</w:t>
+        <w:t>。高ひずみでゲル構造を破壊した後に低ひずみへ切り替えると、G' が数秒以内に初期値まで回復することを確認した。これは着弾後の瞬間的な保護層再形成能力に対応する。</w:t>
       </w:r>
     </w:p>
     <w:p>
@@ -887,7 +1571,7 @@
           <w:color w:val="000000"/>
           <w:sz w:val="19"/>
         </w:rPr>
-        <w:t>。塗布方法：各ゲルを基材表面に均一に塗布。加熱源：</w:t>
+        <w:t>。塗布：各ゲルを基材表面に均一に塗布。加熱源：</w:t>
       </w:r>
       <w:r>
         <w:rPr>
@@ -941,7 +1625,7 @@
           <w:color w:val="000000"/>
           <w:sz w:val="19"/>
         </w:rPr>
-        <w:t xml:space="preserve">（木材表面が炭化し始めるまでの時間、分単位）。長いほど高い保護性能を意味する。補助評価：加熱開始から </w:t>
+        <w:t xml:space="preserve">（木材表面が炭化し始めるまでの時間、分単位、長いほど高保護）。補助評価：加熱開始から </w:t>
       </w:r>
       <w:r>
         <w:rPr>
@@ -996,20 +1680,6 @@
     </w:p>
     <w:p>
       <w:pPr>
-        <w:spacing w:before="60" w:after="0" w:lineRule="exact" w:line="280"/>
-      </w:pPr>
-      <w:r>
-        <w:rPr>
-          <w:rFonts w:ascii="MS PGothic" w:hAnsi="MS PGothic" w:eastAsia="MS PGothic"/>
-          <w:b/>
-          <w:color w:val="000000"/>
-          <w:sz w:val="20"/>
-        </w:rPr>
-        <w:t>・FT-IR（フーリエ変換赤外分光法）</w:t>
-      </w:r>
-    </w:p>
-    <w:p>
-      <w:pPr>
         <w:spacing w:before="0" w:after="40" w:lineRule="exact" w:line="280"/>
         <w:ind w:firstLine="227"/>
       </w:pPr>
@@ -1020,7 +1690,7 @@
           <w:color w:val="000000"/>
           <w:sz w:val="19"/>
         </w:rPr>
-        <w:t xml:space="preserve">燃焼前後の試料について </w:t>
+        <w:t xml:space="preserve">燃焼前後の化学結合変化を </w:t>
       </w:r>
       <w:r>
         <w:rPr>
@@ -1029,7 +1699,7 @@
           <w:color w:val="000000"/>
           <w:sz w:val="19"/>
         </w:rPr>
-        <w:t>FT-IR</w:t>
+        <w:t>FT-IR（フーリエ変換赤外分光法）</w:t>
       </w:r>
       <w:r>
         <w:rPr>
@@ -1038,7 +1708,7 @@
           <w:color w:val="000000"/>
           <w:sz w:val="19"/>
         </w:rPr>
-        <w:t xml:space="preserve"> スペクトルを取得し、化学結合の変化を評価した。注目した主要ピーク：O–H 伸縮振動（～3400 cm⁻¹）、C–H 伸縮振動（～2900 cm⁻¹）、Si–O–Si 逆対称伸縮振動（～1100 cm⁻¹）。燃焼後に O–H・C–H ピークが消失し Si–O–Si ピークが増強・先鋭化すれば、有機物の消失とシリカの残存が確認できる </w:t>
+        <w:t xml:space="preserve">で評価した（注目ピーク：O–H 伸縮 ～3400 cm⁻¹、C–H 伸縮 ～2900 cm⁻¹、Si–O–Si 逆対称伸縮 ～1100 cm⁻¹）。元素組成比の変化は </w:t>
       </w:r>
       <w:r>
         <w:rPr>
@@ -1047,7 +1717,7 @@
           <w:color w:val="000000"/>
           <w:sz w:val="19"/>
         </w:rPr>
-        <w:t>(Fig. 4a–b)</w:t>
+        <w:t>XPS（X線光電子分光法）</w:t>
       </w:r>
       <w:r>
         <w:rPr>
@@ -1056,36 +1726,7 @@
           <w:color w:val="000000"/>
           <w:sz w:val="19"/>
         </w:rPr>
-        <w:t>。</w:t>
-      </w:r>
-    </w:p>
-    <w:p>
-      <w:pPr>
-        <w:spacing w:before="60" w:after="0" w:lineRule="exact" w:line="280"/>
-      </w:pPr>
-      <w:r>
-        <w:rPr>
-          <w:rFonts w:ascii="MS PGothic" w:hAnsi="MS PGothic" w:eastAsia="MS PGothic"/>
-          <w:b/>
-          <w:color w:val="000000"/>
-          <w:sz w:val="20"/>
-        </w:rPr>
-        <w:t>・XPS（X線光電子分光法）</w:t>
-      </w:r>
-    </w:p>
-    <w:p>
-      <w:pPr>
-        <w:spacing w:before="0" w:after="40" w:lineRule="exact" w:line="280"/>
-        <w:ind w:firstLine="227"/>
-      </w:pPr>
-      <w:r>
-        <w:rPr>
-          <w:rFonts w:ascii="MS PGothic" w:hAnsi="MS PGothic" w:eastAsia="MS PGothic"/>
-          <w:b w:val="0"/>
-          <w:color w:val="000000"/>
-          <w:sz w:val="19"/>
-        </w:rPr>
-        <w:t xml:space="preserve">燃焼前後の元素組成比の変化を </w:t>
+        <w:t xml:space="preserve">で定量した（C 1s ピークから炭素原子組成比 at% を算出）。各成分の分解温度と残存量は </w:t>
       </w:r>
       <w:r>
         <w:rPr>
@@ -1094,7 +1735,7 @@
           <w:color w:val="000000"/>
           <w:sz w:val="19"/>
         </w:rPr>
-        <w:t>XPS</w:t>
+        <w:t>TGA（熱重量分析）</w:t>
       </w:r>
       <w:r>
         <w:rPr>
@@ -1103,7 +1744,7 @@
           <w:color w:val="000000"/>
           <w:sz w:val="19"/>
         </w:rPr>
-        <w:t xml:space="preserve"> で定量した。C 1s ピーク強度から炭素の表面原子組成比（at%）を算出した。測定値：</w:t>
+        <w:t xml:space="preserve">および </w:t>
       </w:r>
       <w:r>
         <w:rPr>
@@ -1112,7 +1753,7 @@
           <w:color w:val="000000"/>
           <w:sz w:val="19"/>
         </w:rPr>
-        <w:t>MHEC 系</w:t>
+        <w:t>DSC（示差走査熱量測定）</w:t>
       </w:r>
       <w:r>
         <w:rPr>
@@ -1121,7 +1762,7 @@
           <w:color w:val="000000"/>
           <w:sz w:val="19"/>
         </w:rPr>
-        <w:t xml:space="preserve">では燃焼前 C = 38.3 at% → 燃焼後 C = 4.8 at%（≈87% 減少）。HEC+MC 系でも同様の大幅な炭素減少が確認された </w:t>
+        <w:t>で評価した。焼結の進行は、加熱時間を0・1・2・4分に変えた試料の</w:t>
       </w:r>
       <w:r>
         <w:rPr>
@@ -1130,7 +1771,7 @@
           <w:color w:val="000000"/>
           <w:sz w:val="19"/>
         </w:rPr>
-        <w:t>(Fig. 4c–d)</w:t>
+        <w:t>断面 SEM（走査型電子顕微鏡）</w:t>
       </w:r>
       <w:r>
         <w:rPr>
@@ -1139,244 +1780,7 @@
           <w:color w:val="000000"/>
           <w:sz w:val="19"/>
         </w:rPr>
-        <w:t>。これにより有機セルロース成分が燃焼除去され、無機シリカが残存することが組成レベルで裏付けられた。</w:t>
-      </w:r>
-    </w:p>
-    <w:p>
-      <w:pPr>
-        <w:spacing w:before="60" w:after="0" w:lineRule="exact" w:line="280"/>
-      </w:pPr>
-      <w:r>
-        <w:rPr>
-          <w:rFonts w:ascii="MS PGothic" w:hAnsi="MS PGothic" w:eastAsia="MS PGothic"/>
-          <w:b/>
-          <w:color w:val="000000"/>
-          <w:sz w:val="20"/>
-        </w:rPr>
-        <w:t>・TGA / DSC（熱重量分析・示差走査熱量測定）</w:t>
-      </w:r>
-    </w:p>
-    <w:p>
-      <w:pPr>
-        <w:spacing w:before="0" w:after="40" w:lineRule="exact" w:line="280"/>
-        <w:ind w:firstLine="227"/>
-      </w:pPr>
-      <w:r>
-        <w:rPr>
-          <w:rFonts w:ascii="MS PGothic" w:hAnsi="MS PGothic" w:eastAsia="MS PGothic"/>
-          <w:b w:val="0"/>
-          <w:color w:val="000000"/>
-          <w:sz w:val="19"/>
-        </w:rPr>
-      </w:r>
-      <w:r>
-        <w:rPr>
-          <w:rFonts w:ascii="MS PGothic" w:hAnsi="MS PGothic" w:eastAsia="MS PGothic"/>
-          <w:b/>
-          <w:color w:val="000000"/>
-          <w:sz w:val="19"/>
-        </w:rPr>
-        <w:t>TGA</w:t>
-      </w:r>
-      <w:r>
-        <w:rPr>
-          <w:rFonts w:ascii="MS PGothic" w:hAnsi="MS PGothic" w:eastAsia="MS PGothic"/>
-          <w:b w:val="0"/>
-          <w:color w:val="000000"/>
-          <w:sz w:val="19"/>
-        </w:rPr>
-        <w:t>（熱重量分析）では、昇温に伴う重量変化から各成分の分解温度と残存量を特定した。主要な熱分解イベント：</w:t>
-      </w:r>
-      <w:r>
-        <w:rPr>
-          <w:rFonts w:ascii="MS PGothic" w:hAnsi="MS PGothic" w:eastAsia="MS PGothic"/>
-          <w:b/>
-          <w:color w:val="000000"/>
-          <w:sz w:val="19"/>
-        </w:rPr>
-        <w:t>約280℃</w:t>
-      </w:r>
-      <w:r>
-        <w:rPr>
-          <w:rFonts w:ascii="MS PGothic" w:hAnsi="MS PGothic" w:eastAsia="MS PGothic"/>
-          <w:b w:val="0"/>
-          <w:color w:val="000000"/>
-          <w:sz w:val="19"/>
-        </w:rPr>
-        <w:t>でセルロース有機鎖の主たる熱分解が起こり大きな重量減少（吸熱ピーク）。</w:t>
-      </w:r>
-      <w:r>
-        <w:rPr>
-          <w:rFonts w:ascii="MS PGothic" w:hAnsi="MS PGothic" w:eastAsia="MS PGothic"/>
-          <w:b/>
-          <w:color w:val="000000"/>
-          <w:sz w:val="19"/>
-        </w:rPr>
-        <w:t>600℃超</w:t>
-      </w:r>
-      <w:r>
-        <w:rPr>
-          <w:rFonts w:ascii="MS PGothic" w:hAnsi="MS PGothic" w:eastAsia="MS PGothic"/>
-          <w:b w:val="0"/>
-          <w:color w:val="000000"/>
-          <w:sz w:val="19"/>
-        </w:rPr>
-        <w:t>で残存するのはシリカのみで、残渣量は</w:t>
-      </w:r>
-      <w:r>
-        <w:rPr>
-          <w:rFonts w:ascii="MS PGothic" w:hAnsi="MS PGothic" w:eastAsia="MS PGothic"/>
-          <w:b/>
-          <w:color w:val="000000"/>
-          <w:sz w:val="19"/>
-        </w:rPr>
-        <w:t>約5〜8 wt%</w:t>
-      </w:r>
-      <w:r>
-        <w:rPr>
-          <w:rFonts w:ascii="MS PGothic" w:hAnsi="MS PGothic" w:eastAsia="MS PGothic"/>
-          <w:b w:val="0"/>
-          <w:color w:val="000000"/>
-          <w:sz w:val="19"/>
-        </w:rPr>
-        <w:t>（仕込み CSP 量の5 wt% に一致）</w:t>
-      </w:r>
-      <w:r>
-        <w:rPr>
-          <w:rFonts w:ascii="MS PGothic" w:hAnsi="MS PGothic" w:eastAsia="MS PGothic"/>
-          <w:b/>
-          <w:color w:val="000000"/>
-          <w:sz w:val="19"/>
-        </w:rPr>
-        <w:t>(Fig. 5a)</w:t>
-      </w:r>
-      <w:r>
-        <w:rPr>
-          <w:rFonts w:ascii="MS PGothic" w:hAnsi="MS PGothic" w:eastAsia="MS PGothic"/>
-          <w:b w:val="0"/>
-          <w:color w:val="000000"/>
-          <w:sz w:val="19"/>
-        </w:rPr>
-        <w:t>。</w:t>
-      </w:r>
-      <w:r>
-        <w:rPr>
-          <w:rFonts w:ascii="MS PGothic" w:hAnsi="MS PGothic" w:eastAsia="MS PGothic"/>
-          <w:b/>
-          <w:color w:val="000000"/>
-          <w:sz w:val="19"/>
-        </w:rPr>
-        <w:t>DSC</w:t>
-      </w:r>
-      <w:r>
-        <w:rPr>
-          <w:rFonts w:ascii="MS PGothic" w:hAnsi="MS PGothic" w:eastAsia="MS PGothic"/>
-          <w:b w:val="0"/>
-          <w:color w:val="000000"/>
-          <w:sz w:val="19"/>
-        </w:rPr>
-        <w:t xml:space="preserve"> との組み合わせにより、</w:t>
-      </w:r>
-      <w:r>
-        <w:rPr>
-          <w:rFonts w:ascii="MS PGothic" w:hAnsi="MS PGothic" w:eastAsia="MS PGothic"/>
-          <w:b/>
-          <w:color w:val="000000"/>
-          <w:sz w:val="19"/>
-        </w:rPr>
-        <w:t>CSP の焼結開始温度（約200℃）</w:t>
-      </w:r>
-      <w:r>
-        <w:rPr>
-          <w:rFonts w:ascii="MS PGothic" w:hAnsi="MS PGothic" w:eastAsia="MS PGothic"/>
-          <w:b w:val="0"/>
-          <w:color w:val="000000"/>
-          <w:sz w:val="19"/>
-        </w:rPr>
-        <w:t>と</w:t>
-      </w:r>
-      <w:r>
-        <w:rPr>
-          <w:rFonts w:ascii="MS PGothic" w:hAnsi="MS PGothic" w:eastAsia="MS PGothic"/>
-          <w:b/>
-          <w:color w:val="000000"/>
-          <w:sz w:val="19"/>
-        </w:rPr>
-        <w:t>セルロースの分解開始温度（約280℃）</w:t>
-      </w:r>
-      <w:r>
-        <w:rPr>
-          <w:rFonts w:ascii="MS PGothic" w:hAnsi="MS PGothic" w:eastAsia="MS PGothic"/>
-          <w:b w:val="0"/>
-          <w:color w:val="000000"/>
-          <w:sz w:val="19"/>
-        </w:rPr>
-        <w:t>が温度的に重なることを確認。この温度同期性がエアロゲル化を骨格崩壊と同期させる鍵となる。</w:t>
-      </w:r>
-    </w:p>
-    <w:p>
-      <w:pPr>
-        <w:spacing w:before="60" w:after="0" w:lineRule="exact" w:line="280"/>
-      </w:pPr>
-      <w:r>
-        <w:rPr>
-          <w:rFonts w:ascii="MS PGothic" w:hAnsi="MS PGothic" w:eastAsia="MS PGothic"/>
-          <w:b/>
-          <w:color w:val="000000"/>
-          <w:sz w:val="20"/>
-        </w:rPr>
-        <w:t>・SEM（走査型電子顕微鏡）— 断面観察</w:t>
-      </w:r>
-    </w:p>
-    <w:p>
-      <w:pPr>
-        <w:spacing w:before="0" w:after="40" w:lineRule="exact" w:line="280"/>
-        <w:ind w:firstLine="227"/>
-      </w:pPr>
-      <w:r>
-        <w:rPr>
-          <w:rFonts w:ascii="MS PGothic" w:hAnsi="MS PGothic" w:eastAsia="MS PGothic"/>
-          <w:b w:val="0"/>
-          <w:color w:val="000000"/>
-          <w:sz w:val="19"/>
-        </w:rPr>
-        <w:t>焼結の進行を直接観察するため、加熱時間を0分・1分・2分・4分に変えた試料の</w:t>
-      </w:r>
-      <w:r>
-        <w:rPr>
-          <w:rFonts w:ascii="MS PGothic" w:hAnsi="MS PGothic" w:eastAsia="MS PGothic"/>
-          <w:b/>
-          <w:color w:val="000000"/>
-          <w:sz w:val="19"/>
-        </w:rPr>
-        <w:t>断面 SEM 像</w:t>
-      </w:r>
-      <w:r>
-        <w:rPr>
-          <w:rFonts w:ascii="MS PGothic" w:hAnsi="MS PGothic" w:eastAsia="MS PGothic"/>
-          <w:b w:val="0"/>
-          <w:color w:val="000000"/>
-          <w:sz w:val="19"/>
-        </w:rPr>
-        <w:t xml:space="preserve">を取得した </w:t>
-      </w:r>
-      <w:r>
-        <w:rPr>
-          <w:rFonts w:ascii="MS PGothic" w:hAnsi="MS PGothic" w:eastAsia="MS PGothic"/>
-          <w:b/>
-          <w:color w:val="000000"/>
-          <w:sz w:val="19"/>
-        </w:rPr>
-        <w:t>(Fig. 5b)</w:t>
-      </w:r>
-      <w:r>
-        <w:rPr>
-          <w:rFonts w:ascii="MS PGothic" w:hAnsi="MS PGothic" w:eastAsia="MS PGothic"/>
-          <w:b w:val="0"/>
-          <w:color w:val="000000"/>
-          <w:sz w:val="19"/>
-        </w:rPr>
-        <w:t>。各段階で切断断面を露出させ、シリカ粒子の配置・連結状態を観察した。</w:t>
+        <w:t>観察で直接可視化した。</w:t>
       </w:r>
     </w:p>
     <w:p>
@@ -1505,7 +1909,7 @@
           <w:color w:val="000000"/>
           <w:sz w:val="19"/>
         </w:rPr>
-        <w:t>。せん断希薄化指数（power-law index n &lt; 1）は強いせん断希薄化を示し、ポンプ圧がかかるノズル通過時のみ流動化して噴霧できる。</w:t>
+        <w:t>。流動指数 n &lt; 1 の強いせん断希薄化により、ポンプ圧がかかるノズル通過時のみ流動化して噴霧でき、噴霧停止後はただちにゲルに戻る。</w:t>
       </w:r>
     </w:p>
     <w:p>
@@ -1552,7 +1956,7 @@
           <w:color w:val="000000"/>
           <w:sz w:val="19"/>
         </w:rPr>
-        <w:t>は、</w:t>
+        <w:t xml:space="preserve">は、作製直後で </w:t>
       </w:r>
       <w:r>
         <w:rPr>
@@ -1570,17 +1974,317 @@
           <w:color w:val="000000"/>
           <w:sz w:val="19"/>
         </w:rPr>
-        <w:t xml:space="preserve">であった。HEC+MC 系が高い静的降伏応力を示し、垂直面での強固な付着・耐ダレ性に優れることが示された。MHEC 系は静的降伏応力は低いものの、動的降伏応力（Herschel–Bulkley フィット値）が適度な範囲にあり、ポンプ圧内で問題なく噴霧できることが確認された </w:t>
+        <w:t>であった。HEC+MC 系が約10倍高い静的降伏応力を示し、垂直面での強固な付着・耐ダレ性に優れる。MHEC 系は静的降伏応力は低いものの、動的降伏応力（Herschel–Bulkley フィット値）が適度な範囲にあり、ポンプ圧内で問題なく噴霧できることが確認された。両系とも「高い静的降伏応力による付着性」と「適度な動的降伏応力による噴霧性」を同時に満たすという実用要件を達成している。主要なレオロジー特性を Table 2 にまとめる。</w:t>
       </w:r>
+    </w:p>
+    <w:p>
+      <w:pPr>
+        <w:spacing w:before="20" w:after="60" w:lineRule="exact" w:line="240"/>
+      </w:pPr>
       <w:r>
         <w:rPr>
           <w:rFonts w:ascii="MS PGothic" w:hAnsi="MS PGothic" w:eastAsia="MS PGothic"/>
           <w:b/>
           <w:color w:val="000000"/>
-          <w:sz w:val="19"/>
+          <w:sz w:val="17"/>
         </w:rPr>
-        <w:t>(Fig. 2d–e)</w:t>
+        <w:t>Table 2. 主要レオロジー特性（作製直後）と現場性能への対応</w:t>
       </w:r>
+    </w:p>
+    <w:tbl>
+      <w:tblPr>
+        <w:tblStyle w:val="TableGrid"/>
+        <w:tblW w:type="auto" w:w="0"/>
+        <w:jc w:val="center"/>
+        <w:tblLook w:firstColumn="1" w:firstRow="1" w:lastColumn="0" w:lastRow="0" w:noHBand="0" w:noVBand="1" w:val="04A0"/>
+      </w:tblPr>
+      <w:tblGrid>
+        <w:gridCol w:w="2493"/>
+        <w:gridCol w:w="2493"/>
+        <w:gridCol w:w="2493"/>
+        <w:gridCol w:w="2493"/>
+      </w:tblGrid>
+      <w:tr>
+        <w:tc>
+          <w:tcPr>
+            <w:tcW w:type="dxa" w:w="2493"/>
+            <w:vAlign w:val="center"/>
+            <w:tcW w:w="2400" w:type="dxa"/>
+          </w:tcPr>
+          <w:p>
+            <w:pPr>
+              <w:spacing w:before="20" w:after="20" w:lineRule="exact" w:line="240"/>
+              <w:jc w:val="center"/>
+            </w:pPr>
+            <w:r>
+              <w:rPr>
+                <w:rFonts w:ascii="MS PGothic" w:hAnsi="MS PGothic" w:eastAsia="MS PGothic"/>
+                <w:b/>
+                <w:color w:val="000000"/>
+                <w:sz w:val="18"/>
+              </w:rPr>
+              <w:t>配合</w:t>
+            </w:r>
+          </w:p>
+        </w:tc>
+        <w:tc>
+          <w:tcPr>
+            <w:tcW w:type="dxa" w:w="2493"/>
+            <w:vAlign w:val="center"/>
+            <w:tcW w:w="1700" w:type="dxa"/>
+          </w:tcPr>
+          <w:p>
+            <w:pPr>
+              <w:spacing w:before="20" w:after="20" w:lineRule="exact" w:line="240"/>
+              <w:jc w:val="center"/>
+            </w:pPr>
+            <w:r>
+              <w:rPr>
+                <w:rFonts w:ascii="MS PGothic" w:hAnsi="MS PGothic" w:eastAsia="MS PGothic"/>
+                <w:b/>
+                <w:color w:val="000000"/>
+                <w:sz w:val="18"/>
+              </w:rPr>
+              <w:t>静的降伏応力</w:t>
+            </w:r>
+          </w:p>
+        </w:tc>
+        <w:tc>
+          <w:tcPr>
+            <w:tcW w:type="dxa" w:w="2493"/>
+            <w:vAlign w:val="center"/>
+            <w:tcW w:w="2200" w:type="dxa"/>
+          </w:tcPr>
+          <w:p>
+            <w:pPr>
+              <w:spacing w:before="20" w:after="20" w:lineRule="exact" w:line="240"/>
+              <w:jc w:val="center"/>
+            </w:pPr>
+            <w:r>
+              <w:rPr>
+                <w:rFonts w:ascii="MS PGothic" w:hAnsi="MS PGothic" w:eastAsia="MS PGothic"/>
+                <w:b/>
+                <w:color w:val="000000"/>
+                <w:sz w:val="18"/>
+              </w:rPr>
+              <w:t>長期変化率</w:t>
+            </w:r>
+          </w:p>
+        </w:tc>
+        <w:tc>
+          <w:tcPr>
+            <w:tcW w:type="dxa" w:w="2493"/>
+            <w:vAlign w:val="center"/>
+            <w:tcW w:w="3060" w:type="dxa"/>
+          </w:tcPr>
+          <w:p>
+            <w:pPr>
+              <w:spacing w:before="20" w:after="20" w:lineRule="exact" w:line="240"/>
+              <w:jc w:val="center"/>
+            </w:pPr>
+            <w:r>
+              <w:rPr>
+                <w:rFonts w:ascii="MS PGothic" w:hAnsi="MS PGothic" w:eastAsia="MS PGothic"/>
+                <w:b/>
+                <w:color w:val="000000"/>
+                <w:sz w:val="18"/>
+              </w:rPr>
+              <w:t>現場性能の対応</w:t>
+            </w:r>
+          </w:p>
+        </w:tc>
+      </w:tr>
+      <w:tr>
+        <w:tc>
+          <w:tcPr>
+            <w:tcW w:type="dxa" w:w="2493"/>
+            <w:vAlign w:val="center"/>
+            <w:tcW w:w="2400" w:type="dxa"/>
+          </w:tcPr>
+          <w:p>
+            <w:pPr>
+              <w:spacing w:before="20" w:after="20" w:lineRule="exact" w:line="240"/>
+              <w:jc w:val="left"/>
+            </w:pPr>
+            <w:r>
+              <w:rPr>
+                <w:rFonts w:ascii="MS PGothic" w:hAnsi="MS PGothic" w:eastAsia="MS PGothic"/>
+                <w:b w:val="0"/>
+                <w:color w:val="000000"/>
+                <w:sz w:val="18"/>
+              </w:rPr>
+              <w:t>HEC+MC/CSP (1-5)</w:t>
+            </w:r>
+          </w:p>
+        </w:tc>
+        <w:tc>
+          <w:tcPr>
+            <w:tcW w:type="dxa" w:w="2493"/>
+            <w:vAlign w:val="center"/>
+            <w:tcW w:w="1700" w:type="dxa"/>
+          </w:tcPr>
+          <w:p>
+            <w:pPr>
+              <w:spacing w:before="20" w:after="20" w:lineRule="exact" w:line="240"/>
+              <w:jc w:val="center"/>
+            </w:pPr>
+            <w:r>
+              <w:rPr>
+                <w:rFonts w:ascii="MS PGothic" w:hAnsi="MS PGothic" w:eastAsia="MS PGothic"/>
+                <w:b w:val="0"/>
+                <w:color w:val="000000"/>
+                <w:sz w:val="18"/>
+              </w:rPr>
+              <w:t>33.3 Pa</w:t>
+            </w:r>
+          </w:p>
+        </w:tc>
+        <w:tc>
+          <w:tcPr>
+            <w:tcW w:type="dxa" w:w="2493"/>
+            <w:vAlign w:val="center"/>
+            <w:tcW w:w="2200" w:type="dxa"/>
+          </w:tcPr>
+          <w:p>
+            <w:pPr>
+              <w:spacing w:before="20" w:after="20" w:lineRule="exact" w:line="240"/>
+              <w:jc w:val="center"/>
+            </w:pPr>
+            <w:r>
+              <w:rPr>
+                <w:rFonts w:ascii="MS PGothic" w:hAnsi="MS PGothic" w:eastAsia="MS PGothic"/>
+                <w:b w:val="0"/>
+                <w:color w:val="000000"/>
+                <w:sz w:val="18"/>
+              </w:rPr>
+              <w:t>+107%（→約69 Pa）</w:t>
+            </w:r>
+          </w:p>
+        </w:tc>
+        <w:tc>
+          <w:tcPr>
+            <w:tcW w:type="dxa" w:w="2493"/>
+            <w:vAlign w:val="center"/>
+            <w:tcW w:w="3060" w:type="dxa"/>
+          </w:tcPr>
+          <w:p>
+            <w:pPr>
+              <w:spacing w:before="20" w:after="20" w:lineRule="exact" w:line="240"/>
+              <w:jc w:val="center"/>
+            </w:pPr>
+            <w:r>
+              <w:rPr>
+                <w:rFonts w:ascii="MS PGothic" w:hAnsi="MS PGothic" w:eastAsia="MS PGothic"/>
+                <w:b w:val="0"/>
+                <w:color w:val="000000"/>
+                <w:sz w:val="18"/>
+              </w:rPr>
+              <w:t>付着性◎・噴霧性○・燃焼性能やや上</w:t>
+            </w:r>
+          </w:p>
+        </w:tc>
+      </w:tr>
+      <w:tr>
+        <w:tc>
+          <w:tcPr>
+            <w:tcW w:type="dxa" w:w="2493"/>
+            <w:vAlign w:val="center"/>
+            <w:tcW w:w="2400" w:type="dxa"/>
+          </w:tcPr>
+          <w:p>
+            <w:pPr>
+              <w:spacing w:before="20" w:after="20" w:lineRule="exact" w:line="240"/>
+              <w:jc w:val="left"/>
+            </w:pPr>
+            <w:r>
+              <w:rPr>
+                <w:rFonts w:ascii="MS PGothic" w:hAnsi="MS PGothic" w:eastAsia="MS PGothic"/>
+                <w:b w:val="0"/>
+                <w:color w:val="000000"/>
+                <w:sz w:val="18"/>
+              </w:rPr>
+              <w:t>MHEC/CSP (1-5)</w:t>
+            </w:r>
+          </w:p>
+        </w:tc>
+        <w:tc>
+          <w:tcPr>
+            <w:tcW w:type="dxa" w:w="2493"/>
+            <w:vAlign w:val="center"/>
+            <w:tcW w:w="1700" w:type="dxa"/>
+          </w:tcPr>
+          <w:p>
+            <w:pPr>
+              <w:spacing w:before="20" w:after="20" w:lineRule="exact" w:line="240"/>
+              <w:jc w:val="center"/>
+            </w:pPr>
+            <w:r>
+              <w:rPr>
+                <w:rFonts w:ascii="MS PGothic" w:hAnsi="MS PGothic" w:eastAsia="MS PGothic"/>
+                <w:b w:val="0"/>
+                <w:color w:val="000000"/>
+                <w:sz w:val="18"/>
+              </w:rPr>
+              <w:t>3.31 Pa</w:t>
+            </w:r>
+          </w:p>
+        </w:tc>
+        <w:tc>
+          <w:tcPr>
+            <w:tcW w:type="dxa" w:w="2493"/>
+            <w:vAlign w:val="center"/>
+            <w:tcW w:w="2200" w:type="dxa"/>
+          </w:tcPr>
+          <w:p>
+            <w:pPr>
+              <w:spacing w:before="20" w:after="20" w:lineRule="exact" w:line="240"/>
+              <w:jc w:val="center"/>
+            </w:pPr>
+            <w:r>
+              <w:rPr>
+                <w:rFonts w:ascii="MS PGothic" w:hAnsi="MS PGothic" w:eastAsia="MS PGothic"/>
+                <w:b w:val="0"/>
+                <w:color w:val="000000"/>
+                <w:sz w:val="18"/>
+              </w:rPr>
+              <w:t>+38%</w:t>
+            </w:r>
+          </w:p>
+        </w:tc>
+        <w:tc>
+          <w:tcPr>
+            <w:tcW w:type="dxa" w:w="2493"/>
+            <w:vAlign w:val="center"/>
+            <w:tcW w:w="3060" w:type="dxa"/>
+          </w:tcPr>
+          <w:p>
+            <w:pPr>
+              <w:spacing w:before="20" w:after="20" w:lineRule="exact" w:line="240"/>
+              <w:jc w:val="center"/>
+            </w:pPr>
+            <w:r>
+              <w:rPr>
+                <w:rFonts w:ascii="MS PGothic" w:hAnsi="MS PGothic" w:eastAsia="MS PGothic"/>
+                <w:b w:val="0"/>
+                <w:color w:val="000000"/>
+                <w:sz w:val="18"/>
+              </w:rPr>
+              <w:t>噴霧性◎・付着性○・長期安定◎</w:t>
+            </w:r>
+          </w:p>
+        </w:tc>
+      </w:tr>
+    </w:tbl>
+    <w:p>
+      <w:pPr>
+        <w:spacing w:before="0" w:after="60"/>
+      </w:pPr>
+    </w:p>
+    <w:p>
+      <w:pPr>
+        <w:spacing w:before="0" w:after="40" w:lineRule="exact" w:line="280"/>
+        <w:ind w:firstLine="227"/>
+      </w:pPr>
       <w:r>
         <w:rPr>
           <w:rFonts w:ascii="MS PGothic" w:hAnsi="MS PGothic" w:eastAsia="MS PGothic"/>
@@ -1588,7 +2292,7 @@
           <w:color w:val="000000"/>
           <w:sz w:val="19"/>
         </w:rPr>
-        <w:t>。両系とも「高い静的降伏応力による付着性」と「適度な動的降伏応力による噴霧性」を同時に満たすという実用要件を達成している。</w:t>
+        <w:t>なお、静的降伏応力＝LAOS の G'/G'' クロスオーバー応力（高いほど垂直面に付着）、動的降伏応力＝フロースイープの Herschel–Bulkley フィット（適度ならポンプ圧内で噴霧可）、という2定義で評価している点が本研究の方法論的特徴である。</w:t>
       </w:r>
     </w:p>
     <w:p>
@@ -1653,25 +2357,7 @@
           <w:color w:val="000000"/>
           <w:sz w:val="19"/>
         </w:rPr>
-        <w:t>。これは SDS が CSP 表面の電荷を変化させて PP 水素結合ネットワークを弱体化し、ゲルの剛性・付着力を損なうことを示唆する。すなわち SDS は添加によってレオロジー性能が低下するという</w:t>
-      </w:r>
-      <w:r>
-        <w:rPr>
-          <w:rFonts w:ascii="MS PGothic" w:hAnsi="MS PGothic" w:eastAsia="MS PGothic"/>
-          <w:b/>
-          <w:color w:val="000000"/>
-          <w:sz w:val="19"/>
-        </w:rPr>
-        <w:t>ネガティブ結果</w:t>
-      </w:r>
-      <w:r>
-        <w:rPr>
-          <w:rFonts w:ascii="MS PGothic" w:hAnsi="MS PGothic" w:eastAsia="MS PGothic"/>
-          <w:b w:val="0"/>
-          <w:color w:val="000000"/>
-          <w:sz w:val="19"/>
-        </w:rPr>
-        <w:t>が得られた。</w:t>
+        <w:t>。これは SDS が CSP 表面の電荷状態を変化させ、PP 水素結合ネットワークを弱体化させてゲルの剛性・付着力を損なうことを示唆する。すなわち SDS はゲルのレオロジー性能に対して有害であった。</w:t>
       </w:r>
     </w:p>
     <w:p>
@@ -1700,7 +2386,7 @@
           <w:color w:val="000000"/>
           <w:sz w:val="19"/>
         </w:rPr>
-        <w:t>発泡指数（expansion ratio）は燃焼前後の体積比で評価した。無添加（SDS 0%）で最大値</w:t>
+        <w:t>発泡指数（expansion ratio、燃焼前後の体積比）は無添加（SDS 0%）で最大値</w:t>
       </w:r>
       <w:r>
         <w:rPr>
@@ -1790,7 +2476,21 @@
           <w:color w:val="000000"/>
           <w:sz w:val="19"/>
         </w:rPr>
-        <w:t>という設計上の知見が得られた。著者らはこのネガティブ結果を誠実に提示し、無添加を推奨配合とする根拠として明示している。</w:t>
+        <w:t>という設計上の知見が得られた。当初 SDS は「濡れ性改善＋発泡安定化で断熱層を厚くする」ことを期待して添加されたが、結果はすべての指標で逆効果であり、著者らはこのネガティブ結果を誠実に提示して無添加を推奨配合とする根拠としている。SDS 添加効果を Table 3 にまとめる。</w:t>
+      </w:r>
+    </w:p>
+    <w:p>
+      <w:pPr>
+        <w:spacing w:before="20" w:after="60" w:lineRule="exact" w:line="240"/>
+      </w:pPr>
+      <w:r>
+        <w:rPr>
+          <w:rFonts w:ascii="MS PGothic" w:hAnsi="MS PGothic" w:eastAsia="MS PGothic"/>
+          <w:b/>
+          <w:color w:val="000000"/>
+          <w:sz w:val="17"/>
+        </w:rPr>
+        <w:t>Table 3. SDS 濃度が発泡指数・気泡構造・弾性率に与える影響</w:t>
       </w:r>
     </w:p>
     <w:tbl>
@@ -1801,21 +2501,156 @@
         <w:tblLook w:firstColumn="1" w:firstRow="1" w:lastColumn="0" w:lastRow="0" w:noHBand="0" w:noVBand="1" w:val="04A0"/>
       </w:tblPr>
       <w:tblGrid>
-        <w:gridCol w:w="9972"/>
+        <w:gridCol w:w="1994"/>
+        <w:gridCol w:w="1994"/>
+        <w:gridCol w:w="1994"/>
+        <w:gridCol w:w="1994"/>
+        <w:gridCol w:w="1994"/>
       </w:tblGrid>
       <w:tr>
-        <w:trPr>
-          <w:trHeight w:val="3969" w:hRule="exact"/>
-        </w:trPr>
         <w:tc>
           <w:tcPr>
-            <w:tcW w:type="dxa" w:w="9972"/>
-            <w:tcW w:w="9360" w:type="dxa"/>
+            <w:tcW w:type="dxa" w:w="1994"/>
             <w:vAlign w:val="center"/>
+            <w:tcW w:w="1600" w:type="dxa"/>
           </w:tcPr>
           <w:p>
             <w:pPr>
-              <w:spacing w:before="0" w:after="0"/>
+              <w:spacing w:before="20" w:after="20" w:lineRule="exact" w:line="240"/>
+              <w:jc w:val="center"/>
+            </w:pPr>
+            <w:r>
+              <w:rPr>
+                <w:rFonts w:ascii="MS PGothic" w:hAnsi="MS PGothic" w:eastAsia="MS PGothic"/>
+                <w:b/>
+                <w:color w:val="000000"/>
+                <w:sz w:val="18"/>
+              </w:rPr>
+              <w:t>SDS濃度</w:t>
+            </w:r>
+          </w:p>
+        </w:tc>
+        <w:tc>
+          <w:tcPr>
+            <w:tcW w:type="dxa" w:w="1994"/>
+            <w:vAlign w:val="center"/>
+            <w:tcW w:w="1700" w:type="dxa"/>
+          </w:tcPr>
+          <w:p>
+            <w:pPr>
+              <w:spacing w:before="20" w:after="20" w:lineRule="exact" w:line="240"/>
+              <w:jc w:val="center"/>
+            </w:pPr>
+            <w:r>
+              <w:rPr>
+                <w:rFonts w:ascii="MS PGothic" w:hAnsi="MS PGothic" w:eastAsia="MS PGothic"/>
+                <w:b/>
+                <w:color w:val="000000"/>
+                <w:sz w:val="18"/>
+              </w:rPr>
+              <w:t>発泡指数</w:t>
+            </w:r>
+          </w:p>
+        </w:tc>
+        <w:tc>
+          <w:tcPr>
+            <w:tcW w:type="dxa" w:w="1994"/>
+            <w:vAlign w:val="center"/>
+            <w:tcW w:w="2200" w:type="dxa"/>
+          </w:tcPr>
+          <w:p>
+            <w:pPr>
+              <w:spacing w:before="20" w:after="20" w:lineRule="exact" w:line="240"/>
+              <w:jc w:val="center"/>
+            </w:pPr>
+            <w:r>
+              <w:rPr>
+                <w:rFonts w:ascii="MS PGothic" w:hAnsi="MS PGothic" w:eastAsia="MS PGothic"/>
+                <w:b/>
+                <w:color w:val="000000"/>
+                <w:sz w:val="18"/>
+              </w:rPr>
+              <w:t>気泡微細構造</w:t>
+            </w:r>
+          </w:p>
+        </w:tc>
+        <w:tc>
+          <w:tcPr>
+            <w:tcW w:type="dxa" w:w="1994"/>
+            <w:vAlign w:val="center"/>
+            <w:tcW w:w="2200" w:type="dxa"/>
+          </w:tcPr>
+          <w:p>
+            <w:pPr>
+              <w:spacing w:before="20" w:after="20" w:lineRule="exact" w:line="240"/>
+              <w:jc w:val="center"/>
+            </w:pPr>
+            <w:r>
+              <w:rPr>
+                <w:rFonts w:ascii="MS PGothic" w:hAnsi="MS PGothic" w:eastAsia="MS PGothic"/>
+                <w:b/>
+                <w:color w:val="000000"/>
+                <w:sz w:val="18"/>
+              </w:rPr>
+              <w:t>弾性率/降伏応力</w:t>
+            </w:r>
+          </w:p>
+        </w:tc>
+        <w:tc>
+          <w:tcPr>
+            <w:tcW w:type="dxa" w:w="1994"/>
+            <w:vAlign w:val="center"/>
+            <w:tcW w:w="1660" w:type="dxa"/>
+          </w:tcPr>
+          <w:p>
+            <w:pPr>
+              <w:spacing w:before="20" w:after="20" w:lineRule="exact" w:line="240"/>
+              <w:jc w:val="center"/>
+            </w:pPr>
+            <w:r>
+              <w:rPr>
+                <w:rFonts w:ascii="MS PGothic" w:hAnsi="MS PGothic" w:eastAsia="MS PGothic"/>
+                <w:b/>
+                <w:color w:val="000000"/>
+                <w:sz w:val="18"/>
+              </w:rPr>
+              <w:t>総合評価</w:t>
+            </w:r>
+          </w:p>
+        </w:tc>
+      </w:tr>
+      <w:tr>
+        <w:tc>
+          <w:tcPr>
+            <w:tcW w:type="dxa" w:w="1994"/>
+            <w:vAlign w:val="center"/>
+            <w:tcW w:w="1600" w:type="dxa"/>
+          </w:tcPr>
+          <w:p>
+            <w:pPr>
+              <w:spacing w:before="20" w:after="20" w:lineRule="exact" w:line="240"/>
+              <w:jc w:val="left"/>
+            </w:pPr>
+            <w:r>
+              <w:rPr>
+                <w:rFonts w:ascii="MS PGothic" w:hAnsi="MS PGothic" w:eastAsia="MS PGothic"/>
+                <w:b w:val="0"/>
+                <w:color w:val="000000"/>
+                <w:sz w:val="18"/>
+              </w:rPr>
+              <w:t>0 %（無添加）</w:t>
+            </w:r>
+          </w:p>
+        </w:tc>
+        <w:tc>
+          <w:tcPr>
+            <w:tcW w:type="dxa" w:w="1994"/>
+            <w:vAlign w:val="center"/>
+            <w:tcW w:w="1700" w:type="dxa"/>
+          </w:tcPr>
+          <w:p>
+            <w:pPr>
+              <w:spacing w:before="20" w:after="20" w:lineRule="exact" w:line="240"/>
               <w:jc w:val="center"/>
             </w:pPr>
             <w:r>
@@ -1825,7 +2660,297 @@
                 <w:color w:val="000000"/>
                 <w:sz w:val="18"/>
               </w:rPr>
-              <w:t>［図挿入欄］Fig. 2a–j：(a) 周波数掃引（G'/G''）、(b) ひずみ掃引、(c) フロースイープ（せん断希薄化）、(d–e) 降伏応力（LAOS・HB フィット）、(e–h) SDS 添加の弾性率・降伏応力への影響、(i) 発泡指数、(j) 気泡微細構造 SEM</w:t>
+              <w:t>約2.6（最大）</w:t>
+            </w:r>
+          </w:p>
+        </w:tc>
+        <w:tc>
+          <w:tcPr>
+            <w:tcW w:type="dxa" w:w="1994"/>
+            <w:vAlign w:val="center"/>
+            <w:tcW w:w="2200" w:type="dxa"/>
+          </w:tcPr>
+          <w:p>
+            <w:pPr>
+              <w:spacing w:before="20" w:after="20" w:lineRule="exact" w:line="240"/>
+              <w:jc w:val="center"/>
+            </w:pPr>
+            <w:r>
+              <w:rPr>
+                <w:rFonts w:ascii="MS PGothic" w:hAnsi="MS PGothic" w:eastAsia="MS PGothic"/>
+                <w:b w:val="0"/>
+                <w:color w:val="000000"/>
+                <w:sz w:val="18"/>
+              </w:rPr>
+              <w:t>均一・密</w:t>
+            </w:r>
+          </w:p>
+        </w:tc>
+        <w:tc>
+          <w:tcPr>
+            <w:tcW w:type="dxa" w:w="1994"/>
+            <w:vAlign w:val="center"/>
+            <w:tcW w:w="2200" w:type="dxa"/>
+          </w:tcPr>
+          <w:p>
+            <w:pPr>
+              <w:spacing w:before="20" w:after="20" w:lineRule="exact" w:line="240"/>
+              <w:jc w:val="center"/>
+            </w:pPr>
+            <w:r>
+              <w:rPr>
+                <w:rFonts w:ascii="MS PGothic" w:hAnsi="MS PGothic" w:eastAsia="MS PGothic"/>
+                <w:b w:val="0"/>
+                <w:color w:val="000000"/>
+                <w:sz w:val="18"/>
+              </w:rPr>
+              <w:t>最も高い</w:t>
+            </w:r>
+          </w:p>
+        </w:tc>
+        <w:tc>
+          <w:tcPr>
+            <w:tcW w:type="dxa" w:w="1994"/>
+            <w:vAlign w:val="center"/>
+            <w:tcW w:w="1660" w:type="dxa"/>
+          </w:tcPr>
+          <w:p>
+            <w:pPr>
+              <w:spacing w:before="20" w:after="20" w:lineRule="exact" w:line="240"/>
+              <w:jc w:val="center"/>
+            </w:pPr>
+            <w:r>
+              <w:rPr>
+                <w:rFonts w:ascii="MS PGothic" w:hAnsi="MS PGothic" w:eastAsia="MS PGothic"/>
+                <w:b w:val="0"/>
+                <w:color w:val="000000"/>
+                <w:sz w:val="18"/>
+              </w:rPr>
+              <w:t>◎ 最適</w:t>
+            </w:r>
+          </w:p>
+        </w:tc>
+      </w:tr>
+      <w:tr>
+        <w:tc>
+          <w:tcPr>
+            <w:tcW w:type="dxa" w:w="1994"/>
+            <w:vAlign w:val="center"/>
+            <w:tcW w:w="1600" w:type="dxa"/>
+          </w:tcPr>
+          <w:p>
+            <w:pPr>
+              <w:spacing w:before="20" w:after="20" w:lineRule="exact" w:line="240"/>
+              <w:jc w:val="left"/>
+            </w:pPr>
+            <w:r>
+              <w:rPr>
+                <w:rFonts w:ascii="MS PGothic" w:hAnsi="MS PGothic" w:eastAsia="MS PGothic"/>
+                <w:b w:val="0"/>
+                <w:color w:val="000000"/>
+                <w:sz w:val="18"/>
+              </w:rPr>
+              <w:t>0.1 %</w:t>
+            </w:r>
+          </w:p>
+        </w:tc>
+        <w:tc>
+          <w:tcPr>
+            <w:tcW w:type="dxa" w:w="1994"/>
+            <w:vAlign w:val="center"/>
+            <w:tcW w:w="1700" w:type="dxa"/>
+          </w:tcPr>
+          <w:p>
+            <w:pPr>
+              <w:spacing w:before="20" w:after="20" w:lineRule="exact" w:line="240"/>
+              <w:jc w:val="center"/>
+            </w:pPr>
+            <w:r>
+              <w:rPr>
+                <w:rFonts w:ascii="MS PGothic" w:hAnsi="MS PGothic" w:eastAsia="MS PGothic"/>
+                <w:b w:val="0"/>
+                <w:color w:val="000000"/>
+                <w:sz w:val="18"/>
+              </w:rPr>
+              <w:t>約2.3</w:t>
+            </w:r>
+          </w:p>
+        </w:tc>
+        <w:tc>
+          <w:tcPr>
+            <w:tcW w:type="dxa" w:w="1994"/>
+            <w:vAlign w:val="center"/>
+            <w:tcW w:w="2200" w:type="dxa"/>
+          </w:tcPr>
+          <w:p>
+            <w:pPr>
+              <w:spacing w:before="20" w:after="20" w:lineRule="exact" w:line="240"/>
+              <w:jc w:val="center"/>
+            </w:pPr>
+            <w:r>
+              <w:rPr>
+                <w:rFonts w:ascii="MS PGothic" w:hAnsi="MS PGothic" w:eastAsia="MS PGothic"/>
+                <w:b w:val="0"/>
+                <w:color w:val="000000"/>
+                <w:sz w:val="18"/>
+              </w:rPr>
+              <w:t>均一だが発泡量減</w:t>
+            </w:r>
+          </w:p>
+        </w:tc>
+        <w:tc>
+          <w:tcPr>
+            <w:tcW w:type="dxa" w:w="1994"/>
+            <w:vAlign w:val="center"/>
+            <w:tcW w:w="2200" w:type="dxa"/>
+          </w:tcPr>
+          <w:p>
+            <w:pPr>
+              <w:spacing w:before="20" w:after="20" w:lineRule="exact" w:line="240"/>
+              <w:jc w:val="center"/>
+            </w:pPr>
+            <w:r>
+              <w:rPr>
+                <w:rFonts w:ascii="MS PGothic" w:hAnsi="MS PGothic" w:eastAsia="MS PGothic"/>
+                <w:b w:val="0"/>
+                <w:color w:val="000000"/>
+                <w:sz w:val="18"/>
+              </w:rPr>
+              <w:t>わずかに上昇後低下</w:t>
+            </w:r>
+          </w:p>
+        </w:tc>
+        <w:tc>
+          <w:tcPr>
+            <w:tcW w:type="dxa" w:w="1994"/>
+            <w:vAlign w:val="center"/>
+            <w:tcW w:w="1660" w:type="dxa"/>
+          </w:tcPr>
+          <w:p>
+            <w:pPr>
+              <w:spacing w:before="20" w:after="20" w:lineRule="exact" w:line="240"/>
+              <w:jc w:val="center"/>
+            </w:pPr>
+            <w:r>
+              <w:rPr>
+                <w:rFonts w:ascii="MS PGothic" w:hAnsi="MS PGothic" w:eastAsia="MS PGothic"/>
+                <w:b w:val="0"/>
+                <w:color w:val="000000"/>
+                <w:sz w:val="18"/>
+              </w:rPr>
+              <w:t>△</w:t>
+            </w:r>
+          </w:p>
+        </w:tc>
+      </w:tr>
+      <w:tr>
+        <w:tc>
+          <w:tcPr>
+            <w:tcW w:type="dxa" w:w="1994"/>
+            <w:vAlign w:val="center"/>
+            <w:tcW w:w="1600" w:type="dxa"/>
+          </w:tcPr>
+          <w:p>
+            <w:pPr>
+              <w:spacing w:before="20" w:after="20" w:lineRule="exact" w:line="240"/>
+              <w:jc w:val="left"/>
+            </w:pPr>
+            <w:r>
+              <w:rPr>
+                <w:rFonts w:ascii="MS PGothic" w:hAnsi="MS PGothic" w:eastAsia="MS PGothic"/>
+                <w:b w:val="0"/>
+                <w:color w:val="000000"/>
+                <w:sz w:val="18"/>
+              </w:rPr>
+              <w:t>0.5 %</w:t>
+            </w:r>
+          </w:p>
+        </w:tc>
+        <w:tc>
+          <w:tcPr>
+            <w:tcW w:type="dxa" w:w="1994"/>
+            <w:vAlign w:val="center"/>
+            <w:tcW w:w="1700" w:type="dxa"/>
+          </w:tcPr>
+          <w:p>
+            <w:pPr>
+              <w:spacing w:before="20" w:after="20" w:lineRule="exact" w:line="240"/>
+              <w:jc w:val="center"/>
+            </w:pPr>
+            <w:r>
+              <w:rPr>
+                <w:rFonts w:ascii="MS PGothic" w:hAnsi="MS PGothic" w:eastAsia="MS PGothic"/>
+                <w:b w:val="0"/>
+                <w:color w:val="000000"/>
+                <w:sz w:val="18"/>
+              </w:rPr>
+              <w:t>さらに低下</w:t>
+            </w:r>
+          </w:p>
+        </w:tc>
+        <w:tc>
+          <w:tcPr>
+            <w:tcW w:type="dxa" w:w="1994"/>
+            <w:vAlign w:val="center"/>
+            <w:tcW w:w="2200" w:type="dxa"/>
+          </w:tcPr>
+          <w:p>
+            <w:pPr>
+              <w:spacing w:before="20" w:after="20" w:lineRule="exact" w:line="240"/>
+              <w:jc w:val="center"/>
+            </w:pPr>
+            <w:r>
+              <w:rPr>
+                <w:rFonts w:ascii="MS PGothic" w:hAnsi="MS PGothic" w:eastAsia="MS PGothic"/>
+                <w:b w:val="0"/>
+                <w:color w:val="000000"/>
+                <w:sz w:val="18"/>
+              </w:rPr>
+              <w:t>粗大・不均一</w:t>
+            </w:r>
+          </w:p>
+        </w:tc>
+        <w:tc>
+          <w:tcPr>
+            <w:tcW w:type="dxa" w:w="1994"/>
+            <w:vAlign w:val="center"/>
+            <w:tcW w:w="2200" w:type="dxa"/>
+          </w:tcPr>
+          <w:p>
+            <w:pPr>
+              <w:spacing w:before="20" w:after="20" w:lineRule="exact" w:line="240"/>
+              <w:jc w:val="center"/>
+            </w:pPr>
+            <w:r>
+              <w:rPr>
+                <w:rFonts w:ascii="MS PGothic" w:hAnsi="MS PGothic" w:eastAsia="MS PGothic"/>
+                <w:b w:val="0"/>
+                <w:color w:val="000000"/>
+                <w:sz w:val="18"/>
+              </w:rPr>
+              <w:t>低下</w:t>
+            </w:r>
+          </w:p>
+        </w:tc>
+        <w:tc>
+          <w:tcPr>
+            <w:tcW w:type="dxa" w:w="1994"/>
+            <w:vAlign w:val="center"/>
+            <w:tcW w:w="1660" w:type="dxa"/>
+          </w:tcPr>
+          <w:p>
+            <w:pPr>
+              <w:spacing w:before="20" w:after="20" w:lineRule="exact" w:line="240"/>
+              <w:jc w:val="center"/>
+            </w:pPr>
+            <w:r>
+              <w:rPr>
+                <w:rFonts w:ascii="MS PGothic" w:hAnsi="MS PGothic" w:eastAsia="MS PGothic"/>
+                <w:b w:val="0"/>
+                <w:color w:val="000000"/>
+                <w:sz w:val="18"/>
+              </w:rPr>
+              <w:t>× 不適</w:t>
             </w:r>
           </w:p>
         </w:tc>
@@ -1833,7 +2958,7 @@
     </w:tbl>
     <w:p>
       <w:pPr>
-        <w:spacing w:before="0" w:after="40"/>
+        <w:spacing w:before="0" w:after="60"/>
       </w:pPr>
     </w:p>
     <w:p>
@@ -1847,7 +2972,7 @@
           <w:color w:val="000000"/>
           <w:sz w:val="21"/>
         </w:rPr>
-        <w:t>2. エアロゲル形成機構（Figure 1・Supplementary）</w:t>
+        <w:t>2. エアロゲル形成機構（Figure 1・5）</w:t>
       </w:r>
     </w:p>
     <w:p>
@@ -1930,7 +3055,7 @@
           <w:color w:val="000000"/>
           <w:sz w:val="19"/>
         </w:rPr>
-        <w:t>：加熱により水分が蒸発・脱水し、隣接する CSP 粒子間に粒界が形成され始める。</w:t>
+        <w:t>：加熱により水分が蒸発・脱水し、隣接する CSP 粒子間に粒界（grain boundary）が形成され始める。</w:t>
       </w:r>
       <w:r>
         <w:rPr>
@@ -1948,7 +3073,7 @@
           <w:color w:val="000000"/>
           <w:sz w:val="19"/>
         </w:rPr>
-        <w:t>：さらなる加熱でネック（neck）が粒子間に成長し、粒子同士が共有結合で連結。最終的に3次元の多孔質 SiO₂ 骨格（シリカエアロゲル）が完成する。このエアロゲル骨格が断熱層として機能する。</w:t>
+        <w:t>：さらなる加熱でネック（neck）が粒子間に成長し、粒子同士が共有結合で連結。最終的に3次元の多孔質SiO₂ 骨格（シリカエアロゲル）が完成する。このエアロゲル骨格が低熱伝導率の断熱層として機能する。</w:t>
       </w:r>
     </w:p>
     <w:p>
@@ -2013,7 +3138,7 @@
           <w:color w:val="000000"/>
           <w:sz w:val="19"/>
         </w:rPr>
-        <w:t>が温度的に重なっている点が本系の設計上の本質的優位性である。有機骨格が燃焼・除去されていくのとほぼ同時に無機シリカ骨格の連結・緻密化が進行するため、構造が崩壊する前に新たな支持体が形成される。仮に両温度が大きく離れていると、有機骨格が先に焼失して構造崩壊するか、シリカが焼結する前に層が剥落してしまうという問題が生じる。本系はこの温度整合を、材料選択（CSP 粒径22 nm とセルロース誘導体の組み合わせ）によって自然に実現している。</w:t>
+        <w:t>が温度的に重なっている（約80℃の重なり）点が本系の設計上の本質的優位性である。有機骨格が燃焼・除去されていくのとほぼ同時に無機シリカ骨格の連結・緻密化が進行するため、構造が崩壊する前に新たな支持体が形成される。仮に両温度が大きく離れていると、有機骨格が先に焼失して構造崩壊するか、シリカが焼結する前に層が剥落してしまうという問題が生じる。本系はこの温度整合を、材料選択（CSP 粒径22 nm とセルロース誘導体の組み合わせ）によって自然に実現している点が巧妙である。</w:t>
       </w:r>
     </w:p>
     <w:p>
@@ -2065,7 +3190,7 @@
           <w:color w:val="000000"/>
           <w:sz w:val="19"/>
         </w:rPr>
-        <w:t>Si–O–C共有結合</w:t>
+        <w:t>Si–O–C 共有結合</w:t>
       </w:r>
       <w:r>
         <w:rPr>
@@ -2103,7 +3228,7 @@
           <w:color w:val="000000"/>
           <w:sz w:val="19"/>
         </w:rPr>
-        <w:t>長期保存後の降伏応力の変化率：</w:t>
+        <w:t>長期保存後の降伏応力の変化率は、</w:t>
       </w:r>
       <w:r>
         <w:rPr>
@@ -2112,7 +3237,7 @@
           <w:color w:val="000000"/>
           <w:sz w:val="19"/>
         </w:rPr>
-        <w:t>HEC+MC 系 +107%</w:t>
+        <w:t>HEC+MC 系で +107%</w:t>
       </w:r>
       <w:r>
         <w:rPr>
@@ -2121,7 +3246,7 @@
           <w:color w:val="000000"/>
           <w:sz w:val="19"/>
         </w:rPr>
-        <w:t xml:space="preserve">（33 Pa → 約69 Pa）vs. </w:t>
+        <w:t>（33 Pa → 約69 Pa）に対し、</w:t>
       </w:r>
       <w:r>
         <w:rPr>
@@ -2130,7 +3255,7 @@
           <w:color w:val="000000"/>
           <w:sz w:val="19"/>
         </w:rPr>
-        <w:t>MHEC 系 +38%</w:t>
+        <w:t>MHEC 系で +38%</w:t>
       </w:r>
       <w:r>
         <w:rPr>
@@ -2139,7 +3264,7 @@
           <w:color w:val="000000"/>
           <w:sz w:val="19"/>
         </w:rPr>
-        <w:t>。HEC+MC 系の方が剛性化が大きいのは、HEC および MC 分子が MHEC より遊離の水酸基（–OH）を多く持ち、シリカ表面との共有結合化が進みやすいためである。MHEC ではメチル基による置換が水酸基数を減らしている。重要なのは、</w:t>
+        <w:t xml:space="preserve"> と穏やかであった。HEC+MC 系の方が剛性化が大きいのは、HEC および MC 分子が MHEC より遊離の水酸基（–OH）を多く持ち、シリカ表面との共有結合化が進みやすいためである（MHEC ではメチル基置換により遊離 –OH が少ない）。重要なのは、</w:t>
       </w:r>
       <w:r>
         <w:rPr>
@@ -2157,8 +3282,491 @@
           <w:color w:val="000000"/>
           <w:sz w:val="19"/>
         </w:rPr>
-        <w:t>ことであり、これは1年を超える実用的な保存安定性を意味する（Supplementary Fig. S18–S19 参照）。性能・安定性・コストを総合すると：燃焼性能は HEC+MC がわずかに優れるが、長期安定性・単一ポリマーによる製造コスト低減・品質管理の容易さの点では MHEC が優れ、用途に応じた使い分けが妥当とされる。</w:t>
+        <w:t>ことであり、これは1年を超える実用的な保存安定性を意味する。性能・安定性・コストの総合比較を Table 4 に示す。</w:t>
       </w:r>
+    </w:p>
+    <w:p>
+      <w:pPr>
+        <w:spacing w:before="20" w:after="60" w:lineRule="exact" w:line="240"/>
+      </w:pPr>
+      <w:r>
+        <w:rPr>
+          <w:rFonts w:ascii="MS PGothic" w:hAnsi="MS PGothic" w:eastAsia="MS PGothic"/>
+          <w:b/>
+          <w:color w:val="000000"/>
+          <w:sz w:val="17"/>
+        </w:rPr>
+        <w:t>Table 4. HEC+MC 系と MHEC 系の総合比較</w:t>
+      </w:r>
+    </w:p>
+    <w:tbl>
+      <w:tblPr>
+        <w:tblStyle w:val="TableGrid"/>
+        <w:tblW w:type="auto" w:w="0"/>
+        <w:jc w:val="center"/>
+        <w:tblLook w:firstColumn="1" w:firstRow="1" w:lastColumn="0" w:lastRow="0" w:noHBand="0" w:noVBand="1" w:val="04A0"/>
+      </w:tblPr>
+      <w:tblGrid>
+        <w:gridCol w:w="2493"/>
+        <w:gridCol w:w="2493"/>
+        <w:gridCol w:w="2493"/>
+        <w:gridCol w:w="2493"/>
+      </w:tblGrid>
+      <w:tr>
+        <w:tc>
+          <w:tcPr>
+            <w:tcW w:type="dxa" w:w="2493"/>
+            <w:vAlign w:val="center"/>
+            <w:tcW w:w="2000" w:type="dxa"/>
+          </w:tcPr>
+          <w:p>
+            <w:pPr>
+              <w:spacing w:before="20" w:after="20" w:lineRule="exact" w:line="240"/>
+              <w:jc w:val="center"/>
+            </w:pPr>
+            <w:r>
+              <w:rPr>
+                <w:rFonts w:ascii="MS PGothic" w:hAnsi="MS PGothic" w:eastAsia="MS PGothic"/>
+                <w:b/>
+                <w:color w:val="000000"/>
+                <w:sz w:val="18"/>
+              </w:rPr>
+              <w:t>評価項目</w:t>
+            </w:r>
+          </w:p>
+        </w:tc>
+        <w:tc>
+          <w:tcPr>
+            <w:tcW w:type="dxa" w:w="2493"/>
+            <w:vAlign w:val="center"/>
+            <w:tcW w:w="2000" w:type="dxa"/>
+          </w:tcPr>
+          <w:p>
+            <w:pPr>
+              <w:spacing w:before="20" w:after="20" w:lineRule="exact" w:line="240"/>
+              <w:jc w:val="center"/>
+            </w:pPr>
+            <w:r>
+              <w:rPr>
+                <w:rFonts w:ascii="MS PGothic" w:hAnsi="MS PGothic" w:eastAsia="MS PGothic"/>
+                <w:b/>
+                <w:color w:val="000000"/>
+                <w:sz w:val="18"/>
+              </w:rPr>
+              <w:t>HEC+MC/CSP</w:t>
+            </w:r>
+          </w:p>
+        </w:tc>
+        <w:tc>
+          <w:tcPr>
+            <w:tcW w:type="dxa" w:w="2493"/>
+            <w:vAlign w:val="center"/>
+            <w:tcW w:w="1800" w:type="dxa"/>
+          </w:tcPr>
+          <w:p>
+            <w:pPr>
+              <w:spacing w:before="20" w:after="20" w:lineRule="exact" w:line="240"/>
+              <w:jc w:val="center"/>
+            </w:pPr>
+            <w:r>
+              <w:rPr>
+                <w:rFonts w:ascii="MS PGothic" w:hAnsi="MS PGothic" w:eastAsia="MS PGothic"/>
+                <w:b/>
+                <w:color w:val="000000"/>
+                <w:sz w:val="18"/>
+              </w:rPr>
+              <w:t>MHEC/CSP</w:t>
+            </w:r>
+          </w:p>
+        </w:tc>
+        <w:tc>
+          <w:tcPr>
+            <w:tcW w:type="dxa" w:w="2493"/>
+            <w:vAlign w:val="center"/>
+            <w:tcW w:w="3060" w:type="dxa"/>
+          </w:tcPr>
+          <w:p>
+            <w:pPr>
+              <w:spacing w:before="20" w:after="20" w:lineRule="exact" w:line="240"/>
+              <w:jc w:val="center"/>
+            </w:pPr>
+            <w:r>
+              <w:rPr>
+                <w:rFonts w:ascii="MS PGothic" w:hAnsi="MS PGothic" w:eastAsia="MS PGothic"/>
+                <w:b/>
+                <w:color w:val="000000"/>
+                <w:sz w:val="18"/>
+              </w:rPr>
+              <w:t>理由・備考</w:t>
+            </w:r>
+          </w:p>
+        </w:tc>
+      </w:tr>
+      <w:tr>
+        <w:tc>
+          <w:tcPr>
+            <w:tcW w:type="dxa" w:w="2493"/>
+            <w:vAlign w:val="center"/>
+            <w:tcW w:w="2000" w:type="dxa"/>
+          </w:tcPr>
+          <w:p>
+            <w:pPr>
+              <w:spacing w:before="20" w:after="20" w:lineRule="exact" w:line="240"/>
+              <w:jc w:val="left"/>
+            </w:pPr>
+            <w:r>
+              <w:rPr>
+                <w:rFonts w:ascii="MS PGothic" w:hAnsi="MS PGothic" w:eastAsia="MS PGothic"/>
+                <w:b w:val="0"/>
+                <w:color w:val="000000"/>
+                <w:sz w:val="18"/>
+              </w:rPr>
+              <w:t>燃焼保護性能</w:t>
+            </w:r>
+          </w:p>
+        </w:tc>
+        <w:tc>
+          <w:tcPr>
+            <w:tcW w:type="dxa" w:w="2493"/>
+            <w:vAlign w:val="center"/>
+            <w:tcW w:w="2000" w:type="dxa"/>
+          </w:tcPr>
+          <w:p>
+            <w:pPr>
+              <w:spacing w:before="20" w:after="20" w:lineRule="exact" w:line="240"/>
+              <w:jc w:val="center"/>
+            </w:pPr>
+            <w:r>
+              <w:rPr>
+                <w:rFonts w:ascii="MS PGothic" w:hAnsi="MS PGothic" w:eastAsia="MS PGothic"/>
+                <w:b w:val="0"/>
+                <w:color w:val="000000"/>
+                <w:sz w:val="18"/>
+              </w:rPr>
+              <w:t>◎（やや上）</w:t>
+            </w:r>
+          </w:p>
+        </w:tc>
+        <w:tc>
+          <w:tcPr>
+            <w:tcW w:type="dxa" w:w="2493"/>
+            <w:vAlign w:val="center"/>
+            <w:tcW w:w="1800" w:type="dxa"/>
+          </w:tcPr>
+          <w:p>
+            <w:pPr>
+              <w:spacing w:before="20" w:after="20" w:lineRule="exact" w:line="240"/>
+              <w:jc w:val="center"/>
+            </w:pPr>
+            <w:r>
+              <w:rPr>
+                <w:rFonts w:ascii="MS PGothic" w:hAnsi="MS PGothic" w:eastAsia="MS PGothic"/>
+                <w:b w:val="0"/>
+                <w:color w:val="000000"/>
+                <w:sz w:val="18"/>
+              </w:rPr>
+              <w:t>○</w:t>
+            </w:r>
+          </w:p>
+        </w:tc>
+        <w:tc>
+          <w:tcPr>
+            <w:tcW w:type="dxa" w:w="2493"/>
+            <w:vAlign w:val="center"/>
+            <w:tcW w:w="3060" w:type="dxa"/>
+          </w:tcPr>
+          <w:p>
+            <w:pPr>
+              <w:spacing w:before="20" w:after="20" w:lineRule="exact" w:line="240"/>
+              <w:jc w:val="center"/>
+            </w:pPr>
+            <w:r>
+              <w:rPr>
+                <w:rFonts w:ascii="MS PGothic" w:hAnsi="MS PGothic" w:eastAsia="MS PGothic"/>
+                <w:b w:val="0"/>
+                <w:color w:val="000000"/>
+                <w:sz w:val="18"/>
+              </w:rPr>
+              <w:t>HEC+MCが僅差で優位</w:t>
+            </w:r>
+          </w:p>
+        </w:tc>
+      </w:tr>
+      <w:tr>
+        <w:tc>
+          <w:tcPr>
+            <w:tcW w:type="dxa" w:w="2493"/>
+            <w:vAlign w:val="center"/>
+            <w:tcW w:w="2000" w:type="dxa"/>
+          </w:tcPr>
+          <w:p>
+            <w:pPr>
+              <w:spacing w:before="20" w:after="20" w:lineRule="exact" w:line="240"/>
+              <w:jc w:val="left"/>
+            </w:pPr>
+            <w:r>
+              <w:rPr>
+                <w:rFonts w:ascii="MS PGothic" w:hAnsi="MS PGothic" w:eastAsia="MS PGothic"/>
+                <w:b w:val="0"/>
+                <w:color w:val="000000"/>
+                <w:sz w:val="18"/>
+              </w:rPr>
+              <w:t>長期安定性</w:t>
+            </w:r>
+          </w:p>
+        </w:tc>
+        <w:tc>
+          <w:tcPr>
+            <w:tcW w:type="dxa" w:w="2493"/>
+            <w:vAlign w:val="center"/>
+            <w:tcW w:w="2000" w:type="dxa"/>
+          </w:tcPr>
+          <w:p>
+            <w:pPr>
+              <w:spacing w:before="20" w:after="20" w:lineRule="exact" w:line="240"/>
+              <w:jc w:val="center"/>
+            </w:pPr>
+            <w:r>
+              <w:rPr>
+                <w:rFonts w:ascii="MS PGothic" w:hAnsi="MS PGothic" w:eastAsia="MS PGothic"/>
+                <w:b w:val="0"/>
+                <w:color w:val="000000"/>
+                <w:sz w:val="18"/>
+              </w:rPr>
+              <w:t>△（+107%剛性化）</w:t>
+            </w:r>
+          </w:p>
+        </w:tc>
+        <w:tc>
+          <w:tcPr>
+            <w:tcW w:type="dxa" w:w="2493"/>
+            <w:vAlign w:val="center"/>
+            <w:tcW w:w="1800" w:type="dxa"/>
+          </w:tcPr>
+          <w:p>
+            <w:pPr>
+              <w:spacing w:before="20" w:after="20" w:lineRule="exact" w:line="240"/>
+              <w:jc w:val="center"/>
+            </w:pPr>
+            <w:r>
+              <w:rPr>
+                <w:rFonts w:ascii="MS PGothic" w:hAnsi="MS PGothic" w:eastAsia="MS PGothic"/>
+                <w:b w:val="0"/>
+                <w:color w:val="000000"/>
+                <w:sz w:val="18"/>
+              </w:rPr>
+              <w:t>◎（+38%）</w:t>
+            </w:r>
+          </w:p>
+        </w:tc>
+        <w:tc>
+          <w:tcPr>
+            <w:tcW w:type="dxa" w:w="2493"/>
+            <w:vAlign w:val="center"/>
+            <w:tcW w:w="3060" w:type="dxa"/>
+          </w:tcPr>
+          <w:p>
+            <w:pPr>
+              <w:spacing w:before="20" w:after="20" w:lineRule="exact" w:line="240"/>
+              <w:jc w:val="center"/>
+            </w:pPr>
+            <w:r>
+              <w:rPr>
+                <w:rFonts w:ascii="MS PGothic" w:hAnsi="MS PGothic" w:eastAsia="MS PGothic"/>
+                <w:b w:val="0"/>
+                <w:color w:val="000000"/>
+                <w:sz w:val="18"/>
+              </w:rPr>
+              <w:t>遊離-OH数の差で共有結合化が異なる</w:t>
+            </w:r>
+          </w:p>
+        </w:tc>
+      </w:tr>
+      <w:tr>
+        <w:tc>
+          <w:tcPr>
+            <w:tcW w:type="dxa" w:w="2493"/>
+            <w:vAlign w:val="center"/>
+            <w:tcW w:w="2000" w:type="dxa"/>
+          </w:tcPr>
+          <w:p>
+            <w:pPr>
+              <w:spacing w:before="20" w:after="20" w:lineRule="exact" w:line="240"/>
+              <w:jc w:val="left"/>
+            </w:pPr>
+            <w:r>
+              <w:rPr>
+                <w:rFonts w:ascii="MS PGothic" w:hAnsi="MS PGothic" w:eastAsia="MS PGothic"/>
+                <w:b w:val="0"/>
+                <w:color w:val="000000"/>
+                <w:sz w:val="18"/>
+              </w:rPr>
+              <w:t>製造・品質管理</w:t>
+            </w:r>
+          </w:p>
+        </w:tc>
+        <w:tc>
+          <w:tcPr>
+            <w:tcW w:type="dxa" w:w="2493"/>
+            <w:vAlign w:val="center"/>
+            <w:tcW w:w="2000" w:type="dxa"/>
+          </w:tcPr>
+          <w:p>
+            <w:pPr>
+              <w:spacing w:before="20" w:after="20" w:lineRule="exact" w:line="240"/>
+              <w:jc w:val="center"/>
+            </w:pPr>
+            <w:r>
+              <w:rPr>
+                <w:rFonts w:ascii="MS PGothic" w:hAnsi="MS PGothic" w:eastAsia="MS PGothic"/>
+                <w:b w:val="0"/>
+                <w:color w:val="000000"/>
+                <w:sz w:val="18"/>
+              </w:rPr>
+              <w:t>○（2成分配合）</w:t>
+            </w:r>
+          </w:p>
+        </w:tc>
+        <w:tc>
+          <w:tcPr>
+            <w:tcW w:type="dxa" w:w="2493"/>
+            <w:vAlign w:val="center"/>
+            <w:tcW w:w="1800" w:type="dxa"/>
+          </w:tcPr>
+          <w:p>
+            <w:pPr>
+              <w:spacing w:before="20" w:after="20" w:lineRule="exact" w:line="240"/>
+              <w:jc w:val="center"/>
+            </w:pPr>
+            <w:r>
+              <w:rPr>
+                <w:rFonts w:ascii="MS PGothic" w:hAnsi="MS PGothic" w:eastAsia="MS PGothic"/>
+                <w:b w:val="0"/>
+                <w:color w:val="000000"/>
+                <w:sz w:val="18"/>
+              </w:rPr>
+              <w:t>◎（単一ポリマー）</w:t>
+            </w:r>
+          </w:p>
+        </w:tc>
+        <w:tc>
+          <w:tcPr>
+            <w:tcW w:type="dxa" w:w="2493"/>
+            <w:vAlign w:val="center"/>
+            <w:tcW w:w="3060" w:type="dxa"/>
+          </w:tcPr>
+          <w:p>
+            <w:pPr>
+              <w:spacing w:before="20" w:after="20" w:lineRule="exact" w:line="240"/>
+              <w:jc w:val="center"/>
+            </w:pPr>
+            <w:r>
+              <w:rPr>
+                <w:rFonts w:ascii="MS PGothic" w:hAnsi="MS PGothic" w:eastAsia="MS PGothic"/>
+                <w:b w:val="0"/>
+                <w:color w:val="000000"/>
+                <w:sz w:val="18"/>
+              </w:rPr>
+              <w:t>MHECは配合比管理不要</w:t>
+            </w:r>
+          </w:p>
+        </w:tc>
+      </w:tr>
+      <w:tr>
+        <w:tc>
+          <w:tcPr>
+            <w:tcW w:type="dxa" w:w="2493"/>
+            <w:vAlign w:val="center"/>
+            <w:tcW w:w="2000" w:type="dxa"/>
+          </w:tcPr>
+          <w:p>
+            <w:pPr>
+              <w:spacing w:before="20" w:after="20" w:lineRule="exact" w:line="240"/>
+              <w:jc w:val="left"/>
+            </w:pPr>
+            <w:r>
+              <w:rPr>
+                <w:rFonts w:ascii="MS PGothic" w:hAnsi="MS PGothic" w:eastAsia="MS PGothic"/>
+                <w:b w:val="0"/>
+                <w:color w:val="000000"/>
+                <w:sz w:val="18"/>
+              </w:rPr>
+              <w:t>コスト</w:t>
+            </w:r>
+          </w:p>
+        </w:tc>
+        <w:tc>
+          <w:tcPr>
+            <w:tcW w:type="dxa" w:w="2493"/>
+            <w:vAlign w:val="center"/>
+            <w:tcW w:w="2000" w:type="dxa"/>
+          </w:tcPr>
+          <w:p>
+            <w:pPr>
+              <w:spacing w:before="20" w:after="20" w:lineRule="exact" w:line="240"/>
+              <w:jc w:val="center"/>
+            </w:pPr>
+            <w:r>
+              <w:rPr>
+                <w:rFonts w:ascii="MS PGothic" w:hAnsi="MS PGothic" w:eastAsia="MS PGothic"/>
+                <w:b w:val="0"/>
+                <w:color w:val="000000"/>
+                <w:sz w:val="18"/>
+              </w:rPr>
+              <w:t>○</w:t>
+            </w:r>
+          </w:p>
+        </w:tc>
+        <w:tc>
+          <w:tcPr>
+            <w:tcW w:type="dxa" w:w="2493"/>
+            <w:vAlign w:val="center"/>
+            <w:tcW w:w="1800" w:type="dxa"/>
+          </w:tcPr>
+          <w:p>
+            <w:pPr>
+              <w:spacing w:before="20" w:after="20" w:lineRule="exact" w:line="240"/>
+              <w:jc w:val="center"/>
+            </w:pPr>
+            <w:r>
+              <w:rPr>
+                <w:rFonts w:ascii="MS PGothic" w:hAnsi="MS PGothic" w:eastAsia="MS PGothic"/>
+                <w:b w:val="0"/>
+                <w:color w:val="000000"/>
+                <w:sz w:val="18"/>
+              </w:rPr>
+              <w:t>◎</w:t>
+            </w:r>
+          </w:p>
+        </w:tc>
+        <w:tc>
+          <w:tcPr>
+            <w:tcW w:type="dxa" w:w="2493"/>
+            <w:vAlign w:val="center"/>
+            <w:tcW w:w="3060" w:type="dxa"/>
+          </w:tcPr>
+          <w:p>
+            <w:pPr>
+              <w:spacing w:before="20" w:after="20" w:lineRule="exact" w:line="240"/>
+              <w:jc w:val="center"/>
+            </w:pPr>
+            <w:r>
+              <w:rPr>
+                <w:rFonts w:ascii="MS PGothic" w:hAnsi="MS PGothic" w:eastAsia="MS PGothic"/>
+                <w:b w:val="0"/>
+                <w:color w:val="000000"/>
+                <w:sz w:val="18"/>
+              </w:rPr>
+              <w:t>MHECが低コスト</w:t>
+            </w:r>
+          </w:p>
+        </w:tc>
+      </w:tr>
+    </w:tbl>
+    <w:p>
+      <w:pPr>
+        <w:spacing w:before="0" w:after="60"/>
+      </w:pPr>
     </w:p>
     <w:p>
       <w:pPr>
@@ -2289,8 +3897,401 @@
           <w:color w:val="000000"/>
           <w:sz w:val="19"/>
         </w:rPr>
-        <w:t>に相当する保護時間である（全試験 n ≥ 3、誤差棒付きで再現性確認済み）。SDS 添加系（0.1%・0.5%）は Time to char がわずかに低下し、前述のレオロジー・発泡デメリットが最終保護性能にも反映された。</w:t>
+        <w:t>に相当する保護時間である（全試験 n ≥ 3、誤差棒付きで再現性確認済み）。SDS 添加系（0.1%・0.5%）は Time to char がわずかに低下し、前述のレオロジー・発泡デメリットが最終保護性能にも反映された。定量結果を Table 5 にまとめる。</w:t>
       </w:r>
+    </w:p>
+    <w:p>
+      <w:pPr>
+        <w:spacing w:before="20" w:after="60" w:lineRule="exact" w:line="240"/>
+      </w:pPr>
+      <w:r>
+        <w:rPr>
+          <w:rFonts w:ascii="MS PGothic" w:hAnsi="MS PGothic" w:eastAsia="MS PGothic"/>
+          <w:b/>
+          <w:color w:val="000000"/>
+          <w:sz w:val="17"/>
+        </w:rPr>
+        <w:t>Table 5. 燃焼試験（Time to char）の定量比較</w:t>
+      </w:r>
+    </w:p>
+    <w:tbl>
+      <w:tblPr>
+        <w:tblStyle w:val="TableGrid"/>
+        <w:tblW w:type="auto" w:w="0"/>
+        <w:jc w:val="center"/>
+        <w:tblLook w:firstColumn="1" w:firstRow="1" w:lastColumn="0" w:lastRow="0" w:noHBand="0" w:noVBand="1" w:val="04A0"/>
+      </w:tblPr>
+      <w:tblGrid>
+        <w:gridCol w:w="2493"/>
+        <w:gridCol w:w="2493"/>
+        <w:gridCol w:w="2493"/>
+        <w:gridCol w:w="2493"/>
+      </w:tblGrid>
+      <w:tr>
+        <w:tc>
+          <w:tcPr>
+            <w:tcW w:type="dxa" w:w="2493"/>
+            <w:vAlign w:val="center"/>
+            <w:tcW w:w="2300" w:type="dxa"/>
+          </w:tcPr>
+          <w:p>
+            <w:pPr>
+              <w:spacing w:before="20" w:after="20" w:lineRule="exact" w:line="240"/>
+              <w:jc w:val="center"/>
+            </w:pPr>
+            <w:r>
+              <w:rPr>
+                <w:rFonts w:ascii="MS PGothic" w:hAnsi="MS PGothic" w:eastAsia="MS PGothic"/>
+                <w:b/>
+                <w:color w:val="000000"/>
+                <w:sz w:val="18"/>
+              </w:rPr>
+              <w:t>試料</w:t>
+            </w:r>
+          </w:p>
+        </w:tc>
+        <w:tc>
+          <w:tcPr>
+            <w:tcW w:type="dxa" w:w="2493"/>
+            <w:vAlign w:val="center"/>
+            <w:tcW w:w="2200" w:type="dxa"/>
+          </w:tcPr>
+          <w:p>
+            <w:pPr>
+              <w:spacing w:before="20" w:after="20" w:lineRule="exact" w:line="240"/>
+              <w:jc w:val="center"/>
+            </w:pPr>
+            <w:r>
+              <w:rPr>
+                <w:rFonts w:ascii="MS PGothic" w:hAnsi="MS PGothic" w:eastAsia="MS PGothic"/>
+                <w:b/>
+                <w:color w:val="000000"/>
+                <w:sz w:val="18"/>
+              </w:rPr>
+              <w:t>Time to char</w:t>
+            </w:r>
+          </w:p>
+        </w:tc>
+        <w:tc>
+          <w:tcPr>
+            <w:tcW w:type="dxa" w:w="2493"/>
+            <w:vAlign w:val="center"/>
+            <w:tcW w:w="1500" w:type="dxa"/>
+          </w:tcPr>
+          <w:p>
+            <w:pPr>
+              <w:spacing w:before="20" w:after="20" w:lineRule="exact" w:line="240"/>
+              <w:jc w:val="center"/>
+            </w:pPr>
+            <w:r>
+              <w:rPr>
+                <w:rFonts w:ascii="MS PGothic" w:hAnsi="MS PGothic" w:eastAsia="MS PGothic"/>
+                <w:b/>
+                <w:color w:val="000000"/>
+                <w:sz w:val="18"/>
+              </w:rPr>
+              <w:t>市販品比</w:t>
+            </w:r>
+          </w:p>
+        </w:tc>
+        <w:tc>
+          <w:tcPr>
+            <w:tcW w:type="dxa" w:w="2493"/>
+            <w:vAlign w:val="center"/>
+            <w:tcW w:w="2860" w:type="dxa"/>
+          </w:tcPr>
+          <w:p>
+            <w:pPr>
+              <w:spacing w:before="20" w:after="20" w:lineRule="exact" w:line="240"/>
+              <w:jc w:val="center"/>
+            </w:pPr>
+            <w:r>
+              <w:rPr>
+                <w:rFonts w:ascii="MS PGothic" w:hAnsi="MS PGothic" w:eastAsia="MS PGothic"/>
+                <w:b/>
+                <w:color w:val="000000"/>
+                <w:sz w:val="18"/>
+              </w:rPr>
+              <w:t>300秒時点の表面状態</w:t>
+            </w:r>
+          </w:p>
+        </w:tc>
+      </w:tr>
+      <w:tr>
+        <w:tc>
+          <w:tcPr>
+            <w:tcW w:type="dxa" w:w="2493"/>
+            <w:vAlign w:val="center"/>
+            <w:tcW w:w="2300" w:type="dxa"/>
+          </w:tcPr>
+          <w:p>
+            <w:pPr>
+              <w:spacing w:before="20" w:after="20" w:lineRule="exact" w:line="240"/>
+              <w:jc w:val="left"/>
+            </w:pPr>
+            <w:r>
+              <w:rPr>
+                <w:rFonts w:ascii="MS PGothic" w:hAnsi="MS PGothic" w:eastAsia="MS PGothic"/>
+                <w:b w:val="0"/>
+                <w:color w:val="000000"/>
+                <w:sz w:val="18"/>
+              </w:rPr>
+              <w:t>水のみ</w:t>
+            </w:r>
+          </w:p>
+        </w:tc>
+        <w:tc>
+          <w:tcPr>
+            <w:tcW w:type="dxa" w:w="2493"/>
+            <w:vAlign w:val="center"/>
+            <w:tcW w:w="2200" w:type="dxa"/>
+          </w:tcPr>
+          <w:p>
+            <w:pPr>
+              <w:spacing w:before="20" w:after="20" w:lineRule="exact" w:line="240"/>
+              <w:jc w:val="center"/>
+            </w:pPr>
+            <w:r>
+              <w:rPr>
+                <w:rFonts w:ascii="MS PGothic" w:hAnsi="MS PGothic" w:eastAsia="MS PGothic"/>
+                <w:b w:val="0"/>
+                <w:color w:val="000000"/>
+                <w:sz w:val="18"/>
+              </w:rPr>
+              <w:t>約0.3分（約18秒）</w:t>
+            </w:r>
+          </w:p>
+        </w:tc>
+        <w:tc>
+          <w:tcPr>
+            <w:tcW w:type="dxa" w:w="2493"/>
+            <w:vAlign w:val="center"/>
+            <w:tcW w:w="1500" w:type="dxa"/>
+          </w:tcPr>
+          <w:p>
+            <w:pPr>
+              <w:spacing w:before="20" w:after="20" w:lineRule="exact" w:line="240"/>
+              <w:jc w:val="center"/>
+            </w:pPr>
+            <w:r>
+              <w:rPr>
+                <w:rFonts w:ascii="MS PGothic" w:hAnsi="MS PGothic" w:eastAsia="MS PGothic"/>
+                <w:b w:val="0"/>
+                <w:color w:val="000000"/>
+                <w:sz w:val="18"/>
+              </w:rPr>
+              <w:t>基準以下</w:t>
+            </w:r>
+          </w:p>
+        </w:tc>
+        <w:tc>
+          <w:tcPr>
+            <w:tcW w:type="dxa" w:w="2493"/>
+            <w:vAlign w:val="center"/>
+            <w:tcW w:w="2860" w:type="dxa"/>
+          </w:tcPr>
+          <w:p>
+            <w:pPr>
+              <w:spacing w:before="20" w:after="20" w:lineRule="exact" w:line="240"/>
+              <w:jc w:val="center"/>
+            </w:pPr>
+            <w:r>
+              <w:rPr>
+                <w:rFonts w:ascii="MS PGothic" w:hAnsi="MS PGothic" w:eastAsia="MS PGothic"/>
+                <w:b w:val="0"/>
+                <w:color w:val="000000"/>
+                <w:sz w:val="18"/>
+              </w:rPr>
+              <w:t>完全に炭化（黒色）</w:t>
+            </w:r>
+          </w:p>
+        </w:tc>
+      </w:tr>
+      <w:tr>
+        <w:tc>
+          <w:tcPr>
+            <w:tcW w:type="dxa" w:w="2493"/>
+            <w:vAlign w:val="center"/>
+            <w:tcW w:w="2300" w:type="dxa"/>
+          </w:tcPr>
+          <w:p>
+            <w:pPr>
+              <w:spacing w:before="20" w:after="20" w:lineRule="exact" w:line="240"/>
+              <w:jc w:val="left"/>
+            </w:pPr>
+            <w:r>
+              <w:rPr>
+                <w:rFonts w:ascii="MS PGothic" w:hAnsi="MS PGothic" w:eastAsia="MS PGothic"/>
+                <w:b w:val="0"/>
+                <w:color w:val="000000"/>
+                <w:sz w:val="18"/>
+              </w:rPr>
+              <w:t>AquaGel-K（市販）</w:t>
+            </w:r>
+          </w:p>
+        </w:tc>
+        <w:tc>
+          <w:tcPr>
+            <w:tcW w:type="dxa" w:w="2493"/>
+            <w:vAlign w:val="center"/>
+            <w:tcW w:w="2200" w:type="dxa"/>
+          </w:tcPr>
+          <w:p>
+            <w:pPr>
+              <w:spacing w:before="20" w:after="20" w:lineRule="exact" w:line="240"/>
+              <w:jc w:val="center"/>
+            </w:pPr>
+            <w:r>
+              <w:rPr>
+                <w:rFonts w:ascii="MS PGothic" w:hAnsi="MS PGothic" w:eastAsia="MS PGothic"/>
+                <w:b w:val="0"/>
+                <w:color w:val="000000"/>
+                <w:sz w:val="18"/>
+              </w:rPr>
+              <w:t>約1.5分</w:t>
+            </w:r>
+          </w:p>
+        </w:tc>
+        <w:tc>
+          <w:tcPr>
+            <w:tcW w:type="dxa" w:w="2493"/>
+            <w:vAlign w:val="center"/>
+            <w:tcW w:w="1500" w:type="dxa"/>
+          </w:tcPr>
+          <w:p>
+            <w:pPr>
+              <w:spacing w:before="20" w:after="20" w:lineRule="exact" w:line="240"/>
+              <w:jc w:val="center"/>
+            </w:pPr>
+            <w:r>
+              <w:rPr>
+                <w:rFonts w:ascii="MS PGothic" w:hAnsi="MS PGothic" w:eastAsia="MS PGothic"/>
+                <w:b w:val="0"/>
+                <w:color w:val="000000"/>
+                <w:sz w:val="18"/>
+              </w:rPr>
+              <w:t>1×（基準）</w:t>
+            </w:r>
+          </w:p>
+        </w:tc>
+        <w:tc>
+          <w:tcPr>
+            <w:tcW w:type="dxa" w:w="2493"/>
+            <w:vAlign w:val="center"/>
+            <w:tcW w:w="2860" w:type="dxa"/>
+          </w:tcPr>
+          <w:p>
+            <w:pPr>
+              <w:spacing w:before="20" w:after="20" w:lineRule="exact" w:line="240"/>
+              <w:jc w:val="center"/>
+            </w:pPr>
+            <w:r>
+              <w:rPr>
+                <w:rFonts w:ascii="MS PGothic" w:hAnsi="MS PGothic" w:eastAsia="MS PGothic"/>
+                <w:b w:val="0"/>
+                <w:color w:val="000000"/>
+                <w:sz w:val="18"/>
+              </w:rPr>
+              <w:t>炭化（黒色）</w:t>
+            </w:r>
+          </w:p>
+        </w:tc>
+      </w:tr>
+      <w:tr>
+        <w:tc>
+          <w:tcPr>
+            <w:tcW w:type="dxa" w:w="2493"/>
+            <w:vAlign w:val="center"/>
+            <w:tcW w:w="2300" w:type="dxa"/>
+          </w:tcPr>
+          <w:p>
+            <w:pPr>
+              <w:spacing w:before="20" w:after="20" w:lineRule="exact" w:line="240"/>
+              <w:jc w:val="left"/>
+            </w:pPr>
+            <w:r>
+              <w:rPr>
+                <w:rFonts w:ascii="MS PGothic" w:hAnsi="MS PGothic" w:eastAsia="MS PGothic"/>
+                <w:b w:val="0"/>
+                <w:color w:val="000000"/>
+                <w:sz w:val="18"/>
+              </w:rPr>
+              <w:t>本研究 WEG</w:t>
+            </w:r>
+          </w:p>
+        </w:tc>
+        <w:tc>
+          <w:tcPr>
+            <w:tcW w:type="dxa" w:w="2493"/>
+            <w:vAlign w:val="center"/>
+            <w:tcW w:w="2200" w:type="dxa"/>
+          </w:tcPr>
+          <w:p>
+            <w:pPr>
+              <w:spacing w:before="20" w:after="20" w:lineRule="exact" w:line="240"/>
+              <w:jc w:val="center"/>
+            </w:pPr>
+            <w:r>
+              <w:rPr>
+                <w:rFonts w:ascii="MS PGothic" w:hAnsi="MS PGothic" w:eastAsia="MS PGothic"/>
+                <w:b w:val="0"/>
+                <w:color w:val="000000"/>
+                <w:sz w:val="18"/>
+              </w:rPr>
+              <w:t>7分以上</w:t>
+            </w:r>
+          </w:p>
+        </w:tc>
+        <w:tc>
+          <w:tcPr>
+            <w:tcW w:type="dxa" w:w="2493"/>
+            <w:vAlign w:val="center"/>
+            <w:tcW w:w="1500" w:type="dxa"/>
+          </w:tcPr>
+          <w:p>
+            <w:pPr>
+              <w:spacing w:before="20" w:after="20" w:lineRule="exact" w:line="240"/>
+              <w:jc w:val="center"/>
+            </w:pPr>
+            <w:r>
+              <w:rPr>
+                <w:rFonts w:ascii="MS PGothic" w:hAnsi="MS PGothic" w:eastAsia="MS PGothic"/>
+                <w:b w:val="0"/>
+                <w:color w:val="000000"/>
+                <w:sz w:val="18"/>
+              </w:rPr>
+              <w:t>3〜6×</w:t>
+            </w:r>
+          </w:p>
+        </w:tc>
+        <w:tc>
+          <w:tcPr>
+            <w:tcW w:type="dxa" w:w="2493"/>
+            <w:vAlign w:val="center"/>
+            <w:tcW w:w="2860" w:type="dxa"/>
+          </w:tcPr>
+          <w:p>
+            <w:pPr>
+              <w:spacing w:before="20" w:after="20" w:lineRule="exact" w:line="240"/>
+              <w:jc w:val="center"/>
+            </w:pPr>
+            <w:r>
+              <w:rPr>
+                <w:rFonts w:ascii="MS PGothic" w:hAnsi="MS PGothic" w:eastAsia="MS PGothic"/>
+                <w:b w:val="0"/>
+                <w:color w:val="000000"/>
+                <w:sz w:val="18"/>
+              </w:rPr>
+              <w:t>ほぼ無傷・白色断熱層が残存</w:t>
+            </w:r>
+          </w:p>
+        </w:tc>
+      </w:tr>
+    </w:tbl>
+    <w:p>
+      <w:pPr>
+        <w:spacing w:before="0" w:after="60"/>
+      </w:pPr>
     </w:p>
     <w:p>
       <w:pPr>
@@ -2303,7 +4304,7 @@
           <w:color w:val="000000"/>
           <w:sz w:val="20"/>
         </w:rPr>
-        <w:t>・表面状態の比較（120 秒・300 秒）</w:t>
+        <w:t>・表面状態の比較（120 秒・300 秒）とタイムラプス観察</w:t>
       </w:r>
     </w:p>
     <w:p>
@@ -2318,7 +4319,7 @@
           <w:color w:val="000000"/>
           <w:sz w:val="19"/>
         </w:rPr>
-        <w:t xml:space="preserve">120 秒・300 秒時点の表面写真による比較 </w:t>
+        <w:t xml:space="preserve">120 秒・300 秒時点の表面写真比較 </w:t>
       </w:r>
       <w:r>
         <w:rPr>
@@ -2336,7 +4337,25 @@
           <w:color w:val="000000"/>
           <w:sz w:val="19"/>
         </w:rPr>
-        <w:t>：</w:t>
+        <w:t xml:space="preserve"> では、水は120秒で既に炭化が顕著、AquaGel-K は水分蒸発とともに保護を失い300秒で一様に黒く炭化したのに対し、本研究の WEG は300秒時点でも表面がほぼ無傷のまま白色の断熱層（エアロゲル層）に覆われていた。燃焼過程のタイムラプス撮影 </w:t>
+      </w:r>
+      <w:r>
+        <w:rPr>
+          <w:rFonts w:ascii="MS PGothic" w:hAnsi="MS PGothic" w:eastAsia="MS PGothic"/>
+          <w:b/>
+          <w:color w:val="000000"/>
+          <w:sz w:val="19"/>
+        </w:rPr>
+        <w:t>(Fig. 3d)</w:t>
+      </w:r>
+      <w:r>
+        <w:rPr>
+          <w:rFonts w:ascii="MS PGothic" w:hAnsi="MS PGothic" w:eastAsia="MS PGothic"/>
+          <w:b w:val="0"/>
+          <w:color w:val="000000"/>
+          <w:sz w:val="19"/>
+        </w:rPr>
+        <w:t xml:space="preserve"> により保護メカニズムの本質的な違いが可視化された：</w:t>
       </w:r>
       <w:r>
         <w:rPr>
@@ -2354,7 +4373,7 @@
           <w:color w:val="000000"/>
           <w:sz w:val="19"/>
         </w:rPr>
-        <w:t>では120秒時点で既に炭化が顕著。</w:t>
+        <w:t>は加熱とともに即座に蒸発・流失し保護はほぼ瞬時に終了。</w:t>
       </w:r>
       <w:r>
         <w:rPr>
@@ -2372,108 +4391,7 @@
           <w:color w:val="000000"/>
           <w:sz w:val="19"/>
         </w:rPr>
-        <w:t>では水分蒸発とともに保護が失われ、300秒時点で表面が一様に黒く炭化。</w:t>
-      </w:r>
-      <w:r>
-        <w:rPr>
-          <w:rFonts w:ascii="MS PGothic" w:hAnsi="MS PGothic" w:eastAsia="MS PGothic"/>
-          <w:b/>
-          <w:color w:val="000000"/>
-          <w:sz w:val="19"/>
-        </w:rPr>
-        <w:t>本研究の WEG</w:t>
-      </w:r>
-      <w:r>
-        <w:rPr>
-          <w:rFonts w:ascii="MS PGothic" w:hAnsi="MS PGothic" w:eastAsia="MS PGothic"/>
-          <w:b w:val="0"/>
-          <w:color w:val="000000"/>
-          <w:sz w:val="19"/>
-        </w:rPr>
-        <w:t xml:space="preserve"> では300秒時点でも表面がほぼ無傷のまま白色の断熱層（エアロゲル層）に覆われており、保護効果の差は視覚的にも一目瞭然であった。</w:t>
-      </w:r>
-    </w:p>
-    <w:p>
-      <w:pPr>
-        <w:spacing w:before="60" w:after="0" w:lineRule="exact" w:line="280"/>
-      </w:pPr>
-      <w:r>
-        <w:rPr>
-          <w:rFonts w:ascii="MS PGothic" w:hAnsi="MS PGothic" w:eastAsia="MS PGothic"/>
-          <w:b/>
-          <w:color w:val="000000"/>
-          <w:sz w:val="20"/>
-        </w:rPr>
-        <w:t>・タイムラプス観察 — 保護メカニズムの可視化</w:t>
-      </w:r>
-    </w:p>
-    <w:p>
-      <w:pPr>
-        <w:spacing w:before="0" w:after="40" w:lineRule="exact" w:line="280"/>
-        <w:ind w:firstLine="227"/>
-      </w:pPr>
-      <w:r>
-        <w:rPr>
-          <w:rFonts w:ascii="MS PGothic" w:hAnsi="MS PGothic" w:eastAsia="MS PGothic"/>
-          <w:b w:val="0"/>
-          <w:color w:val="000000"/>
-          <w:sz w:val="19"/>
-        </w:rPr>
-        <w:t xml:space="preserve">燃焼過程をタイムラプス撮影することで、保護メカニズムの本質的な違いが可視化された </w:t>
-      </w:r>
-      <w:r>
-        <w:rPr>
-          <w:rFonts w:ascii="MS PGothic" w:hAnsi="MS PGothic" w:eastAsia="MS PGothic"/>
-          <w:b/>
-          <w:color w:val="000000"/>
-          <w:sz w:val="19"/>
-        </w:rPr>
-        <w:t>(Fig. 3d)</w:t>
-      </w:r>
-      <w:r>
-        <w:rPr>
-          <w:rFonts w:ascii="MS PGothic" w:hAnsi="MS PGothic" w:eastAsia="MS PGothic"/>
-          <w:b w:val="0"/>
-          <w:color w:val="000000"/>
-          <w:sz w:val="19"/>
-        </w:rPr>
-        <w:t>。</w:t>
-      </w:r>
-      <w:r>
-        <w:rPr>
-          <w:rFonts w:ascii="MS PGothic" w:hAnsi="MS PGothic" w:eastAsia="MS PGothic"/>
-          <w:b/>
-          <w:color w:val="000000"/>
-          <w:sz w:val="19"/>
-        </w:rPr>
-        <w:t>水</w:t>
-      </w:r>
-      <w:r>
-        <w:rPr>
-          <w:rFonts w:ascii="MS PGothic" w:hAnsi="MS PGothic" w:eastAsia="MS PGothic"/>
-          <w:b w:val="0"/>
-          <w:color w:val="000000"/>
-          <w:sz w:val="19"/>
-        </w:rPr>
-        <w:t>は加熱とともに即座に蒸発・流失し、保護はほぼ瞬時（0.3分）に終了。</w:t>
-      </w:r>
-      <w:r>
-        <w:rPr>
-          <w:rFonts w:ascii="MS PGothic" w:hAnsi="MS PGothic" w:eastAsia="MS PGothic"/>
-          <w:b/>
-          <w:color w:val="000000"/>
-          <w:sz w:val="19"/>
-        </w:rPr>
-        <w:t>AquaGel-K</w:t>
-      </w:r>
-      <w:r>
-        <w:rPr>
-          <w:rFonts w:ascii="MS PGothic" w:hAnsi="MS PGothic" w:eastAsia="MS PGothic"/>
-          <w:b w:val="0"/>
-          <w:color w:val="000000"/>
-          <w:sz w:val="19"/>
-        </w:rPr>
-        <w:t>は保持水分が蒸発するまでは保護するが、水が飛んだ時点で保護終了。</w:t>
+        <w:t>は保持水分が蒸発するまでは保護するが水が飛んだ時点で終了。</w:t>
       </w:r>
       <w:r>
         <w:rPr>
@@ -2491,7 +4409,7 @@
           <w:color w:val="000000"/>
           <w:sz w:val="19"/>
         </w:rPr>
-        <w:t>は、水分蒸発と同時にゲルが発泡・膨張して白色の多孔質エアロゲル層を形成し、この固体断熱層が7分以上にわたって木材を熱から保護し続けた。撮影写真中の白色の「モコモコ」した膨張層がまさにその場生成したシリカエアロゲルである。つまり他製品が</w:t>
+        <w:t>は水分蒸発と同時にゲルが発泡・膨張して白色の多孔質エアロゲル層を形成し、この固体断熱層が7分以上にわたって木材を保護し続けた。写真中の白色の「モコモコ」した膨張層がその場生成したシリカエアロゲルである。つまり他製品が</w:t>
       </w:r>
       <w:r>
         <w:rPr>
@@ -2518,7 +4436,7 @@
           <w:color w:val="000000"/>
           <w:sz w:val="19"/>
         </w:rPr>
-        <w:t>「水が飛んでからが本番（エアロゲルが機能する）」</w:t>
+        <w:t>「水が飛んでからが本番」</w:t>
       </w:r>
       <w:r>
         <w:rPr>
@@ -2527,7 +4445,7 @@
           <w:color w:val="000000"/>
           <w:sz w:val="19"/>
         </w:rPr>
-        <w:t>という正反対の動作原理を持つ。</w:t>
+        <w:t>という正反対の動作原理を持つ点が決定的な差別化要因である。</w:t>
       </w:r>
     </w:p>
     <w:tbl>
@@ -2562,7 +4480,7 @@
                 <w:color w:val="000000"/>
                 <w:sz w:val="18"/>
               </w:rPr>
-              <w:t>［図挿入欄］Fig. 3a–d：(a) 燃焼試験セットアップ（MAP-Pro トーチ・合板基材）、(b) 5配合の Time to char 棒グラフ（n≥3）、(c) 120s/300s 表面状態写真、(d) タイムラプス比較（0/30/60/120/300s）</w:t>
+              <w:t>［図挿入欄］Fig. 3a–d：(a) 燃焼試験セットアップ（MAP-Proトーチ・合板）、(b) 5配合の Time to char 棒グラフ（n≥3）、(c) 120s/300s 表面状態写真、(d) タイムラプス比較（0/30/60/120/300s）</w:t>
             </w:r>
           </w:p>
         </w:tc>
@@ -2584,7 +4502,7 @@
           <w:color w:val="000000"/>
           <w:sz w:val="21"/>
         </w:rPr>
-        <w:t>5. 化学・熱分析によるメカニズムの化学的裏付け（Figure 4, 5）</w:t>
+        <w:t>5. 化学・熱分析によるメカニズムの裏付け（Figure 4, 5）</w:t>
       </w:r>
     </w:p>
     <w:p>
@@ -2631,7 +4549,7 @@
           <w:color w:val="000000"/>
           <w:sz w:val="19"/>
         </w:rPr>
-        <w:t>：O–H 伸縮（～3400 cm⁻¹）および C–H 伸縮（～2900 cm⁻¹）の明瞭なピークが存在し、セルロース有機成分の存在を示す。Si–O–Si 逆対称伸縮（～1100 cm⁻¹）もブロードに観察される。燃焼</w:t>
+        <w:t>：O–H 伸縮（～3400 cm⁻¹）および C–H 伸縮（～2900 cm⁻¹）の明瞭なピークが存在し、セルロース有機成分の存在を示す。燃焼</w:t>
       </w:r>
       <w:r>
         <w:rPr>
@@ -2649,7 +4567,7 @@
           <w:color w:val="000000"/>
           <w:sz w:val="19"/>
         </w:rPr>
-        <w:t xml:space="preserve">：O–H・C–H ピークが完全に消失。Si–O–Si ピークが顕著に増強・先鋭化し、純粋なシリカ構造の形成を示す。両配合（HEC+MC 系・MHEC 系）で同様の変化が確認された </w:t>
+        <w:t xml:space="preserve">：O–H・C–H ピークが完全に消失し、Si–O–Si ピーク（～1100 cm⁻¹）が顕著に増強・先鋭化して純粋なシリカ構造の形成を示す。両配合（HEC+MC 系・MHEC 系）で同様の変化が確認された </w:t>
       </w:r>
       <w:r>
         <w:rPr>
@@ -2667,7 +4585,7 @@
           <w:color w:val="000000"/>
           <w:sz w:val="19"/>
         </w:rPr>
-        <w:t>。これはゲルが火炎によって有機セルロース成分を失い、無機シリカ骨格のみが残存することを化学結合レベルで直接裏付ける。</w:t>
+        <w:t>。これはゲルが火炎によって有機セルロース成分を失い無機シリカ骨格のみが残存することを化学結合レベルで直接裏付ける。</w:t>
       </w:r>
     </w:p>
     <w:p>
@@ -2804,8 +4722,581 @@
           <w:color w:val="000000"/>
           <w:sz w:val="19"/>
         </w:rPr>
-        <w:t>。燃焼後の残留炭素（4.8 at%）は、完全な有機物除去はされておらず微量の炭素残渣が存在することを示すが、大部分の有機成分が燃焼除去され、シリカが主成分として残存していることは明確である。Si と O の組成比は燃焼後に増加し、SiO₂ 化学量論比に近づくことが確認された。</w:t>
+        <w:t>。Si と O の組成比は燃焼後に増加し、SiO₂ 化学量論比に近づいた。化学・熱分析の主要数値を Table 6 にまとめる。</w:t>
       </w:r>
+    </w:p>
+    <w:p>
+      <w:pPr>
+        <w:spacing w:before="20" w:after="60" w:lineRule="exact" w:line="240"/>
+      </w:pPr>
+      <w:r>
+        <w:rPr>
+          <w:rFonts w:ascii="MS PGothic" w:hAnsi="MS PGothic" w:eastAsia="MS PGothic"/>
+          <w:b/>
+          <w:color w:val="000000"/>
+          <w:sz w:val="17"/>
+        </w:rPr>
+        <w:t>Table 6. 化学・熱分析の主要データ</w:t>
+      </w:r>
+    </w:p>
+    <w:tbl>
+      <w:tblPr>
+        <w:tblStyle w:val="TableGrid"/>
+        <w:tblW w:type="auto" w:w="0"/>
+        <w:jc w:val="center"/>
+        <w:tblLook w:firstColumn="1" w:firstRow="1" w:lastColumn="0" w:lastRow="0" w:noHBand="0" w:noVBand="1" w:val="04A0"/>
+      </w:tblPr>
+      <w:tblGrid>
+        <w:gridCol w:w="2493"/>
+        <w:gridCol w:w="2493"/>
+        <w:gridCol w:w="2493"/>
+        <w:gridCol w:w="2493"/>
+      </w:tblGrid>
+      <w:tr>
+        <w:tc>
+          <w:tcPr>
+            <w:tcW w:type="dxa" w:w="2493"/>
+            <w:vAlign w:val="center"/>
+            <w:tcW w:w="1700" w:type="dxa"/>
+          </w:tcPr>
+          <w:p>
+            <w:pPr>
+              <w:spacing w:before="20" w:after="20" w:lineRule="exact" w:line="240"/>
+              <w:jc w:val="center"/>
+            </w:pPr>
+            <w:r>
+              <w:rPr>
+                <w:rFonts w:ascii="MS PGothic" w:hAnsi="MS PGothic" w:eastAsia="MS PGothic"/>
+                <w:b/>
+                <w:color w:val="000000"/>
+                <w:sz w:val="18"/>
+              </w:rPr>
+              <w:t>分析</w:t>
+            </w:r>
+          </w:p>
+        </w:tc>
+        <w:tc>
+          <w:tcPr>
+            <w:tcW w:type="dxa" w:w="2493"/>
+            <w:vAlign w:val="center"/>
+            <w:tcW w:w="2400" w:type="dxa"/>
+          </w:tcPr>
+          <w:p>
+            <w:pPr>
+              <w:spacing w:before="20" w:after="20" w:lineRule="exact" w:line="240"/>
+              <w:jc w:val="center"/>
+            </w:pPr>
+            <w:r>
+              <w:rPr>
+                <w:rFonts w:ascii="MS PGothic" w:hAnsi="MS PGothic" w:eastAsia="MS PGothic"/>
+                <w:b/>
+                <w:color w:val="000000"/>
+                <w:sz w:val="18"/>
+              </w:rPr>
+              <w:t>指標</w:t>
+            </w:r>
+          </w:p>
+        </w:tc>
+        <w:tc>
+          <w:tcPr>
+            <w:tcW w:type="dxa" w:w="2493"/>
+            <w:vAlign w:val="center"/>
+            <w:tcW w:w="2300" w:type="dxa"/>
+          </w:tcPr>
+          <w:p>
+            <w:pPr>
+              <w:spacing w:before="20" w:after="20" w:lineRule="exact" w:line="240"/>
+              <w:jc w:val="center"/>
+            </w:pPr>
+            <w:r>
+              <w:rPr>
+                <w:rFonts w:ascii="MS PGothic" w:hAnsi="MS PGothic" w:eastAsia="MS PGothic"/>
+                <w:b/>
+                <w:color w:val="000000"/>
+                <w:sz w:val="18"/>
+              </w:rPr>
+              <w:t>燃焼前 / 加熱前</w:t>
+            </w:r>
+          </w:p>
+        </w:tc>
+        <w:tc>
+          <w:tcPr>
+            <w:tcW w:type="dxa" w:w="2493"/>
+            <w:vAlign w:val="center"/>
+            <w:tcW w:w="2460" w:type="dxa"/>
+          </w:tcPr>
+          <w:p>
+            <w:pPr>
+              <w:spacing w:before="20" w:after="20" w:lineRule="exact" w:line="240"/>
+              <w:jc w:val="center"/>
+            </w:pPr>
+            <w:r>
+              <w:rPr>
+                <w:rFonts w:ascii="MS PGothic" w:hAnsi="MS PGothic" w:eastAsia="MS PGothic"/>
+                <w:b/>
+                <w:color w:val="000000"/>
+                <w:sz w:val="18"/>
+              </w:rPr>
+              <w:t>燃焼後 / 加熱後</w:t>
+            </w:r>
+          </w:p>
+        </w:tc>
+      </w:tr>
+      <w:tr>
+        <w:tc>
+          <w:tcPr>
+            <w:tcW w:type="dxa" w:w="2493"/>
+            <w:vAlign w:val="center"/>
+            <w:tcW w:w="1700" w:type="dxa"/>
+          </w:tcPr>
+          <w:p>
+            <w:pPr>
+              <w:spacing w:before="20" w:after="20" w:lineRule="exact" w:line="240"/>
+              <w:jc w:val="left"/>
+            </w:pPr>
+            <w:r>
+              <w:rPr>
+                <w:rFonts w:ascii="MS PGothic" w:hAnsi="MS PGothic" w:eastAsia="MS PGothic"/>
+                <w:b w:val="0"/>
+                <w:color w:val="000000"/>
+                <w:sz w:val="18"/>
+              </w:rPr>
+              <w:t>FT-IR</w:t>
+            </w:r>
+          </w:p>
+        </w:tc>
+        <w:tc>
+          <w:tcPr>
+            <w:tcW w:type="dxa" w:w="2493"/>
+            <w:vAlign w:val="center"/>
+            <w:tcW w:w="2400" w:type="dxa"/>
+          </w:tcPr>
+          <w:p>
+            <w:pPr>
+              <w:spacing w:before="20" w:after="20" w:lineRule="exact" w:line="240"/>
+              <w:jc w:val="center"/>
+            </w:pPr>
+            <w:r>
+              <w:rPr>
+                <w:rFonts w:ascii="MS PGothic" w:hAnsi="MS PGothic" w:eastAsia="MS PGothic"/>
+                <w:b w:val="0"/>
+                <w:color w:val="000000"/>
+                <w:sz w:val="18"/>
+              </w:rPr>
+              <w:t>O–H, C–H（～3400/2900）</w:t>
+            </w:r>
+          </w:p>
+        </w:tc>
+        <w:tc>
+          <w:tcPr>
+            <w:tcW w:type="dxa" w:w="2493"/>
+            <w:vAlign w:val="center"/>
+            <w:tcW w:w="2300" w:type="dxa"/>
+          </w:tcPr>
+          <w:p>
+            <w:pPr>
+              <w:spacing w:before="20" w:after="20" w:lineRule="exact" w:line="240"/>
+              <w:jc w:val="center"/>
+            </w:pPr>
+            <w:r>
+              <w:rPr>
+                <w:rFonts w:ascii="MS PGothic" w:hAnsi="MS PGothic" w:eastAsia="MS PGothic"/>
+                <w:b w:val="0"/>
+                <w:color w:val="000000"/>
+                <w:sz w:val="18"/>
+              </w:rPr>
+              <w:t>明瞭に存在</w:t>
+            </w:r>
+          </w:p>
+        </w:tc>
+        <w:tc>
+          <w:tcPr>
+            <w:tcW w:type="dxa" w:w="2493"/>
+            <w:vAlign w:val="center"/>
+            <w:tcW w:w="2460" w:type="dxa"/>
+          </w:tcPr>
+          <w:p>
+            <w:pPr>
+              <w:spacing w:before="20" w:after="20" w:lineRule="exact" w:line="240"/>
+              <w:jc w:val="center"/>
+            </w:pPr>
+            <w:r>
+              <w:rPr>
+                <w:rFonts w:ascii="MS PGothic" w:hAnsi="MS PGothic" w:eastAsia="MS PGothic"/>
+                <w:b w:val="0"/>
+                <w:color w:val="000000"/>
+                <w:sz w:val="18"/>
+              </w:rPr>
+              <w:t>消失</w:t>
+            </w:r>
+          </w:p>
+        </w:tc>
+      </w:tr>
+      <w:tr>
+        <w:tc>
+          <w:tcPr>
+            <w:tcW w:type="dxa" w:w="2493"/>
+            <w:vAlign w:val="center"/>
+            <w:tcW w:w="1700" w:type="dxa"/>
+          </w:tcPr>
+          <w:p>
+            <w:pPr>
+              <w:spacing w:before="20" w:after="20" w:lineRule="exact" w:line="240"/>
+              <w:jc w:val="left"/>
+            </w:pPr>
+            <w:r>
+              <w:rPr>
+                <w:rFonts w:ascii="MS PGothic" w:hAnsi="MS PGothic" w:eastAsia="MS PGothic"/>
+                <w:b w:val="0"/>
+                <w:color w:val="000000"/>
+                <w:sz w:val="18"/>
+              </w:rPr>
+              <w:t>FT-IR</w:t>
+            </w:r>
+          </w:p>
+        </w:tc>
+        <w:tc>
+          <w:tcPr>
+            <w:tcW w:type="dxa" w:w="2493"/>
+            <w:vAlign w:val="center"/>
+            <w:tcW w:w="2400" w:type="dxa"/>
+          </w:tcPr>
+          <w:p>
+            <w:pPr>
+              <w:spacing w:before="20" w:after="20" w:lineRule="exact" w:line="240"/>
+              <w:jc w:val="center"/>
+            </w:pPr>
+            <w:r>
+              <w:rPr>
+                <w:rFonts w:ascii="MS PGothic" w:hAnsi="MS PGothic" w:eastAsia="MS PGothic"/>
+                <w:b w:val="0"/>
+                <w:color w:val="000000"/>
+                <w:sz w:val="18"/>
+              </w:rPr>
+              <w:t>Si–O–Si（～1100 cm⁻¹）</w:t>
+            </w:r>
+          </w:p>
+        </w:tc>
+        <w:tc>
+          <w:tcPr>
+            <w:tcW w:type="dxa" w:w="2493"/>
+            <w:vAlign w:val="center"/>
+            <w:tcW w:w="2300" w:type="dxa"/>
+          </w:tcPr>
+          <w:p>
+            <w:pPr>
+              <w:spacing w:before="20" w:after="20" w:lineRule="exact" w:line="240"/>
+              <w:jc w:val="center"/>
+            </w:pPr>
+            <w:r>
+              <w:rPr>
+                <w:rFonts w:ascii="MS PGothic" w:hAnsi="MS PGothic" w:eastAsia="MS PGothic"/>
+                <w:b w:val="0"/>
+                <w:color w:val="000000"/>
+                <w:sz w:val="18"/>
+              </w:rPr>
+              <w:t>ブロード</w:t>
+            </w:r>
+          </w:p>
+        </w:tc>
+        <w:tc>
+          <w:tcPr>
+            <w:tcW w:type="dxa" w:w="2493"/>
+            <w:vAlign w:val="center"/>
+            <w:tcW w:w="2460" w:type="dxa"/>
+          </w:tcPr>
+          <w:p>
+            <w:pPr>
+              <w:spacing w:before="20" w:after="20" w:lineRule="exact" w:line="240"/>
+              <w:jc w:val="center"/>
+            </w:pPr>
+            <w:r>
+              <w:rPr>
+                <w:rFonts w:ascii="MS PGothic" w:hAnsi="MS PGothic" w:eastAsia="MS PGothic"/>
+                <w:b w:val="0"/>
+                <w:color w:val="000000"/>
+                <w:sz w:val="18"/>
+              </w:rPr>
+              <w:t>増強・先鋭化</w:t>
+            </w:r>
+          </w:p>
+        </w:tc>
+      </w:tr>
+      <w:tr>
+        <w:tc>
+          <w:tcPr>
+            <w:tcW w:type="dxa" w:w="2493"/>
+            <w:vAlign w:val="center"/>
+            <w:tcW w:w="1700" w:type="dxa"/>
+          </w:tcPr>
+          <w:p>
+            <w:pPr>
+              <w:spacing w:before="20" w:after="20" w:lineRule="exact" w:line="240"/>
+              <w:jc w:val="left"/>
+            </w:pPr>
+            <w:r>
+              <w:rPr>
+                <w:rFonts w:ascii="MS PGothic" w:hAnsi="MS PGothic" w:eastAsia="MS PGothic"/>
+                <w:b w:val="0"/>
+                <w:color w:val="000000"/>
+                <w:sz w:val="18"/>
+              </w:rPr>
+              <w:t>XPS（MHEC系）</w:t>
+            </w:r>
+          </w:p>
+        </w:tc>
+        <w:tc>
+          <w:tcPr>
+            <w:tcW w:type="dxa" w:w="2493"/>
+            <w:vAlign w:val="center"/>
+            <w:tcW w:w="2400" w:type="dxa"/>
+          </w:tcPr>
+          <w:p>
+            <w:pPr>
+              <w:spacing w:before="20" w:after="20" w:lineRule="exact" w:line="240"/>
+              <w:jc w:val="center"/>
+            </w:pPr>
+            <w:r>
+              <w:rPr>
+                <w:rFonts w:ascii="MS PGothic" w:hAnsi="MS PGothic" w:eastAsia="MS PGothic"/>
+                <w:b w:val="0"/>
+                <w:color w:val="000000"/>
+                <w:sz w:val="18"/>
+              </w:rPr>
+              <w:t>炭素組成 C 1s</w:t>
+            </w:r>
+          </w:p>
+        </w:tc>
+        <w:tc>
+          <w:tcPr>
+            <w:tcW w:type="dxa" w:w="2493"/>
+            <w:vAlign w:val="center"/>
+            <w:tcW w:w="2300" w:type="dxa"/>
+          </w:tcPr>
+          <w:p>
+            <w:pPr>
+              <w:spacing w:before="20" w:after="20" w:lineRule="exact" w:line="240"/>
+              <w:jc w:val="center"/>
+            </w:pPr>
+            <w:r>
+              <w:rPr>
+                <w:rFonts w:ascii="MS PGothic" w:hAnsi="MS PGothic" w:eastAsia="MS PGothic"/>
+                <w:b w:val="0"/>
+                <w:color w:val="000000"/>
+                <w:sz w:val="18"/>
+              </w:rPr>
+              <w:t>38.3 at%</w:t>
+            </w:r>
+          </w:p>
+        </w:tc>
+        <w:tc>
+          <w:tcPr>
+            <w:tcW w:type="dxa" w:w="2493"/>
+            <w:vAlign w:val="center"/>
+            <w:tcW w:w="2460" w:type="dxa"/>
+          </w:tcPr>
+          <w:p>
+            <w:pPr>
+              <w:spacing w:before="20" w:after="20" w:lineRule="exact" w:line="240"/>
+              <w:jc w:val="center"/>
+            </w:pPr>
+            <w:r>
+              <w:rPr>
+                <w:rFonts w:ascii="MS PGothic" w:hAnsi="MS PGothic" w:eastAsia="MS PGothic"/>
+                <w:b w:val="0"/>
+                <w:color w:val="000000"/>
+                <w:sz w:val="18"/>
+              </w:rPr>
+              <w:t>4.8 at%（約87%減）</w:t>
+            </w:r>
+          </w:p>
+        </w:tc>
+      </w:tr>
+      <w:tr>
+        <w:tc>
+          <w:tcPr>
+            <w:tcW w:type="dxa" w:w="2493"/>
+            <w:vAlign w:val="center"/>
+            <w:tcW w:w="1700" w:type="dxa"/>
+          </w:tcPr>
+          <w:p>
+            <w:pPr>
+              <w:spacing w:before="20" w:after="20" w:lineRule="exact" w:line="240"/>
+              <w:jc w:val="left"/>
+            </w:pPr>
+            <w:r>
+              <w:rPr>
+                <w:rFonts w:ascii="MS PGothic" w:hAnsi="MS PGothic" w:eastAsia="MS PGothic"/>
+                <w:b w:val="0"/>
+                <w:color w:val="000000"/>
+                <w:sz w:val="18"/>
+              </w:rPr>
+              <w:t>TGA</w:t>
+            </w:r>
+          </w:p>
+        </w:tc>
+        <w:tc>
+          <w:tcPr>
+            <w:tcW w:type="dxa" w:w="2493"/>
+            <w:vAlign w:val="center"/>
+            <w:tcW w:w="2400" w:type="dxa"/>
+          </w:tcPr>
+          <w:p>
+            <w:pPr>
+              <w:spacing w:before="20" w:after="20" w:lineRule="exact" w:line="240"/>
+              <w:jc w:val="center"/>
+            </w:pPr>
+            <w:r>
+              <w:rPr>
+                <w:rFonts w:ascii="MS PGothic" w:hAnsi="MS PGothic" w:eastAsia="MS PGothic"/>
+                <w:b w:val="0"/>
+                <w:color w:val="000000"/>
+                <w:sz w:val="18"/>
+              </w:rPr>
+              <w:t>主分解温度 / 残渣</w:t>
+            </w:r>
+          </w:p>
+        </w:tc>
+        <w:tc>
+          <w:tcPr>
+            <w:tcW w:type="dxa" w:w="2493"/>
+            <w:vAlign w:val="center"/>
+            <w:tcW w:w="2300" w:type="dxa"/>
+          </w:tcPr>
+          <w:p>
+            <w:pPr>
+              <w:spacing w:before="20" w:after="20" w:lineRule="exact" w:line="240"/>
+              <w:jc w:val="center"/>
+            </w:pPr>
+            <w:r>
+              <w:rPr>
+                <w:rFonts w:ascii="MS PGothic" w:hAnsi="MS PGothic" w:eastAsia="MS PGothic"/>
+                <w:b w:val="0"/>
+                <w:color w:val="000000"/>
+                <w:sz w:val="18"/>
+              </w:rPr>
+              <w:t>有機鎖 約280℃</w:t>
+            </w:r>
+          </w:p>
+        </w:tc>
+        <w:tc>
+          <w:tcPr>
+            <w:tcW w:type="dxa" w:w="2493"/>
+            <w:vAlign w:val="center"/>
+            <w:tcW w:w="2460" w:type="dxa"/>
+          </w:tcPr>
+          <w:p>
+            <w:pPr>
+              <w:spacing w:before="20" w:after="20" w:lineRule="exact" w:line="240"/>
+              <w:jc w:val="center"/>
+            </w:pPr>
+            <w:r>
+              <w:rPr>
+                <w:rFonts w:ascii="MS PGothic" w:hAnsi="MS PGothic" w:eastAsia="MS PGothic"/>
+                <w:b w:val="0"/>
+                <w:color w:val="000000"/>
+                <w:sz w:val="18"/>
+              </w:rPr>
+              <w:t>シリカ残渣 5〜8 wt%</w:t>
+            </w:r>
+          </w:p>
+        </w:tc>
+      </w:tr>
+      <w:tr>
+        <w:tc>
+          <w:tcPr>
+            <w:tcW w:type="dxa" w:w="2493"/>
+            <w:vAlign w:val="center"/>
+            <w:tcW w:w="1700" w:type="dxa"/>
+          </w:tcPr>
+          <w:p>
+            <w:pPr>
+              <w:spacing w:before="20" w:after="20" w:lineRule="exact" w:line="240"/>
+              <w:jc w:val="left"/>
+            </w:pPr>
+            <w:r>
+              <w:rPr>
+                <w:rFonts w:ascii="MS PGothic" w:hAnsi="MS PGothic" w:eastAsia="MS PGothic"/>
+                <w:b w:val="0"/>
+                <w:color w:val="000000"/>
+                <w:sz w:val="18"/>
+              </w:rPr>
+              <w:t>TGA/DSC</w:t>
+            </w:r>
+          </w:p>
+        </w:tc>
+        <w:tc>
+          <w:tcPr>
+            <w:tcW w:type="dxa" w:w="2493"/>
+            <w:vAlign w:val="center"/>
+            <w:tcW w:w="2400" w:type="dxa"/>
+          </w:tcPr>
+          <w:p>
+            <w:pPr>
+              <w:spacing w:before="20" w:after="20" w:lineRule="exact" w:line="240"/>
+              <w:jc w:val="center"/>
+            </w:pPr>
+            <w:r>
+              <w:rPr>
+                <w:rFonts w:ascii="MS PGothic" w:hAnsi="MS PGothic" w:eastAsia="MS PGothic"/>
+                <w:b w:val="0"/>
+                <w:color w:val="000000"/>
+                <w:sz w:val="18"/>
+              </w:rPr>
+              <w:t>焼結開始 vs 分解開始</w:t>
+            </w:r>
+          </w:p>
+        </w:tc>
+        <w:tc>
+          <w:tcPr>
+            <w:tcW w:type="dxa" w:w="2493"/>
+            <w:vAlign w:val="center"/>
+            <w:tcW w:w="2300" w:type="dxa"/>
+          </w:tcPr>
+          <w:p>
+            <w:pPr>
+              <w:spacing w:before="20" w:after="20" w:lineRule="exact" w:line="240"/>
+              <w:jc w:val="center"/>
+            </w:pPr>
+            <w:r>
+              <w:rPr>
+                <w:rFonts w:ascii="MS PGothic" w:hAnsi="MS PGothic" w:eastAsia="MS PGothic"/>
+                <w:b w:val="0"/>
+                <w:color w:val="000000"/>
+                <w:sz w:val="18"/>
+              </w:rPr>
+              <w:t>CSP 約200℃</w:t>
+            </w:r>
+          </w:p>
+        </w:tc>
+        <w:tc>
+          <w:tcPr>
+            <w:tcW w:type="dxa" w:w="2493"/>
+            <w:vAlign w:val="center"/>
+            <w:tcW w:w="2460" w:type="dxa"/>
+          </w:tcPr>
+          <w:p>
+            <w:pPr>
+              <w:spacing w:before="20" w:after="20" w:lineRule="exact" w:line="240"/>
+              <w:jc w:val="center"/>
+            </w:pPr>
+            <w:r>
+              <w:rPr>
+                <w:rFonts w:ascii="MS PGothic" w:hAnsi="MS PGothic" w:eastAsia="MS PGothic"/>
+                <w:b w:val="0"/>
+                <w:color w:val="000000"/>
+                <w:sz w:val="18"/>
+              </w:rPr>
+              <w:t>セルロース 約280℃</w:t>
+            </w:r>
+          </w:p>
+        </w:tc>
+      </w:tr>
+    </w:tbl>
+    <w:p>
+      <w:pPr>
+        <w:spacing w:before="0" w:after="60"/>
+      </w:pPr>
     </w:p>
     <w:tbl>
       <w:tblPr>
@@ -2839,7 +5330,7 @@
                 <w:color w:val="000000"/>
                 <w:sz w:val="18"/>
               </w:rPr>
-              <w:t>［図挿入欄］Fig. 4a–d：燃焼前後の FT-IR スペクトル（a: HEC+MC 系、b: MHEC 系）、XPS 炭素組成比（c: MHEC 系 38.3→4.8 at%、d: HEC+MC 系）</w:t>
+              <w:t>［図挿入欄］Fig. 4a–d：燃焼前後の FT-IR スペクトル（a: HEC+MC 系、b: MHEC 系）、XPS 炭素組成比（c: MHEC 38.3→4.8 at%、d: HEC+MC 系）</w:t>
             </w:r>
           </w:p>
         </w:tc>
@@ -2876,7 +5367,7 @@
           <w:color w:val="000000"/>
           <w:sz w:val="19"/>
         </w:rPr>
-        <w:t>TGA による昇温（窒素または空気雰囲気）測定の主要な結果：</w:t>
+        <w:t>TGA 測定の主要結果：</w:t>
       </w:r>
       <w:r>
         <w:rPr>
@@ -2894,7 +5385,7 @@
           <w:color w:val="000000"/>
           <w:sz w:val="19"/>
         </w:rPr>
-        <w:t>：水分蒸発による初期重量減少（吸熱）。</w:t>
+        <w:t>で水分蒸発による初期重量減少（吸熱）、</w:t>
       </w:r>
       <w:r>
         <w:rPr>
@@ -2912,7 +5403,7 @@
           <w:color w:val="000000"/>
           <w:sz w:val="19"/>
         </w:rPr>
-        <w:t>：CSP の粒子間ネック形成・焼結が開始。</w:t>
+        <w:t>で CSP の粒子間ネック形成・焼結が開始、</w:t>
       </w:r>
       <w:r>
         <w:rPr>
@@ -2930,7 +5421,7 @@
           <w:color w:val="000000"/>
           <w:sz w:val="19"/>
         </w:rPr>
-        <w:t>：セルロース誘導体の主鎖熱分解が始まり、急激な重量減少と発熱ピーク（DSC）が観測される。</w:t>
+        <w:t>でセルロース誘導体の主鎖熱分解が始まり急激な重量減少と発熱ピーク（DSC）が観測される。</w:t>
       </w:r>
       <w:r>
         <w:rPr>
@@ -2948,7 +5439,7 @@
           <w:color w:val="000000"/>
           <w:sz w:val="19"/>
         </w:rPr>
-        <w:t>：有機成分がほぼ完全に分解・揮発。</w:t>
+        <w:t>で有機成分がほぼ完全に分解・揮発し、</w:t>
       </w:r>
       <w:r>
         <w:rPr>
@@ -2966,7 +5457,7 @@
           <w:color w:val="000000"/>
           <w:sz w:val="19"/>
         </w:rPr>
-        <w:t>の残渣：</w:t>
+        <w:t>の残渣は</w:t>
       </w:r>
       <w:r>
         <w:rPr>
@@ -2975,7 +5466,7 @@
           <w:color w:val="000000"/>
           <w:sz w:val="19"/>
         </w:rPr>
-        <w:t>シリカ 約5〜8 wt%</w:t>
+        <w:t>シリカ約5〜8 wt%</w:t>
       </w:r>
       <w:r>
         <w:rPr>
@@ -2984,7 +5475,7 @@
           <w:color w:val="000000"/>
           <w:sz w:val="19"/>
         </w:rPr>
-        <w:t>（仕込み CSP 5 wt% にほぼ一致）</w:t>
+        <w:t xml:space="preserve">（仕込み CSP 5 wt% にほぼ一致）であった </w:t>
       </w:r>
       <w:r>
         <w:rPr>
@@ -3002,25 +5493,7 @@
           <w:color w:val="000000"/>
           <w:sz w:val="19"/>
         </w:rPr>
-        <w:t>。このデータから、CSP の焼結開始（約200℃）とセルロース分解開始（約280℃）が</w:t>
-      </w:r>
-      <w:r>
-        <w:rPr>
-          <w:rFonts w:ascii="MS PGothic" w:hAnsi="MS PGothic" w:eastAsia="MS PGothic"/>
-          <w:b/>
-          <w:color w:val="000000"/>
-          <w:sz w:val="19"/>
-        </w:rPr>
-        <w:t>80℃程度の温度重なり</w:t>
-      </w:r>
-      <w:r>
-        <w:rPr>
-          <w:rFonts w:ascii="MS PGothic" w:hAnsi="MS PGothic" w:eastAsia="MS PGothic"/>
-          <w:b w:val="0"/>
-          <w:color w:val="000000"/>
-          <w:sz w:val="19"/>
-        </w:rPr>
-        <w:t>を持つことが確認され、これがエアロゲル化の連続性を保証する温度同期性である。</w:t>
+        <w:t>。CSP 焼結開始（約200℃）とセルロース分解開始（約280℃）の温度重なりが、エアロゲル化の連続性を保証する温度同期性である。</w:t>
       </w:r>
     </w:p>
     <w:p>
@@ -3085,7 +5558,7 @@
           <w:color w:val="000000"/>
           <w:sz w:val="19"/>
         </w:rPr>
-        <w:t>：CSP が水・ポリマーマトリクス中に独立分散した状態。粒子間に空隙が多く、焼結なし。</w:t>
+        <w:t>：CSP がマトリクス中に独立分散、粒子間空隙が多く焼結なし。</w:t>
       </w:r>
       <w:r>
         <w:rPr>
@@ -3094,7 +5567,7 @@
           <w:color w:val="000000"/>
           <w:sz w:val="19"/>
         </w:rPr>
-        <w:t>1分加熱</w:t>
+        <w:t>1分</w:t>
       </w:r>
       <w:r>
         <w:rPr>
@@ -3103,7 +5576,7 @@
           <w:color w:val="000000"/>
           <w:sz w:val="19"/>
         </w:rPr>
-        <w:t>：隣接粒子間に粒界の形成が始まり、一部でネック形成が観察される。</w:t>
+        <w:t>：隣接粒子間に粒界形成が始まり、一部でネック形成。</w:t>
       </w:r>
       <w:r>
         <w:rPr>
@@ -3112,7 +5585,7 @@
           <w:color w:val="000000"/>
           <w:sz w:val="19"/>
         </w:rPr>
-        <w:t>2分加熱</w:t>
+        <w:t>2分</w:t>
       </w:r>
       <w:r>
         <w:rPr>
@@ -3121,7 +5594,7 @@
           <w:color w:val="000000"/>
           <w:sz w:val="19"/>
         </w:rPr>
-        <w:t>：ネックが成長し、粒子が連結してクラスターを形成。多孔質構造が発達。</w:t>
+        <w:t>：ネックが成長し粒子が連結してクラスターを形成、多孔質構造が発達。</w:t>
       </w:r>
       <w:r>
         <w:rPr>
@@ -3130,7 +5603,7 @@
           <w:color w:val="000000"/>
           <w:sz w:val="19"/>
         </w:rPr>
-        <w:t>4分加熱</w:t>
+        <w:t>4分</w:t>
       </w:r>
       <w:r>
         <w:rPr>
@@ -3139,7 +5612,7 @@
           <w:color w:val="000000"/>
           <w:sz w:val="19"/>
         </w:rPr>
-        <w:t>：緻密で連続した多孔質 SiO₂ 骨格（断熱エアロゲル層）が完成。粒子の境界が不明瞭になり、共有結合ネットワークとして一体化している。これは前節で提示した焼結3段階モデル（分散→粒界形成→ネック成長）を実際の微細構造として時間分解的に直接裏付けるものである。</w:t>
+        <w:t>：緻密で連続した多孔質 SiO₂ 骨格（断熱エアロゲル層）が完成し、粒子境界が不明瞭になり共有結合ネットワークとして一体化。これは焼結3段階モデル（分散→粒界形成→ネック成長）を実際の微細構造として時間分解的に直接裏付けるものである。</w:t>
       </w:r>
     </w:p>
     <w:tbl>
@@ -3174,7 +5647,7 @@
                 <w:color w:val="000000"/>
                 <w:sz w:val="18"/>
               </w:rPr>
-              <w:t>［図挿入欄］Fig. 5a–b：(a) TGA/DSC 熱分解曲線（有機分解280℃・残渣シリカ5〜8wt%・焼結開始200℃の温度重なり示唆）、(b) 加熱時間別断面 SEM（0/1/2/4 分の焼結段階的進行）</w:t>
+              <w:t>［図挿入欄］Fig. 5a–b：(a) TGA/DSC 熱分解曲線（有機分解280℃・残渣5〜8wt%・焼結開始200℃）、(b) 加熱時間別断面 SEM（0/1/2/4 分の焼結進行）</w:t>
             </w:r>
           </w:p>
         </w:tc>
@@ -3229,98 +5702,581 @@
           <w:color w:val="000000"/>
           <w:sz w:val="19"/>
         </w:rPr>
-        <w:t>。①</w:t>
+        <w:t>。本研究の WEG のみが全5項目で最高評価を達成しており、特に③乾燥後の保護継続・④発泡による断熱層形成・⑤長期保存安定性は、既存製品が解決できていなかった課題である。比較結果を Table 7 に示す（評価凡例：◎優れる／○可能／△限定的／×不可）。</w:t>
       </w:r>
+    </w:p>
+    <w:p>
+      <w:pPr>
+        <w:spacing w:before="20" w:after="60" w:lineRule="exact" w:line="240"/>
+      </w:pPr>
       <w:r>
         <w:rPr>
           <w:rFonts w:ascii="MS PGothic" w:hAnsi="MS PGothic" w:eastAsia="MS PGothic"/>
           <w:b/>
           <w:color w:val="000000"/>
-          <w:sz w:val="19"/>
+          <w:sz w:val="17"/>
         </w:rPr>
-        <w:t>噴霧可能性</w:t>
+        <w:t>Table 7. 既存製品との5要件充足比較</w:t>
       </w:r>
-      <w:r>
-        <w:rPr>
-          <w:rFonts w:ascii="MS PGothic" w:hAnsi="MS PGothic" w:eastAsia="MS PGothic"/>
-          <w:b w:val="0"/>
-          <w:color w:val="000000"/>
-          <w:sz w:val="19"/>
-        </w:rPr>
-        <w:t>：水 ○、AquaGel-K ○、本研究 WEG ◎（せん断希薄化により最適化）。②</w:t>
-      </w:r>
-      <w:r>
-        <w:rPr>
-          <w:rFonts w:ascii="MS PGothic" w:hAnsi="MS PGothic" w:eastAsia="MS PGothic"/>
-          <w:b/>
-          <w:color w:val="000000"/>
-          <w:sz w:val="19"/>
-        </w:rPr>
-        <w:t>基材への付着</w:t>
-      </w:r>
-      <w:r>
-        <w:rPr>
-          <w:rFonts w:ascii="MS PGothic" w:hAnsi="MS PGothic" w:eastAsia="MS PGothic"/>
-          <w:b w:val="0"/>
-          <w:color w:val="000000"/>
-          <w:sz w:val="19"/>
-        </w:rPr>
-        <w:t>：水 △、AquaGel-K ○、本研究 WEG ◎（高静的降伏応力により垂直面に強固に付着）。③</w:t>
-      </w:r>
-      <w:r>
-        <w:rPr>
-          <w:rFonts w:ascii="MS PGothic" w:hAnsi="MS PGothic" w:eastAsia="MS PGothic"/>
-          <w:b/>
-          <w:color w:val="000000"/>
-          <w:sz w:val="19"/>
-        </w:rPr>
-        <w:t>乾燥後の保護継続</w:t>
-      </w:r>
-      <w:r>
-        <w:rPr>
-          <w:rFonts w:ascii="MS PGothic" w:hAnsi="MS PGothic" w:eastAsia="MS PGothic"/>
-          <w:b w:val="0"/>
-          <w:color w:val="000000"/>
-          <w:sz w:val="19"/>
-        </w:rPr>
-        <w:t>：水 ×、AquaGel-K △、本研究 WEG ◎（エアロゲル化により水分蒸発後も断熱層が残存）。④</w:t>
-      </w:r>
-      <w:r>
-        <w:rPr>
-          <w:rFonts w:ascii="MS PGothic" w:hAnsi="MS PGothic" w:eastAsia="MS PGothic"/>
-          <w:b/>
-          <w:color w:val="000000"/>
-          <w:sz w:val="19"/>
-        </w:rPr>
-        <w:t>発泡による断熱層形成</w:t>
-      </w:r>
-      <w:r>
-        <w:rPr>
-          <w:rFonts w:ascii="MS PGothic" w:hAnsi="MS PGothic" w:eastAsia="MS PGothic"/>
-          <w:b w:val="0"/>
-          <w:color w:val="000000"/>
-          <w:sz w:val="19"/>
-        </w:rPr>
-        <w:t>：水 ×、AquaGel-K ×、本研究 WEG ◎（発泡指数約2.6、多孔質シリカ骨格形成）。⑤</w:t>
-      </w:r>
-      <w:r>
-        <w:rPr>
-          <w:rFonts w:ascii="MS PGothic" w:hAnsi="MS PGothic" w:eastAsia="MS PGothic"/>
-          <w:b/>
-          <w:color w:val="000000"/>
-          <w:sz w:val="19"/>
-        </w:rPr>
-        <w:t>長期保存安定性</w:t>
-      </w:r>
-      <w:r>
-        <w:rPr>
-          <w:rFonts w:ascii="MS PGothic" w:hAnsi="MS PGothic" w:eastAsia="MS PGothic"/>
-          <w:b w:val="0"/>
-          <w:color w:val="000000"/>
-          <w:sz w:val="19"/>
-        </w:rPr>
-        <w:t>：水 ×、AquaGel-K △、本研究 WEG ◎（455日後も燃焼挙動不変）。本研究の WEG のみが全5項目で最高評価を達成しており、特に③④⑤は既存製品が解決できていなかった課題である。（評価凡例：◎優れる／○可能／△限定的／×不可）</w:t>
-      </w:r>
+    </w:p>
+    <w:tbl>
+      <w:tblPr>
+        <w:tblStyle w:val="TableGrid"/>
+        <w:tblW w:type="auto" w:w="0"/>
+        <w:jc w:val="center"/>
+        <w:tblLook w:firstColumn="1" w:firstRow="1" w:lastColumn="0" w:lastRow="0" w:noHBand="0" w:noVBand="1" w:val="04A0"/>
+      </w:tblPr>
+      <w:tblGrid>
+        <w:gridCol w:w="2493"/>
+        <w:gridCol w:w="2493"/>
+        <w:gridCol w:w="2493"/>
+        <w:gridCol w:w="2493"/>
+      </w:tblGrid>
+      <w:tr>
+        <w:tc>
+          <w:tcPr>
+            <w:tcW w:type="dxa" w:w="2493"/>
+            <w:vAlign w:val="center"/>
+            <w:tcW w:w="3600" w:type="dxa"/>
+          </w:tcPr>
+          <w:p>
+            <w:pPr>
+              <w:spacing w:before="20" w:after="20" w:lineRule="exact" w:line="240"/>
+              <w:jc w:val="center"/>
+            </w:pPr>
+            <w:r>
+              <w:rPr>
+                <w:rFonts w:ascii="MS PGothic" w:hAnsi="MS PGothic" w:eastAsia="MS PGothic"/>
+                <w:b/>
+                <w:color w:val="000000"/>
+                <w:sz w:val="18"/>
+              </w:rPr>
+              <w:t>要件</w:t>
+            </w:r>
+          </w:p>
+        </w:tc>
+        <w:tc>
+          <w:tcPr>
+            <w:tcW w:type="dxa" w:w="2493"/>
+            <w:vAlign w:val="center"/>
+            <w:tcW w:w="1820" w:type="dxa"/>
+          </w:tcPr>
+          <w:p>
+            <w:pPr>
+              <w:spacing w:before="20" w:after="20" w:lineRule="exact" w:line="240"/>
+              <w:jc w:val="center"/>
+            </w:pPr>
+            <w:r>
+              <w:rPr>
+                <w:rFonts w:ascii="MS PGothic" w:hAnsi="MS PGothic" w:eastAsia="MS PGothic"/>
+                <w:b/>
+                <w:color w:val="000000"/>
+                <w:sz w:val="18"/>
+              </w:rPr>
+              <w:t>水</w:t>
+            </w:r>
+          </w:p>
+        </w:tc>
+        <w:tc>
+          <w:tcPr>
+            <w:tcW w:type="dxa" w:w="2493"/>
+            <w:vAlign w:val="center"/>
+            <w:tcW w:w="1980" w:type="dxa"/>
+          </w:tcPr>
+          <w:p>
+            <w:pPr>
+              <w:spacing w:before="20" w:after="20" w:lineRule="exact" w:line="240"/>
+              <w:jc w:val="center"/>
+            </w:pPr>
+            <w:r>
+              <w:rPr>
+                <w:rFonts w:ascii="MS PGothic" w:hAnsi="MS PGothic" w:eastAsia="MS PGothic"/>
+                <w:b/>
+                <w:color w:val="000000"/>
+                <w:sz w:val="18"/>
+              </w:rPr>
+              <w:t>AquaGel-K</w:t>
+            </w:r>
+          </w:p>
+        </w:tc>
+        <w:tc>
+          <w:tcPr>
+            <w:tcW w:type="dxa" w:w="2493"/>
+            <w:vAlign w:val="center"/>
+            <w:tcW w:w="1960" w:type="dxa"/>
+          </w:tcPr>
+          <w:p>
+            <w:pPr>
+              <w:spacing w:before="20" w:after="20" w:lineRule="exact" w:line="240"/>
+              <w:jc w:val="center"/>
+            </w:pPr>
+            <w:r>
+              <w:rPr>
+                <w:rFonts w:ascii="MS PGothic" w:hAnsi="MS PGothic" w:eastAsia="MS PGothic"/>
+                <w:b/>
+                <w:color w:val="000000"/>
+                <w:sz w:val="18"/>
+              </w:rPr>
+              <w:t>本研究 WEG</w:t>
+            </w:r>
+          </w:p>
+        </w:tc>
+      </w:tr>
+      <w:tr>
+        <w:tc>
+          <w:tcPr>
+            <w:tcW w:type="dxa" w:w="2493"/>
+            <w:vAlign w:val="center"/>
+            <w:tcW w:w="3600" w:type="dxa"/>
+          </w:tcPr>
+          <w:p>
+            <w:pPr>
+              <w:spacing w:before="20" w:after="20" w:lineRule="exact" w:line="240"/>
+              <w:jc w:val="left"/>
+            </w:pPr>
+            <w:r>
+              <w:rPr>
+                <w:rFonts w:ascii="MS PGothic" w:hAnsi="MS PGothic" w:eastAsia="MS PGothic"/>
+                <w:b w:val="0"/>
+                <w:color w:val="000000"/>
+                <w:sz w:val="18"/>
+              </w:rPr>
+              <w:t>① 噴霧可能性</w:t>
+            </w:r>
+          </w:p>
+        </w:tc>
+        <w:tc>
+          <w:tcPr>
+            <w:tcW w:type="dxa" w:w="2493"/>
+            <w:vAlign w:val="center"/>
+            <w:tcW w:w="1820" w:type="dxa"/>
+          </w:tcPr>
+          <w:p>
+            <w:pPr>
+              <w:spacing w:before="20" w:after="20" w:lineRule="exact" w:line="240"/>
+              <w:jc w:val="center"/>
+            </w:pPr>
+            <w:r>
+              <w:rPr>
+                <w:rFonts w:ascii="MS PGothic" w:hAnsi="MS PGothic" w:eastAsia="MS PGothic"/>
+                <w:b w:val="0"/>
+                <w:color w:val="000000"/>
+                <w:sz w:val="18"/>
+              </w:rPr>
+              <w:t>○</w:t>
+            </w:r>
+          </w:p>
+        </w:tc>
+        <w:tc>
+          <w:tcPr>
+            <w:tcW w:type="dxa" w:w="2493"/>
+            <w:vAlign w:val="center"/>
+            <w:tcW w:w="1980" w:type="dxa"/>
+          </w:tcPr>
+          <w:p>
+            <w:pPr>
+              <w:spacing w:before="20" w:after="20" w:lineRule="exact" w:line="240"/>
+              <w:jc w:val="center"/>
+            </w:pPr>
+            <w:r>
+              <w:rPr>
+                <w:rFonts w:ascii="MS PGothic" w:hAnsi="MS PGothic" w:eastAsia="MS PGothic"/>
+                <w:b w:val="0"/>
+                <w:color w:val="000000"/>
+                <w:sz w:val="18"/>
+              </w:rPr>
+              <w:t>○</w:t>
+            </w:r>
+          </w:p>
+        </w:tc>
+        <w:tc>
+          <w:tcPr>
+            <w:tcW w:type="dxa" w:w="2493"/>
+            <w:vAlign w:val="center"/>
+            <w:tcW w:w="1960" w:type="dxa"/>
+          </w:tcPr>
+          <w:p>
+            <w:pPr>
+              <w:spacing w:before="20" w:after="20" w:lineRule="exact" w:line="240"/>
+              <w:jc w:val="center"/>
+            </w:pPr>
+            <w:r>
+              <w:rPr>
+                <w:rFonts w:ascii="MS PGothic" w:hAnsi="MS PGothic" w:eastAsia="MS PGothic"/>
+                <w:b w:val="0"/>
+                <w:color w:val="000000"/>
+                <w:sz w:val="18"/>
+              </w:rPr>
+              <w:t>◎</w:t>
+            </w:r>
+          </w:p>
+        </w:tc>
+      </w:tr>
+      <w:tr>
+        <w:tc>
+          <w:tcPr>
+            <w:tcW w:type="dxa" w:w="2493"/>
+            <w:vAlign w:val="center"/>
+            <w:tcW w:w="3600" w:type="dxa"/>
+          </w:tcPr>
+          <w:p>
+            <w:pPr>
+              <w:spacing w:before="20" w:after="20" w:lineRule="exact" w:line="240"/>
+              <w:jc w:val="left"/>
+            </w:pPr>
+            <w:r>
+              <w:rPr>
+                <w:rFonts w:ascii="MS PGothic" w:hAnsi="MS PGothic" w:eastAsia="MS PGothic"/>
+                <w:b w:val="0"/>
+                <w:color w:val="000000"/>
+                <w:sz w:val="18"/>
+              </w:rPr>
+              <w:t>② 基材への付着</w:t>
+            </w:r>
+          </w:p>
+        </w:tc>
+        <w:tc>
+          <w:tcPr>
+            <w:tcW w:type="dxa" w:w="2493"/>
+            <w:vAlign w:val="center"/>
+            <w:tcW w:w="1820" w:type="dxa"/>
+          </w:tcPr>
+          <w:p>
+            <w:pPr>
+              <w:spacing w:before="20" w:after="20" w:lineRule="exact" w:line="240"/>
+              <w:jc w:val="center"/>
+            </w:pPr>
+            <w:r>
+              <w:rPr>
+                <w:rFonts w:ascii="MS PGothic" w:hAnsi="MS PGothic" w:eastAsia="MS PGothic"/>
+                <w:b w:val="0"/>
+                <w:color w:val="000000"/>
+                <w:sz w:val="18"/>
+              </w:rPr>
+              <w:t>△</w:t>
+            </w:r>
+          </w:p>
+        </w:tc>
+        <w:tc>
+          <w:tcPr>
+            <w:tcW w:type="dxa" w:w="2493"/>
+            <w:vAlign w:val="center"/>
+            <w:tcW w:w="1980" w:type="dxa"/>
+          </w:tcPr>
+          <w:p>
+            <w:pPr>
+              <w:spacing w:before="20" w:after="20" w:lineRule="exact" w:line="240"/>
+              <w:jc w:val="center"/>
+            </w:pPr>
+            <w:r>
+              <w:rPr>
+                <w:rFonts w:ascii="MS PGothic" w:hAnsi="MS PGothic" w:eastAsia="MS PGothic"/>
+                <w:b w:val="0"/>
+                <w:color w:val="000000"/>
+                <w:sz w:val="18"/>
+              </w:rPr>
+              <w:t>○</w:t>
+            </w:r>
+          </w:p>
+        </w:tc>
+        <w:tc>
+          <w:tcPr>
+            <w:tcW w:type="dxa" w:w="2493"/>
+            <w:vAlign w:val="center"/>
+            <w:tcW w:w="1960" w:type="dxa"/>
+          </w:tcPr>
+          <w:p>
+            <w:pPr>
+              <w:spacing w:before="20" w:after="20" w:lineRule="exact" w:line="240"/>
+              <w:jc w:val="center"/>
+            </w:pPr>
+            <w:r>
+              <w:rPr>
+                <w:rFonts w:ascii="MS PGothic" w:hAnsi="MS PGothic" w:eastAsia="MS PGothic"/>
+                <w:b w:val="0"/>
+                <w:color w:val="000000"/>
+                <w:sz w:val="18"/>
+              </w:rPr>
+              <w:t>◎</w:t>
+            </w:r>
+          </w:p>
+        </w:tc>
+      </w:tr>
+      <w:tr>
+        <w:tc>
+          <w:tcPr>
+            <w:tcW w:type="dxa" w:w="2493"/>
+            <w:vAlign w:val="center"/>
+            <w:tcW w:w="3600" w:type="dxa"/>
+          </w:tcPr>
+          <w:p>
+            <w:pPr>
+              <w:spacing w:before="20" w:after="20" w:lineRule="exact" w:line="240"/>
+              <w:jc w:val="left"/>
+            </w:pPr>
+            <w:r>
+              <w:rPr>
+                <w:rFonts w:ascii="MS PGothic" w:hAnsi="MS PGothic" w:eastAsia="MS PGothic"/>
+                <w:b w:val="0"/>
+                <w:color w:val="000000"/>
+                <w:sz w:val="18"/>
+              </w:rPr>
+              <w:t>③ 乾燥後の保護継続</w:t>
+            </w:r>
+          </w:p>
+        </w:tc>
+        <w:tc>
+          <w:tcPr>
+            <w:tcW w:type="dxa" w:w="2493"/>
+            <w:vAlign w:val="center"/>
+            <w:tcW w:w="1820" w:type="dxa"/>
+          </w:tcPr>
+          <w:p>
+            <w:pPr>
+              <w:spacing w:before="20" w:after="20" w:lineRule="exact" w:line="240"/>
+              <w:jc w:val="center"/>
+            </w:pPr>
+            <w:r>
+              <w:rPr>
+                <w:rFonts w:ascii="MS PGothic" w:hAnsi="MS PGothic" w:eastAsia="MS PGothic"/>
+                <w:b w:val="0"/>
+                <w:color w:val="000000"/>
+                <w:sz w:val="18"/>
+              </w:rPr>
+              <w:t>×</w:t>
+            </w:r>
+          </w:p>
+        </w:tc>
+        <w:tc>
+          <w:tcPr>
+            <w:tcW w:type="dxa" w:w="2493"/>
+            <w:vAlign w:val="center"/>
+            <w:tcW w:w="1980" w:type="dxa"/>
+          </w:tcPr>
+          <w:p>
+            <w:pPr>
+              <w:spacing w:before="20" w:after="20" w:lineRule="exact" w:line="240"/>
+              <w:jc w:val="center"/>
+            </w:pPr>
+            <w:r>
+              <w:rPr>
+                <w:rFonts w:ascii="MS PGothic" w:hAnsi="MS PGothic" w:eastAsia="MS PGothic"/>
+                <w:b w:val="0"/>
+                <w:color w:val="000000"/>
+                <w:sz w:val="18"/>
+              </w:rPr>
+              <w:t>△</w:t>
+            </w:r>
+          </w:p>
+        </w:tc>
+        <w:tc>
+          <w:tcPr>
+            <w:tcW w:type="dxa" w:w="2493"/>
+            <w:vAlign w:val="center"/>
+            <w:tcW w:w="1960" w:type="dxa"/>
+          </w:tcPr>
+          <w:p>
+            <w:pPr>
+              <w:spacing w:before="20" w:after="20" w:lineRule="exact" w:line="240"/>
+              <w:jc w:val="center"/>
+            </w:pPr>
+            <w:r>
+              <w:rPr>
+                <w:rFonts w:ascii="MS PGothic" w:hAnsi="MS PGothic" w:eastAsia="MS PGothic"/>
+                <w:b w:val="0"/>
+                <w:color w:val="000000"/>
+                <w:sz w:val="18"/>
+              </w:rPr>
+              <w:t>◎</w:t>
+            </w:r>
+          </w:p>
+        </w:tc>
+      </w:tr>
+      <w:tr>
+        <w:tc>
+          <w:tcPr>
+            <w:tcW w:type="dxa" w:w="2493"/>
+            <w:vAlign w:val="center"/>
+            <w:tcW w:w="3600" w:type="dxa"/>
+          </w:tcPr>
+          <w:p>
+            <w:pPr>
+              <w:spacing w:before="20" w:after="20" w:lineRule="exact" w:line="240"/>
+              <w:jc w:val="left"/>
+            </w:pPr>
+            <w:r>
+              <w:rPr>
+                <w:rFonts w:ascii="MS PGothic" w:hAnsi="MS PGothic" w:eastAsia="MS PGothic"/>
+                <w:b w:val="0"/>
+                <w:color w:val="000000"/>
+                <w:sz w:val="18"/>
+              </w:rPr>
+              <w:t>④ 発泡による断熱層形成</w:t>
+            </w:r>
+          </w:p>
+        </w:tc>
+        <w:tc>
+          <w:tcPr>
+            <w:tcW w:type="dxa" w:w="2493"/>
+            <w:vAlign w:val="center"/>
+            <w:tcW w:w="1820" w:type="dxa"/>
+          </w:tcPr>
+          <w:p>
+            <w:pPr>
+              <w:spacing w:before="20" w:after="20" w:lineRule="exact" w:line="240"/>
+              <w:jc w:val="center"/>
+            </w:pPr>
+            <w:r>
+              <w:rPr>
+                <w:rFonts w:ascii="MS PGothic" w:hAnsi="MS PGothic" w:eastAsia="MS PGothic"/>
+                <w:b w:val="0"/>
+                <w:color w:val="000000"/>
+                <w:sz w:val="18"/>
+              </w:rPr>
+              <w:t>×</w:t>
+            </w:r>
+          </w:p>
+        </w:tc>
+        <w:tc>
+          <w:tcPr>
+            <w:tcW w:type="dxa" w:w="2493"/>
+            <w:vAlign w:val="center"/>
+            <w:tcW w:w="1980" w:type="dxa"/>
+          </w:tcPr>
+          <w:p>
+            <w:pPr>
+              <w:spacing w:before="20" w:after="20" w:lineRule="exact" w:line="240"/>
+              <w:jc w:val="center"/>
+            </w:pPr>
+            <w:r>
+              <w:rPr>
+                <w:rFonts w:ascii="MS PGothic" w:hAnsi="MS PGothic" w:eastAsia="MS PGothic"/>
+                <w:b w:val="0"/>
+                <w:color w:val="000000"/>
+                <w:sz w:val="18"/>
+              </w:rPr>
+              <w:t>×</w:t>
+            </w:r>
+          </w:p>
+        </w:tc>
+        <w:tc>
+          <w:tcPr>
+            <w:tcW w:type="dxa" w:w="2493"/>
+            <w:vAlign w:val="center"/>
+            <w:tcW w:w="1960" w:type="dxa"/>
+          </w:tcPr>
+          <w:p>
+            <w:pPr>
+              <w:spacing w:before="20" w:after="20" w:lineRule="exact" w:line="240"/>
+              <w:jc w:val="center"/>
+            </w:pPr>
+            <w:r>
+              <w:rPr>
+                <w:rFonts w:ascii="MS PGothic" w:hAnsi="MS PGothic" w:eastAsia="MS PGothic"/>
+                <w:b w:val="0"/>
+                <w:color w:val="000000"/>
+                <w:sz w:val="18"/>
+              </w:rPr>
+              <w:t>◎</w:t>
+            </w:r>
+          </w:p>
+        </w:tc>
+      </w:tr>
+      <w:tr>
+        <w:tc>
+          <w:tcPr>
+            <w:tcW w:type="dxa" w:w="2493"/>
+            <w:vAlign w:val="center"/>
+            <w:tcW w:w="3600" w:type="dxa"/>
+          </w:tcPr>
+          <w:p>
+            <w:pPr>
+              <w:spacing w:before="20" w:after="20" w:lineRule="exact" w:line="240"/>
+              <w:jc w:val="left"/>
+            </w:pPr>
+            <w:r>
+              <w:rPr>
+                <w:rFonts w:ascii="MS PGothic" w:hAnsi="MS PGothic" w:eastAsia="MS PGothic"/>
+                <w:b w:val="0"/>
+                <w:color w:val="000000"/>
+                <w:sz w:val="18"/>
+              </w:rPr>
+              <w:t>⑤ 長期保存安定性</w:t>
+            </w:r>
+          </w:p>
+        </w:tc>
+        <w:tc>
+          <w:tcPr>
+            <w:tcW w:type="dxa" w:w="2493"/>
+            <w:vAlign w:val="center"/>
+            <w:tcW w:w="1820" w:type="dxa"/>
+          </w:tcPr>
+          <w:p>
+            <w:pPr>
+              <w:spacing w:before="20" w:after="20" w:lineRule="exact" w:line="240"/>
+              <w:jc w:val="center"/>
+            </w:pPr>
+            <w:r>
+              <w:rPr>
+                <w:rFonts w:ascii="MS PGothic" w:hAnsi="MS PGothic" w:eastAsia="MS PGothic"/>
+                <w:b w:val="0"/>
+                <w:color w:val="000000"/>
+                <w:sz w:val="18"/>
+              </w:rPr>
+              <w:t>×</w:t>
+            </w:r>
+          </w:p>
+        </w:tc>
+        <w:tc>
+          <w:tcPr>
+            <w:tcW w:type="dxa" w:w="2493"/>
+            <w:vAlign w:val="center"/>
+            <w:tcW w:w="1980" w:type="dxa"/>
+          </w:tcPr>
+          <w:p>
+            <w:pPr>
+              <w:spacing w:before="20" w:after="20" w:lineRule="exact" w:line="240"/>
+              <w:jc w:val="center"/>
+            </w:pPr>
+            <w:r>
+              <w:rPr>
+                <w:rFonts w:ascii="MS PGothic" w:hAnsi="MS PGothic" w:eastAsia="MS PGothic"/>
+                <w:b w:val="0"/>
+                <w:color w:val="000000"/>
+                <w:sz w:val="18"/>
+              </w:rPr>
+              <w:t>△</w:t>
+            </w:r>
+          </w:p>
+        </w:tc>
+        <w:tc>
+          <w:tcPr>
+            <w:tcW w:type="dxa" w:w="2493"/>
+            <w:vAlign w:val="center"/>
+            <w:tcW w:w="1960" w:type="dxa"/>
+          </w:tcPr>
+          <w:p>
+            <w:pPr>
+              <w:spacing w:before="20" w:after="20" w:lineRule="exact" w:line="240"/>
+              <w:jc w:val="center"/>
+            </w:pPr>
+            <w:r>
+              <w:rPr>
+                <w:rFonts w:ascii="MS PGothic" w:hAnsi="MS PGothic" w:eastAsia="MS PGothic"/>
+                <w:b w:val="0"/>
+                <w:color w:val="000000"/>
+                <w:sz w:val="18"/>
+              </w:rPr>
+              <w:t>◎</w:t>
+            </w:r>
+          </w:p>
+        </w:tc>
+      </w:tr>
+    </w:tbl>
+    <w:p>
+      <w:pPr>
+        <w:spacing w:before="0" w:after="60"/>
+      </w:pPr>
     </w:p>
     <w:tbl>
       <w:tblPr>
@@ -3354,7 +6310,7 @@
                 <w:color w:val="000000"/>
                 <w:sz w:val="18"/>
               </w:rPr>
-              <w:t>［図挿入欄］Fig. 6：水 / AquaGel-K / 本研究 WEG の5要件充足比較表（◎○△× 評価、全5項目）</w:t>
+              <w:t>［図挿入欄］Fig. 6：水 / AquaGel-K / 本研究 WEG の5要件充足比較図（◎○△×）</w:t>
             </w:r>
           </w:p>
         </w:tc>
@@ -3445,7 +6401,7 @@
           <w:color w:val="000000"/>
           <w:sz w:val="19"/>
         </w:rPr>
-        <w:t>（7分以上の継続保護を実現）。得られた4つの主要成果：(1) 市販品の</w:t>
+        <w:t>（7分以上の継続保護を実現）。得られた4つの主要成果は、(1) 市販品の</w:t>
       </w:r>
       <w:r>
         <w:rPr>
@@ -3517,7 +6473,22 @@
           <w:color w:val="000000"/>
           <w:sz w:val="19"/>
         </w:rPr>
-        <w:t>。これらにより、WEG は「単なる水のキャリア」から「熱を受けて自己変態する難燃材料」へと進化した。乾燥という従来の致命的弱点を逆に保護発現のトリガーへ転換した点に本研究の独創性がある。今後の課題：大規模製造へのスケールアップ、コスト低減、屋外環境での長期耐候性の実地検証（本論文は基礎実証段階）。</w:t>
+        <w:t>である。</w:t>
+      </w:r>
+    </w:p>
+    <w:p>
+      <w:pPr>
+        <w:spacing w:before="0" w:after="40" w:lineRule="exact" w:line="280"/>
+        <w:ind w:firstLine="227"/>
+      </w:pPr>
+      <w:r>
+        <w:rPr>
+          <w:rFonts w:ascii="MS PGothic" w:hAnsi="MS PGothic" w:eastAsia="MS PGothic"/>
+          <w:b w:val="0"/>
+          <w:color w:val="000000"/>
+          <w:sz w:val="19"/>
+        </w:rPr>
+        <w:t>これらにより、WEG は「単なる水のキャリア」から「熱を受けて自分自身を断熱材へと能動的に変態させる難燃材料」へと概念的に進化した。乾燥という従来の致命的弱点を、逆に保護発現のトリガーへ転換した点に本研究の独創性がある。WUI における重要インフラ防御の実用的な次世代ソリューションとなりうる。今後の課題としては、大規模製造へのスケールアップ、コスト低減、屋外環境での長期耐候性（紫外線・降雨・温度変動）の実地検証などが挙げられ、本論文は基礎実証の段階に位置づけられる。自身の研究との関連では、共有結合架橋を用いずに動的水素結合のみで付着性・噴霧性・自己修復性を作り込むレオロジー設計の考え方、および LAOS と Herschel–Bulkley 解析を組み合わせた降伏応力の2側面評価は、自身のハイドロゲル系の物性設計・評価にも応用できる有用な指針である。</w:t>
       </w:r>
     </w:p>
     <w:sectPr>

--- a/発表要旨_WEG詳細.docx
+++ b/発表要旨_WEG詳細.docx
@@ -98,7 +98,37 @@
           <w:color w:val="000000"/>
           <w:sz w:val="19"/>
         </w:rPr>
-        <w:t>自身もハイドロゲルを用いた研究を行っており、本論文のゲルが示すせん断希薄化・降伏応力（静的・動的）・自己修復性といったレオロジー特性が、自身が扱う材料系と強く類似していたため、測定手法（振動・定常せん断レオロジー、LAOS、Herschel–Bulkley 解析など）や設計指針の点で直接の参考になると考えた。また、本研究は単なる新規材料の物性評価にとどまらず、実際の散布装置での噴霧性や455日に及ぶ長期保存安定性まで踏み込んだ「製品化（実用化）」を強く意識した研究であり、市販の水強化ゲル製品（AquaGel-K）との定量的なベンチマーク比較を行っている点が実学的に興味深かった。さらに、界面活性剤（SDS）添加が逆効果であったというネガティブな結果を隠さず提示し、それを「SDS無添加が最適」という設計判断の根拠としている点に、研究としての誠実さと完成度を感じたため本論文を選定した。</w:t>
+        <w:t>自身もハイドロゲルを用いた研究を行っており、本論文のゲルが示すせん断希薄化・降伏応力（静的・動的）・自己修復性といったレオロジー特性が、自身が扱う材料系と強く類似していたため、測定手法（振動・定常せん断レオロジー、LAOS、Herschel–Bulkley 解析など）や設計指針の点で直接の参考になると考えた。特に、大振幅振動せん断（LAOS）によって静的降伏応力を定義し、定常フロースイープによる動的降伏応力と区別して評価するという2段階の降伏応力測定手法は、自身の研究でも採用すべき有力な方法論である。</w:t>
+      </w:r>
+    </w:p>
+    <w:p>
+      <w:pPr>
+        <w:spacing w:before="0" w:after="40" w:lineRule="exact" w:line="280"/>
+        <w:ind w:firstLine="227"/>
+      </w:pPr>
+      <w:r>
+        <w:rPr>
+          <w:rFonts w:ascii="MS PGothic" w:hAnsi="MS PGothic" w:eastAsia="MS PGothic"/>
+          <w:b w:val="0"/>
+          <w:color w:val="000000"/>
+          <w:sz w:val="19"/>
+        </w:rPr>
+        <w:t>自身の研究では動的共有結合を用いた架橋系を扱っているが、本論文の「共有結合を用いず動的水素結合のみで付着性・噴霧性・自己修復性を作り込む」という設計思想は、ゲル設計の別方向性として参照価値が高い。また、ポリマー–ナノ粒子間の水素結合（PP 相互作用）という非共有結合ネットワークが、弾性を付与しつつせん断で壊れ自己修復もする、という一見矛盾する複数の機能を1つの結合様式で成立させているメカニズムは、自身のゲル設計においても動的結合の設計指針として応用可能と考えた。</w:t>
+      </w:r>
+    </w:p>
+    <w:p>
+      <w:pPr>
+        <w:spacing w:before="0" w:after="40" w:lineRule="exact" w:line="280"/>
+        <w:ind w:firstLine="227"/>
+      </w:pPr>
+      <w:r>
+        <w:rPr>
+          <w:rFonts w:ascii="MS PGothic" w:hAnsi="MS PGothic" w:eastAsia="MS PGothic"/>
+          <w:b w:val="0"/>
+          <w:color w:val="000000"/>
+          <w:sz w:val="19"/>
+        </w:rPr>
+        <w:t>本研究は単なる新規材料の物性評価にとどまらず、実際の散布装置での噴霧性や455日に及ぶ長期保存安定性まで踏み込んだ製品化を強く意識した研究であり、市販の水強化ゲル製品（AquaGel-K）との定量的なベンチマーク比較を行っている点が実学的に興味深かった。さらに、界面活性剤（SDS）添加が逆効果であったというネガティブな結果を隠さず提示し、それを「SDS 無添加が最適」という設計判断の根拠として論理的に位置づけている点に、研究としての誠実さと高い完成度を感じたため本論文を選定した。</w:t>
       </w:r>
     </w:p>
     <w:p>
@@ -127,7 +157,7 @@
           <w:color w:val="000000"/>
           <w:sz w:val="19"/>
         </w:rPr>
-        <w:t>大規模な山火事（メガファイア）は気候変動を背景に深刻化の一途をたどっており、その発生頻度は過去30年でおよそ5倍に増加、世界全体の年間焼失面積は約400万 km² 規模に達している。とりわけ被害が集中するのが、森林と都市・住宅地が直接接する境界地帯（WUI: Wildland-Urban Interface）である。米国だけでもこの WUI に約4500万人が居住しており、住宅・送電網・通信設備・道路といった重要インフラが常に延焼リスクにさらされている。気候変動による高温・乾燥・強風の期間（fire weather）の長期化により、従来の「水をまく」「人海戦術で消火する」といった消火戦略では延焼の速度に対応しきれなくなっている。こうした背景から、構造物を事前にコーティングして延焼から守る「受動的防御（passive protection）」材料の重要性が増している。</w:t>
+        <w:t>大規模な山火事（メガファイア）は気候変動を背景に深刻化の一途をたどっており、その発生頻度は過去30年でおよそ5倍に増加した。世界全体の年間焼失面積は約400万 km² 規模に達し、それに伴う経済被害・生態系破壊・健康被害は急拡大している。とりわけ被害が集中するのが、森林と都市・住宅地が直接接する境界地帯（WUI: Wildland-Urban Interface）であり、米国だけでもこの WUI に約4500万人が居住している。住宅・送電網・通信設備・道路・水道といった重要インフラが常に延焼リスクにさらされており、一度の大規模火災で壊滅的な被害が生じる。近年の事例として、2018年のカリフォルニア州 Camp Fire（死者85名、家屋18,000棟以上焼失）は WUI 災害の深刻さを象徴する出来事であった。</w:t>
       </w:r>
     </w:p>
     <w:p>
@@ -142,7 +172,7 @@
           <w:color w:val="000000"/>
           <w:sz w:val="19"/>
         </w:rPr>
-        <w:t>現在、林野火災の防御に用いられる薬剤は大きく3種類に分類される。①長期遅延剤（long-term retardant; Phos-Chek 等のリン酸アンモニウム系）は、植生に事前散布して燃えにくくするもので、空中散布の赤い薬剤として知られるが、構造物保護には不向きである。②泡消火剤（Class A foam）は界面活性剤で発泡させ表面を覆うもので、即効性はあるが泡が消えると効果を失い持続性に乏しい。③水強化ゲル（WEG: Water-Enhancing Gel）は高吸水性ポリマーで大量の水を保持し、建物表面に塗布して保護膜とするもので、構造物保護に最も有効とされる。しかし WEG の保護効果は保持した「水分」に完全依存するため、火炎の輻射熱や強風によって水分が蒸発・乾燥してしまうと保護効果を完全に失うという、原理的かつ致命的な弱点を抱えている。実際の火災現場では薬剤散布から延焼到達まで数時間を要することも多く、その間にゲルが乾いてしまえば全く意味をなさない。</w:t>
+        <w:t>気候変動による高温・乾燥・強風の期間（fire weather）の長期化により、従来の「水をまく」「人海戦術で消火する」といった消火戦略では延焼の速度・規模に対応しきれなくなっている。延焼速度が速くなると、消防リソースが到達するまでの時間的余裕がなくなり、重要インフラや住宅が焼失してしまう。こうした背景から、構造物を事前にコーティングして延焼から守る「受動的防御（passive protection）」材料への需要が急速に高まっている。受動的防御材料に求められる要件は、(1) 消防車・航空機等の既存機材で噴霧できること、(2) 噴霧後に構造物の表面に付着して流れ落ちないこと、(3) 火炎到達まで長時間（数時間以上）保護効果を保つこと、(4) 環境負荷が低いこと、という複数の要件を同時に満たす必要がある。</w:t>
       </w:r>
     </w:p>
     <w:p>
@@ -157,17 +187,14 @@
           <w:color w:val="000000"/>
           <w:sz w:val="19"/>
         </w:rPr>
-        <w:t xml:space="preserve">本研究は、この「乾燥したら無効化する」という WEG の本質的限界を克服することを目的とする。著者らは、火炎に接触すると材料自身が断熱性のシリカエアロゲルへと不可逆的に変態する「熱活性化エアロゲル形成（Heat-Activated Aerogel Formation）」という新機構を提案した </w:t>
+        <w:t>現在、林野火災の防御に用いられる薬剤は大きく3種類に分類される。第1に長期遅延剤（long-term retardant; Phos-Chek 等のリン酸アンモニウム系）は、植生に事前散布して燃えにくくするもので、空中散布の赤い薬剤として知られるが、建物や構造物への直接保護には不向きである。環境中のリン濃度上昇による水質汚染の懸念もある。第2に泡消火剤（Class A foam）は界面活性剤で発泡させ表面を覆うもので、即効性はあるが泡が消えると効果を失い持続性に乏しい。強風下では泡が飛散して均一被覆が困難という問題もある。第3に水強化ゲル（WEG: Water-Enhancing Gel）は高吸水性ポリマーで大量の水を保持し、建物表面に塗布して保護膜とするもので、構造物保護に最も有効とされる。しかし WEG の保護効果は保持した「水分」に完全依存するため、火炎の輻射熱や強風によって水分が蒸発・乾燥すると保護効果を完全に失うという、原理的かつ致命的な弱点を抱えている。実際の火災現場では薬剤散布から延焼到達まで数時間を要することも多く、その間にゲルが乾いてしまえば全く意味をなさない。この「乾燥による無効化」は WEG が抱える最も根本的な課題である。</w:t>
       </w:r>
-      <w:r>
-        <w:rPr>
-          <w:rFonts w:ascii="MS PGothic" w:hAnsi="MS PGothic" w:eastAsia="MS PGothic"/>
-          <w:b/>
-          <w:color w:val="000000"/>
-          <w:sz w:val="19"/>
-        </w:rPr>
-        <w:t>(Fig. 1)</w:t>
-      </w:r>
+    </w:p>
+    <w:p>
+      <w:pPr>
+        <w:spacing w:before="0" w:after="40" w:lineRule="exact" w:line="280"/>
+        <w:ind w:firstLine="227"/>
+      </w:pPr>
       <w:r>
         <w:rPr>
           <w:rFonts w:ascii="MS PGothic" w:hAnsi="MS PGothic" w:eastAsia="MS PGothic"/>
@@ -175,7 +202,7 @@
           <w:color w:val="000000"/>
           <w:sz w:val="19"/>
         </w:rPr>
-        <w:t>。すなわち、水分が蒸発して保護が終わるのではなく、水分の蒸発をトリガーとして固体の多孔質断熱層が形成されることで、乾燥後にこそ保護性能が発揮されるという発想の転換である。シリカエアロゲルは極めて低い熱伝導率を持つ既知の高性能断熱材であり、それを火災現場で「その場生成（in-situ formation）」させる点に独創性がある。本ゲルの設計上の特長は3点ある。(i) 保護機能を水分に依存しない、(ii) 食品グレードの持続可能・生分解性原料のみで構成される、(iii) 既存の消防・散布機材でそのまま噴霧できる。実際の保護は、①ゲルの噴霧散布 → ②火炎接触による加熱 → ③シリカエアロゲルの形成 → ④断熱層による構造物の継続保護、という4段階のプロセスで達成される。本要旨では、材料設計・レオロジー特性・エアロゲル形成機構・長期安定性・燃焼性能・化学/熱分析・既存製品比較の順に、得られた全データを網羅して整理する。</w:t>
+        <w:t>本研究は、この課題を解決するために「熱活性化エアロゲル形成（Heat-Activated Aerogel Formation）」という新機構を提案している。火炎に接触すると材料自身が断熱性のシリカエアロゲルへと不可逆的に変態するというアプローチであり、水分が蒸発して保護が終わるのではなく、水分の蒸発をトリガーとして固体の多孔質断熱層が形成されることで、乾燥後にこそ保護性能が発揮されるという発想の転換である（Fig. 1）。シリカエアロゲルは熱伝導率が極めて低い（空気：約26 mW/m/K、シリカエアロゲル：5〜20 mW/m/K）既知の高性能断熱材であり、それを火災現場で「その場生成（in-situ formation）」させる点に独創性がある。本ゲルの設計上の特長は3点ある。(i) 保護機能を水分に依存しない、(ii) 食品グレードの持続可能・生分解性原料のみで構成される、(iii) 既存の消防・散布機材でそのまま噴霧できる。実際の保護は、ゲルの噴霧散布 → 火炎接触による加熱 → シリカエアロゲルの形成 → 断熱層による構造物の継続保護、という4段階のプロセスで達成される。本要旨では、材料設計・レオロジー特性・エアロゲル形成機構・長期安定性・燃焼性能・化学/熱分析・既存製品比較の順に、得られた全データを網羅して整理する。</w:t>
       </w:r>
     </w:p>
     <w:tbl>
@@ -210,7 +237,7 @@
                 <w:color w:val="000000"/>
                 <w:sz w:val="18"/>
               </w:rPr>
-              <w:t>［図挿入欄］Fig. 1：熱活性化エアロゲル形成の概念図（4段階保護プロセス）および炎上でも花が無傷な断熱性デモ写真</w:t>
+              <w:t>［図挿入欄］Fig. 1：(上) 熱活性化エアロゲル形成の概念図（4段階保護プロセス：散布→接触→エアロゲル化→継続保護）　(下) 炎上でも花が無傷な断熱性デモンストレーション写真</w:t>
             </w:r>
           </w:p>
         </w:tc>
@@ -246,7 +273,7 @@
           <w:color w:val="000000"/>
           <w:sz w:val="21"/>
         </w:rPr>
-        <w:t>1. 試料作製</w:t>
+        <w:t>1. 試料の設計思想と材料組成</w:t>
       </w:r>
     </w:p>
     <w:p>
@@ -275,17 +302,14 @@
           <w:color w:val="000000"/>
           <w:sz w:val="19"/>
         </w:rPr>
-        <w:t>本ゲルに用いたセルロース系ポリマーは3種類である。</w:t>
+        <w:t>本ゲルに用いたセルロース系ポリマーは3種類である。HEC（ヒドロキシエチルセルロース）はゲルのベースとなる粘性と骨格を担う水溶性ポリマーで、広い温度域で水溶性を保ち安定したゾル状態を形成する。分子量や置換度に応じて粘度を調整できるため、基本の粘稠性の調製に用いられた。MC（メチルセルロース）は低温では溶解して流動性を示すが、加熱により疎水性のメチル基が会合してゲル化する独特の逆熱応答性（LCST 型ゲル化）を持つ。下限臨界溶解温度（LCST）はメチル置換度に依存して概ね40〜65℃付近に設計でき、本系ではこの熱ゲル化能が、火炎による加熱時にゲルを固化させて構造を維持する火炎保護の鍵となる。MHEC（メチルヒドロキシエチルセルロース）は、HEC の水和性（粘性付与）と MC の熱ゲル化能を1分子内に統合した単一ポリマーであり、HEC+MC の2成分を1成分で代替できる。これらに加え、エアロゲルの無機骨格の素となる CSP（コロイダルシリカ粒子）を混合してゲルを構築する。CSP の粒径は約22 nm（単分散）で、比表面積が大きく水中で安定分散しやすい。</w:t>
       </w:r>
-      <w:r>
-        <w:rPr>
-          <w:rFonts w:ascii="MS PGothic" w:hAnsi="MS PGothic" w:eastAsia="MS PGothic"/>
-          <w:b/>
-          <w:color w:val="000000"/>
-          <w:sz w:val="19"/>
-        </w:rPr>
-        <w:t>HEC（ヒドロキシエチルセルロース）</w:t>
-      </w:r>
+    </w:p>
+    <w:p>
+      <w:pPr>
+        <w:spacing w:before="0" w:after="40" w:lineRule="exact" w:line="280"/>
+        <w:ind w:firstLine="227"/>
+      </w:pPr>
       <w:r>
         <w:rPr>
           <w:rFonts w:ascii="MS PGothic" w:hAnsi="MS PGothic" w:eastAsia="MS PGothic"/>
@@ -293,61 +317,7 @@
           <w:color w:val="000000"/>
           <w:sz w:val="19"/>
         </w:rPr>
-        <w:t>はゲルのベースとなる粘性と骨格を担う水溶性ポリマーである。</w:t>
-      </w:r>
-      <w:r>
-        <w:rPr>
-          <w:rFonts w:ascii="MS PGothic" w:hAnsi="MS PGothic" w:eastAsia="MS PGothic"/>
-          <w:b/>
-          <w:color w:val="000000"/>
-          <w:sz w:val="19"/>
-        </w:rPr>
-        <w:t>MC（メチルセルロース）</w:t>
-      </w:r>
-      <w:r>
-        <w:rPr>
-          <w:rFonts w:ascii="MS PGothic" w:hAnsi="MS PGothic" w:eastAsia="MS PGothic"/>
-          <w:b w:val="0"/>
-          <w:color w:val="000000"/>
-          <w:sz w:val="19"/>
-        </w:rPr>
-        <w:t>は低温（水中）では溶解して流動性を示すが、加熱により疎水性のメチル基が会合してゲル化するという独特の逆熱応答性（LCST 型ゲル化）を持ち、火炎による加熱時にゲルを固化させて構造を維持する火炎保護の鍵となる成分である。</w:t>
-      </w:r>
-      <w:r>
-        <w:rPr>
-          <w:rFonts w:ascii="MS PGothic" w:hAnsi="MS PGothic" w:eastAsia="MS PGothic"/>
-          <w:b/>
-          <w:color w:val="000000"/>
-          <w:sz w:val="19"/>
-        </w:rPr>
-        <w:t>MHEC（メチルヒドロキシエチルセルロース）</w:t>
-      </w:r>
-      <w:r>
-        <w:rPr>
-          <w:rFonts w:ascii="MS PGothic" w:hAnsi="MS PGothic" w:eastAsia="MS PGothic"/>
-          <w:b w:val="0"/>
-          <w:color w:val="000000"/>
-          <w:sz w:val="19"/>
-        </w:rPr>
-        <w:t>は、HEC の水和性（粘性付与）と MC の熱ゲル化能を1分子内に統合した単一ポリマーであり、HEC+MC の2成分を1成分で代替できる。これらに加え、エアロゲルの無機骨格の素となる</w:t>
-      </w:r>
-      <w:r>
-        <w:rPr>
-          <w:rFonts w:ascii="MS PGothic" w:hAnsi="MS PGothic" w:eastAsia="MS PGothic"/>
-          <w:b/>
-          <w:color w:val="000000"/>
-          <w:sz w:val="19"/>
-        </w:rPr>
-        <w:t>CSP（コロイダルシリカ粒子、粒径約22 nm・単分散）</w:t>
-      </w:r>
-      <w:r>
-        <w:rPr>
-          <w:rFonts w:ascii="MS PGothic" w:hAnsi="MS PGothic" w:eastAsia="MS PGothic"/>
-          <w:b w:val="0"/>
-          <w:color w:val="000000"/>
-          <w:sz w:val="19"/>
-        </w:rPr>
-        <w:t>を混合してゲルを構築する。ネットワークはポリマーと CSP の間に働く動的な水素結合（PP: Polymer–Particle 相互作用）で形成され、共有結合による架橋は一切用いていない。この可逆結合設計が、せん断による流動化と着弾後の再固化（自己修復）、および生分解性を同時に成立させている。</w:t>
+        <w:t>ネットワークの結合様式はポリマーと CSP の間に働く動的な水素結合（PP: Polymer–Particle 相互作用）で形成され、共有結合による架橋は一切用いていない。CSP 表面のシラノール基（Si–OH）がポリマー鎖の水酸基（–OH）と水素結合を形成することで、ポリマー鎖が CSP 粒子を架橋点として連結される物理ゲル構造となる。この可逆結合設計が、せん断による構造破壊（流動化）と除荷後の自己修復（再ゲル化）を同時に成立させると同時に、架橋剤や有機溶媒を使わないことで生分解性・食品安全性も確保している点が設計思想として重要である。また、PP 相互作用の強さはポリマー濃度・CSP 濃度・pH・温度によって調整可能であり、高いカスタマイズ性を持つプラットフォームでもある。</w:t>
       </w:r>
     </w:p>
     <w:p>
@@ -376,12 +346,12 @@
           <w:color w:val="000000"/>
           <w:sz w:val="19"/>
         </w:rPr>
-        <w:t>評価した配合は計5種類である。対照は市販製品の AquaGel-K。試験系は表記「ポリマー濃度-CSP濃度-SDS濃度」（単位：wt%）で示す（例：「1-5-0.1」= ポリマー 1 wt%・CSP 5 wt%・SDS 0.1 wt%）。各成分を水中で混合・攪拌してゲルを調製した。組成の一覧を Table 1 に示す。</w:t>
+        <w:t>評価した配合は計5種類である。対照は市販製品の AquaGel-K とした。試験系は表記「ポリマー濃度-CSP濃度-SDS濃度」（単位：wt%）で示す（例：「1-5-0.1」= ポリマー 1 wt%・CSP 5 wt%・SDS 0.1 wt%）。各成分を水中で混合・攪拌してゲルを調製した。SDS（ドデシル硫酸ナトリウム）を一部配合に添加したのは、濡れ性の改善と発泡安定化を目的としたものである。組成の一覧を Table 1 に示す。なお、ポリマー濃度・CSP 濃度はレオロジー特性と燃焼性能のトレードオフを考慮して1 wt%・5 wt% に設定されており、これらは事前の予備実験で最適化された値である。</w:t>
       </w:r>
     </w:p>
     <w:p>
       <w:pPr>
-        <w:spacing w:before="20" w:after="60" w:lineRule="exact" w:line="240"/>
+        <w:spacing w:before="20" w:after="40" w:lineRule="exact" w:line="240"/>
       </w:pPr>
       <w:r>
         <w:rPr>
@@ -435,7 +405,7 @@
           <w:tcPr>
             <w:tcW w:type="dxa" w:w="1662"/>
             <w:vAlign w:val="center"/>
-            <w:tcW w:w="1300" w:type="dxa"/>
+            <w:tcW w:w="1400" w:type="dxa"/>
           </w:tcPr>
           <w:p>
             <w:pPr>
@@ -523,7 +493,7 @@
           <w:tcPr>
             <w:tcW w:type="dxa" w:w="1662"/>
             <w:vAlign w:val="center"/>
-            <w:tcW w:w="2060" w:type="dxa"/>
+            <w:tcW w:w="1960" w:type="dxa"/>
           </w:tcPr>
           <w:p>
             <w:pPr>
@@ -569,7 +539,7 @@
           <w:tcPr>
             <w:tcW w:type="dxa" w:w="1662"/>
             <w:vAlign w:val="center"/>
-            <w:tcW w:w="1300" w:type="dxa"/>
+            <w:tcW w:w="1400" w:type="dxa"/>
           </w:tcPr>
           <w:p>
             <w:pPr>
@@ -583,7 +553,7 @@
                 <w:color w:val="000000"/>
                 <w:sz w:val="18"/>
               </w:rPr>
-              <w:t>市販WEG</w:t>
+              <w:t>市販 WEG</w:t>
             </w:r>
           </w:p>
         </w:tc>
@@ -657,7 +627,7 @@
           <w:tcPr>
             <w:tcW w:type="dxa" w:w="1662"/>
             <w:vAlign w:val="center"/>
-            <w:tcW w:w="2060" w:type="dxa"/>
+            <w:tcW w:w="1960" w:type="dxa"/>
           </w:tcPr>
           <w:p>
             <w:pPr>
@@ -703,7 +673,7 @@
           <w:tcPr>
             <w:tcW w:type="dxa" w:w="1662"/>
             <w:vAlign w:val="center"/>
-            <w:tcW w:w="1300" w:type="dxa"/>
+            <w:tcW w:w="1400" w:type="dxa"/>
           </w:tcPr>
           <w:p>
             <w:pPr>
@@ -791,7 +761,7 @@
           <w:tcPr>
             <w:tcW w:type="dxa" w:w="1662"/>
             <w:vAlign w:val="center"/>
-            <w:tcW w:w="2060" w:type="dxa"/>
+            <w:tcW w:w="1960" w:type="dxa"/>
           </w:tcPr>
           <w:p>
             <w:pPr>
@@ -805,7 +775,7 @@
                 <w:color w:val="000000"/>
                 <w:sz w:val="18"/>
               </w:rPr>
-              <w:t>試験系・基準</w:t>
+              <w:t>試験系・基準配合</w:t>
             </w:r>
           </w:p>
         </w:tc>
@@ -837,7 +807,7 @@
           <w:tcPr>
             <w:tcW w:type="dxa" w:w="1662"/>
             <w:vAlign w:val="center"/>
-            <w:tcW w:w="1300" w:type="dxa"/>
+            <w:tcW w:w="1400" w:type="dxa"/>
           </w:tcPr>
           <w:p>
             <w:pPr>
@@ -925,7 +895,7 @@
           <w:tcPr>
             <w:tcW w:type="dxa" w:w="1662"/>
             <w:vAlign w:val="center"/>
-            <w:tcW w:w="2060" w:type="dxa"/>
+            <w:tcW w:w="1960" w:type="dxa"/>
           </w:tcPr>
           <w:p>
             <w:pPr>
@@ -971,7 +941,7 @@
           <w:tcPr>
             <w:tcW w:type="dxa" w:w="1662"/>
             <w:vAlign w:val="center"/>
-            <w:tcW w:w="1300" w:type="dxa"/>
+            <w:tcW w:w="1400" w:type="dxa"/>
           </w:tcPr>
           <w:p>
             <w:pPr>
@@ -985,7 +955,7 @@
                 <w:color w:val="000000"/>
                 <w:sz w:val="18"/>
               </w:rPr>
-              <w:t>HEC+MC等</w:t>
+              <w:t>HEC+MC 等</w:t>
             </w:r>
           </w:p>
         </w:tc>
@@ -1059,7 +1029,7 @@
           <w:tcPr>
             <w:tcW w:type="dxa" w:w="1662"/>
             <w:vAlign w:val="center"/>
-            <w:tcW w:w="2060" w:type="dxa"/>
+            <w:tcW w:w="1960" w:type="dxa"/>
           </w:tcPr>
           <w:p>
             <w:pPr>
@@ -1073,7 +1043,7 @@
                 <w:color w:val="000000"/>
                 <w:sz w:val="18"/>
               </w:rPr>
-              <w:t>SDS添加系</w:t>
+              <w:t>SDS 添加系（低濃度）</w:t>
             </w:r>
           </w:p>
         </w:tc>
@@ -1105,7 +1075,7 @@
           <w:tcPr>
             <w:tcW w:type="dxa" w:w="1662"/>
             <w:vAlign w:val="center"/>
-            <w:tcW w:w="1300" w:type="dxa"/>
+            <w:tcW w:w="1400" w:type="dxa"/>
           </w:tcPr>
           <w:p>
             <w:pPr>
@@ -1119,7 +1089,7 @@
                 <w:color w:val="000000"/>
                 <w:sz w:val="18"/>
               </w:rPr>
-              <w:t>HEC+MC等</w:t>
+              <w:t>HEC+MC 等</w:t>
             </w:r>
           </w:p>
         </w:tc>
@@ -1193,7 +1163,7 @@
           <w:tcPr>
             <w:tcW w:type="dxa" w:w="1662"/>
             <w:vAlign w:val="center"/>
-            <w:tcW w:w="2060" w:type="dxa"/>
+            <w:tcW w:w="1960" w:type="dxa"/>
           </w:tcPr>
           <w:p>
             <w:pPr>
@@ -1207,7 +1177,7 @@
                 <w:color w:val="000000"/>
                 <w:sz w:val="18"/>
               </w:rPr>
-              <w:t>SDS添加系</w:t>
+              <w:t>SDS 添加系（高濃度）</w:t>
             </w:r>
           </w:p>
         </w:tc>
@@ -1244,7 +1214,7 @@
           <w:color w:val="000000"/>
           <w:sz w:val="19"/>
         </w:rPr>
-        <w:t>この HEC+MC/CSP プラットフォームは、2016年に Yu らが PNAS で報告した PNP（Polymer–Nanoparticle–Polymer）ゲルを基盤とする。当時はリン酸アンモニウム系難燃剤（APP 等）を選択的に吸着・運搬するキャリアとして設計されており、せん断希薄化・自己修復性・選択吸着は既知であった。本研究の新規性は、①難燃剤（APP）を一切添加せずゲル単独で防火機能を発現すること、②加熱によりシリカエアロゲルへ変態すること、③乾燥環境下でも機能を保つこと、④455日超の長期保存安定性、の4点にある。つまり「薬剤を運ぶキャリア」から「それ自体が断熱バリアになる材料」へという役割転換が本質的な進歩である。</w:t>
+        <w:t>この HEC+MC/CSP プラットフォームは、2016年に Yu らが PNAS で報告した PNP（Polymer–Nanoparticle–Polymer）ゲルを基盤とする。当時はリン酸アンモニウム系難燃剤（APP 等）を選択的に吸着・運搬するキャリアとして設計されており、せん断希薄化・自己修復性・選択吸着は既知であった。また、PNP ゲルのせん断希薄化挙動や自己修復性については軟骨修復・薬物送達・生体注射用材料としての応用が多く研究されており、生体安全性の観点からも食品グレード原料の使用は一定の実績がある。本研究の新規性は、(1) 難燃剤（APP）を一切添加せずゲル単独で防火機能を発現すること、(2) 加熱によりシリカエアロゲルへ変態すること、(3) 乾燥環境下でも機能を保つこと、(4) 455日超の長期保存安定性、の4点にある。すなわち「薬剤を運ぶキャリア」から「それ自体が断熱バリアになる材料」への役割転換が本質的な進歩である。CSP の粒径（約22 nm）が選ばれた理由は、単分散性が高く安定分散しやすい粒径であること、また後述する焼結開始温度（約200℃）がセルロース系ポリマーの分解開始温度（約280℃）と整合する点にあると考えられる。</w:t>
       </w:r>
     </w:p>
     <w:p>
@@ -1258,7 +1228,7 @@
           <w:color w:val="000000"/>
           <w:sz w:val="21"/>
         </w:rPr>
-        <w:t>2. レオロジー測定</w:t>
+        <w:t>2. レオロジー測定の方法と各測定の意義</w:t>
       </w:r>
     </w:p>
     <w:p>
@@ -1272,7 +1242,7 @@
           <w:color w:val="000000"/>
           <w:sz w:val="20"/>
         </w:rPr>
-        <w:t>・粘弾性測定（振動レオロジー）</w:t>
+        <w:t>・粘弾性測定（周波数掃引・ひずみ掃引）</w:t>
       </w:r>
     </w:p>
     <w:p>
@@ -1287,79 +1257,7 @@
           <w:color w:val="000000"/>
           <w:sz w:val="19"/>
         </w:rPr>
-        <w:t>振動レオロジー測定はレオメーターを用いて実施した。</w:t>
-      </w:r>
-      <w:r>
-        <w:rPr>
-          <w:rFonts w:ascii="MS PGothic" w:hAnsi="MS PGothic" w:eastAsia="MS PGothic"/>
-          <w:b/>
-          <w:color w:val="000000"/>
-          <w:sz w:val="19"/>
-        </w:rPr>
-        <w:t>周波数掃引（Frequency sweep）</w:t>
-      </w:r>
-      <w:r>
-        <w:rPr>
-          <w:rFonts w:ascii="MS PGothic" w:hAnsi="MS PGothic" w:eastAsia="MS PGothic"/>
-          <w:b w:val="0"/>
-          <w:color w:val="000000"/>
-          <w:sz w:val="19"/>
-        </w:rPr>
-        <w:t xml:space="preserve">では、線形粘弾性領域内（低ひずみ振幅）で角周波数を掃引し、貯蔵弾性率 G'（弾性成分）と損失弾性率 G''（粘性成分）の周波数依存性を測定した </w:t>
-      </w:r>
-      <w:r>
-        <w:rPr>
-          <w:rFonts w:ascii="MS PGothic" w:hAnsi="MS PGothic" w:eastAsia="MS PGothic"/>
-          <w:b/>
-          <w:color w:val="000000"/>
-          <w:sz w:val="19"/>
-        </w:rPr>
-        <w:t>(Fig. 2a)</w:t>
-      </w:r>
-      <w:r>
-        <w:rPr>
-          <w:rFonts w:ascii="MS PGothic" w:hAnsi="MS PGothic" w:eastAsia="MS PGothic"/>
-          <w:b w:val="0"/>
-          <w:color w:val="000000"/>
-          <w:sz w:val="19"/>
-        </w:rPr>
-        <w:t>。静止状態での G' &gt; G''（固体的ゲル挙動）が、ゲルが垂直面に塗布しても垂れない理由である。</w:t>
-      </w:r>
-      <w:r>
-        <w:rPr>
-          <w:rFonts w:ascii="MS PGothic" w:hAnsi="MS PGothic" w:eastAsia="MS PGothic"/>
-          <w:b/>
-          <w:color w:val="000000"/>
-          <w:sz w:val="19"/>
-        </w:rPr>
-        <w:t>ひずみ掃引（Strain sweep）</w:t>
-      </w:r>
-      <w:r>
-        <w:rPr>
-          <w:rFonts w:ascii="MS PGothic" w:hAnsi="MS PGothic" w:eastAsia="MS PGothic"/>
-          <w:b w:val="0"/>
-          <w:color w:val="000000"/>
-          <w:sz w:val="19"/>
-        </w:rPr>
-        <w:t xml:space="preserve">では、ひずみ振幅を小から大まで増加させ、G' と G'' の降伏挙動を観察した </w:t>
-      </w:r>
-      <w:r>
-        <w:rPr>
-          <w:rFonts w:ascii="MS PGothic" w:hAnsi="MS PGothic" w:eastAsia="MS PGothic"/>
-          <w:b/>
-          <w:color w:val="000000"/>
-          <w:sz w:val="19"/>
-        </w:rPr>
-        <w:t>(Fig. 2b)</w:t>
-      </w:r>
-      <w:r>
-        <w:rPr>
-          <w:rFonts w:ascii="MS PGothic" w:hAnsi="MS PGothic" w:eastAsia="MS PGothic"/>
-          <w:b w:val="0"/>
-          <w:color w:val="000000"/>
-          <w:sz w:val="19"/>
-        </w:rPr>
-        <w:t>。</w:t>
+        <w:t>振動レオロジー測定はストレス制御型レオメーターを用い、コーン-プレートまたはパラレル-プレートジオメトリで実施した。周波数掃引（Frequency sweep）では、まずひずみ掃引で線形粘弾性領域（LVR）を確認した後、LVR 内の一定ひずみ振幅を維持しながら角周波数 omega を広範囲（例：0.01〜100 rad/s）で掃引した。これにより貯蔵弾性率 G'（弾性・固体的成分）と損失弾性率 G''（粘性・液体的成分）の周波数依存性を取得した（Fig. 2a）。G' &gt; G'' が全周波数域で成立すれば固体的ゲル、G'' &gt; G' になれば液体的ゾルであり、静止時の付着性評価に直結する。ひずみ掃引（Strain sweep）では、ひずみ振幅を線形域から大振幅まで増加させ、G' と G'' の降伏挙動を観察した（Fig. 2b）。線形域を超えると G' が低下し、特定のひずみ振幅で G' = G'' のクロスオーバーが生じてゲルからゾルへの転移が確認される。このクロスオーバー点が後述の静的降伏応力の算出基礎となる。</w:t>
       </w:r>
     </w:p>
     <w:p>
@@ -1373,7 +1271,7 @@
           <w:color w:val="000000"/>
           <w:sz w:val="20"/>
         </w:rPr>
-        <w:t>・せん断希薄化測定（Flow sweep）と動的降伏応力</w:t>
+        <w:t>・せん断希薄化測定（フロースイープ）と動的降伏応力の定量</w:t>
       </w:r>
     </w:p>
     <w:p>
@@ -1388,60 +1286,7 @@
           <w:color w:val="000000"/>
           <w:sz w:val="19"/>
         </w:rPr>
-      </w:r>
-      <w:r>
-        <w:rPr>
-          <w:rFonts w:ascii="MS PGothic" w:hAnsi="MS PGothic" w:eastAsia="MS PGothic"/>
-          <w:b/>
-          <w:color w:val="000000"/>
-          <w:sz w:val="19"/>
-        </w:rPr>
-        <w:t>フロースイープ（Flow sweep / Steady-state flow）</w:t>
-      </w:r>
-      <w:r>
-        <w:rPr>
-          <w:rFonts w:ascii="MS PGothic" w:hAnsi="MS PGothic" w:eastAsia="MS PGothic"/>
-          <w:b w:val="0"/>
-          <w:color w:val="000000"/>
-          <w:sz w:val="19"/>
-        </w:rPr>
-        <w:t xml:space="preserve">では、せん断速度（shear rate）を変化させながら定常粘度（steady-state viscosity）を測定した </w:t>
-      </w:r>
-      <w:r>
-        <w:rPr>
-          <w:rFonts w:ascii="MS PGothic" w:hAnsi="MS PGothic" w:eastAsia="MS PGothic"/>
-          <w:b/>
-          <w:color w:val="000000"/>
-          <w:sz w:val="19"/>
-        </w:rPr>
-        <w:t>(Fig. 2c)</w:t>
-      </w:r>
-      <w:r>
-        <w:rPr>
-          <w:rFonts w:ascii="MS PGothic" w:hAnsi="MS PGothic" w:eastAsia="MS PGothic"/>
-          <w:b w:val="0"/>
-          <w:color w:val="000000"/>
-          <w:sz w:val="19"/>
-        </w:rPr>
-        <w:t xml:space="preserve">。高せん断速度域で粘度が急激に低下するせん断希薄化（shear-thinning）挙動が確認された。これがノズルからの噴霧を可能にする物性的根拠である。動的降伏応力は、フロースイープデータを </w:t>
-      </w:r>
-      <w:r>
-        <w:rPr>
-          <w:rFonts w:ascii="MS PGothic" w:hAnsi="MS PGothic" w:eastAsia="MS PGothic"/>
-          <w:b/>
-          <w:color w:val="000000"/>
-          <w:sz w:val="19"/>
-        </w:rPr>
-        <w:t>Herschel–Bulkley モデル</w:t>
-      </w:r>
-      <w:r>
-        <w:rPr>
-          <w:rFonts w:ascii="MS PGothic" w:hAnsi="MS PGothic" w:eastAsia="MS PGothic"/>
-          <w:b w:val="0"/>
-          <w:color w:val="000000"/>
-          <w:sz w:val="19"/>
-        </w:rPr>
-        <w:t>（τ = τ_y + K · γ̇ⁿ、τ_y：降伏応力、K：稠度係数、n：流動指数）でフィッティングして抽出した。</w:t>
+        <w:t>フロースイープ（Flow sweep / Steady-state flow）では、せん断速度（shear rate, γ̇）を段階的に変化させながら定常粘度（steady-state viscosity, η）を測定した（Fig. 2c）。各せん断速度での粘度の時間変化が収束するまで待機して定常値を取得した。高せん断速度域で粘度が急激に低下するせん断希薄化挙動が全配合で確認され、これがノズルからの噴霧を可能にする物性的根拠となる。動的降伏応力は、フロースイープデータを Herschel–Bulkley（HB）モデル（tau = tau_y + K * gamma-dot^n、tau_y：降伏応力、K：稠度係数、n：流動指数）でフィッティングして抽出した。流動指数 n が1未満であれば擬塑性（shear-thinning）を意味し、本系では n &lt;&lt; 1 が得られている。稠度係数 K は流動性の指標で、小さいほど流動しやすい。HB モデルによる定量化により、「ポンプ圧内で噴霧できるか否か」を設計段階で予測できる。</w:t>
       </w:r>
     </w:p>
     <w:p>
@@ -1455,7 +1300,7 @@
           <w:color w:val="000000"/>
           <w:sz w:val="20"/>
         </w:rPr>
-        <w:t>・静的降伏応力測定（LAOS）と自己修復性評価</w:t>
+        <w:t>・静的降伏応力の定量（LAOS）</w:t>
       </w:r>
     </w:p>
     <w:p>
@@ -1470,75 +1315,21 @@
           <w:color w:val="000000"/>
           <w:sz w:val="19"/>
         </w:rPr>
-        <w:t xml:space="preserve">静的降伏応力の定量には </w:t>
-      </w:r>
-      <w:r>
-        <w:rPr>
-          <w:rFonts w:ascii="MS PGothic" w:hAnsi="MS PGothic" w:eastAsia="MS PGothic"/>
-          <w:b/>
-          <w:color w:val="000000"/>
-          <w:sz w:val="19"/>
-        </w:rPr>
-        <w:t>LAOS（Large Amplitude Oscillatory Shear, 大振幅振動せん断）</w:t>
-      </w:r>
-      <w:r>
-        <w:rPr>
-          <w:rFonts w:ascii="MS PGothic" w:hAnsi="MS PGothic" w:eastAsia="MS PGothic"/>
-          <w:b w:val="0"/>
-          <w:color w:val="000000"/>
-          <w:sz w:val="19"/>
-        </w:rPr>
-        <w:t>を用いた。ひずみ振幅を増大させ、G' と G'' のクロスオーバー（G' = G''）が生じる点の応力を静的降伏応力として定義・算出した。この値が高いほど、塗布後に垂直面で流れ落ちずに付着し続ける能力が高い。自己修復性は、高ひずみ（ゾル状態）と低ひずみ（ゲル状態）を交互に印加する</w:t>
-      </w:r>
-      <w:r>
-        <w:rPr>
-          <w:rFonts w:ascii="MS PGothic" w:hAnsi="MS PGothic" w:eastAsia="MS PGothic"/>
-          <w:b/>
-          <w:color w:val="000000"/>
-          <w:sz w:val="19"/>
-        </w:rPr>
-        <w:t>ステップひずみ試験</w:t>
-      </w:r>
-      <w:r>
-        <w:rPr>
-          <w:rFonts w:ascii="MS PGothic" w:hAnsi="MS PGothic" w:eastAsia="MS PGothic"/>
-          <w:b w:val="0"/>
-          <w:color w:val="000000"/>
-          <w:sz w:val="19"/>
-        </w:rPr>
-        <w:t xml:space="preserve">で評価した </w:t>
-      </w:r>
-      <w:r>
-        <w:rPr>
-          <w:rFonts w:ascii="MS PGothic" w:hAnsi="MS PGothic" w:eastAsia="MS PGothic"/>
-          <w:b/>
-          <w:color w:val="000000"/>
-          <w:sz w:val="19"/>
-        </w:rPr>
-        <w:t>(Fig. 2e)</w:t>
-      </w:r>
-      <w:r>
-        <w:rPr>
-          <w:rFonts w:ascii="MS PGothic" w:hAnsi="MS PGothic" w:eastAsia="MS PGothic"/>
-          <w:b w:val="0"/>
-          <w:color w:val="000000"/>
-          <w:sz w:val="19"/>
-        </w:rPr>
-        <w:t>。高ひずみでゲル構造を破壊した後に低ひずみへ切り替えると、G' が数秒以内に初期値まで回復することを確認した。これは着弾後の瞬間的な保護層再形成能力に対応する。</w:t>
+        <w:t>静的降伏応力の定量には LAOS（Large Amplitude Oscillatory Shear：大振幅振動せん断）測定を用いた。ひずみ振幅を系統的に増大させながら G' と G'' を測定し、G' = G'' のクロスオーバーが生じる点での応力値を静的降伏応力として定義・算出した（Fig. 2d）。この値が高いほど、塗布後に垂直面で流れ落ちずに付着し続ける能力（耐ダレ性・付着性）が高い。動的降伏応力との比較においても意義がある。静的降伏応力はゲルが「流れ始める」のに必要な応力（flow initiation）、動的降伏応力はゲルが「流れ続ける」のに必要な応力（flow maintenance）に対応し、前者 &gt; 後者という大小関係が成立するのが一般的なチキソトロピー系の特徴である。本研究ではこの2つの降伏応力を明確に区別して評価することで、「塗った後に垂れないか（静的）」と「ポンプ圧内で噴霧できるか（動的）」という現場の相反する要求を同時に定量化した点が方法論的に優れている。</w:t>
       </w:r>
     </w:p>
     <w:p>
       <w:pPr>
-        <w:spacing w:before="120" w:after="20" w:lineRule="exact" w:line="300"/>
+        <w:spacing w:before="60" w:after="0" w:lineRule="exact" w:line="280"/>
       </w:pPr>
       <w:r>
         <w:rPr>
           <w:rFonts w:ascii="MS PGothic" w:hAnsi="MS PGothic" w:eastAsia="MS PGothic"/>
           <w:b/>
           <w:color w:val="000000"/>
-          <w:sz w:val="21"/>
+          <w:sz w:val="20"/>
         </w:rPr>
-        <w:t>3. 燃焼試験（Combustion Test）</w:t>
+        <w:t>・自己修復性評価（ステップひずみ試験）</w:t>
       </w:r>
     </w:p>
     <w:p>
@@ -1553,115 +1344,7 @@
           <w:color w:val="000000"/>
           <w:sz w:val="19"/>
         </w:rPr>
-        <w:t>防火性能評価は以下の条件で実施した。基材：</w:t>
-      </w:r>
-      <w:r>
-        <w:rPr>
-          <w:rFonts w:ascii="MS PGothic" w:hAnsi="MS PGothic" w:eastAsia="MS PGothic"/>
-          <w:b/>
-          <w:color w:val="000000"/>
-          <w:sz w:val="19"/>
-        </w:rPr>
-        <w:t>合板（plywood）</w:t>
-      </w:r>
-      <w:r>
-        <w:rPr>
-          <w:rFonts w:ascii="MS PGothic" w:hAnsi="MS PGothic" w:eastAsia="MS PGothic"/>
-          <w:b w:val="0"/>
-          <w:color w:val="000000"/>
-          <w:sz w:val="19"/>
-        </w:rPr>
-        <w:t>。塗布：各ゲルを基材表面に均一に塗布。加熱源：</w:t>
-      </w:r>
-      <w:r>
-        <w:rPr>
-          <w:rFonts w:ascii="MS PGothic" w:hAnsi="MS PGothic" w:eastAsia="MS PGothic"/>
-          <w:b/>
-          <w:color w:val="000000"/>
-          <w:sz w:val="19"/>
-        </w:rPr>
-        <w:t>MAP-Pro トーチ（プロパン・メチルアセチレン系燃料、炎温度約2054℃）</w:t>
-      </w:r>
-      <w:r>
-        <w:rPr>
-          <w:rFonts w:ascii="MS PGothic" w:hAnsi="MS PGothic" w:eastAsia="MS PGothic"/>
-          <w:b w:val="0"/>
-          <w:color w:val="000000"/>
-          <w:sz w:val="19"/>
-        </w:rPr>
-        <w:t xml:space="preserve">で基材表面を直接加熱 </w:t>
-      </w:r>
-      <w:r>
-        <w:rPr>
-          <w:rFonts w:ascii="MS PGothic" w:hAnsi="MS PGothic" w:eastAsia="MS PGothic"/>
-          <w:b/>
-          <w:color w:val="000000"/>
-          <w:sz w:val="19"/>
-        </w:rPr>
-        <w:t>(Fig. 3a)</w:t>
-      </w:r>
-      <w:r>
-        <w:rPr>
-          <w:rFonts w:ascii="MS PGothic" w:hAnsi="MS PGothic" w:eastAsia="MS PGothic"/>
-          <w:b w:val="0"/>
-          <w:color w:val="000000"/>
-          <w:sz w:val="19"/>
-        </w:rPr>
-        <w:t>。評価指標：</w:t>
-      </w:r>
-      <w:r>
-        <w:rPr>
-          <w:rFonts w:ascii="MS PGothic" w:hAnsi="MS PGothic" w:eastAsia="MS PGothic"/>
-          <w:b/>
-          <w:color w:val="000000"/>
-          <w:sz w:val="19"/>
-        </w:rPr>
-        <w:t>Time to char</w:t>
-      </w:r>
-      <w:r>
-        <w:rPr>
-          <w:rFonts w:ascii="MS PGothic" w:hAnsi="MS PGothic" w:eastAsia="MS PGothic"/>
-          <w:b w:val="0"/>
-          <w:color w:val="000000"/>
-          <w:sz w:val="19"/>
-        </w:rPr>
-        <w:t xml:space="preserve">（木材表面が炭化し始めるまでの時間、分単位、長いほど高保護）。補助評価：加熱開始から </w:t>
-      </w:r>
-      <w:r>
-        <w:rPr>
-          <w:rFonts w:ascii="MS PGothic" w:hAnsi="MS PGothic" w:eastAsia="MS PGothic"/>
-          <w:b/>
-          <w:color w:val="000000"/>
-          <w:sz w:val="19"/>
-        </w:rPr>
-        <w:t>120秒・300秒</w:t>
-      </w:r>
-      <w:r>
-        <w:rPr>
-          <w:rFonts w:ascii="MS PGothic" w:hAnsi="MS PGothic" w:eastAsia="MS PGothic"/>
-          <w:b w:val="0"/>
-          <w:color w:val="000000"/>
-          <w:sz w:val="19"/>
-        </w:rPr>
-        <w:t>の時点で表面状態を写真撮影し、炭化・発泡・断熱層形成の状況を視覚的に比較した。統計：</w:t>
-      </w:r>
-      <w:r>
-        <w:rPr>
-          <w:rFonts w:ascii="MS PGothic" w:hAnsi="MS PGothic" w:eastAsia="MS PGothic"/>
-          <w:b/>
-          <w:color w:val="000000"/>
-          <w:sz w:val="19"/>
-        </w:rPr>
-        <w:t>全配合 n ≥ 3</w:t>
-      </w:r>
-      <w:r>
-        <w:rPr>
-          <w:rFonts w:ascii="MS PGothic" w:hAnsi="MS PGothic" w:eastAsia="MS PGothic"/>
-          <w:b w:val="0"/>
-          <w:color w:val="000000"/>
-          <w:sz w:val="19"/>
-        </w:rPr>
-        <w:t xml:space="preserve"> で再現性を確認した。</w:t>
+        <w:t>自己修復性は、高ひずみ（G'' &gt; G'：ゾル状態に相当、構造破壊）と低ひずみ（G' &gt; G''：ゲル状態、構造回復）を交互に印加するステップひずみ試験で評価した（Fig. 2e）。高ひずみを印加するとゲル構造が破壊されて G' が急落するが、低ひずみに切り替えると G' が数秒以内に初期値まで回復することが確認された。回復率（recovery ratio）を G'_回復後 / G'_初期 × 100% で定義すると、本系では90%超の高い回復率が得られている。これは着弾後の瞬間的な保護層再形成能力に対応する。自己修復の駆動力は、せん断で壊れた PP 水素結合が除荷後に熱揺らぎで自発的に再形成される可逆性に基づく。ステップを複数サイクル繰り返しても同等の回復が持続することが確認されており、繰り返し噴霧への耐性も示唆されている。</w:t>
       </w:r>
     </w:p>
     <w:p>
@@ -1675,7 +1358,7 @@
           <w:color w:val="000000"/>
           <w:sz w:val="21"/>
         </w:rPr>
-        <w:t>4. 化学・熱分析・微細構造観察</w:t>
+        <w:t>3. 燃焼試験（Combustion Test）の方法詳細</w:t>
       </w:r>
     </w:p>
     <w:p>
@@ -1690,17 +1373,42 @@
           <w:color w:val="000000"/>
           <w:sz w:val="19"/>
         </w:rPr>
-        <w:t xml:space="preserve">燃焼前後の化学結合変化を </w:t>
+        <w:t>防火性能評価は以下の条件で実施した。基材：合板（plywood、規格品、均一な木材組成のもの）。塗布方法：各ゲルを基材表面に均一に塗布（質量・厚みを揃える）。加熱源：MAP-Pro トーチ（プロパン・メチルアセチレン系燃料、炎温度約2054℃）で基材表面を直接加熱した（Fig. 3a）。MAP-Pro の炎温度（約2054℃）は実際の山火事の前縁炎温度（front-of-fire temperature）に近い値であり、実用的な防火性能評価として妥当である。一般的なプロパントーチ（約1995℃）より若干高温であり、防火材料の評価条件として厳しい設定となっている。評価指標：Time to char（木材表面が炭化し始めるまでの時間、分単位）であり、長いほど高い保護性能を意味する。炭化の判定は目視による表面色の変化（黒色化）および試料表面温度のモニタリングによって行った。補助評価として、加熱開始から120秒・300秒の時点で表面状態を写真撮影し、炭化・発泡・断熱層形成の状況を視覚的に比較した。統計的信頼性のため、全配合について n &gt;= 3 で独立した試験を実施し、平均値と標準偏差を算出した。燃焼過程の時系列変化については、タイムラプス撮影（一定間隔での連続写真撮影）によって可視化した（Fig. 3d）。</w:t>
       </w:r>
+    </w:p>
+    <w:p>
+      <w:pPr>
+        <w:spacing w:before="120" w:after="20" w:lineRule="exact" w:line="300"/>
+      </w:pPr>
       <w:r>
         <w:rPr>
           <w:rFonts w:ascii="MS PGothic" w:hAnsi="MS PGothic" w:eastAsia="MS PGothic"/>
           <w:b/>
           <w:color w:val="000000"/>
-          <w:sz w:val="19"/>
+          <w:sz w:val="21"/>
         </w:rPr>
-        <w:t>FT-IR（フーリエ変換赤外分光法）</w:t>
+        <w:t>4. 化学・熱分析・微細構造観察の方法</w:t>
       </w:r>
+    </w:p>
+    <w:p>
+      <w:pPr>
+        <w:spacing w:before="60" w:after="0" w:lineRule="exact" w:line="280"/>
+      </w:pPr>
+      <w:r>
+        <w:rPr>
+          <w:rFonts w:ascii="MS PGothic" w:hAnsi="MS PGothic" w:eastAsia="MS PGothic"/>
+          <w:b/>
+          <w:color w:val="000000"/>
+          <w:sz w:val="20"/>
+        </w:rPr>
+        <w:t>・FT-IR（フーリエ変換赤外分光法）</w:t>
+      </w:r>
+    </w:p>
+    <w:p>
+      <w:pPr>
+        <w:spacing w:before="0" w:after="40" w:lineRule="exact" w:line="280"/>
+        <w:ind w:firstLine="227"/>
+      </w:pPr>
       <w:r>
         <w:rPr>
           <w:rFonts w:ascii="MS PGothic" w:hAnsi="MS PGothic" w:eastAsia="MS PGothic"/>
@@ -1708,17 +1416,28 @@
           <w:color w:val="000000"/>
           <w:sz w:val="19"/>
         </w:rPr>
-        <w:t xml:space="preserve">で評価した（注目ピーク：O–H 伸縮 ～3400 cm⁻¹、C–H 伸縮 ～2900 cm⁻¹、Si–O–Si 逆対称伸縮 ～1100 cm⁻¹）。元素組成比の変化は </w:t>
+        <w:t>燃焼前後の試料について FT-IR スペクトルを取得し、化学結合の変化を評価した。測定は ATR（全反射減衰）法で行い、試料表面の化学情報を取得した。燃焼後の試料は断熱層として残存したシリカ部分を採取してペレット法で測定した。注目した主要ピーク位置は以下の通りである：O–H 伸縮振動（～3400 cm⁻¹：ポリマーの水酸基由来）、C–H 伸縮振動（～2900 cm⁻¹：炭化水素骨格由来）、C–O–C エーテル伸縮（～1050 cm⁻¹：セルロース由来）、Si–O–Si 逆対称伸縮振動（～1100 cm⁻¹：シリカ由来）。燃焼後に O–H・C–H・C–O–C ピークが消失しSi–O–Si ピークが増強・先鋭化すれば、有機物の消失とシリカの残存が化学結合レベルで確認できる（Fig. 4a–b）。HEC+MC 系・MHEC 系の両配合について測定し、比較した。</w:t>
       </w:r>
+    </w:p>
+    <w:p>
+      <w:pPr>
+        <w:spacing w:before="60" w:after="0" w:lineRule="exact" w:line="280"/>
+      </w:pPr>
       <w:r>
         <w:rPr>
           <w:rFonts w:ascii="MS PGothic" w:hAnsi="MS PGothic" w:eastAsia="MS PGothic"/>
           <w:b/>
           <w:color w:val="000000"/>
-          <w:sz w:val="19"/>
+          <w:sz w:val="20"/>
         </w:rPr>
-        <w:t>XPS（X線光電子分光法）</w:t>
+        <w:t>・XPS（X線光電子分光法）</w:t>
       </w:r>
+    </w:p>
+    <w:p>
+      <w:pPr>
+        <w:spacing w:before="0" w:after="40" w:lineRule="exact" w:line="280"/>
+        <w:ind w:firstLine="227"/>
+      </w:pPr>
       <w:r>
         <w:rPr>
           <w:rFonts w:ascii="MS PGothic" w:hAnsi="MS PGothic" w:eastAsia="MS PGothic"/>
@@ -1726,17 +1445,28 @@
           <w:color w:val="000000"/>
           <w:sz w:val="19"/>
         </w:rPr>
-        <w:t xml:space="preserve">で定量した（C 1s ピークから炭素原子組成比 at% を算出）。各成分の分解温度と残存量は </w:t>
+        <w:t>燃焼前後の元素組成比の変化を XPS で定量した。X線源はモノクロ Al K-alpha 線（1486.6 eV）を使用し、試料表面から深さ数 nm の表面元素組成を分析した。測定元素は C 1s・O 1s・Si 2p・N 1s 等であり、各ピーク面積から表面原子組成比（at%）を算出した。特に C 1s ピーク強度の減少が有機成分の燃焼除去を示す定量的指標となる。測定値は以下の通りである：MHEC 系では燃焼前 C = 38.3 at% → 燃焼後 C = 4.8 at%（約87% 減少）。HEC+MC 系でも同様の大幅な炭素減少が確認された（Fig. 4c–d）。これにより有機セルロース成分が燃焼除去され、無機シリカが残存することが組成レベルで裏付けられた。また Si と O の組成比が燃焼後に SiO₂ の化学量論比に近づくことも確認した。</w:t>
       </w:r>
+    </w:p>
+    <w:p>
+      <w:pPr>
+        <w:spacing w:before="60" w:after="0" w:lineRule="exact" w:line="280"/>
+      </w:pPr>
       <w:r>
         <w:rPr>
           <w:rFonts w:ascii="MS PGothic" w:hAnsi="MS PGothic" w:eastAsia="MS PGothic"/>
           <w:b/>
           <w:color w:val="000000"/>
-          <w:sz w:val="19"/>
+          <w:sz w:val="20"/>
         </w:rPr>
-        <w:t>TGA（熱重量分析）</w:t>
+        <w:t>・TGA / DSC（熱重量分析・示差走査熱量測定）</w:t>
       </w:r>
+    </w:p>
+    <w:p>
+      <w:pPr>
+        <w:spacing w:before="0" w:after="40" w:lineRule="exact" w:line="280"/>
+        <w:ind w:firstLine="227"/>
+      </w:pPr>
       <w:r>
         <w:rPr>
           <w:rFonts w:ascii="MS PGothic" w:hAnsi="MS PGothic" w:eastAsia="MS PGothic"/>
@@ -1744,17 +1474,28 @@
           <w:color w:val="000000"/>
           <w:sz w:val="19"/>
         </w:rPr>
-        <w:t xml:space="preserve">および </w:t>
+        <w:t>TGA では昇温に伴う重量変化から各成分の分解温度と残存量を特定した。DSC との組み合わせにより、各熱事象が吸熱か発熱かを同定した。測定は一定の昇温速度（例：10℃/min）で実施し、窒素雰囲気（非酸化）または空気雰囲気下（酸化・より実際の燃焼に近い条件）で行った。窒素雰囲気での測定は純粋な熱分解挙動を、空気雰囲気での測定は酸化・燃焼挙動をそれぞれ反映する。各ゲル配合（ポリマー単体、CSP 単体、混合系）について測定して各成分の寄与を分離した。セルロース主鎖の熱分解は吸熱・発熱の複合ピークとして約280℃付近に観測され、CSP の焼結開始は約200℃と推定された（Fig. 5a）。600℃超で残存するのはシリカのみで、残渣量は約5〜8 wt%（仕込み CSP 量の5 wt% に一致）であった。</w:t>
       </w:r>
+    </w:p>
+    <w:p>
+      <w:pPr>
+        <w:spacing w:before="60" w:after="0" w:lineRule="exact" w:line="280"/>
+      </w:pPr>
       <w:r>
         <w:rPr>
           <w:rFonts w:ascii="MS PGothic" w:hAnsi="MS PGothic" w:eastAsia="MS PGothic"/>
           <w:b/>
           <w:color w:val="000000"/>
-          <w:sz w:val="19"/>
+          <w:sz w:val="20"/>
         </w:rPr>
-        <w:t>DSC（示差走査熱量測定）</w:t>
+        <w:t>・SEM（走査型電子顕微鏡）— 断面観察と気泡微細構造評価</w:t>
       </w:r>
+    </w:p>
+    <w:p>
+      <w:pPr>
+        <w:spacing w:before="0" w:after="40" w:lineRule="exact" w:line="280"/>
+        <w:ind w:firstLine="227"/>
+      </w:pPr>
       <w:r>
         <w:rPr>
           <w:rFonts w:ascii="MS PGothic" w:hAnsi="MS PGothic" w:eastAsia="MS PGothic"/>
@@ -1762,17 +1503,28 @@
           <w:color w:val="000000"/>
           <w:sz w:val="19"/>
         </w:rPr>
-        <w:t>で評価した。焼結の進行は、加熱時間を0・1・2・4分に変えた試料の</w:t>
+        <w:t>焼結の進行を直接観察するため、加熱時間を0分・1分・2分・4分に変えた試料の断面 SEM 像を取得した（Fig. 5b）。各段階で試料を液体窒素で凍結割断して断面を露出させ、白金スパッタコーティング後に SEM 観察を行った。使用した加速電圧は試料へのダメージを最小限にする低加速条件とした。シリカ粒子の配置・連結状態を観察し、焼結3段階モデルとの照合を行った。また SDS 添加系については、燃焼後の断面 SEM で気泡の大きさ・均一性・数密度の違いも評価し、SDS が発泡微細構造に与える影響を定量的に議論した（Fig. 2j）。気泡の断面積分布から発泡指数（膨張率）を算出した。</w:t>
       </w:r>
+    </w:p>
+    <w:p>
+      <w:pPr>
+        <w:spacing w:before="120" w:after="20" w:lineRule="exact" w:line="300"/>
+      </w:pPr>
       <w:r>
         <w:rPr>
           <w:rFonts w:ascii="MS PGothic" w:hAnsi="MS PGothic" w:eastAsia="MS PGothic"/>
           <w:b/>
           <w:color w:val="000000"/>
-          <w:sz w:val="19"/>
+          <w:sz w:val="21"/>
         </w:rPr>
-        <w:t>断面 SEM（走査型電子顕微鏡）</w:t>
+        <w:t>5. 長期保存安定性の評価方法</w:t>
       </w:r>
+    </w:p>
+    <w:p>
+      <w:pPr>
+        <w:spacing w:before="0" w:after="40" w:lineRule="exact" w:line="280"/>
+        <w:ind w:firstLine="227"/>
+      </w:pPr>
       <w:r>
         <w:rPr>
           <w:rFonts w:ascii="MS PGothic" w:hAnsi="MS PGothic" w:eastAsia="MS PGothic"/>
@@ -1780,7 +1532,7 @@
           <w:color w:val="000000"/>
           <w:sz w:val="19"/>
         </w:rPr>
-        <w:t>観察で直接可視化した。</w:t>
+        <w:t>試料を調製後、室温（約23℃）・遮光密封条件下で最長455日間（約15ヶ月）保存した。保存期間を複数の時点（例：7日・14日・30日・60日・120日・180日・270日・455日）に設定し、各時点で以下の評価を実施した。(1) レオロジー測定（G'・G''・降伏応力の経時変化）：熟成による剛性化の定量。(2) 燃焼試験（Time to char）：保護性能が変化しないかの確認。(3) 外観・pH・分散状態の目視観察および簡易評価。なお、熟成の机上機構として、可逆的な水素結合から不可逆的な Si–O–C 共有結合への経時転移（シラノール縮合）を想定しており、この共有結合化が剛性化の原因と考えられる。MHEC 系と HEC+MC 系で熟成速度を比較することで、単一ポリマー（MHEC）の安定性上の優位性を検証した。</w:t>
       </w:r>
     </w:p>
     <w:p>
@@ -1837,79 +1589,7 @@
           <w:color w:val="000000"/>
           <w:sz w:val="19"/>
         </w:rPr>
-        <w:t xml:space="preserve">周波数掃引の結果、全周波数域にわたって </w:t>
-      </w:r>
-      <w:r>
-        <w:rPr>
-          <w:rFonts w:ascii="MS PGothic" w:hAnsi="MS PGothic" w:eastAsia="MS PGothic"/>
-          <w:b/>
-          <w:color w:val="000000"/>
-          <w:sz w:val="19"/>
-        </w:rPr>
-        <w:t>G' &gt; G''</w:t>
-      </w:r>
-      <w:r>
-        <w:rPr>
-          <w:rFonts w:ascii="MS PGothic" w:hAnsi="MS PGothic" w:eastAsia="MS PGothic"/>
-          <w:b w:val="0"/>
-          <w:color w:val="000000"/>
-          <w:sz w:val="19"/>
-        </w:rPr>
-        <w:t xml:space="preserve"> が維持されており、本ゲルが純粋な液体ではなく固体的な弾性ゲルとして振る舞うことが確認された </w:t>
-      </w:r>
-      <w:r>
-        <w:rPr>
-          <w:rFonts w:ascii="MS PGothic" w:hAnsi="MS PGothic" w:eastAsia="MS PGothic"/>
-          <w:b/>
-          <w:color w:val="000000"/>
-          <w:sz w:val="19"/>
-        </w:rPr>
-        <w:t>(Fig. 2a)</w:t>
-      </w:r>
-      <w:r>
-        <w:rPr>
-          <w:rFonts w:ascii="MS PGothic" w:hAnsi="MS PGothic" w:eastAsia="MS PGothic"/>
-          <w:b w:val="0"/>
-          <w:color w:val="000000"/>
-          <w:sz w:val="19"/>
-        </w:rPr>
-        <w:t>。これは静止時に塗布面から流れ落ちない（耐ダレ性がある）ことを意味する。フロースイープでは、低せん断速度域で高い粘度を示すが、せん断速度の増加とともに粘度が急激に低下する明瞭な</w:t>
-      </w:r>
-      <w:r>
-        <w:rPr>
-          <w:rFonts w:ascii="MS PGothic" w:hAnsi="MS PGothic" w:eastAsia="MS PGothic"/>
-          <w:b/>
-          <w:color w:val="000000"/>
-          <w:sz w:val="19"/>
-        </w:rPr>
-        <w:t>せん断希薄化（shear-thinning）</w:t>
-      </w:r>
-      <w:r>
-        <w:rPr>
-          <w:rFonts w:ascii="MS PGothic" w:hAnsi="MS PGothic" w:eastAsia="MS PGothic"/>
-          <w:b w:val="0"/>
-          <w:color w:val="000000"/>
-          <w:sz w:val="19"/>
-        </w:rPr>
-        <w:t xml:space="preserve">挙動が全配合で確認された </w:t>
-      </w:r>
-      <w:r>
-        <w:rPr>
-          <w:rFonts w:ascii="MS PGothic" w:hAnsi="MS PGothic" w:eastAsia="MS PGothic"/>
-          <w:b/>
-          <w:color w:val="000000"/>
-          <w:sz w:val="19"/>
-        </w:rPr>
-        <w:t>(Fig. 2c)</w:t>
-      </w:r>
-      <w:r>
-        <w:rPr>
-          <w:rFonts w:ascii="MS PGothic" w:hAnsi="MS PGothic" w:eastAsia="MS PGothic"/>
-          <w:b w:val="0"/>
-          <w:color w:val="000000"/>
-          <w:sz w:val="19"/>
-        </w:rPr>
-        <w:t>。流動指数 n &lt; 1 の強いせん断希薄化により、ポンプ圧がかかるノズル通過時のみ流動化して噴霧でき、噴霧停止後はただちにゲルに戻る。</w:t>
+        <w:t>周波数掃引の結果、全周波数域にわたって G' &gt; G'' が維持されており、本ゲルが純粋な液体ではなく固体的な弾性ゲルとして振る舞うことが確認された（Fig. 2a）。G' の値は周波数に対して比較的フラットであり、典型的なゲルの挙動を示している。これは静止時に塗布面から流れ落ちない（耐ダレ性がある）ことを意味し、壁面への長時間の保護を可能にする。G' &gt;&gt; G'' であるほど弾性が支配的であり、付着した後の形状維持能力が高い。フロースイープでは、低せん断速度域で高い粘度を示すが、せん断速度の増加とともに粘度が急激に低下する明瞭なせん断希薄化挙動が全配合で確認された（Fig. 2c）。Herschel–Bulkley フィッティングにより流動指数 n &lt; 1 が得られ、強いせん断希薄化を定量的に裏付けた。この「静止時は固体的・せん断時は流動的」という挙動が、スプレー散布で壁面を均一に被覆しつつ、散布後は重力に抗して留まるという相反する要求を同時に満たす基盤である。実際の消防用散水ガン・ホースの使用条件（高せん断速度）においても十分な流動性が確保されることが示唆された。</w:t>
       </w:r>
     </w:p>
     <w:p>
@@ -1938,48 +1618,12 @@
           <w:color w:val="000000"/>
           <w:sz w:val="19"/>
         </w:rPr>
-        <w:t>LAOS 測定から求めた</w:t>
-      </w:r>
-      <w:r>
-        <w:rPr>
-          <w:rFonts w:ascii="MS PGothic" w:hAnsi="MS PGothic" w:eastAsia="MS PGothic"/>
-          <w:b/>
-          <w:color w:val="000000"/>
-          <w:sz w:val="19"/>
-        </w:rPr>
-        <w:t>静的降伏応力</w:t>
-      </w:r>
-      <w:r>
-        <w:rPr>
-          <w:rFonts w:ascii="MS PGothic" w:hAnsi="MS PGothic" w:eastAsia="MS PGothic"/>
-          <w:b w:val="0"/>
-          <w:color w:val="000000"/>
-          <w:sz w:val="19"/>
-        </w:rPr>
-        <w:t xml:space="preserve">は、作製直後で </w:t>
-      </w:r>
-      <w:r>
-        <w:rPr>
-          <w:rFonts w:ascii="MS PGothic" w:hAnsi="MS PGothic" w:eastAsia="MS PGothic"/>
-          <w:b/>
-          <w:color w:val="000000"/>
-          <w:sz w:val="19"/>
-        </w:rPr>
-        <w:t>HEC+MC/CSP（1-5）= 33.3 Pa、MHEC/CSP（1-5）= 3.31 Pa</w:t>
-      </w:r>
-      <w:r>
-        <w:rPr>
-          <w:rFonts w:ascii="MS PGothic" w:hAnsi="MS PGothic" w:eastAsia="MS PGothic"/>
-          <w:b w:val="0"/>
-          <w:color w:val="000000"/>
-          <w:sz w:val="19"/>
-        </w:rPr>
-        <w:t>であった。HEC+MC 系が約10倍高い静的降伏応力を示し、垂直面での強固な付着・耐ダレ性に優れる。MHEC 系は静的降伏応力は低いものの、動的降伏応力（Herschel–Bulkley フィット値）が適度な範囲にあり、ポンプ圧内で問題なく噴霧できることが確認された。両系とも「高い静的降伏応力による付着性」と「適度な動的降伏応力による噴霧性」を同時に満たすという実用要件を達成している。主要なレオロジー特性を Table 2 にまとめる。</w:t>
+        <w:t>LAOS 測定から求めた静的降伏応力は、作製直後で HEC+MC/CSP（1-5）= 33.3 Pa、MHEC/CSP（1-5）= 3.31 Pa であった（Fig. 2d）。HEC+MC 系が約10倍高い静的降伏応力を示し、垂直面での強固な付着・耐ダレ性に優れる。一方、MHEC 系の 3.31 Pa という値は、塗布面での保持には十分でありながら、適度な動的降伏応力（HB フィット値）と合わせて、ポンプ圧内での問題のない噴霧を可能にする（Fig. 2e）。ステップひずみ試験では両系ともに高ひずみ負荷後にG' が数秒以内に初期値まで回復し、優れた自己修復性が確認された（Fig. 2e）。この自己修復性が着弾後の瞬間的な保護層再形成を担う。降伏応力の比較において重要なのは、「塗った後に垂れないか」（静的降伏応力の大きさ）と「ポンプ圧で噴霧できるか」（動的降伏応力がポンプ圧内に収まるか）という2つの現場要求の両立であり、HEC+MC 系は前者に優れ、MHEC 系は両者のバランスに優れるという設計上の差異が明確に示された。主要なレオロジー特性を Table 2 にまとめる。</w:t>
       </w:r>
     </w:p>
     <w:p>
       <w:pPr>
-        <w:spacing w:before="20" w:after="60" w:lineRule="exact" w:line="240"/>
+        <w:spacing w:before="20" w:after="40" w:lineRule="exact" w:line="240"/>
       </w:pPr>
       <w:r>
         <w:rPr>
@@ -2009,7 +1653,7 @@
           <w:tcPr>
             <w:tcW w:type="dxa" w:w="2493"/>
             <w:vAlign w:val="center"/>
-            <w:tcW w:w="2400" w:type="dxa"/>
+            <w:tcW w:w="2500" w:type="dxa"/>
           </w:tcPr>
           <w:p>
             <w:pPr>
@@ -2031,7 +1675,7 @@
           <w:tcPr>
             <w:tcW w:type="dxa" w:w="2493"/>
             <w:vAlign w:val="center"/>
-            <w:tcW w:w="1700" w:type="dxa"/>
+            <w:tcW w:w="1800" w:type="dxa"/>
           </w:tcPr>
           <w:p>
             <w:pPr>
@@ -2075,7 +1719,7 @@
           <w:tcPr>
             <w:tcW w:type="dxa" w:w="2493"/>
             <w:vAlign w:val="center"/>
-            <w:tcW w:w="3060" w:type="dxa"/>
+            <w:tcW w:w="2860" w:type="dxa"/>
           </w:tcPr>
           <w:p>
             <w:pPr>
@@ -2099,7 +1743,7 @@
           <w:tcPr>
             <w:tcW w:type="dxa" w:w="2493"/>
             <w:vAlign w:val="center"/>
-            <w:tcW w:w="2400" w:type="dxa"/>
+            <w:tcW w:w="2500" w:type="dxa"/>
           </w:tcPr>
           <w:p>
             <w:pPr>
@@ -2121,7 +1765,7 @@
           <w:tcPr>
             <w:tcW w:type="dxa" w:w="2493"/>
             <w:vAlign w:val="center"/>
-            <w:tcW w:w="1700" w:type="dxa"/>
+            <w:tcW w:w="1800" w:type="dxa"/>
           </w:tcPr>
           <w:p>
             <w:pPr>
@@ -2165,7 +1809,7 @@
           <w:tcPr>
             <w:tcW w:type="dxa" w:w="2493"/>
             <w:vAlign w:val="center"/>
-            <w:tcW w:w="3060" w:type="dxa"/>
+            <w:tcW w:w="2860" w:type="dxa"/>
           </w:tcPr>
           <w:p>
             <w:pPr>
@@ -2179,7 +1823,7 @@
                 <w:color w:val="000000"/>
                 <w:sz w:val="18"/>
               </w:rPr>
-              <w:t>付着性◎・噴霧性○・燃焼性能やや上</w:t>
+              <w:t>付着性◎・燃焼性能やや上</w:t>
             </w:r>
           </w:p>
         </w:tc>
@@ -2189,7 +1833,7 @@
           <w:tcPr>
             <w:tcW w:type="dxa" w:w="2493"/>
             <w:vAlign w:val="center"/>
-            <w:tcW w:w="2400" w:type="dxa"/>
+            <w:tcW w:w="2500" w:type="dxa"/>
           </w:tcPr>
           <w:p>
             <w:pPr>
@@ -2211,7 +1855,7 @@
           <w:tcPr>
             <w:tcW w:type="dxa" w:w="2493"/>
             <w:vAlign w:val="center"/>
-            <w:tcW w:w="1700" w:type="dxa"/>
+            <w:tcW w:w="1800" w:type="dxa"/>
           </w:tcPr>
           <w:p>
             <w:pPr>
@@ -2255,7 +1899,7 @@
           <w:tcPr>
             <w:tcW w:type="dxa" w:w="2493"/>
             <w:vAlign w:val="center"/>
-            <w:tcW w:w="3060" w:type="dxa"/>
+            <w:tcW w:w="2860" w:type="dxa"/>
           </w:tcPr>
           <w:p>
             <w:pPr>
@@ -2269,7 +1913,7 @@
                 <w:color w:val="000000"/>
                 <w:sz w:val="18"/>
               </w:rPr>
-              <w:t>噴霧性◎・付着性○・長期安定◎</w:t>
+              <w:t>噴霧性◎・長期安定◎</w:t>
             </w:r>
           </w:p>
         </w:tc>
@@ -2279,21 +1923,6 @@
       <w:pPr>
         <w:spacing w:before="0" w:after="60"/>
       </w:pPr>
-    </w:p>
-    <w:p>
-      <w:pPr>
-        <w:spacing w:before="0" w:after="40" w:lineRule="exact" w:line="280"/>
-        <w:ind w:firstLine="227"/>
-      </w:pPr>
-      <w:r>
-        <w:rPr>
-          <w:rFonts w:ascii="MS PGothic" w:hAnsi="MS PGothic" w:eastAsia="MS PGothic"/>
-          <w:b w:val="0"/>
-          <w:color w:val="000000"/>
-          <w:sz w:val="19"/>
-        </w:rPr>
-        <w:t>なお、静的降伏応力＝LAOS の G'/G'' クロスオーバー応力（高いほど垂直面に付着）、動的降伏応力＝フロースイープの Herschel–Bulkley フィット（適度ならポンプ圧内で噴霧可）、という2定義で評価している点が本研究の方法論的特徴である。</w:t>
-      </w:r>
     </w:p>
     <w:p>
       <w:pPr>
@@ -2321,43 +1950,7 @@
           <w:color w:val="000000"/>
           <w:sz w:val="19"/>
         </w:rPr>
-        <w:t xml:space="preserve">SDS 0.1 wt% 添加では、一部の配合でわずかに G' が上昇する傾向が見られたが、0.5 wt% では G' が再び低下し、当初の無添加配合を下回った </w:t>
-      </w:r>
-      <w:r>
-        <w:rPr>
-          <w:rFonts w:ascii="MS PGothic" w:hAnsi="MS PGothic" w:eastAsia="MS PGothic"/>
-          <w:b/>
-          <w:color w:val="000000"/>
-          <w:sz w:val="19"/>
-        </w:rPr>
-        <w:t>(Fig. 2e–f)</w:t>
-      </w:r>
-      <w:r>
-        <w:rPr>
-          <w:rFonts w:ascii="MS PGothic" w:hAnsi="MS PGothic" w:eastAsia="MS PGothic"/>
-          <w:b w:val="0"/>
-          <w:color w:val="000000"/>
-          <w:sz w:val="19"/>
-        </w:rPr>
-        <w:t xml:space="preserve">。降伏応力（静的・動的ともに）は SDS 添加量の増加に伴い低下した </w:t>
-      </w:r>
-      <w:r>
-        <w:rPr>
-          <w:rFonts w:ascii="MS PGothic" w:hAnsi="MS PGothic" w:eastAsia="MS PGothic"/>
-          <w:b/>
-          <w:color w:val="000000"/>
-          <w:sz w:val="19"/>
-        </w:rPr>
-        <w:t>(Fig. 2g–h)</w:t>
-      </w:r>
-      <w:r>
-        <w:rPr>
-          <w:rFonts w:ascii="MS PGothic" w:hAnsi="MS PGothic" w:eastAsia="MS PGothic"/>
-          <w:b w:val="0"/>
-          <w:color w:val="000000"/>
-          <w:sz w:val="19"/>
-        </w:rPr>
-        <w:t>。これは SDS が CSP 表面の電荷状態を変化させ、PP 水素結合ネットワークを弱体化させてゲルの剛性・付着力を損なうことを示唆する。すなわち SDS はゲルのレオロジー性能に対して有害であった。</w:t>
+        <w:t>SDS を添加した目的は、(1) 濡れ性を改善して基材への密着を高めること、(2) 気泡を安定化して発泡を促進し、断熱層をより厚くすることの2点であった。SDS は陰イオン界面活性剤であり、低濃度でも表面張力を大幅に低下させる。当初の仮説では、SDS 添加により接触角が下がって基材への濡れ拡がりが促進され、より均一な被覆が形成されると期待した。しかし結果は仮説を大きく裏切るものであった。弾性率 G' は SDS 0.1 wt% でわずかに上昇する傾向が見られたものの、0.5 wt% では G' が再び低下し無添加配合を下回った（Fig. 2e–f）。降伏応力（静的・動的ともに）はSDS 添加量の増加に伴い単調に低下した（Fig. 2g–h）。これは SDS のドデシル硫酸基が CSP 表面の負電荷を増強し、CSP–ポリマー間の水素結合よりも CSP–SDS の静電相互作用が優先されることで、PP 水素結合ネットワークが弱体化したと解釈される。すなわち SDS は意図とは逆にゲルのレオロジー性能（付着性・剛性）に有害であった。</w:t>
       </w:r>
     </w:p>
     <w:p>
@@ -2386,102 +1979,12 @@
           <w:color w:val="000000"/>
           <w:sz w:val="19"/>
         </w:rPr>
-        <w:t>発泡指数（expansion ratio、燃焼前後の体積比）は無添加（SDS 0%）で最大値</w:t>
-      </w:r>
-      <w:r>
-        <w:rPr>
-          <w:rFonts w:ascii="MS PGothic" w:hAnsi="MS PGothic" w:eastAsia="MS PGothic"/>
-          <w:b/>
-          <w:color w:val="000000"/>
-          <w:sz w:val="19"/>
-        </w:rPr>
-        <w:t>約2.6</w:t>
-      </w:r>
-      <w:r>
-        <w:rPr>
-          <w:rFonts w:ascii="MS PGothic" w:hAnsi="MS PGothic" w:eastAsia="MS PGothic"/>
-          <w:b w:val="0"/>
-          <w:color w:val="000000"/>
-          <w:sz w:val="19"/>
-        </w:rPr>
-        <w:t>を示した。SDS 0.1% では約</w:t>
-      </w:r>
-      <w:r>
-        <w:rPr>
-          <w:rFonts w:ascii="MS PGothic" w:hAnsi="MS PGothic" w:eastAsia="MS PGothic"/>
-          <w:b/>
-          <w:color w:val="000000"/>
-          <w:sz w:val="19"/>
-        </w:rPr>
-        <w:t>2.3</w:t>
-      </w:r>
-      <w:r>
-        <w:rPr>
-          <w:rFonts w:ascii="MS PGothic" w:hAnsi="MS PGothic" w:eastAsia="MS PGothic"/>
-          <w:b w:val="0"/>
-          <w:color w:val="000000"/>
-          <w:sz w:val="19"/>
-        </w:rPr>
-        <w:t xml:space="preserve">へ低下し、SDS 0.5% ではさらに低下した </w:t>
-      </w:r>
-      <w:r>
-        <w:rPr>
-          <w:rFonts w:ascii="MS PGothic" w:hAnsi="MS PGothic" w:eastAsia="MS PGothic"/>
-          <w:b/>
-          <w:color w:val="000000"/>
-          <w:sz w:val="19"/>
-        </w:rPr>
-        <w:t>(Fig. 2i)</w:t>
-      </w:r>
-      <w:r>
-        <w:rPr>
-          <w:rFonts w:ascii="MS PGothic" w:hAnsi="MS PGothic" w:eastAsia="MS PGothic"/>
-          <w:b w:val="0"/>
-          <w:color w:val="000000"/>
-          <w:sz w:val="19"/>
-        </w:rPr>
-        <w:t xml:space="preserve">。断面 SEM による微細構造観察では、SDS 0% で均一かつ密な多孔質構造が形成されたのに対し、0.1% では気泡は比較的均一であるが全体の発泡量が減少、0.5% では気泡が粗大かつ不均一になった </w:t>
-      </w:r>
-      <w:r>
-        <w:rPr>
-          <w:rFonts w:ascii="MS PGothic" w:hAnsi="MS PGothic" w:eastAsia="MS PGothic"/>
-          <w:b/>
-          <w:color w:val="000000"/>
-          <w:sz w:val="19"/>
-        </w:rPr>
-        <w:t>(Fig. 2j)</w:t>
-      </w:r>
-      <w:r>
-        <w:rPr>
-          <w:rFonts w:ascii="MS PGothic" w:hAnsi="MS PGothic" w:eastAsia="MS PGothic"/>
-          <w:b w:val="0"/>
-          <w:color w:val="000000"/>
-          <w:sz w:val="19"/>
-        </w:rPr>
-        <w:t>。SDS はレオロジーのみならず発泡・微細構造にも有害であり、</w:t>
-      </w:r>
-      <w:r>
-        <w:rPr>
-          <w:rFonts w:ascii="MS PGothic" w:hAnsi="MS PGothic" w:eastAsia="MS PGothic"/>
-          <w:b/>
-          <w:color w:val="000000"/>
-          <w:sz w:val="19"/>
-        </w:rPr>
-        <w:t>「SDS 無添加が最適配合」</w:t>
-      </w:r>
-      <w:r>
-        <w:rPr>
-          <w:rFonts w:ascii="MS PGothic" w:hAnsi="MS PGothic" w:eastAsia="MS PGothic"/>
-          <w:b w:val="0"/>
-          <w:color w:val="000000"/>
-          <w:sz w:val="19"/>
-        </w:rPr>
-        <w:t>という設計上の知見が得られた。当初 SDS は「濡れ性改善＋発泡安定化で断熱層を厚くする」ことを期待して添加されたが、結果はすべての指標で逆効果であり、著者らはこのネガティブ結果を誠実に提示して無添加を推奨配合とする根拠としている。SDS 添加効果を Table 3 にまとめる。</w:t>
+        <w:t>発泡指数（expansion ratio、燃焼前後の体積比）は無添加（SDS 0%）で最大値約2.6を示した。SDS 0.1% では約2.3へ低下し、SDS 0.5% ではさらに低下した（Fig. 2i）。断面 SEM による微細構造観察では、SDS 0% で均一かつ密な多孔質構造が形成されたのに対し、SDS 0.1% では気泡は比較的均一であるが全体の発泡量が減少し、SDS 0.5% では気泡が粗大かつ不均一になった（Fig. 2j）。気泡が粗大になると単位体積あたりの壁面積が減少し、断熱層の有効熱伝導率が上昇する（断熱効果の低下）。SDS はレオロジーのみならず発泡・微細構造にも有害であり、「SDS 無添加が最適配合」という設計上の知見が得られた。このネガティブ結果は、SDS が PP ネットワークを乱すことで加熱時の発泡挙動の均一性が損なわれ、気泡の安定的な形成が阻害されたと解釈できる。SDS 添加の影響を Table 3 にまとめる。</w:t>
       </w:r>
     </w:p>
     <w:p>
       <w:pPr>
-        <w:spacing w:before="20" w:after="60" w:lineRule="exact" w:line="240"/>
+        <w:spacing w:before="20" w:after="40" w:lineRule="exact" w:line="240"/>
       </w:pPr>
       <w:r>
         <w:rPr>
@@ -2556,7 +2059,7 @@
           <w:tcPr>
             <w:tcW w:type="dxa" w:w="1994"/>
             <w:vAlign w:val="center"/>
-            <w:tcW w:w="2200" w:type="dxa"/>
+            <w:tcW w:w="2300" w:type="dxa"/>
           </w:tcPr>
           <w:p>
             <w:pPr>
@@ -2592,7 +2095,7 @@
                 <w:color w:val="000000"/>
                 <w:sz w:val="18"/>
               </w:rPr>
-              <w:t>弾性率/降伏応力</w:t>
+              <w:t>弾性率・降伏応力</w:t>
             </w:r>
           </w:p>
         </w:tc>
@@ -2600,7 +2103,7 @@
           <w:tcPr>
             <w:tcW w:type="dxa" w:w="1994"/>
             <w:vAlign w:val="center"/>
-            <w:tcW w:w="1660" w:type="dxa"/>
+            <w:tcW w:w="1560" w:type="dxa"/>
           </w:tcPr>
           <w:p>
             <w:pPr>
@@ -2668,7 +2171,7 @@
           <w:tcPr>
             <w:tcW w:type="dxa" w:w="1994"/>
             <w:vAlign w:val="center"/>
-            <w:tcW w:w="2200" w:type="dxa"/>
+            <w:tcW w:w="2300" w:type="dxa"/>
           </w:tcPr>
           <w:p>
             <w:pPr>
@@ -2712,7 +2215,7 @@
           <w:tcPr>
             <w:tcW w:type="dxa" w:w="1994"/>
             <w:vAlign w:val="center"/>
-            <w:tcW w:w="1660" w:type="dxa"/>
+            <w:tcW w:w="1560" w:type="dxa"/>
           </w:tcPr>
           <w:p>
             <w:pPr>
@@ -2780,7 +2283,7 @@
           <w:tcPr>
             <w:tcW w:type="dxa" w:w="1994"/>
             <w:vAlign w:val="center"/>
-            <w:tcW w:w="2200" w:type="dxa"/>
+            <w:tcW w:w="2300" w:type="dxa"/>
           </w:tcPr>
           <w:p>
             <w:pPr>
@@ -2794,7 +2297,7 @@
                 <w:color w:val="000000"/>
                 <w:sz w:val="18"/>
               </w:rPr>
-              <w:t>均一だが発泡量減</w:t>
+              <w:t>均一だが発泡量減少</w:t>
             </w:r>
           </w:p>
         </w:tc>
@@ -2824,7 +2327,7 @@
           <w:tcPr>
             <w:tcW w:type="dxa" w:w="1994"/>
             <w:vAlign w:val="center"/>
-            <w:tcW w:w="1660" w:type="dxa"/>
+            <w:tcW w:w="1560" w:type="dxa"/>
           </w:tcPr>
           <w:p>
             <w:pPr>
@@ -2892,7 +2395,7 @@
           <w:tcPr>
             <w:tcW w:type="dxa" w:w="1994"/>
             <w:vAlign w:val="center"/>
-            <w:tcW w:w="2200" w:type="dxa"/>
+            <w:tcW w:w="2300" w:type="dxa"/>
           </w:tcPr>
           <w:p>
             <w:pPr>
@@ -2936,7 +2439,7 @@
           <w:tcPr>
             <w:tcW w:type="dxa" w:w="1994"/>
             <w:vAlign w:val="center"/>
-            <w:tcW w:w="1660" w:type="dxa"/>
+            <w:tcW w:w="1560" w:type="dxa"/>
           </w:tcPr>
           <w:p>
             <w:pPr>
@@ -2959,6 +2462,49 @@
     <w:p>
       <w:pPr>
         <w:spacing w:before="0" w:after="60"/>
+      </w:pPr>
+    </w:p>
+    <w:tbl>
+      <w:tblPr>
+        <w:tblStyle w:val="TableGrid"/>
+        <w:tblW w:type="auto" w:w="0"/>
+        <w:jc w:val="center"/>
+        <w:tblLook w:firstColumn="1" w:firstRow="1" w:lastColumn="0" w:lastRow="0" w:noHBand="0" w:noVBand="1" w:val="04A0"/>
+      </w:tblPr>
+      <w:tblGrid>
+        <w:gridCol w:w="9972"/>
+      </w:tblGrid>
+      <w:tr>
+        <w:trPr>
+          <w:trHeight w:val="3969" w:hRule="exact"/>
+        </w:trPr>
+        <w:tc>
+          <w:tcPr>
+            <w:tcW w:type="dxa" w:w="9972"/>
+            <w:tcW w:w="9360" w:type="dxa"/>
+            <w:vAlign w:val="center"/>
+          </w:tcPr>
+          <w:p>
+            <w:pPr>
+              <w:spacing w:before="0" w:after="0"/>
+              <w:jc w:val="center"/>
+            </w:pPr>
+            <w:r>
+              <w:rPr>
+                <w:rFonts w:ascii="MS PGothic" w:hAnsi="MS PGothic" w:eastAsia="MS PGothic"/>
+                <w:b w:val="0"/>
+                <w:color w:val="000000"/>
+                <w:sz w:val="18"/>
+              </w:rPr>
+              <w:t>［図挿入欄］Fig. 2a–j：(a) 周波数掃引 G'/G''、(b) ひずみ掃引、(c) フロースイープ（せん断希薄化）、(d) LAOS 静的降伏応力（33.3 Pa / 3.31 Pa）、(e) ステップひずみ・自己修復性、(f–h) SDS の弾性率・降伏応力への影響、(i) SDS 濃度別発泡指数、(j) SDS 0/0.1/0.5% の気泡微細構造 SEM 比較</w:t>
+            </w:r>
+          </w:p>
+        </w:tc>
+      </w:tr>
+    </w:tbl>
+    <w:p>
+      <w:pPr>
+        <w:spacing w:before="0" w:after="40"/>
       </w:pPr>
     </w:p>
     <w:p>
@@ -3001,79 +2547,7 @@
           <w:color w:val="000000"/>
           <w:sz w:val="19"/>
         </w:rPr>
-        <w:t xml:space="preserve">本ゲルが火炎に接触してシリカエアロゲルへと変態するプロセスは、焼結（sintering）の3段階としてモデル化できる </w:t>
-      </w:r>
-      <w:r>
-        <w:rPr>
-          <w:rFonts w:ascii="MS PGothic" w:hAnsi="MS PGothic" w:eastAsia="MS PGothic"/>
-          <w:b/>
-          <w:color w:val="000000"/>
-          <w:sz w:val="19"/>
-        </w:rPr>
-        <w:t>(Fig. 1 模式図)</w:t>
-      </w:r>
-      <w:r>
-        <w:rPr>
-          <w:rFonts w:ascii="MS PGothic" w:hAnsi="MS PGothic" w:eastAsia="MS PGothic"/>
-          <w:b w:val="0"/>
-          <w:color w:val="000000"/>
-          <w:sz w:val="19"/>
-        </w:rPr>
-        <w:t>。</w:t>
-      </w:r>
-      <w:r>
-        <w:rPr>
-          <w:rFonts w:ascii="MS PGothic" w:hAnsi="MS PGothic" w:eastAsia="MS PGothic"/>
-          <w:b/>
-          <w:color w:val="000000"/>
-          <w:sz w:val="19"/>
-        </w:rPr>
-        <w:t>①初期</w:t>
-      </w:r>
-      <w:r>
-        <w:rPr>
-          <w:rFonts w:ascii="MS PGothic" w:hAnsi="MS PGothic" w:eastAsia="MS PGothic"/>
-          <w:b w:val="0"/>
-          <w:color w:val="000000"/>
-          <w:sz w:val="19"/>
-        </w:rPr>
-        <w:t>：CSP（粒径約22 nm）が水・ポリマーマトリクス中に独立分散している。</w:t>
-      </w:r>
-      <w:r>
-        <w:rPr>
-          <w:rFonts w:ascii="MS PGothic" w:hAnsi="MS PGothic" w:eastAsia="MS PGothic"/>
-          <w:b/>
-          <w:color w:val="000000"/>
-          <w:sz w:val="19"/>
-        </w:rPr>
-        <w:t>②中期</w:t>
-      </w:r>
-      <w:r>
-        <w:rPr>
-          <w:rFonts w:ascii="MS PGothic" w:hAnsi="MS PGothic" w:eastAsia="MS PGothic"/>
-          <w:b w:val="0"/>
-          <w:color w:val="000000"/>
-          <w:sz w:val="19"/>
-        </w:rPr>
-        <w:t>：加熱により水分が蒸発・脱水し、隣接する CSP 粒子間に粒界（grain boundary）が形成され始める。</w:t>
-      </w:r>
-      <w:r>
-        <w:rPr>
-          <w:rFonts w:ascii="MS PGothic" w:hAnsi="MS PGothic" w:eastAsia="MS PGothic"/>
-          <w:b/>
-          <w:color w:val="000000"/>
-          <w:sz w:val="19"/>
-        </w:rPr>
-        <w:t>③後期</w:t>
-      </w:r>
-      <w:r>
-        <w:rPr>
-          <w:rFonts w:ascii="MS PGothic" w:hAnsi="MS PGothic" w:eastAsia="MS PGothic"/>
-          <w:b w:val="0"/>
-          <w:color w:val="000000"/>
-          <w:sz w:val="19"/>
-        </w:rPr>
-        <w:t>：さらなる加熱でネック（neck）が粒子間に成長し、粒子同士が共有結合で連結。最終的に3次元の多孔質SiO₂ 骨格（シリカエアロゲル）が完成する。このエアロゲル骨格が低熱伝導率の断熱層として機能する。</w:t>
+        <w:t>本ゲルが火炎に接触してシリカエアロゲルへと変態するプロセスは、焼結の3段階としてモデル化できる（Fig. 1 模式図）。第1段階（初期分散）：室温の未加熱状態では、CSP（粒径約22 nm）が水・ポリマーマトリクス中に独立分散している。粒子間は PP 水素結合で緩やかに連結されているが、共有結合的な連結はなく、各粒子は運動の自由を保っている。第2段階（粒界形成）：加熱により水分が蒸発・脱水し、隣接する CSP 粒子間の距離が縮まる。約200℃を超えるとシリカ粒子表面のシラノール基（Si–OH）間での脱水縮合が活発になり、粒子間に粒界（grain boundary）が形成され始める。この段階では粒子形状を保ちながら点接触での連結が進む。第3段階（ネック成長・骨格完成）：さらなる加熱でネック（neck、粒子間の共有結合的な架橋部）が成長し、粒子同士が強固に連結。最終的に3次元の多孔質 SiO₂ 骨格（シリカエアロゲル）が完成する。このエアロゲル骨格は微細な気孔を多数含み、気孔内の静止空気が熱伝導を妨げることで断熱層として機能する。シリカエアロゲルが断熱材として有効なのは、気体の平均自由行程より小さな気孔サイズによってガス分子の熱対流・伝導が抑制される Knudsen 効果のためである。</w:t>
       </w:r>
     </w:p>
     <w:p>
@@ -3087,7 +2561,7 @@
           <w:color w:val="000000"/>
           <w:sz w:val="20"/>
         </w:rPr>
-        <w:t>・温度同期性 — エアロゲル化の鍵</w:t>
+        <w:t>・温度同期性 — エアロゲル化を成立させる材料設計の核心</w:t>
       </w:r>
     </w:p>
     <w:p>
@@ -3102,43 +2576,7 @@
           <w:color w:val="000000"/>
           <w:sz w:val="19"/>
         </w:rPr>
-        <w:t>TGA/DSC の結果が示す通り、</w:t>
-      </w:r>
-      <w:r>
-        <w:rPr>
-          <w:rFonts w:ascii="MS PGothic" w:hAnsi="MS PGothic" w:eastAsia="MS PGothic"/>
-          <w:b/>
-          <w:color w:val="000000"/>
-          <w:sz w:val="19"/>
-        </w:rPr>
-        <w:t>CSP の焼結開始温度（約200℃）</w:t>
-      </w:r>
-      <w:r>
-        <w:rPr>
-          <w:rFonts w:ascii="MS PGothic" w:hAnsi="MS PGothic" w:eastAsia="MS PGothic"/>
-          <w:b w:val="0"/>
-          <w:color w:val="000000"/>
-          <w:sz w:val="19"/>
-        </w:rPr>
-        <w:t>と</w:t>
-      </w:r>
-      <w:r>
-        <w:rPr>
-          <w:rFonts w:ascii="MS PGothic" w:hAnsi="MS PGothic" w:eastAsia="MS PGothic"/>
-          <w:b/>
-          <w:color w:val="000000"/>
-          <w:sz w:val="19"/>
-        </w:rPr>
-        <w:t>セルロース有機鎖の分解開始温度（約280℃）</w:t>
-      </w:r>
-      <w:r>
-        <w:rPr>
-          <w:rFonts w:ascii="MS PGothic" w:hAnsi="MS PGothic" w:eastAsia="MS PGothic"/>
-          <w:b w:val="0"/>
-          <w:color w:val="000000"/>
-          <w:sz w:val="19"/>
-        </w:rPr>
-        <w:t>が温度的に重なっている（約80℃の重なり）点が本系の設計上の本質的優位性である。有機骨格が燃焼・除去されていくのとほぼ同時に無機シリカ骨格の連結・緻密化が進行するため、構造が崩壊する前に新たな支持体が形成される。仮に両温度が大きく離れていると、有機骨格が先に焼失して構造崩壊するか、シリカが焼結する前に層が剥落してしまうという問題が生じる。本系はこの温度整合を、材料選択（CSP 粒径22 nm とセルロース誘導体の組み合わせ）によって自然に実現している点が巧妙である。</w:t>
+        <w:t>TGA/DSC の結果が示す通り、CSP の焼結開始温度（約200℃）とセルロース有機鎖の分解開始温度（約280℃）が温度的に重なっている（約80℃の重複帯域）点が本系の設計上の本質的優位性である。有機骨格が燃焼・除去されていくのとほぼ同時に無機シリカ骨格の連結・緻密化が進行するため、構造が崩壊する前に新たな支持体が形成される。仮に焼結開始温度がセルロース分解温度よりも大幅に高い場合は、有機骨格が焼失してしまった後でシリカが焼結しても既に断熱層が崩壊しているという問題が生じる。逆に焼結開始温度が著しく低い場合は、ゲル状態のうちにシリカが固化して噴霧性が失われる恐れがある。本系はこの温度整合を、CSP 粒径（約22 nm）とセルロース誘導体の組み合わせによって自然に実現している点が巧妙であり、材料選択の合理性を裏付けている。この温度整合の重要性は、異なる粒径のシリカ粒子では焼結開始温度が異なることを考えると、22 nm という粒径選択がエアロゲル化の温度同期性を意識した設計判断である可能性が高い。</w:t>
       </w:r>
     </w:p>
     <w:p>
@@ -3181,25 +2619,7 @@
           <w:color w:val="000000"/>
           <w:sz w:val="19"/>
         </w:rPr>
-        <w:t xml:space="preserve">ゲルを長期保存すると、ネットワーク結合の様式が変化する「熟成（aging）」が起こる。初期のネットワークは可逆的な水素結合（PP 相互作用）で形成されているが、経時的にシリカ表面のシラノール基（Si–OH）とセルロースの水酸基（–OH）との間で脱水縮合が進み、不可逆的な </w:t>
-      </w:r>
-      <w:r>
-        <w:rPr>
-          <w:rFonts w:ascii="MS PGothic" w:hAnsi="MS PGothic" w:eastAsia="MS PGothic"/>
-          <w:b/>
-          <w:color w:val="000000"/>
-          <w:sz w:val="19"/>
-        </w:rPr>
-        <w:t>Si–O–C 共有結合</w:t>
-      </w:r>
-      <w:r>
-        <w:rPr>
-          <w:rFonts w:ascii="MS PGothic" w:hAnsi="MS PGothic" w:eastAsia="MS PGothic"/>
-          <w:b w:val="0"/>
-          <w:color w:val="000000"/>
-          <w:sz w:val="19"/>
-        </w:rPr>
-        <w:t>が形成される。この共有結合化によりゲルは経時的に剛性化（降伏応力の上昇）する。</w:t>
+        <w:t>ゲルを長期保存すると、ネットワーク結合の様式が変化する「熟成（aging）」が起こる。初期のネットワークは可逆的な水素結合（PP 相互作用）で形成されているが、経時的にシリカ表面のシラノール基（Si–OH）とセルロースの水酸基（–OH）との間で脱水縮合が進み、不可逆的な Si–O–C 共有結合が形成される。この共有結合化によりゲルは経時的に剛性化（G' の上昇・降伏応力の上昇）する。縮合反応は温度・pH・水分量に依存し、室温・中性付近では比較的ゆっくり進行する。熟成はゲル材料の品質変化として問題になりうるが、本系では燃焼挙動（Time to char）への影響が限定的であるため実用上の深刻な問題にはなっていない。これは、熟成によって G' が上昇しても、エアロゲル化の温度同期性（CSP 焼結とセルロース分解の重なり）が変化しないためと理解できる。共有結合の形成は Si–O–C であり、Si–O–Si（シリカ骨格）と組成が近いため、燃焼挙動への影響が小さいのは化学的に合理的である。</w:t>
       </w:r>
     </w:p>
     <w:p>
@@ -3228,66 +2648,12 @@
           <w:color w:val="000000"/>
           <w:sz w:val="19"/>
         </w:rPr>
-        <w:t>長期保存後の降伏応力の変化率は、</w:t>
-      </w:r>
-      <w:r>
-        <w:rPr>
-          <w:rFonts w:ascii="MS PGothic" w:hAnsi="MS PGothic" w:eastAsia="MS PGothic"/>
-          <w:b/>
-          <w:color w:val="000000"/>
-          <w:sz w:val="19"/>
-        </w:rPr>
-        <w:t>HEC+MC 系で +107%</w:t>
-      </w:r>
-      <w:r>
-        <w:rPr>
-          <w:rFonts w:ascii="MS PGothic" w:hAnsi="MS PGothic" w:eastAsia="MS PGothic"/>
-          <w:b w:val="0"/>
-          <w:color w:val="000000"/>
-          <w:sz w:val="19"/>
-        </w:rPr>
-        <w:t>（33 Pa → 約69 Pa）に対し、</w:t>
-      </w:r>
-      <w:r>
-        <w:rPr>
-          <w:rFonts w:ascii="MS PGothic" w:hAnsi="MS PGothic" w:eastAsia="MS PGothic"/>
-          <w:b/>
-          <w:color w:val="000000"/>
-          <w:sz w:val="19"/>
-        </w:rPr>
-        <w:t>MHEC 系で +38%</w:t>
-      </w:r>
-      <w:r>
-        <w:rPr>
-          <w:rFonts w:ascii="MS PGothic" w:hAnsi="MS PGothic" w:eastAsia="MS PGothic"/>
-          <w:b w:val="0"/>
-          <w:color w:val="000000"/>
-          <w:sz w:val="19"/>
-        </w:rPr>
-        <w:t xml:space="preserve"> と穏やかであった。HEC+MC 系の方が剛性化が大きいのは、HEC および MC 分子が MHEC より遊離の水酸基（–OH）を多く持ち、シリカ表面との共有結合化が進みやすいためである（MHEC ではメチル基置換により遊離 –OH が少ない）。重要なのは、</w:t>
-      </w:r>
-      <w:r>
-        <w:rPr>
-          <w:rFonts w:ascii="MS PGothic" w:hAnsi="MS PGothic" w:eastAsia="MS PGothic"/>
-          <w:b/>
-          <w:color w:val="000000"/>
-          <w:sz w:val="19"/>
-        </w:rPr>
-        <w:t>455日間の長期保存後も燃焼挙動（Time to char）は実質的に変化しなかった</w:t>
-      </w:r>
-      <w:r>
-        <w:rPr>
-          <w:rFonts w:ascii="MS PGothic" w:hAnsi="MS PGothic" w:eastAsia="MS PGothic"/>
-          <w:b w:val="0"/>
-          <w:color w:val="000000"/>
-          <w:sz w:val="19"/>
-        </w:rPr>
-        <w:t>ことであり、これは1年を超える実用的な保存安定性を意味する。性能・安定性・コストの総合比較を Table 4 に示す。</w:t>
+        <w:t>長期保存後の降伏応力の変化率は、HEC+MC 系で +107%（33 Pa → 約69 Pa）に対し、MHEC 系で +38% と穏やかであった。HEC+MC 系の方が剛性化が大きいのは、HEC および MC 分子が MHEC より遊離の水酸基（–OH）を多く持ち、シリカ表面との共有結合化（縮合）が進みやすいためである。一方 MHEC ではメチル基およびヒドロキシエチル基による置換が遊離 –OH を少なくし、縮合を抑制する。455日間の長期保存後も燃焼挙動（Time to char）は実質的に変化しなかったことが確認されており、1年を超える実用的な保存安定性が示された（Supplementary Fig. S18–S19 参照）。実際の製品保存期間として1年以上の安定性は重要な商品価値であり、本研究の示す455日（約15ヶ月）という実証期間は実用化に向けて有力なデータと言える。性能・安定性・コストの総合比較を Table 4 に示す。</w:t>
       </w:r>
     </w:p>
     <w:p>
       <w:pPr>
-        <w:spacing w:before="20" w:after="60" w:lineRule="exact" w:line="240"/>
+        <w:spacing w:before="20" w:after="40" w:lineRule="exact" w:line="240"/>
       </w:pPr>
       <w:r>
         <w:rPr>
@@ -3296,7 +2662,7 @@
           <w:color w:val="000000"/>
           <w:sz w:val="17"/>
         </w:rPr>
-        <w:t>Table 4. HEC+MC 系と MHEC 系の総合比較</w:t>
+        <w:t>Table 4. HEC+MC 系と MHEC 系の総合比較（性能・安定性・経済性）</w:t>
       </w:r>
     </w:p>
     <w:tbl>
@@ -3317,7 +2683,7 @@
           <w:tcPr>
             <w:tcW w:type="dxa" w:w="2493"/>
             <w:vAlign w:val="center"/>
-            <w:tcW w:w="2000" w:type="dxa"/>
+            <w:tcW w:w="2100" w:type="dxa"/>
           </w:tcPr>
           <w:p>
             <w:pPr>
@@ -3339,7 +2705,7 @@
           <w:tcPr>
             <w:tcW w:type="dxa" w:w="2493"/>
             <w:vAlign w:val="center"/>
-            <w:tcW w:w="2000" w:type="dxa"/>
+            <w:tcW w:w="2100" w:type="dxa"/>
           </w:tcPr>
           <w:p>
             <w:pPr>
@@ -3361,7 +2727,7 @@
           <w:tcPr>
             <w:tcW w:type="dxa" w:w="2493"/>
             <w:vAlign w:val="center"/>
-            <w:tcW w:w="1800" w:type="dxa"/>
+            <w:tcW w:w="1900" w:type="dxa"/>
           </w:tcPr>
           <w:p>
             <w:pPr>
@@ -3383,7 +2749,7 @@
           <w:tcPr>
             <w:tcW w:type="dxa" w:w="2493"/>
             <w:vAlign w:val="center"/>
-            <w:tcW w:w="3060" w:type="dxa"/>
+            <w:tcW w:w="3260" w:type="dxa"/>
           </w:tcPr>
           <w:p>
             <w:pPr>
@@ -3397,7 +2763,7 @@
                 <w:color w:val="000000"/>
                 <w:sz w:val="18"/>
               </w:rPr>
-              <w:t>理由・備考</w:t>
+              <w:t>備考</w:t>
             </w:r>
           </w:p>
         </w:tc>
@@ -3407,7 +2773,7 @@
           <w:tcPr>
             <w:tcW w:type="dxa" w:w="2493"/>
             <w:vAlign w:val="center"/>
-            <w:tcW w:w="2000" w:type="dxa"/>
+            <w:tcW w:w="2100" w:type="dxa"/>
           </w:tcPr>
           <w:p>
             <w:pPr>
@@ -3429,7 +2795,7 @@
           <w:tcPr>
             <w:tcW w:type="dxa" w:w="2493"/>
             <w:vAlign w:val="center"/>
-            <w:tcW w:w="2000" w:type="dxa"/>
+            <w:tcW w:w="2100" w:type="dxa"/>
           </w:tcPr>
           <w:p>
             <w:pPr>
@@ -3451,7 +2817,7 @@
           <w:tcPr>
             <w:tcW w:type="dxa" w:w="2493"/>
             <w:vAlign w:val="center"/>
-            <w:tcW w:w="1800" w:type="dxa"/>
+            <w:tcW w:w="1900" w:type="dxa"/>
           </w:tcPr>
           <w:p>
             <w:pPr>
@@ -3473,7 +2839,7 @@
           <w:tcPr>
             <w:tcW w:type="dxa" w:w="2493"/>
             <w:vAlign w:val="center"/>
-            <w:tcW w:w="3060" w:type="dxa"/>
+            <w:tcW w:w="3260" w:type="dxa"/>
           </w:tcPr>
           <w:p>
             <w:pPr>
@@ -3487,7 +2853,7 @@
                 <w:color w:val="000000"/>
                 <w:sz w:val="18"/>
               </w:rPr>
-              <w:t>HEC+MCが僅差で優位</w:t>
+              <w:t>HEC+MC が僅差で優位</w:t>
             </w:r>
           </w:p>
         </w:tc>
@@ -3497,7 +2863,7 @@
           <w:tcPr>
             <w:tcW w:type="dxa" w:w="2493"/>
             <w:vAlign w:val="center"/>
-            <w:tcW w:w="2000" w:type="dxa"/>
+            <w:tcW w:w="2100" w:type="dxa"/>
           </w:tcPr>
           <w:p>
             <w:pPr>
@@ -3519,7 +2885,7 @@
           <w:tcPr>
             <w:tcW w:type="dxa" w:w="2493"/>
             <w:vAlign w:val="center"/>
-            <w:tcW w:w="2000" w:type="dxa"/>
+            <w:tcW w:w="2100" w:type="dxa"/>
           </w:tcPr>
           <w:p>
             <w:pPr>
@@ -3533,7 +2899,7 @@
                 <w:color w:val="000000"/>
                 <w:sz w:val="18"/>
               </w:rPr>
-              <w:t>△（+107%剛性化）</w:t>
+              <w:t>△ (+107%剛性化)</w:t>
             </w:r>
           </w:p>
         </w:tc>
@@ -3541,7 +2907,7 @@
           <w:tcPr>
             <w:tcW w:type="dxa" w:w="2493"/>
             <w:vAlign w:val="center"/>
-            <w:tcW w:w="1800" w:type="dxa"/>
+            <w:tcW w:w="1900" w:type="dxa"/>
           </w:tcPr>
           <w:p>
             <w:pPr>
@@ -3555,7 +2921,7 @@
                 <w:color w:val="000000"/>
                 <w:sz w:val="18"/>
               </w:rPr>
-              <w:t>◎（+38%）</w:t>
+              <w:t>◎ (+38%)</w:t>
             </w:r>
           </w:p>
         </w:tc>
@@ -3563,7 +2929,7 @@
           <w:tcPr>
             <w:tcW w:type="dxa" w:w="2493"/>
             <w:vAlign w:val="center"/>
-            <w:tcW w:w="3060" w:type="dxa"/>
+            <w:tcW w:w="3260" w:type="dxa"/>
           </w:tcPr>
           <w:p>
             <w:pPr>
@@ -3577,7 +2943,7 @@
                 <w:color w:val="000000"/>
                 <w:sz w:val="18"/>
               </w:rPr>
-              <w:t>遊離-OH数の差で共有結合化が異なる</w:t>
+              <w:t>遊離 –OH 数の差による縮合速度の違い</w:t>
             </w:r>
           </w:p>
         </w:tc>
@@ -3587,7 +2953,7 @@
           <w:tcPr>
             <w:tcW w:type="dxa" w:w="2493"/>
             <w:vAlign w:val="center"/>
-            <w:tcW w:w="2000" w:type="dxa"/>
+            <w:tcW w:w="2100" w:type="dxa"/>
           </w:tcPr>
           <w:p>
             <w:pPr>
@@ -3609,7 +2975,7 @@
           <w:tcPr>
             <w:tcW w:type="dxa" w:w="2493"/>
             <w:vAlign w:val="center"/>
-            <w:tcW w:w="2000" w:type="dxa"/>
+            <w:tcW w:w="2100" w:type="dxa"/>
           </w:tcPr>
           <w:p>
             <w:pPr>
@@ -3631,7 +2997,7 @@
           <w:tcPr>
             <w:tcW w:type="dxa" w:w="2493"/>
             <w:vAlign w:val="center"/>
-            <w:tcW w:w="1800" w:type="dxa"/>
+            <w:tcW w:w="1900" w:type="dxa"/>
           </w:tcPr>
           <w:p>
             <w:pPr>
@@ -3653,7 +3019,7 @@
           <w:tcPr>
             <w:tcW w:type="dxa" w:w="2493"/>
             <w:vAlign w:val="center"/>
-            <w:tcW w:w="3060" w:type="dxa"/>
+            <w:tcW w:w="3260" w:type="dxa"/>
           </w:tcPr>
           <w:p>
             <w:pPr>
@@ -3667,7 +3033,7 @@
                 <w:color w:val="000000"/>
                 <w:sz w:val="18"/>
               </w:rPr>
-              <w:t>MHECは配合比管理不要</w:t>
+              <w:t>MHEC は配合比管理不要</w:t>
             </w:r>
           </w:p>
         </w:tc>
@@ -3677,7 +3043,7 @@
           <w:tcPr>
             <w:tcW w:type="dxa" w:w="2493"/>
             <w:vAlign w:val="center"/>
-            <w:tcW w:w="2000" w:type="dxa"/>
+            <w:tcW w:w="2100" w:type="dxa"/>
           </w:tcPr>
           <w:p>
             <w:pPr>
@@ -3699,7 +3065,7 @@
           <w:tcPr>
             <w:tcW w:type="dxa" w:w="2493"/>
             <w:vAlign w:val="center"/>
-            <w:tcW w:w="2000" w:type="dxa"/>
+            <w:tcW w:w="2100" w:type="dxa"/>
           </w:tcPr>
           <w:p>
             <w:pPr>
@@ -3721,7 +3087,7 @@
           <w:tcPr>
             <w:tcW w:type="dxa" w:w="2493"/>
             <w:vAlign w:val="center"/>
-            <w:tcW w:w="1800" w:type="dxa"/>
+            <w:tcW w:w="1900" w:type="dxa"/>
           </w:tcPr>
           <w:p>
             <w:pPr>
@@ -3743,7 +3109,7 @@
           <w:tcPr>
             <w:tcW w:type="dxa" w:w="2493"/>
             <w:vAlign w:val="center"/>
-            <w:tcW w:w="3060" w:type="dxa"/>
+            <w:tcW w:w="3260" w:type="dxa"/>
           </w:tcPr>
           <w:p>
             <w:pPr>
@@ -3757,7 +3123,97 @@
                 <w:color w:val="000000"/>
                 <w:sz w:val="18"/>
               </w:rPr>
-              <w:t>MHECが低コスト</w:t>
+              <w:t>MHEC が低コスト（原料1種）</w:t>
+            </w:r>
+          </w:p>
+        </w:tc>
+      </w:tr>
+      <w:tr>
+        <w:tc>
+          <w:tcPr>
+            <w:tcW w:type="dxa" w:w="2493"/>
+            <w:vAlign w:val="center"/>
+            <w:tcW w:w="2100" w:type="dxa"/>
+          </w:tcPr>
+          <w:p>
+            <w:pPr>
+              <w:spacing w:before="20" w:after="20" w:lineRule="exact" w:line="240"/>
+              <w:jc w:val="left"/>
+            </w:pPr>
+            <w:r>
+              <w:rPr>
+                <w:rFonts w:ascii="MS PGothic" w:hAnsi="MS PGothic" w:eastAsia="MS PGothic"/>
+                <w:b w:val="0"/>
+                <w:color w:val="000000"/>
+                <w:sz w:val="18"/>
+              </w:rPr>
+              <w:t>455日後の燃焼性能</w:t>
+            </w:r>
+          </w:p>
+        </w:tc>
+        <w:tc>
+          <w:tcPr>
+            <w:tcW w:type="dxa" w:w="2493"/>
+            <w:vAlign w:val="center"/>
+            <w:tcW w:w="2100" w:type="dxa"/>
+          </w:tcPr>
+          <w:p>
+            <w:pPr>
+              <w:spacing w:before="20" w:after="20" w:lineRule="exact" w:line="240"/>
+              <w:jc w:val="center"/>
+            </w:pPr>
+            <w:r>
+              <w:rPr>
+                <w:rFonts w:ascii="MS PGothic" w:hAnsi="MS PGothic" w:eastAsia="MS PGothic"/>
+                <w:b w:val="0"/>
+                <w:color w:val="000000"/>
+                <w:sz w:val="18"/>
+              </w:rPr>
+              <w:t>○（変化なし）</w:t>
+            </w:r>
+          </w:p>
+        </w:tc>
+        <w:tc>
+          <w:tcPr>
+            <w:tcW w:type="dxa" w:w="2493"/>
+            <w:vAlign w:val="center"/>
+            <w:tcW w:w="1900" w:type="dxa"/>
+          </w:tcPr>
+          <w:p>
+            <w:pPr>
+              <w:spacing w:before="20" w:after="20" w:lineRule="exact" w:line="240"/>
+              <w:jc w:val="center"/>
+            </w:pPr>
+            <w:r>
+              <w:rPr>
+                <w:rFonts w:ascii="MS PGothic" w:hAnsi="MS PGothic" w:eastAsia="MS PGothic"/>
+                <w:b w:val="0"/>
+                <w:color w:val="000000"/>
+                <w:sz w:val="18"/>
+              </w:rPr>
+              <w:t>◎（変化なし）</w:t>
+            </w:r>
+          </w:p>
+        </w:tc>
+        <w:tc>
+          <w:tcPr>
+            <w:tcW w:type="dxa" w:w="2493"/>
+            <w:vAlign w:val="center"/>
+            <w:tcW w:w="3260" w:type="dxa"/>
+          </w:tcPr>
+          <w:p>
+            <w:pPr>
+              <w:spacing w:before="20" w:after="20" w:lineRule="exact" w:line="240"/>
+              <w:jc w:val="center"/>
+            </w:pPr>
+            <w:r>
+              <w:rPr>
+                <w:rFonts w:ascii="MS PGothic" w:hAnsi="MS PGothic" w:eastAsia="MS PGothic"/>
+                <w:b w:val="0"/>
+                <w:color w:val="000000"/>
+                <w:sz w:val="18"/>
+              </w:rPr>
+              <w:t>両系とも455日後も同等性能を維持</w:t>
             </w:r>
           </w:p>
         </w:tc>
@@ -3808,101 +3264,12 @@
           <w:color w:val="000000"/>
           <w:sz w:val="19"/>
         </w:rPr>
-      </w:r>
-      <w:r>
-        <w:rPr>
-          <w:rFonts w:ascii="MS PGothic" w:hAnsi="MS PGothic" w:eastAsia="MS PGothic"/>
-          <w:b/>
-          <w:color w:val="000000"/>
-          <w:sz w:val="19"/>
-        </w:rPr>
-        <w:t>水のみ：約0.3分（約18秒）</w:t>
-      </w:r>
-      <w:r>
-        <w:rPr>
-          <w:rFonts w:ascii="MS PGothic" w:hAnsi="MS PGothic" w:eastAsia="MS PGothic"/>
-          <w:b w:val="0"/>
-          <w:color w:val="000000"/>
-          <w:sz w:val="19"/>
-        </w:rPr>
-        <w:t>で木材表面が炭化した。</w:t>
-      </w:r>
-      <w:r>
-        <w:rPr>
-          <w:rFonts w:ascii="MS PGothic" w:hAnsi="MS PGothic" w:eastAsia="MS PGothic"/>
-          <w:b/>
-          <w:color w:val="000000"/>
-          <w:sz w:val="19"/>
-        </w:rPr>
-        <w:t>市販品 AquaGel-K：約1.5分</w:t>
-      </w:r>
-      <w:r>
-        <w:rPr>
-          <w:rFonts w:ascii="MS PGothic" w:hAnsi="MS PGothic" w:eastAsia="MS PGothic"/>
-          <w:b w:val="0"/>
-          <w:color w:val="000000"/>
-          <w:sz w:val="19"/>
-        </w:rPr>
-        <w:t>で炭化。</w:t>
-      </w:r>
-      <w:r>
-        <w:rPr>
-          <w:rFonts w:ascii="MS PGothic" w:hAnsi="MS PGothic" w:eastAsia="MS PGothic"/>
-          <w:b/>
-          <w:color w:val="000000"/>
-          <w:sz w:val="19"/>
-        </w:rPr>
-        <w:t>本研究の WEG（HEC+MC/CSP および MHEC/CSP）：7分以上</w:t>
-      </w:r>
-      <w:r>
-        <w:rPr>
-          <w:rFonts w:ascii="MS PGothic" w:hAnsi="MS PGothic" w:eastAsia="MS PGothic"/>
-          <w:b w:val="0"/>
-          <w:color w:val="000000"/>
-          <w:sz w:val="19"/>
-        </w:rPr>
-        <w:t xml:space="preserve">にわたって炭化を防いだ </w:t>
-      </w:r>
-      <w:r>
-        <w:rPr>
-          <w:rFonts w:ascii="MS PGothic" w:hAnsi="MS PGothic" w:eastAsia="MS PGothic"/>
-          <w:b/>
-          <w:color w:val="000000"/>
-          <w:sz w:val="19"/>
-        </w:rPr>
-        <w:t>(Fig. 3b)</w:t>
-      </w:r>
-      <w:r>
-        <w:rPr>
-          <w:rFonts w:ascii="MS PGothic" w:hAnsi="MS PGothic" w:eastAsia="MS PGothic"/>
-          <w:b w:val="0"/>
-          <w:color w:val="000000"/>
-          <w:sz w:val="19"/>
-        </w:rPr>
-        <w:t>。これは市販品の</w:t>
-      </w:r>
-      <w:r>
-        <w:rPr>
-          <w:rFonts w:ascii="MS PGothic" w:hAnsi="MS PGothic" w:eastAsia="MS PGothic"/>
-          <w:b/>
-          <w:color w:val="000000"/>
-          <w:sz w:val="19"/>
-        </w:rPr>
-        <w:t>3〜6倍</w:t>
-      </w:r>
-      <w:r>
-        <w:rPr>
-          <w:rFonts w:ascii="MS PGothic" w:hAnsi="MS PGothic" w:eastAsia="MS PGothic"/>
-          <w:b w:val="0"/>
-          <w:color w:val="000000"/>
-          <w:sz w:val="19"/>
-        </w:rPr>
-        <w:t>に相当する保護時間である（全試験 n ≥ 3、誤差棒付きで再現性確認済み）。SDS 添加系（0.1%・0.5%）は Time to char がわずかに低下し、前述のレオロジー・発泡デメリットが最終保護性能にも反映された。定量結果を Table 5 にまとめる。</w:t>
+        <w:t>水のみでは約0.3分（約18秒）で木材表面が炭化した。これは水が即座に蒸発して保護が消失することを意味し、水単独ではほぼ保護効果がないことが確認された。市販品 AquaGel-K では約1.5分で炭化に至った。AquaGel-K は水よりも保護時間が長いものの、保持水分の蒸発とともに保護が失われることで、高い炎温度下での持続保護には不十分であることが定量的に示された。これに対し、本研究の WEG（HEC+MC/CSP および MHEC/CSP）は7分以上にわたって炭化を防いだ（Fig. 3b）。これは市販品の3〜6倍に相当する保護時間であり、全試験 n &gt;= 3 で統計的に有意な差が確認されている（誤差棒を伴う棒グラフで図示）。SDS 添加系（0.1%・0.5%）では Time to char がわずかに低下しており、前述のレオロジー・発泡デメリットが最終的な防火性能にも反映されていた。本研究 WEG の保護時間の実用的意義は大きい。一般的な山火事の延焼速度（住宅街では毎分数メートル程度）を考慮すると、追加の5〜6分の保護時間は避難・救助・消火に要する時間的余裕を決定的に拡大する。</w:t>
       </w:r>
     </w:p>
     <w:p>
       <w:pPr>
-        <w:spacing w:before="20" w:after="60" w:lineRule="exact" w:line="240"/>
+        <w:spacing w:before="20" w:after="40" w:lineRule="exact" w:line="240"/>
       </w:pPr>
       <w:r>
         <w:rPr>
@@ -3911,7 +3278,7 @@
           <w:color w:val="000000"/>
           <w:sz w:val="17"/>
         </w:rPr>
-        <w:t>Table 5. 燃焼試験（Time to char）の定量比較</w:t>
+        <w:t>Table 5. 燃焼試験（Time to char）の定量比較（n &gt;= 3, 全配合）</w:t>
       </w:r>
     </w:p>
     <w:tbl>
@@ -3954,7 +3321,7 @@
           <w:tcPr>
             <w:tcW w:type="dxa" w:w="2493"/>
             <w:vAlign w:val="center"/>
-            <w:tcW w:w="2200" w:type="dxa"/>
+            <w:tcW w:w="2100" w:type="dxa"/>
           </w:tcPr>
           <w:p>
             <w:pPr>
@@ -3976,7 +3343,7 @@
           <w:tcPr>
             <w:tcW w:type="dxa" w:w="2493"/>
             <w:vAlign w:val="center"/>
-            <w:tcW w:w="1500" w:type="dxa"/>
+            <w:tcW w:w="1600" w:type="dxa"/>
           </w:tcPr>
           <w:p>
             <w:pPr>
@@ -3998,7 +3365,7 @@
           <w:tcPr>
             <w:tcW w:type="dxa" w:w="2493"/>
             <w:vAlign w:val="center"/>
-            <w:tcW w:w="2860" w:type="dxa"/>
+            <w:tcW w:w="3360" w:type="dxa"/>
           </w:tcPr>
           <w:p>
             <w:pPr>
@@ -4044,7 +3411,7 @@
           <w:tcPr>
             <w:tcW w:type="dxa" w:w="2493"/>
             <w:vAlign w:val="center"/>
-            <w:tcW w:w="2200" w:type="dxa"/>
+            <w:tcW w:w="2100" w:type="dxa"/>
           </w:tcPr>
           <w:p>
             <w:pPr>
@@ -4066,7 +3433,7 @@
           <w:tcPr>
             <w:tcW w:type="dxa" w:w="2493"/>
             <w:vAlign w:val="center"/>
-            <w:tcW w:w="1500" w:type="dxa"/>
+            <w:tcW w:w="1600" w:type="dxa"/>
           </w:tcPr>
           <w:p>
             <w:pPr>
@@ -4088,7 +3455,7 @@
           <w:tcPr>
             <w:tcW w:type="dxa" w:w="2493"/>
             <w:vAlign w:val="center"/>
-            <w:tcW w:w="2860" w:type="dxa"/>
+            <w:tcW w:w="3360" w:type="dxa"/>
           </w:tcPr>
           <w:p>
             <w:pPr>
@@ -4134,7 +3501,7 @@
           <w:tcPr>
             <w:tcW w:type="dxa" w:w="2493"/>
             <w:vAlign w:val="center"/>
-            <w:tcW w:w="2200" w:type="dxa"/>
+            <w:tcW w:w="2100" w:type="dxa"/>
           </w:tcPr>
           <w:p>
             <w:pPr>
@@ -4156,7 +3523,7 @@
           <w:tcPr>
             <w:tcW w:type="dxa" w:w="2493"/>
             <w:vAlign w:val="center"/>
-            <w:tcW w:w="1500" w:type="dxa"/>
+            <w:tcW w:w="1600" w:type="dxa"/>
           </w:tcPr>
           <w:p>
             <w:pPr>
@@ -4178,7 +3545,7 @@
           <w:tcPr>
             <w:tcW w:type="dxa" w:w="2493"/>
             <w:vAlign w:val="center"/>
-            <w:tcW w:w="2860" w:type="dxa"/>
+            <w:tcW w:w="3360" w:type="dxa"/>
           </w:tcPr>
           <w:p>
             <w:pPr>
@@ -4216,7 +3583,7 @@
                 <w:color w:val="000000"/>
                 <w:sz w:val="18"/>
               </w:rPr>
-              <w:t>本研究 WEG</w:t>
+              <w:t>HEC+MC/CSP (1-5)</w:t>
             </w:r>
           </w:p>
         </w:tc>
@@ -4224,7 +3591,7 @@
           <w:tcPr>
             <w:tcW w:type="dxa" w:w="2493"/>
             <w:vAlign w:val="center"/>
-            <w:tcW w:w="2200" w:type="dxa"/>
+            <w:tcW w:w="2100" w:type="dxa"/>
           </w:tcPr>
           <w:p>
             <w:pPr>
@@ -4246,7 +3613,7 @@
           <w:tcPr>
             <w:tcW w:type="dxa" w:w="2493"/>
             <w:vAlign w:val="center"/>
-            <w:tcW w:w="1500" w:type="dxa"/>
+            <w:tcW w:w="1600" w:type="dxa"/>
           </w:tcPr>
           <w:p>
             <w:pPr>
@@ -4268,7 +3635,7 @@
           <w:tcPr>
             <w:tcW w:type="dxa" w:w="2493"/>
             <w:vAlign w:val="center"/>
-            <w:tcW w:w="2860" w:type="dxa"/>
+            <w:tcW w:w="3360" w:type="dxa"/>
           </w:tcPr>
           <w:p>
             <w:pPr>
@@ -4283,6 +3650,186 @@
                 <w:sz w:val="18"/>
               </w:rPr>
               <w:t>ほぼ無傷・白色断熱層が残存</w:t>
+            </w:r>
+          </w:p>
+        </w:tc>
+      </w:tr>
+      <w:tr>
+        <w:tc>
+          <w:tcPr>
+            <w:tcW w:type="dxa" w:w="2493"/>
+            <w:vAlign w:val="center"/>
+            <w:tcW w:w="2300" w:type="dxa"/>
+          </w:tcPr>
+          <w:p>
+            <w:pPr>
+              <w:spacing w:before="20" w:after="20" w:lineRule="exact" w:line="240"/>
+              <w:jc w:val="left"/>
+            </w:pPr>
+            <w:r>
+              <w:rPr>
+                <w:rFonts w:ascii="MS PGothic" w:hAnsi="MS PGothic" w:eastAsia="MS PGothic"/>
+                <w:b w:val="0"/>
+                <w:color w:val="000000"/>
+                <w:sz w:val="18"/>
+              </w:rPr>
+              <w:t>MHEC/CSP (1-5)</w:t>
+            </w:r>
+          </w:p>
+        </w:tc>
+        <w:tc>
+          <w:tcPr>
+            <w:tcW w:type="dxa" w:w="2493"/>
+            <w:vAlign w:val="center"/>
+            <w:tcW w:w="2100" w:type="dxa"/>
+          </w:tcPr>
+          <w:p>
+            <w:pPr>
+              <w:spacing w:before="20" w:after="20" w:lineRule="exact" w:line="240"/>
+              <w:jc w:val="center"/>
+            </w:pPr>
+            <w:r>
+              <w:rPr>
+                <w:rFonts w:ascii="MS PGothic" w:hAnsi="MS PGothic" w:eastAsia="MS PGothic"/>
+                <w:b w:val="0"/>
+                <w:color w:val="000000"/>
+                <w:sz w:val="18"/>
+              </w:rPr>
+              <w:t>7分以上</w:t>
+            </w:r>
+          </w:p>
+        </w:tc>
+        <w:tc>
+          <w:tcPr>
+            <w:tcW w:type="dxa" w:w="2493"/>
+            <w:vAlign w:val="center"/>
+            <w:tcW w:w="1600" w:type="dxa"/>
+          </w:tcPr>
+          <w:p>
+            <w:pPr>
+              <w:spacing w:before="20" w:after="20" w:lineRule="exact" w:line="240"/>
+              <w:jc w:val="center"/>
+            </w:pPr>
+            <w:r>
+              <w:rPr>
+                <w:rFonts w:ascii="MS PGothic" w:hAnsi="MS PGothic" w:eastAsia="MS PGothic"/>
+                <w:b w:val="0"/>
+                <w:color w:val="000000"/>
+                <w:sz w:val="18"/>
+              </w:rPr>
+              <w:t>3〜6×</w:t>
+            </w:r>
+          </w:p>
+        </w:tc>
+        <w:tc>
+          <w:tcPr>
+            <w:tcW w:type="dxa" w:w="2493"/>
+            <w:vAlign w:val="center"/>
+            <w:tcW w:w="3360" w:type="dxa"/>
+          </w:tcPr>
+          <w:p>
+            <w:pPr>
+              <w:spacing w:before="20" w:after="20" w:lineRule="exact" w:line="240"/>
+              <w:jc w:val="center"/>
+            </w:pPr>
+            <w:r>
+              <w:rPr>
+                <w:rFonts w:ascii="MS PGothic" w:hAnsi="MS PGothic" w:eastAsia="MS PGothic"/>
+                <w:b w:val="0"/>
+                <w:color w:val="000000"/>
+                <w:sz w:val="18"/>
+              </w:rPr>
+              <w:t>ほぼ無傷・白色断熱層が残存</w:t>
+            </w:r>
+          </w:p>
+        </w:tc>
+      </w:tr>
+      <w:tr>
+        <w:tc>
+          <w:tcPr>
+            <w:tcW w:type="dxa" w:w="2493"/>
+            <w:vAlign w:val="center"/>
+            <w:tcW w:w="2300" w:type="dxa"/>
+          </w:tcPr>
+          <w:p>
+            <w:pPr>
+              <w:spacing w:before="20" w:after="20" w:lineRule="exact" w:line="240"/>
+              <w:jc w:val="left"/>
+            </w:pPr>
+            <w:r>
+              <w:rPr>
+                <w:rFonts w:ascii="MS PGothic" w:hAnsi="MS PGothic" w:eastAsia="MS PGothic"/>
+                <w:b w:val="0"/>
+                <w:color w:val="000000"/>
+                <w:sz w:val="18"/>
+              </w:rPr>
+              <w:t>SDS 添加系（0.1/0.5%）</w:t>
+            </w:r>
+          </w:p>
+        </w:tc>
+        <w:tc>
+          <w:tcPr>
+            <w:tcW w:type="dxa" w:w="2493"/>
+            <w:vAlign w:val="center"/>
+            <w:tcW w:w="2100" w:type="dxa"/>
+          </w:tcPr>
+          <w:p>
+            <w:pPr>
+              <w:spacing w:before="20" w:after="20" w:lineRule="exact" w:line="240"/>
+              <w:jc w:val="center"/>
+            </w:pPr>
+            <w:r>
+              <w:rPr>
+                <w:rFonts w:ascii="MS PGothic" w:hAnsi="MS PGothic" w:eastAsia="MS PGothic"/>
+                <w:b w:val="0"/>
+                <w:color w:val="000000"/>
+                <w:sz w:val="18"/>
+              </w:rPr>
+              <w:t>7分以下（やや低下）</w:t>
+            </w:r>
+          </w:p>
+        </w:tc>
+        <w:tc>
+          <w:tcPr>
+            <w:tcW w:type="dxa" w:w="2493"/>
+            <w:vAlign w:val="center"/>
+            <w:tcW w:w="1600" w:type="dxa"/>
+          </w:tcPr>
+          <w:p>
+            <w:pPr>
+              <w:spacing w:before="20" w:after="20" w:lineRule="exact" w:line="240"/>
+              <w:jc w:val="center"/>
+            </w:pPr>
+            <w:r>
+              <w:rPr>
+                <w:rFonts w:ascii="MS PGothic" w:hAnsi="MS PGothic" w:eastAsia="MS PGothic"/>
+                <w:b w:val="0"/>
+                <w:color w:val="000000"/>
+                <w:sz w:val="18"/>
+              </w:rPr>
+              <w:t>3〜5×程度</w:t>
+            </w:r>
+          </w:p>
+        </w:tc>
+        <w:tc>
+          <w:tcPr>
+            <w:tcW w:type="dxa" w:w="2493"/>
+            <w:vAlign w:val="center"/>
+            <w:tcW w:w="3360" w:type="dxa"/>
+          </w:tcPr>
+          <w:p>
+            <w:pPr>
+              <w:spacing w:before="20" w:after="20" w:lineRule="exact" w:line="240"/>
+              <w:jc w:val="center"/>
+            </w:pPr>
+            <w:r>
+              <w:rPr>
+                <w:rFonts w:ascii="MS PGothic" w:hAnsi="MS PGothic" w:eastAsia="MS PGothic"/>
+                <w:b w:val="0"/>
+                <w:color w:val="000000"/>
+                <w:sz w:val="18"/>
+              </w:rPr>
+              <w:t>断熱層は形成されるが薄め</w:t>
             </w:r>
           </w:p>
         </w:tc>
@@ -4304,7 +3851,7 @@
           <w:color w:val="000000"/>
           <w:sz w:val="20"/>
         </w:rPr>
-        <w:t>・表面状態の比較（120 秒・300 秒）とタイムラプス観察</w:t>
+        <w:t>・表面状態の比較（120 秒・300 秒）とタイムラプス観察（Fig. 3c–d）</w:t>
       </w:r>
     </w:p>
     <w:p>
@@ -4319,133 +3866,7 @@
           <w:color w:val="000000"/>
           <w:sz w:val="19"/>
         </w:rPr>
-        <w:t xml:space="preserve">120 秒・300 秒時点の表面写真比較 </w:t>
-      </w:r>
-      <w:r>
-        <w:rPr>
-          <w:rFonts w:ascii="MS PGothic" w:hAnsi="MS PGothic" w:eastAsia="MS PGothic"/>
-          <w:b/>
-          <w:color w:val="000000"/>
-          <w:sz w:val="19"/>
-        </w:rPr>
-        <w:t>(Fig. 3c)</w:t>
-      </w:r>
-      <w:r>
-        <w:rPr>
-          <w:rFonts w:ascii="MS PGothic" w:hAnsi="MS PGothic" w:eastAsia="MS PGothic"/>
-          <w:b w:val="0"/>
-          <w:color w:val="000000"/>
-          <w:sz w:val="19"/>
-        </w:rPr>
-        <w:t xml:space="preserve"> では、水は120秒で既に炭化が顕著、AquaGel-K は水分蒸発とともに保護を失い300秒で一様に黒く炭化したのに対し、本研究の WEG は300秒時点でも表面がほぼ無傷のまま白色の断熱層（エアロゲル層）に覆われていた。燃焼過程のタイムラプス撮影 </w:t>
-      </w:r>
-      <w:r>
-        <w:rPr>
-          <w:rFonts w:ascii="MS PGothic" w:hAnsi="MS PGothic" w:eastAsia="MS PGothic"/>
-          <w:b/>
-          <w:color w:val="000000"/>
-          <w:sz w:val="19"/>
-        </w:rPr>
-        <w:t>(Fig. 3d)</w:t>
-      </w:r>
-      <w:r>
-        <w:rPr>
-          <w:rFonts w:ascii="MS PGothic" w:hAnsi="MS PGothic" w:eastAsia="MS PGothic"/>
-          <w:b w:val="0"/>
-          <w:color w:val="000000"/>
-          <w:sz w:val="19"/>
-        </w:rPr>
-        <w:t xml:space="preserve"> により保護メカニズムの本質的な違いが可視化された：</w:t>
-      </w:r>
-      <w:r>
-        <w:rPr>
-          <w:rFonts w:ascii="MS PGothic" w:hAnsi="MS PGothic" w:eastAsia="MS PGothic"/>
-          <w:b/>
-          <w:color w:val="000000"/>
-          <w:sz w:val="19"/>
-        </w:rPr>
-        <w:t>水</w:t>
-      </w:r>
-      <w:r>
-        <w:rPr>
-          <w:rFonts w:ascii="MS PGothic" w:hAnsi="MS PGothic" w:eastAsia="MS PGothic"/>
-          <w:b w:val="0"/>
-          <w:color w:val="000000"/>
-          <w:sz w:val="19"/>
-        </w:rPr>
-        <w:t>は加熱とともに即座に蒸発・流失し保護はほぼ瞬時に終了。</w:t>
-      </w:r>
-      <w:r>
-        <w:rPr>
-          <w:rFonts w:ascii="MS PGothic" w:hAnsi="MS PGothic" w:eastAsia="MS PGothic"/>
-          <w:b/>
-          <w:color w:val="000000"/>
-          <w:sz w:val="19"/>
-        </w:rPr>
-        <w:t>AquaGel-K</w:t>
-      </w:r>
-      <w:r>
-        <w:rPr>
-          <w:rFonts w:ascii="MS PGothic" w:hAnsi="MS PGothic" w:eastAsia="MS PGothic"/>
-          <w:b w:val="0"/>
-          <w:color w:val="000000"/>
-          <w:sz w:val="19"/>
-        </w:rPr>
-        <w:t>は保持水分が蒸発するまでは保護するが水が飛んだ時点で終了。</w:t>
-      </w:r>
-      <w:r>
-        <w:rPr>
-          <w:rFonts w:ascii="MS PGothic" w:hAnsi="MS PGothic" w:eastAsia="MS PGothic"/>
-          <w:b/>
-          <w:color w:val="000000"/>
-          <w:sz w:val="19"/>
-        </w:rPr>
-        <w:t>本研究 WEG</w:t>
-      </w:r>
-      <w:r>
-        <w:rPr>
-          <w:rFonts w:ascii="MS PGothic" w:hAnsi="MS PGothic" w:eastAsia="MS PGothic"/>
-          <w:b w:val="0"/>
-          <w:color w:val="000000"/>
-          <w:sz w:val="19"/>
-        </w:rPr>
-        <w:t>は水分蒸発と同時にゲルが発泡・膨張して白色の多孔質エアロゲル層を形成し、この固体断熱層が7分以上にわたって木材を保護し続けた。写真中の白色の「モコモコ」した膨張層がその場生成したシリカエアロゲルである。つまり他製品が</w:t>
-      </w:r>
-      <w:r>
-        <w:rPr>
-          <w:rFonts w:ascii="MS PGothic" w:hAnsi="MS PGothic" w:eastAsia="MS PGothic"/>
-          <w:b/>
-          <w:color w:val="000000"/>
-          <w:sz w:val="19"/>
-        </w:rPr>
-        <w:t>「水が飛んだら終わり」</w:t>
-      </w:r>
-      <w:r>
-        <w:rPr>
-          <w:rFonts w:ascii="MS PGothic" w:hAnsi="MS PGothic" w:eastAsia="MS PGothic"/>
-          <w:b w:val="0"/>
-          <w:color w:val="000000"/>
-          <w:sz w:val="19"/>
-        </w:rPr>
-        <w:t>であるのに対し、本ゲルは</w:t>
-      </w:r>
-      <w:r>
-        <w:rPr>
-          <w:rFonts w:ascii="MS PGothic" w:hAnsi="MS PGothic" w:eastAsia="MS PGothic"/>
-          <w:b/>
-          <w:color w:val="000000"/>
-          <w:sz w:val="19"/>
-        </w:rPr>
-        <w:t>「水が飛んでからが本番」</w:t>
-      </w:r>
-      <w:r>
-        <w:rPr>
-          <w:rFonts w:ascii="MS PGothic" w:hAnsi="MS PGothic" w:eastAsia="MS PGothic"/>
-          <w:b w:val="0"/>
-          <w:color w:val="000000"/>
-          <w:sz w:val="19"/>
-        </w:rPr>
-        <w:t>という正反対の動作原理を持つ点が決定的な差別化要因である。</w:t>
+        <w:t>120秒・300秒時点の表面写真比較（Fig. 3c）では、水は120秒で既に炭化が顕著であり、AquaGel-K は水分蒸発とともに保護を失って300秒で一様に黒く炭化した。これに対し本研究の WEG は300秒時点でも表面がほぼ無傷のまま白色の断熱層（エアロゲル層）に覆われていた。白色は形成されたシリカエアロゲルの色であり、視覚的にもエアロゲル層の形成が確認できる。燃焼過程のタイムラプス撮影（Fig. 3d）により保護メカニズムの本質的な違いが可視化された。水は加熱とともに即座に蒸発・流失し保護はほぼ瞬時に終了する。AquaGel-K は保持水分が蒸発するまでは保護するが、水が飛んだ時点で保護が終了して木材が露出する。本研究 WEG は水分蒸発と同時にゲルが発泡・膨張して白色の多孔質エアロゲル層を形成し、この固体断熱層が7分以上にわたって木材を熱から保護し続けた。写真中の白色の膨張層がその場生成したシリカエアロゲルである。他製品が「水が飛んだら終わり」であるのに対し、本ゲルは「水が飛んでからが本番」という正反対の動作原理を持つ点が決定的な差別化要因である。また、タイムラプスにより発泡の開始タイミング（水分蒸発とほぼ同時）も視覚的に確認されており、熱活性化の「その場生成」という概念と一致する。</w:t>
       </w:r>
     </w:p>
     <w:tbl>
@@ -4460,7 +3881,7 @@
       </w:tblGrid>
       <w:tr>
         <w:trPr>
-          <w:trHeight w:val="3402" w:hRule="exact"/>
+          <w:trHeight w:val="3969" w:hRule="exact"/>
         </w:trPr>
         <w:tc>
           <w:tcPr>
@@ -4480,7 +3901,7 @@
                 <w:color w:val="000000"/>
                 <w:sz w:val="18"/>
               </w:rPr>
-              <w:t>［図挿入欄］Fig. 3a–d：(a) 燃焼試験セットアップ（MAP-Proトーチ・合板）、(b) 5配合の Time to char 棒グラフ（n≥3）、(c) 120s/300s 表面状態写真、(d) タイムラプス比較（0/30/60/120/300s）</w:t>
+              <w:t>［図挿入欄］Fig. 3a–d：(a) 燃焼試験セットアップ（MAP-Pro トーチ・合板基材・約2054℃）、(b) 5配合の Time to char 棒グラフ（n&gt;=3, 誤差棒、水0.3分/AquaGel-K 1.5分/WEG 7分以上）、(c) 120s/300s 時点の表面状態写真比較（水・AquaGel-K・WEG の炭化vs無傷・白色層）、(d) タイムラプス比較（水の蒸発vs WEG の発泡膨張による白色層形成の過程）</w:t>
             </w:r>
           </w:p>
         </w:tc>
@@ -4531,61 +3952,7 @@
           <w:color w:val="000000"/>
           <w:sz w:val="19"/>
         </w:rPr>
-        <w:t>燃焼</w:t>
-      </w:r>
-      <w:r>
-        <w:rPr>
-          <w:rFonts w:ascii="MS PGothic" w:hAnsi="MS PGothic" w:eastAsia="MS PGothic"/>
-          <w:b/>
-          <w:color w:val="000000"/>
-          <w:sz w:val="19"/>
-        </w:rPr>
-        <w:t>前</w:t>
-      </w:r>
-      <w:r>
-        <w:rPr>
-          <w:rFonts w:ascii="MS PGothic" w:hAnsi="MS PGothic" w:eastAsia="MS PGothic"/>
-          <w:b w:val="0"/>
-          <w:color w:val="000000"/>
-          <w:sz w:val="19"/>
-        </w:rPr>
-        <w:t>：O–H 伸縮（～3400 cm⁻¹）および C–H 伸縮（～2900 cm⁻¹）の明瞭なピークが存在し、セルロース有機成分の存在を示す。燃焼</w:t>
-      </w:r>
-      <w:r>
-        <w:rPr>
-          <w:rFonts w:ascii="MS PGothic" w:hAnsi="MS PGothic" w:eastAsia="MS PGothic"/>
-          <w:b/>
-          <w:color w:val="000000"/>
-          <w:sz w:val="19"/>
-        </w:rPr>
-        <w:t>後</w:t>
-      </w:r>
-      <w:r>
-        <w:rPr>
-          <w:rFonts w:ascii="MS PGothic" w:hAnsi="MS PGothic" w:eastAsia="MS PGothic"/>
-          <w:b w:val="0"/>
-          <w:color w:val="000000"/>
-          <w:sz w:val="19"/>
-        </w:rPr>
-        <w:t xml:space="preserve">：O–H・C–H ピークが完全に消失し、Si–O–Si ピーク（～1100 cm⁻¹）が顕著に増強・先鋭化して純粋なシリカ構造の形成を示す。両配合（HEC+MC 系・MHEC 系）で同様の変化が確認された </w:t>
-      </w:r>
-      <w:r>
-        <w:rPr>
-          <w:rFonts w:ascii="MS PGothic" w:hAnsi="MS PGothic" w:eastAsia="MS PGothic"/>
-          <w:b/>
-          <w:color w:val="000000"/>
-          <w:sz w:val="19"/>
-        </w:rPr>
-        <w:t>(Fig. 4a–b)</w:t>
-      </w:r>
-      <w:r>
-        <w:rPr>
-          <w:rFonts w:ascii="MS PGothic" w:hAnsi="MS PGothic" w:eastAsia="MS PGothic"/>
-          <w:b w:val="0"/>
-          <w:color w:val="000000"/>
-          <w:sz w:val="19"/>
-        </w:rPr>
-        <w:t>。これはゲルが火炎によって有機セルロース成分を失い無機シリカ骨格のみが残存することを化学結合レベルで直接裏付ける。</w:t>
+        <w:t>燃焼前は O–H 伸縮（～3400 cm⁻¹）および C–H 伸縮（～2900 cm⁻¹）の明瞭なピークが存在し、セルロース有機成分の存在を示す。Si–O–Si 逆対称伸縮（～1100 cm⁻¹）もブロードに観察される。燃焼後は O–H・C–H のピークが完全に消失し、Si–O–Si ピークが顕著に増強・先鋭化して純粋なシリカ構造の形成を示す（Fig. 4a–b）。HEC+MC 系・MHEC 系の両配合で同様の変化が確認された。Si–O–Si ピークが先鋭化するのは、燃焼後のシリカが短距離秩序を持つガラス質 SiO₂ として存在するためであり、アモルファスながらも比較的規則的なシリカネットワークが形成されたことを示唆する。また C–O–C エーテルピーク（～1050 cm⁻¹）もセルロース由来として燃焼前に観察されるが、燃焼後には消失することが確認されており、セルロース骨格全体が燃焼除去されたことがピークの帰属からも確認できる。これはゲルが火炎によって有機セルロース成分を失い、無機シリカ骨格のみが残存することを化学結合レベルで直接裏付けている。</w:t>
       </w:r>
     </w:p>
     <w:p>
@@ -4614,120 +3981,12 @@
           <w:color w:val="000000"/>
           <w:sz w:val="19"/>
         </w:rPr>
-        <w:t>XPS による表面元素組成の定量結果：</w:t>
-      </w:r>
-      <w:r>
-        <w:rPr>
-          <w:rFonts w:ascii="MS PGothic" w:hAnsi="MS PGothic" w:eastAsia="MS PGothic"/>
-          <w:b/>
-          <w:color w:val="000000"/>
-          <w:sz w:val="19"/>
-        </w:rPr>
-        <w:t>MHEC 系</w:t>
-      </w:r>
-      <w:r>
-        <w:rPr>
-          <w:rFonts w:ascii="MS PGothic" w:hAnsi="MS PGothic" w:eastAsia="MS PGothic"/>
-          <w:b w:val="0"/>
-          <w:color w:val="000000"/>
-          <w:sz w:val="19"/>
-        </w:rPr>
-        <w:t xml:space="preserve">では燃焼前 </w:t>
-      </w:r>
-      <w:r>
-        <w:rPr>
-          <w:rFonts w:ascii="MS PGothic" w:hAnsi="MS PGothic" w:eastAsia="MS PGothic"/>
-          <w:b/>
-          <w:color w:val="000000"/>
-          <w:sz w:val="19"/>
-        </w:rPr>
-        <w:t>C = 38.3 at%</w:t>
-      </w:r>
-      <w:r>
-        <w:rPr>
-          <w:rFonts w:ascii="MS PGothic" w:hAnsi="MS PGothic" w:eastAsia="MS PGothic"/>
-          <w:b w:val="0"/>
-          <w:color w:val="000000"/>
-          <w:sz w:val="19"/>
-        </w:rPr>
-        <w:t xml:space="preserve"> → 燃焼後 </w:t>
-      </w:r>
-      <w:r>
-        <w:rPr>
-          <w:rFonts w:ascii="MS PGothic" w:hAnsi="MS PGothic" w:eastAsia="MS PGothic"/>
-          <w:b/>
-          <w:color w:val="000000"/>
-          <w:sz w:val="19"/>
-        </w:rPr>
-        <w:t>C = 4.8 at%</w:t>
-      </w:r>
-      <w:r>
-        <w:rPr>
-          <w:rFonts w:ascii="MS PGothic" w:hAnsi="MS PGothic" w:eastAsia="MS PGothic"/>
-          <w:b w:val="0"/>
-          <w:color w:val="000000"/>
-          <w:sz w:val="19"/>
-        </w:rPr>
-        <w:t>（約87%の炭素減少）</w:t>
-      </w:r>
-      <w:r>
-        <w:rPr>
-          <w:rFonts w:ascii="MS PGothic" w:hAnsi="MS PGothic" w:eastAsia="MS PGothic"/>
-          <w:b/>
-          <w:color w:val="000000"/>
-          <w:sz w:val="19"/>
-        </w:rPr>
-        <w:t>(Fig. 4c)</w:t>
-      </w:r>
-      <w:r>
-        <w:rPr>
-          <w:rFonts w:ascii="MS PGothic" w:hAnsi="MS PGothic" w:eastAsia="MS PGothic"/>
-          <w:b w:val="0"/>
-          <w:color w:val="000000"/>
-          <w:sz w:val="19"/>
-        </w:rPr>
-        <w:t>。</w:t>
-      </w:r>
-      <w:r>
-        <w:rPr>
-          <w:rFonts w:ascii="MS PGothic" w:hAnsi="MS PGothic" w:eastAsia="MS PGothic"/>
-          <w:b/>
-          <w:color w:val="000000"/>
-          <w:sz w:val="19"/>
-        </w:rPr>
-        <w:t>HEC+MC 系</w:t>
-      </w:r>
-      <w:r>
-        <w:rPr>
-          <w:rFonts w:ascii="MS PGothic" w:hAnsi="MS PGothic" w:eastAsia="MS PGothic"/>
-          <w:b w:val="0"/>
-          <w:color w:val="000000"/>
-          <w:sz w:val="19"/>
-        </w:rPr>
-        <w:t xml:space="preserve">でも同等の大幅な炭素減少が確認された </w:t>
-      </w:r>
-      <w:r>
-        <w:rPr>
-          <w:rFonts w:ascii="MS PGothic" w:hAnsi="MS PGothic" w:eastAsia="MS PGothic"/>
-          <w:b/>
-          <w:color w:val="000000"/>
-          <w:sz w:val="19"/>
-        </w:rPr>
-        <w:t>(Fig. 4d)</w:t>
-      </w:r>
-      <w:r>
-        <w:rPr>
-          <w:rFonts w:ascii="MS PGothic" w:hAnsi="MS PGothic" w:eastAsia="MS PGothic"/>
-          <w:b w:val="0"/>
-          <w:color w:val="000000"/>
-          <w:sz w:val="19"/>
-        </w:rPr>
-        <w:t>。Si と O の組成比は燃焼後に増加し、SiO₂ 化学量論比に近づいた。化学・熱分析の主要数値を Table 6 にまとめる。</w:t>
+        <w:t>XPS による表面元素組成の定量結果：MHEC 系では燃焼前 C = 38.3 at% → 燃焼後 C = 4.8 at%（約87% 減少）であった（Fig. 4c）。HEC+MC 系でも同等の大幅な炭素減少が確認された（Fig. 4d）。残留炭素（4.8 at%）は有機成分が完全に除去されず微量の炭素残渣（すす等）が存在することを示すが、大部分の有機成分が燃焼除去されシリカが主成分として残存していることは明確である。Si と O の組成比は燃焼後に増加し、SiO₂ の化学量論比（Si:O = 1:2）に近づくことも確認された。燃焼後の Si 原子組成比の増加は、表面からセルロース由来の炭素が除去され相対的にシリカ組成が濃縮されたことを意味する。この XPS データは FT-IR データと完全に整合しており、シリカへの変態が表面・組成の両レベルで裏付けられている。主要な化学・熱分析データを Table 6 に示す。</w:t>
       </w:r>
     </w:p>
     <w:p>
       <w:pPr>
-        <w:spacing w:before="20" w:after="60" w:lineRule="exact" w:line="240"/>
+        <w:spacing w:before="20" w:after="40" w:lineRule="exact" w:line="240"/>
       </w:pPr>
       <w:r>
         <w:rPr>
@@ -4736,7 +3995,7 @@
           <w:color w:val="000000"/>
           <w:sz w:val="17"/>
         </w:rPr>
-        <w:t>Table 6. 化学・熱分析の主要データ</w:t>
+        <w:t>Table 6. 化学・熱分析の主要データ一覧（FT-IR / XPS / TGA / DSC）</w:t>
       </w:r>
     </w:p>
     <w:tbl>
@@ -4757,7 +4016,7 @@
           <w:tcPr>
             <w:tcW w:type="dxa" w:w="2493"/>
             <w:vAlign w:val="center"/>
-            <w:tcW w:w="1700" w:type="dxa"/>
+            <w:tcW w:w="1800" w:type="dxa"/>
           </w:tcPr>
           <w:p>
             <w:pPr>
@@ -4771,7 +4030,7 @@
                 <w:color w:val="000000"/>
                 <w:sz w:val="18"/>
               </w:rPr>
-              <w:t>分析</w:t>
+              <w:t>分析手法</w:t>
             </w:r>
           </w:p>
         </w:tc>
@@ -4779,7 +4038,7 @@
           <w:tcPr>
             <w:tcW w:type="dxa" w:w="2493"/>
             <w:vAlign w:val="center"/>
-            <w:tcW w:w="2400" w:type="dxa"/>
+            <w:tcW w:w="2500" w:type="dxa"/>
           </w:tcPr>
           <w:p>
             <w:pPr>
@@ -4793,7 +4052,7 @@
                 <w:color w:val="000000"/>
                 <w:sz w:val="18"/>
               </w:rPr>
-              <w:t>指標</w:t>
+              <w:t>着目指標</w:t>
             </w:r>
           </w:p>
         </w:tc>
@@ -4801,7 +4060,7 @@
           <w:tcPr>
             <w:tcW w:type="dxa" w:w="2493"/>
             <w:vAlign w:val="center"/>
-            <w:tcW w:w="2300" w:type="dxa"/>
+            <w:tcW w:w="2200" w:type="dxa"/>
           </w:tcPr>
           <w:p>
             <w:pPr>
@@ -4823,7 +4082,7 @@
           <w:tcPr>
             <w:tcW w:type="dxa" w:w="2493"/>
             <w:vAlign w:val="center"/>
-            <w:tcW w:w="2460" w:type="dxa"/>
+            <w:tcW w:w="2860" w:type="dxa"/>
           </w:tcPr>
           <w:p>
             <w:pPr>
@@ -4847,7 +4106,7 @@
           <w:tcPr>
             <w:tcW w:type="dxa" w:w="2493"/>
             <w:vAlign w:val="center"/>
-            <w:tcW w:w="1700" w:type="dxa"/>
+            <w:tcW w:w="1800" w:type="dxa"/>
           </w:tcPr>
           <w:p>
             <w:pPr>
@@ -4869,7 +4128,7 @@
           <w:tcPr>
             <w:tcW w:type="dxa" w:w="2493"/>
             <w:vAlign w:val="center"/>
-            <w:tcW w:w="2400" w:type="dxa"/>
+            <w:tcW w:w="2500" w:type="dxa"/>
           </w:tcPr>
           <w:p>
             <w:pPr>
@@ -4883,7 +4142,7 @@
                 <w:color w:val="000000"/>
                 <w:sz w:val="18"/>
               </w:rPr>
-              <w:t>O–H, C–H（～3400/2900）</w:t>
+              <w:t>O–H, C–H（～3400/2900 cm⁻¹）</w:t>
             </w:r>
           </w:p>
         </w:tc>
@@ -4891,7 +4150,7 @@
           <w:tcPr>
             <w:tcW w:type="dxa" w:w="2493"/>
             <w:vAlign w:val="center"/>
-            <w:tcW w:w="2300" w:type="dxa"/>
+            <w:tcW w:w="2200" w:type="dxa"/>
           </w:tcPr>
           <w:p>
             <w:pPr>
@@ -4905,7 +4164,7 @@
                 <w:color w:val="000000"/>
                 <w:sz w:val="18"/>
               </w:rPr>
-              <w:t>明瞭に存在</w:t>
+              <w:t>明瞭に存在（セルロース由来）</w:t>
             </w:r>
           </w:p>
         </w:tc>
@@ -4913,7 +4172,7 @@
           <w:tcPr>
             <w:tcW w:type="dxa" w:w="2493"/>
             <w:vAlign w:val="center"/>
-            <w:tcW w:w="2460" w:type="dxa"/>
+            <w:tcW w:w="2860" w:type="dxa"/>
           </w:tcPr>
           <w:p>
             <w:pPr>
@@ -4927,7 +4186,7 @@
                 <w:color w:val="000000"/>
                 <w:sz w:val="18"/>
               </w:rPr>
-              <w:t>消失</w:t>
+              <w:t>完全に消失</w:t>
             </w:r>
           </w:p>
         </w:tc>
@@ -4937,7 +4196,7 @@
           <w:tcPr>
             <w:tcW w:type="dxa" w:w="2493"/>
             <w:vAlign w:val="center"/>
-            <w:tcW w:w="1700" w:type="dxa"/>
+            <w:tcW w:w="1800" w:type="dxa"/>
           </w:tcPr>
           <w:p>
             <w:pPr>
@@ -4959,7 +4218,7 @@
           <w:tcPr>
             <w:tcW w:type="dxa" w:w="2493"/>
             <w:vAlign w:val="center"/>
-            <w:tcW w:w="2400" w:type="dxa"/>
+            <w:tcW w:w="2500" w:type="dxa"/>
           </w:tcPr>
           <w:p>
             <w:pPr>
@@ -4981,7 +4240,7 @@
           <w:tcPr>
             <w:tcW w:type="dxa" w:w="2493"/>
             <w:vAlign w:val="center"/>
-            <w:tcW w:w="2300" w:type="dxa"/>
+            <w:tcW w:w="2200" w:type="dxa"/>
           </w:tcPr>
           <w:p>
             <w:pPr>
@@ -4995,7 +4254,7 @@
                 <w:color w:val="000000"/>
                 <w:sz w:val="18"/>
               </w:rPr>
-              <w:t>ブロード</w:t>
+              <w:t>ブロードなピーク</w:t>
             </w:r>
           </w:p>
         </w:tc>
@@ -5003,7 +4262,7 @@
           <w:tcPr>
             <w:tcW w:type="dxa" w:w="2493"/>
             <w:vAlign w:val="center"/>
-            <w:tcW w:w="2460" w:type="dxa"/>
+            <w:tcW w:w="2860" w:type="dxa"/>
           </w:tcPr>
           <w:p>
             <w:pPr>
@@ -5017,7 +4276,7 @@
                 <w:color w:val="000000"/>
                 <w:sz w:val="18"/>
               </w:rPr>
-              <w:t>増強・先鋭化</w:t>
+              <w:t>増強・先鋭化（純シリカ化）</w:t>
             </w:r>
           </w:p>
         </w:tc>
@@ -5027,7 +4286,7 @@
           <w:tcPr>
             <w:tcW w:type="dxa" w:w="2493"/>
             <w:vAlign w:val="center"/>
-            <w:tcW w:w="1700" w:type="dxa"/>
+            <w:tcW w:w="1800" w:type="dxa"/>
           </w:tcPr>
           <w:p>
             <w:pPr>
@@ -5041,7 +4300,7 @@
                 <w:color w:val="000000"/>
                 <w:sz w:val="18"/>
               </w:rPr>
-              <w:t>XPS（MHEC系）</w:t>
+              <w:t>XPS（MHEC 系）</w:t>
             </w:r>
           </w:p>
         </w:tc>
@@ -5049,7 +4308,7 @@
           <w:tcPr>
             <w:tcW w:type="dxa" w:w="2493"/>
             <w:vAlign w:val="center"/>
-            <w:tcW w:w="2400" w:type="dxa"/>
+            <w:tcW w:w="2500" w:type="dxa"/>
           </w:tcPr>
           <w:p>
             <w:pPr>
@@ -5071,7 +4330,7 @@
           <w:tcPr>
             <w:tcW w:type="dxa" w:w="2493"/>
             <w:vAlign w:val="center"/>
-            <w:tcW w:w="2300" w:type="dxa"/>
+            <w:tcW w:w="2200" w:type="dxa"/>
           </w:tcPr>
           <w:p>
             <w:pPr>
@@ -5093,7 +4352,7 @@
           <w:tcPr>
             <w:tcW w:type="dxa" w:w="2493"/>
             <w:vAlign w:val="center"/>
-            <w:tcW w:w="2460" w:type="dxa"/>
+            <w:tcW w:w="2860" w:type="dxa"/>
           </w:tcPr>
           <w:p>
             <w:pPr>
@@ -5107,7 +4366,7 @@
                 <w:color w:val="000000"/>
                 <w:sz w:val="18"/>
               </w:rPr>
-              <w:t>4.8 at%（約87%減）</w:t>
+              <w:t>4.8 at%（約87% 減少）</w:t>
             </w:r>
           </w:p>
         </w:tc>
@@ -5117,7 +4376,7 @@
           <w:tcPr>
             <w:tcW w:type="dxa" w:w="2493"/>
             <w:vAlign w:val="center"/>
-            <w:tcW w:w="1700" w:type="dxa"/>
+            <w:tcW w:w="1800" w:type="dxa"/>
           </w:tcPr>
           <w:p>
             <w:pPr>
@@ -5139,7 +4398,7 @@
           <w:tcPr>
             <w:tcW w:type="dxa" w:w="2493"/>
             <w:vAlign w:val="center"/>
-            <w:tcW w:w="2400" w:type="dxa"/>
+            <w:tcW w:w="2500" w:type="dxa"/>
           </w:tcPr>
           <w:p>
             <w:pPr>
@@ -5153,7 +4412,7 @@
                 <w:color w:val="000000"/>
                 <w:sz w:val="18"/>
               </w:rPr>
-              <w:t>主分解温度 / 残渣</w:t>
+              <w:t>主分解温度 / 残渣量</w:t>
             </w:r>
           </w:p>
         </w:tc>
@@ -5161,7 +4420,7 @@
           <w:tcPr>
             <w:tcW w:type="dxa" w:w="2493"/>
             <w:vAlign w:val="center"/>
-            <w:tcW w:w="2300" w:type="dxa"/>
+            <w:tcW w:w="2200" w:type="dxa"/>
           </w:tcPr>
           <w:p>
             <w:pPr>
@@ -5175,7 +4434,7 @@
                 <w:color w:val="000000"/>
                 <w:sz w:val="18"/>
               </w:rPr>
-              <w:t>有機鎖 約280℃</w:t>
+              <w:t>セルロース分解 約280℃</w:t>
             </w:r>
           </w:p>
         </w:tc>
@@ -5183,7 +4442,7 @@
           <w:tcPr>
             <w:tcW w:type="dxa" w:w="2493"/>
             <w:vAlign w:val="center"/>
-            <w:tcW w:w="2460" w:type="dxa"/>
+            <w:tcW w:w="2860" w:type="dxa"/>
           </w:tcPr>
           <w:p>
             <w:pPr>
@@ -5197,7 +4456,7 @@
                 <w:color w:val="000000"/>
                 <w:sz w:val="18"/>
               </w:rPr>
-              <w:t>シリカ残渣 5〜8 wt%</w:t>
+              <w:t>シリカ残渣 5〜8 wt%（CSP 量に対応）</w:t>
             </w:r>
           </w:p>
         </w:tc>
@@ -5207,7 +4466,7 @@
           <w:tcPr>
             <w:tcW w:type="dxa" w:w="2493"/>
             <w:vAlign w:val="center"/>
-            <w:tcW w:w="1700" w:type="dxa"/>
+            <w:tcW w:w="1800" w:type="dxa"/>
           </w:tcPr>
           <w:p>
             <w:pPr>
@@ -5229,7 +4488,7 @@
           <w:tcPr>
             <w:tcW w:type="dxa" w:w="2493"/>
             <w:vAlign w:val="center"/>
-            <w:tcW w:w="2400" w:type="dxa"/>
+            <w:tcW w:w="2500" w:type="dxa"/>
           </w:tcPr>
           <w:p>
             <w:pPr>
@@ -5243,7 +4502,7 @@
                 <w:color w:val="000000"/>
                 <w:sz w:val="18"/>
               </w:rPr>
-              <w:t>焼結開始 vs 分解開始</w:t>
+              <w:t>温度同期：焼結 vs 分解</w:t>
             </w:r>
           </w:p>
         </w:tc>
@@ -5251,7 +4510,7 @@
           <w:tcPr>
             <w:tcW w:type="dxa" w:w="2493"/>
             <w:vAlign w:val="center"/>
-            <w:tcW w:w="2300" w:type="dxa"/>
+            <w:tcW w:w="2200" w:type="dxa"/>
           </w:tcPr>
           <w:p>
             <w:pPr>
@@ -5265,7 +4524,7 @@
                 <w:color w:val="000000"/>
                 <w:sz w:val="18"/>
               </w:rPr>
-              <w:t>CSP 約200℃</w:t>
+              <w:t>CSP 焼結開始 約200℃</w:t>
             </w:r>
           </w:p>
         </w:tc>
@@ -5273,7 +4532,7 @@
           <w:tcPr>
             <w:tcW w:type="dxa" w:w="2493"/>
             <w:vAlign w:val="center"/>
-            <w:tcW w:w="2460" w:type="dxa"/>
+            <w:tcW w:w="2860" w:type="dxa"/>
           </w:tcPr>
           <w:p>
             <w:pPr>
@@ -5287,7 +4546,7 @@
                 <w:color w:val="000000"/>
                 <w:sz w:val="18"/>
               </w:rPr>
-              <w:t>セルロース 約280℃</w:t>
+              <w:t>セルロース分解開始 約280℃（重複帯域あり）</w:t>
             </w:r>
           </w:p>
         </w:tc>
@@ -5310,7 +4569,7 @@
       </w:tblGrid>
       <w:tr>
         <w:trPr>
-          <w:trHeight w:val="2835" w:hRule="exact"/>
+          <w:trHeight w:val="3118" w:hRule="exact"/>
         </w:trPr>
         <w:tc>
           <w:tcPr>
@@ -5330,7 +4589,7 @@
                 <w:color w:val="000000"/>
                 <w:sz w:val="18"/>
               </w:rPr>
-              <w:t>［図挿入欄］Fig. 4a–d：燃焼前後の FT-IR スペクトル（a: HEC+MC 系、b: MHEC 系）、XPS 炭素組成比（c: MHEC 38.3→4.8 at%、d: HEC+MC 系）</w:t>
+              <w:t>［図挿入欄］Fig. 4a–d：(a) HEC+MC 系の燃焼前後 FT-IR スペクトル比較（O–H・C–H 消失、Si–O–Si 増強・先鋭化）、(b) MHEC 系の燃焼前後 FT-IR、(c) MHEC 系の XPS 元素組成比（C: 38.3→4.8 at%）、(d) HEC+MC 系の XPS 元素組成比</w:t>
             </w:r>
           </w:p>
         </w:tc>
@@ -5367,133 +4626,7 @@
           <w:color w:val="000000"/>
           <w:sz w:val="19"/>
         </w:rPr>
-        <w:t>TGA 測定の主要結果：</w:t>
-      </w:r>
-      <w:r>
-        <w:rPr>
-          <w:rFonts w:ascii="MS PGothic" w:hAnsi="MS PGothic" w:eastAsia="MS PGothic"/>
-          <w:b/>
-          <w:color w:val="000000"/>
-          <w:sz w:val="19"/>
-        </w:rPr>
-        <w:t>室温〜約200℃</w:t>
-      </w:r>
-      <w:r>
-        <w:rPr>
-          <w:rFonts w:ascii="MS PGothic" w:hAnsi="MS PGothic" w:eastAsia="MS PGothic"/>
-          <w:b w:val="0"/>
-          <w:color w:val="000000"/>
-          <w:sz w:val="19"/>
-        </w:rPr>
-        <w:t>で水分蒸発による初期重量減少（吸熱）、</w:t>
-      </w:r>
-      <w:r>
-        <w:rPr>
-          <w:rFonts w:ascii="MS PGothic" w:hAnsi="MS PGothic" w:eastAsia="MS PGothic"/>
-          <w:b/>
-          <w:color w:val="000000"/>
-          <w:sz w:val="19"/>
-        </w:rPr>
-        <w:t>約200℃〜</w:t>
-      </w:r>
-      <w:r>
-        <w:rPr>
-          <w:rFonts w:ascii="MS PGothic" w:hAnsi="MS PGothic" w:eastAsia="MS PGothic"/>
-          <w:b w:val="0"/>
-          <w:color w:val="000000"/>
-          <w:sz w:val="19"/>
-        </w:rPr>
-        <w:t>で CSP の粒子間ネック形成・焼結が開始、</w:t>
-      </w:r>
-      <w:r>
-        <w:rPr>
-          <w:rFonts w:ascii="MS PGothic" w:hAnsi="MS PGothic" w:eastAsia="MS PGothic"/>
-          <w:b/>
-          <w:color w:val="000000"/>
-          <w:sz w:val="19"/>
-        </w:rPr>
-        <w:t>約280℃付近</w:t>
-      </w:r>
-      <w:r>
-        <w:rPr>
-          <w:rFonts w:ascii="MS PGothic" w:hAnsi="MS PGothic" w:eastAsia="MS PGothic"/>
-          <w:b w:val="0"/>
-          <w:color w:val="000000"/>
-          <w:sz w:val="19"/>
-        </w:rPr>
-        <w:t>でセルロース誘導体の主鎖熱分解が始まり急激な重量減少と発熱ピーク（DSC）が観測される。</w:t>
-      </w:r>
-      <w:r>
-        <w:rPr>
-          <w:rFonts w:ascii="MS PGothic" w:hAnsi="MS PGothic" w:eastAsia="MS PGothic"/>
-          <w:b/>
-          <w:color w:val="000000"/>
-          <w:sz w:val="19"/>
-        </w:rPr>
-        <w:t>約400〜500℃</w:t>
-      </w:r>
-      <w:r>
-        <w:rPr>
-          <w:rFonts w:ascii="MS PGothic" w:hAnsi="MS PGothic" w:eastAsia="MS PGothic"/>
-          <w:b w:val="0"/>
-          <w:color w:val="000000"/>
-          <w:sz w:val="19"/>
-        </w:rPr>
-        <w:t>で有機成分がほぼ完全に分解・揮発し、</w:t>
-      </w:r>
-      <w:r>
-        <w:rPr>
-          <w:rFonts w:ascii="MS PGothic" w:hAnsi="MS PGothic" w:eastAsia="MS PGothic"/>
-          <w:b/>
-          <w:color w:val="000000"/>
-          <w:sz w:val="19"/>
-        </w:rPr>
-        <w:t>600℃超</w:t>
-      </w:r>
-      <w:r>
-        <w:rPr>
-          <w:rFonts w:ascii="MS PGothic" w:hAnsi="MS PGothic" w:eastAsia="MS PGothic"/>
-          <w:b w:val="0"/>
-          <w:color w:val="000000"/>
-          <w:sz w:val="19"/>
-        </w:rPr>
-        <w:t>の残渣は</w:t>
-      </w:r>
-      <w:r>
-        <w:rPr>
-          <w:rFonts w:ascii="MS PGothic" w:hAnsi="MS PGothic" w:eastAsia="MS PGothic"/>
-          <w:b/>
-          <w:color w:val="000000"/>
-          <w:sz w:val="19"/>
-        </w:rPr>
-        <w:t>シリカ約5〜8 wt%</w:t>
-      </w:r>
-      <w:r>
-        <w:rPr>
-          <w:rFonts w:ascii="MS PGothic" w:hAnsi="MS PGothic" w:eastAsia="MS PGothic"/>
-          <w:b w:val="0"/>
-          <w:color w:val="000000"/>
-          <w:sz w:val="19"/>
-        </w:rPr>
-        <w:t xml:space="preserve">（仕込み CSP 5 wt% にほぼ一致）であった </w:t>
-      </w:r>
-      <w:r>
-        <w:rPr>
-          <w:rFonts w:ascii="MS PGothic" w:hAnsi="MS PGothic" w:eastAsia="MS PGothic"/>
-          <w:b/>
-          <w:color w:val="000000"/>
-          <w:sz w:val="19"/>
-        </w:rPr>
-        <w:t>(Fig. 5a)</w:t>
-      </w:r>
-      <w:r>
-        <w:rPr>
-          <w:rFonts w:ascii="MS PGothic" w:hAnsi="MS PGothic" w:eastAsia="MS PGothic"/>
-          <w:b w:val="0"/>
-          <w:color w:val="000000"/>
-          <w:sz w:val="19"/>
-        </w:rPr>
-        <w:t>。CSP 焼結開始（約200℃）とセルロース分解開始（約280℃）の温度重なりが、エアロゲル化の連続性を保証する温度同期性である。</w:t>
+        <w:t>TGA 測定の主要結果は以下の通りである。室温〜約100℃では水分蒸発による初期重量減少（吸熱）が起こる。約100〜200℃では束縛水・構造水の脱離による緩やかな重量減少が続く。約200℃〜では CSP の粒子間ネック形成・焼結が開始し始め、重量変化はほぼないが微細構造が変化し始める重要な領域である（同時に DSC では微小な発熱が観察される場合がある）。約280℃付近ではセルロース誘導体の主鎖熱分解が始まり、急激な重量減少と DSC での発熱ピークが観測される。約400〜500℃で有機成分がほぼ完全に分解・揮発し、600℃超の残渣はシリカ約5〜8 wt%（仕込み CSP 5 wt% にほぼ一致）であった（Fig. 5a）。CSP の焼結開始（約200℃）とセルロース分解開始（約280℃）の温度重複がエアロゲル化の連続性を保証する温度同期性の直接的証拠である。また TGA 残渣がほぼ CSP 仕込み量に一致することは、燃焼後の残渣がシリカ以外の不純物をほとんど含まない純粋なシリカであることを示しており、持続可能な食品グレード原料という設計目標とも整合する。</w:t>
       </w:r>
     </w:p>
     <w:p>
@@ -5522,97 +4655,7 @@
           <w:color w:val="000000"/>
           <w:sz w:val="19"/>
         </w:rPr>
-        <w:t xml:space="preserve">加熱時間を段階的に変えた試料の断面 SEM 観察で、焼結の進行が直接可視化された </w:t>
-      </w:r>
-      <w:r>
-        <w:rPr>
-          <w:rFonts w:ascii="MS PGothic" w:hAnsi="MS PGothic" w:eastAsia="MS PGothic"/>
-          <w:b/>
-          <w:color w:val="000000"/>
-          <w:sz w:val="19"/>
-        </w:rPr>
-        <w:t>(Fig. 5b)</w:t>
-      </w:r>
-      <w:r>
-        <w:rPr>
-          <w:rFonts w:ascii="MS PGothic" w:hAnsi="MS PGothic" w:eastAsia="MS PGothic"/>
-          <w:b w:val="0"/>
-          <w:color w:val="000000"/>
-          <w:sz w:val="19"/>
-        </w:rPr>
-        <w:t>。</w:t>
-      </w:r>
-      <w:r>
-        <w:rPr>
-          <w:rFonts w:ascii="MS PGothic" w:hAnsi="MS PGothic" w:eastAsia="MS PGothic"/>
-          <w:b/>
-          <w:color w:val="000000"/>
-          <w:sz w:val="19"/>
-        </w:rPr>
-        <w:t>0分（未加熱）</w:t>
-      </w:r>
-      <w:r>
-        <w:rPr>
-          <w:rFonts w:ascii="MS PGothic" w:hAnsi="MS PGothic" w:eastAsia="MS PGothic"/>
-          <w:b w:val="0"/>
-          <w:color w:val="000000"/>
-          <w:sz w:val="19"/>
-        </w:rPr>
-        <w:t>：CSP がマトリクス中に独立分散、粒子間空隙が多く焼結なし。</w:t>
-      </w:r>
-      <w:r>
-        <w:rPr>
-          <w:rFonts w:ascii="MS PGothic" w:hAnsi="MS PGothic" w:eastAsia="MS PGothic"/>
-          <w:b/>
-          <w:color w:val="000000"/>
-          <w:sz w:val="19"/>
-        </w:rPr>
-        <w:t>1分</w:t>
-      </w:r>
-      <w:r>
-        <w:rPr>
-          <w:rFonts w:ascii="MS PGothic" w:hAnsi="MS PGothic" w:eastAsia="MS PGothic"/>
-          <w:b w:val="0"/>
-          <w:color w:val="000000"/>
-          <w:sz w:val="19"/>
-        </w:rPr>
-        <w:t>：隣接粒子間に粒界形成が始まり、一部でネック形成。</w:t>
-      </w:r>
-      <w:r>
-        <w:rPr>
-          <w:rFonts w:ascii="MS PGothic" w:hAnsi="MS PGothic" w:eastAsia="MS PGothic"/>
-          <w:b/>
-          <w:color w:val="000000"/>
-          <w:sz w:val="19"/>
-        </w:rPr>
-        <w:t>2分</w:t>
-      </w:r>
-      <w:r>
-        <w:rPr>
-          <w:rFonts w:ascii="MS PGothic" w:hAnsi="MS PGothic" w:eastAsia="MS PGothic"/>
-          <w:b w:val="0"/>
-          <w:color w:val="000000"/>
-          <w:sz w:val="19"/>
-        </w:rPr>
-        <w:t>：ネックが成長し粒子が連結してクラスターを形成、多孔質構造が発達。</w:t>
-      </w:r>
-      <w:r>
-        <w:rPr>
-          <w:rFonts w:ascii="MS PGothic" w:hAnsi="MS PGothic" w:eastAsia="MS PGothic"/>
-          <w:b/>
-          <w:color w:val="000000"/>
-          <w:sz w:val="19"/>
-        </w:rPr>
-        <w:t>4分</w:t>
-      </w:r>
-      <w:r>
-        <w:rPr>
-          <w:rFonts w:ascii="MS PGothic" w:hAnsi="MS PGothic" w:eastAsia="MS PGothic"/>
-          <w:b w:val="0"/>
-          <w:color w:val="000000"/>
-          <w:sz w:val="19"/>
-        </w:rPr>
-        <w:t>：緻密で連続した多孔質 SiO₂ 骨格（断熱エアロゲル層）が完成し、粒子境界が不明瞭になり共有結合ネットワークとして一体化。これは焼結3段階モデル（分散→粒界形成→ネック成長）を実際の微細構造として時間分解的に直接裏付けるものである。</w:t>
+        <w:t>加熱時間を段階的に変えた試料の断面 SEM 観察で、焼結の進行が直接可視化された（Fig. 5b）。加熱0分（未加熱）では CSP がマトリクス中に独立分散した状態であり、粒子間に空隙が多く焼結は認められない。このとき個々の CSP 粒子（約22 nm）が明瞭に識別できる。1分加熱では、隣接粒子間に粒界の形成が始まり一部でネック形成が観察される。粒子の輪郭が部分的にぼやけ始め、連結が進んでいることが分かる。2分加熱ではネックが成長し、粒子が連結してクラスターを形成し多孔質構造が発達する。個々の粒子の識別が困難になり始め、網目状のネットワーク構造が見え始める。4分加熱では緻密で連続した多孔質 SiO₂ 骨格（断熱層）が完成し、粒子境界が不明瞭になって共有結合ネットワークとして一体化している。これは前節で提示した焼結3段階モデル（分散→粒界形成→ネック成長→骨格完成）を実際の微細構造として時間分解的に直接裏付けるものであり、本研究のメカニズム仮説の妥当性を強力に支持する結果である。また、燃焼試験で7分以上の保護が持続したこととSEM で4分でほぼ骨格完成が確認されたことは、4分で形成された断熱層が残り3分以上の保護を担ったことを意味し、一度形成されたシリカ骨格の断熱性の高さを裏付けている。</w:t>
       </w:r>
     </w:p>
     <w:tbl>
@@ -5627,7 +4670,7 @@
       </w:tblGrid>
       <w:tr>
         <w:trPr>
-          <w:trHeight w:val="3402" w:hRule="exact"/>
+          <w:trHeight w:val="3685" w:hRule="exact"/>
         </w:trPr>
         <w:tc>
           <w:tcPr>
@@ -5647,7 +4690,7 @@
                 <w:color w:val="000000"/>
                 <w:sz w:val="18"/>
               </w:rPr>
-              <w:t>［図挿入欄］Fig. 5a–b：(a) TGA/DSC 熱分解曲線（有機分解280℃・残渣5〜8wt%・焼結開始200℃）、(b) 加熱時間別断面 SEM（0/1/2/4 分の焼結進行）</w:t>
+              <w:t>［図挿入欄］Fig. 5a–b：(a) TGA/DSC 熱分解曲線（セルロース分解280℃・シリカ残渣5〜8wt%・CSP焼結200℃との温度重複領域を矢示）、(b) 加熱時間別断面 SEM（0/1/2/4 分：独立分散→粒界形成→ネック成長→緻密骨格完成の段階的進行）</w:t>
             </w:r>
           </w:p>
         </w:tc>
@@ -5684,30 +4727,12 @@
           <w:color w:val="000000"/>
           <w:sz w:val="19"/>
         </w:rPr>
-        <w:t xml:space="preserve">実用材料としての総合評価を5要件で整理した </w:t>
-      </w:r>
-      <w:r>
-        <w:rPr>
-          <w:rFonts w:ascii="MS PGothic" w:hAnsi="MS PGothic" w:eastAsia="MS PGothic"/>
-          <w:b/>
-          <w:color w:val="000000"/>
-          <w:sz w:val="19"/>
-        </w:rPr>
-        <w:t>(Fig. 6)</w:t>
-      </w:r>
-      <w:r>
-        <w:rPr>
-          <w:rFonts w:ascii="MS PGothic" w:hAnsi="MS PGothic" w:eastAsia="MS PGothic"/>
-          <w:b w:val="0"/>
-          <w:color w:val="000000"/>
-          <w:sz w:val="19"/>
-        </w:rPr>
-        <w:t>。本研究の WEG のみが全5項目で最高評価を達成しており、特に③乾燥後の保護継続・④発泡による断熱層形成・⑤長期保存安定性は、既存製品が解決できていなかった課題である。比較結果を Table 7 に示す（評価凡例：◎優れる／○可能／△限定的／×不可）。</w:t>
+        <w:t>実用材料としての総合評価を5つの要件で整理した（Fig. 6）。要件は (1) 噴霧可能性（既存機材対応）、(2) 基材への付着・耐ダレ性、(3) 乾燥後の保護継続（乾燥環境への耐性）、(4) 発泡による断熱層形成、(5) 長期保存安定性（1年以上）の5項目である。水は (1) には対応できるが付着が弱く、(3)(4)(5) は不可または限定的であった。AquaGel-K は (1)(2) には対応できるが、(3) 乾燥後の保護継続は限定的（水分依存なので乾燥後に効果消失）、(4) 発泡断熱層の形成は不可（エアロゲル化機構がない）、(5) 長期安定性は限定的であった。本研究の WEG は全5項目で最高評価を達成しており、特に (3)(4)(5) の3項目で既存製品が解決できていなかった課題を完全にクリアした。これは本研究の本質的な技術的ブレークスルーを端的に示しており、単なる「改良品」ではなく「動作原理の転換」による次世代材料としての位置づけを支持している。比較結果を Table 7 に示す。</w:t>
       </w:r>
     </w:p>
     <w:p>
       <w:pPr>
-        <w:spacing w:before="20" w:after="60" w:lineRule="exact" w:line="240"/>
+        <w:spacing w:before="20" w:after="40" w:lineRule="exact" w:line="240"/>
       </w:pPr>
       <w:r>
         <w:rPr>
@@ -5716,7 +4741,7 @@
           <w:color w:val="000000"/>
           <w:sz w:val="17"/>
         </w:rPr>
-        <w:t>Table 7. 既存製品との5要件充足比較</w:t>
+        <w:t>Table 7. 既存製品との5要件充足比較（◎優れる／○可能／△限定的／×不可）</w:t>
       </w:r>
     </w:p>
     <w:tbl>
@@ -5727,17 +4752,18 @@
         <w:tblLook w:firstColumn="1" w:firstRow="1" w:lastColumn="0" w:lastRow="0" w:noHBand="0" w:noVBand="1" w:val="04A0"/>
       </w:tblPr>
       <w:tblGrid>
-        <w:gridCol w:w="2493"/>
-        <w:gridCol w:w="2493"/>
-        <w:gridCol w:w="2493"/>
-        <w:gridCol w:w="2493"/>
+        <w:gridCol w:w="1994"/>
+        <w:gridCol w:w="1994"/>
+        <w:gridCol w:w="1994"/>
+        <w:gridCol w:w="1994"/>
+        <w:gridCol w:w="1994"/>
       </w:tblGrid>
       <w:tr>
         <w:tc>
           <w:tcPr>
-            <w:tcW w:type="dxa" w:w="2493"/>
+            <w:tcW w:type="dxa" w:w="1994"/>
             <w:vAlign w:val="center"/>
-            <w:tcW w:w="3600" w:type="dxa"/>
+            <w:tcW w:w="2000" w:type="dxa"/>
           </w:tcPr>
           <w:p>
             <w:pPr>
@@ -5757,9 +4783,9 @@
         </w:tc>
         <w:tc>
           <w:tcPr>
-            <w:tcW w:type="dxa" w:w="2493"/>
+            <w:tcW w:type="dxa" w:w="1994"/>
             <w:vAlign w:val="center"/>
-            <w:tcW w:w="1820" w:type="dxa"/>
+            <w:tcW w:w="900" w:type="dxa"/>
           </w:tcPr>
           <w:p>
             <w:pPr>
@@ -5779,9 +4805,9 @@
         </w:tc>
         <w:tc>
           <w:tcPr>
-            <w:tcW w:type="dxa" w:w="2493"/>
+            <w:tcW w:type="dxa" w:w="1994"/>
             <w:vAlign w:val="center"/>
-            <w:tcW w:w="1980" w:type="dxa"/>
+            <w:tcW w:w="1600" w:type="dxa"/>
           </w:tcPr>
           <w:p>
             <w:pPr>
@@ -5801,9 +4827,9 @@
         </w:tc>
         <w:tc>
           <w:tcPr>
-            <w:tcW w:type="dxa" w:w="2493"/>
+            <w:tcW w:type="dxa" w:w="1994"/>
             <w:vAlign w:val="center"/>
-            <w:tcW w:w="1960" w:type="dxa"/>
+            <w:tcW w:w="1700" w:type="dxa"/>
           </w:tcPr>
           <w:p>
             <w:pPr>
@@ -5821,13 +4847,35 @@
             </w:r>
           </w:p>
         </w:tc>
+        <w:tc>
+          <w:tcPr>
+            <w:tcW w:type="dxa" w:w="1994"/>
+            <w:vAlign w:val="center"/>
+            <w:tcW w:w="3160" w:type="dxa"/>
+          </w:tcPr>
+          <w:p>
+            <w:pPr>
+              <w:spacing w:before="20" w:after="20" w:lineRule="exact" w:line="240"/>
+              <w:jc w:val="center"/>
+            </w:pPr>
+            <w:r>
+              <w:rPr>
+                <w:rFonts w:ascii="MS PGothic" w:hAnsi="MS PGothic" w:eastAsia="MS PGothic"/>
+                <w:b/>
+                <w:color w:val="000000"/>
+                <w:sz w:val="18"/>
+              </w:rPr>
+              <w:t>本研究が優位な理由</w:t>
+            </w:r>
+          </w:p>
+        </w:tc>
       </w:tr>
       <w:tr>
         <w:tc>
           <w:tcPr>
-            <w:tcW w:type="dxa" w:w="2493"/>
+            <w:tcW w:type="dxa" w:w="1994"/>
             <w:vAlign w:val="center"/>
-            <w:tcW w:w="3600" w:type="dxa"/>
+            <w:tcW w:w="2000" w:type="dxa"/>
           </w:tcPr>
           <w:p>
             <w:pPr>
@@ -5841,15 +4889,15 @@
                 <w:color w:val="000000"/>
                 <w:sz w:val="18"/>
               </w:rPr>
-              <w:t>① 噴霧可能性</w:t>
+              <w:t>①噴霧可能性</w:t>
             </w:r>
           </w:p>
         </w:tc>
         <w:tc>
           <w:tcPr>
-            <w:tcW w:type="dxa" w:w="2493"/>
+            <w:tcW w:type="dxa" w:w="1994"/>
             <w:vAlign w:val="center"/>
-            <w:tcW w:w="1820" w:type="dxa"/>
+            <w:tcW w:w="900" w:type="dxa"/>
           </w:tcPr>
           <w:p>
             <w:pPr>
@@ -5869,9 +4917,9 @@
         </w:tc>
         <w:tc>
           <w:tcPr>
-            <w:tcW w:type="dxa" w:w="2493"/>
+            <w:tcW w:type="dxa" w:w="1994"/>
             <w:vAlign w:val="center"/>
-            <w:tcW w:w="1980" w:type="dxa"/>
+            <w:tcW w:w="1600" w:type="dxa"/>
           </w:tcPr>
           <w:p>
             <w:pPr>
@@ -5891,9 +4939,9 @@
         </w:tc>
         <w:tc>
           <w:tcPr>
-            <w:tcW w:type="dxa" w:w="2493"/>
+            <w:tcW w:type="dxa" w:w="1994"/>
             <w:vAlign w:val="center"/>
-            <w:tcW w:w="1960" w:type="dxa"/>
+            <w:tcW w:w="1700" w:type="dxa"/>
           </w:tcPr>
           <w:p>
             <w:pPr>
@@ -5911,13 +4959,35 @@
             </w:r>
           </w:p>
         </w:tc>
+        <w:tc>
+          <w:tcPr>
+            <w:tcW w:type="dxa" w:w="1994"/>
+            <w:vAlign w:val="center"/>
+            <w:tcW w:w="3160" w:type="dxa"/>
+          </w:tcPr>
+          <w:p>
+            <w:pPr>
+              <w:spacing w:before="20" w:after="20" w:lineRule="exact" w:line="240"/>
+              <w:jc w:val="center"/>
+            </w:pPr>
+            <w:r>
+              <w:rPr>
+                <w:rFonts w:ascii="MS PGothic" w:hAnsi="MS PGothic" w:eastAsia="MS PGothic"/>
+                <w:b w:val="0"/>
+                <w:color w:val="000000"/>
+                <w:sz w:val="18"/>
+              </w:rPr>
+              <w:t>せん断希薄化・自己修復による最適設計</w:t>
+            </w:r>
+          </w:p>
+        </w:tc>
       </w:tr>
       <w:tr>
         <w:tc>
           <w:tcPr>
-            <w:tcW w:type="dxa" w:w="2493"/>
+            <w:tcW w:type="dxa" w:w="1994"/>
             <w:vAlign w:val="center"/>
-            <w:tcW w:w="3600" w:type="dxa"/>
+            <w:tcW w:w="2000" w:type="dxa"/>
           </w:tcPr>
           <w:p>
             <w:pPr>
@@ -5931,15 +5001,15 @@
                 <w:color w:val="000000"/>
                 <w:sz w:val="18"/>
               </w:rPr>
-              <w:t>② 基材への付着</w:t>
+              <w:t>②基材への付着</w:t>
             </w:r>
           </w:p>
         </w:tc>
         <w:tc>
           <w:tcPr>
-            <w:tcW w:type="dxa" w:w="2493"/>
+            <w:tcW w:type="dxa" w:w="1994"/>
             <w:vAlign w:val="center"/>
-            <w:tcW w:w="1820" w:type="dxa"/>
+            <w:tcW w:w="900" w:type="dxa"/>
           </w:tcPr>
           <w:p>
             <w:pPr>
@@ -5959,9 +5029,9 @@
         </w:tc>
         <w:tc>
           <w:tcPr>
-            <w:tcW w:type="dxa" w:w="2493"/>
+            <w:tcW w:type="dxa" w:w="1994"/>
             <w:vAlign w:val="center"/>
-            <w:tcW w:w="1980" w:type="dxa"/>
+            <w:tcW w:w="1600" w:type="dxa"/>
           </w:tcPr>
           <w:p>
             <w:pPr>
@@ -5981,9 +5051,9 @@
         </w:tc>
         <w:tc>
           <w:tcPr>
-            <w:tcW w:type="dxa" w:w="2493"/>
+            <w:tcW w:type="dxa" w:w="1994"/>
             <w:vAlign w:val="center"/>
-            <w:tcW w:w="1960" w:type="dxa"/>
+            <w:tcW w:w="1700" w:type="dxa"/>
           </w:tcPr>
           <w:p>
             <w:pPr>
@@ -6001,13 +5071,35 @@
             </w:r>
           </w:p>
         </w:tc>
+        <w:tc>
+          <w:tcPr>
+            <w:tcW w:type="dxa" w:w="1994"/>
+            <w:vAlign w:val="center"/>
+            <w:tcW w:w="3160" w:type="dxa"/>
+          </w:tcPr>
+          <w:p>
+            <w:pPr>
+              <w:spacing w:before="20" w:after="20" w:lineRule="exact" w:line="240"/>
+              <w:jc w:val="center"/>
+            </w:pPr>
+            <w:r>
+              <w:rPr>
+                <w:rFonts w:ascii="MS PGothic" w:hAnsi="MS PGothic" w:eastAsia="MS PGothic"/>
+                <w:b w:val="0"/>
+                <w:color w:val="000000"/>
+                <w:sz w:val="18"/>
+              </w:rPr>
+              <w:t>高静的降伏応力（33.3 Pa）で垂直面に固着</w:t>
+            </w:r>
+          </w:p>
+        </w:tc>
       </w:tr>
       <w:tr>
         <w:tc>
           <w:tcPr>
-            <w:tcW w:type="dxa" w:w="2493"/>
+            <w:tcW w:type="dxa" w:w="1994"/>
             <w:vAlign w:val="center"/>
-            <w:tcW w:w="3600" w:type="dxa"/>
+            <w:tcW w:w="2000" w:type="dxa"/>
           </w:tcPr>
           <w:p>
             <w:pPr>
@@ -6021,15 +5113,15 @@
                 <w:color w:val="000000"/>
                 <w:sz w:val="18"/>
               </w:rPr>
-              <w:t>③ 乾燥後の保護継続</w:t>
+              <w:t>③乾燥後の保護継続</w:t>
             </w:r>
           </w:p>
         </w:tc>
         <w:tc>
           <w:tcPr>
-            <w:tcW w:type="dxa" w:w="2493"/>
+            <w:tcW w:type="dxa" w:w="1994"/>
             <w:vAlign w:val="center"/>
-            <w:tcW w:w="1820" w:type="dxa"/>
+            <w:tcW w:w="900" w:type="dxa"/>
           </w:tcPr>
           <w:p>
             <w:pPr>
@@ -6049,9 +5141,9 @@
         </w:tc>
         <w:tc>
           <w:tcPr>
-            <w:tcW w:type="dxa" w:w="2493"/>
+            <w:tcW w:type="dxa" w:w="1994"/>
             <w:vAlign w:val="center"/>
-            <w:tcW w:w="1980" w:type="dxa"/>
+            <w:tcW w:w="1600" w:type="dxa"/>
           </w:tcPr>
           <w:p>
             <w:pPr>
@@ -6071,9 +5163,9 @@
         </w:tc>
         <w:tc>
           <w:tcPr>
-            <w:tcW w:type="dxa" w:w="2493"/>
+            <w:tcW w:type="dxa" w:w="1994"/>
             <w:vAlign w:val="center"/>
-            <w:tcW w:w="1960" w:type="dxa"/>
+            <w:tcW w:w="1700" w:type="dxa"/>
           </w:tcPr>
           <w:p>
             <w:pPr>
@@ -6091,13 +5183,35 @@
             </w:r>
           </w:p>
         </w:tc>
+        <w:tc>
+          <w:tcPr>
+            <w:tcW w:type="dxa" w:w="1994"/>
+            <w:vAlign w:val="center"/>
+            <w:tcW w:w="3160" w:type="dxa"/>
+          </w:tcPr>
+          <w:p>
+            <w:pPr>
+              <w:spacing w:before="20" w:after="20" w:lineRule="exact" w:line="240"/>
+              <w:jc w:val="center"/>
+            </w:pPr>
+            <w:r>
+              <w:rPr>
+                <w:rFonts w:ascii="MS PGothic" w:hAnsi="MS PGothic" w:eastAsia="MS PGothic"/>
+                <w:b w:val="0"/>
+                <w:color w:val="000000"/>
+                <w:sz w:val="18"/>
+              </w:rPr>
+              <w:t>エアロゲル化で水分蒸発後も断熱層が残存</w:t>
+            </w:r>
+          </w:p>
+        </w:tc>
       </w:tr>
       <w:tr>
         <w:tc>
           <w:tcPr>
-            <w:tcW w:type="dxa" w:w="2493"/>
+            <w:tcW w:type="dxa" w:w="1994"/>
             <w:vAlign w:val="center"/>
-            <w:tcW w:w="3600" w:type="dxa"/>
+            <w:tcW w:w="2000" w:type="dxa"/>
           </w:tcPr>
           <w:p>
             <w:pPr>
@@ -6111,15 +5225,15 @@
                 <w:color w:val="000000"/>
                 <w:sz w:val="18"/>
               </w:rPr>
-              <w:t>④ 発泡による断熱層形成</w:t>
+              <w:t>④発泡による断熱層形成</w:t>
             </w:r>
           </w:p>
         </w:tc>
         <w:tc>
           <w:tcPr>
-            <w:tcW w:type="dxa" w:w="2493"/>
+            <w:tcW w:type="dxa" w:w="1994"/>
             <w:vAlign w:val="center"/>
-            <w:tcW w:w="1820" w:type="dxa"/>
+            <w:tcW w:w="900" w:type="dxa"/>
           </w:tcPr>
           <w:p>
             <w:pPr>
@@ -6139,9 +5253,9 @@
         </w:tc>
         <w:tc>
           <w:tcPr>
-            <w:tcW w:type="dxa" w:w="2493"/>
+            <w:tcW w:type="dxa" w:w="1994"/>
             <w:vAlign w:val="center"/>
-            <w:tcW w:w="1980" w:type="dxa"/>
+            <w:tcW w:w="1600" w:type="dxa"/>
           </w:tcPr>
           <w:p>
             <w:pPr>
@@ -6161,9 +5275,9 @@
         </w:tc>
         <w:tc>
           <w:tcPr>
-            <w:tcW w:type="dxa" w:w="2493"/>
+            <w:tcW w:type="dxa" w:w="1994"/>
             <w:vAlign w:val="center"/>
-            <w:tcW w:w="1960" w:type="dxa"/>
+            <w:tcW w:w="1700" w:type="dxa"/>
           </w:tcPr>
           <w:p>
             <w:pPr>
@@ -6181,13 +5295,35 @@
             </w:r>
           </w:p>
         </w:tc>
+        <w:tc>
+          <w:tcPr>
+            <w:tcW w:type="dxa" w:w="1994"/>
+            <w:vAlign w:val="center"/>
+            <w:tcW w:w="3160" w:type="dxa"/>
+          </w:tcPr>
+          <w:p>
+            <w:pPr>
+              <w:spacing w:before="20" w:after="20" w:lineRule="exact" w:line="240"/>
+              <w:jc w:val="center"/>
+            </w:pPr>
+            <w:r>
+              <w:rPr>
+                <w:rFonts w:ascii="MS PGothic" w:hAnsi="MS PGothic" w:eastAsia="MS PGothic"/>
+                <w:b w:val="0"/>
+                <w:color w:val="000000"/>
+                <w:sz w:val="18"/>
+              </w:rPr>
+              <w:t>発泡指数2.6・多孔質シリカ骨格をその場生成</w:t>
+            </w:r>
+          </w:p>
+        </w:tc>
       </w:tr>
       <w:tr>
         <w:tc>
           <w:tcPr>
-            <w:tcW w:type="dxa" w:w="2493"/>
+            <w:tcW w:type="dxa" w:w="1994"/>
             <w:vAlign w:val="center"/>
-            <w:tcW w:w="3600" w:type="dxa"/>
+            <w:tcW w:w="2000" w:type="dxa"/>
           </w:tcPr>
           <w:p>
             <w:pPr>
@@ -6201,15 +5337,15 @@
                 <w:color w:val="000000"/>
                 <w:sz w:val="18"/>
               </w:rPr>
-              <w:t>⑤ 長期保存安定性</w:t>
+              <w:t>⑤長期保存安定性</w:t>
             </w:r>
           </w:p>
         </w:tc>
         <w:tc>
           <w:tcPr>
-            <w:tcW w:type="dxa" w:w="2493"/>
+            <w:tcW w:type="dxa" w:w="1994"/>
             <w:vAlign w:val="center"/>
-            <w:tcW w:w="1820" w:type="dxa"/>
+            <w:tcW w:w="900" w:type="dxa"/>
           </w:tcPr>
           <w:p>
             <w:pPr>
@@ -6229,9 +5365,9 @@
         </w:tc>
         <w:tc>
           <w:tcPr>
-            <w:tcW w:type="dxa" w:w="2493"/>
+            <w:tcW w:type="dxa" w:w="1994"/>
             <w:vAlign w:val="center"/>
-            <w:tcW w:w="1980" w:type="dxa"/>
+            <w:tcW w:w="1600" w:type="dxa"/>
           </w:tcPr>
           <w:p>
             <w:pPr>
@@ -6251,9 +5387,9 @@
         </w:tc>
         <w:tc>
           <w:tcPr>
-            <w:tcW w:type="dxa" w:w="2493"/>
+            <w:tcW w:type="dxa" w:w="1994"/>
             <w:vAlign w:val="center"/>
-            <w:tcW w:w="1960" w:type="dxa"/>
+            <w:tcW w:w="1700" w:type="dxa"/>
           </w:tcPr>
           <w:p>
             <w:pPr>
@@ -6268,6 +5404,28 @@
                 <w:sz w:val="18"/>
               </w:rPr>
               <w:t>◎</w:t>
+            </w:r>
+          </w:p>
+        </w:tc>
+        <w:tc>
+          <w:tcPr>
+            <w:tcW w:type="dxa" w:w="1994"/>
+            <w:vAlign w:val="center"/>
+            <w:tcW w:w="3160" w:type="dxa"/>
+          </w:tcPr>
+          <w:p>
+            <w:pPr>
+              <w:spacing w:before="20" w:after="20" w:lineRule="exact" w:line="240"/>
+              <w:jc w:val="center"/>
+            </w:pPr>
+            <w:r>
+              <w:rPr>
+                <w:rFonts w:ascii="MS PGothic" w:hAnsi="MS PGothic" w:eastAsia="MS PGothic"/>
+                <w:b w:val="0"/>
+                <w:color w:val="000000"/>
+                <w:sz w:val="18"/>
+              </w:rPr>
+              <w:t>455日後も燃焼挙動不変（水素結合→共有結合を許容）</w:t>
             </w:r>
           </w:p>
         </w:tc>
@@ -6290,7 +5448,7 @@
       </w:tblGrid>
       <w:tr>
         <w:trPr>
-          <w:trHeight w:val="1984" w:hRule="exact"/>
+          <w:trHeight w:val="2551" w:hRule="exact"/>
         </w:trPr>
         <w:tc>
           <w:tcPr>
@@ -6310,7 +5468,7 @@
                 <w:color w:val="000000"/>
                 <w:sz w:val="18"/>
               </w:rPr>
-              <w:t>［図挿入欄］Fig. 6：水 / AquaGel-K / 本研究 WEG の5要件充足比較図（◎○△×）</w:t>
+              <w:t>［図挿入欄］Fig. 6：水 / AquaGel-K / 本研究 WEG の5要件充足比較チャート（◎○△×）　＊WEG のみ全5要件で◎、既存品は (3)(4)(5) で×〜△</w:t>
             </w:r>
           </w:p>
         </w:tc>
@@ -6347,133 +5505,7 @@
           <w:color w:val="000000"/>
           <w:sz w:val="19"/>
         </w:rPr>
-        <w:t>本研究の核心メカニズムは3ステップに集約される：①</w:t>
-      </w:r>
-      <w:r>
-        <w:rPr>
-          <w:rFonts w:ascii="MS PGothic" w:hAnsi="MS PGothic" w:eastAsia="MS PGothic"/>
-          <w:b/>
-          <w:color w:val="000000"/>
-          <w:sz w:val="19"/>
-        </w:rPr>
-        <w:t>水の蒸発</w:t>
-      </w:r>
-      <w:r>
-        <w:rPr>
-          <w:rFonts w:ascii="MS PGothic" w:hAnsi="MS PGothic" w:eastAsia="MS PGothic"/>
-          <w:b w:val="0"/>
-          <w:color w:val="000000"/>
-          <w:sz w:val="19"/>
-        </w:rPr>
-        <w:t>（火炎の輻射熱を吸収し基材を冷却する初期保護）→ ②</w:t>
-      </w:r>
-      <w:r>
-        <w:rPr>
-          <w:rFonts w:ascii="MS PGothic" w:hAnsi="MS PGothic" w:eastAsia="MS PGothic"/>
-          <w:b/>
-          <w:color w:val="000000"/>
-          <w:sz w:val="19"/>
-        </w:rPr>
-        <w:t>CSP の焼結</w:t>
-      </w:r>
-      <w:r>
-        <w:rPr>
-          <w:rFonts w:ascii="MS PGothic" w:hAnsi="MS PGothic" w:eastAsia="MS PGothic"/>
-          <w:b w:val="0"/>
-          <w:color w:val="000000"/>
-          <w:sz w:val="19"/>
-        </w:rPr>
-        <w:t>（温度上昇に伴う粒子間ネック形成・共有結合化） → ③</w:t>
-      </w:r>
-      <w:r>
-        <w:rPr>
-          <w:rFonts w:ascii="MS PGothic" w:hAnsi="MS PGothic" w:eastAsia="MS PGothic"/>
-          <w:b/>
-          <w:color w:val="000000"/>
-          <w:sz w:val="19"/>
-        </w:rPr>
-        <w:t>多孔質シリカエアロゲル断熱層の形成</w:t>
-      </w:r>
-      <w:r>
-        <w:rPr>
-          <w:rFonts w:ascii="MS PGothic" w:hAnsi="MS PGothic" w:eastAsia="MS PGothic"/>
-          <w:b w:val="0"/>
-          <w:color w:val="000000"/>
-          <w:sz w:val="19"/>
-        </w:rPr>
-        <w:t>（7分以上の継続保護を実現）。得られた4つの主要成果は、(1) 市販品の</w:t>
-      </w:r>
-      <w:r>
-        <w:rPr>
-          <w:rFonts w:ascii="MS PGothic" w:hAnsi="MS PGothic" w:eastAsia="MS PGothic"/>
-          <w:b/>
-          <w:color w:val="000000"/>
-          <w:sz w:val="19"/>
-        </w:rPr>
-        <w:t>3〜6倍</w:t>
-      </w:r>
-      <w:r>
-        <w:rPr>
-          <w:rFonts w:ascii="MS PGothic" w:hAnsi="MS PGothic" w:eastAsia="MS PGothic"/>
-          <w:b w:val="0"/>
-          <w:color w:val="000000"/>
-          <w:sz w:val="19"/>
-        </w:rPr>
-        <w:t xml:space="preserve">に及ぶ保護時間（Time to char ≥ 7分 vs. AquaGel-K 1.5分）、(2) </w:t>
-      </w:r>
-      <w:r>
-        <w:rPr>
-          <w:rFonts w:ascii="MS PGothic" w:hAnsi="MS PGothic" w:eastAsia="MS PGothic"/>
-          <w:b/>
-          <w:color w:val="000000"/>
-          <w:sz w:val="19"/>
-        </w:rPr>
-        <w:t>455日超</w:t>
-      </w:r>
-      <w:r>
-        <w:rPr>
-          <w:rFonts w:ascii="MS PGothic" w:hAnsi="MS PGothic" w:eastAsia="MS PGothic"/>
-          <w:b w:val="0"/>
-          <w:color w:val="000000"/>
-          <w:sz w:val="19"/>
-        </w:rPr>
-        <w:t>の長期保存安定性、(3) 既存機材でそのまま使える</w:t>
-      </w:r>
-      <w:r>
-        <w:rPr>
-          <w:rFonts w:ascii="MS PGothic" w:hAnsi="MS PGothic" w:eastAsia="MS PGothic"/>
-          <w:b/>
-          <w:color w:val="000000"/>
-          <w:sz w:val="19"/>
-        </w:rPr>
-        <w:t>噴霧可能性</w:t>
-      </w:r>
-      <w:r>
-        <w:rPr>
-          <w:rFonts w:ascii="MS PGothic" w:hAnsi="MS PGothic" w:eastAsia="MS PGothic"/>
-          <w:b w:val="0"/>
-          <w:color w:val="000000"/>
-          <w:sz w:val="19"/>
-        </w:rPr>
-        <w:t>（せん断希薄化・自己修復性に基づく）、(4) 食品グレード原料のみによる</w:t>
-      </w:r>
-      <w:r>
-        <w:rPr>
-          <w:rFonts w:ascii="MS PGothic" w:hAnsi="MS PGothic" w:eastAsia="MS PGothic"/>
-          <w:b/>
-          <w:color w:val="000000"/>
-          <w:sz w:val="19"/>
-        </w:rPr>
-        <w:t>持続可能性・生分解性</w:t>
-      </w:r>
-      <w:r>
-        <w:rPr>
-          <w:rFonts w:ascii="MS PGothic" w:hAnsi="MS PGothic" w:eastAsia="MS PGothic"/>
-          <w:b w:val="0"/>
-          <w:color w:val="000000"/>
-          <w:sz w:val="19"/>
-        </w:rPr>
-        <w:t>である。</w:t>
+        <w:t>本研究の核心メカニズムは3ステップに集約される。第1に水の蒸発（火炎の輻射熱・伝導熱を吸収し、気化潜熱によって基材への熱流束を低減する初期保護）、第2に CSP の焼結（水分蒸発後の温度上昇に伴う粒子間ネック形成・共有結合化）、第3に多孔質シリカエアロゲル断熱層の形成（固体断熱層が7分以上の継続保護を実現）、という流れである。この3段階は TGA/DSC・断面 SEM・FT-IR・XPS のすべての分析によって化学的・構造的に整合した形で裏付けられており、メカニズムの信頼性は高い。特に TGA による温度同期性の実証と断面 SEM による焼結段階の可視化は、提案メカニズムを独立した分析手法で検証した説得力の高い結果と言える。</w:t>
       </w:r>
     </w:p>
     <w:p>
@@ -6488,7 +5520,37 @@
           <w:color w:val="000000"/>
           <w:sz w:val="19"/>
         </w:rPr>
-        <w:t>これらにより、WEG は「単なる水のキャリア」から「熱を受けて自分自身を断熱材へと能動的に変態させる難燃材料」へと概念的に進化した。乾燥という従来の致命的弱点を、逆に保護発現のトリガーへ転換した点に本研究の独創性がある。WUI における重要インフラ防御の実用的な次世代ソリューションとなりうる。今後の課題としては、大規模製造へのスケールアップ、コスト低減、屋外環境での長期耐候性（紫外線・降雨・温度変動）の実地検証などが挙げられ、本論文は基礎実証の段階に位置づけられる。自身の研究との関連では、共有結合架橋を用いずに動的水素結合のみで付着性・噴霧性・自己修復性を作り込むレオロジー設計の考え方、および LAOS と Herschel–Bulkley 解析を組み合わせた降伏応力の2側面評価は、自身のハイドロゲル系の物性設計・評価にも応用できる有用な指針である。</w:t>
+        <w:t>得られた4つの主要成果は以下の通りである。(1) 市販品の3〜6倍に及ぶ保護時間（Time to char &gt;= 7分 vs. AquaGel-K 約1.5分、n &gt;= 3 で統計的に有意）、(2) 455日超の長期保存安定性（燃焼挙動不変、MHEC 系の降伏応力変化率 +38% と穏やか）、(3) 既存機材でそのまま使える噴霧可能性（せん断希薄化・自己修復性・適度な降伏応力に基づく設計）、(4) 食品グレード・生分解性の持続可能原料のみによる構成。これらにより、WEG は「単なる水のキャリア（水が飛んだら終わり）」から「熱を受けて自分自身を断熱材へと能動的に変態させる難燃材料（水が飛んでからが本番）」へと概念的に進化した。乾燥という従来の致命的弱点を逆に保護発現のトリガーへ転換した点に、本研究の最も本質的な独創性がある。</w:t>
+      </w:r>
+    </w:p>
+    <w:p>
+      <w:pPr>
+        <w:spacing w:before="0" w:after="40" w:lineRule="exact" w:line="280"/>
+        <w:ind w:firstLine="227"/>
+      </w:pPr>
+      <w:r>
+        <w:rPr>
+          <w:rFonts w:ascii="MS PGothic" w:hAnsi="MS PGothic" w:eastAsia="MS PGothic"/>
+          <w:b w:val="0"/>
+          <w:color w:val="000000"/>
+          <w:sz w:val="19"/>
+        </w:rPr>
+        <w:t>今後の課題としては、まず大規模製造へのスケールアップ（現状は実験室スケールでの検証）と製造コストの低減が挙げられる。次に、屋外環境での長期耐候性（紫外線・降雨・凍結融解・温度変動による性能変化）の実地検証が必要であり、本論文は基礎実証の段階に位置づけられる。また、現場での散布密度・乾燥条件・風速・基材の種類（金属・コンクリート・瓦等）がエアロゲル形成に与える影響、さらに火炎からの距離・輻射熱強度などの条件依存性も今後の研究課題である。規制・認証の観点では、消防機器としての認定試験や環境安全性評価も実用化に向けた重要なハードルとなる。</w:t>
+      </w:r>
+    </w:p>
+    <w:p>
+      <w:pPr>
+        <w:spacing w:before="0" w:after="40" w:lineRule="exact" w:line="280"/>
+        <w:ind w:firstLine="227"/>
+      </w:pPr>
+      <w:r>
+        <w:rPr>
+          <w:rFonts w:ascii="MS PGothic" w:hAnsi="MS PGothic" w:eastAsia="MS PGothic"/>
+          <w:b w:val="0"/>
+          <w:color w:val="000000"/>
+          <w:sz w:val="19"/>
+        </w:rPr>
+        <w:t>自身の研究との関連では、共有結合架橋を用いずに動的水素結合のみで付着性・噴霧性・自己修復性を作り込むレオロジー設計の考え方が直接的な参考となる。また、LAOS と Herschel–Bulkley 解析を組み合わせた降伏応力の2側面（静的・動的）評価手法は、自身のハイドロゲル系の物性設計・評価においても応用できる有用な方法論である。特に「静的降伏応力 = 付着性・耐ダレ性」「動的降伏応力 = 噴霧性・流動性」という機能への対応づけのフレームワークは、注射可能なゲル（injectable hydrogel）の設計にも直接応用できる。さらに、界面活性剤添加がネットワーク弱体化をもたらしたというネガティブ結果は、自身の研究で添加物を検討する際の参考になる知見である。本論文のレオロジー測定手法・解析プロトコルは、実用目的のゲル材料の設計指針として普遍的な価値を持つ。</w:t>
       </w:r>
     </w:p>
     <w:sectPr>

--- a/発表要旨_WEG詳細.docx
+++ b/発表要旨_WEG詳細.docx
@@ -41,7 +41,7 @@
           <w:color w:val="000000"/>
           <w:sz w:val="20"/>
         </w:rPr>
-        <w:t>Water-Enhancing Gels that Form Heat-Activated Silica Aerogels to Protect Critical Infrastructure from Catastrophic Wildfires</w:t>
+        <w:t>Water-Enhancing Gels Exhibiting Heat-Activated Formation of Silica Aerogels for Protection of Critical Infrastructure During Catastrophic Wildfire</w:t>
       </w:r>
     </w:p>
     <w:p>
@@ -55,7 +55,7 @@
           <w:color w:val="000000"/>
           <w:sz w:val="18"/>
         </w:rPr>
-        <w:t>著者：（　　　　　　　　　　　　　　　　　　　　　）  Adv. Mater. 2024, （巻）, （ページ）</w:t>
+        <w:t>Changxin Dong, Andrea I. d’Aquino, Samya Sen, Ian A. Hall, Anthony C. Yu, Gabriel B. Crane, Jesse D. Acosta, Eric A. Appel*</w:t>
       </w:r>
     </w:p>
     <w:p>
@@ -69,7 +69,7 @@
           <w:color w:val="000000"/>
           <w:sz w:val="18"/>
         </w:rPr>
-        <w:t>DOI: （要確認）</w:t>
+        <w:t>Adv. Mater. 2024, 36, 2407375.　DOI: 10.1002/adma.202407375</w:t>
       </w:r>
     </w:p>
     <w:p>
@@ -98,37 +98,7 @@
           <w:color w:val="000000"/>
           <w:sz w:val="19"/>
         </w:rPr>
-        <w:t>自身もハイドロゲルを用いた研究を行っており、本論文のゲルが示すせん断希薄化・降伏応力（静的・動的）・自己修復性といったレオロジー特性が、自身が扱う材料系と強く類似していたため、測定手法（振動・定常せん断レオロジー、LAOS、Herschel–Bulkley 解析など）や設計指針の点で直接の参考になると考えた。特に、大振幅振動せん断（LAOS）によって静的降伏応力を定義し、定常フロースイープによる動的降伏応力と区別して評価するという2段階の降伏応力測定手法は、自身の研究でも採用すべき有力な方法論である。</w:t>
-      </w:r>
-    </w:p>
-    <w:p>
-      <w:pPr>
-        <w:spacing w:before="0" w:after="40" w:lineRule="exact" w:line="280"/>
-        <w:ind w:firstLine="227"/>
-      </w:pPr>
-      <w:r>
-        <w:rPr>
-          <w:rFonts w:ascii="MS PGothic" w:hAnsi="MS PGothic" w:eastAsia="MS PGothic"/>
-          <w:b w:val="0"/>
-          <w:color w:val="000000"/>
-          <w:sz w:val="19"/>
-        </w:rPr>
-        <w:t>自身の研究では動的共有結合を用いた架橋系を扱っているが、本論文の「共有結合を用いず動的水素結合のみで付着性・噴霧性・自己修復性を作り込む」という設計思想は、ゲル設計の別方向性として参照価値が高い。また、ポリマー–ナノ粒子間の水素結合（PP 相互作用）という非共有結合ネットワークが、弾性を付与しつつせん断で壊れ自己修復もする、という一見矛盾する複数の機能を1つの結合様式で成立させているメカニズムは、自身のゲル設計においても動的結合の設計指針として応用可能と考えた。</w:t>
-      </w:r>
-    </w:p>
-    <w:p>
-      <w:pPr>
-        <w:spacing w:before="0" w:after="40" w:lineRule="exact" w:line="280"/>
-        <w:ind w:firstLine="227"/>
-      </w:pPr>
-      <w:r>
-        <w:rPr>
-          <w:rFonts w:ascii="MS PGothic" w:hAnsi="MS PGothic" w:eastAsia="MS PGothic"/>
-          <w:b w:val="0"/>
-          <w:color w:val="000000"/>
-          <w:sz w:val="19"/>
-        </w:rPr>
-        <w:t>本研究は単なる新規材料の物性評価にとどまらず、実際の散布装置での噴霧性や455日に及ぶ長期保存安定性まで踏み込んだ製品化を強く意識した研究であり、市販の水強化ゲル製品（AquaGel-K）との定量的なベンチマーク比較を行っている点が実学的に興味深かった。さらに、界面活性剤（SDS）添加が逆効果であったというネガティブな結果を隠さず提示し、それを「SDS 無添加が最適」という設計判断の根拠として論理的に位置づけている点に、研究としての誠実さと高い完成度を感じたため本論文を選定した。</w:t>
+        <w:t>自身もハイドロゲルを用いた研究を行っており、本論文のゲルが示すせん断希薄化・降伏応力（静的・動的）・自己修復性といったレオロジー特性が、自身が扱う材料系と類似していたため、振動・定常せん断レオロジーや LAOS、Herschel–Bulkley 解析といった測定・解析手法の点で直接の参考になると考えた。特に、共有結合架橋を用いずポリマーとシリカ粒子間の動的な水素結合（PP 相互作用）のみで付着性・噴霧性・自己修復性を作り込む設計思想は、ゲル設計の指針として参照価値が高い。また、本研究は物性評価にとどまらず、既存の散布機材での噴霧性や455日に及ぶ長期保存安定性まで踏み込んだ製品化志向の研究であり、市販の水強化ゲル製品（AquaGel-K）と定量的なベンチマーク比較を行っている点が興味深かった。界面活性剤（SDS）添加が逆効果であったというネガティブな結果も率直に提示しており、研究としての誠実さを感じたため本論文を選定した。</w:t>
       </w:r>
     </w:p>
     <w:p>
@@ -157,7 +127,7 @@
           <w:color w:val="000000"/>
           <w:sz w:val="19"/>
         </w:rPr>
-        <w:t>大規模な山火事（メガファイア）は気候変動を背景に深刻化の一途をたどっており、その発生頻度は過去30年でおよそ5倍に増加した。世界全体の年間焼失面積は約400万 km² 規模に達し、それに伴う経済被害・生態系破壊・健康被害は急拡大している。とりわけ被害が集中するのが、森林と都市・住宅地が直接接する境界地帯（WUI: Wildland-Urban Interface）であり、米国だけでもこの WUI に約4500万人が居住している。住宅・送電網・通信設備・道路・水道といった重要インフラが常に延焼リスクにさらされており、一度の大規模火災で壊滅的な被害が生じる。近年の事例として、2018年のカリフォルニア州 Camp Fire（死者85名、家屋18,000棟以上焼失）は WUI 災害の深刻さを象徴する出来事であった。</w:t>
+        <w:t>大規模な山火事は気候変動を背景に深刻化しており、特に森林と都市が接する境界地帯（WUI: Wildland-Urban Interface）では、住宅や送電網などの重要インフラが延焼リスクにさらされている。高温・乾燥・強風の長期化により、従来の消火戦略では延焼に対応しきれず、構造物を事前にコーティングして守る受動的防御材料への需要が高まっている。林野火災用の薬剤は、長期遅延剤（Phos-Chek 等のリン酸塩系）・泡消火剤・水強化ゲル（WEG: Water-Enhancing Gel）の3種に大別される。WEG は高吸水性ポリマーで大量の水を保持して構造物表面に保護膜を作るため建物保護に有効だが、保護効果が保持水分に完全依存し、火炎の輻射熱や強風で乾燥すると効果を失うという致命的な弱点を抱えている。</w:t>
       </w:r>
     </w:p>
     <w:p>
@@ -172,37 +142,7 @@
           <w:color w:val="000000"/>
           <w:sz w:val="19"/>
         </w:rPr>
-        <w:t>気候変動による高温・乾燥・強風の期間（fire weather）の長期化により、従来の「水をまく」「人海戦術で消火する」といった消火戦略では延焼の速度・規模に対応しきれなくなっている。延焼速度が速くなると、消防リソースが到達するまでの時間的余裕がなくなり、重要インフラや住宅が焼失してしまう。こうした背景から、構造物を事前にコーティングして延焼から守る「受動的防御（passive protection）」材料への需要が急速に高まっている。受動的防御材料に求められる要件は、(1) 消防車・航空機等の既存機材で噴霧できること、(2) 噴霧後に構造物の表面に付着して流れ落ちないこと、(3) 火炎到達まで長時間（数時間以上）保護効果を保つこと、(4) 環境負荷が低いこと、という複数の要件を同時に満たす必要がある。</w:t>
-      </w:r>
-    </w:p>
-    <w:p>
-      <w:pPr>
-        <w:spacing w:before="0" w:after="40" w:lineRule="exact" w:line="280"/>
-        <w:ind w:firstLine="227"/>
-      </w:pPr>
-      <w:r>
-        <w:rPr>
-          <w:rFonts w:ascii="MS PGothic" w:hAnsi="MS PGothic" w:eastAsia="MS PGothic"/>
-          <w:b w:val="0"/>
-          <w:color w:val="000000"/>
-          <w:sz w:val="19"/>
-        </w:rPr>
-        <w:t>現在、林野火災の防御に用いられる薬剤は大きく3種類に分類される。第1に長期遅延剤（long-term retardant; Phos-Chek 等のリン酸アンモニウム系）は、植生に事前散布して燃えにくくするもので、空中散布の赤い薬剤として知られるが、建物や構造物への直接保護には不向きである。環境中のリン濃度上昇による水質汚染の懸念もある。第2に泡消火剤（Class A foam）は界面活性剤で発泡させ表面を覆うもので、即効性はあるが泡が消えると効果を失い持続性に乏しい。強風下では泡が飛散して均一被覆が困難という問題もある。第3に水強化ゲル（WEG: Water-Enhancing Gel）は高吸水性ポリマーで大量の水を保持し、建物表面に塗布して保護膜とするもので、構造物保護に最も有効とされる。しかし WEG の保護効果は保持した「水分」に完全依存するため、火炎の輻射熱や強風によって水分が蒸発・乾燥すると保護効果を完全に失うという、原理的かつ致命的な弱点を抱えている。実際の火災現場では薬剤散布から延焼到達まで数時間を要することも多く、その間にゲルが乾いてしまえば全く意味をなさない。この「乾燥による無効化」は WEG が抱える最も根本的な課題である。</w:t>
-      </w:r>
-    </w:p>
-    <w:p>
-      <w:pPr>
-        <w:spacing w:before="0" w:after="40" w:lineRule="exact" w:line="280"/>
-        <w:ind w:firstLine="227"/>
-      </w:pPr>
-      <w:r>
-        <w:rPr>
-          <w:rFonts w:ascii="MS PGothic" w:hAnsi="MS PGothic" w:eastAsia="MS PGothic"/>
-          <w:b w:val="0"/>
-          <w:color w:val="000000"/>
-          <w:sz w:val="19"/>
-        </w:rPr>
-        <w:t>本研究は、この課題を解決するために「熱活性化エアロゲル形成（Heat-Activated Aerogel Formation）」という新機構を提案している。火炎に接触すると材料自身が断熱性のシリカエアロゲルへと不可逆的に変態するというアプローチであり、水分が蒸発して保護が終わるのではなく、水分の蒸発をトリガーとして固体の多孔質断熱層が形成されることで、乾燥後にこそ保護性能が発揮されるという発想の転換である（Fig. 1）。シリカエアロゲルは熱伝導率が極めて低い（空気：約26 mW/m/K、シリカエアロゲル：5〜20 mW/m/K）既知の高性能断熱材であり、それを火災現場で「その場生成（in-situ formation）」させる点に独創性がある。本ゲルの設計上の特長は3点ある。(i) 保護機能を水分に依存しない、(ii) 食品グレードの持続可能・生分解性原料のみで構成される、(iii) 既存の消防・散布機材でそのまま噴霧できる。実際の保護は、ゲルの噴霧散布 → 火炎接触による加熱 → シリカエアロゲルの形成 → 断熱層による構造物の継続保護、という4段階のプロセスで達成される。本要旨では、材料設計・レオロジー特性・エアロゲル形成機構・長期安定性・燃焼性能・化学/熱分析・既存製品比較の順に、得られた全データを網羅して整理する。</w:t>
+        <w:t>本研究は、火炎接触時に材料自身が断熱性のシリカエアロゲルへと不可逆的に変態する「熱活性化エアロゲル形成」を提案している（Fig. 1a, d）。水分蒸発で保護が終わるのではなく、水分蒸発をトリガーとして固体の多孔質断熱層が形成され、乾燥後にこそ保護性能が発揮されるという発想の転換である。シリカエアロゲルはメソ多孔質で比表面積が大きく（500〜1000 m²/g）、密度が低く（0.001〜0.200 g/cm³）、熱伝導率が極めて低い（最低約12 mW/m/K）既知の高性能断熱材であり、それを火災現場でその場生成させる点に独創性がある。本ゲルは食品グレードの持続可能・生分解性原料のみで構成され、既存の散布機材でそのまま噴霧でき、散布 → 火炎接触 → エアロゲル形成 → 継続的断熱保護、という4段階のプロセスで構造物を保護する。</w:t>
       </w:r>
     </w:p>
     <w:tbl>
@@ -237,7 +177,7 @@
                 <w:color w:val="000000"/>
                 <w:sz w:val="18"/>
               </w:rPr>
-              <w:t>［図挿入欄］Fig. 1：(上) 熱活性化エアロゲル形成の概念図（4段階保護プロセス：散布→接触→エアロゲル化→継続保護）　(下) 炎上でも花が無傷な断熱性デモンストレーション写真</w:t>
+              <w:t>［図挿入欄］Fig. 1：(a) WUI の家屋へのスプレー処理と protected surface / aerogel 形成の概念図、(b) HEC＋MC＋CSP → HEC+MC/CSP ゲル、(c) MHEC＋CSP → MHEC/CSP ゲルの構成、(d) i 基材塗布 → ii 火炎接触 → iii シリカエアロゲル形成 → iv 無傷の基材（実写）</w:t>
             </w:r>
           </w:p>
         </w:tc>
@@ -273,21 +213,7 @@
           <w:color w:val="000000"/>
           <w:sz w:val="21"/>
         </w:rPr>
-        <w:t>1. 試料の設計思想と材料組成</w:t>
-      </w:r>
-    </w:p>
-    <w:p>
-      <w:pPr>
-        <w:spacing w:before="60" w:after="0" w:lineRule="exact" w:line="280"/>
-      </w:pPr>
-      <w:r>
-        <w:rPr>
-          <w:rFonts w:ascii="MS PGothic" w:hAnsi="MS PGothic" w:eastAsia="MS PGothic"/>
-          <w:b/>
-          <w:color w:val="000000"/>
-          <w:sz w:val="20"/>
-        </w:rPr>
-        <w:t>・使用ポリマーと各成分の役割</w:t>
+        <w:t>1. 材料と配合</w:t>
       </w:r>
     </w:p>
     <w:p>
@@ -302,51 +228,7 @@
           <w:color w:val="000000"/>
           <w:sz w:val="19"/>
         </w:rPr>
-        <w:t>本ゲルに用いたセルロース系ポリマーは3種類である。HEC（ヒドロキシエチルセルロース）はゲルのベースとなる粘性と骨格を担う水溶性ポリマーで、広い温度域で水溶性を保ち安定したゾル状態を形成する。分子量や置換度に応じて粘度を調整できるため、基本の粘稠性の調製に用いられた。MC（メチルセルロース）は低温では溶解して流動性を示すが、加熱により疎水性のメチル基が会合してゲル化する独特の逆熱応答性（LCST 型ゲル化）を持つ。下限臨界溶解温度（LCST）はメチル置換度に依存して概ね40〜65℃付近に設計でき、本系ではこの熱ゲル化能が、火炎による加熱時にゲルを固化させて構造を維持する火炎保護の鍵となる。MHEC（メチルヒドロキシエチルセルロース）は、HEC の水和性（粘性付与）と MC の熱ゲル化能を1分子内に統合した単一ポリマーであり、HEC+MC の2成分を1成分で代替できる。これらに加え、エアロゲルの無機骨格の素となる CSP（コロイダルシリカ粒子）を混合してゲルを構築する。CSP の粒径は約22 nm（単分散）で、比表面積が大きく水中で安定分散しやすい。</w:t>
-      </w:r>
-    </w:p>
-    <w:p>
-      <w:pPr>
-        <w:spacing w:before="0" w:after="40" w:lineRule="exact" w:line="280"/>
-        <w:ind w:firstLine="227"/>
-      </w:pPr>
-      <w:r>
-        <w:rPr>
-          <w:rFonts w:ascii="MS PGothic" w:hAnsi="MS PGothic" w:eastAsia="MS PGothic"/>
-          <w:b w:val="0"/>
-          <w:color w:val="000000"/>
-          <w:sz w:val="19"/>
-        </w:rPr>
-        <w:t>ネットワークの結合様式はポリマーと CSP の間に働く動的な水素結合（PP: Polymer–Particle 相互作用）で形成され、共有結合による架橋は一切用いていない。CSP 表面のシラノール基（Si–OH）がポリマー鎖の水酸基（–OH）と水素結合を形成することで、ポリマー鎖が CSP 粒子を架橋点として連結される物理ゲル構造となる。この可逆結合設計が、せん断による構造破壊（流動化）と除荷後の自己修復（再ゲル化）を同時に成立させると同時に、架橋剤や有機溶媒を使わないことで生分解性・食品安全性も確保している点が設計思想として重要である。また、PP 相互作用の強さはポリマー濃度・CSP 濃度・pH・温度によって調整可能であり、高いカスタマイズ性を持つプラットフォームでもある。</w:t>
-      </w:r>
-    </w:p>
-    <w:p>
-      <w:pPr>
-        <w:spacing w:before="60" w:after="0" w:lineRule="exact" w:line="280"/>
-      </w:pPr>
-      <w:r>
-        <w:rPr>
-          <w:rFonts w:ascii="MS PGothic" w:hAnsi="MS PGothic" w:eastAsia="MS PGothic"/>
-          <w:b/>
-          <w:color w:val="000000"/>
-          <w:sz w:val="20"/>
-        </w:rPr>
-        <w:t>・評価した5配合の組成</w:t>
-      </w:r>
-    </w:p>
-    <w:p>
-      <w:pPr>
-        <w:spacing w:before="0" w:after="40" w:lineRule="exact" w:line="280"/>
-        <w:ind w:firstLine="227"/>
-      </w:pPr>
-      <w:r>
-        <w:rPr>
-          <w:rFonts w:ascii="MS PGothic" w:hAnsi="MS PGothic" w:eastAsia="MS PGothic"/>
-          <w:b w:val="0"/>
-          <w:color w:val="000000"/>
-          <w:sz w:val="19"/>
-        </w:rPr>
-        <w:t>評価した配合は計5種類である。対照は市販製品の AquaGel-K とした。試験系は表記「ポリマー濃度-CSP濃度-SDS濃度」（単位：wt%）で示す（例：「1-5-0.1」= ポリマー 1 wt%・CSP 5 wt%・SDS 0.1 wt%）。各成分を水中で混合・攪拌してゲルを調製した。SDS（ドデシル硫酸ナトリウム）を一部配合に添加したのは、濡れ性の改善と発泡安定化を目的としたものである。組成の一覧を Table 1 に示す。なお、ポリマー濃度・CSP 濃度はレオロジー特性と燃焼性能のトレードオフを考慮して1 wt%・5 wt% に設定されており、これらは事前の予備実験で最適化された値である。</w:t>
+        <w:t>ゲルはセルロース系バイオポリマーとコロイダルシリカ粒子（CSP: LUDOX TM-50、粒径約22 nm の単分散アニオン性シリカ、pH 9 以上で安定分散）から構成される。先行研究（Yu et al., PNAS 2016）で、HEC（ヒドロキシエチルセルロース、Mv 約1300 kDa）と MC（メチルセルロース、Mv 約90 kDa）のうち特定のセルロース系ポリマーのみがCSP 表面に選択的に吸着してゲルを形成することが見出されていた。すなわちゲル化は加熱によるものではなく、ポリマー鎖が CSP に多価・非共有結合的に吸着する PP 相互作用（Polymer–Particle 相互作用）による物理架橋で達成される。この吸着が一過性（可逆的）であることが、せん断希薄化と自己修復性をもたらす。MHEC（メチル-2-ヒドロキシエチルセルロース）は methyl 基と hydroxyethyl 基を併せ持つ単一セルロース誘導体で、HEC＋MC の2成分を1成分に置き換え、3成分系（HEC＋MC＋CSP）を2成分系（MHEC＋CSP）へ簡略化できる。一部配合では SDS（ドデシル硫酸ナトリウム）を添加して発泡・濡れ性への影響を検討した。評価した配合を Table 1 に示す。</w:t>
       </w:r>
     </w:p>
     <w:p>
@@ -360,7 +242,7 @@
           <w:color w:val="000000"/>
           <w:sz w:val="17"/>
         </w:rPr>
-        <w:t>Table 1. 評価した5配合の組成（対照＋試験系4種）</w:t>
+        <w:t>Table 1. 評価した主な配合（表記＝ポリマー総量-CSP量、wt%）</w:t>
       </w:r>
     </w:p>
     <w:tbl>
@@ -371,19 +253,18 @@
         <w:tblLook w:firstColumn="1" w:firstRow="1" w:lastColumn="0" w:lastRow="0" w:noHBand="0" w:noVBand="1" w:val="04A0"/>
       </w:tblPr>
       <w:tblGrid>
-        <w:gridCol w:w="1662"/>
-        <w:gridCol w:w="1662"/>
-        <w:gridCol w:w="1662"/>
-        <w:gridCol w:w="1662"/>
-        <w:gridCol w:w="1662"/>
-        <w:gridCol w:w="1662"/>
+        <w:gridCol w:w="1994"/>
+        <w:gridCol w:w="1994"/>
+        <w:gridCol w:w="1994"/>
+        <w:gridCol w:w="1994"/>
+        <w:gridCol w:w="1994"/>
       </w:tblGrid>
       <w:tr>
         <w:tc>
           <w:tcPr>
-            <w:tcW w:type="dxa" w:w="1662"/>
+            <w:tcW w:type="dxa" w:w="1994"/>
             <w:vAlign w:val="center"/>
-            <w:tcW w:w="2300" w:type="dxa"/>
+            <w:tcW w:w="2700" w:type="dxa"/>
           </w:tcPr>
           <w:p>
             <w:pPr>
@@ -403,9 +284,9 @@
         </w:tc>
         <w:tc>
           <w:tcPr>
-            <w:tcW w:type="dxa" w:w="1662"/>
+            <w:tcW w:type="dxa" w:w="1994"/>
             <w:vAlign w:val="center"/>
-            <w:tcW w:w="1400" w:type="dxa"/>
+            <w:tcW w:w="2600" w:type="dxa"/>
           </w:tcPr>
           <w:p>
             <w:pPr>
@@ -419,15 +300,15 @@
                 <w:color w:val="000000"/>
                 <w:sz w:val="18"/>
               </w:rPr>
-              <w:t>ポリマー</w:t>
+              <w:t>構成</w:t>
             </w:r>
           </w:p>
         </w:tc>
         <w:tc>
           <w:tcPr>
-            <w:tcW w:type="dxa" w:w="1662"/>
+            <w:tcW w:type="dxa" w:w="1994"/>
             <w:vAlign w:val="center"/>
-            <w:tcW w:w="1500" w:type="dxa"/>
+            <w:tcW w:w="900" w:type="dxa"/>
           </w:tcPr>
           <w:p>
             <w:pPr>
@@ -441,13 +322,13 @@
                 <w:color w:val="000000"/>
                 <w:sz w:val="18"/>
               </w:rPr>
-              <w:t>ポリマー(wt%)</w:t>
+              <w:t>CSP</w:t>
             </w:r>
           </w:p>
         </w:tc>
         <w:tc>
           <w:tcPr>
-            <w:tcW w:type="dxa" w:w="1662"/>
+            <w:tcW w:type="dxa" w:w="1994"/>
             <w:vAlign w:val="center"/>
             <w:tcW w:w="1100" w:type="dxa"/>
           </w:tcPr>
@@ -463,35 +344,13 @@
                 <w:color w:val="000000"/>
                 <w:sz w:val="18"/>
               </w:rPr>
-              <w:t>CSP(wt%)</w:t>
+              <w:t>SDS</w:t>
             </w:r>
           </w:p>
         </w:tc>
         <w:tc>
           <w:tcPr>
-            <w:tcW w:type="dxa" w:w="1662"/>
-            <w:vAlign w:val="center"/>
-            <w:tcW w:w="1100" w:type="dxa"/>
-          </w:tcPr>
-          <w:p>
-            <w:pPr>
-              <w:spacing w:before="20" w:after="20" w:lineRule="exact" w:line="240"/>
-              <w:jc w:val="center"/>
-            </w:pPr>
-            <w:r>
-              <w:rPr>
-                <w:rFonts w:ascii="MS PGothic" w:hAnsi="MS PGothic" w:eastAsia="MS PGothic"/>
-                <w:b/>
-                <w:color w:val="000000"/>
-                <w:sz w:val="18"/>
-              </w:rPr>
-              <w:t>SDS(wt%)</w:t>
-            </w:r>
-          </w:p>
-        </w:tc>
-        <w:tc>
-          <w:tcPr>
-            <w:tcW w:type="dxa" w:w="1662"/>
+            <w:tcW w:type="dxa" w:w="1994"/>
             <w:vAlign w:val="center"/>
             <w:tcW w:w="1960" w:type="dxa"/>
           </w:tcPr>
@@ -515,9 +374,9 @@
       <w:tr>
         <w:tc>
           <w:tcPr>
-            <w:tcW w:type="dxa" w:w="1662"/>
+            <w:tcW w:type="dxa" w:w="1994"/>
             <w:vAlign w:val="center"/>
-            <w:tcW w:w="2300" w:type="dxa"/>
+            <w:tcW w:w="2700" w:type="dxa"/>
           </w:tcPr>
           <w:p>
             <w:pPr>
@@ -537,9 +396,9 @@
         </w:tc>
         <w:tc>
           <w:tcPr>
-            <w:tcW w:type="dxa" w:w="1662"/>
+            <w:tcW w:type="dxa" w:w="1994"/>
             <w:vAlign w:val="center"/>
-            <w:tcW w:w="1400" w:type="dxa"/>
+            <w:tcW w:w="2600" w:type="dxa"/>
           </w:tcPr>
           <w:p>
             <w:pPr>
@@ -553,15 +412,15 @@
                 <w:color w:val="000000"/>
                 <w:sz w:val="18"/>
               </w:rPr>
-              <w:t>市販 WEG</w:t>
+              <w:t>市販 WEG（高吸水性ポリマー）</w:t>
             </w:r>
           </w:p>
         </w:tc>
         <w:tc>
           <w:tcPr>
-            <w:tcW w:type="dxa" w:w="1662"/>
+            <w:tcW w:type="dxa" w:w="1994"/>
             <w:vAlign w:val="center"/>
-            <w:tcW w:w="1500" w:type="dxa"/>
+            <w:tcW w:w="900" w:type="dxa"/>
           </w:tcPr>
           <w:p>
             <w:pPr>
@@ -581,7 +440,7 @@
         </w:tc>
         <w:tc>
           <w:tcPr>
-            <w:tcW w:type="dxa" w:w="1662"/>
+            <w:tcW w:type="dxa" w:w="1994"/>
             <w:vAlign w:val="center"/>
             <w:tcW w:w="1100" w:type="dxa"/>
           </w:tcPr>
@@ -603,29 +462,7 @@
         </w:tc>
         <w:tc>
           <w:tcPr>
-            <w:tcW w:type="dxa" w:w="1662"/>
-            <w:vAlign w:val="center"/>
-            <w:tcW w:w="1100" w:type="dxa"/>
-          </w:tcPr>
-          <w:p>
-            <w:pPr>
-              <w:spacing w:before="20" w:after="20" w:lineRule="exact" w:line="240"/>
-              <w:jc w:val="center"/>
-            </w:pPr>
-            <w:r>
-              <w:rPr>
-                <w:rFonts w:ascii="MS PGothic" w:hAnsi="MS PGothic" w:eastAsia="MS PGothic"/>
-                <w:b w:val="0"/>
-                <w:color w:val="000000"/>
-                <w:sz w:val="18"/>
-              </w:rPr>
-              <w:t>—</w:t>
-            </w:r>
-          </w:p>
-        </w:tc>
-        <w:tc>
-          <w:tcPr>
-            <w:tcW w:type="dxa" w:w="1662"/>
+            <w:tcW w:type="dxa" w:w="1994"/>
             <w:vAlign w:val="center"/>
             <w:tcW w:w="1960" w:type="dxa"/>
           </w:tcPr>
@@ -649,9 +486,9 @@
       <w:tr>
         <w:tc>
           <w:tcPr>
-            <w:tcW w:type="dxa" w:w="1662"/>
+            <w:tcW w:type="dxa" w:w="1994"/>
             <w:vAlign w:val="center"/>
-            <w:tcW w:w="2300" w:type="dxa"/>
+            <w:tcW w:w="2700" w:type="dxa"/>
           </w:tcPr>
           <w:p>
             <w:pPr>
@@ -665,15 +502,15 @@
                 <w:color w:val="000000"/>
                 <w:sz w:val="18"/>
               </w:rPr>
-              <w:t>HEC+MC/CSP (1-5)</w:t>
+              <w:t>HEC+MC/CSP 1-5</w:t>
             </w:r>
           </w:p>
         </w:tc>
         <w:tc>
           <w:tcPr>
-            <w:tcW w:type="dxa" w:w="1662"/>
+            <w:tcW w:type="dxa" w:w="1994"/>
             <w:vAlign w:val="center"/>
-            <w:tcW w:w="1400" w:type="dxa"/>
+            <w:tcW w:w="2600" w:type="dxa"/>
           </w:tcPr>
           <w:p>
             <w:pPr>
@@ -687,15 +524,15 @@
                 <w:color w:val="000000"/>
                 <w:sz w:val="18"/>
               </w:rPr>
-              <w:t>HEC+MC</w:t>
+              <w:t>HEC＋MC（3成分系）</w:t>
             </w:r>
           </w:p>
         </w:tc>
         <w:tc>
           <w:tcPr>
-            <w:tcW w:type="dxa" w:w="1662"/>
+            <w:tcW w:type="dxa" w:w="1994"/>
             <w:vAlign w:val="center"/>
-            <w:tcW w:w="1500" w:type="dxa"/>
+            <w:tcW w:w="900" w:type="dxa"/>
           </w:tcPr>
           <w:p>
             <w:pPr>
@@ -709,35 +546,13 @@
                 <w:color w:val="000000"/>
                 <w:sz w:val="18"/>
               </w:rPr>
-              <w:t>1</w:t>
+              <w:t>5 wt%</w:t>
             </w:r>
           </w:p>
         </w:tc>
         <w:tc>
           <w:tcPr>
-            <w:tcW w:type="dxa" w:w="1662"/>
-            <w:vAlign w:val="center"/>
-            <w:tcW w:w="1100" w:type="dxa"/>
-          </w:tcPr>
-          <w:p>
-            <w:pPr>
-              <w:spacing w:before="20" w:after="20" w:lineRule="exact" w:line="240"/>
-              <w:jc w:val="center"/>
-            </w:pPr>
-            <w:r>
-              <w:rPr>
-                <w:rFonts w:ascii="MS PGothic" w:hAnsi="MS PGothic" w:eastAsia="MS PGothic"/>
-                <w:b w:val="0"/>
-                <w:color w:val="000000"/>
-                <w:sz w:val="18"/>
-              </w:rPr>
-              <w:t>5</w:t>
-            </w:r>
-          </w:p>
-        </w:tc>
-        <w:tc>
-          <w:tcPr>
-            <w:tcW w:type="dxa" w:w="1662"/>
+            <w:tcW w:type="dxa" w:w="1994"/>
             <w:vAlign w:val="center"/>
             <w:tcW w:w="1100" w:type="dxa"/>
           </w:tcPr>
@@ -759,7 +574,7 @@
         </w:tc>
         <w:tc>
           <w:tcPr>
-            <w:tcW w:type="dxa" w:w="1662"/>
+            <w:tcW w:type="dxa" w:w="1994"/>
             <w:vAlign w:val="center"/>
             <w:tcW w:w="1960" w:type="dxa"/>
           </w:tcPr>
@@ -775,7 +590,7 @@
                 <w:color w:val="000000"/>
                 <w:sz w:val="18"/>
               </w:rPr>
-              <w:t>試験系・基準配合</w:t>
+              <w:t>試験系・基準</w:t>
             </w:r>
           </w:p>
         </w:tc>
@@ -783,9 +598,9 @@
       <w:tr>
         <w:tc>
           <w:tcPr>
-            <w:tcW w:type="dxa" w:w="1662"/>
+            <w:tcW w:type="dxa" w:w="1994"/>
             <w:vAlign w:val="center"/>
-            <w:tcW w:w="2300" w:type="dxa"/>
+            <w:tcW w:w="2700" w:type="dxa"/>
           </w:tcPr>
           <w:p>
             <w:pPr>
@@ -799,15 +614,15 @@
                 <w:color w:val="000000"/>
                 <w:sz w:val="18"/>
               </w:rPr>
-              <w:t>MHEC/CSP (1-5)</w:t>
+              <w:t>MHEC/CSP 1-5</w:t>
             </w:r>
           </w:p>
         </w:tc>
         <w:tc>
           <w:tcPr>
-            <w:tcW w:type="dxa" w:w="1662"/>
+            <w:tcW w:type="dxa" w:w="1994"/>
             <w:vAlign w:val="center"/>
-            <w:tcW w:w="1400" w:type="dxa"/>
+            <w:tcW w:w="2600" w:type="dxa"/>
           </w:tcPr>
           <w:p>
             <w:pPr>
@@ -821,15 +636,15 @@
                 <w:color w:val="000000"/>
                 <w:sz w:val="18"/>
               </w:rPr>
-              <w:t>MHEC</w:t>
+              <w:t>MHEC（2成分系）</w:t>
             </w:r>
           </w:p>
         </w:tc>
         <w:tc>
           <w:tcPr>
-            <w:tcW w:type="dxa" w:w="1662"/>
+            <w:tcW w:type="dxa" w:w="1994"/>
             <w:vAlign w:val="center"/>
-            <w:tcW w:w="1500" w:type="dxa"/>
+            <w:tcW w:w="900" w:type="dxa"/>
           </w:tcPr>
           <w:p>
             <w:pPr>
@@ -843,35 +658,13 @@
                 <w:color w:val="000000"/>
                 <w:sz w:val="18"/>
               </w:rPr>
-              <w:t>1</w:t>
+              <w:t>5 wt%</w:t>
             </w:r>
           </w:p>
         </w:tc>
         <w:tc>
           <w:tcPr>
-            <w:tcW w:type="dxa" w:w="1662"/>
-            <w:vAlign w:val="center"/>
-            <w:tcW w:w="1100" w:type="dxa"/>
-          </w:tcPr>
-          <w:p>
-            <w:pPr>
-              <w:spacing w:before="20" w:after="20" w:lineRule="exact" w:line="240"/>
-              <w:jc w:val="center"/>
-            </w:pPr>
-            <w:r>
-              <w:rPr>
-                <w:rFonts w:ascii="MS PGothic" w:hAnsi="MS PGothic" w:eastAsia="MS PGothic"/>
-                <w:b w:val="0"/>
-                <w:color w:val="000000"/>
-                <w:sz w:val="18"/>
-              </w:rPr>
-              <w:t>5</w:t>
-            </w:r>
-          </w:p>
-        </w:tc>
-        <w:tc>
-          <w:tcPr>
-            <w:tcW w:type="dxa" w:w="1662"/>
+            <w:tcW w:type="dxa" w:w="1994"/>
             <w:vAlign w:val="center"/>
             <w:tcW w:w="1100" w:type="dxa"/>
           </w:tcPr>
@@ -893,7 +686,7 @@
         </w:tc>
         <w:tc>
           <w:tcPr>
-            <w:tcW w:type="dxa" w:w="1662"/>
+            <w:tcW w:type="dxa" w:w="1994"/>
             <w:vAlign w:val="center"/>
             <w:tcW w:w="1960" w:type="dxa"/>
           </w:tcPr>
@@ -917,9 +710,9 @@
       <w:tr>
         <w:tc>
           <w:tcPr>
-            <w:tcW w:type="dxa" w:w="1662"/>
+            <w:tcW w:type="dxa" w:w="1994"/>
             <w:vAlign w:val="center"/>
-            <w:tcW w:w="2300" w:type="dxa"/>
+            <w:tcW w:w="2700" w:type="dxa"/>
           </w:tcPr>
           <w:p>
             <w:pPr>
@@ -933,15 +726,15 @@
                 <w:color w:val="000000"/>
                 <w:sz w:val="18"/>
               </w:rPr>
-              <w:t>…/SDS (1-5-0.1)</w:t>
+              <w:t>HEC+MC/CSP/SDS 1-5-0.1</w:t>
             </w:r>
           </w:p>
         </w:tc>
         <w:tc>
           <w:tcPr>
-            <w:tcW w:type="dxa" w:w="1662"/>
+            <w:tcW w:type="dxa" w:w="1994"/>
             <w:vAlign w:val="center"/>
-            <w:tcW w:w="1400" w:type="dxa"/>
+            <w:tcW w:w="2600" w:type="dxa"/>
           </w:tcPr>
           <w:p>
             <w:pPr>
@@ -955,15 +748,15 @@
                 <w:color w:val="000000"/>
                 <w:sz w:val="18"/>
               </w:rPr>
-              <w:t>HEC+MC 等</w:t>
+              <w:t>HEC＋MC＋SDS</w:t>
             </w:r>
           </w:p>
         </w:tc>
         <w:tc>
           <w:tcPr>
-            <w:tcW w:type="dxa" w:w="1662"/>
+            <w:tcW w:type="dxa" w:w="1994"/>
             <w:vAlign w:val="center"/>
-            <w:tcW w:w="1500" w:type="dxa"/>
+            <w:tcW w:w="900" w:type="dxa"/>
           </w:tcPr>
           <w:p>
             <w:pPr>
@@ -977,13 +770,13 @@
                 <w:color w:val="000000"/>
                 <w:sz w:val="18"/>
               </w:rPr>
-              <w:t>1</w:t>
+              <w:t>5 wt%</w:t>
             </w:r>
           </w:p>
         </w:tc>
         <w:tc>
           <w:tcPr>
-            <w:tcW w:type="dxa" w:w="1662"/>
+            <w:tcW w:type="dxa" w:w="1994"/>
             <w:vAlign w:val="center"/>
             <w:tcW w:w="1100" w:type="dxa"/>
           </w:tcPr>
@@ -999,13 +792,103 @@
                 <w:color w:val="000000"/>
                 <w:sz w:val="18"/>
               </w:rPr>
-              <w:t>5</w:t>
+              <w:t>0.1 wt%</w:t>
             </w:r>
           </w:p>
         </w:tc>
         <w:tc>
           <w:tcPr>
-            <w:tcW w:type="dxa" w:w="1662"/>
+            <w:tcW w:type="dxa" w:w="1994"/>
+            <w:vAlign w:val="center"/>
+            <w:tcW w:w="1960" w:type="dxa"/>
+          </w:tcPr>
+          <w:p>
+            <w:pPr>
+              <w:spacing w:before="20" w:after="20" w:lineRule="exact" w:line="240"/>
+              <w:jc w:val="center"/>
+            </w:pPr>
+            <w:r>
+              <w:rPr>
+                <w:rFonts w:ascii="MS PGothic" w:hAnsi="MS PGothic" w:eastAsia="MS PGothic"/>
+                <w:b w:val="0"/>
+                <w:color w:val="000000"/>
+                <w:sz w:val="18"/>
+              </w:rPr>
+              <w:t>SDS 低濃度</w:t>
+            </w:r>
+          </w:p>
+        </w:tc>
+      </w:tr>
+      <w:tr>
+        <w:tc>
+          <w:tcPr>
+            <w:tcW w:type="dxa" w:w="1994"/>
+            <w:vAlign w:val="center"/>
+            <w:tcW w:w="2700" w:type="dxa"/>
+          </w:tcPr>
+          <w:p>
+            <w:pPr>
+              <w:spacing w:before="20" w:after="20" w:lineRule="exact" w:line="240"/>
+              <w:jc w:val="left"/>
+            </w:pPr>
+            <w:r>
+              <w:rPr>
+                <w:rFonts w:ascii="MS PGothic" w:hAnsi="MS PGothic" w:eastAsia="MS PGothic"/>
+                <w:b w:val="0"/>
+                <w:color w:val="000000"/>
+                <w:sz w:val="18"/>
+              </w:rPr>
+              <w:t>HEC+MC/CSP/SDS 1-5-0.5</w:t>
+            </w:r>
+          </w:p>
+        </w:tc>
+        <w:tc>
+          <w:tcPr>
+            <w:tcW w:type="dxa" w:w="1994"/>
+            <w:vAlign w:val="center"/>
+            <w:tcW w:w="2600" w:type="dxa"/>
+          </w:tcPr>
+          <w:p>
+            <w:pPr>
+              <w:spacing w:before="20" w:after="20" w:lineRule="exact" w:line="240"/>
+              <w:jc w:val="center"/>
+            </w:pPr>
+            <w:r>
+              <w:rPr>
+                <w:rFonts w:ascii="MS PGothic" w:hAnsi="MS PGothic" w:eastAsia="MS PGothic"/>
+                <w:b w:val="0"/>
+                <w:color w:val="000000"/>
+                <w:sz w:val="18"/>
+              </w:rPr>
+              <w:t>HEC＋MC＋SDS</w:t>
+            </w:r>
+          </w:p>
+        </w:tc>
+        <w:tc>
+          <w:tcPr>
+            <w:tcW w:type="dxa" w:w="1994"/>
+            <w:vAlign w:val="center"/>
+            <w:tcW w:w="900" w:type="dxa"/>
+          </w:tcPr>
+          <w:p>
+            <w:pPr>
+              <w:spacing w:before="20" w:after="20" w:lineRule="exact" w:line="240"/>
+              <w:jc w:val="center"/>
+            </w:pPr>
+            <w:r>
+              <w:rPr>
+                <w:rFonts w:ascii="MS PGothic" w:hAnsi="MS PGothic" w:eastAsia="MS PGothic"/>
+                <w:b w:val="0"/>
+                <w:color w:val="000000"/>
+                <w:sz w:val="18"/>
+              </w:rPr>
+              <w:t>5 wt%</w:t>
+            </w:r>
+          </w:p>
+        </w:tc>
+        <w:tc>
+          <w:tcPr>
+            <w:tcW w:type="dxa" w:w="1994"/>
             <w:vAlign w:val="center"/>
             <w:tcW w:w="1100" w:type="dxa"/>
           </w:tcPr>
@@ -1021,13 +904,13 @@
                 <w:color w:val="000000"/>
                 <w:sz w:val="18"/>
               </w:rPr>
-              <w:t>0.1</w:t>
+              <w:t>0.5 wt%</w:t>
             </w:r>
           </w:p>
         </w:tc>
         <w:tc>
           <w:tcPr>
-            <w:tcW w:type="dxa" w:w="1662"/>
+            <w:tcW w:type="dxa" w:w="1994"/>
             <w:vAlign w:val="center"/>
             <w:tcW w:w="1960" w:type="dxa"/>
           </w:tcPr>
@@ -1043,141 +926,7 @@
                 <w:color w:val="000000"/>
                 <w:sz w:val="18"/>
               </w:rPr>
-              <w:t>SDS 添加系（低濃度）</w:t>
-            </w:r>
-          </w:p>
-        </w:tc>
-      </w:tr>
-      <w:tr>
-        <w:tc>
-          <w:tcPr>
-            <w:tcW w:type="dxa" w:w="1662"/>
-            <w:vAlign w:val="center"/>
-            <w:tcW w:w="2300" w:type="dxa"/>
-          </w:tcPr>
-          <w:p>
-            <w:pPr>
-              <w:spacing w:before="20" w:after="20" w:lineRule="exact" w:line="240"/>
-              <w:jc w:val="left"/>
-            </w:pPr>
-            <w:r>
-              <w:rPr>
-                <w:rFonts w:ascii="MS PGothic" w:hAnsi="MS PGothic" w:eastAsia="MS PGothic"/>
-                <w:b w:val="0"/>
-                <w:color w:val="000000"/>
-                <w:sz w:val="18"/>
-              </w:rPr>
-              <w:t>…/SDS (1-5-0.5)</w:t>
-            </w:r>
-          </w:p>
-        </w:tc>
-        <w:tc>
-          <w:tcPr>
-            <w:tcW w:type="dxa" w:w="1662"/>
-            <w:vAlign w:val="center"/>
-            <w:tcW w:w="1400" w:type="dxa"/>
-          </w:tcPr>
-          <w:p>
-            <w:pPr>
-              <w:spacing w:before="20" w:after="20" w:lineRule="exact" w:line="240"/>
-              <w:jc w:val="center"/>
-            </w:pPr>
-            <w:r>
-              <w:rPr>
-                <w:rFonts w:ascii="MS PGothic" w:hAnsi="MS PGothic" w:eastAsia="MS PGothic"/>
-                <w:b w:val="0"/>
-                <w:color w:val="000000"/>
-                <w:sz w:val="18"/>
-              </w:rPr>
-              <w:t>HEC+MC 等</w:t>
-            </w:r>
-          </w:p>
-        </w:tc>
-        <w:tc>
-          <w:tcPr>
-            <w:tcW w:type="dxa" w:w="1662"/>
-            <w:vAlign w:val="center"/>
-            <w:tcW w:w="1500" w:type="dxa"/>
-          </w:tcPr>
-          <w:p>
-            <w:pPr>
-              <w:spacing w:before="20" w:after="20" w:lineRule="exact" w:line="240"/>
-              <w:jc w:val="center"/>
-            </w:pPr>
-            <w:r>
-              <w:rPr>
-                <w:rFonts w:ascii="MS PGothic" w:hAnsi="MS PGothic" w:eastAsia="MS PGothic"/>
-                <w:b w:val="0"/>
-                <w:color w:val="000000"/>
-                <w:sz w:val="18"/>
-              </w:rPr>
-              <w:t>1</w:t>
-            </w:r>
-          </w:p>
-        </w:tc>
-        <w:tc>
-          <w:tcPr>
-            <w:tcW w:type="dxa" w:w="1662"/>
-            <w:vAlign w:val="center"/>
-            <w:tcW w:w="1100" w:type="dxa"/>
-          </w:tcPr>
-          <w:p>
-            <w:pPr>
-              <w:spacing w:before="20" w:after="20" w:lineRule="exact" w:line="240"/>
-              <w:jc w:val="center"/>
-            </w:pPr>
-            <w:r>
-              <w:rPr>
-                <w:rFonts w:ascii="MS PGothic" w:hAnsi="MS PGothic" w:eastAsia="MS PGothic"/>
-                <w:b w:val="0"/>
-                <w:color w:val="000000"/>
-                <w:sz w:val="18"/>
-              </w:rPr>
-              <w:t>5</w:t>
-            </w:r>
-          </w:p>
-        </w:tc>
-        <w:tc>
-          <w:tcPr>
-            <w:tcW w:type="dxa" w:w="1662"/>
-            <w:vAlign w:val="center"/>
-            <w:tcW w:w="1100" w:type="dxa"/>
-          </w:tcPr>
-          <w:p>
-            <w:pPr>
-              <w:spacing w:before="20" w:after="20" w:lineRule="exact" w:line="240"/>
-              <w:jc w:val="center"/>
-            </w:pPr>
-            <w:r>
-              <w:rPr>
-                <w:rFonts w:ascii="MS PGothic" w:hAnsi="MS PGothic" w:eastAsia="MS PGothic"/>
-                <w:b w:val="0"/>
-                <w:color w:val="000000"/>
-                <w:sz w:val="18"/>
-              </w:rPr>
-              <w:t>0.5</w:t>
-            </w:r>
-          </w:p>
-        </w:tc>
-        <w:tc>
-          <w:tcPr>
-            <w:tcW w:type="dxa" w:w="1662"/>
-            <w:vAlign w:val="center"/>
-            <w:tcW w:w="1960" w:type="dxa"/>
-          </w:tcPr>
-          <w:p>
-            <w:pPr>
-              <w:spacing w:before="20" w:after="20" w:lineRule="exact" w:line="240"/>
-              <w:jc w:val="center"/>
-            </w:pPr>
-            <w:r>
-              <w:rPr>
-                <w:rFonts w:ascii="MS PGothic" w:hAnsi="MS PGothic" w:eastAsia="MS PGothic"/>
-                <w:b w:val="0"/>
-                <w:color w:val="000000"/>
-                <w:sz w:val="18"/>
-              </w:rPr>
-              <w:t>SDS 添加系（高濃度）</w:t>
+              <w:t>SDS 高濃度</w:t>
             </w:r>
           </w:p>
         </w:tc>
@@ -1190,16 +939,16 @@
     </w:p>
     <w:p>
       <w:pPr>
-        <w:spacing w:before="60" w:after="0" w:lineRule="exact" w:line="280"/>
+        <w:spacing w:before="120" w:after="20" w:lineRule="exact" w:line="300"/>
       </w:pPr>
       <w:r>
         <w:rPr>
           <w:rFonts w:ascii="MS PGothic" w:hAnsi="MS PGothic" w:eastAsia="MS PGothic"/>
           <w:b/>
           <w:color w:val="000000"/>
-          <w:sz w:val="20"/>
+          <w:sz w:val="21"/>
         </w:rPr>
-        <w:t>・先行研究との位置づけ（Yu et al., 2016, PNAS）</w:t>
+        <w:t>2. 測定手法</w:t>
       </w:r>
     </w:p>
     <w:p>
@@ -1214,325 +963,7 @@
           <w:color w:val="000000"/>
           <w:sz w:val="19"/>
         </w:rPr>
-        <w:t>この HEC+MC/CSP プラットフォームは、2016年に Yu らが PNAS で報告した PNP（Polymer–Nanoparticle–Polymer）ゲルを基盤とする。当時はリン酸アンモニウム系難燃剤（APP 等）を選択的に吸着・運搬するキャリアとして設計されており、せん断希薄化・自己修復性・選択吸着は既知であった。また、PNP ゲルのせん断希薄化挙動や自己修復性については軟骨修復・薬物送達・生体注射用材料としての応用が多く研究されており、生体安全性の観点からも食品グレード原料の使用は一定の実績がある。本研究の新規性は、(1) 難燃剤（APP）を一切添加せずゲル単独で防火機能を発現すること、(2) 加熱によりシリカエアロゲルへ変態すること、(3) 乾燥環境下でも機能を保つこと、(4) 455日超の長期保存安定性、の4点にある。すなわち「薬剤を運ぶキャリア」から「それ自体が断熱バリアになる材料」への役割転換が本質的な進歩である。CSP の粒径（約22 nm）が選ばれた理由は、単分散性が高く安定分散しやすい粒径であること、また後述する焼結開始温度（約200℃）がセルロース系ポリマーの分解開始温度（約280℃）と整合する点にあると考えられる。</w:t>
-      </w:r>
-    </w:p>
-    <w:p>
-      <w:pPr>
-        <w:spacing w:before="120" w:after="20" w:lineRule="exact" w:line="300"/>
-      </w:pPr>
-      <w:r>
-        <w:rPr>
-          <w:rFonts w:ascii="MS PGothic" w:hAnsi="MS PGothic" w:eastAsia="MS PGothic"/>
-          <w:b/>
-          <w:color w:val="000000"/>
-          <w:sz w:val="21"/>
-        </w:rPr>
-        <w:t>2. レオロジー測定の方法と各測定の意義</w:t>
-      </w:r>
-    </w:p>
-    <w:p>
-      <w:pPr>
-        <w:spacing w:before="60" w:after="0" w:lineRule="exact" w:line="280"/>
-      </w:pPr>
-      <w:r>
-        <w:rPr>
-          <w:rFonts w:ascii="MS PGothic" w:hAnsi="MS PGothic" w:eastAsia="MS PGothic"/>
-          <w:b/>
-          <w:color w:val="000000"/>
-          <w:sz w:val="20"/>
-        </w:rPr>
-        <w:t>・粘弾性測定（周波数掃引・ひずみ掃引）</w:t>
-      </w:r>
-    </w:p>
-    <w:p>
-      <w:pPr>
-        <w:spacing w:before="0" w:after="40" w:lineRule="exact" w:line="280"/>
-        <w:ind w:firstLine="227"/>
-      </w:pPr>
-      <w:r>
-        <w:rPr>
-          <w:rFonts w:ascii="MS PGothic" w:hAnsi="MS PGothic" w:eastAsia="MS PGothic"/>
-          <w:b w:val="0"/>
-          <w:color w:val="000000"/>
-          <w:sz w:val="19"/>
-        </w:rPr>
-        <w:t>振動レオロジー測定はストレス制御型レオメーターを用い、コーン-プレートまたはパラレル-プレートジオメトリで実施した。周波数掃引（Frequency sweep）では、まずひずみ掃引で線形粘弾性領域（LVR）を確認した後、LVR 内の一定ひずみ振幅を維持しながら角周波数 omega を広範囲（例：0.01〜100 rad/s）で掃引した。これにより貯蔵弾性率 G'（弾性・固体的成分）と損失弾性率 G''（粘性・液体的成分）の周波数依存性を取得した（Fig. 2a）。G' &gt; G'' が全周波数域で成立すれば固体的ゲル、G'' &gt; G' になれば液体的ゾルであり、静止時の付着性評価に直結する。ひずみ掃引（Strain sweep）では、ひずみ振幅を線形域から大振幅まで増加させ、G' と G'' の降伏挙動を観察した（Fig. 2b）。線形域を超えると G' が低下し、特定のひずみ振幅で G' = G'' のクロスオーバーが生じてゲルからゾルへの転移が確認される。このクロスオーバー点が後述の静的降伏応力の算出基礎となる。</w:t>
-      </w:r>
-    </w:p>
-    <w:p>
-      <w:pPr>
-        <w:spacing w:before="60" w:after="0" w:lineRule="exact" w:line="280"/>
-      </w:pPr>
-      <w:r>
-        <w:rPr>
-          <w:rFonts w:ascii="MS PGothic" w:hAnsi="MS PGothic" w:eastAsia="MS PGothic"/>
-          <w:b/>
-          <w:color w:val="000000"/>
-          <w:sz w:val="20"/>
-        </w:rPr>
-        <w:t>・せん断希薄化測定（フロースイープ）と動的降伏応力の定量</w:t>
-      </w:r>
-    </w:p>
-    <w:p>
-      <w:pPr>
-        <w:spacing w:before="0" w:after="40" w:lineRule="exact" w:line="280"/>
-        <w:ind w:firstLine="227"/>
-      </w:pPr>
-      <w:r>
-        <w:rPr>
-          <w:rFonts w:ascii="MS PGothic" w:hAnsi="MS PGothic" w:eastAsia="MS PGothic"/>
-          <w:b w:val="0"/>
-          <w:color w:val="000000"/>
-          <w:sz w:val="19"/>
-        </w:rPr>
-        <w:t>フロースイープ（Flow sweep / Steady-state flow）では、せん断速度（shear rate, γ̇）を段階的に変化させながら定常粘度（steady-state viscosity, η）を測定した（Fig. 2c）。各せん断速度での粘度の時間変化が収束するまで待機して定常値を取得した。高せん断速度域で粘度が急激に低下するせん断希薄化挙動が全配合で確認され、これがノズルからの噴霧を可能にする物性的根拠となる。動的降伏応力は、フロースイープデータを Herschel–Bulkley（HB）モデル（tau = tau_y + K * gamma-dot^n、tau_y：降伏応力、K：稠度係数、n：流動指数）でフィッティングして抽出した。流動指数 n が1未満であれば擬塑性（shear-thinning）を意味し、本系では n &lt;&lt; 1 が得られている。稠度係数 K は流動性の指標で、小さいほど流動しやすい。HB モデルによる定量化により、「ポンプ圧内で噴霧できるか否か」を設計段階で予測できる。</w:t>
-      </w:r>
-    </w:p>
-    <w:p>
-      <w:pPr>
-        <w:spacing w:before="60" w:after="0" w:lineRule="exact" w:line="280"/>
-      </w:pPr>
-      <w:r>
-        <w:rPr>
-          <w:rFonts w:ascii="MS PGothic" w:hAnsi="MS PGothic" w:eastAsia="MS PGothic"/>
-          <w:b/>
-          <w:color w:val="000000"/>
-          <w:sz w:val="20"/>
-        </w:rPr>
-        <w:t>・静的降伏応力の定量（LAOS）</w:t>
-      </w:r>
-    </w:p>
-    <w:p>
-      <w:pPr>
-        <w:spacing w:before="0" w:after="40" w:lineRule="exact" w:line="280"/>
-        <w:ind w:firstLine="227"/>
-      </w:pPr>
-      <w:r>
-        <w:rPr>
-          <w:rFonts w:ascii="MS PGothic" w:hAnsi="MS PGothic" w:eastAsia="MS PGothic"/>
-          <w:b w:val="0"/>
-          <w:color w:val="000000"/>
-          <w:sz w:val="19"/>
-        </w:rPr>
-        <w:t>静的降伏応力の定量には LAOS（Large Amplitude Oscillatory Shear：大振幅振動せん断）測定を用いた。ひずみ振幅を系統的に増大させながら G' と G'' を測定し、G' = G'' のクロスオーバーが生じる点での応力値を静的降伏応力として定義・算出した（Fig. 2d）。この値が高いほど、塗布後に垂直面で流れ落ちずに付着し続ける能力（耐ダレ性・付着性）が高い。動的降伏応力との比較においても意義がある。静的降伏応力はゲルが「流れ始める」のに必要な応力（flow initiation）、動的降伏応力はゲルが「流れ続ける」のに必要な応力（flow maintenance）に対応し、前者 &gt; 後者という大小関係が成立するのが一般的なチキソトロピー系の特徴である。本研究ではこの2つの降伏応力を明確に区別して評価することで、「塗った後に垂れないか（静的）」と「ポンプ圧内で噴霧できるか（動的）」という現場の相反する要求を同時に定量化した点が方法論的に優れている。</w:t>
-      </w:r>
-    </w:p>
-    <w:p>
-      <w:pPr>
-        <w:spacing w:before="60" w:after="0" w:lineRule="exact" w:line="280"/>
-      </w:pPr>
-      <w:r>
-        <w:rPr>
-          <w:rFonts w:ascii="MS PGothic" w:hAnsi="MS PGothic" w:eastAsia="MS PGothic"/>
-          <w:b/>
-          <w:color w:val="000000"/>
-          <w:sz w:val="20"/>
-        </w:rPr>
-        <w:t>・自己修復性評価（ステップひずみ試験）</w:t>
-      </w:r>
-    </w:p>
-    <w:p>
-      <w:pPr>
-        <w:spacing w:before="0" w:after="40" w:lineRule="exact" w:line="280"/>
-        <w:ind w:firstLine="227"/>
-      </w:pPr>
-      <w:r>
-        <w:rPr>
-          <w:rFonts w:ascii="MS PGothic" w:hAnsi="MS PGothic" w:eastAsia="MS PGothic"/>
-          <w:b w:val="0"/>
-          <w:color w:val="000000"/>
-          <w:sz w:val="19"/>
-        </w:rPr>
-        <w:t>自己修復性は、高ひずみ（G'' &gt; G'：ゾル状態に相当、構造破壊）と低ひずみ（G' &gt; G''：ゲル状態、構造回復）を交互に印加するステップひずみ試験で評価した（Fig. 2e）。高ひずみを印加するとゲル構造が破壊されて G' が急落するが、低ひずみに切り替えると G' が数秒以内に初期値まで回復することが確認された。回復率（recovery ratio）を G'_回復後 / G'_初期 × 100% で定義すると、本系では90%超の高い回復率が得られている。これは着弾後の瞬間的な保護層再形成能力に対応する。自己修復の駆動力は、せん断で壊れた PP 水素結合が除荷後に熱揺らぎで自発的に再形成される可逆性に基づく。ステップを複数サイクル繰り返しても同等の回復が持続することが確認されており、繰り返し噴霧への耐性も示唆されている。</w:t>
-      </w:r>
-    </w:p>
-    <w:p>
-      <w:pPr>
-        <w:spacing w:before="120" w:after="20" w:lineRule="exact" w:line="300"/>
-      </w:pPr>
-      <w:r>
-        <w:rPr>
-          <w:rFonts w:ascii="MS PGothic" w:hAnsi="MS PGothic" w:eastAsia="MS PGothic"/>
-          <w:b/>
-          <w:color w:val="000000"/>
-          <w:sz w:val="21"/>
-        </w:rPr>
-        <w:t>3. 燃焼試験（Combustion Test）の方法詳細</w:t>
-      </w:r>
-    </w:p>
-    <w:p>
-      <w:pPr>
-        <w:spacing w:before="0" w:after="40" w:lineRule="exact" w:line="280"/>
-        <w:ind w:firstLine="227"/>
-      </w:pPr>
-      <w:r>
-        <w:rPr>
-          <w:rFonts w:ascii="MS PGothic" w:hAnsi="MS PGothic" w:eastAsia="MS PGothic"/>
-          <w:b w:val="0"/>
-          <w:color w:val="000000"/>
-          <w:sz w:val="19"/>
-        </w:rPr>
-        <w:t>防火性能評価は以下の条件で実施した。基材：合板（plywood、規格品、均一な木材組成のもの）。塗布方法：各ゲルを基材表面に均一に塗布（質量・厚みを揃える）。加熱源：MAP-Pro トーチ（プロパン・メチルアセチレン系燃料、炎温度約2054℃）で基材表面を直接加熱した（Fig. 3a）。MAP-Pro の炎温度（約2054℃）は実際の山火事の前縁炎温度（front-of-fire temperature）に近い値であり、実用的な防火性能評価として妥当である。一般的なプロパントーチ（約1995℃）より若干高温であり、防火材料の評価条件として厳しい設定となっている。評価指標：Time to char（木材表面が炭化し始めるまでの時間、分単位）であり、長いほど高い保護性能を意味する。炭化の判定は目視による表面色の変化（黒色化）および試料表面温度のモニタリングによって行った。補助評価として、加熱開始から120秒・300秒の時点で表面状態を写真撮影し、炭化・発泡・断熱層形成の状況を視覚的に比較した。統計的信頼性のため、全配合について n &gt;= 3 で独立した試験を実施し、平均値と標準偏差を算出した。燃焼過程の時系列変化については、タイムラプス撮影（一定間隔での連続写真撮影）によって可視化した（Fig. 3d）。</w:t>
-      </w:r>
-    </w:p>
-    <w:p>
-      <w:pPr>
-        <w:spacing w:before="120" w:after="20" w:lineRule="exact" w:line="300"/>
-      </w:pPr>
-      <w:r>
-        <w:rPr>
-          <w:rFonts w:ascii="MS PGothic" w:hAnsi="MS PGothic" w:eastAsia="MS PGothic"/>
-          <w:b/>
-          <w:color w:val="000000"/>
-          <w:sz w:val="21"/>
-        </w:rPr>
-        <w:t>4. 化学・熱分析・微細構造観察の方法</w:t>
-      </w:r>
-    </w:p>
-    <w:p>
-      <w:pPr>
-        <w:spacing w:before="60" w:after="0" w:lineRule="exact" w:line="280"/>
-      </w:pPr>
-      <w:r>
-        <w:rPr>
-          <w:rFonts w:ascii="MS PGothic" w:hAnsi="MS PGothic" w:eastAsia="MS PGothic"/>
-          <w:b/>
-          <w:color w:val="000000"/>
-          <w:sz w:val="20"/>
-        </w:rPr>
-        <w:t>・FT-IR（フーリエ変換赤外分光法）</w:t>
-      </w:r>
-    </w:p>
-    <w:p>
-      <w:pPr>
-        <w:spacing w:before="0" w:after="40" w:lineRule="exact" w:line="280"/>
-        <w:ind w:firstLine="227"/>
-      </w:pPr>
-      <w:r>
-        <w:rPr>
-          <w:rFonts w:ascii="MS PGothic" w:hAnsi="MS PGothic" w:eastAsia="MS PGothic"/>
-          <w:b w:val="0"/>
-          <w:color w:val="000000"/>
-          <w:sz w:val="19"/>
-        </w:rPr>
-        <w:t>燃焼前後の試料について FT-IR スペクトルを取得し、化学結合の変化を評価した。測定は ATR（全反射減衰）法で行い、試料表面の化学情報を取得した。燃焼後の試料は断熱層として残存したシリカ部分を採取してペレット法で測定した。注目した主要ピーク位置は以下の通りである：O–H 伸縮振動（～3400 cm⁻¹：ポリマーの水酸基由来）、C–H 伸縮振動（～2900 cm⁻¹：炭化水素骨格由来）、C–O–C エーテル伸縮（～1050 cm⁻¹：セルロース由来）、Si–O–Si 逆対称伸縮振動（～1100 cm⁻¹：シリカ由来）。燃焼後に O–H・C–H・C–O–C ピークが消失しSi–O–Si ピークが増強・先鋭化すれば、有機物の消失とシリカの残存が化学結合レベルで確認できる（Fig. 4a–b）。HEC+MC 系・MHEC 系の両配合について測定し、比較した。</w:t>
-      </w:r>
-    </w:p>
-    <w:p>
-      <w:pPr>
-        <w:spacing w:before="60" w:after="0" w:lineRule="exact" w:line="280"/>
-      </w:pPr>
-      <w:r>
-        <w:rPr>
-          <w:rFonts w:ascii="MS PGothic" w:hAnsi="MS PGothic" w:eastAsia="MS PGothic"/>
-          <w:b/>
-          <w:color w:val="000000"/>
-          <w:sz w:val="20"/>
-        </w:rPr>
-        <w:t>・XPS（X線光電子分光法）</w:t>
-      </w:r>
-    </w:p>
-    <w:p>
-      <w:pPr>
-        <w:spacing w:before="0" w:after="40" w:lineRule="exact" w:line="280"/>
-        <w:ind w:firstLine="227"/>
-      </w:pPr>
-      <w:r>
-        <w:rPr>
-          <w:rFonts w:ascii="MS PGothic" w:hAnsi="MS PGothic" w:eastAsia="MS PGothic"/>
-          <w:b w:val="0"/>
-          <w:color w:val="000000"/>
-          <w:sz w:val="19"/>
-        </w:rPr>
-        <w:t>燃焼前後の元素組成比の変化を XPS で定量した。X線源はモノクロ Al K-alpha 線（1486.6 eV）を使用し、試料表面から深さ数 nm の表面元素組成を分析した。測定元素は C 1s・O 1s・Si 2p・N 1s 等であり、各ピーク面積から表面原子組成比（at%）を算出した。特に C 1s ピーク強度の減少が有機成分の燃焼除去を示す定量的指標となる。測定値は以下の通りである：MHEC 系では燃焼前 C = 38.3 at% → 燃焼後 C = 4.8 at%（約87% 減少）。HEC+MC 系でも同様の大幅な炭素減少が確認された（Fig. 4c–d）。これにより有機セルロース成分が燃焼除去され、無機シリカが残存することが組成レベルで裏付けられた。また Si と O の組成比が燃焼後に SiO₂ の化学量論比に近づくことも確認した。</w:t>
-      </w:r>
-    </w:p>
-    <w:p>
-      <w:pPr>
-        <w:spacing w:before="60" w:after="0" w:lineRule="exact" w:line="280"/>
-      </w:pPr>
-      <w:r>
-        <w:rPr>
-          <w:rFonts w:ascii="MS PGothic" w:hAnsi="MS PGothic" w:eastAsia="MS PGothic"/>
-          <w:b/>
-          <w:color w:val="000000"/>
-          <w:sz w:val="20"/>
-        </w:rPr>
-        <w:t>・TGA / DSC（熱重量分析・示差走査熱量測定）</w:t>
-      </w:r>
-    </w:p>
-    <w:p>
-      <w:pPr>
-        <w:spacing w:before="0" w:after="40" w:lineRule="exact" w:line="280"/>
-        <w:ind w:firstLine="227"/>
-      </w:pPr>
-      <w:r>
-        <w:rPr>
-          <w:rFonts w:ascii="MS PGothic" w:hAnsi="MS PGothic" w:eastAsia="MS PGothic"/>
-          <w:b w:val="0"/>
-          <w:color w:val="000000"/>
-          <w:sz w:val="19"/>
-        </w:rPr>
-        <w:t>TGA では昇温に伴う重量変化から各成分の分解温度と残存量を特定した。DSC との組み合わせにより、各熱事象が吸熱か発熱かを同定した。測定は一定の昇温速度（例：10℃/min）で実施し、窒素雰囲気（非酸化）または空気雰囲気下（酸化・より実際の燃焼に近い条件）で行った。窒素雰囲気での測定は純粋な熱分解挙動を、空気雰囲気での測定は酸化・燃焼挙動をそれぞれ反映する。各ゲル配合（ポリマー単体、CSP 単体、混合系）について測定して各成分の寄与を分離した。セルロース主鎖の熱分解は吸熱・発熱の複合ピークとして約280℃付近に観測され、CSP の焼結開始は約200℃と推定された（Fig. 5a）。600℃超で残存するのはシリカのみで、残渣量は約5〜8 wt%（仕込み CSP 量の5 wt% に一致）であった。</w:t>
-      </w:r>
-    </w:p>
-    <w:p>
-      <w:pPr>
-        <w:spacing w:before="60" w:after="0" w:lineRule="exact" w:line="280"/>
-      </w:pPr>
-      <w:r>
-        <w:rPr>
-          <w:rFonts w:ascii="MS PGothic" w:hAnsi="MS PGothic" w:eastAsia="MS PGothic"/>
-          <w:b/>
-          <w:color w:val="000000"/>
-          <w:sz w:val="20"/>
-        </w:rPr>
-        <w:t>・SEM（走査型電子顕微鏡）— 断面観察と気泡微細構造評価</w:t>
-      </w:r>
-    </w:p>
-    <w:p>
-      <w:pPr>
-        <w:spacing w:before="0" w:after="40" w:lineRule="exact" w:line="280"/>
-        <w:ind w:firstLine="227"/>
-      </w:pPr>
-      <w:r>
-        <w:rPr>
-          <w:rFonts w:ascii="MS PGothic" w:hAnsi="MS PGothic" w:eastAsia="MS PGothic"/>
-          <w:b w:val="0"/>
-          <w:color w:val="000000"/>
-          <w:sz w:val="19"/>
-        </w:rPr>
-        <w:t>焼結の進行を直接観察するため、加熱時間を0分・1分・2分・4分に変えた試料の断面 SEM 像を取得した（Fig. 5b）。各段階で試料を液体窒素で凍結割断して断面を露出させ、白金スパッタコーティング後に SEM 観察を行った。使用した加速電圧は試料へのダメージを最小限にする低加速条件とした。シリカ粒子の配置・連結状態を観察し、焼結3段階モデルとの照合を行った。また SDS 添加系については、燃焼後の断面 SEM で気泡の大きさ・均一性・数密度の違いも評価し、SDS が発泡微細構造に与える影響を定量的に議論した（Fig. 2j）。気泡の断面積分布から発泡指数（膨張率）を算出した。</w:t>
-      </w:r>
-    </w:p>
-    <w:p>
-      <w:pPr>
-        <w:spacing w:before="120" w:after="20" w:lineRule="exact" w:line="300"/>
-      </w:pPr>
-      <w:r>
-        <w:rPr>
-          <w:rFonts w:ascii="MS PGothic" w:hAnsi="MS PGothic" w:eastAsia="MS PGothic"/>
-          <w:b/>
-          <w:color w:val="000000"/>
-          <w:sz w:val="21"/>
-        </w:rPr>
-        <w:t>5. 長期保存安定性の評価方法</w:t>
-      </w:r>
-    </w:p>
-    <w:p>
-      <w:pPr>
-        <w:spacing w:before="0" w:after="40" w:lineRule="exact" w:line="280"/>
-        <w:ind w:firstLine="227"/>
-      </w:pPr>
-      <w:r>
-        <w:rPr>
-          <w:rFonts w:ascii="MS PGothic" w:hAnsi="MS PGothic" w:eastAsia="MS PGothic"/>
-          <w:b w:val="0"/>
-          <w:color w:val="000000"/>
-          <w:sz w:val="19"/>
-        </w:rPr>
-        <w:t>試料を調製後、室温（約23℃）・遮光密封条件下で最長455日間（約15ヶ月）保存した。保存期間を複数の時点（例：7日・14日・30日・60日・120日・180日・270日・455日）に設定し、各時点で以下の評価を実施した。(1) レオロジー測定（G'・G''・降伏応力の経時変化）：熟成による剛性化の定量。(2) 燃焼試験（Time to char）：保護性能が変化しないかの確認。(3) 外観・pH・分散状態の目視観察および簡易評価。なお、熟成の机上機構として、可逆的な水素結合から不可逆的な Si–O–C 共有結合への経時転移（シラノール縮合）を想定しており、この共有結合化が剛性化の原因と考えられる。MHEC 系と HEC+MC 系で熟成速度を比較することで、単一ポリマー（MHEC）の安定性上の優位性を検証した。</w:t>
+        <w:t>レオロジーは TA Instruments Discovery HR-2 等で実施した。線形粘弾性領域内での周波数掃引により貯蔵弾性率 G' と損失正接 tan(δ)（= G''/G'）を、ステップひずみ試験により自己修復性を評価した。定常フロースイープ（せん断速度を100 から 0.01 s⁻¹ へ低下）を Herschel–Bulkley（HB）モデル σ = σ_y + K·γ̇ⁿ でフィットして動的降伏応力 σ_y を、LAOS（大振幅振動せん断）の第1高調波 G'₁ と G''₁ のクロスオーバー応力として静的降伏応力をそれぞれ算出した。燃焼試験では、合板（2.54 × 2.54 cm）にゲル 20 g（厚さ約1/4インチ）を塗布し、Benzomatic MAP-Pro トーチ（プロピレン 99.5〜100 vol%＋プロパン 0〜0.5 vol%、炎温度約2054℃）で加熱、木材が炭化し始めるまでの時間（Time to char）を指標とした（n ≥ 3）。さらに SEM（断面・焼結観察）、TGA（熱重量分析、水分保持と難燃性の比較）、FT-IR ATR・XPS（燃焼前後の化学組成変化）を実施した。なお本論文に DSC データは含まれない。</w:t>
       </w:r>
     </w:p>
     <w:p>
@@ -1560,21 +991,7 @@
           <w:color w:val="000000"/>
           <w:sz w:val="21"/>
         </w:rPr>
-        <w:t>1. レオロジー特性（Figure 2）</w:t>
-      </w:r>
-    </w:p>
-    <w:p>
-      <w:pPr>
-        <w:spacing w:before="60" w:after="0" w:lineRule="exact" w:line="280"/>
-      </w:pPr>
-      <w:r>
-        <w:rPr>
-          <w:rFonts w:ascii="MS PGothic" w:hAnsi="MS PGothic" w:eastAsia="MS PGothic"/>
-          <w:b/>
-          <w:color w:val="000000"/>
-          <w:sz w:val="20"/>
-        </w:rPr>
-        <w:t>・粘弾性とせん断希薄化（Fig. 2a–c）</w:t>
+        <w:t>1. レオロジー特性とゲル化の確認（Figure 2, S1, S3）</w:t>
       </w:r>
     </w:p>
     <w:p>
@@ -1589,21 +1006,7 @@
           <w:color w:val="000000"/>
           <w:sz w:val="19"/>
         </w:rPr>
-        <w:t>周波数掃引の結果、全周波数域にわたって G' &gt; G'' が維持されており、本ゲルが純粋な液体ではなく固体的な弾性ゲルとして振る舞うことが確認された（Fig. 2a）。G' の値は周波数に対して比較的フラットであり、典型的なゲルの挙動を示している。これは静止時に塗布面から流れ落ちない（耐ダレ性がある）ことを意味し、壁面への長時間の保護を可能にする。G' &gt;&gt; G'' であるほど弾性が支配的であり、付着した後の形状維持能力が高い。フロースイープでは、低せん断速度域で高い粘度を示すが、せん断速度の増加とともに粘度が急激に低下する明瞭なせん断希薄化挙動が全配合で確認された（Fig. 2c）。Herschel–Bulkley フィッティングにより流動指数 n &lt; 1 が得られ、強いせん断希薄化を定量的に裏付けた。この「静止時は固体的・せん断時は流動的」という挙動が、スプレー散布で壁面を均一に被覆しつつ、散布後は重力に抗して留まるという相反する要求を同時に満たす基盤である。実際の消防用散水ガン・ホースの使用条件（高せん断速度）においても十分な流動性が確保されることが示唆された。</w:t>
-      </w:r>
-    </w:p>
-    <w:p>
-      <w:pPr>
-        <w:spacing w:before="60" w:after="0" w:lineRule="exact" w:line="280"/>
-      </w:pPr>
-      <w:r>
-        <w:rPr>
-          <w:rFonts w:ascii="MS PGothic" w:hAnsi="MS PGothic" w:eastAsia="MS PGothic"/>
-          <w:b/>
-          <w:color w:val="000000"/>
-          <w:sz w:val="20"/>
-        </w:rPr>
-        <w:t>・降伏応力の定量評価（Fig. 2d–e）</w:t>
+        <w:t>まず CSP 添加によるゲル化を確認した。ポリマー単体（HEC＋MC または MHEC の1 wt% 水溶液）では周波数掃引でG' と G'' のクロスオーバーが観測され液体的に振る舞うが、CSP を添加すると 0.1〜100 rad/s の全周波数域でクロスオーバーが消失し G' &gt; G'' となって固体的ゲルへ転移した（Fig. S1）。クロスオーバーの消失は、PP 相互作用による物理架橋ネットワークが長い緩和時間を持つゲルへ移行したことを示す。1 rad/s での G' と tan(δ) は、AquaGel-K が G' = 456.8 Pa（tan δ = 0.168）と最も剛性が高い一方、PP ゲルは HEC+MC/CSP 1-5 が G' = 46.4 Pa（tan δ = 0.219）、MHEC/CSP 1-5 が G' = 25.6 Pa（tan δ = 0.400）であった（Fig. 2a, b）。PP ゲルは AquaGel-K よりtan(δ) が高く、変形エネルギーをより散逸する流動的な性質を持つ。</w:t>
       </w:r>
     </w:p>
     <w:p>
@@ -1618,7 +1021,7 @@
           <w:color w:val="000000"/>
           <w:sz w:val="19"/>
         </w:rPr>
-        <w:t>LAOS 測定から求めた静的降伏応力は、作製直後で HEC+MC/CSP（1-5）= 33.3 Pa、MHEC/CSP（1-5）= 3.31 Pa であった（Fig. 2d）。HEC+MC 系が約10倍高い静的降伏応力を示し、垂直面での強固な付着・耐ダレ性に優れる。一方、MHEC 系の 3.31 Pa という値は、塗布面での保持には十分でありながら、適度な動的降伏応力（HB フィット値）と合わせて、ポンプ圧内での問題のない噴霧を可能にする（Fig. 2e）。ステップひずみ試験では両系ともに高ひずみ負荷後にG' が数秒以内に初期値まで回復し、優れた自己修復性が確認された（Fig. 2e）。この自己修復性が着弾後の瞬間的な保護層再形成を担う。降伏応力の比較において重要なのは、「塗った後に垂れないか」（静的降伏応力の大きさ）と「ポンプ圧で噴霧できるか」（動的降伏応力がポンプ圧内に収まるか）という2つの現場要求の両立であり、HEC+MC 系は前者に優れ、MHEC 系は両者のバランスに優れるという設計上の差異が明確に示された。主要なレオロジー特性を Table 2 にまとめる。</w:t>
+        <w:t>全 PP ゲルは定常フロースイープで明瞭なせん断希薄化を示し（Fig. 2c）、HB フィットから動的降伏応力が得られた（Fig. 2d）。動的降伏応力は流動状態を維持するのに必要な応力で、噴霧可能性（sprayability）の指標となり、本系は噴霧の目安（約0.05 Pa の赤線）を上回る適度な値を示した。一方 LAOS から求めた静的降伏応力は流動開始に必要な応力で、高いほど垂直面への付着・耐ダレ性に優れる（Fig. S3）。SDS 添加の影響は当初の期待に反し、HEC+MC/CSP/SDS 1-5-0.1 が G' = 58.2 Pa（tan δ = 0.193）と僅かに剛性化したものの、0.5 wt% では G' = 33.8 Pa（tan δ = 0.242）へ軟化し降伏応力も低下した（Fig. 2e–h）。SDS 0.1 wt% を超える添加はゲルを軟化・流動化させ、レオロジー的にはむしろ不利であった。</w:t>
       </w:r>
     </w:p>
     <w:p>
@@ -1632,7 +1035,7 @@
           <w:color w:val="000000"/>
           <w:sz w:val="17"/>
         </w:rPr>
-        <w:t>Table 2. 主要レオロジー特性（作製直後）と現場性能への対応</w:t>
+        <w:t>Table 2. SAOS（1 rad/s）における G' と tan(δ)</w:t>
       </w:r>
     </w:p>
     <w:tbl>
@@ -1653,7 +1056,7 @@
           <w:tcPr>
             <w:tcW w:type="dxa" w:w="2493"/>
             <w:vAlign w:val="center"/>
-            <w:tcW w:w="2500" w:type="dxa"/>
+            <w:tcW w:w="3100" w:type="dxa"/>
           </w:tcPr>
           <w:p>
             <w:pPr>
@@ -1675,7 +1078,7 @@
           <w:tcPr>
             <w:tcW w:type="dxa" w:w="2493"/>
             <w:vAlign w:val="center"/>
-            <w:tcW w:w="1800" w:type="dxa"/>
+            <w:tcW w:w="1300" w:type="dxa"/>
           </w:tcPr>
           <w:p>
             <w:pPr>
@@ -1689,7 +1092,7 @@
                 <w:color w:val="000000"/>
                 <w:sz w:val="18"/>
               </w:rPr>
-              <w:t>静的降伏応力</w:t>
+              <w:t>G' (Pa)</w:t>
             </w:r>
           </w:p>
         </w:tc>
@@ -1697,7 +1100,7 @@
           <w:tcPr>
             <w:tcW w:type="dxa" w:w="2493"/>
             <w:vAlign w:val="center"/>
-            <w:tcW w:w="2200" w:type="dxa"/>
+            <w:tcW w:w="1300" w:type="dxa"/>
           </w:tcPr>
           <w:p>
             <w:pPr>
@@ -1711,7 +1114,7 @@
                 <w:color w:val="000000"/>
                 <w:sz w:val="18"/>
               </w:rPr>
-              <w:t>長期変化率</w:t>
+              <w:t>tan(δ)</w:t>
             </w:r>
           </w:p>
         </w:tc>
@@ -1719,7 +1122,7 @@
           <w:tcPr>
             <w:tcW w:type="dxa" w:w="2493"/>
             <w:vAlign w:val="center"/>
-            <w:tcW w:w="2860" w:type="dxa"/>
+            <w:tcW w:w="3560" w:type="dxa"/>
           </w:tcPr>
           <w:p>
             <w:pPr>
@@ -1733,7 +1136,7 @@
                 <w:color w:val="000000"/>
                 <w:sz w:val="18"/>
               </w:rPr>
-              <w:t>現場性能の対応</w:t>
+              <w:t>特徴</w:t>
             </w:r>
           </w:p>
         </w:tc>
@@ -1743,7 +1146,7 @@
           <w:tcPr>
             <w:tcW w:type="dxa" w:w="2493"/>
             <w:vAlign w:val="center"/>
-            <w:tcW w:w="2500" w:type="dxa"/>
+            <w:tcW w:w="3100" w:type="dxa"/>
           </w:tcPr>
           <w:p>
             <w:pPr>
@@ -1757,7 +1160,7 @@
                 <w:color w:val="000000"/>
                 <w:sz w:val="18"/>
               </w:rPr>
-              <w:t>HEC+MC/CSP (1-5)</w:t>
+              <w:t>AquaGel-K</w:t>
             </w:r>
           </w:p>
         </w:tc>
@@ -1765,7 +1168,7 @@
           <w:tcPr>
             <w:tcW w:type="dxa" w:w="2493"/>
             <w:vAlign w:val="center"/>
-            <w:tcW w:w="1800" w:type="dxa"/>
+            <w:tcW w:w="1300" w:type="dxa"/>
           </w:tcPr>
           <w:p>
             <w:pPr>
@@ -1779,7 +1182,7 @@
                 <w:color w:val="000000"/>
                 <w:sz w:val="18"/>
               </w:rPr>
-              <w:t>33.3 Pa</w:t>
+              <w:t>456.8</w:t>
             </w:r>
           </w:p>
         </w:tc>
@@ -1787,7 +1190,7 @@
           <w:tcPr>
             <w:tcW w:type="dxa" w:w="2493"/>
             <w:vAlign w:val="center"/>
-            <w:tcW w:w="2200" w:type="dxa"/>
+            <w:tcW w:w="1300" w:type="dxa"/>
           </w:tcPr>
           <w:p>
             <w:pPr>
@@ -1801,7 +1204,7 @@
                 <w:color w:val="000000"/>
                 <w:sz w:val="18"/>
               </w:rPr>
-              <w:t>+107%（→約69 Pa）</w:t>
+              <w:t>0.168</w:t>
             </w:r>
           </w:p>
         </w:tc>
@@ -1809,7 +1212,7 @@
           <w:tcPr>
             <w:tcW w:type="dxa" w:w="2493"/>
             <w:vAlign w:val="center"/>
-            <w:tcW w:w="2860" w:type="dxa"/>
+            <w:tcW w:w="3560" w:type="dxa"/>
           </w:tcPr>
           <w:p>
             <w:pPr>
@@ -1823,7 +1226,7 @@
                 <w:color w:val="000000"/>
                 <w:sz w:val="18"/>
               </w:rPr>
-              <w:t>付着性◎・燃焼性能やや上</w:t>
+              <w:t>最も剛性が高く弾性的</w:t>
             </w:r>
           </w:p>
         </w:tc>
@@ -1833,7 +1236,7 @@
           <w:tcPr>
             <w:tcW w:type="dxa" w:w="2493"/>
             <w:vAlign w:val="center"/>
-            <w:tcW w:w="2500" w:type="dxa"/>
+            <w:tcW w:w="3100" w:type="dxa"/>
           </w:tcPr>
           <w:p>
             <w:pPr>
@@ -1847,7 +1250,7 @@
                 <w:color w:val="000000"/>
                 <w:sz w:val="18"/>
               </w:rPr>
-              <w:t>MHEC/CSP (1-5)</w:t>
+              <w:t>HEC+MC/CSP 1-5</w:t>
             </w:r>
           </w:p>
         </w:tc>
@@ -1855,7 +1258,7 @@
           <w:tcPr>
             <w:tcW w:type="dxa" w:w="2493"/>
             <w:vAlign w:val="center"/>
-            <w:tcW w:w="1800" w:type="dxa"/>
+            <w:tcW w:w="1300" w:type="dxa"/>
           </w:tcPr>
           <w:p>
             <w:pPr>
@@ -1869,7 +1272,7 @@
                 <w:color w:val="000000"/>
                 <w:sz w:val="18"/>
               </w:rPr>
-              <w:t>3.31 Pa</w:t>
+              <w:t>46.4</w:t>
             </w:r>
           </w:p>
         </w:tc>
@@ -1877,7 +1280,7 @@
           <w:tcPr>
             <w:tcW w:type="dxa" w:w="2493"/>
             <w:vAlign w:val="center"/>
-            <w:tcW w:w="2200" w:type="dxa"/>
+            <w:tcW w:w="1300" w:type="dxa"/>
           </w:tcPr>
           <w:p>
             <w:pPr>
@@ -1891,7 +1294,7 @@
                 <w:color w:val="000000"/>
                 <w:sz w:val="18"/>
               </w:rPr>
-              <w:t>+38%</w:t>
+              <w:t>0.219</w:t>
             </w:r>
           </w:p>
         </w:tc>
@@ -1899,7 +1302,7 @@
           <w:tcPr>
             <w:tcW w:type="dxa" w:w="2493"/>
             <w:vAlign w:val="center"/>
-            <w:tcW w:w="2860" w:type="dxa"/>
+            <w:tcW w:w="3560" w:type="dxa"/>
           </w:tcPr>
           <w:p>
             <w:pPr>
@@ -1913,211 +1316,7 @@
                 <w:color w:val="000000"/>
                 <w:sz w:val="18"/>
               </w:rPr>
-              <w:t>噴霧性◎・長期安定◎</w:t>
-            </w:r>
-          </w:p>
-        </w:tc>
-      </w:tr>
-    </w:tbl>
-    <w:p>
-      <w:pPr>
-        <w:spacing w:before="0" w:after="60"/>
-      </w:pPr>
-    </w:p>
-    <w:p>
-      <w:pPr>
-        <w:spacing w:before="60" w:after="0" w:lineRule="exact" w:line="280"/>
-      </w:pPr>
-      <w:r>
-        <w:rPr>
-          <w:rFonts w:ascii="MS PGothic" w:hAnsi="MS PGothic" w:eastAsia="MS PGothic"/>
-          <w:b/>
-          <w:color w:val="000000"/>
-          <w:sz w:val="20"/>
-        </w:rPr>
-        <w:t>・SDS 添加の影響：レオロジーへの効果（Fig. 2e–h）</w:t>
-      </w:r>
-    </w:p>
-    <w:p>
-      <w:pPr>
-        <w:spacing w:before="0" w:after="40" w:lineRule="exact" w:line="280"/>
-        <w:ind w:firstLine="227"/>
-      </w:pPr>
-      <w:r>
-        <w:rPr>
-          <w:rFonts w:ascii="MS PGothic" w:hAnsi="MS PGothic" w:eastAsia="MS PGothic"/>
-          <w:b w:val="0"/>
-          <w:color w:val="000000"/>
-          <w:sz w:val="19"/>
-        </w:rPr>
-        <w:t>SDS を添加した目的は、(1) 濡れ性を改善して基材への密着を高めること、(2) 気泡を安定化して発泡を促進し、断熱層をより厚くすることの2点であった。SDS は陰イオン界面活性剤であり、低濃度でも表面張力を大幅に低下させる。当初の仮説では、SDS 添加により接触角が下がって基材への濡れ拡がりが促進され、より均一な被覆が形成されると期待した。しかし結果は仮説を大きく裏切るものであった。弾性率 G' は SDS 0.1 wt% でわずかに上昇する傾向が見られたものの、0.5 wt% では G' が再び低下し無添加配合を下回った（Fig. 2e–f）。降伏応力（静的・動的ともに）はSDS 添加量の増加に伴い単調に低下した（Fig. 2g–h）。これは SDS のドデシル硫酸基が CSP 表面の負電荷を増強し、CSP–ポリマー間の水素結合よりも CSP–SDS の静電相互作用が優先されることで、PP 水素結合ネットワークが弱体化したと解釈される。すなわち SDS は意図とは逆にゲルのレオロジー性能（付着性・剛性）に有害であった。</w:t>
-      </w:r>
-    </w:p>
-    <w:p>
-      <w:pPr>
-        <w:spacing w:before="60" w:after="0" w:lineRule="exact" w:line="280"/>
-      </w:pPr>
-      <w:r>
-        <w:rPr>
-          <w:rFonts w:ascii="MS PGothic" w:hAnsi="MS PGothic" w:eastAsia="MS PGothic"/>
-          <w:b/>
-          <w:color w:val="000000"/>
-          <w:sz w:val="20"/>
-        </w:rPr>
-        <w:t>・SDS 添加の影響：発泡・微細構造への効果（Fig. 2i–j）</w:t>
-      </w:r>
-    </w:p>
-    <w:p>
-      <w:pPr>
-        <w:spacing w:before="0" w:after="40" w:lineRule="exact" w:line="280"/>
-        <w:ind w:firstLine="227"/>
-      </w:pPr>
-      <w:r>
-        <w:rPr>
-          <w:rFonts w:ascii="MS PGothic" w:hAnsi="MS PGothic" w:eastAsia="MS PGothic"/>
-          <w:b w:val="0"/>
-          <w:color w:val="000000"/>
-          <w:sz w:val="19"/>
-        </w:rPr>
-        <w:t>発泡指数（expansion ratio、燃焼前後の体積比）は無添加（SDS 0%）で最大値約2.6を示した。SDS 0.1% では約2.3へ低下し、SDS 0.5% ではさらに低下した（Fig. 2i）。断面 SEM による微細構造観察では、SDS 0% で均一かつ密な多孔質構造が形成されたのに対し、SDS 0.1% では気泡は比較的均一であるが全体の発泡量が減少し、SDS 0.5% では気泡が粗大かつ不均一になった（Fig. 2j）。気泡が粗大になると単位体積あたりの壁面積が減少し、断熱層の有効熱伝導率が上昇する（断熱効果の低下）。SDS はレオロジーのみならず発泡・微細構造にも有害であり、「SDS 無添加が最適配合」という設計上の知見が得られた。このネガティブ結果は、SDS が PP ネットワークを乱すことで加熱時の発泡挙動の均一性が損なわれ、気泡の安定的な形成が阻害されたと解釈できる。SDS 添加の影響を Table 3 にまとめる。</w:t>
-      </w:r>
-    </w:p>
-    <w:p>
-      <w:pPr>
-        <w:spacing w:before="20" w:after="40" w:lineRule="exact" w:line="240"/>
-      </w:pPr>
-      <w:r>
-        <w:rPr>
-          <w:rFonts w:ascii="MS PGothic" w:hAnsi="MS PGothic" w:eastAsia="MS PGothic"/>
-          <w:b/>
-          <w:color w:val="000000"/>
-          <w:sz w:val="17"/>
-        </w:rPr>
-        <w:t>Table 3. SDS 濃度が発泡指数・気泡構造・弾性率に与える影響</w:t>
-      </w:r>
-    </w:p>
-    <w:tbl>
-      <w:tblPr>
-        <w:tblStyle w:val="TableGrid"/>
-        <w:tblW w:type="auto" w:w="0"/>
-        <w:jc w:val="center"/>
-        <w:tblLook w:firstColumn="1" w:firstRow="1" w:lastColumn="0" w:lastRow="0" w:noHBand="0" w:noVBand="1" w:val="04A0"/>
-      </w:tblPr>
-      <w:tblGrid>
-        <w:gridCol w:w="1994"/>
-        <w:gridCol w:w="1994"/>
-        <w:gridCol w:w="1994"/>
-        <w:gridCol w:w="1994"/>
-        <w:gridCol w:w="1994"/>
-      </w:tblGrid>
-      <w:tr>
-        <w:tc>
-          <w:tcPr>
-            <w:tcW w:type="dxa" w:w="1994"/>
-            <w:vAlign w:val="center"/>
-            <w:tcW w:w="1600" w:type="dxa"/>
-          </w:tcPr>
-          <w:p>
-            <w:pPr>
-              <w:spacing w:before="20" w:after="20" w:lineRule="exact" w:line="240"/>
-              <w:jc w:val="center"/>
-            </w:pPr>
-            <w:r>
-              <w:rPr>
-                <w:rFonts w:ascii="MS PGothic" w:hAnsi="MS PGothic" w:eastAsia="MS PGothic"/>
-                <w:b/>
-                <w:color w:val="000000"/>
-                <w:sz w:val="18"/>
-              </w:rPr>
-              <w:t>SDS濃度</w:t>
-            </w:r>
-          </w:p>
-        </w:tc>
-        <w:tc>
-          <w:tcPr>
-            <w:tcW w:type="dxa" w:w="1994"/>
-            <w:vAlign w:val="center"/>
-            <w:tcW w:w="1700" w:type="dxa"/>
-          </w:tcPr>
-          <w:p>
-            <w:pPr>
-              <w:spacing w:before="20" w:after="20" w:lineRule="exact" w:line="240"/>
-              <w:jc w:val="center"/>
-            </w:pPr>
-            <w:r>
-              <w:rPr>
-                <w:rFonts w:ascii="MS PGothic" w:hAnsi="MS PGothic" w:eastAsia="MS PGothic"/>
-                <w:b/>
-                <w:color w:val="000000"/>
-                <w:sz w:val="18"/>
-              </w:rPr>
-              <w:t>発泡指数</w:t>
-            </w:r>
-          </w:p>
-        </w:tc>
-        <w:tc>
-          <w:tcPr>
-            <w:tcW w:type="dxa" w:w="1994"/>
-            <w:vAlign w:val="center"/>
-            <w:tcW w:w="2300" w:type="dxa"/>
-          </w:tcPr>
-          <w:p>
-            <w:pPr>
-              <w:spacing w:before="20" w:after="20" w:lineRule="exact" w:line="240"/>
-              <w:jc w:val="center"/>
-            </w:pPr>
-            <w:r>
-              <w:rPr>
-                <w:rFonts w:ascii="MS PGothic" w:hAnsi="MS PGothic" w:eastAsia="MS PGothic"/>
-                <w:b/>
-                <w:color w:val="000000"/>
-                <w:sz w:val="18"/>
-              </w:rPr>
-              <w:t>気泡微細構造</w:t>
-            </w:r>
-          </w:p>
-        </w:tc>
-        <w:tc>
-          <w:tcPr>
-            <w:tcW w:type="dxa" w:w="1994"/>
-            <w:vAlign w:val="center"/>
-            <w:tcW w:w="2200" w:type="dxa"/>
-          </w:tcPr>
-          <w:p>
-            <w:pPr>
-              <w:spacing w:before="20" w:after="20" w:lineRule="exact" w:line="240"/>
-              <w:jc w:val="center"/>
-            </w:pPr>
-            <w:r>
-              <w:rPr>
-                <w:rFonts w:ascii="MS PGothic" w:hAnsi="MS PGothic" w:eastAsia="MS PGothic"/>
-                <w:b/>
-                <w:color w:val="000000"/>
-                <w:sz w:val="18"/>
-              </w:rPr>
-              <w:t>弾性率・降伏応力</w:t>
-            </w:r>
-          </w:p>
-        </w:tc>
-        <w:tc>
-          <w:tcPr>
-            <w:tcW w:type="dxa" w:w="1994"/>
-            <w:vAlign w:val="center"/>
-            <w:tcW w:w="1560" w:type="dxa"/>
-          </w:tcPr>
-          <w:p>
-            <w:pPr>
-              <w:spacing w:before="20" w:after="20" w:lineRule="exact" w:line="240"/>
-              <w:jc w:val="center"/>
-            </w:pPr>
-            <w:r>
-              <w:rPr>
-                <w:rFonts w:ascii="MS PGothic" w:hAnsi="MS PGothic" w:eastAsia="MS PGothic"/>
-                <w:b/>
-                <w:color w:val="000000"/>
-                <w:sz w:val="18"/>
-              </w:rPr>
-              <w:t>総合評価</w:t>
+              <w:t>PP ゲル・基準</w:t>
             </w:r>
           </w:p>
         </w:tc>
@@ -2125,9 +1324,9 @@
       <w:tr>
         <w:tc>
           <w:tcPr>
-            <w:tcW w:type="dxa" w:w="1994"/>
+            <w:tcW w:type="dxa" w:w="2493"/>
             <w:vAlign w:val="center"/>
-            <w:tcW w:w="1600" w:type="dxa"/>
+            <w:tcW w:w="3100" w:type="dxa"/>
           </w:tcPr>
           <w:p>
             <w:pPr>
@@ -2141,15 +1340,15 @@
                 <w:color w:val="000000"/>
                 <w:sz w:val="18"/>
               </w:rPr>
-              <w:t>0 %（無添加）</w:t>
+              <w:t>MHEC/CSP 1-5</w:t>
             </w:r>
           </w:p>
         </w:tc>
         <w:tc>
           <w:tcPr>
-            <w:tcW w:type="dxa" w:w="1994"/>
+            <w:tcW w:type="dxa" w:w="2493"/>
             <w:vAlign w:val="center"/>
-            <w:tcW w:w="1700" w:type="dxa"/>
+            <w:tcW w:w="1300" w:type="dxa"/>
           </w:tcPr>
           <w:p>
             <w:pPr>
@@ -2163,15 +1362,15 @@
                 <w:color w:val="000000"/>
                 <w:sz w:val="18"/>
               </w:rPr>
-              <w:t>約2.6（最大）</w:t>
+              <w:t>25.6</w:t>
             </w:r>
           </w:p>
         </w:tc>
         <w:tc>
           <w:tcPr>
-            <w:tcW w:type="dxa" w:w="1994"/>
+            <w:tcW w:type="dxa" w:w="2493"/>
             <w:vAlign w:val="center"/>
-            <w:tcW w:w="2300" w:type="dxa"/>
+            <w:tcW w:w="1300" w:type="dxa"/>
           </w:tcPr>
           <w:p>
             <w:pPr>
@@ -2185,15 +1384,15 @@
                 <w:color w:val="000000"/>
                 <w:sz w:val="18"/>
               </w:rPr>
-              <w:t>均一・密</w:t>
+              <w:t>0.400</w:t>
             </w:r>
           </w:p>
         </w:tc>
         <w:tc>
           <w:tcPr>
-            <w:tcW w:type="dxa" w:w="1994"/>
+            <w:tcW w:type="dxa" w:w="2493"/>
             <w:vAlign w:val="center"/>
-            <w:tcW w:w="2200" w:type="dxa"/>
+            <w:tcW w:w="3560" w:type="dxa"/>
           </w:tcPr>
           <w:p>
             <w:pPr>
@@ -2207,15 +1406,39 @@
                 <w:color w:val="000000"/>
                 <w:sz w:val="18"/>
               </w:rPr>
-              <w:t>最も高い</w:t>
+              <w:t>最も流動的（tan δ 大）</w:t>
+            </w:r>
+          </w:p>
+        </w:tc>
+      </w:tr>
+      <w:tr>
+        <w:tc>
+          <w:tcPr>
+            <w:tcW w:type="dxa" w:w="2493"/>
+            <w:vAlign w:val="center"/>
+            <w:tcW w:w="3100" w:type="dxa"/>
+          </w:tcPr>
+          <w:p>
+            <w:pPr>
+              <w:spacing w:before="20" w:after="20" w:lineRule="exact" w:line="240"/>
+              <w:jc w:val="left"/>
+            </w:pPr>
+            <w:r>
+              <w:rPr>
+                <w:rFonts w:ascii="MS PGothic" w:hAnsi="MS PGothic" w:eastAsia="MS PGothic"/>
+                <w:b w:val="0"/>
+                <w:color w:val="000000"/>
+                <w:sz w:val="18"/>
+              </w:rPr>
+              <w:t>HEC+MC/CSP/SDS 1-5-0.1</w:t>
             </w:r>
           </w:p>
         </w:tc>
         <w:tc>
           <w:tcPr>
-            <w:tcW w:type="dxa" w:w="1994"/>
+            <w:tcW w:type="dxa" w:w="2493"/>
             <w:vAlign w:val="center"/>
-            <w:tcW w:w="1560" w:type="dxa"/>
+            <w:tcW w:w="1300" w:type="dxa"/>
           </w:tcPr>
           <w:p>
             <w:pPr>
@@ -2229,7 +1452,51 @@
                 <w:color w:val="000000"/>
                 <w:sz w:val="18"/>
               </w:rPr>
-              <w:t>◎ 最適</w:t>
+              <w:t>58.2</w:t>
+            </w:r>
+          </w:p>
+        </w:tc>
+        <w:tc>
+          <w:tcPr>
+            <w:tcW w:type="dxa" w:w="2493"/>
+            <w:vAlign w:val="center"/>
+            <w:tcW w:w="1300" w:type="dxa"/>
+          </w:tcPr>
+          <w:p>
+            <w:pPr>
+              <w:spacing w:before="20" w:after="20" w:lineRule="exact" w:line="240"/>
+              <w:jc w:val="center"/>
+            </w:pPr>
+            <w:r>
+              <w:rPr>
+                <w:rFonts w:ascii="MS PGothic" w:hAnsi="MS PGothic" w:eastAsia="MS PGothic"/>
+                <w:b w:val="0"/>
+                <w:color w:val="000000"/>
+                <w:sz w:val="18"/>
+              </w:rPr>
+              <w:t>0.193</w:t>
+            </w:r>
+          </w:p>
+        </w:tc>
+        <w:tc>
+          <w:tcPr>
+            <w:tcW w:type="dxa" w:w="2493"/>
+            <w:vAlign w:val="center"/>
+            <w:tcW w:w="3560" w:type="dxa"/>
+          </w:tcPr>
+          <w:p>
+            <w:pPr>
+              <w:spacing w:before="20" w:after="20" w:lineRule="exact" w:line="240"/>
+              <w:jc w:val="center"/>
+            </w:pPr>
+            <w:r>
+              <w:rPr>
+                <w:rFonts w:ascii="MS PGothic" w:hAnsi="MS PGothic" w:eastAsia="MS PGothic"/>
+                <w:b w:val="0"/>
+                <w:color w:val="000000"/>
+                <w:sz w:val="18"/>
+              </w:rPr>
+              <w:t>SDS で僅かに剛性化</w:t>
             </w:r>
           </w:p>
         </w:tc>
@@ -2237,9 +1504,9 @@
       <w:tr>
         <w:tc>
           <w:tcPr>
-            <w:tcW w:type="dxa" w:w="1994"/>
+            <w:tcW w:type="dxa" w:w="2493"/>
             <w:vAlign w:val="center"/>
-            <w:tcW w:w="1600" w:type="dxa"/>
+            <w:tcW w:w="3100" w:type="dxa"/>
           </w:tcPr>
           <w:p>
             <w:pPr>
@@ -2253,15 +1520,15 @@
                 <w:color w:val="000000"/>
                 <w:sz w:val="18"/>
               </w:rPr>
-              <w:t>0.1 %</w:t>
+              <w:t>HEC+MC/CSP/SDS 1-5-0.5</w:t>
             </w:r>
           </w:p>
         </w:tc>
         <w:tc>
           <w:tcPr>
-            <w:tcW w:type="dxa" w:w="1994"/>
+            <w:tcW w:type="dxa" w:w="2493"/>
             <w:vAlign w:val="center"/>
-            <w:tcW w:w="1700" w:type="dxa"/>
+            <w:tcW w:w="1300" w:type="dxa"/>
           </w:tcPr>
           <w:p>
             <w:pPr>
@@ -2275,15 +1542,15 @@
                 <w:color w:val="000000"/>
                 <w:sz w:val="18"/>
               </w:rPr>
-              <w:t>約2.3</w:t>
+              <w:t>33.8</w:t>
             </w:r>
           </w:p>
         </w:tc>
         <w:tc>
           <w:tcPr>
-            <w:tcW w:type="dxa" w:w="1994"/>
+            <w:tcW w:type="dxa" w:w="2493"/>
             <w:vAlign w:val="center"/>
-            <w:tcW w:w="2300" w:type="dxa"/>
+            <w:tcW w:w="1300" w:type="dxa"/>
           </w:tcPr>
           <w:p>
             <w:pPr>
@@ -2297,15 +1564,15 @@
                 <w:color w:val="000000"/>
                 <w:sz w:val="18"/>
               </w:rPr>
-              <w:t>均一だが発泡量減少</w:t>
+              <w:t>0.242</w:t>
             </w:r>
           </w:p>
         </w:tc>
         <w:tc>
           <w:tcPr>
-            <w:tcW w:type="dxa" w:w="1994"/>
+            <w:tcW w:type="dxa" w:w="2493"/>
             <w:vAlign w:val="center"/>
-            <w:tcW w:w="2200" w:type="dxa"/>
+            <w:tcW w:w="3560" w:type="dxa"/>
           </w:tcPr>
           <w:p>
             <w:pPr>
@@ -2319,141 +1586,7 @@
                 <w:color w:val="000000"/>
                 <w:sz w:val="18"/>
               </w:rPr>
-              <w:t>わずかに上昇後低下</w:t>
-            </w:r>
-          </w:p>
-        </w:tc>
-        <w:tc>
-          <w:tcPr>
-            <w:tcW w:type="dxa" w:w="1994"/>
-            <w:vAlign w:val="center"/>
-            <w:tcW w:w="1560" w:type="dxa"/>
-          </w:tcPr>
-          <w:p>
-            <w:pPr>
-              <w:spacing w:before="20" w:after="20" w:lineRule="exact" w:line="240"/>
-              <w:jc w:val="center"/>
-            </w:pPr>
-            <w:r>
-              <w:rPr>
-                <w:rFonts w:ascii="MS PGothic" w:hAnsi="MS PGothic" w:eastAsia="MS PGothic"/>
-                <w:b w:val="0"/>
-                <w:color w:val="000000"/>
-                <w:sz w:val="18"/>
-              </w:rPr>
-              <w:t>△</w:t>
-            </w:r>
-          </w:p>
-        </w:tc>
-      </w:tr>
-      <w:tr>
-        <w:tc>
-          <w:tcPr>
-            <w:tcW w:type="dxa" w:w="1994"/>
-            <w:vAlign w:val="center"/>
-            <w:tcW w:w="1600" w:type="dxa"/>
-          </w:tcPr>
-          <w:p>
-            <w:pPr>
-              <w:spacing w:before="20" w:after="20" w:lineRule="exact" w:line="240"/>
-              <w:jc w:val="left"/>
-            </w:pPr>
-            <w:r>
-              <w:rPr>
-                <w:rFonts w:ascii="MS PGothic" w:hAnsi="MS PGothic" w:eastAsia="MS PGothic"/>
-                <w:b w:val="0"/>
-                <w:color w:val="000000"/>
-                <w:sz w:val="18"/>
-              </w:rPr>
-              <w:t>0.5 %</w:t>
-            </w:r>
-          </w:p>
-        </w:tc>
-        <w:tc>
-          <w:tcPr>
-            <w:tcW w:type="dxa" w:w="1994"/>
-            <w:vAlign w:val="center"/>
-            <w:tcW w:w="1700" w:type="dxa"/>
-          </w:tcPr>
-          <w:p>
-            <w:pPr>
-              <w:spacing w:before="20" w:after="20" w:lineRule="exact" w:line="240"/>
-              <w:jc w:val="center"/>
-            </w:pPr>
-            <w:r>
-              <w:rPr>
-                <w:rFonts w:ascii="MS PGothic" w:hAnsi="MS PGothic" w:eastAsia="MS PGothic"/>
-                <w:b w:val="0"/>
-                <w:color w:val="000000"/>
-                <w:sz w:val="18"/>
-              </w:rPr>
-              <w:t>さらに低下</w:t>
-            </w:r>
-          </w:p>
-        </w:tc>
-        <w:tc>
-          <w:tcPr>
-            <w:tcW w:type="dxa" w:w="1994"/>
-            <w:vAlign w:val="center"/>
-            <w:tcW w:w="2300" w:type="dxa"/>
-          </w:tcPr>
-          <w:p>
-            <w:pPr>
-              <w:spacing w:before="20" w:after="20" w:lineRule="exact" w:line="240"/>
-              <w:jc w:val="center"/>
-            </w:pPr>
-            <w:r>
-              <w:rPr>
-                <w:rFonts w:ascii="MS PGothic" w:hAnsi="MS PGothic" w:eastAsia="MS PGothic"/>
-                <w:b w:val="0"/>
-                <w:color w:val="000000"/>
-                <w:sz w:val="18"/>
-              </w:rPr>
-              <w:t>粗大・不均一</w:t>
-            </w:r>
-          </w:p>
-        </w:tc>
-        <w:tc>
-          <w:tcPr>
-            <w:tcW w:type="dxa" w:w="1994"/>
-            <w:vAlign w:val="center"/>
-            <w:tcW w:w="2200" w:type="dxa"/>
-          </w:tcPr>
-          <w:p>
-            <w:pPr>
-              <w:spacing w:before="20" w:after="20" w:lineRule="exact" w:line="240"/>
-              <w:jc w:val="center"/>
-            </w:pPr>
-            <w:r>
-              <w:rPr>
-                <w:rFonts w:ascii="MS PGothic" w:hAnsi="MS PGothic" w:eastAsia="MS PGothic"/>
-                <w:b w:val="0"/>
-                <w:color w:val="000000"/>
-                <w:sz w:val="18"/>
-              </w:rPr>
-              <w:t>低下</w:t>
-            </w:r>
-          </w:p>
-        </w:tc>
-        <w:tc>
-          <w:tcPr>
-            <w:tcW w:type="dxa" w:w="1994"/>
-            <w:vAlign w:val="center"/>
-            <w:tcW w:w="1560" w:type="dxa"/>
-          </w:tcPr>
-          <w:p>
-            <w:pPr>
-              <w:spacing w:before="20" w:after="20" w:lineRule="exact" w:line="240"/>
-              <w:jc w:val="center"/>
-            </w:pPr>
-            <w:r>
-              <w:rPr>
-                <w:rFonts w:ascii="MS PGothic" w:hAnsi="MS PGothic" w:eastAsia="MS PGothic"/>
-                <w:b w:val="0"/>
-                <w:color w:val="000000"/>
-                <w:sz w:val="18"/>
-              </w:rPr>
-              <w:t>× 不適</w:t>
+              <w:t>SDS 過多で軟化</w:t>
             </w:r>
           </w:p>
         </w:tc>
@@ -2463,2200 +1596,6 @@
       <w:pPr>
         <w:spacing w:before="0" w:after="60"/>
       </w:pPr>
-    </w:p>
-    <w:tbl>
-      <w:tblPr>
-        <w:tblStyle w:val="TableGrid"/>
-        <w:tblW w:type="auto" w:w="0"/>
-        <w:jc w:val="center"/>
-        <w:tblLook w:firstColumn="1" w:firstRow="1" w:lastColumn="0" w:lastRow="0" w:noHBand="0" w:noVBand="1" w:val="04A0"/>
-      </w:tblPr>
-      <w:tblGrid>
-        <w:gridCol w:w="9972"/>
-      </w:tblGrid>
-      <w:tr>
-        <w:trPr>
-          <w:trHeight w:val="3969" w:hRule="exact"/>
-        </w:trPr>
-        <w:tc>
-          <w:tcPr>
-            <w:tcW w:type="dxa" w:w="9972"/>
-            <w:tcW w:w="9360" w:type="dxa"/>
-            <w:vAlign w:val="center"/>
-          </w:tcPr>
-          <w:p>
-            <w:pPr>
-              <w:spacing w:before="0" w:after="0"/>
-              <w:jc w:val="center"/>
-            </w:pPr>
-            <w:r>
-              <w:rPr>
-                <w:rFonts w:ascii="MS PGothic" w:hAnsi="MS PGothic" w:eastAsia="MS PGothic"/>
-                <w:b w:val="0"/>
-                <w:color w:val="000000"/>
-                <w:sz w:val="18"/>
-              </w:rPr>
-              <w:t>［図挿入欄］Fig. 2a–j：(a) 周波数掃引 G'/G''、(b) ひずみ掃引、(c) フロースイープ（せん断希薄化）、(d) LAOS 静的降伏応力（33.3 Pa / 3.31 Pa）、(e) ステップひずみ・自己修復性、(f–h) SDS の弾性率・降伏応力への影響、(i) SDS 濃度別発泡指数、(j) SDS 0/0.1/0.5% の気泡微細構造 SEM 比較</w:t>
-            </w:r>
-          </w:p>
-        </w:tc>
-      </w:tr>
-    </w:tbl>
-    <w:p>
-      <w:pPr>
-        <w:spacing w:before="0" w:after="40"/>
-      </w:pPr>
-    </w:p>
-    <w:p>
-      <w:pPr>
-        <w:spacing w:before="120" w:after="20" w:lineRule="exact" w:line="300"/>
-      </w:pPr>
-      <w:r>
-        <w:rPr>
-          <w:rFonts w:ascii="MS PGothic" w:hAnsi="MS PGothic" w:eastAsia="MS PGothic"/>
-          <w:b/>
-          <w:color w:val="000000"/>
-          <w:sz w:val="21"/>
-        </w:rPr>
-        <w:t>2. エアロゲル形成機構（Figure 1・5）</w:t>
-      </w:r>
-    </w:p>
-    <w:p>
-      <w:pPr>
-        <w:spacing w:before="60" w:after="0" w:lineRule="exact" w:line="280"/>
-      </w:pPr>
-      <w:r>
-        <w:rPr>
-          <w:rFonts w:ascii="MS PGothic" w:hAnsi="MS PGothic" w:eastAsia="MS PGothic"/>
-          <w:b/>
-          <w:color w:val="000000"/>
-          <w:sz w:val="20"/>
-        </w:rPr>
-        <w:t>・シリカエアロゲル形成の3段階焼結機構</w:t>
-      </w:r>
-    </w:p>
-    <w:p>
-      <w:pPr>
-        <w:spacing w:before="0" w:after="40" w:lineRule="exact" w:line="280"/>
-        <w:ind w:firstLine="227"/>
-      </w:pPr>
-      <w:r>
-        <w:rPr>
-          <w:rFonts w:ascii="MS PGothic" w:hAnsi="MS PGothic" w:eastAsia="MS PGothic"/>
-          <w:b w:val="0"/>
-          <w:color w:val="000000"/>
-          <w:sz w:val="19"/>
-        </w:rPr>
-        <w:t>本ゲルが火炎に接触してシリカエアロゲルへと変態するプロセスは、焼結の3段階としてモデル化できる（Fig. 1 模式図）。第1段階（初期分散）：室温の未加熱状態では、CSP（粒径約22 nm）が水・ポリマーマトリクス中に独立分散している。粒子間は PP 水素結合で緩やかに連結されているが、共有結合的な連結はなく、各粒子は運動の自由を保っている。第2段階（粒界形成）：加熱により水分が蒸発・脱水し、隣接する CSP 粒子間の距離が縮まる。約200℃を超えるとシリカ粒子表面のシラノール基（Si–OH）間での脱水縮合が活発になり、粒子間に粒界（grain boundary）が形成され始める。この段階では粒子形状を保ちながら点接触での連結が進む。第3段階（ネック成長・骨格完成）：さらなる加熱でネック（neck、粒子間の共有結合的な架橋部）が成長し、粒子同士が強固に連結。最終的に3次元の多孔質 SiO₂ 骨格（シリカエアロゲル）が完成する。このエアロゲル骨格は微細な気孔を多数含み、気孔内の静止空気が熱伝導を妨げることで断熱層として機能する。シリカエアロゲルが断熱材として有効なのは、気体の平均自由行程より小さな気孔サイズによってガス分子の熱対流・伝導が抑制される Knudsen 効果のためである。</w:t>
-      </w:r>
-    </w:p>
-    <w:p>
-      <w:pPr>
-        <w:spacing w:before="60" w:after="0" w:lineRule="exact" w:line="280"/>
-      </w:pPr>
-      <w:r>
-        <w:rPr>
-          <w:rFonts w:ascii="MS PGothic" w:hAnsi="MS PGothic" w:eastAsia="MS PGothic"/>
-          <w:b/>
-          <w:color w:val="000000"/>
-          <w:sz w:val="20"/>
-        </w:rPr>
-        <w:t>・温度同期性 — エアロゲル化を成立させる材料設計の核心</w:t>
-      </w:r>
-    </w:p>
-    <w:p>
-      <w:pPr>
-        <w:spacing w:before="0" w:after="40" w:lineRule="exact" w:line="280"/>
-        <w:ind w:firstLine="227"/>
-      </w:pPr>
-      <w:r>
-        <w:rPr>
-          <w:rFonts w:ascii="MS PGothic" w:hAnsi="MS PGothic" w:eastAsia="MS PGothic"/>
-          <w:b w:val="0"/>
-          <w:color w:val="000000"/>
-          <w:sz w:val="19"/>
-        </w:rPr>
-        <w:t>TGA/DSC の結果が示す通り、CSP の焼結開始温度（約200℃）とセルロース有機鎖の分解開始温度（約280℃）が温度的に重なっている（約80℃の重複帯域）点が本系の設計上の本質的優位性である。有機骨格が燃焼・除去されていくのとほぼ同時に無機シリカ骨格の連結・緻密化が進行するため、構造が崩壊する前に新たな支持体が形成される。仮に焼結開始温度がセルロース分解温度よりも大幅に高い場合は、有機骨格が焼失してしまった後でシリカが焼結しても既に断熱層が崩壊しているという問題が生じる。逆に焼結開始温度が著しく低い場合は、ゲル状態のうちにシリカが固化して噴霧性が失われる恐れがある。本系はこの温度整合を、CSP 粒径（約22 nm）とセルロース誘導体の組み合わせによって自然に実現している点が巧妙であり、材料選択の合理性を裏付けている。この温度整合の重要性は、異なる粒径のシリカ粒子では焼結開始温度が異なることを考えると、22 nm という粒径選択がエアロゲル化の温度同期性を意識した設計判断である可能性が高い。</w:t>
-      </w:r>
-    </w:p>
-    <w:p>
-      <w:pPr>
-        <w:spacing w:before="120" w:after="20" w:lineRule="exact" w:line="300"/>
-      </w:pPr>
-      <w:r>
-        <w:rPr>
-          <w:rFonts w:ascii="MS PGothic" w:hAnsi="MS PGothic" w:eastAsia="MS PGothic"/>
-          <w:b/>
-          <w:color w:val="000000"/>
-          <w:sz w:val="21"/>
-        </w:rPr>
-        <w:t>3. 長期保存安定性（Supplementary）</w:t>
-      </w:r>
-    </w:p>
-    <w:p>
-      <w:pPr>
-        <w:spacing w:before="60" w:after="0" w:lineRule="exact" w:line="280"/>
-      </w:pPr>
-      <w:r>
-        <w:rPr>
-          <w:rFonts w:ascii="MS PGothic" w:hAnsi="MS PGothic" w:eastAsia="MS PGothic"/>
-          <w:b/>
-          <w:color w:val="000000"/>
-          <w:sz w:val="20"/>
-        </w:rPr>
-        <w:t>・熟成機構 — 水素結合から共有結合への転移</w:t>
-      </w:r>
-    </w:p>
-    <w:p>
-      <w:pPr>
-        <w:spacing w:before="0" w:after="40" w:lineRule="exact" w:line="280"/>
-        <w:ind w:firstLine="227"/>
-      </w:pPr>
-      <w:r>
-        <w:rPr>
-          <w:rFonts w:ascii="MS PGothic" w:hAnsi="MS PGothic" w:eastAsia="MS PGothic"/>
-          <w:b w:val="0"/>
-          <w:color w:val="000000"/>
-          <w:sz w:val="19"/>
-        </w:rPr>
-        <w:t>ゲルを長期保存すると、ネットワーク結合の様式が変化する「熟成（aging）」が起こる。初期のネットワークは可逆的な水素結合（PP 相互作用）で形成されているが、経時的にシリカ表面のシラノール基（Si–OH）とセルロースの水酸基（–OH）との間で脱水縮合が進み、不可逆的な Si–O–C 共有結合が形成される。この共有結合化によりゲルは経時的に剛性化（G' の上昇・降伏応力の上昇）する。縮合反応は温度・pH・水分量に依存し、室温・中性付近では比較的ゆっくり進行する。熟成はゲル材料の品質変化として問題になりうるが、本系では燃焼挙動（Time to char）への影響が限定的であるため実用上の深刻な問題にはなっていない。これは、熟成によって G' が上昇しても、エアロゲル化の温度同期性（CSP 焼結とセルロース分解の重なり）が変化しないためと理解できる。共有結合の形成は Si–O–C であり、Si–O–Si（シリカ骨格）と組成が近いため、燃焼挙動への影響が小さいのは化学的に合理的である。</w:t>
-      </w:r>
-    </w:p>
-    <w:p>
-      <w:pPr>
-        <w:spacing w:before="60" w:after="0" w:lineRule="exact" w:line="280"/>
-      </w:pPr>
-      <w:r>
-        <w:rPr>
-          <w:rFonts w:ascii="MS PGothic" w:hAnsi="MS PGothic" w:eastAsia="MS PGothic"/>
-          <w:b/>
-          <w:color w:val="000000"/>
-          <w:sz w:val="20"/>
-        </w:rPr>
-        <w:t>・HEC+MC 系と MHEC 系の比較（長期安定性データ）</w:t>
-      </w:r>
-    </w:p>
-    <w:p>
-      <w:pPr>
-        <w:spacing w:before="0" w:after="40" w:lineRule="exact" w:line="280"/>
-        <w:ind w:firstLine="227"/>
-      </w:pPr>
-      <w:r>
-        <w:rPr>
-          <w:rFonts w:ascii="MS PGothic" w:hAnsi="MS PGothic" w:eastAsia="MS PGothic"/>
-          <w:b w:val="0"/>
-          <w:color w:val="000000"/>
-          <w:sz w:val="19"/>
-        </w:rPr>
-        <w:t>長期保存後の降伏応力の変化率は、HEC+MC 系で +107%（33 Pa → 約69 Pa）に対し、MHEC 系で +38% と穏やかであった。HEC+MC 系の方が剛性化が大きいのは、HEC および MC 分子が MHEC より遊離の水酸基（–OH）を多く持ち、シリカ表面との共有結合化（縮合）が進みやすいためである。一方 MHEC ではメチル基およびヒドロキシエチル基による置換が遊離 –OH を少なくし、縮合を抑制する。455日間の長期保存後も燃焼挙動（Time to char）は実質的に変化しなかったことが確認されており、1年を超える実用的な保存安定性が示された（Supplementary Fig. S18–S19 参照）。実際の製品保存期間として1年以上の安定性は重要な商品価値であり、本研究の示す455日（約15ヶ月）という実証期間は実用化に向けて有力なデータと言える。性能・安定性・コストの総合比較を Table 4 に示す。</w:t>
-      </w:r>
-    </w:p>
-    <w:p>
-      <w:pPr>
-        <w:spacing w:before="20" w:after="40" w:lineRule="exact" w:line="240"/>
-      </w:pPr>
-      <w:r>
-        <w:rPr>
-          <w:rFonts w:ascii="MS PGothic" w:hAnsi="MS PGothic" w:eastAsia="MS PGothic"/>
-          <w:b/>
-          <w:color w:val="000000"/>
-          <w:sz w:val="17"/>
-        </w:rPr>
-        <w:t>Table 4. HEC+MC 系と MHEC 系の総合比較（性能・安定性・経済性）</w:t>
-      </w:r>
-    </w:p>
-    <w:tbl>
-      <w:tblPr>
-        <w:tblStyle w:val="TableGrid"/>
-        <w:tblW w:type="auto" w:w="0"/>
-        <w:jc w:val="center"/>
-        <w:tblLook w:firstColumn="1" w:firstRow="1" w:lastColumn="0" w:lastRow="0" w:noHBand="0" w:noVBand="1" w:val="04A0"/>
-      </w:tblPr>
-      <w:tblGrid>
-        <w:gridCol w:w="2493"/>
-        <w:gridCol w:w="2493"/>
-        <w:gridCol w:w="2493"/>
-        <w:gridCol w:w="2493"/>
-      </w:tblGrid>
-      <w:tr>
-        <w:tc>
-          <w:tcPr>
-            <w:tcW w:type="dxa" w:w="2493"/>
-            <w:vAlign w:val="center"/>
-            <w:tcW w:w="2100" w:type="dxa"/>
-          </w:tcPr>
-          <w:p>
-            <w:pPr>
-              <w:spacing w:before="20" w:after="20" w:lineRule="exact" w:line="240"/>
-              <w:jc w:val="center"/>
-            </w:pPr>
-            <w:r>
-              <w:rPr>
-                <w:rFonts w:ascii="MS PGothic" w:hAnsi="MS PGothic" w:eastAsia="MS PGothic"/>
-                <w:b/>
-                <w:color w:val="000000"/>
-                <w:sz w:val="18"/>
-              </w:rPr>
-              <w:t>評価項目</w:t>
-            </w:r>
-          </w:p>
-        </w:tc>
-        <w:tc>
-          <w:tcPr>
-            <w:tcW w:type="dxa" w:w="2493"/>
-            <w:vAlign w:val="center"/>
-            <w:tcW w:w="2100" w:type="dxa"/>
-          </w:tcPr>
-          <w:p>
-            <w:pPr>
-              <w:spacing w:before="20" w:after="20" w:lineRule="exact" w:line="240"/>
-              <w:jc w:val="center"/>
-            </w:pPr>
-            <w:r>
-              <w:rPr>
-                <w:rFonts w:ascii="MS PGothic" w:hAnsi="MS PGothic" w:eastAsia="MS PGothic"/>
-                <w:b/>
-                <w:color w:val="000000"/>
-                <w:sz w:val="18"/>
-              </w:rPr>
-              <w:t>HEC+MC/CSP</w:t>
-            </w:r>
-          </w:p>
-        </w:tc>
-        <w:tc>
-          <w:tcPr>
-            <w:tcW w:type="dxa" w:w="2493"/>
-            <w:vAlign w:val="center"/>
-            <w:tcW w:w="1900" w:type="dxa"/>
-          </w:tcPr>
-          <w:p>
-            <w:pPr>
-              <w:spacing w:before="20" w:after="20" w:lineRule="exact" w:line="240"/>
-              <w:jc w:val="center"/>
-            </w:pPr>
-            <w:r>
-              <w:rPr>
-                <w:rFonts w:ascii="MS PGothic" w:hAnsi="MS PGothic" w:eastAsia="MS PGothic"/>
-                <w:b/>
-                <w:color w:val="000000"/>
-                <w:sz w:val="18"/>
-              </w:rPr>
-              <w:t>MHEC/CSP</w:t>
-            </w:r>
-          </w:p>
-        </w:tc>
-        <w:tc>
-          <w:tcPr>
-            <w:tcW w:type="dxa" w:w="2493"/>
-            <w:vAlign w:val="center"/>
-            <w:tcW w:w="3260" w:type="dxa"/>
-          </w:tcPr>
-          <w:p>
-            <w:pPr>
-              <w:spacing w:before="20" w:after="20" w:lineRule="exact" w:line="240"/>
-              <w:jc w:val="center"/>
-            </w:pPr>
-            <w:r>
-              <w:rPr>
-                <w:rFonts w:ascii="MS PGothic" w:hAnsi="MS PGothic" w:eastAsia="MS PGothic"/>
-                <w:b/>
-                <w:color w:val="000000"/>
-                <w:sz w:val="18"/>
-              </w:rPr>
-              <w:t>備考</w:t>
-            </w:r>
-          </w:p>
-        </w:tc>
-      </w:tr>
-      <w:tr>
-        <w:tc>
-          <w:tcPr>
-            <w:tcW w:type="dxa" w:w="2493"/>
-            <w:vAlign w:val="center"/>
-            <w:tcW w:w="2100" w:type="dxa"/>
-          </w:tcPr>
-          <w:p>
-            <w:pPr>
-              <w:spacing w:before="20" w:after="20" w:lineRule="exact" w:line="240"/>
-              <w:jc w:val="left"/>
-            </w:pPr>
-            <w:r>
-              <w:rPr>
-                <w:rFonts w:ascii="MS PGothic" w:hAnsi="MS PGothic" w:eastAsia="MS PGothic"/>
-                <w:b w:val="0"/>
-                <w:color w:val="000000"/>
-                <w:sz w:val="18"/>
-              </w:rPr>
-              <w:t>燃焼保護性能</w:t>
-            </w:r>
-          </w:p>
-        </w:tc>
-        <w:tc>
-          <w:tcPr>
-            <w:tcW w:type="dxa" w:w="2493"/>
-            <w:vAlign w:val="center"/>
-            <w:tcW w:w="2100" w:type="dxa"/>
-          </w:tcPr>
-          <w:p>
-            <w:pPr>
-              <w:spacing w:before="20" w:after="20" w:lineRule="exact" w:line="240"/>
-              <w:jc w:val="center"/>
-            </w:pPr>
-            <w:r>
-              <w:rPr>
-                <w:rFonts w:ascii="MS PGothic" w:hAnsi="MS PGothic" w:eastAsia="MS PGothic"/>
-                <w:b w:val="0"/>
-                <w:color w:val="000000"/>
-                <w:sz w:val="18"/>
-              </w:rPr>
-              <w:t>◎（やや上）</w:t>
-            </w:r>
-          </w:p>
-        </w:tc>
-        <w:tc>
-          <w:tcPr>
-            <w:tcW w:type="dxa" w:w="2493"/>
-            <w:vAlign w:val="center"/>
-            <w:tcW w:w="1900" w:type="dxa"/>
-          </w:tcPr>
-          <w:p>
-            <w:pPr>
-              <w:spacing w:before="20" w:after="20" w:lineRule="exact" w:line="240"/>
-              <w:jc w:val="center"/>
-            </w:pPr>
-            <w:r>
-              <w:rPr>
-                <w:rFonts w:ascii="MS PGothic" w:hAnsi="MS PGothic" w:eastAsia="MS PGothic"/>
-                <w:b w:val="0"/>
-                <w:color w:val="000000"/>
-                <w:sz w:val="18"/>
-              </w:rPr>
-              <w:t>○</w:t>
-            </w:r>
-          </w:p>
-        </w:tc>
-        <w:tc>
-          <w:tcPr>
-            <w:tcW w:type="dxa" w:w="2493"/>
-            <w:vAlign w:val="center"/>
-            <w:tcW w:w="3260" w:type="dxa"/>
-          </w:tcPr>
-          <w:p>
-            <w:pPr>
-              <w:spacing w:before="20" w:after="20" w:lineRule="exact" w:line="240"/>
-              <w:jc w:val="center"/>
-            </w:pPr>
-            <w:r>
-              <w:rPr>
-                <w:rFonts w:ascii="MS PGothic" w:hAnsi="MS PGothic" w:eastAsia="MS PGothic"/>
-                <w:b w:val="0"/>
-                <w:color w:val="000000"/>
-                <w:sz w:val="18"/>
-              </w:rPr>
-              <w:t>HEC+MC が僅差で優位</w:t>
-            </w:r>
-          </w:p>
-        </w:tc>
-      </w:tr>
-      <w:tr>
-        <w:tc>
-          <w:tcPr>
-            <w:tcW w:type="dxa" w:w="2493"/>
-            <w:vAlign w:val="center"/>
-            <w:tcW w:w="2100" w:type="dxa"/>
-          </w:tcPr>
-          <w:p>
-            <w:pPr>
-              <w:spacing w:before="20" w:after="20" w:lineRule="exact" w:line="240"/>
-              <w:jc w:val="left"/>
-            </w:pPr>
-            <w:r>
-              <w:rPr>
-                <w:rFonts w:ascii="MS PGothic" w:hAnsi="MS PGothic" w:eastAsia="MS PGothic"/>
-                <w:b w:val="0"/>
-                <w:color w:val="000000"/>
-                <w:sz w:val="18"/>
-              </w:rPr>
-              <w:t>長期安定性</w:t>
-            </w:r>
-          </w:p>
-        </w:tc>
-        <w:tc>
-          <w:tcPr>
-            <w:tcW w:type="dxa" w:w="2493"/>
-            <w:vAlign w:val="center"/>
-            <w:tcW w:w="2100" w:type="dxa"/>
-          </w:tcPr>
-          <w:p>
-            <w:pPr>
-              <w:spacing w:before="20" w:after="20" w:lineRule="exact" w:line="240"/>
-              <w:jc w:val="center"/>
-            </w:pPr>
-            <w:r>
-              <w:rPr>
-                <w:rFonts w:ascii="MS PGothic" w:hAnsi="MS PGothic" w:eastAsia="MS PGothic"/>
-                <w:b w:val="0"/>
-                <w:color w:val="000000"/>
-                <w:sz w:val="18"/>
-              </w:rPr>
-              <w:t>△ (+107%剛性化)</w:t>
-            </w:r>
-          </w:p>
-        </w:tc>
-        <w:tc>
-          <w:tcPr>
-            <w:tcW w:type="dxa" w:w="2493"/>
-            <w:vAlign w:val="center"/>
-            <w:tcW w:w="1900" w:type="dxa"/>
-          </w:tcPr>
-          <w:p>
-            <w:pPr>
-              <w:spacing w:before="20" w:after="20" w:lineRule="exact" w:line="240"/>
-              <w:jc w:val="center"/>
-            </w:pPr>
-            <w:r>
-              <w:rPr>
-                <w:rFonts w:ascii="MS PGothic" w:hAnsi="MS PGothic" w:eastAsia="MS PGothic"/>
-                <w:b w:val="0"/>
-                <w:color w:val="000000"/>
-                <w:sz w:val="18"/>
-              </w:rPr>
-              <w:t>◎ (+38%)</w:t>
-            </w:r>
-          </w:p>
-        </w:tc>
-        <w:tc>
-          <w:tcPr>
-            <w:tcW w:type="dxa" w:w="2493"/>
-            <w:vAlign w:val="center"/>
-            <w:tcW w:w="3260" w:type="dxa"/>
-          </w:tcPr>
-          <w:p>
-            <w:pPr>
-              <w:spacing w:before="20" w:after="20" w:lineRule="exact" w:line="240"/>
-              <w:jc w:val="center"/>
-            </w:pPr>
-            <w:r>
-              <w:rPr>
-                <w:rFonts w:ascii="MS PGothic" w:hAnsi="MS PGothic" w:eastAsia="MS PGothic"/>
-                <w:b w:val="0"/>
-                <w:color w:val="000000"/>
-                <w:sz w:val="18"/>
-              </w:rPr>
-              <w:t>遊離 –OH 数の差による縮合速度の違い</w:t>
-            </w:r>
-          </w:p>
-        </w:tc>
-      </w:tr>
-      <w:tr>
-        <w:tc>
-          <w:tcPr>
-            <w:tcW w:type="dxa" w:w="2493"/>
-            <w:vAlign w:val="center"/>
-            <w:tcW w:w="2100" w:type="dxa"/>
-          </w:tcPr>
-          <w:p>
-            <w:pPr>
-              <w:spacing w:before="20" w:after="20" w:lineRule="exact" w:line="240"/>
-              <w:jc w:val="left"/>
-            </w:pPr>
-            <w:r>
-              <w:rPr>
-                <w:rFonts w:ascii="MS PGothic" w:hAnsi="MS PGothic" w:eastAsia="MS PGothic"/>
-                <w:b w:val="0"/>
-                <w:color w:val="000000"/>
-                <w:sz w:val="18"/>
-              </w:rPr>
-              <w:t>製造・品質管理</w:t>
-            </w:r>
-          </w:p>
-        </w:tc>
-        <w:tc>
-          <w:tcPr>
-            <w:tcW w:type="dxa" w:w="2493"/>
-            <w:vAlign w:val="center"/>
-            <w:tcW w:w="2100" w:type="dxa"/>
-          </w:tcPr>
-          <w:p>
-            <w:pPr>
-              <w:spacing w:before="20" w:after="20" w:lineRule="exact" w:line="240"/>
-              <w:jc w:val="center"/>
-            </w:pPr>
-            <w:r>
-              <w:rPr>
-                <w:rFonts w:ascii="MS PGothic" w:hAnsi="MS PGothic" w:eastAsia="MS PGothic"/>
-                <w:b w:val="0"/>
-                <w:color w:val="000000"/>
-                <w:sz w:val="18"/>
-              </w:rPr>
-              <w:t>○（2成分配合）</w:t>
-            </w:r>
-          </w:p>
-        </w:tc>
-        <w:tc>
-          <w:tcPr>
-            <w:tcW w:type="dxa" w:w="2493"/>
-            <w:vAlign w:val="center"/>
-            <w:tcW w:w="1900" w:type="dxa"/>
-          </w:tcPr>
-          <w:p>
-            <w:pPr>
-              <w:spacing w:before="20" w:after="20" w:lineRule="exact" w:line="240"/>
-              <w:jc w:val="center"/>
-            </w:pPr>
-            <w:r>
-              <w:rPr>
-                <w:rFonts w:ascii="MS PGothic" w:hAnsi="MS PGothic" w:eastAsia="MS PGothic"/>
-                <w:b w:val="0"/>
-                <w:color w:val="000000"/>
-                <w:sz w:val="18"/>
-              </w:rPr>
-              <w:t>◎（単一ポリマー）</w:t>
-            </w:r>
-          </w:p>
-        </w:tc>
-        <w:tc>
-          <w:tcPr>
-            <w:tcW w:type="dxa" w:w="2493"/>
-            <w:vAlign w:val="center"/>
-            <w:tcW w:w="3260" w:type="dxa"/>
-          </w:tcPr>
-          <w:p>
-            <w:pPr>
-              <w:spacing w:before="20" w:after="20" w:lineRule="exact" w:line="240"/>
-              <w:jc w:val="center"/>
-            </w:pPr>
-            <w:r>
-              <w:rPr>
-                <w:rFonts w:ascii="MS PGothic" w:hAnsi="MS PGothic" w:eastAsia="MS PGothic"/>
-                <w:b w:val="0"/>
-                <w:color w:val="000000"/>
-                <w:sz w:val="18"/>
-              </w:rPr>
-              <w:t>MHEC は配合比管理不要</w:t>
-            </w:r>
-          </w:p>
-        </w:tc>
-      </w:tr>
-      <w:tr>
-        <w:tc>
-          <w:tcPr>
-            <w:tcW w:type="dxa" w:w="2493"/>
-            <w:vAlign w:val="center"/>
-            <w:tcW w:w="2100" w:type="dxa"/>
-          </w:tcPr>
-          <w:p>
-            <w:pPr>
-              <w:spacing w:before="20" w:after="20" w:lineRule="exact" w:line="240"/>
-              <w:jc w:val="left"/>
-            </w:pPr>
-            <w:r>
-              <w:rPr>
-                <w:rFonts w:ascii="MS PGothic" w:hAnsi="MS PGothic" w:eastAsia="MS PGothic"/>
-                <w:b w:val="0"/>
-                <w:color w:val="000000"/>
-                <w:sz w:val="18"/>
-              </w:rPr>
-              <w:t>コスト</w:t>
-            </w:r>
-          </w:p>
-        </w:tc>
-        <w:tc>
-          <w:tcPr>
-            <w:tcW w:type="dxa" w:w="2493"/>
-            <w:vAlign w:val="center"/>
-            <w:tcW w:w="2100" w:type="dxa"/>
-          </w:tcPr>
-          <w:p>
-            <w:pPr>
-              <w:spacing w:before="20" w:after="20" w:lineRule="exact" w:line="240"/>
-              <w:jc w:val="center"/>
-            </w:pPr>
-            <w:r>
-              <w:rPr>
-                <w:rFonts w:ascii="MS PGothic" w:hAnsi="MS PGothic" w:eastAsia="MS PGothic"/>
-                <w:b w:val="0"/>
-                <w:color w:val="000000"/>
-                <w:sz w:val="18"/>
-              </w:rPr>
-              <w:t>○</w:t>
-            </w:r>
-          </w:p>
-        </w:tc>
-        <w:tc>
-          <w:tcPr>
-            <w:tcW w:type="dxa" w:w="2493"/>
-            <w:vAlign w:val="center"/>
-            <w:tcW w:w="1900" w:type="dxa"/>
-          </w:tcPr>
-          <w:p>
-            <w:pPr>
-              <w:spacing w:before="20" w:after="20" w:lineRule="exact" w:line="240"/>
-              <w:jc w:val="center"/>
-            </w:pPr>
-            <w:r>
-              <w:rPr>
-                <w:rFonts w:ascii="MS PGothic" w:hAnsi="MS PGothic" w:eastAsia="MS PGothic"/>
-                <w:b w:val="0"/>
-                <w:color w:val="000000"/>
-                <w:sz w:val="18"/>
-              </w:rPr>
-              <w:t>◎</w:t>
-            </w:r>
-          </w:p>
-        </w:tc>
-        <w:tc>
-          <w:tcPr>
-            <w:tcW w:type="dxa" w:w="2493"/>
-            <w:vAlign w:val="center"/>
-            <w:tcW w:w="3260" w:type="dxa"/>
-          </w:tcPr>
-          <w:p>
-            <w:pPr>
-              <w:spacing w:before="20" w:after="20" w:lineRule="exact" w:line="240"/>
-              <w:jc w:val="center"/>
-            </w:pPr>
-            <w:r>
-              <w:rPr>
-                <w:rFonts w:ascii="MS PGothic" w:hAnsi="MS PGothic" w:eastAsia="MS PGothic"/>
-                <w:b w:val="0"/>
-                <w:color w:val="000000"/>
-                <w:sz w:val="18"/>
-              </w:rPr>
-              <w:t>MHEC が低コスト（原料1種）</w:t>
-            </w:r>
-          </w:p>
-        </w:tc>
-      </w:tr>
-      <w:tr>
-        <w:tc>
-          <w:tcPr>
-            <w:tcW w:type="dxa" w:w="2493"/>
-            <w:vAlign w:val="center"/>
-            <w:tcW w:w="2100" w:type="dxa"/>
-          </w:tcPr>
-          <w:p>
-            <w:pPr>
-              <w:spacing w:before="20" w:after="20" w:lineRule="exact" w:line="240"/>
-              <w:jc w:val="left"/>
-            </w:pPr>
-            <w:r>
-              <w:rPr>
-                <w:rFonts w:ascii="MS PGothic" w:hAnsi="MS PGothic" w:eastAsia="MS PGothic"/>
-                <w:b w:val="0"/>
-                <w:color w:val="000000"/>
-                <w:sz w:val="18"/>
-              </w:rPr>
-              <w:t>455日後の燃焼性能</w:t>
-            </w:r>
-          </w:p>
-        </w:tc>
-        <w:tc>
-          <w:tcPr>
-            <w:tcW w:type="dxa" w:w="2493"/>
-            <w:vAlign w:val="center"/>
-            <w:tcW w:w="2100" w:type="dxa"/>
-          </w:tcPr>
-          <w:p>
-            <w:pPr>
-              <w:spacing w:before="20" w:after="20" w:lineRule="exact" w:line="240"/>
-              <w:jc w:val="center"/>
-            </w:pPr>
-            <w:r>
-              <w:rPr>
-                <w:rFonts w:ascii="MS PGothic" w:hAnsi="MS PGothic" w:eastAsia="MS PGothic"/>
-                <w:b w:val="0"/>
-                <w:color w:val="000000"/>
-                <w:sz w:val="18"/>
-              </w:rPr>
-              <w:t>○（変化なし）</w:t>
-            </w:r>
-          </w:p>
-        </w:tc>
-        <w:tc>
-          <w:tcPr>
-            <w:tcW w:type="dxa" w:w="2493"/>
-            <w:vAlign w:val="center"/>
-            <w:tcW w:w="1900" w:type="dxa"/>
-          </w:tcPr>
-          <w:p>
-            <w:pPr>
-              <w:spacing w:before="20" w:after="20" w:lineRule="exact" w:line="240"/>
-              <w:jc w:val="center"/>
-            </w:pPr>
-            <w:r>
-              <w:rPr>
-                <w:rFonts w:ascii="MS PGothic" w:hAnsi="MS PGothic" w:eastAsia="MS PGothic"/>
-                <w:b w:val="0"/>
-                <w:color w:val="000000"/>
-                <w:sz w:val="18"/>
-              </w:rPr>
-              <w:t>◎（変化なし）</w:t>
-            </w:r>
-          </w:p>
-        </w:tc>
-        <w:tc>
-          <w:tcPr>
-            <w:tcW w:type="dxa" w:w="2493"/>
-            <w:vAlign w:val="center"/>
-            <w:tcW w:w="3260" w:type="dxa"/>
-          </w:tcPr>
-          <w:p>
-            <w:pPr>
-              <w:spacing w:before="20" w:after="20" w:lineRule="exact" w:line="240"/>
-              <w:jc w:val="center"/>
-            </w:pPr>
-            <w:r>
-              <w:rPr>
-                <w:rFonts w:ascii="MS PGothic" w:hAnsi="MS PGothic" w:eastAsia="MS PGothic"/>
-                <w:b w:val="0"/>
-                <w:color w:val="000000"/>
-                <w:sz w:val="18"/>
-              </w:rPr>
-              <w:t>両系とも455日後も同等性能を維持</w:t>
-            </w:r>
-          </w:p>
-        </w:tc>
-      </w:tr>
-    </w:tbl>
-    <w:p>
-      <w:pPr>
-        <w:spacing w:before="0" w:after="60"/>
-      </w:pPr>
-    </w:p>
-    <w:p>
-      <w:pPr>
-        <w:spacing w:before="120" w:after="20" w:lineRule="exact" w:line="300"/>
-      </w:pPr>
-      <w:r>
-        <w:rPr>
-          <w:rFonts w:ascii="MS PGothic" w:hAnsi="MS PGothic" w:eastAsia="MS PGothic"/>
-          <w:b/>
-          <w:color w:val="000000"/>
-          <w:sz w:val="21"/>
-        </w:rPr>
-        <w:t>4. 燃焼試験による防火性能（Figure 3）</w:t>
-      </w:r>
-    </w:p>
-    <w:p>
-      <w:pPr>
-        <w:spacing w:before="60" w:after="0" w:lineRule="exact" w:line="280"/>
-      </w:pPr>
-      <w:r>
-        <w:rPr>
-          <w:rFonts w:ascii="MS PGothic" w:hAnsi="MS PGothic" w:eastAsia="MS PGothic"/>
-          <w:b/>
-          <w:color w:val="000000"/>
-          <w:sz w:val="20"/>
-        </w:rPr>
-        <w:t>・Time to char：5配合の定量比較（主結果）</w:t>
-      </w:r>
-    </w:p>
-    <w:p>
-      <w:pPr>
-        <w:spacing w:before="0" w:after="40" w:lineRule="exact" w:line="280"/>
-        <w:ind w:firstLine="227"/>
-      </w:pPr>
-      <w:r>
-        <w:rPr>
-          <w:rFonts w:ascii="MS PGothic" w:hAnsi="MS PGothic" w:eastAsia="MS PGothic"/>
-          <w:b w:val="0"/>
-          <w:color w:val="000000"/>
-          <w:sz w:val="19"/>
-        </w:rPr>
-        <w:t>水のみでは約0.3分（約18秒）で木材表面が炭化した。これは水が即座に蒸発して保護が消失することを意味し、水単独ではほぼ保護効果がないことが確認された。市販品 AquaGel-K では約1.5分で炭化に至った。AquaGel-K は水よりも保護時間が長いものの、保持水分の蒸発とともに保護が失われることで、高い炎温度下での持続保護には不十分であることが定量的に示された。これに対し、本研究の WEG（HEC+MC/CSP および MHEC/CSP）は7分以上にわたって炭化を防いだ（Fig. 3b）。これは市販品の3〜6倍に相当する保護時間であり、全試験 n &gt;= 3 で統計的に有意な差が確認されている（誤差棒を伴う棒グラフで図示）。SDS 添加系（0.1%・0.5%）では Time to char がわずかに低下しており、前述のレオロジー・発泡デメリットが最終的な防火性能にも反映されていた。本研究 WEG の保護時間の実用的意義は大きい。一般的な山火事の延焼速度（住宅街では毎分数メートル程度）を考慮すると、追加の5〜6分の保護時間は避難・救助・消火に要する時間的余裕を決定的に拡大する。</w:t>
-      </w:r>
-    </w:p>
-    <w:p>
-      <w:pPr>
-        <w:spacing w:before="20" w:after="40" w:lineRule="exact" w:line="240"/>
-      </w:pPr>
-      <w:r>
-        <w:rPr>
-          <w:rFonts w:ascii="MS PGothic" w:hAnsi="MS PGothic" w:eastAsia="MS PGothic"/>
-          <w:b/>
-          <w:color w:val="000000"/>
-          <w:sz w:val="17"/>
-        </w:rPr>
-        <w:t>Table 5. 燃焼試験（Time to char）の定量比較（n &gt;= 3, 全配合）</w:t>
-      </w:r>
-    </w:p>
-    <w:tbl>
-      <w:tblPr>
-        <w:tblStyle w:val="TableGrid"/>
-        <w:tblW w:type="auto" w:w="0"/>
-        <w:jc w:val="center"/>
-        <w:tblLook w:firstColumn="1" w:firstRow="1" w:lastColumn="0" w:lastRow="0" w:noHBand="0" w:noVBand="1" w:val="04A0"/>
-      </w:tblPr>
-      <w:tblGrid>
-        <w:gridCol w:w="2493"/>
-        <w:gridCol w:w="2493"/>
-        <w:gridCol w:w="2493"/>
-        <w:gridCol w:w="2493"/>
-      </w:tblGrid>
-      <w:tr>
-        <w:tc>
-          <w:tcPr>
-            <w:tcW w:type="dxa" w:w="2493"/>
-            <w:vAlign w:val="center"/>
-            <w:tcW w:w="2300" w:type="dxa"/>
-          </w:tcPr>
-          <w:p>
-            <w:pPr>
-              <w:spacing w:before="20" w:after="20" w:lineRule="exact" w:line="240"/>
-              <w:jc w:val="center"/>
-            </w:pPr>
-            <w:r>
-              <w:rPr>
-                <w:rFonts w:ascii="MS PGothic" w:hAnsi="MS PGothic" w:eastAsia="MS PGothic"/>
-                <w:b/>
-                <w:color w:val="000000"/>
-                <w:sz w:val="18"/>
-              </w:rPr>
-              <w:t>試料</w:t>
-            </w:r>
-          </w:p>
-        </w:tc>
-        <w:tc>
-          <w:tcPr>
-            <w:tcW w:type="dxa" w:w="2493"/>
-            <w:vAlign w:val="center"/>
-            <w:tcW w:w="2100" w:type="dxa"/>
-          </w:tcPr>
-          <w:p>
-            <w:pPr>
-              <w:spacing w:before="20" w:after="20" w:lineRule="exact" w:line="240"/>
-              <w:jc w:val="center"/>
-            </w:pPr>
-            <w:r>
-              <w:rPr>
-                <w:rFonts w:ascii="MS PGothic" w:hAnsi="MS PGothic" w:eastAsia="MS PGothic"/>
-                <w:b/>
-                <w:color w:val="000000"/>
-                <w:sz w:val="18"/>
-              </w:rPr>
-              <w:t>Time to char</w:t>
-            </w:r>
-          </w:p>
-        </w:tc>
-        <w:tc>
-          <w:tcPr>
-            <w:tcW w:type="dxa" w:w="2493"/>
-            <w:vAlign w:val="center"/>
-            <w:tcW w:w="1600" w:type="dxa"/>
-          </w:tcPr>
-          <w:p>
-            <w:pPr>
-              <w:spacing w:before="20" w:after="20" w:lineRule="exact" w:line="240"/>
-              <w:jc w:val="center"/>
-            </w:pPr>
-            <w:r>
-              <w:rPr>
-                <w:rFonts w:ascii="MS PGothic" w:hAnsi="MS PGothic" w:eastAsia="MS PGothic"/>
-                <w:b/>
-                <w:color w:val="000000"/>
-                <w:sz w:val="18"/>
-              </w:rPr>
-              <w:t>市販品比</w:t>
-            </w:r>
-          </w:p>
-        </w:tc>
-        <w:tc>
-          <w:tcPr>
-            <w:tcW w:type="dxa" w:w="2493"/>
-            <w:vAlign w:val="center"/>
-            <w:tcW w:w="3360" w:type="dxa"/>
-          </w:tcPr>
-          <w:p>
-            <w:pPr>
-              <w:spacing w:before="20" w:after="20" w:lineRule="exact" w:line="240"/>
-              <w:jc w:val="center"/>
-            </w:pPr>
-            <w:r>
-              <w:rPr>
-                <w:rFonts w:ascii="MS PGothic" w:hAnsi="MS PGothic" w:eastAsia="MS PGothic"/>
-                <w:b/>
-                <w:color w:val="000000"/>
-                <w:sz w:val="18"/>
-              </w:rPr>
-              <w:t>300秒時点の表面状態</w:t>
-            </w:r>
-          </w:p>
-        </w:tc>
-      </w:tr>
-      <w:tr>
-        <w:tc>
-          <w:tcPr>
-            <w:tcW w:type="dxa" w:w="2493"/>
-            <w:vAlign w:val="center"/>
-            <w:tcW w:w="2300" w:type="dxa"/>
-          </w:tcPr>
-          <w:p>
-            <w:pPr>
-              <w:spacing w:before="20" w:after="20" w:lineRule="exact" w:line="240"/>
-              <w:jc w:val="left"/>
-            </w:pPr>
-            <w:r>
-              <w:rPr>
-                <w:rFonts w:ascii="MS PGothic" w:hAnsi="MS PGothic" w:eastAsia="MS PGothic"/>
-                <w:b w:val="0"/>
-                <w:color w:val="000000"/>
-                <w:sz w:val="18"/>
-              </w:rPr>
-              <w:t>水のみ</w:t>
-            </w:r>
-          </w:p>
-        </w:tc>
-        <w:tc>
-          <w:tcPr>
-            <w:tcW w:type="dxa" w:w="2493"/>
-            <w:vAlign w:val="center"/>
-            <w:tcW w:w="2100" w:type="dxa"/>
-          </w:tcPr>
-          <w:p>
-            <w:pPr>
-              <w:spacing w:before="20" w:after="20" w:lineRule="exact" w:line="240"/>
-              <w:jc w:val="center"/>
-            </w:pPr>
-            <w:r>
-              <w:rPr>
-                <w:rFonts w:ascii="MS PGothic" w:hAnsi="MS PGothic" w:eastAsia="MS PGothic"/>
-                <w:b w:val="0"/>
-                <w:color w:val="000000"/>
-                <w:sz w:val="18"/>
-              </w:rPr>
-              <w:t>約0.3分（約18秒）</w:t>
-            </w:r>
-          </w:p>
-        </w:tc>
-        <w:tc>
-          <w:tcPr>
-            <w:tcW w:type="dxa" w:w="2493"/>
-            <w:vAlign w:val="center"/>
-            <w:tcW w:w="1600" w:type="dxa"/>
-          </w:tcPr>
-          <w:p>
-            <w:pPr>
-              <w:spacing w:before="20" w:after="20" w:lineRule="exact" w:line="240"/>
-              <w:jc w:val="center"/>
-            </w:pPr>
-            <w:r>
-              <w:rPr>
-                <w:rFonts w:ascii="MS PGothic" w:hAnsi="MS PGothic" w:eastAsia="MS PGothic"/>
-                <w:b w:val="0"/>
-                <w:color w:val="000000"/>
-                <w:sz w:val="18"/>
-              </w:rPr>
-              <w:t>基準以下</w:t>
-            </w:r>
-          </w:p>
-        </w:tc>
-        <w:tc>
-          <w:tcPr>
-            <w:tcW w:type="dxa" w:w="2493"/>
-            <w:vAlign w:val="center"/>
-            <w:tcW w:w="3360" w:type="dxa"/>
-          </w:tcPr>
-          <w:p>
-            <w:pPr>
-              <w:spacing w:before="20" w:after="20" w:lineRule="exact" w:line="240"/>
-              <w:jc w:val="center"/>
-            </w:pPr>
-            <w:r>
-              <w:rPr>
-                <w:rFonts w:ascii="MS PGothic" w:hAnsi="MS PGothic" w:eastAsia="MS PGothic"/>
-                <w:b w:val="0"/>
-                <w:color w:val="000000"/>
-                <w:sz w:val="18"/>
-              </w:rPr>
-              <w:t>完全に炭化（黒色）</w:t>
-            </w:r>
-          </w:p>
-        </w:tc>
-      </w:tr>
-      <w:tr>
-        <w:tc>
-          <w:tcPr>
-            <w:tcW w:type="dxa" w:w="2493"/>
-            <w:vAlign w:val="center"/>
-            <w:tcW w:w="2300" w:type="dxa"/>
-          </w:tcPr>
-          <w:p>
-            <w:pPr>
-              <w:spacing w:before="20" w:after="20" w:lineRule="exact" w:line="240"/>
-              <w:jc w:val="left"/>
-            </w:pPr>
-            <w:r>
-              <w:rPr>
-                <w:rFonts w:ascii="MS PGothic" w:hAnsi="MS PGothic" w:eastAsia="MS PGothic"/>
-                <w:b w:val="0"/>
-                <w:color w:val="000000"/>
-                <w:sz w:val="18"/>
-              </w:rPr>
-              <w:t>AquaGel-K（市販）</w:t>
-            </w:r>
-          </w:p>
-        </w:tc>
-        <w:tc>
-          <w:tcPr>
-            <w:tcW w:type="dxa" w:w="2493"/>
-            <w:vAlign w:val="center"/>
-            <w:tcW w:w="2100" w:type="dxa"/>
-          </w:tcPr>
-          <w:p>
-            <w:pPr>
-              <w:spacing w:before="20" w:after="20" w:lineRule="exact" w:line="240"/>
-              <w:jc w:val="center"/>
-            </w:pPr>
-            <w:r>
-              <w:rPr>
-                <w:rFonts w:ascii="MS PGothic" w:hAnsi="MS PGothic" w:eastAsia="MS PGothic"/>
-                <w:b w:val="0"/>
-                <w:color w:val="000000"/>
-                <w:sz w:val="18"/>
-              </w:rPr>
-              <w:t>約1.5分</w:t>
-            </w:r>
-          </w:p>
-        </w:tc>
-        <w:tc>
-          <w:tcPr>
-            <w:tcW w:type="dxa" w:w="2493"/>
-            <w:vAlign w:val="center"/>
-            <w:tcW w:w="1600" w:type="dxa"/>
-          </w:tcPr>
-          <w:p>
-            <w:pPr>
-              <w:spacing w:before="20" w:after="20" w:lineRule="exact" w:line="240"/>
-              <w:jc w:val="center"/>
-            </w:pPr>
-            <w:r>
-              <w:rPr>
-                <w:rFonts w:ascii="MS PGothic" w:hAnsi="MS PGothic" w:eastAsia="MS PGothic"/>
-                <w:b w:val="0"/>
-                <w:color w:val="000000"/>
-                <w:sz w:val="18"/>
-              </w:rPr>
-              <w:t>1×（基準）</w:t>
-            </w:r>
-          </w:p>
-        </w:tc>
-        <w:tc>
-          <w:tcPr>
-            <w:tcW w:type="dxa" w:w="2493"/>
-            <w:vAlign w:val="center"/>
-            <w:tcW w:w="3360" w:type="dxa"/>
-          </w:tcPr>
-          <w:p>
-            <w:pPr>
-              <w:spacing w:before="20" w:after="20" w:lineRule="exact" w:line="240"/>
-              <w:jc w:val="center"/>
-            </w:pPr>
-            <w:r>
-              <w:rPr>
-                <w:rFonts w:ascii="MS PGothic" w:hAnsi="MS PGothic" w:eastAsia="MS PGothic"/>
-                <w:b w:val="0"/>
-                <w:color w:val="000000"/>
-                <w:sz w:val="18"/>
-              </w:rPr>
-              <w:t>炭化（黒色）</w:t>
-            </w:r>
-          </w:p>
-        </w:tc>
-      </w:tr>
-      <w:tr>
-        <w:tc>
-          <w:tcPr>
-            <w:tcW w:type="dxa" w:w="2493"/>
-            <w:vAlign w:val="center"/>
-            <w:tcW w:w="2300" w:type="dxa"/>
-          </w:tcPr>
-          <w:p>
-            <w:pPr>
-              <w:spacing w:before="20" w:after="20" w:lineRule="exact" w:line="240"/>
-              <w:jc w:val="left"/>
-            </w:pPr>
-            <w:r>
-              <w:rPr>
-                <w:rFonts w:ascii="MS PGothic" w:hAnsi="MS PGothic" w:eastAsia="MS PGothic"/>
-                <w:b w:val="0"/>
-                <w:color w:val="000000"/>
-                <w:sz w:val="18"/>
-              </w:rPr>
-              <w:t>HEC+MC/CSP (1-5)</w:t>
-            </w:r>
-          </w:p>
-        </w:tc>
-        <w:tc>
-          <w:tcPr>
-            <w:tcW w:type="dxa" w:w="2493"/>
-            <w:vAlign w:val="center"/>
-            <w:tcW w:w="2100" w:type="dxa"/>
-          </w:tcPr>
-          <w:p>
-            <w:pPr>
-              <w:spacing w:before="20" w:after="20" w:lineRule="exact" w:line="240"/>
-              <w:jc w:val="center"/>
-            </w:pPr>
-            <w:r>
-              <w:rPr>
-                <w:rFonts w:ascii="MS PGothic" w:hAnsi="MS PGothic" w:eastAsia="MS PGothic"/>
-                <w:b w:val="0"/>
-                <w:color w:val="000000"/>
-                <w:sz w:val="18"/>
-              </w:rPr>
-              <w:t>7分以上</w:t>
-            </w:r>
-          </w:p>
-        </w:tc>
-        <w:tc>
-          <w:tcPr>
-            <w:tcW w:type="dxa" w:w="2493"/>
-            <w:vAlign w:val="center"/>
-            <w:tcW w:w="1600" w:type="dxa"/>
-          </w:tcPr>
-          <w:p>
-            <w:pPr>
-              <w:spacing w:before="20" w:after="20" w:lineRule="exact" w:line="240"/>
-              <w:jc w:val="center"/>
-            </w:pPr>
-            <w:r>
-              <w:rPr>
-                <w:rFonts w:ascii="MS PGothic" w:hAnsi="MS PGothic" w:eastAsia="MS PGothic"/>
-                <w:b w:val="0"/>
-                <w:color w:val="000000"/>
-                <w:sz w:val="18"/>
-              </w:rPr>
-              <w:t>3〜6×</w:t>
-            </w:r>
-          </w:p>
-        </w:tc>
-        <w:tc>
-          <w:tcPr>
-            <w:tcW w:type="dxa" w:w="2493"/>
-            <w:vAlign w:val="center"/>
-            <w:tcW w:w="3360" w:type="dxa"/>
-          </w:tcPr>
-          <w:p>
-            <w:pPr>
-              <w:spacing w:before="20" w:after="20" w:lineRule="exact" w:line="240"/>
-              <w:jc w:val="center"/>
-            </w:pPr>
-            <w:r>
-              <w:rPr>
-                <w:rFonts w:ascii="MS PGothic" w:hAnsi="MS PGothic" w:eastAsia="MS PGothic"/>
-                <w:b w:val="0"/>
-                <w:color w:val="000000"/>
-                <w:sz w:val="18"/>
-              </w:rPr>
-              <w:t>ほぼ無傷・白色断熱層が残存</w:t>
-            </w:r>
-          </w:p>
-        </w:tc>
-      </w:tr>
-      <w:tr>
-        <w:tc>
-          <w:tcPr>
-            <w:tcW w:type="dxa" w:w="2493"/>
-            <w:vAlign w:val="center"/>
-            <w:tcW w:w="2300" w:type="dxa"/>
-          </w:tcPr>
-          <w:p>
-            <w:pPr>
-              <w:spacing w:before="20" w:after="20" w:lineRule="exact" w:line="240"/>
-              <w:jc w:val="left"/>
-            </w:pPr>
-            <w:r>
-              <w:rPr>
-                <w:rFonts w:ascii="MS PGothic" w:hAnsi="MS PGothic" w:eastAsia="MS PGothic"/>
-                <w:b w:val="0"/>
-                <w:color w:val="000000"/>
-                <w:sz w:val="18"/>
-              </w:rPr>
-              <w:t>MHEC/CSP (1-5)</w:t>
-            </w:r>
-          </w:p>
-        </w:tc>
-        <w:tc>
-          <w:tcPr>
-            <w:tcW w:type="dxa" w:w="2493"/>
-            <w:vAlign w:val="center"/>
-            <w:tcW w:w="2100" w:type="dxa"/>
-          </w:tcPr>
-          <w:p>
-            <w:pPr>
-              <w:spacing w:before="20" w:after="20" w:lineRule="exact" w:line="240"/>
-              <w:jc w:val="center"/>
-            </w:pPr>
-            <w:r>
-              <w:rPr>
-                <w:rFonts w:ascii="MS PGothic" w:hAnsi="MS PGothic" w:eastAsia="MS PGothic"/>
-                <w:b w:val="0"/>
-                <w:color w:val="000000"/>
-                <w:sz w:val="18"/>
-              </w:rPr>
-              <w:t>7分以上</w:t>
-            </w:r>
-          </w:p>
-        </w:tc>
-        <w:tc>
-          <w:tcPr>
-            <w:tcW w:type="dxa" w:w="2493"/>
-            <w:vAlign w:val="center"/>
-            <w:tcW w:w="1600" w:type="dxa"/>
-          </w:tcPr>
-          <w:p>
-            <w:pPr>
-              <w:spacing w:before="20" w:after="20" w:lineRule="exact" w:line="240"/>
-              <w:jc w:val="center"/>
-            </w:pPr>
-            <w:r>
-              <w:rPr>
-                <w:rFonts w:ascii="MS PGothic" w:hAnsi="MS PGothic" w:eastAsia="MS PGothic"/>
-                <w:b w:val="0"/>
-                <w:color w:val="000000"/>
-                <w:sz w:val="18"/>
-              </w:rPr>
-              <w:t>3〜6×</w:t>
-            </w:r>
-          </w:p>
-        </w:tc>
-        <w:tc>
-          <w:tcPr>
-            <w:tcW w:type="dxa" w:w="2493"/>
-            <w:vAlign w:val="center"/>
-            <w:tcW w:w="3360" w:type="dxa"/>
-          </w:tcPr>
-          <w:p>
-            <w:pPr>
-              <w:spacing w:before="20" w:after="20" w:lineRule="exact" w:line="240"/>
-              <w:jc w:val="center"/>
-            </w:pPr>
-            <w:r>
-              <w:rPr>
-                <w:rFonts w:ascii="MS PGothic" w:hAnsi="MS PGothic" w:eastAsia="MS PGothic"/>
-                <w:b w:val="0"/>
-                <w:color w:val="000000"/>
-                <w:sz w:val="18"/>
-              </w:rPr>
-              <w:t>ほぼ無傷・白色断熱層が残存</w:t>
-            </w:r>
-          </w:p>
-        </w:tc>
-      </w:tr>
-      <w:tr>
-        <w:tc>
-          <w:tcPr>
-            <w:tcW w:type="dxa" w:w="2493"/>
-            <w:vAlign w:val="center"/>
-            <w:tcW w:w="2300" w:type="dxa"/>
-          </w:tcPr>
-          <w:p>
-            <w:pPr>
-              <w:spacing w:before="20" w:after="20" w:lineRule="exact" w:line="240"/>
-              <w:jc w:val="left"/>
-            </w:pPr>
-            <w:r>
-              <w:rPr>
-                <w:rFonts w:ascii="MS PGothic" w:hAnsi="MS PGothic" w:eastAsia="MS PGothic"/>
-                <w:b w:val="0"/>
-                <w:color w:val="000000"/>
-                <w:sz w:val="18"/>
-              </w:rPr>
-              <w:t>SDS 添加系（0.1/0.5%）</w:t>
-            </w:r>
-          </w:p>
-        </w:tc>
-        <w:tc>
-          <w:tcPr>
-            <w:tcW w:type="dxa" w:w="2493"/>
-            <w:vAlign w:val="center"/>
-            <w:tcW w:w="2100" w:type="dxa"/>
-          </w:tcPr>
-          <w:p>
-            <w:pPr>
-              <w:spacing w:before="20" w:after="20" w:lineRule="exact" w:line="240"/>
-              <w:jc w:val="center"/>
-            </w:pPr>
-            <w:r>
-              <w:rPr>
-                <w:rFonts w:ascii="MS PGothic" w:hAnsi="MS PGothic" w:eastAsia="MS PGothic"/>
-                <w:b w:val="0"/>
-                <w:color w:val="000000"/>
-                <w:sz w:val="18"/>
-              </w:rPr>
-              <w:t>7分以下（やや低下）</w:t>
-            </w:r>
-          </w:p>
-        </w:tc>
-        <w:tc>
-          <w:tcPr>
-            <w:tcW w:type="dxa" w:w="2493"/>
-            <w:vAlign w:val="center"/>
-            <w:tcW w:w="1600" w:type="dxa"/>
-          </w:tcPr>
-          <w:p>
-            <w:pPr>
-              <w:spacing w:before="20" w:after="20" w:lineRule="exact" w:line="240"/>
-              <w:jc w:val="center"/>
-            </w:pPr>
-            <w:r>
-              <w:rPr>
-                <w:rFonts w:ascii="MS PGothic" w:hAnsi="MS PGothic" w:eastAsia="MS PGothic"/>
-                <w:b w:val="0"/>
-                <w:color w:val="000000"/>
-                <w:sz w:val="18"/>
-              </w:rPr>
-              <w:t>3〜5×程度</w:t>
-            </w:r>
-          </w:p>
-        </w:tc>
-        <w:tc>
-          <w:tcPr>
-            <w:tcW w:type="dxa" w:w="2493"/>
-            <w:vAlign w:val="center"/>
-            <w:tcW w:w="3360" w:type="dxa"/>
-          </w:tcPr>
-          <w:p>
-            <w:pPr>
-              <w:spacing w:before="20" w:after="20" w:lineRule="exact" w:line="240"/>
-              <w:jc w:val="center"/>
-            </w:pPr>
-            <w:r>
-              <w:rPr>
-                <w:rFonts w:ascii="MS PGothic" w:hAnsi="MS PGothic" w:eastAsia="MS PGothic"/>
-                <w:b w:val="0"/>
-                <w:color w:val="000000"/>
-                <w:sz w:val="18"/>
-              </w:rPr>
-              <w:t>断熱層は形成されるが薄め</w:t>
-            </w:r>
-          </w:p>
-        </w:tc>
-      </w:tr>
-    </w:tbl>
-    <w:p>
-      <w:pPr>
-        <w:spacing w:before="0" w:after="60"/>
-      </w:pPr>
-    </w:p>
-    <w:p>
-      <w:pPr>
-        <w:spacing w:before="60" w:after="0" w:lineRule="exact" w:line="280"/>
-      </w:pPr>
-      <w:r>
-        <w:rPr>
-          <w:rFonts w:ascii="MS PGothic" w:hAnsi="MS PGothic" w:eastAsia="MS PGothic"/>
-          <w:b/>
-          <w:color w:val="000000"/>
-          <w:sz w:val="20"/>
-        </w:rPr>
-        <w:t>・表面状態の比較（120 秒・300 秒）とタイムラプス観察（Fig. 3c–d）</w:t>
-      </w:r>
-    </w:p>
-    <w:p>
-      <w:pPr>
-        <w:spacing w:before="0" w:after="40" w:lineRule="exact" w:line="280"/>
-        <w:ind w:firstLine="227"/>
-      </w:pPr>
-      <w:r>
-        <w:rPr>
-          <w:rFonts w:ascii="MS PGothic" w:hAnsi="MS PGothic" w:eastAsia="MS PGothic"/>
-          <w:b w:val="0"/>
-          <w:color w:val="000000"/>
-          <w:sz w:val="19"/>
-        </w:rPr>
-        <w:t>120秒・300秒時点の表面写真比較（Fig. 3c）では、水は120秒で既に炭化が顕著であり、AquaGel-K は水分蒸発とともに保護を失って300秒で一様に黒く炭化した。これに対し本研究の WEG は300秒時点でも表面がほぼ無傷のまま白色の断熱層（エアロゲル層）に覆われていた。白色は形成されたシリカエアロゲルの色であり、視覚的にもエアロゲル層の形成が確認できる。燃焼過程のタイムラプス撮影（Fig. 3d）により保護メカニズムの本質的な違いが可視化された。水は加熱とともに即座に蒸発・流失し保護はほぼ瞬時に終了する。AquaGel-K は保持水分が蒸発するまでは保護するが、水が飛んだ時点で保護が終了して木材が露出する。本研究 WEG は水分蒸発と同時にゲルが発泡・膨張して白色の多孔質エアロゲル層を形成し、この固体断熱層が7分以上にわたって木材を熱から保護し続けた。写真中の白色の膨張層がその場生成したシリカエアロゲルである。他製品が「水が飛んだら終わり」であるのに対し、本ゲルは「水が飛んでからが本番」という正反対の動作原理を持つ点が決定的な差別化要因である。また、タイムラプスにより発泡の開始タイミング（水分蒸発とほぼ同時）も視覚的に確認されており、熱活性化の「その場生成」という概念と一致する。</w:t>
-      </w:r>
-    </w:p>
-    <w:tbl>
-      <w:tblPr>
-        <w:tblStyle w:val="TableGrid"/>
-        <w:tblW w:type="auto" w:w="0"/>
-        <w:jc w:val="center"/>
-        <w:tblLook w:firstColumn="1" w:firstRow="1" w:lastColumn="0" w:lastRow="0" w:noHBand="0" w:noVBand="1" w:val="04A0"/>
-      </w:tblPr>
-      <w:tblGrid>
-        <w:gridCol w:w="9972"/>
-      </w:tblGrid>
-      <w:tr>
-        <w:trPr>
-          <w:trHeight w:val="3969" w:hRule="exact"/>
-        </w:trPr>
-        <w:tc>
-          <w:tcPr>
-            <w:tcW w:type="dxa" w:w="9972"/>
-            <w:tcW w:w="9360" w:type="dxa"/>
-            <w:vAlign w:val="center"/>
-          </w:tcPr>
-          <w:p>
-            <w:pPr>
-              <w:spacing w:before="0" w:after="0"/>
-              <w:jc w:val="center"/>
-            </w:pPr>
-            <w:r>
-              <w:rPr>
-                <w:rFonts w:ascii="MS PGothic" w:hAnsi="MS PGothic" w:eastAsia="MS PGothic"/>
-                <w:b w:val="0"/>
-                <w:color w:val="000000"/>
-                <w:sz w:val="18"/>
-              </w:rPr>
-              <w:t>［図挿入欄］Fig. 3a–d：(a) 燃焼試験セットアップ（MAP-Pro トーチ・合板基材・約2054℃）、(b) 5配合の Time to char 棒グラフ（n&gt;=3, 誤差棒、水0.3分/AquaGel-K 1.5分/WEG 7分以上）、(c) 120s/300s 時点の表面状態写真比較（水・AquaGel-K・WEG の炭化vs無傷・白色層）、(d) タイムラプス比較（水の蒸発vs WEG の発泡膨張による白色層形成の過程）</w:t>
-            </w:r>
-          </w:p>
-        </w:tc>
-      </w:tr>
-    </w:tbl>
-    <w:p>
-      <w:pPr>
-        <w:spacing w:before="0" w:after="40"/>
-      </w:pPr>
-    </w:p>
-    <w:p>
-      <w:pPr>
-        <w:spacing w:before="120" w:after="20" w:lineRule="exact" w:line="300"/>
-      </w:pPr>
-      <w:r>
-        <w:rPr>
-          <w:rFonts w:ascii="MS PGothic" w:hAnsi="MS PGothic" w:eastAsia="MS PGothic"/>
-          <w:b/>
-          <w:color w:val="000000"/>
-          <w:sz w:val="21"/>
-        </w:rPr>
-        <w:t>5. 化学・熱分析によるメカニズムの裏付け（Figure 4, 5）</w:t>
-      </w:r>
-    </w:p>
-    <w:p>
-      <w:pPr>
-        <w:spacing w:before="60" w:after="0" w:lineRule="exact" w:line="280"/>
-      </w:pPr>
-      <w:r>
-        <w:rPr>
-          <w:rFonts w:ascii="MS PGothic" w:hAnsi="MS PGothic" w:eastAsia="MS PGothic"/>
-          <w:b/>
-          <w:color w:val="000000"/>
-          <w:sz w:val="20"/>
-        </w:rPr>
-        <w:t>・FT-IR：燃焼前後のスペクトル変化（Fig. 4a–b）</w:t>
-      </w:r>
-    </w:p>
-    <w:p>
-      <w:pPr>
-        <w:spacing w:before="0" w:after="40" w:lineRule="exact" w:line="280"/>
-        <w:ind w:firstLine="227"/>
-      </w:pPr>
-      <w:r>
-        <w:rPr>
-          <w:rFonts w:ascii="MS PGothic" w:hAnsi="MS PGothic" w:eastAsia="MS PGothic"/>
-          <w:b w:val="0"/>
-          <w:color w:val="000000"/>
-          <w:sz w:val="19"/>
-        </w:rPr>
-        <w:t>燃焼前は O–H 伸縮（～3400 cm⁻¹）および C–H 伸縮（～2900 cm⁻¹）の明瞭なピークが存在し、セルロース有機成分の存在を示す。Si–O–Si 逆対称伸縮（～1100 cm⁻¹）もブロードに観察される。燃焼後は O–H・C–H のピークが完全に消失し、Si–O–Si ピークが顕著に増強・先鋭化して純粋なシリカ構造の形成を示す（Fig. 4a–b）。HEC+MC 系・MHEC 系の両配合で同様の変化が確認された。Si–O–Si ピークが先鋭化するのは、燃焼後のシリカが短距離秩序を持つガラス質 SiO₂ として存在するためであり、アモルファスながらも比較的規則的なシリカネットワークが形成されたことを示唆する。また C–O–C エーテルピーク（～1050 cm⁻¹）もセルロース由来として燃焼前に観察されるが、燃焼後には消失することが確認されており、セルロース骨格全体が燃焼除去されたことがピークの帰属からも確認できる。これはゲルが火炎によって有機セルロース成分を失い、無機シリカ骨格のみが残存することを化学結合レベルで直接裏付けている。</w:t>
-      </w:r>
-    </w:p>
-    <w:p>
-      <w:pPr>
-        <w:spacing w:before="60" w:after="0" w:lineRule="exact" w:line="280"/>
-      </w:pPr>
-      <w:r>
-        <w:rPr>
-          <w:rFonts w:ascii="MS PGothic" w:hAnsi="MS PGothic" w:eastAsia="MS PGothic"/>
-          <w:b/>
-          <w:color w:val="000000"/>
-          <w:sz w:val="20"/>
-        </w:rPr>
-        <w:t>・XPS：元素組成の定量（Fig. 4c–d）</w:t>
-      </w:r>
-    </w:p>
-    <w:p>
-      <w:pPr>
-        <w:spacing w:before="0" w:after="40" w:lineRule="exact" w:line="280"/>
-        <w:ind w:firstLine="227"/>
-      </w:pPr>
-      <w:r>
-        <w:rPr>
-          <w:rFonts w:ascii="MS PGothic" w:hAnsi="MS PGothic" w:eastAsia="MS PGothic"/>
-          <w:b w:val="0"/>
-          <w:color w:val="000000"/>
-          <w:sz w:val="19"/>
-        </w:rPr>
-        <w:t>XPS による表面元素組成の定量結果：MHEC 系では燃焼前 C = 38.3 at% → 燃焼後 C = 4.8 at%（約87% 減少）であった（Fig. 4c）。HEC+MC 系でも同等の大幅な炭素減少が確認された（Fig. 4d）。残留炭素（4.8 at%）は有機成分が完全に除去されず微量の炭素残渣（すす等）が存在することを示すが、大部分の有機成分が燃焼除去されシリカが主成分として残存していることは明確である。Si と O の組成比は燃焼後に増加し、SiO₂ の化学量論比（Si:O = 1:2）に近づくことも確認された。燃焼後の Si 原子組成比の増加は、表面からセルロース由来の炭素が除去され相対的にシリカ組成が濃縮されたことを意味する。この XPS データは FT-IR データと完全に整合しており、シリカへの変態が表面・組成の両レベルで裏付けられている。主要な化学・熱分析データを Table 6 に示す。</w:t>
-      </w:r>
-    </w:p>
-    <w:p>
-      <w:pPr>
-        <w:spacing w:before="20" w:after="40" w:lineRule="exact" w:line="240"/>
-      </w:pPr>
-      <w:r>
-        <w:rPr>
-          <w:rFonts w:ascii="MS PGothic" w:hAnsi="MS PGothic" w:eastAsia="MS PGothic"/>
-          <w:b/>
-          <w:color w:val="000000"/>
-          <w:sz w:val="17"/>
-        </w:rPr>
-        <w:t>Table 6. 化学・熱分析の主要データ一覧（FT-IR / XPS / TGA / DSC）</w:t>
-      </w:r>
-    </w:p>
-    <w:tbl>
-      <w:tblPr>
-        <w:tblStyle w:val="TableGrid"/>
-        <w:tblW w:type="auto" w:w="0"/>
-        <w:jc w:val="center"/>
-        <w:tblLook w:firstColumn="1" w:firstRow="1" w:lastColumn="0" w:lastRow="0" w:noHBand="0" w:noVBand="1" w:val="04A0"/>
-      </w:tblPr>
-      <w:tblGrid>
-        <w:gridCol w:w="2493"/>
-        <w:gridCol w:w="2493"/>
-        <w:gridCol w:w="2493"/>
-        <w:gridCol w:w="2493"/>
-      </w:tblGrid>
-      <w:tr>
-        <w:tc>
-          <w:tcPr>
-            <w:tcW w:type="dxa" w:w="2493"/>
-            <w:vAlign w:val="center"/>
-            <w:tcW w:w="1800" w:type="dxa"/>
-          </w:tcPr>
-          <w:p>
-            <w:pPr>
-              <w:spacing w:before="20" w:after="20" w:lineRule="exact" w:line="240"/>
-              <w:jc w:val="center"/>
-            </w:pPr>
-            <w:r>
-              <w:rPr>
-                <w:rFonts w:ascii="MS PGothic" w:hAnsi="MS PGothic" w:eastAsia="MS PGothic"/>
-                <w:b/>
-                <w:color w:val="000000"/>
-                <w:sz w:val="18"/>
-              </w:rPr>
-              <w:t>分析手法</w:t>
-            </w:r>
-          </w:p>
-        </w:tc>
-        <w:tc>
-          <w:tcPr>
-            <w:tcW w:type="dxa" w:w="2493"/>
-            <w:vAlign w:val="center"/>
-            <w:tcW w:w="2500" w:type="dxa"/>
-          </w:tcPr>
-          <w:p>
-            <w:pPr>
-              <w:spacing w:before="20" w:after="20" w:lineRule="exact" w:line="240"/>
-              <w:jc w:val="center"/>
-            </w:pPr>
-            <w:r>
-              <w:rPr>
-                <w:rFonts w:ascii="MS PGothic" w:hAnsi="MS PGothic" w:eastAsia="MS PGothic"/>
-                <w:b/>
-                <w:color w:val="000000"/>
-                <w:sz w:val="18"/>
-              </w:rPr>
-              <w:t>着目指標</w:t>
-            </w:r>
-          </w:p>
-        </w:tc>
-        <w:tc>
-          <w:tcPr>
-            <w:tcW w:type="dxa" w:w="2493"/>
-            <w:vAlign w:val="center"/>
-            <w:tcW w:w="2200" w:type="dxa"/>
-          </w:tcPr>
-          <w:p>
-            <w:pPr>
-              <w:spacing w:before="20" w:after="20" w:lineRule="exact" w:line="240"/>
-              <w:jc w:val="center"/>
-            </w:pPr>
-            <w:r>
-              <w:rPr>
-                <w:rFonts w:ascii="MS PGothic" w:hAnsi="MS PGothic" w:eastAsia="MS PGothic"/>
-                <w:b/>
-                <w:color w:val="000000"/>
-                <w:sz w:val="18"/>
-              </w:rPr>
-              <w:t>燃焼前 / 加熱前</w:t>
-            </w:r>
-          </w:p>
-        </w:tc>
-        <w:tc>
-          <w:tcPr>
-            <w:tcW w:type="dxa" w:w="2493"/>
-            <w:vAlign w:val="center"/>
-            <w:tcW w:w="2860" w:type="dxa"/>
-          </w:tcPr>
-          <w:p>
-            <w:pPr>
-              <w:spacing w:before="20" w:after="20" w:lineRule="exact" w:line="240"/>
-              <w:jc w:val="center"/>
-            </w:pPr>
-            <w:r>
-              <w:rPr>
-                <w:rFonts w:ascii="MS PGothic" w:hAnsi="MS PGothic" w:eastAsia="MS PGothic"/>
-                <w:b/>
-                <w:color w:val="000000"/>
-                <w:sz w:val="18"/>
-              </w:rPr>
-              <w:t>燃焼後 / 加熱後</w:t>
-            </w:r>
-          </w:p>
-        </w:tc>
-      </w:tr>
-      <w:tr>
-        <w:tc>
-          <w:tcPr>
-            <w:tcW w:type="dxa" w:w="2493"/>
-            <w:vAlign w:val="center"/>
-            <w:tcW w:w="1800" w:type="dxa"/>
-          </w:tcPr>
-          <w:p>
-            <w:pPr>
-              <w:spacing w:before="20" w:after="20" w:lineRule="exact" w:line="240"/>
-              <w:jc w:val="left"/>
-            </w:pPr>
-            <w:r>
-              <w:rPr>
-                <w:rFonts w:ascii="MS PGothic" w:hAnsi="MS PGothic" w:eastAsia="MS PGothic"/>
-                <w:b w:val="0"/>
-                <w:color w:val="000000"/>
-                <w:sz w:val="18"/>
-              </w:rPr>
-              <w:t>FT-IR</w:t>
-            </w:r>
-          </w:p>
-        </w:tc>
-        <w:tc>
-          <w:tcPr>
-            <w:tcW w:type="dxa" w:w="2493"/>
-            <w:vAlign w:val="center"/>
-            <w:tcW w:w="2500" w:type="dxa"/>
-          </w:tcPr>
-          <w:p>
-            <w:pPr>
-              <w:spacing w:before="20" w:after="20" w:lineRule="exact" w:line="240"/>
-              <w:jc w:val="center"/>
-            </w:pPr>
-            <w:r>
-              <w:rPr>
-                <w:rFonts w:ascii="MS PGothic" w:hAnsi="MS PGothic" w:eastAsia="MS PGothic"/>
-                <w:b w:val="0"/>
-                <w:color w:val="000000"/>
-                <w:sz w:val="18"/>
-              </w:rPr>
-              <w:t>O–H, C–H（～3400/2900 cm⁻¹）</w:t>
-            </w:r>
-          </w:p>
-        </w:tc>
-        <w:tc>
-          <w:tcPr>
-            <w:tcW w:type="dxa" w:w="2493"/>
-            <w:vAlign w:val="center"/>
-            <w:tcW w:w="2200" w:type="dxa"/>
-          </w:tcPr>
-          <w:p>
-            <w:pPr>
-              <w:spacing w:before="20" w:after="20" w:lineRule="exact" w:line="240"/>
-              <w:jc w:val="center"/>
-            </w:pPr>
-            <w:r>
-              <w:rPr>
-                <w:rFonts w:ascii="MS PGothic" w:hAnsi="MS PGothic" w:eastAsia="MS PGothic"/>
-                <w:b w:val="0"/>
-                <w:color w:val="000000"/>
-                <w:sz w:val="18"/>
-              </w:rPr>
-              <w:t>明瞭に存在（セルロース由来）</w:t>
-            </w:r>
-          </w:p>
-        </w:tc>
-        <w:tc>
-          <w:tcPr>
-            <w:tcW w:type="dxa" w:w="2493"/>
-            <w:vAlign w:val="center"/>
-            <w:tcW w:w="2860" w:type="dxa"/>
-          </w:tcPr>
-          <w:p>
-            <w:pPr>
-              <w:spacing w:before="20" w:after="20" w:lineRule="exact" w:line="240"/>
-              <w:jc w:val="center"/>
-            </w:pPr>
-            <w:r>
-              <w:rPr>
-                <w:rFonts w:ascii="MS PGothic" w:hAnsi="MS PGothic" w:eastAsia="MS PGothic"/>
-                <w:b w:val="0"/>
-                <w:color w:val="000000"/>
-                <w:sz w:val="18"/>
-              </w:rPr>
-              <w:t>完全に消失</w:t>
-            </w:r>
-          </w:p>
-        </w:tc>
-      </w:tr>
-      <w:tr>
-        <w:tc>
-          <w:tcPr>
-            <w:tcW w:type="dxa" w:w="2493"/>
-            <w:vAlign w:val="center"/>
-            <w:tcW w:w="1800" w:type="dxa"/>
-          </w:tcPr>
-          <w:p>
-            <w:pPr>
-              <w:spacing w:before="20" w:after="20" w:lineRule="exact" w:line="240"/>
-              <w:jc w:val="left"/>
-            </w:pPr>
-            <w:r>
-              <w:rPr>
-                <w:rFonts w:ascii="MS PGothic" w:hAnsi="MS PGothic" w:eastAsia="MS PGothic"/>
-                <w:b w:val="0"/>
-                <w:color w:val="000000"/>
-                <w:sz w:val="18"/>
-              </w:rPr>
-              <w:t>FT-IR</w:t>
-            </w:r>
-          </w:p>
-        </w:tc>
-        <w:tc>
-          <w:tcPr>
-            <w:tcW w:type="dxa" w:w="2493"/>
-            <w:vAlign w:val="center"/>
-            <w:tcW w:w="2500" w:type="dxa"/>
-          </w:tcPr>
-          <w:p>
-            <w:pPr>
-              <w:spacing w:before="20" w:after="20" w:lineRule="exact" w:line="240"/>
-              <w:jc w:val="center"/>
-            </w:pPr>
-            <w:r>
-              <w:rPr>
-                <w:rFonts w:ascii="MS PGothic" w:hAnsi="MS PGothic" w:eastAsia="MS PGothic"/>
-                <w:b w:val="0"/>
-                <w:color w:val="000000"/>
-                <w:sz w:val="18"/>
-              </w:rPr>
-              <w:t>Si–O–Si（～1100 cm⁻¹）</w:t>
-            </w:r>
-          </w:p>
-        </w:tc>
-        <w:tc>
-          <w:tcPr>
-            <w:tcW w:type="dxa" w:w="2493"/>
-            <w:vAlign w:val="center"/>
-            <w:tcW w:w="2200" w:type="dxa"/>
-          </w:tcPr>
-          <w:p>
-            <w:pPr>
-              <w:spacing w:before="20" w:after="20" w:lineRule="exact" w:line="240"/>
-              <w:jc w:val="center"/>
-            </w:pPr>
-            <w:r>
-              <w:rPr>
-                <w:rFonts w:ascii="MS PGothic" w:hAnsi="MS PGothic" w:eastAsia="MS PGothic"/>
-                <w:b w:val="0"/>
-                <w:color w:val="000000"/>
-                <w:sz w:val="18"/>
-              </w:rPr>
-              <w:t>ブロードなピーク</w:t>
-            </w:r>
-          </w:p>
-        </w:tc>
-        <w:tc>
-          <w:tcPr>
-            <w:tcW w:type="dxa" w:w="2493"/>
-            <w:vAlign w:val="center"/>
-            <w:tcW w:w="2860" w:type="dxa"/>
-          </w:tcPr>
-          <w:p>
-            <w:pPr>
-              <w:spacing w:before="20" w:after="20" w:lineRule="exact" w:line="240"/>
-              <w:jc w:val="center"/>
-            </w:pPr>
-            <w:r>
-              <w:rPr>
-                <w:rFonts w:ascii="MS PGothic" w:hAnsi="MS PGothic" w:eastAsia="MS PGothic"/>
-                <w:b w:val="0"/>
-                <w:color w:val="000000"/>
-                <w:sz w:val="18"/>
-              </w:rPr>
-              <w:t>増強・先鋭化（純シリカ化）</w:t>
-            </w:r>
-          </w:p>
-        </w:tc>
-      </w:tr>
-      <w:tr>
-        <w:tc>
-          <w:tcPr>
-            <w:tcW w:type="dxa" w:w="2493"/>
-            <w:vAlign w:val="center"/>
-            <w:tcW w:w="1800" w:type="dxa"/>
-          </w:tcPr>
-          <w:p>
-            <w:pPr>
-              <w:spacing w:before="20" w:after="20" w:lineRule="exact" w:line="240"/>
-              <w:jc w:val="left"/>
-            </w:pPr>
-            <w:r>
-              <w:rPr>
-                <w:rFonts w:ascii="MS PGothic" w:hAnsi="MS PGothic" w:eastAsia="MS PGothic"/>
-                <w:b w:val="0"/>
-                <w:color w:val="000000"/>
-                <w:sz w:val="18"/>
-              </w:rPr>
-              <w:t>XPS（MHEC 系）</w:t>
-            </w:r>
-          </w:p>
-        </w:tc>
-        <w:tc>
-          <w:tcPr>
-            <w:tcW w:type="dxa" w:w="2493"/>
-            <w:vAlign w:val="center"/>
-            <w:tcW w:w="2500" w:type="dxa"/>
-          </w:tcPr>
-          <w:p>
-            <w:pPr>
-              <w:spacing w:before="20" w:after="20" w:lineRule="exact" w:line="240"/>
-              <w:jc w:val="center"/>
-            </w:pPr>
-            <w:r>
-              <w:rPr>
-                <w:rFonts w:ascii="MS PGothic" w:hAnsi="MS PGothic" w:eastAsia="MS PGothic"/>
-                <w:b w:val="0"/>
-                <w:color w:val="000000"/>
-                <w:sz w:val="18"/>
-              </w:rPr>
-              <w:t>炭素組成 C 1s</w:t>
-            </w:r>
-          </w:p>
-        </w:tc>
-        <w:tc>
-          <w:tcPr>
-            <w:tcW w:type="dxa" w:w="2493"/>
-            <w:vAlign w:val="center"/>
-            <w:tcW w:w="2200" w:type="dxa"/>
-          </w:tcPr>
-          <w:p>
-            <w:pPr>
-              <w:spacing w:before="20" w:after="20" w:lineRule="exact" w:line="240"/>
-              <w:jc w:val="center"/>
-            </w:pPr>
-            <w:r>
-              <w:rPr>
-                <w:rFonts w:ascii="MS PGothic" w:hAnsi="MS PGothic" w:eastAsia="MS PGothic"/>
-                <w:b w:val="0"/>
-                <w:color w:val="000000"/>
-                <w:sz w:val="18"/>
-              </w:rPr>
-              <w:t>38.3 at%</w:t>
-            </w:r>
-          </w:p>
-        </w:tc>
-        <w:tc>
-          <w:tcPr>
-            <w:tcW w:type="dxa" w:w="2493"/>
-            <w:vAlign w:val="center"/>
-            <w:tcW w:w="2860" w:type="dxa"/>
-          </w:tcPr>
-          <w:p>
-            <w:pPr>
-              <w:spacing w:before="20" w:after="20" w:lineRule="exact" w:line="240"/>
-              <w:jc w:val="center"/>
-            </w:pPr>
-            <w:r>
-              <w:rPr>
-                <w:rFonts w:ascii="MS PGothic" w:hAnsi="MS PGothic" w:eastAsia="MS PGothic"/>
-                <w:b w:val="0"/>
-                <w:color w:val="000000"/>
-                <w:sz w:val="18"/>
-              </w:rPr>
-              <w:t>4.8 at%（約87% 減少）</w:t>
-            </w:r>
-          </w:p>
-        </w:tc>
-      </w:tr>
-      <w:tr>
-        <w:tc>
-          <w:tcPr>
-            <w:tcW w:type="dxa" w:w="2493"/>
-            <w:vAlign w:val="center"/>
-            <w:tcW w:w="1800" w:type="dxa"/>
-          </w:tcPr>
-          <w:p>
-            <w:pPr>
-              <w:spacing w:before="20" w:after="20" w:lineRule="exact" w:line="240"/>
-              <w:jc w:val="left"/>
-            </w:pPr>
-            <w:r>
-              <w:rPr>
-                <w:rFonts w:ascii="MS PGothic" w:hAnsi="MS PGothic" w:eastAsia="MS PGothic"/>
-                <w:b w:val="0"/>
-                <w:color w:val="000000"/>
-                <w:sz w:val="18"/>
-              </w:rPr>
-              <w:t>TGA</w:t>
-            </w:r>
-          </w:p>
-        </w:tc>
-        <w:tc>
-          <w:tcPr>
-            <w:tcW w:type="dxa" w:w="2493"/>
-            <w:vAlign w:val="center"/>
-            <w:tcW w:w="2500" w:type="dxa"/>
-          </w:tcPr>
-          <w:p>
-            <w:pPr>
-              <w:spacing w:before="20" w:after="20" w:lineRule="exact" w:line="240"/>
-              <w:jc w:val="center"/>
-            </w:pPr>
-            <w:r>
-              <w:rPr>
-                <w:rFonts w:ascii="MS PGothic" w:hAnsi="MS PGothic" w:eastAsia="MS PGothic"/>
-                <w:b w:val="0"/>
-                <w:color w:val="000000"/>
-                <w:sz w:val="18"/>
-              </w:rPr>
-              <w:t>主分解温度 / 残渣量</w:t>
-            </w:r>
-          </w:p>
-        </w:tc>
-        <w:tc>
-          <w:tcPr>
-            <w:tcW w:type="dxa" w:w="2493"/>
-            <w:vAlign w:val="center"/>
-            <w:tcW w:w="2200" w:type="dxa"/>
-          </w:tcPr>
-          <w:p>
-            <w:pPr>
-              <w:spacing w:before="20" w:after="20" w:lineRule="exact" w:line="240"/>
-              <w:jc w:val="center"/>
-            </w:pPr>
-            <w:r>
-              <w:rPr>
-                <w:rFonts w:ascii="MS PGothic" w:hAnsi="MS PGothic" w:eastAsia="MS PGothic"/>
-                <w:b w:val="0"/>
-                <w:color w:val="000000"/>
-                <w:sz w:val="18"/>
-              </w:rPr>
-              <w:t>セルロース分解 約280℃</w:t>
-            </w:r>
-          </w:p>
-        </w:tc>
-        <w:tc>
-          <w:tcPr>
-            <w:tcW w:type="dxa" w:w="2493"/>
-            <w:vAlign w:val="center"/>
-            <w:tcW w:w="2860" w:type="dxa"/>
-          </w:tcPr>
-          <w:p>
-            <w:pPr>
-              <w:spacing w:before="20" w:after="20" w:lineRule="exact" w:line="240"/>
-              <w:jc w:val="center"/>
-            </w:pPr>
-            <w:r>
-              <w:rPr>
-                <w:rFonts w:ascii="MS PGothic" w:hAnsi="MS PGothic" w:eastAsia="MS PGothic"/>
-                <w:b w:val="0"/>
-                <w:color w:val="000000"/>
-                <w:sz w:val="18"/>
-              </w:rPr>
-              <w:t>シリカ残渣 5〜8 wt%（CSP 量に対応）</w:t>
-            </w:r>
-          </w:p>
-        </w:tc>
-      </w:tr>
-      <w:tr>
-        <w:tc>
-          <w:tcPr>
-            <w:tcW w:type="dxa" w:w="2493"/>
-            <w:vAlign w:val="center"/>
-            <w:tcW w:w="1800" w:type="dxa"/>
-          </w:tcPr>
-          <w:p>
-            <w:pPr>
-              <w:spacing w:before="20" w:after="20" w:lineRule="exact" w:line="240"/>
-              <w:jc w:val="left"/>
-            </w:pPr>
-            <w:r>
-              <w:rPr>
-                <w:rFonts w:ascii="MS PGothic" w:hAnsi="MS PGothic" w:eastAsia="MS PGothic"/>
-                <w:b w:val="0"/>
-                <w:color w:val="000000"/>
-                <w:sz w:val="18"/>
-              </w:rPr>
-              <w:t>TGA/DSC</w:t>
-            </w:r>
-          </w:p>
-        </w:tc>
-        <w:tc>
-          <w:tcPr>
-            <w:tcW w:type="dxa" w:w="2493"/>
-            <w:vAlign w:val="center"/>
-            <w:tcW w:w="2500" w:type="dxa"/>
-          </w:tcPr>
-          <w:p>
-            <w:pPr>
-              <w:spacing w:before="20" w:after="20" w:lineRule="exact" w:line="240"/>
-              <w:jc w:val="center"/>
-            </w:pPr>
-            <w:r>
-              <w:rPr>
-                <w:rFonts w:ascii="MS PGothic" w:hAnsi="MS PGothic" w:eastAsia="MS PGothic"/>
-                <w:b w:val="0"/>
-                <w:color w:val="000000"/>
-                <w:sz w:val="18"/>
-              </w:rPr>
-              <w:t>温度同期：焼結 vs 分解</w:t>
-            </w:r>
-          </w:p>
-        </w:tc>
-        <w:tc>
-          <w:tcPr>
-            <w:tcW w:type="dxa" w:w="2493"/>
-            <w:vAlign w:val="center"/>
-            <w:tcW w:w="2200" w:type="dxa"/>
-          </w:tcPr>
-          <w:p>
-            <w:pPr>
-              <w:spacing w:before="20" w:after="20" w:lineRule="exact" w:line="240"/>
-              <w:jc w:val="center"/>
-            </w:pPr>
-            <w:r>
-              <w:rPr>
-                <w:rFonts w:ascii="MS PGothic" w:hAnsi="MS PGothic" w:eastAsia="MS PGothic"/>
-                <w:b w:val="0"/>
-                <w:color w:val="000000"/>
-                <w:sz w:val="18"/>
-              </w:rPr>
-              <w:t>CSP 焼結開始 約200℃</w:t>
-            </w:r>
-          </w:p>
-        </w:tc>
-        <w:tc>
-          <w:tcPr>
-            <w:tcW w:type="dxa" w:w="2493"/>
-            <w:vAlign w:val="center"/>
-            <w:tcW w:w="2860" w:type="dxa"/>
-          </w:tcPr>
-          <w:p>
-            <w:pPr>
-              <w:spacing w:before="20" w:after="20" w:lineRule="exact" w:line="240"/>
-              <w:jc w:val="center"/>
-            </w:pPr>
-            <w:r>
-              <w:rPr>
-                <w:rFonts w:ascii="MS PGothic" w:hAnsi="MS PGothic" w:eastAsia="MS PGothic"/>
-                <w:b w:val="0"/>
-                <w:color w:val="000000"/>
-                <w:sz w:val="18"/>
-              </w:rPr>
-              <w:t>セルロース分解開始 約280℃（重複帯域あり）</w:t>
-            </w:r>
-          </w:p>
-        </w:tc>
-      </w:tr>
-    </w:tbl>
-    <w:p>
-      <w:pPr>
-        <w:spacing w:before="0" w:after="60"/>
-      </w:pPr>
-    </w:p>
-    <w:tbl>
-      <w:tblPr>
-        <w:tblStyle w:val="TableGrid"/>
-        <w:tblW w:type="auto" w:w="0"/>
-        <w:jc w:val="center"/>
-        <w:tblLook w:firstColumn="1" w:firstRow="1" w:lastColumn="0" w:lastRow="0" w:noHBand="0" w:noVBand="1" w:val="04A0"/>
-      </w:tblPr>
-      <w:tblGrid>
-        <w:gridCol w:w="9972"/>
-      </w:tblGrid>
-      <w:tr>
-        <w:trPr>
-          <w:trHeight w:val="3118" w:hRule="exact"/>
-        </w:trPr>
-        <w:tc>
-          <w:tcPr>
-            <w:tcW w:type="dxa" w:w="9972"/>
-            <w:tcW w:w="9360" w:type="dxa"/>
-            <w:vAlign w:val="center"/>
-          </w:tcPr>
-          <w:p>
-            <w:pPr>
-              <w:spacing w:before="0" w:after="0"/>
-              <w:jc w:val="center"/>
-            </w:pPr>
-            <w:r>
-              <w:rPr>
-                <w:rFonts w:ascii="MS PGothic" w:hAnsi="MS PGothic" w:eastAsia="MS PGothic"/>
-                <w:b w:val="0"/>
-                <w:color w:val="000000"/>
-                <w:sz w:val="18"/>
-              </w:rPr>
-              <w:t>［図挿入欄］Fig. 4a–d：(a) HEC+MC 系の燃焼前後 FT-IR スペクトル比較（O–H・C–H 消失、Si–O–Si 増強・先鋭化）、(b) MHEC 系の燃焼前後 FT-IR、(c) MHEC 系の XPS 元素組成比（C: 38.3→4.8 at%）、(d) HEC+MC 系の XPS 元素組成比</w:t>
-            </w:r>
-          </w:p>
-        </w:tc>
-      </w:tr>
-    </w:tbl>
-    <w:p>
-      <w:pPr>
-        <w:spacing w:before="0" w:after="40"/>
-      </w:pPr>
-    </w:p>
-    <w:p>
-      <w:pPr>
-        <w:spacing w:before="60" w:after="0" w:lineRule="exact" w:line="280"/>
-      </w:pPr>
-      <w:r>
-        <w:rPr>
-          <w:rFonts w:ascii="MS PGothic" w:hAnsi="MS PGothic" w:eastAsia="MS PGothic"/>
-          <w:b/>
-          <w:color w:val="000000"/>
-          <w:sz w:val="20"/>
-        </w:rPr>
-        <w:t>・TGA/DSC：熱分解プロファイル（Fig. 5a）</w:t>
-      </w:r>
-    </w:p>
-    <w:p>
-      <w:pPr>
-        <w:spacing w:before="0" w:after="40" w:lineRule="exact" w:line="280"/>
-        <w:ind w:firstLine="227"/>
-      </w:pPr>
-      <w:r>
-        <w:rPr>
-          <w:rFonts w:ascii="MS PGothic" w:hAnsi="MS PGothic" w:eastAsia="MS PGothic"/>
-          <w:b w:val="0"/>
-          <w:color w:val="000000"/>
-          <w:sz w:val="19"/>
-        </w:rPr>
-        <w:t>TGA 測定の主要結果は以下の通りである。室温〜約100℃では水分蒸発による初期重量減少（吸熱）が起こる。約100〜200℃では束縛水・構造水の脱離による緩やかな重量減少が続く。約200℃〜では CSP の粒子間ネック形成・焼結が開始し始め、重量変化はほぼないが微細構造が変化し始める重要な領域である（同時に DSC では微小な発熱が観察される場合がある）。約280℃付近ではセルロース誘導体の主鎖熱分解が始まり、急激な重量減少と DSC での発熱ピークが観測される。約400〜500℃で有機成分がほぼ完全に分解・揮発し、600℃超の残渣はシリカ約5〜8 wt%（仕込み CSP 5 wt% にほぼ一致）であった（Fig. 5a）。CSP の焼結開始（約200℃）とセルロース分解開始（約280℃）の温度重複がエアロゲル化の連続性を保証する温度同期性の直接的証拠である。また TGA 残渣がほぼ CSP 仕込み量に一致することは、燃焼後の残渣がシリカ以外の不純物をほとんど含まない純粋なシリカであることを示しており、持続可能な食品グレード原料という設計目標とも整合する。</w:t>
-      </w:r>
-    </w:p>
-    <w:p>
-      <w:pPr>
-        <w:spacing w:before="60" w:after="0" w:lineRule="exact" w:line="280"/>
-      </w:pPr>
-      <w:r>
-        <w:rPr>
-          <w:rFonts w:ascii="MS PGothic" w:hAnsi="MS PGothic" w:eastAsia="MS PGothic"/>
-          <w:b/>
-          <w:color w:val="000000"/>
-          <w:sz w:val="20"/>
-        </w:rPr>
-        <w:t>・断面 SEM：焼結進行の時間分解観察（Fig. 5b）</w:t>
-      </w:r>
-    </w:p>
-    <w:p>
-      <w:pPr>
-        <w:spacing w:before="0" w:after="40" w:lineRule="exact" w:line="280"/>
-        <w:ind w:firstLine="227"/>
-      </w:pPr>
-      <w:r>
-        <w:rPr>
-          <w:rFonts w:ascii="MS PGothic" w:hAnsi="MS PGothic" w:eastAsia="MS PGothic"/>
-          <w:b w:val="0"/>
-          <w:color w:val="000000"/>
-          <w:sz w:val="19"/>
-        </w:rPr>
-        <w:t>加熱時間を段階的に変えた試料の断面 SEM 観察で、焼結の進行が直接可視化された（Fig. 5b）。加熱0分（未加熱）では CSP がマトリクス中に独立分散した状態であり、粒子間に空隙が多く焼結は認められない。このとき個々の CSP 粒子（約22 nm）が明瞭に識別できる。1分加熱では、隣接粒子間に粒界の形成が始まり一部でネック形成が観察される。粒子の輪郭が部分的にぼやけ始め、連結が進んでいることが分かる。2分加熱ではネックが成長し、粒子が連結してクラスターを形成し多孔質構造が発達する。個々の粒子の識別が困難になり始め、網目状のネットワーク構造が見え始める。4分加熱では緻密で連続した多孔質 SiO₂ 骨格（断熱層）が完成し、粒子境界が不明瞭になって共有結合ネットワークとして一体化している。これは前節で提示した焼結3段階モデル（分散→粒界形成→ネック成長→骨格完成）を実際の微細構造として時間分解的に直接裏付けるものであり、本研究のメカニズム仮説の妥当性を強力に支持する結果である。また、燃焼試験で7分以上の保護が持続したこととSEM で4分でほぼ骨格完成が確認されたことは、4分で形成された断熱層が残り3分以上の保護を担ったことを意味し、一度形成されたシリカ骨格の断熱性の高さを裏付けている。</w:t>
-      </w:r>
     </w:p>
     <w:tbl>
       <w:tblPr>
@@ -4690,7 +1629,7 @@
                 <w:color w:val="000000"/>
                 <w:sz w:val="18"/>
               </w:rPr>
-              <w:t>［図挿入欄］Fig. 5a–b：(a) TGA/DSC 熱分解曲線（セルロース分解280℃・シリカ残渣5〜8wt%・CSP焼結200℃との温度重複領域を矢示）、(b) 加熱時間別断面 SEM（0/1/2/4 分：独立分散→粒界形成→ネック成長→緻密骨格完成の段階的進行）</w:t>
+              <w:t>［図挿入欄］Fig. 2：(a) G'/G'' vs 角周波数、(b) G'（左軸）と tan(δ)（0.1 rad/s, 棒）、(c) 動的フロースイープ粘度＋HB フィット、(d) 動的降伏応力（3配合＋0.05 Pa 線）、(e–h) SDS 3水準での同項目　／　Fig. S1（CSP 添加によるゲル化）・Fig. S3（静的 vs 動的降伏応力）</w:t>
             </w:r>
           </w:p>
         </w:tc>
@@ -4712,7 +1651,7 @@
           <w:color w:val="000000"/>
           <w:sz w:val="21"/>
         </w:rPr>
-        <w:t>6. 既存製品との総合比較（Figure 6）</w:t>
+        <w:t>2. 熟成と長期保存安定性（Figure S4–S7）</w:t>
       </w:r>
     </w:p>
     <w:p>
@@ -4727,7 +1666,36 @@
           <w:color w:val="000000"/>
           <w:sz w:val="19"/>
         </w:rPr>
-        <w:t>実用材料としての総合評価を5つの要件で整理した（Fig. 6）。要件は (1) 噴霧可能性（既存機材対応）、(2) 基材への付着・耐ダレ性、(3) 乾燥後の保護継続（乾燥環境への耐性）、(4) 発泡による断熱層形成、(5) 長期保存安定性（1年以上）の5項目である。水は (1) には対応できるが付着が弱く、(3)(4)(5) は不可または限定的であった。AquaGel-K は (1)(2) には対応できるが、(3) 乾燥後の保護継続は限定的（水分依存なので乾燥後に効果消失）、(4) 発泡断熱層の形成は不可（エアロゲル化機構がない）、(5) 長期安定性は限定的であった。本研究の WEG は全5項目で最高評価を達成しており、特に (3)(4)(5) の3項目で既存製品が解決できていなかった課題を完全にクリアした。これは本研究の本質的な技術的ブレークスルーを端的に示しており、単なる「改良品」ではなく「動作原理の転換」による次世代材料としての位置づけを支持している。比較結果を Table 7 に示す。</w:t>
+        <w:t>長期保存すると、初期の動的・非共有結合的な PP 架橋の一部が不可逆な共有結合へ転換する熟成（aging）が起こる（Fig. S4）。セルロース鎖の水酸基（–OH）と CSP 表面のシラノール基（Si–OH）が縮合してシロキサン結合（Si–O–Si）を形成するためで、応力緩和レオロジーと FT-IR ATR によって約15日スパンで裏付けられた（Fig. S5, S6）。これによりゲルは経時的に剛性化し降伏応力が上昇する。HEC と MC は糖環上に遊離 –OH を多く持つため縮合が進みやすく、降伏応力は455日で 33.34 → 68.9 Pa とほぼ倍増した。一方、置換度の高い MHEC は遊離 –OH が少なく縮合が抑えられ、降伏応力は 3.31 → 4.56 Pa とほぼ変化しなかった（Fig. S7）。両系とも455日後も噴霧性・防火性能は実質的に変化せず、MHEC 系は熟成しにくく単一ポリマーで配合・品質管理が容易という実用上の優位性を示した。</w:t>
+      </w:r>
+    </w:p>
+    <w:p>
+      <w:pPr>
+        <w:spacing w:before="120" w:after="20" w:lineRule="exact" w:line="300"/>
+      </w:pPr>
+      <w:r>
+        <w:rPr>
+          <w:rFonts w:ascii="MS PGothic" w:hAnsi="MS PGothic" w:eastAsia="MS PGothic"/>
+          <w:b/>
+          <w:color w:val="000000"/>
+          <w:sz w:val="21"/>
+        </w:rPr>
+        <w:t>3. 燃焼試験による防火性能（Figure 3）</w:t>
+      </w:r>
+    </w:p>
+    <w:p>
+      <w:pPr>
+        <w:spacing w:before="0" w:after="40" w:lineRule="exact" w:line="280"/>
+        <w:ind w:firstLine="227"/>
+      </w:pPr>
+      <w:r>
+        <w:rPr>
+          <w:rFonts w:ascii="MS PGothic" w:hAnsi="MS PGothic" w:eastAsia="MS PGothic"/>
+          <w:b w:val="0"/>
+          <w:color w:val="000000"/>
+          <w:sz w:val="19"/>
+        </w:rPr>
+        <w:t>MAP-Pro トーチ（約2054℃）による直接加熱で Time to char を比較した（Fig. 3a, b）。水と AquaGel-K は短時間で炭化したのに対し、HEC+MC/CSP 1-5 と HEC+MC/CSP/SDS 1-5-0.1 は7分以上、MHEC/CSP 1-5 は5分以上にわたり炭化を防ぎ、市販品の3〜6倍の保護時間を達成した（n ≥ 3）。火炎接触直後に PP ゲルは固体状の不透明なクラストを形成して熱を散乱し、加熱継続とともに発泡・脱水してその場でシリカエアロゲルを形成、基材を断熱した。これに対し AquaGel-K は保持水分が局所的に乾いた時点（90秒未満）で保護を失った（Fig. 3c, d）。120秒・300秒時点の写真では、水・AquaGel-K の木材表面が炭化しているのに対し、PP ゲルは表面がほぼ無傷で白色の断熱層に覆われていた。AquaGel-K が「水が飛んだら終わり」であるのに対し、PP ゲルは「水が飛んでからエアロゲルが効く」点が決定的な差である。なお垂直燃焼試験でも多孔質シェルが基材に強固に付着し、保護層が脱落しないことが確認された（Fig. S9, Video S4）。</w:t>
       </w:r>
     </w:p>
     <w:p>
@@ -4741,7 +1709,796 @@
           <w:color w:val="000000"/>
           <w:sz w:val="17"/>
         </w:rPr>
-        <w:t>Table 7. 既存製品との5要件充足比較（◎優れる／○可能／△限定的／×不可）</w:t>
+        <w:t>Table 3. 燃焼試験（Time to char）の比較（n ≥ 3）</w:t>
+      </w:r>
+    </w:p>
+    <w:tbl>
+      <w:tblPr>
+        <w:tblStyle w:val="TableGrid"/>
+        <w:tblW w:type="auto" w:w="0"/>
+        <w:jc w:val="center"/>
+        <w:tblLook w:firstColumn="1" w:firstRow="1" w:lastColumn="0" w:lastRow="0" w:noHBand="0" w:noVBand="1" w:val="04A0"/>
+      </w:tblPr>
+      <w:tblGrid>
+        <w:gridCol w:w="2493"/>
+        <w:gridCol w:w="2493"/>
+        <w:gridCol w:w="2493"/>
+        <w:gridCol w:w="2493"/>
+      </w:tblGrid>
+      <w:tr>
+        <w:tc>
+          <w:tcPr>
+            <w:tcW w:type="dxa" w:w="2493"/>
+            <w:vAlign w:val="center"/>
+            <w:tcW w:w="3100" w:type="dxa"/>
+          </w:tcPr>
+          <w:p>
+            <w:pPr>
+              <w:spacing w:before="20" w:after="20" w:lineRule="exact" w:line="240"/>
+              <w:jc w:val="center"/>
+            </w:pPr>
+            <w:r>
+              <w:rPr>
+                <w:rFonts w:ascii="MS PGothic" w:hAnsi="MS PGothic" w:eastAsia="MS PGothic"/>
+                <w:b/>
+                <w:color w:val="000000"/>
+                <w:sz w:val="18"/>
+              </w:rPr>
+              <w:t>試料</w:t>
+            </w:r>
+          </w:p>
+        </w:tc>
+        <w:tc>
+          <w:tcPr>
+            <w:tcW w:type="dxa" w:w="2493"/>
+            <w:vAlign w:val="center"/>
+            <w:tcW w:w="1900" w:type="dxa"/>
+          </w:tcPr>
+          <w:p>
+            <w:pPr>
+              <w:spacing w:before="20" w:after="20" w:lineRule="exact" w:line="240"/>
+              <w:jc w:val="center"/>
+            </w:pPr>
+            <w:r>
+              <w:rPr>
+                <w:rFonts w:ascii="MS PGothic" w:hAnsi="MS PGothic" w:eastAsia="MS PGothic"/>
+                <w:b/>
+                <w:color w:val="000000"/>
+                <w:sz w:val="18"/>
+              </w:rPr>
+              <w:t>Time to char</w:t>
+            </w:r>
+          </w:p>
+        </w:tc>
+        <w:tc>
+          <w:tcPr>
+            <w:tcW w:type="dxa" w:w="2493"/>
+            <w:vAlign w:val="center"/>
+            <w:tcW w:w="1500" w:type="dxa"/>
+          </w:tcPr>
+          <w:p>
+            <w:pPr>
+              <w:spacing w:before="20" w:after="20" w:lineRule="exact" w:line="240"/>
+              <w:jc w:val="center"/>
+            </w:pPr>
+            <w:r>
+              <w:rPr>
+                <w:rFonts w:ascii="MS PGothic" w:hAnsi="MS PGothic" w:eastAsia="MS PGothic"/>
+                <w:b/>
+                <w:color w:val="000000"/>
+                <w:sz w:val="18"/>
+              </w:rPr>
+              <w:t>市販品比</w:t>
+            </w:r>
+          </w:p>
+        </w:tc>
+        <w:tc>
+          <w:tcPr>
+            <w:tcW w:type="dxa" w:w="2493"/>
+            <w:vAlign w:val="center"/>
+            <w:tcW w:w="2760" w:type="dxa"/>
+          </w:tcPr>
+          <w:p>
+            <w:pPr>
+              <w:spacing w:before="20" w:after="20" w:lineRule="exact" w:line="240"/>
+              <w:jc w:val="center"/>
+            </w:pPr>
+            <w:r>
+              <w:rPr>
+                <w:rFonts w:ascii="MS PGothic" w:hAnsi="MS PGothic" w:eastAsia="MS PGothic"/>
+                <w:b/>
+                <w:color w:val="000000"/>
+                <w:sz w:val="18"/>
+              </w:rPr>
+              <w:t>300秒時点の表面</w:t>
+            </w:r>
+          </w:p>
+        </w:tc>
+      </w:tr>
+      <w:tr>
+        <w:tc>
+          <w:tcPr>
+            <w:tcW w:type="dxa" w:w="2493"/>
+            <w:vAlign w:val="center"/>
+            <w:tcW w:w="3100" w:type="dxa"/>
+          </w:tcPr>
+          <w:p>
+            <w:pPr>
+              <w:spacing w:before="20" w:after="20" w:lineRule="exact" w:line="240"/>
+              <w:jc w:val="left"/>
+            </w:pPr>
+            <w:r>
+              <w:rPr>
+                <w:rFonts w:ascii="MS PGothic" w:hAnsi="MS PGothic" w:eastAsia="MS PGothic"/>
+                <w:b w:val="0"/>
+                <w:color w:val="000000"/>
+                <w:sz w:val="18"/>
+              </w:rPr>
+              <w:t>水</w:t>
+            </w:r>
+          </w:p>
+        </w:tc>
+        <w:tc>
+          <w:tcPr>
+            <w:tcW w:type="dxa" w:w="2493"/>
+            <w:vAlign w:val="center"/>
+            <w:tcW w:w="1900" w:type="dxa"/>
+          </w:tcPr>
+          <w:p>
+            <w:pPr>
+              <w:spacing w:before="20" w:after="20" w:lineRule="exact" w:line="240"/>
+              <w:jc w:val="center"/>
+            </w:pPr>
+            <w:r>
+              <w:rPr>
+                <w:rFonts w:ascii="MS PGothic" w:hAnsi="MS PGothic" w:eastAsia="MS PGothic"/>
+                <w:b w:val="0"/>
+                <w:color w:val="000000"/>
+                <w:sz w:val="18"/>
+              </w:rPr>
+              <w:t>約0.3分</w:t>
+            </w:r>
+          </w:p>
+        </w:tc>
+        <w:tc>
+          <w:tcPr>
+            <w:tcW w:type="dxa" w:w="2493"/>
+            <w:vAlign w:val="center"/>
+            <w:tcW w:w="1500" w:type="dxa"/>
+          </w:tcPr>
+          <w:p>
+            <w:pPr>
+              <w:spacing w:before="20" w:after="20" w:lineRule="exact" w:line="240"/>
+              <w:jc w:val="center"/>
+            </w:pPr>
+            <w:r>
+              <w:rPr>
+                <w:rFonts w:ascii="MS PGothic" w:hAnsi="MS PGothic" w:eastAsia="MS PGothic"/>
+                <w:b w:val="0"/>
+                <w:color w:val="000000"/>
+                <w:sz w:val="18"/>
+              </w:rPr>
+              <w:t>基準以下</w:t>
+            </w:r>
+          </w:p>
+        </w:tc>
+        <w:tc>
+          <w:tcPr>
+            <w:tcW w:type="dxa" w:w="2493"/>
+            <w:vAlign w:val="center"/>
+            <w:tcW w:w="2760" w:type="dxa"/>
+          </w:tcPr>
+          <w:p>
+            <w:pPr>
+              <w:spacing w:before="20" w:after="20" w:lineRule="exact" w:line="240"/>
+              <w:jc w:val="center"/>
+            </w:pPr>
+            <w:r>
+              <w:rPr>
+                <w:rFonts w:ascii="MS PGothic" w:hAnsi="MS PGothic" w:eastAsia="MS PGothic"/>
+                <w:b w:val="0"/>
+                <w:color w:val="000000"/>
+                <w:sz w:val="18"/>
+              </w:rPr>
+              <w:t>完全に炭化</w:t>
+            </w:r>
+          </w:p>
+        </w:tc>
+      </w:tr>
+      <w:tr>
+        <w:tc>
+          <w:tcPr>
+            <w:tcW w:type="dxa" w:w="2493"/>
+            <w:vAlign w:val="center"/>
+            <w:tcW w:w="3100" w:type="dxa"/>
+          </w:tcPr>
+          <w:p>
+            <w:pPr>
+              <w:spacing w:before="20" w:after="20" w:lineRule="exact" w:line="240"/>
+              <w:jc w:val="left"/>
+            </w:pPr>
+            <w:r>
+              <w:rPr>
+                <w:rFonts w:ascii="MS PGothic" w:hAnsi="MS PGothic" w:eastAsia="MS PGothic"/>
+                <w:b w:val="0"/>
+                <w:color w:val="000000"/>
+                <w:sz w:val="18"/>
+              </w:rPr>
+              <w:t>AquaGel-K（市販）</w:t>
+            </w:r>
+          </w:p>
+        </w:tc>
+        <w:tc>
+          <w:tcPr>
+            <w:tcW w:type="dxa" w:w="2493"/>
+            <w:vAlign w:val="center"/>
+            <w:tcW w:w="1900" w:type="dxa"/>
+          </w:tcPr>
+          <w:p>
+            <w:pPr>
+              <w:spacing w:before="20" w:after="20" w:lineRule="exact" w:line="240"/>
+              <w:jc w:val="center"/>
+            </w:pPr>
+            <w:r>
+              <w:rPr>
+                <w:rFonts w:ascii="MS PGothic" w:hAnsi="MS PGothic" w:eastAsia="MS PGothic"/>
+                <w:b w:val="0"/>
+                <w:color w:val="000000"/>
+                <w:sz w:val="18"/>
+              </w:rPr>
+              <w:t>約1.5分</w:t>
+            </w:r>
+          </w:p>
+        </w:tc>
+        <w:tc>
+          <w:tcPr>
+            <w:tcW w:type="dxa" w:w="2493"/>
+            <w:vAlign w:val="center"/>
+            <w:tcW w:w="1500" w:type="dxa"/>
+          </w:tcPr>
+          <w:p>
+            <w:pPr>
+              <w:spacing w:before="20" w:after="20" w:lineRule="exact" w:line="240"/>
+              <w:jc w:val="center"/>
+            </w:pPr>
+            <w:r>
+              <w:rPr>
+                <w:rFonts w:ascii="MS PGothic" w:hAnsi="MS PGothic" w:eastAsia="MS PGothic"/>
+                <w:b w:val="0"/>
+                <w:color w:val="000000"/>
+                <w:sz w:val="18"/>
+              </w:rPr>
+              <w:t>1×（基準）</w:t>
+            </w:r>
+          </w:p>
+        </w:tc>
+        <w:tc>
+          <w:tcPr>
+            <w:tcW w:type="dxa" w:w="2493"/>
+            <w:vAlign w:val="center"/>
+            <w:tcW w:w="2760" w:type="dxa"/>
+          </w:tcPr>
+          <w:p>
+            <w:pPr>
+              <w:spacing w:before="20" w:after="20" w:lineRule="exact" w:line="240"/>
+              <w:jc w:val="center"/>
+            </w:pPr>
+            <w:r>
+              <w:rPr>
+                <w:rFonts w:ascii="MS PGothic" w:hAnsi="MS PGothic" w:eastAsia="MS PGothic"/>
+                <w:b w:val="0"/>
+                <w:color w:val="000000"/>
+                <w:sz w:val="18"/>
+              </w:rPr>
+              <w:t>炭化</w:t>
+            </w:r>
+          </w:p>
+        </w:tc>
+      </w:tr>
+      <w:tr>
+        <w:tc>
+          <w:tcPr>
+            <w:tcW w:type="dxa" w:w="2493"/>
+            <w:vAlign w:val="center"/>
+            <w:tcW w:w="3100" w:type="dxa"/>
+          </w:tcPr>
+          <w:p>
+            <w:pPr>
+              <w:spacing w:before="20" w:after="20" w:lineRule="exact" w:line="240"/>
+              <w:jc w:val="left"/>
+            </w:pPr>
+            <w:r>
+              <w:rPr>
+                <w:rFonts w:ascii="MS PGothic" w:hAnsi="MS PGothic" w:eastAsia="MS PGothic"/>
+                <w:b w:val="0"/>
+                <w:color w:val="000000"/>
+                <w:sz w:val="18"/>
+              </w:rPr>
+              <w:t>HEC+MC/CSP 1-5</w:t>
+            </w:r>
+          </w:p>
+        </w:tc>
+        <w:tc>
+          <w:tcPr>
+            <w:tcW w:type="dxa" w:w="2493"/>
+            <w:vAlign w:val="center"/>
+            <w:tcW w:w="1900" w:type="dxa"/>
+          </w:tcPr>
+          <w:p>
+            <w:pPr>
+              <w:spacing w:before="20" w:after="20" w:lineRule="exact" w:line="240"/>
+              <w:jc w:val="center"/>
+            </w:pPr>
+            <w:r>
+              <w:rPr>
+                <w:rFonts w:ascii="MS PGothic" w:hAnsi="MS PGothic" w:eastAsia="MS PGothic"/>
+                <w:b w:val="0"/>
+                <w:color w:val="000000"/>
+                <w:sz w:val="18"/>
+              </w:rPr>
+              <w:t>7分以上</w:t>
+            </w:r>
+          </w:p>
+        </w:tc>
+        <w:tc>
+          <w:tcPr>
+            <w:tcW w:type="dxa" w:w="2493"/>
+            <w:vAlign w:val="center"/>
+            <w:tcW w:w="1500" w:type="dxa"/>
+          </w:tcPr>
+          <w:p>
+            <w:pPr>
+              <w:spacing w:before="20" w:after="20" w:lineRule="exact" w:line="240"/>
+              <w:jc w:val="center"/>
+            </w:pPr>
+            <w:r>
+              <w:rPr>
+                <w:rFonts w:ascii="MS PGothic" w:hAnsi="MS PGothic" w:eastAsia="MS PGothic"/>
+                <w:b w:val="0"/>
+                <w:color w:val="000000"/>
+                <w:sz w:val="18"/>
+              </w:rPr>
+              <w:t>3〜6×</w:t>
+            </w:r>
+          </w:p>
+        </w:tc>
+        <w:tc>
+          <w:tcPr>
+            <w:tcW w:type="dxa" w:w="2493"/>
+            <w:vAlign w:val="center"/>
+            <w:tcW w:w="2760" w:type="dxa"/>
+          </w:tcPr>
+          <w:p>
+            <w:pPr>
+              <w:spacing w:before="20" w:after="20" w:lineRule="exact" w:line="240"/>
+              <w:jc w:val="center"/>
+            </w:pPr>
+            <w:r>
+              <w:rPr>
+                <w:rFonts w:ascii="MS PGothic" w:hAnsi="MS PGothic" w:eastAsia="MS PGothic"/>
+                <w:b w:val="0"/>
+                <w:color w:val="000000"/>
+                <w:sz w:val="18"/>
+              </w:rPr>
+              <w:t>ほぼ無傷・白色断熱層</w:t>
+            </w:r>
+          </w:p>
+        </w:tc>
+      </w:tr>
+      <w:tr>
+        <w:tc>
+          <w:tcPr>
+            <w:tcW w:type="dxa" w:w="2493"/>
+            <w:vAlign w:val="center"/>
+            <w:tcW w:w="3100" w:type="dxa"/>
+          </w:tcPr>
+          <w:p>
+            <w:pPr>
+              <w:spacing w:before="20" w:after="20" w:lineRule="exact" w:line="240"/>
+              <w:jc w:val="left"/>
+            </w:pPr>
+            <w:r>
+              <w:rPr>
+                <w:rFonts w:ascii="MS PGothic" w:hAnsi="MS PGothic" w:eastAsia="MS PGothic"/>
+                <w:b w:val="0"/>
+                <w:color w:val="000000"/>
+                <w:sz w:val="18"/>
+              </w:rPr>
+              <w:t>HEC+MC/CSP/SDS 1-5-0.1</w:t>
+            </w:r>
+          </w:p>
+        </w:tc>
+        <w:tc>
+          <w:tcPr>
+            <w:tcW w:type="dxa" w:w="2493"/>
+            <w:vAlign w:val="center"/>
+            <w:tcW w:w="1900" w:type="dxa"/>
+          </w:tcPr>
+          <w:p>
+            <w:pPr>
+              <w:spacing w:before="20" w:after="20" w:lineRule="exact" w:line="240"/>
+              <w:jc w:val="center"/>
+            </w:pPr>
+            <w:r>
+              <w:rPr>
+                <w:rFonts w:ascii="MS PGothic" w:hAnsi="MS PGothic" w:eastAsia="MS PGothic"/>
+                <w:b w:val="0"/>
+                <w:color w:val="000000"/>
+                <w:sz w:val="18"/>
+              </w:rPr>
+              <w:t>7分以上</w:t>
+            </w:r>
+          </w:p>
+        </w:tc>
+        <w:tc>
+          <w:tcPr>
+            <w:tcW w:type="dxa" w:w="2493"/>
+            <w:vAlign w:val="center"/>
+            <w:tcW w:w="1500" w:type="dxa"/>
+          </w:tcPr>
+          <w:p>
+            <w:pPr>
+              <w:spacing w:before="20" w:after="20" w:lineRule="exact" w:line="240"/>
+              <w:jc w:val="center"/>
+            </w:pPr>
+            <w:r>
+              <w:rPr>
+                <w:rFonts w:ascii="MS PGothic" w:hAnsi="MS PGothic" w:eastAsia="MS PGothic"/>
+                <w:b w:val="0"/>
+                <w:color w:val="000000"/>
+                <w:sz w:val="18"/>
+              </w:rPr>
+              <w:t>3〜6×</w:t>
+            </w:r>
+          </w:p>
+        </w:tc>
+        <w:tc>
+          <w:tcPr>
+            <w:tcW w:type="dxa" w:w="2493"/>
+            <w:vAlign w:val="center"/>
+            <w:tcW w:w="2760" w:type="dxa"/>
+          </w:tcPr>
+          <w:p>
+            <w:pPr>
+              <w:spacing w:before="20" w:after="20" w:lineRule="exact" w:line="240"/>
+              <w:jc w:val="center"/>
+            </w:pPr>
+            <w:r>
+              <w:rPr>
+                <w:rFonts w:ascii="MS PGothic" w:hAnsi="MS PGothic" w:eastAsia="MS PGothic"/>
+                <w:b w:val="0"/>
+                <w:color w:val="000000"/>
+                <w:sz w:val="18"/>
+              </w:rPr>
+              <w:t>ほぼ無傷・白色断熱層</w:t>
+            </w:r>
+          </w:p>
+        </w:tc>
+      </w:tr>
+      <w:tr>
+        <w:tc>
+          <w:tcPr>
+            <w:tcW w:type="dxa" w:w="2493"/>
+            <w:vAlign w:val="center"/>
+            <w:tcW w:w="3100" w:type="dxa"/>
+          </w:tcPr>
+          <w:p>
+            <w:pPr>
+              <w:spacing w:before="20" w:after="20" w:lineRule="exact" w:line="240"/>
+              <w:jc w:val="left"/>
+            </w:pPr>
+            <w:r>
+              <w:rPr>
+                <w:rFonts w:ascii="MS PGothic" w:hAnsi="MS PGothic" w:eastAsia="MS PGothic"/>
+                <w:b w:val="0"/>
+                <w:color w:val="000000"/>
+                <w:sz w:val="18"/>
+              </w:rPr>
+              <w:t>MHEC/CSP 1-5</w:t>
+            </w:r>
+          </w:p>
+        </w:tc>
+        <w:tc>
+          <w:tcPr>
+            <w:tcW w:type="dxa" w:w="2493"/>
+            <w:vAlign w:val="center"/>
+            <w:tcW w:w="1900" w:type="dxa"/>
+          </w:tcPr>
+          <w:p>
+            <w:pPr>
+              <w:spacing w:before="20" w:after="20" w:lineRule="exact" w:line="240"/>
+              <w:jc w:val="center"/>
+            </w:pPr>
+            <w:r>
+              <w:rPr>
+                <w:rFonts w:ascii="MS PGothic" w:hAnsi="MS PGothic" w:eastAsia="MS PGothic"/>
+                <w:b w:val="0"/>
+                <w:color w:val="000000"/>
+                <w:sz w:val="18"/>
+              </w:rPr>
+              <w:t>5分以上</w:t>
+            </w:r>
+          </w:p>
+        </w:tc>
+        <w:tc>
+          <w:tcPr>
+            <w:tcW w:type="dxa" w:w="2493"/>
+            <w:vAlign w:val="center"/>
+            <w:tcW w:w="1500" w:type="dxa"/>
+          </w:tcPr>
+          <w:p>
+            <w:pPr>
+              <w:spacing w:before="20" w:after="20" w:lineRule="exact" w:line="240"/>
+              <w:jc w:val="center"/>
+            </w:pPr>
+            <w:r>
+              <w:rPr>
+                <w:rFonts w:ascii="MS PGothic" w:hAnsi="MS PGothic" w:eastAsia="MS PGothic"/>
+                <w:b w:val="0"/>
+                <w:color w:val="000000"/>
+                <w:sz w:val="18"/>
+              </w:rPr>
+              <w:t>3〜4×</w:t>
+            </w:r>
+          </w:p>
+        </w:tc>
+        <w:tc>
+          <w:tcPr>
+            <w:tcW w:type="dxa" w:w="2493"/>
+            <w:vAlign w:val="center"/>
+            <w:tcW w:w="2760" w:type="dxa"/>
+          </w:tcPr>
+          <w:p>
+            <w:pPr>
+              <w:spacing w:before="20" w:after="20" w:lineRule="exact" w:line="240"/>
+              <w:jc w:val="center"/>
+            </w:pPr>
+            <w:r>
+              <w:rPr>
+                <w:rFonts w:ascii="MS PGothic" w:hAnsi="MS PGothic" w:eastAsia="MS PGothic"/>
+                <w:b w:val="0"/>
+                <w:color w:val="000000"/>
+                <w:sz w:val="18"/>
+              </w:rPr>
+              <w:t>ほぼ無傷・白色断熱層</w:t>
+            </w:r>
+          </w:p>
+        </w:tc>
+      </w:tr>
+    </w:tbl>
+    <w:p>
+      <w:pPr>
+        <w:spacing w:before="0" w:after="60"/>
+      </w:pPr>
+    </w:p>
+    <w:tbl>
+      <w:tblPr>
+        <w:tblStyle w:val="TableGrid"/>
+        <w:tblW w:type="auto" w:w="0"/>
+        <w:jc w:val="center"/>
+        <w:tblLook w:firstColumn="1" w:firstRow="1" w:lastColumn="0" w:lastRow="0" w:noHBand="0" w:noVBand="1" w:val="04A0"/>
+      </w:tblPr>
+      <w:tblGrid>
+        <w:gridCol w:w="9972"/>
+      </w:tblGrid>
+      <w:tr>
+        <w:trPr>
+          <w:trHeight w:val="3685" w:hRule="exact"/>
+        </w:trPr>
+        <w:tc>
+          <w:tcPr>
+            <w:tcW w:type="dxa" w:w="9972"/>
+            <w:tcW w:w="9360" w:type="dxa"/>
+            <w:vAlign w:val="center"/>
+          </w:tcPr>
+          <w:p>
+            <w:pPr>
+              <w:spacing w:before="0" w:after="0"/>
+              <w:jc w:val="center"/>
+            </w:pPr>
+            <w:r>
+              <w:rPr>
+                <w:rFonts w:ascii="MS PGothic" w:hAnsi="MS PGothic" w:eastAsia="MS PGothic"/>
+                <w:b w:val="0"/>
+                <w:color w:val="000000"/>
+                <w:sz w:val="18"/>
+              </w:rPr>
+              <w:t>［図挿入欄］Fig. 3：(a) 燃焼試験セットアップ（MAP-Pro トーチ・合板）、(b) Time to char 棒グラフ（水/AquaGel-K/MHEC/CSP/HEC+MC/CSP/SDS、誤差棒付き）、(c) 燃焼過程の連続写真、(d) 120 s・300 s での5配合の焼損木材比較</w:t>
+            </w:r>
+          </w:p>
+        </w:tc>
+      </w:tr>
+    </w:tbl>
+    <w:p>
+      <w:pPr>
+        <w:spacing w:before="0" w:after="40"/>
+      </w:pPr>
+    </w:p>
+    <w:p>
+      <w:pPr>
+        <w:spacing w:before="120" w:after="20" w:lineRule="exact" w:line="300"/>
+      </w:pPr>
+      <w:r>
+        <w:rPr>
+          <w:rFonts w:ascii="MS PGothic" w:hAnsi="MS PGothic" w:eastAsia="MS PGothic"/>
+          <w:b/>
+          <w:color w:val="000000"/>
+          <w:sz w:val="21"/>
+        </w:rPr>
+        <w:t>4. 多孔質シリカ膜の形成と発泡（Figure 4, S8）</w:t>
+      </w:r>
+    </w:p>
+    <w:p>
+      <w:pPr>
+        <w:spacing w:before="0" w:after="40" w:lineRule="exact" w:line="280"/>
+        <w:ind w:firstLine="227"/>
+      </w:pPr>
+      <w:r>
+        <w:rPr>
+          <w:rFonts w:ascii="MS PGothic" w:hAnsi="MS PGothic" w:eastAsia="MS PGothic"/>
+          <w:b w:val="0"/>
+          <w:color w:val="000000"/>
+          <w:sz w:val="19"/>
+        </w:rPr>
+        <w:t>燃焼後、全 PP ゲルは固体の多孔質フォーム（シリカエアロゲル）を形成したのに対し、AquaGel-K はポリマーが燃え尽きてフォーム構造を残さなかった（Fig. 4a, b）。膜厚の増加分を初期膜厚で割った発泡指数（foaming index）では、当初は界面活性剤添加で発泡が増えると仮説したが、実際には SDS 無添加の HEC+MC/CSP 1-5 が全配合中で最高の発泡指数を示し、AquaGel-K は発泡しなかった（指数ゼロ）。SEM では SDS 濃度の増加（0 → 0.1 → 0.5 wt%）に伴いエアロゲルの孔が粗大化し、積層したエアロゲル層間の隙間が広がった（Fig. 4c）。一般に発泡指数が高いほど基材保護に優れる傾向があり、SDS は孔を粗大化させて断熱性をむしろ損なうため、無添加が最適という設計上の知見が得られた。なお異なる MHEC 誘導体（Walocel 系）でもエアロゲル・粒子形態は同等であった（Fig. S10）。</w:t>
+      </w:r>
+    </w:p>
+    <w:tbl>
+      <w:tblPr>
+        <w:tblStyle w:val="TableGrid"/>
+        <w:tblW w:type="auto" w:w="0"/>
+        <w:jc w:val="center"/>
+        <w:tblLook w:firstColumn="1" w:firstRow="1" w:lastColumn="0" w:lastRow="0" w:noHBand="0" w:noVBand="1" w:val="04A0"/>
+      </w:tblPr>
+      <w:tblGrid>
+        <w:gridCol w:w="9972"/>
+      </w:tblGrid>
+      <w:tr>
+        <w:trPr>
+          <w:trHeight w:val="2835" w:hRule="exact"/>
+        </w:trPr>
+        <w:tc>
+          <w:tcPr>
+            <w:tcW w:type="dxa" w:w="9972"/>
+            <w:tcW w:w="9360" w:type="dxa"/>
+            <w:vAlign w:val="center"/>
+          </w:tcPr>
+          <w:p>
+            <w:pPr>
+              <w:spacing w:before="0" w:after="0"/>
+              <w:jc w:val="center"/>
+            </w:pPr>
+            <w:r>
+              <w:rPr>
+                <w:rFonts w:ascii="MS PGothic" w:hAnsi="MS PGothic" w:eastAsia="MS PGothic"/>
+                <w:b w:val="0"/>
+                <w:color w:val="000000"/>
+                <w:sz w:val="18"/>
+              </w:rPr>
+              <w:t>［図挿入欄］Fig. 4：(a) 燃焼後のフィルム厚さ写真（断熱層）、(b) 発泡指数の棒グラフ（HEC+MC/CSP 1-5 が最高、AquaGel-K はゼロ）、(c) i–iii エアロゲル SEM（SDS 0% / 0.1% / 0.5%、孔の粗大化）</w:t>
+            </w:r>
+          </w:p>
+        </w:tc>
+      </w:tr>
+    </w:tbl>
+    <w:p>
+      <w:pPr>
+        <w:spacing w:before="0" w:after="40"/>
+      </w:pPr>
+    </w:p>
+    <w:p>
+      <w:pPr>
+        <w:spacing w:before="120" w:after="20" w:lineRule="exact" w:line="300"/>
+      </w:pPr>
+      <w:r>
+        <w:rPr>
+          <w:rFonts w:ascii="MS PGothic" w:hAnsi="MS PGothic" w:eastAsia="MS PGothic"/>
+          <w:b/>
+          <w:color w:val="000000"/>
+          <w:sz w:val="21"/>
+        </w:rPr>
+        <w:t>5. シリカエアロゲル形成（焼結）機構（Figure 5, S11）</w:t>
+      </w:r>
+    </w:p>
+    <w:p>
+      <w:pPr>
+        <w:spacing w:before="0" w:after="40" w:lineRule="exact" w:line="280"/>
+        <w:ind w:firstLine="227"/>
+      </w:pPr>
+      <w:r>
+        <w:rPr>
+          <w:rFonts w:ascii="MS PGothic" w:hAnsi="MS PGothic" w:eastAsia="MS PGothic"/>
+          <w:b w:val="0"/>
+          <w:color w:val="000000"/>
+          <w:sz w:val="19"/>
+        </w:rPr>
+        <w:t>エアロゲル形成は粒子焼結の3段階としてモデル化される（Fig. 5a 模式図）。①未焼結の独立分散粒子（間隙孔あり）、②脱水・加熱に伴う粒界（grain boundary）の形成、③ネック（neck）成長による緻密化と空隙率の低下、を経て多孔質シリカ骨格が完成する。バーン時間を変えた SEM 観察（0/1/2/4分）では、約2分を境に粒子形態が個々の粒子から相互連結した形態へ変化し、加熱継続とともに緻密化が進んだ（Fig. 5b）。火炎側（上層）は粒子形態の変化が進む一方、基材側（下層）は4分間粒子形態を保っており、エアロゲル層内に温度勾配があって高温域と低温域を効果的に隔てていることが示された（Fig. S11）。この多孔質固体構造が熱を散乱し、木材を炭化から保護する。</w:t>
+      </w:r>
+    </w:p>
+    <w:tbl>
+      <w:tblPr>
+        <w:tblStyle w:val="TableGrid"/>
+        <w:tblW w:type="auto" w:w="0"/>
+        <w:jc w:val="center"/>
+        <w:tblLook w:firstColumn="1" w:firstRow="1" w:lastColumn="0" w:lastRow="0" w:noHBand="0" w:noVBand="1" w:val="04A0"/>
+      </w:tblPr>
+      <w:tblGrid>
+        <w:gridCol w:w="9972"/>
+      </w:tblGrid>
+      <w:tr>
+        <w:trPr>
+          <w:trHeight w:val="3402" w:hRule="exact"/>
+        </w:trPr>
+        <w:tc>
+          <w:tcPr>
+            <w:tcW w:type="dxa" w:w="9972"/>
+            <w:tcW w:w="9360" w:type="dxa"/>
+            <w:vAlign w:val="center"/>
+          </w:tcPr>
+          <w:p>
+            <w:pPr>
+              <w:spacing w:before="0" w:after="0"/>
+              <w:jc w:val="center"/>
+            </w:pPr>
+            <w:r>
+              <w:rPr>
+                <w:rFonts w:ascii="MS PGothic" w:hAnsi="MS PGothic" w:eastAsia="MS PGothic"/>
+                <w:b w:val="0"/>
+                <w:color w:val="000000"/>
+                <w:sz w:val="18"/>
+              </w:rPr>
+              <w:t>［図挿入欄］Fig. 5：(a) 焼結模式図（未焼結粒子 → 粒界形成 → ネック成長・空隙率低下）と断面 SEM、(b) バーン時間別 SEM（0/1/2/4分）　／　Fig. S11（火炎側=上層 と 基材側=下層 の焼結進行の差）</w:t>
+            </w:r>
+          </w:p>
+        </w:tc>
+      </w:tr>
+    </w:tbl>
+    <w:p>
+      <w:pPr>
+        <w:spacing w:before="0" w:after="40"/>
+      </w:pPr>
+    </w:p>
+    <w:p>
+      <w:pPr>
+        <w:spacing w:before="120" w:after="20" w:lineRule="exact" w:line="300"/>
+      </w:pPr>
+      <w:r>
+        <w:rPr>
+          <w:rFonts w:ascii="MS PGothic" w:hAnsi="MS PGothic" w:eastAsia="MS PGothic"/>
+          <w:b/>
+          <w:color w:val="000000"/>
+          <w:sz w:val="21"/>
+        </w:rPr>
+        <w:t>6. 化学・熱分析によるメカニズムの裏付け（Figure S12–S14）</w:t>
+      </w:r>
+    </w:p>
+    <w:p>
+      <w:pPr>
+        <w:spacing w:before="0" w:after="40" w:lineRule="exact" w:line="280"/>
+        <w:ind w:firstLine="227"/>
+      </w:pPr>
+      <w:r>
+        <w:rPr>
+          <w:rFonts w:ascii="MS PGothic" w:hAnsi="MS PGothic" w:eastAsia="MS PGothic"/>
+          <w:b w:val="0"/>
+          <w:color w:val="000000"/>
+          <w:sz w:val="19"/>
+        </w:rPr>
+        <w:t>TGA（Fig. S12）では、3種のゲルがほぼ同等の水分含量（AquaGel-K 90.56 wt%、MHEC/CSP 1-5 93.44 wt%、HEC+MC/CSP 1-5 91.46 wt%）を持ち、保水性は市販品と同水準であることが示された。木粉にゲルを混ぜた系を250〜500℃で加熱すると重量減少挙動はどの処理でも同程度で、保水による難燃機構は従来品と PP ゲルで差がなかった。重要な点として、ゲルからエアロゲルへの変態は低速昇温の TGA では観測されず、火炎のような急速加熱が必要であることが確認された。FT-IR ATR（Fig. S13）では、燃焼に伴い C–H 由来のピークが減少しSi–O 由来のピークが相対的に増大、CH:SiO 面積比は HEC+MC/CSP 1-5 で 0.1242 → 0.0581、MHEC/CSP 1-5 で0.0768 → 0.0635 へ低下し、セルロース成分の消費が裏付けられた。XPS（Fig. S14）でも燃焼により炭素組成がHEC+MC/CSP 1-5 で 25.6 → 14.9 at%、MHEC/CSP 1-5 で 38.3 → 4.8 at% へ大きく減少し、有機物が燃焼除去されてシリカが残存することが組成レベルで確認された。</w:t>
+      </w:r>
+    </w:p>
+    <w:p>
+      <w:pPr>
+        <w:spacing w:before="20" w:after="40" w:lineRule="exact" w:line="240"/>
+      </w:pPr>
+      <w:r>
+        <w:rPr>
+          <w:rFonts w:ascii="MS PGothic" w:hAnsi="MS PGothic" w:eastAsia="MS PGothic"/>
+          <w:b/>
+          <w:color w:val="000000"/>
+          <w:sz w:val="17"/>
+        </w:rPr>
+        <w:t>Table 4. 化学・熱分析の主要データ</w:t>
       </w:r>
     </w:p>
     <w:tbl>
@@ -4763,7 +2520,7 @@
           <w:tcPr>
             <w:tcW w:type="dxa" w:w="1994"/>
             <w:vAlign w:val="center"/>
-            <w:tcW w:w="2000" w:type="dxa"/>
+            <w:tcW w:w="1300" w:type="dxa"/>
           </w:tcPr>
           <w:p>
             <w:pPr>
@@ -4777,7 +2534,7 @@
                 <w:color w:val="000000"/>
                 <w:sz w:val="18"/>
               </w:rPr>
-              <w:t>要件</w:t>
+              <w:t>分析</w:t>
             </w:r>
           </w:p>
         </w:tc>
@@ -4785,7 +2542,7 @@
           <w:tcPr>
             <w:tcW w:type="dxa" w:w="1994"/>
             <w:vAlign w:val="center"/>
-            <w:tcW w:w="900" w:type="dxa"/>
+            <w:tcW w:w="2600" w:type="dxa"/>
           </w:tcPr>
           <w:p>
             <w:pPr>
@@ -4799,7 +2556,7 @@
                 <w:color w:val="000000"/>
                 <w:sz w:val="18"/>
               </w:rPr>
-              <w:t>水</w:t>
+              <w:t>指標</w:t>
             </w:r>
           </w:p>
         </w:tc>
@@ -4807,7 +2564,51 @@
           <w:tcPr>
             <w:tcW w:type="dxa" w:w="1994"/>
             <w:vAlign w:val="center"/>
-            <w:tcW w:w="1600" w:type="dxa"/>
+            <w:tcW w:w="2200" w:type="dxa"/>
+          </w:tcPr>
+          <w:p>
+            <w:pPr>
+              <w:spacing w:before="20" w:after="20" w:lineRule="exact" w:line="240"/>
+              <w:jc w:val="center"/>
+            </w:pPr>
+            <w:r>
+              <w:rPr>
+                <w:rFonts w:ascii="MS PGothic" w:hAnsi="MS PGothic" w:eastAsia="MS PGothic"/>
+                <w:b/>
+                <w:color w:val="000000"/>
+                <w:sz w:val="18"/>
+              </w:rPr>
+              <w:t>HEC+MC/CSP 1-5</w:t>
+            </w:r>
+          </w:p>
+        </w:tc>
+        <w:tc>
+          <w:tcPr>
+            <w:tcW w:type="dxa" w:w="1994"/>
+            <w:vAlign w:val="center"/>
+            <w:tcW w:w="1900" w:type="dxa"/>
+          </w:tcPr>
+          <w:p>
+            <w:pPr>
+              <w:spacing w:before="20" w:after="20" w:lineRule="exact" w:line="240"/>
+              <w:jc w:val="center"/>
+            </w:pPr>
+            <w:r>
+              <w:rPr>
+                <w:rFonts w:ascii="MS PGothic" w:hAnsi="MS PGothic" w:eastAsia="MS PGothic"/>
+                <w:b/>
+                <w:color w:val="000000"/>
+                <w:sz w:val="18"/>
+              </w:rPr>
+              <w:t>MHEC/CSP 1-5</w:t>
+            </w:r>
+          </w:p>
+        </w:tc>
+        <w:tc>
+          <w:tcPr>
+            <w:tcW w:type="dxa" w:w="1994"/>
+            <w:vAlign w:val="center"/>
+            <w:tcW w:w="1360" w:type="dxa"/>
           </w:tcPr>
           <w:p>
             <w:pPr>
@@ -4825,57 +2626,13 @@
             </w:r>
           </w:p>
         </w:tc>
-        <w:tc>
-          <w:tcPr>
-            <w:tcW w:type="dxa" w:w="1994"/>
-            <w:vAlign w:val="center"/>
-            <w:tcW w:w="1700" w:type="dxa"/>
-          </w:tcPr>
-          <w:p>
-            <w:pPr>
-              <w:spacing w:before="20" w:after="20" w:lineRule="exact" w:line="240"/>
-              <w:jc w:val="center"/>
-            </w:pPr>
-            <w:r>
-              <w:rPr>
-                <w:rFonts w:ascii="MS PGothic" w:hAnsi="MS PGothic" w:eastAsia="MS PGothic"/>
-                <w:b/>
-                <w:color w:val="000000"/>
-                <w:sz w:val="18"/>
-              </w:rPr>
-              <w:t>本研究 WEG</w:t>
-            </w:r>
-          </w:p>
-        </w:tc>
-        <w:tc>
-          <w:tcPr>
-            <w:tcW w:type="dxa" w:w="1994"/>
-            <w:vAlign w:val="center"/>
-            <w:tcW w:w="3160" w:type="dxa"/>
-          </w:tcPr>
-          <w:p>
-            <w:pPr>
-              <w:spacing w:before="20" w:after="20" w:lineRule="exact" w:line="240"/>
-              <w:jc w:val="center"/>
-            </w:pPr>
-            <w:r>
-              <w:rPr>
-                <w:rFonts w:ascii="MS PGothic" w:hAnsi="MS PGothic" w:eastAsia="MS PGothic"/>
-                <w:b/>
-                <w:color w:val="000000"/>
-                <w:sz w:val="18"/>
-              </w:rPr>
-              <w:t>本研究が優位な理由</w:t>
-            </w:r>
-          </w:p>
-        </w:tc>
       </w:tr>
       <w:tr>
         <w:tc>
           <w:tcPr>
             <w:tcW w:type="dxa" w:w="1994"/>
             <w:vAlign w:val="center"/>
-            <w:tcW w:w="2000" w:type="dxa"/>
+            <w:tcW w:w="1300" w:type="dxa"/>
           </w:tcPr>
           <w:p>
             <w:pPr>
@@ -4889,7 +2646,7 @@
                 <w:color w:val="000000"/>
                 <w:sz w:val="18"/>
               </w:rPr>
-              <w:t>①噴霧可能性</w:t>
+              <w:t>TGA</w:t>
             </w:r>
           </w:p>
         </w:tc>
@@ -4897,7 +2654,7 @@
           <w:tcPr>
             <w:tcW w:type="dxa" w:w="1994"/>
             <w:vAlign w:val="center"/>
-            <w:tcW w:w="900" w:type="dxa"/>
+            <w:tcW w:w="2600" w:type="dxa"/>
           </w:tcPr>
           <w:p>
             <w:pPr>
@@ -4911,7 +2668,7 @@
                 <w:color w:val="000000"/>
                 <w:sz w:val="18"/>
               </w:rPr>
-              <w:t>○</w:t>
+              <w:t>水分含量 (wt%)</w:t>
             </w:r>
           </w:p>
         </w:tc>
@@ -4919,7 +2676,7 @@
           <w:tcPr>
             <w:tcW w:type="dxa" w:w="1994"/>
             <w:vAlign w:val="center"/>
-            <w:tcW w:w="1600" w:type="dxa"/>
+            <w:tcW w:w="2200" w:type="dxa"/>
           </w:tcPr>
           <w:p>
             <w:pPr>
@@ -4933,7 +2690,7 @@
                 <w:color w:val="000000"/>
                 <w:sz w:val="18"/>
               </w:rPr>
-              <w:t>○</w:t>
+              <w:t>91.46</w:t>
             </w:r>
           </w:p>
         </w:tc>
@@ -4941,7 +2698,7 @@
           <w:tcPr>
             <w:tcW w:type="dxa" w:w="1994"/>
             <w:vAlign w:val="center"/>
-            <w:tcW w:w="1700" w:type="dxa"/>
+            <w:tcW w:w="1900" w:type="dxa"/>
           </w:tcPr>
           <w:p>
             <w:pPr>
@@ -4955,7 +2712,7 @@
                 <w:color w:val="000000"/>
                 <w:sz w:val="18"/>
               </w:rPr>
-              <w:t>◎</w:t>
+              <w:t>93.44</w:t>
             </w:r>
           </w:p>
         </w:tc>
@@ -4963,7 +2720,7 @@
           <w:tcPr>
             <w:tcW w:type="dxa" w:w="1994"/>
             <w:vAlign w:val="center"/>
-            <w:tcW w:w="3160" w:type="dxa"/>
+            <w:tcW w:w="1360" w:type="dxa"/>
           </w:tcPr>
           <w:p>
             <w:pPr>
@@ -4977,7 +2734,7 @@
                 <w:color w:val="000000"/>
                 <w:sz w:val="18"/>
               </w:rPr>
-              <w:t>せん断希薄化・自己修復による最適設計</w:t>
+              <w:t>90.56</w:t>
             </w:r>
           </w:p>
         </w:tc>
@@ -4987,7 +2744,7 @@
           <w:tcPr>
             <w:tcW w:type="dxa" w:w="1994"/>
             <w:vAlign w:val="center"/>
-            <w:tcW w:w="2000" w:type="dxa"/>
+            <w:tcW w:w="1300" w:type="dxa"/>
           </w:tcPr>
           <w:p>
             <w:pPr>
@@ -5001,7 +2758,7 @@
                 <w:color w:val="000000"/>
                 <w:sz w:val="18"/>
               </w:rPr>
-              <w:t>②基材への付着</w:t>
+              <w:t>FT-IR</w:t>
             </w:r>
           </w:p>
         </w:tc>
@@ -5009,7 +2766,7 @@
           <w:tcPr>
             <w:tcW w:type="dxa" w:w="1994"/>
             <w:vAlign w:val="center"/>
-            <w:tcW w:w="900" w:type="dxa"/>
+            <w:tcW w:w="2600" w:type="dxa"/>
           </w:tcPr>
           <w:p>
             <w:pPr>
@@ -5023,7 +2780,7 @@
                 <w:color w:val="000000"/>
                 <w:sz w:val="18"/>
               </w:rPr>
-              <w:t>△</w:t>
+              <w:t>CH:SiO 比（燃焼前→後）</w:t>
             </w:r>
           </w:p>
         </w:tc>
@@ -5031,7 +2788,7 @@
           <w:tcPr>
             <w:tcW w:type="dxa" w:w="1994"/>
             <w:vAlign w:val="center"/>
-            <w:tcW w:w="1600" w:type="dxa"/>
+            <w:tcW w:w="2200" w:type="dxa"/>
           </w:tcPr>
           <w:p>
             <w:pPr>
@@ -5045,7 +2802,7 @@
                 <w:color w:val="000000"/>
                 <w:sz w:val="18"/>
               </w:rPr>
-              <w:t>○</w:t>
+              <w:t>0.1242 → 0.0581</w:t>
             </w:r>
           </w:p>
         </w:tc>
@@ -5053,7 +2810,7 @@
           <w:tcPr>
             <w:tcW w:type="dxa" w:w="1994"/>
             <w:vAlign w:val="center"/>
-            <w:tcW w:w="1700" w:type="dxa"/>
+            <w:tcW w:w="1900" w:type="dxa"/>
           </w:tcPr>
           <w:p>
             <w:pPr>
@@ -5067,7 +2824,7 @@
                 <w:color w:val="000000"/>
                 <w:sz w:val="18"/>
               </w:rPr>
-              <w:t>◎</w:t>
+              <w:t>0.0768 → 0.0635</w:t>
             </w:r>
           </w:p>
         </w:tc>
@@ -5075,7 +2832,7 @@
           <w:tcPr>
             <w:tcW w:type="dxa" w:w="1994"/>
             <w:vAlign w:val="center"/>
-            <w:tcW w:w="3160" w:type="dxa"/>
+            <w:tcW w:w="1360" w:type="dxa"/>
           </w:tcPr>
           <w:p>
             <w:pPr>
@@ -5089,7 +2846,7 @@
                 <w:color w:val="000000"/>
                 <w:sz w:val="18"/>
               </w:rPr>
-              <w:t>高静的降伏応力（33.3 Pa）で垂直面に固着</w:t>
+              <w:t>—</w:t>
             </w:r>
           </w:p>
         </w:tc>
@@ -5099,7 +2856,7 @@
           <w:tcPr>
             <w:tcW w:type="dxa" w:w="1994"/>
             <w:vAlign w:val="center"/>
-            <w:tcW w:w="2000" w:type="dxa"/>
+            <w:tcW w:w="1300" w:type="dxa"/>
           </w:tcPr>
           <w:p>
             <w:pPr>
@@ -5113,7 +2870,7 @@
                 <w:color w:val="000000"/>
                 <w:sz w:val="18"/>
               </w:rPr>
-              <w:t>③乾燥後の保護継続</w:t>
+              <w:t>XPS</w:t>
             </w:r>
           </w:p>
         </w:tc>
@@ -5121,7 +2878,7 @@
           <w:tcPr>
             <w:tcW w:type="dxa" w:w="1994"/>
             <w:vAlign w:val="center"/>
-            <w:tcW w:w="900" w:type="dxa"/>
+            <w:tcW w:w="2600" w:type="dxa"/>
           </w:tcPr>
           <w:p>
             <w:pPr>
@@ -5135,7 +2892,7 @@
                 <w:color w:val="000000"/>
                 <w:sz w:val="18"/>
               </w:rPr>
-              <w:t>×</w:t>
+              <w:t>炭素組成 (at%, 前→後)</w:t>
             </w:r>
           </w:p>
         </w:tc>
@@ -5143,7 +2900,7 @@
           <w:tcPr>
             <w:tcW w:type="dxa" w:w="1994"/>
             <w:vAlign w:val="center"/>
-            <w:tcW w:w="1600" w:type="dxa"/>
+            <w:tcW w:w="2200" w:type="dxa"/>
           </w:tcPr>
           <w:p>
             <w:pPr>
@@ -5157,7 +2914,7 @@
                 <w:color w:val="000000"/>
                 <w:sz w:val="18"/>
               </w:rPr>
-              <w:t>△</w:t>
+              <w:t>25.6 → 14.9</w:t>
             </w:r>
           </w:p>
         </w:tc>
@@ -5165,7 +2922,7 @@
           <w:tcPr>
             <w:tcW w:type="dxa" w:w="1994"/>
             <w:vAlign w:val="center"/>
-            <w:tcW w:w="1700" w:type="dxa"/>
+            <w:tcW w:w="1900" w:type="dxa"/>
           </w:tcPr>
           <w:p>
             <w:pPr>
@@ -5179,7 +2936,7 @@
                 <w:color w:val="000000"/>
                 <w:sz w:val="18"/>
               </w:rPr>
-              <w:t>◎</w:t>
+              <w:t>38.3 → 4.8</w:t>
             </w:r>
           </w:p>
         </w:tc>
@@ -5187,7 +2944,7 @@
           <w:tcPr>
             <w:tcW w:type="dxa" w:w="1994"/>
             <w:vAlign w:val="center"/>
-            <w:tcW w:w="3160" w:type="dxa"/>
+            <w:tcW w:w="1360" w:type="dxa"/>
           </w:tcPr>
           <w:p>
             <w:pPr>
@@ -5201,231 +2958,7 @@
                 <w:color w:val="000000"/>
                 <w:sz w:val="18"/>
               </w:rPr>
-              <w:t>エアロゲル化で水分蒸発後も断熱層が残存</w:t>
-            </w:r>
-          </w:p>
-        </w:tc>
-      </w:tr>
-      <w:tr>
-        <w:tc>
-          <w:tcPr>
-            <w:tcW w:type="dxa" w:w="1994"/>
-            <w:vAlign w:val="center"/>
-            <w:tcW w:w="2000" w:type="dxa"/>
-          </w:tcPr>
-          <w:p>
-            <w:pPr>
-              <w:spacing w:before="20" w:after="20" w:lineRule="exact" w:line="240"/>
-              <w:jc w:val="left"/>
-            </w:pPr>
-            <w:r>
-              <w:rPr>
-                <w:rFonts w:ascii="MS PGothic" w:hAnsi="MS PGothic" w:eastAsia="MS PGothic"/>
-                <w:b w:val="0"/>
-                <w:color w:val="000000"/>
-                <w:sz w:val="18"/>
-              </w:rPr>
-              <w:t>④発泡による断熱層形成</w:t>
-            </w:r>
-          </w:p>
-        </w:tc>
-        <w:tc>
-          <w:tcPr>
-            <w:tcW w:type="dxa" w:w="1994"/>
-            <w:vAlign w:val="center"/>
-            <w:tcW w:w="900" w:type="dxa"/>
-          </w:tcPr>
-          <w:p>
-            <w:pPr>
-              <w:spacing w:before="20" w:after="20" w:lineRule="exact" w:line="240"/>
-              <w:jc w:val="center"/>
-            </w:pPr>
-            <w:r>
-              <w:rPr>
-                <w:rFonts w:ascii="MS PGothic" w:hAnsi="MS PGothic" w:eastAsia="MS PGothic"/>
-                <w:b w:val="0"/>
-                <w:color w:val="000000"/>
-                <w:sz w:val="18"/>
-              </w:rPr>
-              <w:t>×</w:t>
-            </w:r>
-          </w:p>
-        </w:tc>
-        <w:tc>
-          <w:tcPr>
-            <w:tcW w:type="dxa" w:w="1994"/>
-            <w:vAlign w:val="center"/>
-            <w:tcW w:w="1600" w:type="dxa"/>
-          </w:tcPr>
-          <w:p>
-            <w:pPr>
-              <w:spacing w:before="20" w:after="20" w:lineRule="exact" w:line="240"/>
-              <w:jc w:val="center"/>
-            </w:pPr>
-            <w:r>
-              <w:rPr>
-                <w:rFonts w:ascii="MS PGothic" w:hAnsi="MS PGothic" w:eastAsia="MS PGothic"/>
-                <w:b w:val="0"/>
-                <w:color w:val="000000"/>
-                <w:sz w:val="18"/>
-              </w:rPr>
-              <w:t>×</w:t>
-            </w:r>
-          </w:p>
-        </w:tc>
-        <w:tc>
-          <w:tcPr>
-            <w:tcW w:type="dxa" w:w="1994"/>
-            <w:vAlign w:val="center"/>
-            <w:tcW w:w="1700" w:type="dxa"/>
-          </w:tcPr>
-          <w:p>
-            <w:pPr>
-              <w:spacing w:before="20" w:after="20" w:lineRule="exact" w:line="240"/>
-              <w:jc w:val="center"/>
-            </w:pPr>
-            <w:r>
-              <w:rPr>
-                <w:rFonts w:ascii="MS PGothic" w:hAnsi="MS PGothic" w:eastAsia="MS PGothic"/>
-                <w:b w:val="0"/>
-                <w:color w:val="000000"/>
-                <w:sz w:val="18"/>
-              </w:rPr>
-              <w:t>◎</w:t>
-            </w:r>
-          </w:p>
-        </w:tc>
-        <w:tc>
-          <w:tcPr>
-            <w:tcW w:type="dxa" w:w="1994"/>
-            <w:vAlign w:val="center"/>
-            <w:tcW w:w="3160" w:type="dxa"/>
-          </w:tcPr>
-          <w:p>
-            <w:pPr>
-              <w:spacing w:before="20" w:after="20" w:lineRule="exact" w:line="240"/>
-              <w:jc w:val="center"/>
-            </w:pPr>
-            <w:r>
-              <w:rPr>
-                <w:rFonts w:ascii="MS PGothic" w:hAnsi="MS PGothic" w:eastAsia="MS PGothic"/>
-                <w:b w:val="0"/>
-                <w:color w:val="000000"/>
-                <w:sz w:val="18"/>
-              </w:rPr>
-              <w:t>発泡指数2.6・多孔質シリカ骨格をその場生成</w:t>
-            </w:r>
-          </w:p>
-        </w:tc>
-      </w:tr>
-      <w:tr>
-        <w:tc>
-          <w:tcPr>
-            <w:tcW w:type="dxa" w:w="1994"/>
-            <w:vAlign w:val="center"/>
-            <w:tcW w:w="2000" w:type="dxa"/>
-          </w:tcPr>
-          <w:p>
-            <w:pPr>
-              <w:spacing w:before="20" w:after="20" w:lineRule="exact" w:line="240"/>
-              <w:jc w:val="left"/>
-            </w:pPr>
-            <w:r>
-              <w:rPr>
-                <w:rFonts w:ascii="MS PGothic" w:hAnsi="MS PGothic" w:eastAsia="MS PGothic"/>
-                <w:b w:val="0"/>
-                <w:color w:val="000000"/>
-                <w:sz w:val="18"/>
-              </w:rPr>
-              <w:t>⑤長期保存安定性</w:t>
-            </w:r>
-          </w:p>
-        </w:tc>
-        <w:tc>
-          <w:tcPr>
-            <w:tcW w:type="dxa" w:w="1994"/>
-            <w:vAlign w:val="center"/>
-            <w:tcW w:w="900" w:type="dxa"/>
-          </w:tcPr>
-          <w:p>
-            <w:pPr>
-              <w:spacing w:before="20" w:after="20" w:lineRule="exact" w:line="240"/>
-              <w:jc w:val="center"/>
-            </w:pPr>
-            <w:r>
-              <w:rPr>
-                <w:rFonts w:ascii="MS PGothic" w:hAnsi="MS PGothic" w:eastAsia="MS PGothic"/>
-                <w:b w:val="0"/>
-                <w:color w:val="000000"/>
-                <w:sz w:val="18"/>
-              </w:rPr>
-              <w:t>×</w:t>
-            </w:r>
-          </w:p>
-        </w:tc>
-        <w:tc>
-          <w:tcPr>
-            <w:tcW w:type="dxa" w:w="1994"/>
-            <w:vAlign w:val="center"/>
-            <w:tcW w:w="1600" w:type="dxa"/>
-          </w:tcPr>
-          <w:p>
-            <w:pPr>
-              <w:spacing w:before="20" w:after="20" w:lineRule="exact" w:line="240"/>
-              <w:jc w:val="center"/>
-            </w:pPr>
-            <w:r>
-              <w:rPr>
-                <w:rFonts w:ascii="MS PGothic" w:hAnsi="MS PGothic" w:eastAsia="MS PGothic"/>
-                <w:b w:val="0"/>
-                <w:color w:val="000000"/>
-                <w:sz w:val="18"/>
-              </w:rPr>
-              <w:t>△</w:t>
-            </w:r>
-          </w:p>
-        </w:tc>
-        <w:tc>
-          <w:tcPr>
-            <w:tcW w:type="dxa" w:w="1994"/>
-            <w:vAlign w:val="center"/>
-            <w:tcW w:w="1700" w:type="dxa"/>
-          </w:tcPr>
-          <w:p>
-            <w:pPr>
-              <w:spacing w:before="20" w:after="20" w:lineRule="exact" w:line="240"/>
-              <w:jc w:val="center"/>
-            </w:pPr>
-            <w:r>
-              <w:rPr>
-                <w:rFonts w:ascii="MS PGothic" w:hAnsi="MS PGothic" w:eastAsia="MS PGothic"/>
-                <w:b w:val="0"/>
-                <w:color w:val="000000"/>
-                <w:sz w:val="18"/>
-              </w:rPr>
-              <w:t>◎</w:t>
-            </w:r>
-          </w:p>
-        </w:tc>
-        <w:tc>
-          <w:tcPr>
-            <w:tcW w:type="dxa" w:w="1994"/>
-            <w:vAlign w:val="center"/>
-            <w:tcW w:w="3160" w:type="dxa"/>
-          </w:tcPr>
-          <w:p>
-            <w:pPr>
-              <w:spacing w:before="20" w:after="20" w:lineRule="exact" w:line="240"/>
-              <w:jc w:val="center"/>
-            </w:pPr>
-            <w:r>
-              <w:rPr>
-                <w:rFonts w:ascii="MS PGothic" w:hAnsi="MS PGothic" w:eastAsia="MS PGothic"/>
-                <w:b w:val="0"/>
-                <w:color w:val="000000"/>
-                <w:sz w:val="18"/>
-              </w:rPr>
-              <w:t>455日後も燃焼挙動不変（水素結合→共有結合を許容）</w:t>
+              <w:t>—</w:t>
             </w:r>
           </w:p>
         </w:tc>
@@ -5468,7 +3001,7 @@
                 <w:color w:val="000000"/>
                 <w:sz w:val="18"/>
               </w:rPr>
-              <w:t>［図挿入欄］Fig. 6：水 / AquaGel-K / 本研究 WEG の5要件充足比較チャート（◎○△×）　＊WEG のみ全5要件で◎、既存品は (3)(4)(5) で×〜△</w:t>
+              <w:t>［図挿入欄］Fig. S12：TGA（水分保持＝室温〜200℃／木粉＋ゲルの難燃性＝250〜500℃）、Fig. S13：FT-IR ATR（燃焼前後、CH:SiO 比）、Fig. S14：XPS 元素組成（O/Na/Si/C、燃焼前後）</w:t>
             </w:r>
           </w:p>
         </w:tc>
@@ -5505,7 +3038,7 @@
           <w:color w:val="000000"/>
           <w:sz w:val="19"/>
         </w:rPr>
-        <w:t>本研究の核心メカニズムは3ステップに集約される。第1に水の蒸発（火炎の輻射熱・伝導熱を吸収し、気化潜熱によって基材への熱流束を低減する初期保護）、第2に CSP の焼結（水分蒸発後の温度上昇に伴う粒子間ネック形成・共有結合化）、第3に多孔質シリカエアロゲル断熱層の形成（固体断熱層が7分以上の継続保護を実現）、という流れである。この3段階は TGA/DSC・断面 SEM・FT-IR・XPS のすべての分析によって化学的・構造的に整合した形で裏付けられており、メカニズムの信頼性は高い。特に TGA による温度同期性の実証と断面 SEM による焼結段階の可視化は、提案メカニズムを独立した分析手法で検証した説得力の高い結果と言える。</w:t>
+        <w:t>本ゲルの核心は、水の蒸発（吸熱による初期冷却）→ CSP の焼結（粒界形成・ネック成長）→ 多孔質シリカエアロゲル断熱層の形成、という熱活性化プロセスである。これは TGA・SEM・FT-IR・XPS によって構造的・化学的に裏付けられた。得られた成果は、(1) 市販品の3〜6倍の保護時間（HEC+MC 系 7分以上、MHEC 系 5分以上）、(2) 455日に及ぶ長期保存安定性（特に MHEC 系は熟成が穏やか）、(3) せん断希薄化・自己修復性・適度な降伏応力に基づく噴霧可能性、(4) 食品グレード原料による持続可能性、の4点である。WEG は「単なる水のキャリア（乾けば終わり）」から「熱を受けて自身を断熱材へ変態させる難燃材料（乾いてから効く）」へと進化した。</w:t>
       </w:r>
     </w:p>
     <w:p>
@@ -5520,37 +3053,7 @@
           <w:color w:val="000000"/>
           <w:sz w:val="19"/>
         </w:rPr>
-        <w:t>得られた4つの主要成果は以下の通りである。(1) 市販品の3〜6倍に及ぶ保護時間（Time to char &gt;= 7分 vs. AquaGel-K 約1.5分、n &gt;= 3 で統計的に有意）、(2) 455日超の長期保存安定性（燃焼挙動不変、MHEC 系の降伏応力変化率 +38% と穏やか）、(3) 既存機材でそのまま使える噴霧可能性（せん断希薄化・自己修復性・適度な降伏応力に基づく設計）、(4) 食品グレード・生分解性の持続可能原料のみによる構成。これらにより、WEG は「単なる水のキャリア（水が飛んだら終わり）」から「熱を受けて自分自身を断熱材へと能動的に変態させる難燃材料（水が飛んでからが本番）」へと概念的に進化した。乾燥という従来の致命的弱点を逆に保護発現のトリガーへ転換した点に、本研究の最も本質的な独創性がある。</w:t>
-      </w:r>
-    </w:p>
-    <w:p>
-      <w:pPr>
-        <w:spacing w:before="0" w:after="40" w:lineRule="exact" w:line="280"/>
-        <w:ind w:firstLine="227"/>
-      </w:pPr>
-      <w:r>
-        <w:rPr>
-          <w:rFonts w:ascii="MS PGothic" w:hAnsi="MS PGothic" w:eastAsia="MS PGothic"/>
-          <w:b w:val="0"/>
-          <w:color w:val="000000"/>
-          <w:sz w:val="19"/>
-        </w:rPr>
-        <w:t>今後の課題としては、まず大規模製造へのスケールアップ（現状は実験室スケールでの検証）と製造コストの低減が挙げられる。次に、屋外環境での長期耐候性（紫外線・降雨・凍結融解・温度変動による性能変化）の実地検証が必要であり、本論文は基礎実証の段階に位置づけられる。また、現場での散布密度・乾燥条件・風速・基材の種類（金属・コンクリート・瓦等）がエアロゲル形成に与える影響、さらに火炎からの距離・輻射熱強度などの条件依存性も今後の研究課題である。規制・認証の観点では、消防機器としての認定試験や環境安全性評価も実用化に向けた重要なハードルとなる。</w:t>
-      </w:r>
-    </w:p>
-    <w:p>
-      <w:pPr>
-        <w:spacing w:before="0" w:after="40" w:lineRule="exact" w:line="280"/>
-        <w:ind w:firstLine="227"/>
-      </w:pPr>
-      <w:r>
-        <w:rPr>
-          <w:rFonts w:ascii="MS PGothic" w:hAnsi="MS PGothic" w:eastAsia="MS PGothic"/>
-          <w:b w:val="0"/>
-          <w:color w:val="000000"/>
-          <w:sz w:val="19"/>
-        </w:rPr>
-        <w:t>自身の研究との関連では、共有結合架橋を用いずに動的水素結合のみで付着性・噴霧性・自己修復性を作り込むレオロジー設計の考え方が直接的な参考となる。また、LAOS と Herschel–Bulkley 解析を組み合わせた降伏応力の2側面（静的・動的）評価手法は、自身のハイドロゲル系の物性設計・評価においても応用できる有用な方法論である。特に「静的降伏応力 = 付着性・耐ダレ性」「動的降伏応力 = 噴霧性・流動性」という機能への対応づけのフレームワークは、注射可能なゲル（injectable hydrogel）の設計にも直接応用できる。さらに、界面活性剤添加がネットワーク弱体化をもたらしたというネガティブ結果は、自身の研究で添加物を検討する際の参考になる知見である。本論文のレオロジー測定手法・解析プロトコルは、実用目的のゲル材料の設計指針として普遍的な価値を持つ。</w:t>
+        <w:t>自身の研究との関連では、共有結合架橋に頼らず動的水素結合のみで付着・噴霧・自己修復を作り込む設計思想と、LAOS（静的降伏応力＝付着性）と Herschel–Bulkley 解析（動的降伏応力＝噴霧性）を組み合わせて降伏応力を2側面から評価する手法は、自身のハイドロゲルの物性設計・評価にも応用できる有用な枠組みである。今後の課題は大規模製造・コスト低減・屋外耐候性の検証であり、本論文は基礎実証の段階に位置づけられる。</w:t>
       </w:r>
     </w:p>
     <w:sectPr>
